--- a/plantillas_maestras/02_seguro_vida/materia_general_asegurativa/2_o_mas_ddos_varios/mujer/TPL_1690_2025_SEGURO_VIDA_MATERIA_GENERAL_ASEGURATIVA_ASEGURADORA_MUJER_R2.docx
+++ b/plantillas_maestras/02_seguro_vida/materia_general_asegurativa/2_o_mas_ddos_varios/mujer/TPL_1690_2025_SEGURO_VIDA_MATERIA_GENERAL_ASEGURATIVA_ASEGURADORA_MUJER_R2.docx
@@ -277,7 +277,7 @@
           <w14:ligatures w14:val="none"/>
         </w:rPr>
         <w:tab/>
-        <w:t xml:space="preserve">:       </w:t>
+        <w:t xml:space="preserve">: </w:t>
       </w:r>
       <w:r>
         <w:rPr>
@@ -632,7 +632,7 @@
           <w:lang w:val="es-ES" w:eastAsia="es-ES"/>
           <w14:ligatures w14:val="none"/>
         </w:rPr>
-        <w:t xml:space="preserve"> presuntas infracciones a la Ley N°29571, Código de Protección y Defensa del Consumidor (en adelante, Código)</w:t>
+        <w:t xml:space="preserve"> presuntas infracciones a la Ley 29571, Código de Protección y Defensa del Consumidor (en adelante, Código)</w:t>
       </w:r>
       <w:r>
         <w:rPr>
@@ -732,7 +732,7 @@
           <w:lang w:eastAsia="es-ES"/>
           <w14:ligatures w14:val="none"/>
         </w:rPr>
-        <w:t xml:space="preserve">para el Seguro Vida Futuro Protegido 65 Años – Póliza N° U0099954 (en adelante, Seguro </w:t>
+        <w:t xml:space="preserve">para el Seguro Vida Futuro Protegido 65 Años – Póliza U0099954 (en adelante, Seguro </w:t>
       </w:r>
       <w:r>
         <w:rPr>
@@ -2092,7 +2092,7 @@
           <w:lang w:eastAsia="es-PE"/>
           <w14:ligatures w14:val="none"/>
         </w:rPr>
-        <w:t>Secretaría Técnica de la Comisión de Protección al Consumidor N°1 (en adelante, la Secretaría Técnica), en ejercicio de sus facultades</w:t>
+        <w:t>Secretaría Técnica de la Comisión de Protección al Consumidor 1 (en adelante, la Secretaría Técnica), en ejercicio de sus facultades</w:t>
       </w:r>
       <w:r>
         <w:rPr>
@@ -2125,7 +2125,7 @@
         <w:rPr>
           <w:rFonts w:ascii="Arial Narrow" w:hAnsi="Arial Narrow"/>
         </w:rPr>
-        <w:t>la compañía aseguradora no habría cumplido con otorgar al denunciante el monto que le correspondía por rescate total del Seguro de Vida - Póliza N° U0099954, conforme le fue ofrecido en la proyección de saldos en cuenta remitida el 28 de mayo de 2014, puesto que se le entregó un monto menor</w:t>
+        <w:t>la compañía aseguradora no habría cumplido con otorgar al denunciante el monto que le correspondía por rescate total del Seguro de Vida - Póliza U0099954, conforme le fue ofrecido en la proyección de saldos en cuenta remitida el 28 de mayo de 2014, puesto que se le entregó un monto menor</w:t>
       </w:r>
       <w:r>
         <w:rPr>
@@ -2143,7 +2143,7 @@
           <w:lang w:eastAsia="es-PE"/>
           <w14:ligatures w14:val="none"/>
         </w:rPr>
-        <w:t>°</w:t>
+        <w:t/>
       </w:r>
       <w:r>
         <w:rPr>
@@ -2161,7 +2161,7 @@
           <w:lang w:eastAsia="es-PE"/>
           <w14:ligatures w14:val="none"/>
         </w:rPr>
-        <w:t>°</w:t>
+        <w:t/>
       </w:r>
       <w:r>
         <w:rPr>
@@ -2275,7 +2275,7 @@
         <w:rPr>
           <w:rFonts w:ascii="Arial Narrow" w:hAnsi="Arial Narrow"/>
         </w:rPr>
-        <w:t>la compañía aseguradora no habría asegurado la disponibilidad de sus plataformas digitales el 27 de junio de 2025 para que el denunciante pueda solicitar el valor de rescate del Seguro de Vida - Póliza N° U0099954</w:t>
+        <w:t>la compañía aseguradora no habría asegurado la disponibilidad de sus plataformas digitales el 27 de junio de 2025 para que el denunciante pueda solicitar el valor de rescate del Seguro de Vida - Póliza U0099954</w:t>
       </w:r>
       <w:r>
         <w:rPr>
@@ -2313,7 +2313,7 @@
           <w:lang w:eastAsia="es-PE"/>
           <w14:ligatures w14:val="none"/>
         </w:rPr>
-        <w:t>°</w:t>
+        <w:t/>
       </w:r>
       <w:r>
         <w:rPr>
@@ -2331,7 +2331,7 @@
           <w:lang w:eastAsia="es-PE"/>
           <w14:ligatures w14:val="none"/>
         </w:rPr>
-        <w:t>°</w:t>
+        <w:t/>
       </w:r>
       <w:r>
         <w:rPr>
@@ -2825,7 +2825,7 @@
         <w:rPr>
           <w:rFonts w:ascii="Arial Narrow" w:hAnsi="Arial Narrow"/>
         </w:rPr>
-        <w:t>de un monto mayor a las cuotas mensuales de las primas de la Póliza N° U0099954 desde enero de 2015 a mayo de 2025</w:t>
+        <w:t>de un monto mayor a las cuotas mensuales de las primas de la Póliza U0099954 desde enero de 2015 a mayo de 2025</w:t>
       </w:r>
       <w:r>
         <w:rPr>
@@ -2863,7 +2863,7 @@
           <w:lang w:eastAsia="es-PE"/>
           <w14:ligatures w14:val="none"/>
         </w:rPr>
-        <w:t>°</w:t>
+        <w:t/>
       </w:r>
       <w:r>
         <w:rPr>
@@ -2881,7 +2881,7 @@
           <w:lang w:eastAsia="es-PE"/>
           <w14:ligatures w14:val="none"/>
         </w:rPr>
-        <w:t>°</w:t>
+        <w:t/>
       </w:r>
       <w:r>
         <w:rPr>
@@ -3010,7 +3010,7 @@
         <w:rPr>
           <w:rFonts w:ascii="Arial Narrow" w:hAnsi="Arial Narrow"/>
         </w:rPr>
-        <w:t>de las primas de la Póliza N° U0099954 desde la cuenta en soles del Banco BBVA Perú S.A</w:t>
+        <w:t>de las primas de la Póliza U0099954 desde la cuenta en soles del Banco BBVA Perú S.A</w:t>
       </w:r>
       <w:r>
         <w:rPr>
@@ -3054,7 +3054,7 @@
           <w:lang w:eastAsia="es-PE"/>
           <w14:ligatures w14:val="none"/>
         </w:rPr>
-        <w:t>°</w:t>
+        <w:t/>
       </w:r>
       <w:r>
         <w:rPr>
@@ -3072,7 +3072,7 @@
           <w:lang w:eastAsia="es-PE"/>
           <w14:ligatures w14:val="none"/>
         </w:rPr>
-        <w:t>°</w:t>
+        <w:t/>
       </w:r>
       <w:r>
         <w:rPr>
@@ -3314,7 +3314,7 @@
           <w:lang w:val="es-ES" w:eastAsia="es-ES"/>
           <w14:ligatures w14:val="none"/>
         </w:rPr>
-        <w:t>(i) presentar una copia completa, legible y debidamente suscrita de Póliza N° U0099954 del Seguro de Vida, así como el cargo de remisión de la póliza; (ii) presentar la liquidación de la Póliza N° U0099954 del Seguro de Vida, donde se aprecia los aportes de primas, descuentos, cargos, entre otros; y, (iii) presentar todas las comunicaciones cursadas con la parte denunciante en virtud del hecho materia de denuncia</w:t>
+        <w:t>(i) presentar una copia completa, legible y debidamente suscrita de Póliza U0099954 del Seguro de Vida, así como el cargo de remisión de la póliza; (ii) presentar la liquidación de la Póliza U0099954 del Seguro de Vida, donde se aprecia los aportes de primas, descuentos, cargos, entre otros; y, (iii) presentar todas las comunicaciones cursadas con la parte denunciante en virtud del hecho materia de denuncia</w:t>
       </w:r>
       <w:r>
         <w:rPr>
@@ -3374,7 +3374,7 @@
           <w:lang w:eastAsia="es-PE"/>
           <w14:ligatures w14:val="none"/>
         </w:rPr>
-        <w:t xml:space="preserve">RESOLUCIÓN DE LA SECRETARÍA TÉCNICA  </w:t>
+        <w:t xml:space="preserve">RESOLUCIÓN DE LA SECRETARÍA TÉCNICA </w:t>
       </w:r>
     </w:p>
     <w:p>
@@ -3628,7 +3628,7 @@
           <w:lang w:eastAsia="es-PE"/>
           <w14:ligatures w14:val="none"/>
         </w:rPr>
-        <w:t xml:space="preserve"> infracción a los artículos 18° y 19°</w:t>
+        <w:t xml:space="preserve"> infracción a los artículos 18 y 19</w:t>
       </w:r>
       <w:r>
         <w:rPr>
@@ -3669,7 +3669,7 @@
           <w:lang w:eastAsia="es-PE"/>
           <w14:ligatures w14:val="none"/>
         </w:rPr>
-        <w:t xml:space="preserve">a compañía aseguradora no habría cumplido con otorgar al denunciante el monto que le correspondía por rescate total del Seguro de Vida - Póliza N° U0099954, conforme le fue ofrecido en la proyección de saldos en cuenta remitida el </w:t>
+        <w:t xml:space="preserve">a compañía aseguradora no habría cumplido con otorgar al denunciante el monto que le correspondía por rescate total del Seguro de Vida - Póliza U0099954, conforme le fue ofrecido en la proyección de saldos en cuenta remitida el </w:t>
       </w:r>
       <w:r>
         <w:rPr>
@@ -3755,7 +3755,7 @@
           <w:lang w:eastAsia="es-PE"/>
           <w14:ligatures w14:val="none"/>
         </w:rPr>
-        <w:t xml:space="preserve"> infracción a los artículos 18° y 19°</w:t>
+        <w:t xml:space="preserve"> infracción a los artículos 18 y 19</w:t>
       </w:r>
       <w:r>
         <w:rPr>
@@ -3826,7 +3826,7 @@
           <w:lang w:eastAsia="es-PE"/>
           <w14:ligatures w14:val="none"/>
         </w:rPr>
-        <w:t xml:space="preserve"> el valor de rescate del Seguro de Vida - Póliza N° U0099954</w:t>
+        <w:t xml:space="preserve"> el valor de rescate del Seguro de Vida - Póliza U0099954</w:t>
       </w:r>
       <w:r>
         <w:rPr>
@@ -3876,7 +3876,7 @@
         <w:rPr>
           <w:rFonts w:ascii="Arial Narrow" w:eastAsia="Arial Narrow" w:hAnsi="Arial Narrow" w:cs="Arial Narrow"/>
         </w:rPr>
-        <w:t xml:space="preserve">Presunta infracción al numeral 88.1 del artículo 88 de la Ley N° 29571, Código de Protección y Defensa del Consumidor, </w:t>
+        <w:t xml:space="preserve">Presunta infracción al numeral 88.1 del artículo 88 de la Ley 29571, Código de Protección y Defensa del Consumidor, </w:t>
       </w:r>
       <w:r>
         <w:rPr>
@@ -3960,7 +3960,7 @@
         <w:rPr>
           <w:rFonts w:ascii="Arial Narrow" w:eastAsia="Arial Narrow" w:hAnsi="Arial Narrow" w:cs="Arial Narrow"/>
         </w:rPr>
-        <w:t xml:space="preserve">Presunta infracción al numeral 88.1 del artículo 88 de la Ley N° 29571, Código de Protección y Defensa del Consumidor, </w:t>
+        <w:t xml:space="preserve">Presunta infracción al numeral 88.1 del artículo 88 de la Ley 29571, Código de Protección y Defensa del Consumidor, </w:t>
       </w:r>
       <w:r>
         <w:rPr>
@@ -4044,7 +4044,7 @@
         <w:rPr>
           <w:rFonts w:ascii="Arial Narrow" w:eastAsia="Arial Narrow" w:hAnsi="Arial Narrow" w:cs="Arial Narrow"/>
         </w:rPr>
-        <w:t xml:space="preserve">Presunta infracción al numeral 88.1 del artículo 88 de la Ley N° 29571, Código de Protección y Defensa del Consumidor, </w:t>
+        <w:t xml:space="preserve">Presunta infracción al numeral 88.1 del artículo 88 de la Ley 29571, Código de Protección y Defensa del Consumidor, </w:t>
       </w:r>
       <w:r>
         <w:rPr>
@@ -4144,7 +4144,7 @@
           <w:lang w:eastAsia="es-PE"/>
           <w14:ligatures w14:val="none"/>
         </w:rPr>
-        <w:t xml:space="preserve"> infracción a los artículos 18° y 19°</w:t>
+        <w:t xml:space="preserve"> infracción a los artículos 18 y 19</w:t>
       </w:r>
       <w:r>
         <w:rPr>
@@ -4226,7 +4226,7 @@
           <w14:ligatures w14:val="none"/>
         </w:rPr>
         <w:lastRenderedPageBreak/>
-        <w:t>las cuotas mensuales de las primas de la Póliza N° U0099954 desde enero de 2015 a mayo de 2025</w:t>
+        <w:t>las cuotas mensuales de las primas de la Póliza U0099954 desde enero de 2015 a mayo de 2025</w:t>
       </w:r>
       <w:r>
         <w:rPr>
@@ -4289,7 +4289,7 @@
           <w:lang w:eastAsia="es-PE"/>
           <w14:ligatures w14:val="none"/>
         </w:rPr>
-        <w:t xml:space="preserve"> infracción a los artículos 18° y 19°</w:t>
+        <w:t xml:space="preserve"> infracción a los artículos 18 y 19</w:t>
       </w:r>
       <w:r>
         <w:rPr>
@@ -4350,7 +4350,7 @@
           <w:lang w:eastAsia="es-PE"/>
           <w14:ligatures w14:val="none"/>
         </w:rPr>
-        <w:t xml:space="preserve"> de las primas de la Póliza N° U0099954 desde la cuenta en soles del Banco BBVA Perú S.A</w:t>
+        <w:t xml:space="preserve"> de las primas de la Póliza U0099954 desde la cuenta en soles del Banco BBVA Perú S.A</w:t>
       </w:r>
       <w:r>
         <w:rPr>
@@ -4655,7 +4655,7 @@
           <w:lang w:eastAsia="es-PE"/>
           <w14:ligatures w14:val="none"/>
         </w:rPr>
-        <w:t>°</w:t>
+        <w:t/>
       </w:r>
       <w:r>
         <w:rPr>
@@ -4733,7 +4733,7 @@
           <w:lang w:eastAsia="es-PE"/>
           <w14:ligatures w14:val="none"/>
         </w:rPr>
-        <w:t>°</w:t>
+        <w:t/>
       </w:r>
       <w:r>
         <w:rPr>
@@ -4939,7 +4939,7 @@
           <w:lang w:eastAsia="es-PE"/>
           <w14:ligatures w14:val="none"/>
         </w:rPr>
-        <w:t>°</w:t>
+        <w:t/>
       </w:r>
       <w:r>
         <w:rPr>
@@ -5071,7 +5071,7 @@
           <w:lang w:val="es-ES" w:eastAsia="es-ES"/>
           <w14:ligatures w14:val="none"/>
         </w:rPr>
-        <w:t xml:space="preserve">(i) presentar una copia completa, legible y debidamente suscrita de Póliza N° </w:t>
+        <w:t xml:space="preserve">(i) presentar una copia completa, legible y debidamente suscrita de Póliza </w:t>
       </w:r>
       <w:r>
         <w:rPr>
@@ -5141,7 +5141,7 @@
           <w:lang w:val="es-ES" w:eastAsia="es-ES"/>
           <w14:ligatures w14:val="none"/>
         </w:rPr>
-        <w:t xml:space="preserve">) presentar la liquidación de la Póliza N° </w:t>
+        <w:t xml:space="preserve">) presentar la liquidación de la Póliza </w:t>
       </w:r>
       <w:r>
         <w:rPr>
@@ -5300,7 +5300,7 @@
           <w:lang w:eastAsia="es-PE"/>
           <w14:ligatures w14:val="none"/>
         </w:rPr>
-        <w:t>°</w:t>
+        <w:t/>
       </w:r>
       <w:r>
         <w:rPr>
@@ -5341,7 +5341,7 @@
           <w:lang w:eastAsia="es-PE"/>
           <w14:ligatures w14:val="none"/>
         </w:rPr>
-        <w:t>°</w:t>
+        <w:t/>
       </w:r>
       <w:r>
         <w:rPr>
@@ -5361,7 +5361,7 @@
           <w:lang w:eastAsia="es-PE"/>
           <w14:ligatures w14:val="none"/>
         </w:rPr>
-        <w:t>°</w:t>
+        <w:t/>
       </w:r>
       <w:r>
         <w:rPr>
@@ -5381,7 +5381,7 @@
           <w:lang w:eastAsia="es-PE"/>
           <w14:ligatures w14:val="none"/>
         </w:rPr>
-        <w:t>°</w:t>
+        <w:t/>
       </w:r>
       <w:r>
         <w:rPr>
@@ -5434,7 +5434,7 @@
           <w:lang w:eastAsia="es-PE"/>
           <w14:ligatures w14:val="none"/>
         </w:rPr>
-        <w:t>°</w:t>
+        <w:t/>
       </w:r>
       <w:r>
         <w:rPr>
@@ -5525,7 +5525,7 @@
           <w:lang w:eastAsia="es-PE"/>
           <w14:ligatures w14:val="none"/>
         </w:rPr>
-        <w:t>°</w:t>
+        <w:t/>
       </w:r>
       <w:r>
         <w:rPr>
@@ -5599,7 +5599,7 @@
           <w:lang w:eastAsia="es-PE"/>
           <w14:ligatures w14:val="none"/>
         </w:rPr>
-        <w:t>°</w:t>
+        <w:t/>
       </w:r>
       <w:r>
         <w:rPr>
@@ -5607,7 +5607,7 @@
           <w:kern w:val="0"/>
           <w14:ligatures w14:val="none"/>
         </w:rPr>
-        <w:t xml:space="preserve"> del Decreto Legislativo N° 807</w:t>
+        <w:t xml:space="preserve"> del Decreto Legislativo 807</w:t>
       </w:r>
       <w:r>
         <w:rPr>
@@ -5943,7 +5943,7 @@
           <w:lang w:eastAsia="es-PE"/>
           <w14:ligatures w14:val="none"/>
         </w:rPr>
-        <w:t>°</w:t>
+        <w:t/>
       </w:r>
       <w:r>
         <w:rPr>
@@ -5960,7 +5960,7 @@
           <w:lang w:eastAsia="es-PE"/>
           <w14:ligatures w14:val="none"/>
         </w:rPr>
-        <w:t>°</w:t>
+        <w:t/>
       </w:r>
       <w:r>
         <w:rPr>
@@ -6142,7 +6142,7 @@
           <w:kern w:val="0"/>
           <w14:ligatures w14:val="none"/>
         </w:rPr>
-        <w:t> Protección al Consumidor N° 1</w:t>
+        <w:t> Protección al Consumidor 1</w:t>
       </w:r>
     </w:p>
     <w:p>
@@ -6450,7 +6450,7 @@
           <w:sz w:val="16"/>
           <w:szCs w:val="16"/>
         </w:rPr>
-        <w:t xml:space="preserve">  </w:t>
+        <w:t xml:space="preserve"> </w:t>
       </w:r>
       <w:r>
         <w:rPr>
@@ -6468,7 +6468,7 @@
           <w:sz w:val="16"/>
           <w:szCs w:val="16"/>
         </w:rPr>
-        <w:t xml:space="preserve">LEY N° 29571, CÓDIGO DE PROTECCIÓN Y DEFENSA DEL CONSUMIDOR, publicado el 2 de setiembre de 2010 y modificado por Decreto Legislativo N° 1308 </w:t>
+        <w:t xml:space="preserve">LEY 29571, CÓDIGO DE PROTECCIÓN Y DEFENSA DEL CONSUMIDOR, publicado el 2 de setiembre de 2010 y modificado por Decreto Legislativo 1308 </w:t>
       </w:r>
     </w:p>
     <w:p>
@@ -6520,7 +6520,7 @@
           <w:szCs w:val="16"/>
         </w:rPr>
         <w:tab/>
-        <w:t xml:space="preserve">El Instituto Nacional de Defensa de la Competencia y de la Protección de la Propiedad Intelectual (Indecopi) es la autoridad con competencia primaria y de alcance nacional para conocer las presuntas infracciones a las disposiciones contenidas en el presente Código, así como para imponer las sanciones y medidas correctivas establecidas en el presente capítulo, conforme al Decreto Legislativo N° 1033, Ley de Organización y Funciones del Indecopi. Dicha competencia solo puede ser negada cuando ella haya sido asignada o se asigne a favor de otro organismo por norma expresa con rango de ley. </w:t>
+        <w:t xml:space="preserve">El Instituto Nacional de Defensa de la Competencia y de la Protección de la Propiedad Intelectual (Indecopi) es la autoridad con competencia primaria y de alcance nacional para conocer las presuntas infracciones a las disposiciones contenidas en el presente Código, así como para imponer las sanciones y medidas correctivas establecidas en el presente capítulo, conforme al Decreto Legislativo 1033, Ley de Organización y Funciones del Indecopi. Dicha competencia solo puede ser negada cuando ella haya sido asignada o se asigne a favor de otro organismo por norma expresa con rango de ley. </w:t>
       </w:r>
     </w:p>
     <w:p>
@@ -6594,7 +6594,7 @@
           <w:sz w:val="16"/>
           <w:szCs w:val="16"/>
         </w:rPr>
-        <w:t xml:space="preserve">LEY DE ORGANIZACIÓN Y FUNCIONES DEL INDECOPI, APROBADA POR DECRETO LEGISLATIVO N° 1033 </w:t>
+        <w:t xml:space="preserve">LEY DE ORGANIZACIÓN Y FUNCIONES DEL INDECOPI, APROBADA POR DECRETO LEGISLATIVO 1033 </w:t>
       </w:r>
     </w:p>
     <w:p>
@@ -6703,7 +6703,7 @@
           <w:sz w:val="16"/>
           <w:szCs w:val="16"/>
         </w:rPr>
-        <w:t xml:space="preserve">           </w:t>
+        <w:t xml:space="preserve"> </w:t>
       </w:r>
       <w:r>
         <w:rPr>
@@ -6721,7 +6721,7 @@
           <w:sz w:val="16"/>
           <w:szCs w:val="16"/>
         </w:rPr>
-        <w:t xml:space="preserve">LEY N° 29571, CÓDIGO DE PROTECCIÓN Y DEFENSA DEL CONSUMIDOR, publicado el 2 de setiembre de 2010 y modificado por Decreto Legislativo N° 1308   </w:t>
+        <w:t xml:space="preserve">LEY 29571, CÓDIGO DE PROTECCIÓN Y DEFENSA DEL CONSUMIDOR, publicado el 2 de setiembre de 2010 y modificado por Decreto Legislativo 1308 </w:t>
       </w:r>
     </w:p>
     <w:p>
@@ -6745,7 +6745,7 @@
           <w:sz w:val="16"/>
           <w:szCs w:val="16"/>
         </w:rPr>
-        <w:t xml:space="preserve">Artículo 18.- Idoneidad   </w:t>
+        <w:t xml:space="preserve">Artículo 18.- Idoneidad </w:t>
       </w:r>
     </w:p>
     <w:p>
@@ -6765,7 +6765,7 @@
           <w:sz w:val="16"/>
           <w:szCs w:val="16"/>
         </w:rPr>
-        <w:t xml:space="preserve">Se entiende por idoneidad la correspondencia entre lo que un consumidor espera y lo que efectivamente recibe, en función a lo que se le hubiera ofrecido, la publicidad e información transmitida, las condiciones y circunstancias de la transacción, las características y naturaleza del producto o servicio, el precio, entre otros factores, atendiendo a las circunstancias del caso.    </w:t>
+        <w:t xml:space="preserve">Se entiende por idoneidad la correspondencia entre lo que un consumidor espera y lo que efectivamente recibe, en función a lo que se le hubiera ofrecido, la publicidad e información transmitida, las condiciones y circunstancias de la transacción, las características y naturaleza del producto o servicio, el precio, entre otros factores, atendiendo a las circunstancias del caso. </w:t>
       </w:r>
     </w:p>
     <w:p>
@@ -6886,7 +6886,7 @@
           <w:sz w:val="16"/>
           <w:szCs w:val="16"/>
         </w:rPr>
-        <w:t xml:space="preserve">           </w:t>
+        <w:t xml:space="preserve"> </w:t>
       </w:r>
       <w:r>
         <w:rPr>
@@ -6904,7 +6904,7 @@
           <w:sz w:val="16"/>
           <w:szCs w:val="16"/>
         </w:rPr>
-        <w:t xml:space="preserve">LEY N° 29571, CÓDIGO DE PROTECCIÓN Y DEFENSA DEL CONSUMIDOR, publicado el 2 de setiembre de 2010 y modificado por Decreto Legislativo N° 1308 </w:t>
+        <w:t xml:space="preserve">LEY 29571, CÓDIGO DE PROTECCIÓN Y DEFENSA DEL CONSUMIDOR, publicado el 2 de setiembre de 2010 y modificado por Decreto Legislativo 1308 </w:t>
       </w:r>
     </w:p>
     <w:p>
@@ -6994,7 +6994,7 @@
           <w:sz w:val="16"/>
           <w:szCs w:val="16"/>
         </w:rPr>
-        <w:t xml:space="preserve">  </w:t>
+        <w:t xml:space="preserve"> </w:t>
       </w:r>
       <w:r>
         <w:rPr>
@@ -7012,7 +7012,7 @@
           <w:sz w:val="16"/>
           <w:szCs w:val="16"/>
         </w:rPr>
-        <w:t>LEY SOBRE FACULTADES, NORMAS Y ORGANIZACIÓN DEL INDECOPI, APROBADA POR DECRETO LEGISLATIVO N° 807 Artículo 24.-</w:t>
+        <w:t>LEY SOBRE FACULTADES, NORMAS Y ORGANIZACIÓN DEL INDECOPI, APROBADA POR DECRETO LEGISLATIVO 807 Artículo 24.-</w:t>
       </w:r>
       <w:r>
         <w:rPr>
@@ -7170,7 +7170,7 @@
           <w:szCs w:val="16"/>
         </w:rPr>
         <w:tab/>
-        <w:t>El número de trabajadores se atenderá siempre que la empresa haya sido constituida antes de la vigencia de la Ley Nº 30056, publicada el 2 de julio de 2013, que modificó el artículo 5 del Texto Único Ordenado de la Ley de Promoción de la Competitividad, Formalización y Desarrollo de la Micro y Pequeña Empresa y de Acceso al Empleo Decente (LEY MYPE). Ello, en la medida que la Tercera Disposición Complementaria Transitoria de la norma modificatoria precisa que las empresas constituidas antes de la entrada en vigencia de dicha Ley se rigen por los requisitos de acogimiento al régimen de las micro y pequeñas empresas regulados en el Decreto Legislativo 1086.</w:t>
+        <w:t>El número de trabajadores se atenderá siempre que la empresa haya sido constituida antes de la vigencia de la Ley 30056, publicada el 2 de julio de 2013, que modificó el artículo 5 del Texto Único Ordenado de la Ley de Promoción de la Competitividad, Formalización y Desarrollo de la Micro y Pequeña Empresa y de Acceso al Empleo Decente (LEY MYPE). Ello, en la medida que la Tercera Disposición Complementaria Transitoria de la norma modificatoria precisa que las empresas constituidas antes de la entrada en vigencia de dicha Ley se rigen por los requisitos de acogimiento al régimen de las micro y pequeñas empresas regulados en el Decreto Legislativo 1086.</w:t>
       </w:r>
     </w:p>
     <w:p>
@@ -7249,7 +7249,7 @@
           <w:sz w:val="16"/>
           <w:szCs w:val="16"/>
         </w:rPr>
-        <w:t>publicado el 2 de setiembre de 2010 y modificado por Decreto Legislativo N° 1308</w:t>
+        <w:t>publicado el 2 de setiembre de 2010 y modificado por Decreto Legislativo 1308</w:t>
       </w:r>
     </w:p>
     <w:p>
@@ -7406,7 +7406,7 @@
           <w:szCs w:val="16"/>
           <w:vertAlign w:val="superscript"/>
         </w:rPr>
-        <w:t xml:space="preserve">  </w:t>
+        <w:t xml:space="preserve"> </w:t>
       </w:r>
       <w:r>
         <w:rPr>
@@ -7414,7 +7414,7 @@
           <w:sz w:val="16"/>
           <w:szCs w:val="16"/>
         </w:rPr>
-        <w:t xml:space="preserve">     </w:t>
+        <w:t xml:space="preserve"> </w:t>
       </w:r>
       <w:r>
         <w:rPr>
@@ -7450,7 +7450,7 @@
           <w:sz w:val="16"/>
           <w:szCs w:val="16"/>
         </w:rPr>
-        <w:t>publicado el 2 de setiembre de 2010 y modificado por Decreto Legislativo N° 1308</w:t>
+        <w:t>publicado el 2 de setiembre de 2010 y modificado por Decreto Legislativo 1308</w:t>
       </w:r>
     </w:p>
     <w:p>
@@ -7493,7 +7493,7 @@
           <w:sz w:val="16"/>
           <w:szCs w:val="16"/>
         </w:rPr>
-        <w:t>El órgano resolutivo puede sancionar las infracciones administrativas a que se refiere el artículo 108º con amonestación y multas de hasta cuatrocientos cincuenta (450) Unidades Impositivas Tributarias (UIT), las cuales son calificadas de la siguiente manera:</w:t>
+        <w:t>El órgano resolutivo puede sancionar las infracciones administrativas a que se refiere el artículo 108 con amonestación y multas de hasta cuatrocientos cincuenta (450) Unidades Impositivas Tributarias (UIT), las cuales son calificadas de la siguiente manera:</w:t>
       </w:r>
     </w:p>
     <w:p>
@@ -7616,7 +7616,7 @@
           <w:sz w:val="16"/>
           <w:szCs w:val="16"/>
         </w:rPr>
-        <w:t xml:space="preserve">        </w:t>
+        <w:t xml:space="preserve"> </w:t>
       </w:r>
       <w:r>
         <w:rPr>
@@ -8361,7 +8361,7 @@
           <w:sz w:val="16"/>
           <w:szCs w:val="16"/>
         </w:rPr>
-        <w:t xml:space="preserve">         </w:t>
+        <w:t xml:space="preserve"> </w:t>
       </w:r>
       <w:r>
         <w:rPr>
@@ -8397,7 +8397,7 @@
           <w:sz w:val="16"/>
           <w:szCs w:val="16"/>
         </w:rPr>
-        <w:t>publicado el 2 de setiembre de 2010 y modificado por Decreto Legislativo N° 1308</w:t>
+        <w:t>publicado el 2 de setiembre de 2010 y modificado por Decreto Legislativo 1308</w:t>
       </w:r>
     </w:p>
     <w:p>
@@ -8576,7 +8576,7 @@
           <w:szCs w:val="16"/>
         </w:rPr>
         <w:tab/>
-        <w:t>DECRETO LEGISLATIVO Nº 807, LEY SOBRE FACULTADES, NORMAS Y ORGANIZACIÓN DEL INDECOPI FACULTADES DE LAS COMISIONES Y OFICINAS DEL INDECOPI</w:t>
+        <w:t>DECRETO LEGISLATIVO 807, LEY SOBRE FACULTADES, NORMAS Y ORGANIZACIÓN DEL INDECOPI FACULTADES DE LAS COMISIONES Y OFICINAS DEL INDECOPI</w:t>
       </w:r>
     </w:p>
     <w:p>
@@ -8968,7 +8968,7 @@
               <w:sz w:val="16"/>
               <w:szCs w:val="16"/>
             </w:rPr>
-            <w:t xml:space="preserve">CNICA DE LA    </w:t>
+            <w:t xml:space="preserve">CNICA DE LA </w:t>
           </w:r>
         </w:p>
         <w:p>

--- a/plantillas_maestras/02_seguro_vida/materia_general_asegurativa/2_o_mas_ddos_varios/mujer/TPL_1690_2025_SEGURO_VIDA_MATERIA_GENERAL_ASEGURATIVA_ASEGURADORA_MUJER_R2.docx
+++ b/plantillas_maestras/02_seguro_vida/materia_general_asegurativa/2_o_mas_ddos_varios/mujer/TPL_1690_2025_SEGURO_VIDA_MATERIA_GENERAL_ASEGURATIVA_ASEGURADORA_MUJER_R2.docx
@@ -93,7 +93,7 @@
           <w:lang w:eastAsia="es-PE"/>
           <w14:ligatures w14:val="none"/>
         </w:rPr>
-        <w:t>DENUNCIANTE</w:t>
+        <w:t xml:space="preserve">DENUNCIANTE:[DENUNCIANTE] (SEÑORA [APELLIDO])</w:t>
       </w:r>
       <w:r>
         <w:rPr>
@@ -105,7 +105,7 @@
           <w14:ligatures w14:val="none"/>
         </w:rPr>
         <w:tab/>
-        <w:t>:</w:t>
+        <w:t/>
       </w:r>
       <w:r>
         <w:rPr>
@@ -127,7 +127,7 @@
           <w:lang w:eastAsia="es-PE"/>
           <w14:ligatures w14:val="none"/>
         </w:rPr>
-        <w:t>IRMA MILAGRITOS EDELMIRA MENDOZA CORONEL</w:t>
+        <w:t/>
       </w:r>
       <w:r>
         <w:rPr>
@@ -138,7 +138,7 @@
           <w:lang w:eastAsia="es-PE"/>
           <w14:ligatures w14:val="none"/>
         </w:rPr>
-        <w:t xml:space="preserve"> </w:t>
+        <w:t xml:space="preserve"/>
       </w:r>
       <w:r>
         <w:rPr>
@@ -149,7 +149,7 @@
           <w:lang w:eastAsia="es-PE"/>
           <w14:ligatures w14:val="none"/>
         </w:rPr>
-        <w:t xml:space="preserve">(SEÑORA </w:t>
+        <w:t xml:space="preserve"/>
       </w:r>
       <w:r>
         <w:rPr>
@@ -160,7 +160,7 @@
           <w:lang w:eastAsia="es-PE"/>
           <w14:ligatures w14:val="none"/>
         </w:rPr>
-        <w:t>MENDOZA</w:t>
+        <w:t/>
       </w:r>
       <w:r>
         <w:rPr>
@@ -171,7 +171,7 @@
           <w:lang w:eastAsia="es-PE"/>
           <w14:ligatures w14:val="none"/>
         </w:rPr>
-        <w:t>)</w:t>
+        <w:t/>
       </w:r>
     </w:p>
     <w:p>
@@ -558,7 +558,7 @@
           <w:lang w:val="es-ES" w:eastAsia="es-ES"/>
           <w14:ligatures w14:val="none"/>
         </w:rPr>
-        <w:t xml:space="preserve">Mediante </w:t>
+        <w:t xml:space="preserve">Mediante el escrito del 16 de julio de 2025, subsanado y complementado mediante dos escritos del 18 de agosto de 2025, la señora [APELLIDO] denunció a Rímac por presuntas infracciones a la Ley 29571, Código de Protección y Defensa del Consumidor (en adelante, Código), señalando lo siguiente:</w:t>
       </w:r>
       <w:r>
         <w:rPr>
@@ -568,7 +568,7 @@
           <w:lang w:val="es-ES" w:eastAsia="es-ES"/>
           <w14:ligatures w14:val="none"/>
         </w:rPr>
-        <w:t xml:space="preserve">el escrito del </w:t>
+        <w:t xml:space="preserve"/>
       </w:r>
       <w:r>
         <w:rPr>
@@ -578,7 +578,7 @@
           <w:lang w:val="es-ES" w:eastAsia="es-ES"/>
           <w14:ligatures w14:val="none"/>
         </w:rPr>
-        <w:t>16 de julio de 2025</w:t>
+        <w:t/>
       </w:r>
       <w:r>
         <w:rPr>
@@ -588,7 +588,7 @@
           <w:lang w:val="es-ES" w:eastAsia="es-ES"/>
           <w14:ligatures w14:val="none"/>
         </w:rPr>
-        <w:t>, subsanado y complementado mediante dos escritos del 18 de agosto de 2025,</w:t>
+        <w:t/>
       </w:r>
       <w:r>
         <w:rPr>
@@ -596,7 +596,7 @@
           <w:kern w:val="0"/>
           <w14:ligatures w14:val="none"/>
         </w:rPr>
-        <w:t xml:space="preserve"> la señora </w:t>
+        <w:t xml:space="preserve"/>
       </w:r>
       <w:r>
         <w:rPr>
@@ -604,7 +604,7 @@
           <w:kern w:val="0"/>
           <w14:ligatures w14:val="none"/>
         </w:rPr>
-        <w:t xml:space="preserve">Mendoza </w:t>
+        <w:t xml:space="preserve"/>
       </w:r>
       <w:r>
         <w:rPr>
@@ -612,7 +612,7 @@
           <w:kern w:val="0"/>
           <w14:ligatures w14:val="none"/>
         </w:rPr>
-        <w:t>d</w:t>
+        <w:t/>
       </w:r>
       <w:r>
         <w:rPr>
@@ -622,7 +622,7 @@
           <w:lang w:val="es-ES" w:eastAsia="es-ES"/>
           <w14:ligatures w14:val="none"/>
         </w:rPr>
-        <w:t>enunció a Rímac por</w:t>
+        <w:t/>
       </w:r>
       <w:r>
         <w:rPr>
@@ -632,7 +632,7 @@
           <w:lang w:val="es-ES" w:eastAsia="es-ES"/>
           <w14:ligatures w14:val="none"/>
         </w:rPr>
-        <w:t xml:space="preserve"> presuntas infracciones a la Ley 29571, Código de Protección y Defensa del Consumidor (en adelante, Código)</w:t>
+        <w:t xml:space="preserve"/>
       </w:r>
       <w:r>
         <w:rPr>
@@ -653,7 +653,7 @@
           <w:lang w:val="es-ES" w:eastAsia="es-ES"/>
           <w14:ligatures w14:val="none"/>
         </w:rPr>
-        <w:t xml:space="preserve">, señalando </w:t>
+        <w:t xml:space="preserve"/>
       </w:r>
       <w:r>
         <w:rPr>
@@ -664,7 +664,7 @@
           <w:lang w:val="es-ES" w:eastAsia="es-ES"/>
           <w14:ligatures w14:val="none"/>
         </w:rPr>
-        <w:t>lo siguiente:</w:t>
+        <w:t/>
       </w:r>
     </w:p>
     <w:p>
@@ -1815,7 +1815,7 @@
           <w:lang w:val="es-ES" w:eastAsia="es-ES"/>
           <w14:ligatures w14:val="none"/>
         </w:rPr>
-        <w:t xml:space="preserve">La </w:t>
+        <w:t xml:space="preserve">La señora [APELLIDO] solicitó, en calidad de medida correctiva, que Rímac cumpla con otorgar el valor total de sus aportes por la suma de US$ 9 108,00 más rentabilidad según cotización ofrecida (correspondiente a $118, 174); o, en su defecto, cumpla con otorgar el valor total de sus aportes íntegros más intereses legales compensatorios. Asimismo, requirió el reembolso de costos y costas del presente procedimiento. </w:t>
       </w:r>
       <w:r>
         <w:rPr>
@@ -1823,7 +1823,7 @@
           <w:kern w:val="0"/>
           <w14:ligatures w14:val="none"/>
         </w:rPr>
-        <w:t xml:space="preserve">señora Mendoza </w:t>
+        <w:t xml:space="preserve"/>
       </w:r>
       <w:r>
         <w:rPr>
@@ -1833,7 +1833,7 @@
           <w:lang w:val="es-ES" w:eastAsia="es-ES"/>
           <w14:ligatures w14:val="none"/>
         </w:rPr>
-        <w:t xml:space="preserve">solicitó, en calidad de medida correctiva, que Rímac cumpla con otorgar </w:t>
+        <w:t xml:space="preserve"/>
       </w:r>
       <w:r>
         <w:rPr>
@@ -1843,7 +1843,7 @@
           <w:lang w:val="es-ES" w:eastAsia="es-ES"/>
           <w14:ligatures w14:val="none"/>
         </w:rPr>
-        <w:t>el valor total de sus aportes po</w:t>
+        <w:t/>
       </w:r>
       <w:r>
         <w:rPr>
@@ -1853,7 +1853,7 @@
           <w:lang w:val="es-ES" w:eastAsia="es-ES"/>
           <w14:ligatures w14:val="none"/>
         </w:rPr>
-        <w:t xml:space="preserve">r la suma de </w:t>
+        <w:t xml:space="preserve"/>
       </w:r>
       <w:r>
         <w:rPr>
@@ -1863,7 +1863,7 @@
           <w:lang w:val="es-ES" w:eastAsia="es-ES"/>
           <w14:ligatures w14:val="none"/>
         </w:rPr>
-        <w:t xml:space="preserve">US$ </w:t>
+        <w:t xml:space="preserve"/>
       </w:r>
       <w:r>
         <w:rPr>
@@ -1873,7 +1873,7 @@
           <w:lang w:val="es-ES" w:eastAsia="es-ES"/>
           <w14:ligatures w14:val="none"/>
         </w:rPr>
-        <w:t xml:space="preserve">9 108,00 </w:t>
+        <w:t xml:space="preserve"/>
       </w:r>
       <w:r>
         <w:rPr>
@@ -1883,7 +1883,7 @@
           <w:lang w:val="es-ES" w:eastAsia="es-ES"/>
           <w14:ligatures w14:val="none"/>
         </w:rPr>
-        <w:t xml:space="preserve">más rentabilidad según cotización ofrecida </w:t>
+        <w:t xml:space="preserve"/>
       </w:r>
       <w:r>
         <w:rPr>
@@ -1893,7 +1893,7 @@
           <w:lang w:val="es-ES" w:eastAsia="es-ES"/>
           <w14:ligatures w14:val="none"/>
         </w:rPr>
-        <w:t xml:space="preserve">(correspondiente a $118, 174); o, en su defecto, cumpla con </w:t>
+        <w:t xml:space="preserve"/>
       </w:r>
       <w:r>
         <w:rPr>
@@ -1903,7 +1903,7 @@
           <w:lang w:val="es-ES" w:eastAsia="es-ES"/>
           <w14:ligatures w14:val="none"/>
         </w:rPr>
-        <w:t xml:space="preserve">otorgar el valor total de sus aportes </w:t>
+        <w:t xml:space="preserve"/>
       </w:r>
       <w:r>
         <w:rPr>
@@ -1913,7 +1913,7 @@
           <w:lang w:val="es-ES" w:eastAsia="es-ES"/>
           <w14:ligatures w14:val="none"/>
         </w:rPr>
-        <w:t xml:space="preserve">íntegros </w:t>
+        <w:t xml:space="preserve"/>
       </w:r>
       <w:r>
         <w:rPr>
@@ -1923,7 +1923,7 @@
           <w:lang w:val="es-ES" w:eastAsia="es-ES"/>
           <w14:ligatures w14:val="none"/>
         </w:rPr>
-        <w:t>más intereses</w:t>
+        <w:t/>
       </w:r>
       <w:r>
         <w:rPr>
@@ -1933,7 +1933,7 @@
           <w:lang w:val="es-ES" w:eastAsia="es-ES"/>
           <w14:ligatures w14:val="none"/>
         </w:rPr>
-        <w:t xml:space="preserve"> legales</w:t>
+        <w:t xml:space="preserve"/>
       </w:r>
       <w:r>
         <w:rPr>
@@ -1943,7 +1943,7 @@
           <w:lang w:val="es-ES" w:eastAsia="es-ES"/>
           <w14:ligatures w14:val="none"/>
         </w:rPr>
-        <w:t xml:space="preserve"> </w:t>
+        <w:t xml:space="preserve"/>
       </w:r>
       <w:r>
         <w:rPr>
@@ -1953,7 +1953,7 @@
           <w:lang w:val="es-ES" w:eastAsia="es-ES"/>
           <w14:ligatures w14:val="none"/>
         </w:rPr>
-        <w:t>compensatorios</w:t>
+        <w:t/>
       </w:r>
       <w:r>
         <w:rPr>
@@ -1963,7 +1963,7 @@
           <w:lang w:val="es-ES" w:eastAsia="es-ES"/>
           <w14:ligatures w14:val="none"/>
         </w:rPr>
-        <w:t>. Asimismo, requirió el reembolso de costos y costas del presente procedimiento</w:t>
+        <w:t/>
       </w:r>
       <w:r>
         <w:rPr>
@@ -1973,7 +1973,7 @@
           <w:lang w:val="es-ES" w:eastAsia="es-ES"/>
           <w14:ligatures w14:val="none"/>
         </w:rPr>
-        <w:t>.</w:t>
+        <w:t/>
       </w:r>
       <w:r>
         <w:rPr>
@@ -1983,7 +1983,7 @@
           <w:lang w:val="es-ES" w:eastAsia="es-ES"/>
           <w14:ligatures w14:val="none"/>
         </w:rPr>
-        <w:t xml:space="preserve"> </w:t>
+        <w:t xml:space="preserve"/>
       </w:r>
     </w:p>
     <w:p>
@@ -3412,7 +3412,7 @@
           <w:lang w:eastAsia="es-PE"/>
           <w14:ligatures w14:val="none"/>
         </w:rPr>
-        <w:t xml:space="preserve">PRIMERO: </w:t>
+        <w:t xml:space="preserve">PRIMERO: admitir a trámite la denuncia del 16 de julio de 2025, subsanado y complementado mediante dos escritos del 18 de agosto de 2025, interpuesta por la señora [DENUNCIANTE] contra Rímac Seguros y Reaseguros S.A., por lo siguiente:</w:t>
       </w:r>
       <w:r>
         <w:rPr>
@@ -3423,7 +3423,7 @@
           <w:lang w:eastAsia="es-PE"/>
           <w14:ligatures w14:val="none"/>
         </w:rPr>
-        <w:t xml:space="preserve">admitir a trámite la denuncia del </w:t>
+        <w:t xml:space="preserve"/>
       </w:r>
       <w:r>
         <w:rPr>
@@ -3433,7 +3433,7 @@
           <w:lang w:val="es-ES" w:eastAsia="es-ES"/>
           <w14:ligatures w14:val="none"/>
         </w:rPr>
-        <w:t>16 de julio de 2025</w:t>
+        <w:t/>
       </w:r>
       <w:r>
         <w:rPr>
@@ -3443,7 +3443,7 @@
           <w:lang w:val="es-ES" w:eastAsia="es-ES"/>
           <w14:ligatures w14:val="none"/>
         </w:rPr>
-        <w:t xml:space="preserve">, subsanado y complementado mediante dos escritos del 18 de agosto de 2025, </w:t>
+        <w:t xml:space="preserve"/>
       </w:r>
       <w:r>
         <w:rPr>
@@ -3454,7 +3454,7 @@
           <w:lang w:eastAsia="es-PE"/>
           <w14:ligatures w14:val="none"/>
         </w:rPr>
-        <w:t>interpues</w:t>
+        <w:t/>
       </w:r>
       <w:r>
         <w:rPr>
@@ -3465,7 +3465,7 @@
           <w:lang w:eastAsia="es-PE"/>
           <w14:ligatures w14:val="none"/>
         </w:rPr>
-        <w:t xml:space="preserve">ta por </w:t>
+        <w:t xml:space="preserve"/>
       </w:r>
       <w:r>
         <w:rPr>
@@ -3475,7 +3475,7 @@
           <w:kern w:val="0"/>
           <w14:ligatures w14:val="none"/>
         </w:rPr>
-        <w:t>la</w:t>
+        <w:t/>
       </w:r>
       <w:r>
         <w:rPr>
@@ -3485,7 +3485,7 @@
           <w:kern w:val="0"/>
           <w14:ligatures w14:val="none"/>
         </w:rPr>
-        <w:t xml:space="preserve"> señora </w:t>
+        <w:t xml:space="preserve"/>
       </w:r>
       <w:r>
         <w:rPr>
@@ -3496,7 +3496,7 @@
           <w:lang w:eastAsia="es-PE"/>
           <w14:ligatures w14:val="none"/>
         </w:rPr>
-        <w:t xml:space="preserve">Irma Milagritos Edelmira Mendoza </w:t>
+        <w:t xml:space="preserve"/>
       </w:r>
       <w:r>
         <w:rPr>
@@ -3507,7 +3507,7 @@
           <w:lang w:eastAsia="es-PE"/>
           <w14:ligatures w14:val="none"/>
         </w:rPr>
-        <w:t>Coronel</w:t>
+        <w:t/>
       </w:r>
       <w:r>
         <w:rPr>
@@ -3518,7 +3518,7 @@
           <w:lang w:eastAsia="es-PE"/>
           <w14:ligatures w14:val="none"/>
         </w:rPr>
-        <w:t xml:space="preserve"> c</w:t>
+        <w:t xml:space="preserve"/>
       </w:r>
       <w:r>
         <w:rPr>
@@ -3529,7 +3529,7 @@
           <w:lang w:eastAsia="es-PE"/>
           <w14:ligatures w14:val="none"/>
         </w:rPr>
-        <w:t xml:space="preserve">ontra </w:t>
+        <w:t xml:space="preserve"/>
       </w:r>
       <w:r>
         <w:rPr>
@@ -3540,7 +3540,7 @@
           <w:lang w:eastAsia="es-PE"/>
           <w14:ligatures w14:val="none"/>
         </w:rPr>
-        <w:t>Rímac Seguros y Reaseguros S.</w:t>
+        <w:t/>
       </w:r>
       <w:r>
         <w:rPr>
@@ -3551,7 +3551,7 @@
           <w:lang w:eastAsia="es-PE"/>
           <w14:ligatures w14:val="none"/>
         </w:rPr>
-        <w:t>A.</w:t>
+        <w:t/>
       </w:r>
       <w:r>
         <w:rPr>
@@ -3562,7 +3562,7 @@
           <w:lang w:eastAsia="es-PE"/>
           <w14:ligatures w14:val="none"/>
         </w:rPr>
-        <w:t xml:space="preserve">, </w:t>
+        <w:t xml:space="preserve"/>
       </w:r>
       <w:r>
         <w:rPr>
@@ -3573,7 +3573,7 @@
           <w:lang w:eastAsia="es-PE"/>
           <w14:ligatures w14:val="none"/>
         </w:rPr>
-        <w:t>por lo siguiente:</w:t>
+        <w:t/>
       </w:r>
     </w:p>
     <w:p>
@@ -5744,7 +5744,7 @@
           <w:bCs/>
         </w:rPr>
         <w:lastRenderedPageBreak/>
-        <w:t>DÉCIMO</w:t>
+        <w:t xml:space="preserve">DÉCIMO: requerir a la señora [DENUNCIANTE] y a Rímac Seguros y Reaseguros S.A. para que, dentro del plazo de dos (2) días hábiles siguientes a la fecha en que reciban la notificación en sus bandejas de correo electrónico, efectúen la confirmación de recepción de la notificación remitida por este despacho a sus correos electrónicos, de conformidad con el segundo párrafo del numeral 4 del artículo 20 del Texto Único Ordenado de la Ley del Procedimiento Administrativo General, aprobado mediante Decreto Supremo 006-2026-JUS, bajo apercibimiento de rehacer el acto de notificación y notificarle conforme al numeral 1 del artículo 20 del citado cuerpo normativo.</w:t>
       </w:r>
       <w:r>
         <w:rPr>
@@ -5754,7 +5754,7 @@
           <w:kern w:val="0"/>
           <w14:ligatures w14:val="none"/>
         </w:rPr>
-        <w:t>:</w:t>
+        <w:t/>
       </w:r>
       <w:r>
         <w:rPr>
@@ -5764,7 +5764,7 @@
           <w:kern w:val="0"/>
           <w14:ligatures w14:val="none"/>
         </w:rPr>
-        <w:t xml:space="preserve"> </w:t>
+        <w:t xml:space="preserve"/>
       </w:r>
       <w:r>
         <w:rPr>
@@ -5774,7 +5774,7 @@
           <w:kern w:val="0"/>
           <w14:ligatures w14:val="none"/>
         </w:rPr>
-        <w:t xml:space="preserve">requerir a la señora </w:t>
+        <w:t xml:space="preserve"/>
       </w:r>
       <w:r>
         <w:rPr>
@@ -5785,7 +5785,7 @@
           <w:lang w:eastAsia="es-PE"/>
           <w14:ligatures w14:val="none"/>
         </w:rPr>
-        <w:t xml:space="preserve">Irma Milagritos Edelmira Mendoza Coronel y </w:t>
+        <w:t xml:space="preserve"/>
       </w:r>
       <w:r>
         <w:rPr>
@@ -5796,7 +5796,7 @@
           <w:lang w:eastAsia="es-PE"/>
           <w14:ligatures w14:val="none"/>
         </w:rPr>
-        <w:t xml:space="preserve">a </w:t>
+        <w:t xml:space="preserve"/>
       </w:r>
       <w:r>
         <w:rPr>
@@ -5807,133 +5807,133 @@
           <w:lang w:eastAsia="es-PE"/>
           <w14:ligatures w14:val="none"/>
         </w:rPr>
-        <w:t xml:space="preserve">Rímac Seguros y Reaseguros S.A. </w:t>
+        <w:t xml:space="preserve"/>
       </w:r>
       <w:r>
         <w:rPr>
           <w:rFonts w:ascii="Arial Narrow" w:hAnsi="Arial Narrow"/>
           <w:color w:val="000000"/>
         </w:rPr>
-        <w:t>para que, dentr</w:t>
+        <w:t/>
       </w:r>
       <w:r>
         <w:rPr>
           <w:rFonts w:ascii="Arial Narrow" w:hAnsi="Arial Narrow"/>
           <w:color w:val="000000"/>
         </w:rPr>
-        <w:t xml:space="preserve">o del plazo de dos (2) días hábiles </w:t>
+        <w:t xml:space="preserve"/>
       </w:r>
       <w:r>
         <w:rPr>
           <w:rFonts w:ascii="Arial Narrow" w:hAnsi="Arial Narrow"/>
           <w:color w:val="000000"/>
         </w:rPr>
-        <w:t>siguientes a la fecha en que reciba</w:t>
+        <w:t/>
       </w:r>
       <w:r>
         <w:rPr>
           <w:rFonts w:ascii="Arial Narrow" w:hAnsi="Arial Narrow"/>
           <w:color w:val="000000"/>
         </w:rPr>
-        <w:t>n</w:t>
+        <w:t/>
       </w:r>
       <w:r>
         <w:rPr>
           <w:rFonts w:ascii="Arial Narrow" w:hAnsi="Arial Narrow"/>
           <w:color w:val="000000"/>
         </w:rPr>
-        <w:t xml:space="preserve"> la notificación en su</w:t>
+        <w:t xml:space="preserve"/>
       </w:r>
       <w:r>
         <w:rPr>
           <w:rFonts w:ascii="Arial Narrow" w:hAnsi="Arial Narrow"/>
           <w:color w:val="000000"/>
         </w:rPr>
-        <w:t>s</w:t>
+        <w:t/>
       </w:r>
       <w:r>
         <w:rPr>
           <w:rFonts w:ascii="Arial Narrow" w:hAnsi="Arial Narrow"/>
           <w:color w:val="000000"/>
         </w:rPr>
-        <w:t xml:space="preserve"> bandeja</w:t>
+        <w:t xml:space="preserve"/>
       </w:r>
       <w:r>
         <w:rPr>
           <w:rFonts w:ascii="Arial Narrow" w:hAnsi="Arial Narrow"/>
           <w:color w:val="000000"/>
         </w:rPr>
-        <w:t>s</w:t>
+        <w:t/>
       </w:r>
       <w:r>
         <w:rPr>
           <w:rFonts w:ascii="Arial Narrow" w:hAnsi="Arial Narrow"/>
           <w:color w:val="000000"/>
         </w:rPr>
-        <w:t xml:space="preserve"> de correo electrónico, efectúe</w:t>
+        <w:t xml:space="preserve"/>
       </w:r>
       <w:r>
         <w:rPr>
           <w:rFonts w:ascii="Arial Narrow" w:hAnsi="Arial Narrow"/>
           <w:color w:val="000000"/>
         </w:rPr>
-        <w:t>n</w:t>
+        <w:t/>
       </w:r>
       <w:r>
         <w:rPr>
           <w:rFonts w:ascii="Arial Narrow" w:hAnsi="Arial Narrow"/>
           <w:color w:val="000000"/>
         </w:rPr>
-        <w:t xml:space="preserve"> la confirmación de recepción de la notificación remitida por este despacho a su</w:t>
+        <w:t xml:space="preserve"/>
       </w:r>
       <w:r>
         <w:rPr>
           <w:rFonts w:ascii="Arial Narrow" w:hAnsi="Arial Narrow"/>
           <w:color w:val="000000"/>
         </w:rPr>
-        <w:t>s</w:t>
+        <w:t/>
       </w:r>
       <w:r>
         <w:rPr>
           <w:rFonts w:ascii="Arial Narrow" w:hAnsi="Arial Narrow"/>
           <w:color w:val="000000"/>
         </w:rPr>
-        <w:t xml:space="preserve"> correo</w:t>
+        <w:t xml:space="preserve"/>
       </w:r>
       <w:r>
         <w:rPr>
           <w:rFonts w:ascii="Arial Narrow" w:hAnsi="Arial Narrow"/>
           <w:color w:val="000000"/>
         </w:rPr>
-        <w:t>s</w:t>
+        <w:t/>
       </w:r>
       <w:r>
         <w:rPr>
           <w:rFonts w:ascii="Arial Narrow" w:hAnsi="Arial Narrow"/>
           <w:color w:val="000000"/>
         </w:rPr>
-        <w:t xml:space="preserve"> electrónico</w:t>
+        <w:t xml:space="preserve"/>
       </w:r>
       <w:r>
         <w:rPr>
           <w:rFonts w:ascii="Arial Narrow" w:hAnsi="Arial Narrow"/>
           <w:color w:val="000000"/>
         </w:rPr>
-        <w:t>s</w:t>
+        <w:t/>
       </w:r>
       <w:r>
         <w:rPr>
           <w:rFonts w:ascii="Arial Narrow" w:hAnsi="Arial Narrow"/>
           <w:color w:val="000000"/>
         </w:rPr>
-        <w:t>, de conformidad</w:t>
+        <w:t/>
       </w:r>
       <w:r>
         <w:rPr>
           <w:rFonts w:ascii="Arial Narrow" w:hAnsi="Arial Narrow"/>
           <w:color w:val="000000"/>
         </w:rPr>
-        <w:t xml:space="preserve"> con el segundo párrafo del numeral 4 del artículo 20</w:t>
+        <w:t xml:space="preserve"/>
       </w:r>
       <w:r>
         <w:rPr>
@@ -5950,7 +5950,7 @@
           <w:rFonts w:ascii="Arial Narrow" w:hAnsi="Arial Narrow"/>
           <w:color w:val="000000"/>
         </w:rPr>
-        <w:t xml:space="preserve"> del Texto Único Ordenado de la Ley del Procedimiento Administrativo General, aprobado mediante Decreto Supremo 006-2026-JUS, bajo apercibimiento de rehacer el acto de notificación y notificarle conforme al numeral 1 del artículo 20</w:t>
+        <w:t xml:space="preserve"/>
       </w:r>
       <w:r>
         <w:rPr>
@@ -5967,7 +5967,7 @@
           <w:rFonts w:ascii="Arial Narrow" w:hAnsi="Arial Narrow"/>
           <w:color w:val="000000"/>
         </w:rPr>
-        <w:t xml:space="preserve"> del citado cuerpo normativo</w:t>
+        <w:t xml:space="preserve"/>
       </w:r>
       <w:r>
         <w:rPr>
@@ -5980,7 +5980,7 @@
         <w:rPr>
           <w:rFonts w:ascii="Arial Narrow" w:hAnsi="Arial Narrow" w:cs="Arial"/>
         </w:rPr>
-        <w:t>.</w:t>
+        <w:t/>
       </w:r>
     </w:p>
     <w:p>

--- a/plantillas_maestras/02_seguro_vida/materia_general_asegurativa/2_o_mas_ddos_varios/mujer/TPL_1690_2025_SEGURO_VIDA_MATERIA_GENERAL_ASEGURATIVA_ASEGURADORA_MUJER_R2.docx
+++ b/plantillas_maestras/02_seguro_vida/materia_general_asegurativa/2_o_mas_ddos_varios/mujer/TPL_1690_2025_SEGURO_VIDA_MATERIA_GENERAL_ASEGURATIVA_ASEGURADORA_MUJER_R2.docx
@@ -636,6 +636,7 @@
       </w:r>
       <w:r>
         <w:rPr>
+          <w:rStyle w:val="Refdenotaalpie"/>
           <w:rFonts w:ascii="Arial Narrow" w:eastAsia="Times New Roman" w:hAnsi="Arial Narrow" w:cs="Times New Roman"/>
           <w:color w:val="000000"/>
           <w:kern w:val="0"/>
@@ -2096,6 +2097,7 @@
       </w:r>
       <w:r>
         <w:rPr>
+          <w:rStyle w:val="Refdenotaalpie"/>
           <w:rFonts w:ascii="Arial Narrow" w:eastAsia="Arial Narrow" w:hAnsi="Arial Narrow" w:cs="Arial Narrow"/>
           <w:kern w:val="0"/>
           <w:vertAlign w:val="superscript"/>
@@ -2173,6 +2175,7 @@
       </w:r>
       <w:r>
         <w:rPr>
+          <w:rStyle w:val="Refdenotaalpie"/>
           <w:rFonts w:ascii="Arial Narrow" w:eastAsia="Arial Narrow" w:hAnsi="Arial Narrow" w:cs="Arial"/>
           <w:kern w:val="0"/>
           <w:vertAlign w:val="superscript"/>
@@ -2479,6 +2482,7 @@
       </w:r>
       <w:r>
         <w:rPr>
+          <w:rStyle w:val="Refdenotaalpie"/>
           <w:rFonts w:ascii="Arial Narrow" w:eastAsia="Arial Narrow" w:hAnsi="Arial Narrow" w:cs="Arial"/>
           <w:kern w:val="0"/>
           <w:vertAlign w:val="superscript"/>
@@ -3135,6 +3139,7 @@
       </w:r>
       <w:r>
         <w:rPr>
+          <w:rStyle w:val="Refdenotaalpie"/>
           <w:rFonts w:ascii="Arial Narrow" w:eastAsia="Arial Narrow" w:hAnsi="Arial Narrow" w:cs="Arial Narrow"/>
           <w:kern w:val="0"/>
           <w:vertAlign w:val="superscript"/>
@@ -4710,6 +4715,7 @@
       </w:r>
       <w:r>
         <w:rPr>
+          <w:rStyle w:val="Refdenotaalpie"/>
           <w:rFonts w:ascii="Arial Narrow" w:eastAsia="Calibri" w:hAnsi="Arial Narrow" w:cs="Arial"/>
           <w:kern w:val="0"/>
           <w:vertAlign w:val="superscript"/>
@@ -4754,6 +4760,7 @@
       </w:r>
       <w:r>
         <w:rPr>
+          <w:rStyle w:val="Refdenotaalpie"/>
           <w:rFonts w:ascii="Arial Narrow" w:eastAsia="Calibri" w:hAnsi="Arial Narrow" w:cs="Arial"/>
           <w:spacing w:val="-2"/>
           <w:kern w:val="0"/>
@@ -5314,6 +5321,7 @@
       </w:r>
       <w:r>
         <w:rPr>
+          <w:rStyle w:val="Refdenotaalpie"/>
           <w:rFonts w:ascii="Arial Narrow" w:eastAsia="Arial Narrow" w:hAnsi="Arial Narrow" w:cs="Times New Roman"/>
           <w:color w:val="000000"/>
           <w:kern w:val="0"/>
@@ -5395,6 +5403,7 @@
       </w:r>
       <w:r>
         <w:rPr>
+          <w:rStyle w:val="Refdenotaalpie"/>
           <w:rFonts w:ascii="Arial Narrow" w:eastAsia="Arial Narrow" w:hAnsi="Arial Narrow" w:cs="Times New Roman"/>
           <w:color w:val="000000"/>
           <w:kern w:val="0"/>
@@ -5448,6 +5457,7 @@
       </w:r>
       <w:r>
         <w:rPr>
+          <w:rStyle w:val="Refdenotaalpie"/>
           <w:rFonts w:ascii="Arial Narrow" w:eastAsia="Arial Narrow" w:hAnsi="Arial Narrow" w:cs="Times New Roman"/>
           <w:color w:val="000000"/>
           <w:kern w:val="0"/>
@@ -5611,6 +5621,7 @@
       </w:r>
       <w:r>
         <w:rPr>
+          <w:rStyle w:val="Refdenotaalpie"/>
           <w:rFonts w:ascii="Arial Narrow" w:eastAsia="Calibri" w:hAnsi="Arial Narrow" w:cs="Arial"/>
           <w:kern w:val="0"/>
           <w:vertAlign w:val="superscript"/>
@@ -5971,6 +5982,7 @@
       </w:r>
       <w:r>
         <w:rPr>
+          <w:rStyle w:val="Refdenotaalpie"/>
           <w:rFonts w:ascii="Arial Narrow" w:hAnsi="Arial Narrow"/>
           <w:vertAlign w:val="superscript"/>
         </w:rPr>
@@ -6264,14 +6276,14 @@
         <w:tab w:val="right" w:pos="8838"/>
       </w:tabs>
       <w:rPr>
-        <w:rFonts w:ascii="Arial" w:eastAsia="Arial" w:hAnsi="Arial" w:cs="Arial"/>
+        <w:rFonts w:ascii="Arial Narrow" w:eastAsia="Arial" w:hAnsi="Arial Narrow" w:cs="Arial"/>
         <w:sz w:val="16"/>
         <w:szCs w:val="16"/>
       </w:rPr>
     </w:pPr>
     <w:r>
       <w:rPr>
-        <w:rFonts w:ascii="Arial" w:eastAsia="Arial" w:hAnsi="Arial" w:cs="Arial"/>
+        <w:rFonts w:ascii="Arial Narrow" w:eastAsia="Arial" w:hAnsi="Arial Narrow" w:cs="Arial"/>
         <w:sz w:val="16"/>
         <w:szCs w:val="16"/>
       </w:rPr>
@@ -6285,7 +6297,7 @@
     </w:pPr>
     <w:r>
       <w:rPr>
-        <w:rFonts w:ascii="Arial" w:eastAsia="Arial" w:hAnsi="Arial" w:cs="Arial"/>
+        <w:rFonts w:ascii="Arial Narrow" w:eastAsia="Arial" w:hAnsi="Arial Narrow" w:cs="Arial"/>
         <w:sz w:val="16"/>
         <w:szCs w:val="16"/>
       </w:rPr>
@@ -6293,7 +6305,7 @@
     </w:r>
     <w:r>
       <w:rPr>
-        <w:rFonts w:ascii="Arial" w:eastAsia="Arial" w:hAnsi="Arial" w:cs="Arial"/>
+        <w:rFonts w:ascii="Arial Narrow" w:eastAsia="Arial" w:hAnsi="Arial Narrow" w:cs="Arial"/>
         <w:sz w:val="16"/>
         <w:szCs w:val="16"/>
       </w:rPr>
@@ -6301,7 +6313,7 @@
     </w:r>
     <w:r>
       <w:rPr>
-        <w:rFonts w:ascii="Arial" w:eastAsia="Arial" w:hAnsi="Arial" w:cs="Arial"/>
+        <w:rFonts w:ascii="Arial Narrow" w:eastAsia="Arial" w:hAnsi="Arial Narrow" w:cs="Arial"/>
         <w:sz w:val="16"/>
         <w:szCs w:val="16"/>
       </w:rPr>
@@ -6309,7 +6321,7 @@
     </w:r>
     <w:r>
       <w:rPr>
-        <w:rFonts w:ascii="Arial" w:eastAsia="Arial" w:hAnsi="Arial" w:cs="Arial"/>
+        <w:rFonts w:ascii="Arial Narrow" w:eastAsia="Arial" w:hAnsi="Arial Narrow" w:cs="Arial"/>
         <w:sz w:val="16"/>
         <w:szCs w:val="16"/>
       </w:rPr>
@@ -6317,7 +6329,7 @@
     </w:r>
     <w:r>
       <w:rPr>
-        <w:rFonts w:ascii="Arial" w:eastAsia="Arial" w:hAnsi="Arial" w:cs="Arial"/>
+        <w:rFonts w:ascii="Arial Narrow" w:eastAsia="Arial" w:hAnsi="Arial Narrow" w:cs="Arial"/>
         <w:sz w:val="16"/>
         <w:szCs w:val="16"/>
       </w:rPr>
@@ -6367,6 +6379,7 @@
           <w:rFonts w:ascii="Arial Narrow" w:hAnsi="Arial Narrow" w:cs="Arial"/>
           <w:sz w:val="16"/>
           <w:szCs w:val="16"/>
+          <w:vertAlign w:val="superscript"/>
         </w:rPr>
         <w:footnoteRef/>
       </w:r>
@@ -6441,6 +6454,7 @@
           <w:rFonts w:ascii="Arial Narrow" w:hAnsi="Arial Narrow" w:cs="Arial"/>
           <w:sz w:val="16"/>
           <w:szCs w:val="16"/>
+          <w:vertAlign w:val="superscript"/>
         </w:rPr>
         <w:footnoteRef/>
       </w:r>
@@ -6694,6 +6708,7 @@
           <w:rFonts w:ascii="Arial Narrow" w:hAnsi="Arial Narrow"/>
           <w:sz w:val="16"/>
           <w:szCs w:val="16"/>
+          <w:vertAlign w:val="superscript"/>
         </w:rPr>
         <w:footnoteRef/>
       </w:r>
@@ -6877,6 +6892,7 @@
           <w:rFonts w:ascii="Arial Narrow" w:hAnsi="Arial Narrow"/>
           <w:sz w:val="16"/>
           <w:szCs w:val="16"/>
+          <w:vertAlign w:val="superscript"/>
         </w:rPr>
         <w:footnoteRef/>
       </w:r>
@@ -6985,6 +7001,7 @@
           <w:rFonts w:ascii="Arial Narrow" w:hAnsi="Arial Narrow" w:cs="Arial"/>
           <w:sz w:val="16"/>
           <w:szCs w:val="16"/>
+          <w:vertAlign w:val="superscript"/>
         </w:rPr>
         <w:footnoteRef/>
       </w:r>
@@ -7152,6 +7169,7 @@
           <w:rFonts w:ascii="Arial Narrow" w:hAnsi="Arial Narrow" w:cs="Arial"/>
           <w:sz w:val="16"/>
           <w:szCs w:val="16"/>
+          <w:vertAlign w:val="superscript"/>
         </w:rPr>
         <w:footnoteRef/>
       </w:r>
@@ -7204,6 +7222,7 @@
           <w:rFonts w:ascii="Arial Narrow" w:hAnsi="Arial Narrow" w:cs="Arial"/>
           <w:sz w:val="16"/>
           <w:szCs w:val="16"/>
+          <w:vertAlign w:val="superscript"/>
         </w:rPr>
         <w:footnoteRef/>
       </w:r>
@@ -7391,7 +7410,7 @@
       </w:pPr>
       <w:r>
         <w:rPr>
-          <w:rStyle w:val="TextonotapieCar"/>
+          <w:rStyle w:val="Refdenotaalpie"/>
           <w:rFonts w:ascii="Arial Narrow" w:hAnsi="Arial Narrow" w:cs="Arial"/>
           <w:sz w:val="16"/>
           <w:szCs w:val="16"/>
@@ -7607,6 +7626,7 @@
           <w:rFonts w:ascii="Arial Narrow" w:hAnsi="Arial Narrow" w:cs="Arial"/>
           <w:sz w:val="16"/>
           <w:szCs w:val="16"/>
+          <w:vertAlign w:val="superscript"/>
         </w:rPr>
         <w:footnoteRef/>
       </w:r>
@@ -8352,6 +8372,7 @@
           <w:rFonts w:ascii="Arial Narrow" w:hAnsi="Arial Narrow" w:cs="Arial"/>
           <w:sz w:val="16"/>
           <w:szCs w:val="16"/>
+          <w:vertAlign w:val="superscript"/>
         </w:rPr>
         <w:footnoteRef/>
       </w:r>
@@ -8554,6 +8575,7 @@
           <w:bCs/>
           <w:sz w:val="16"/>
           <w:szCs w:val="16"/>
+          <w:vertAlign w:val="superscript"/>
         </w:rPr>
         <w:footnoteRef/>
       </w:r>
@@ -8643,6 +8665,7 @@
           <w:rFonts w:ascii="Arial Narrow" w:hAnsi="Arial Narrow" w:cs="Arial"/>
           <w:sz w:val="16"/>
           <w:szCs w:val="16"/>
+          <w:vertAlign w:val="superscript"/>
         </w:rPr>
         <w:footnoteRef/>
       </w:r>
@@ -11165,6 +11188,17 @@
       <w:szCs w:val="20"/>
     </w:rPr>
   </w:style>
+  <w:style w:type="character" w:styleId="FootnoteReference">
+    <w:name w:val="footnote reference"/>
+    <w:basedOn w:val="Fuentedeprrafopredeter"/>
+    <w:uiPriority w:val="99"/>
+    <w:semiHidden/>
+    <w:unhideWhenUsed/>
+    <w:rPr>
+      <w:rFonts w:ascii="Arial Narrow" w:hAnsi="Arial Narrow"/>
+      <w:vertAlign w:val="superscript"/>
+    </w:rPr>
+  </w:style>
 </w:styles>
 </file>
 

--- a/plantillas_maestras/02_seguro_vida/materia_general_asegurativa/2_o_mas_ddos_varios/mujer/TPL_1690_2025_SEGURO_VIDA_MATERIA_GENERAL_ASEGURATIVA_ASEGURADORA_MUJER_R2.docx
+++ b/plantillas_maestras/02_seguro_vida/materia_general_asegurativa/2_o_mas_ddos_varios/mujer/TPL_1690_2025_SEGURO_VIDA_MATERIA_GENERAL_ASEGURATIVA_ASEGURADORA_MUJER_R2.docx
@@ -1,8 +1,8 @@
 
 <file path=word/document.xml><?xml version="1.0" encoding="utf-8"?>
-<w:document xmlns:wpc="http://schemas.microsoft.com/office/word/2010/wordprocessingCanvas" xmlns:cx="http://schemas.microsoft.com/office/drawing/2014/chartex" xmlns:cx1="http://schemas.microsoft.com/office/drawing/2015/9/8/chartex" xmlns:cx2="http://schemas.microsoft.com/office/drawing/2015/10/21/chartex" xmlns:cx3="http://schemas.microsoft.com/office/drawing/2016/5/9/chartex" xmlns:cx4="http://schemas.microsoft.com/office/drawing/2016/5/10/chartex" xmlns:cx5="http://schemas.microsoft.com/office/drawing/2016/5/11/chartex" xmlns:cx6="http://schemas.microsoft.com/office/drawing/2016/5/12/chartex" xmlns:cx7="http://schemas.microsoft.com/office/drawing/2016/5/13/chartex" xmlns:cx8="http://schemas.microsoft.com/office/drawing/2016/5/14/chartex" xmlns:mc="http://schemas.openxmlformats.org/markup-compatibility/2006" xmlns:aink="http://schemas.microsoft.com/office/drawing/2016/ink" xmlns:am3d="http://schemas.microsoft.com/office/drawing/2017/model3d" xmlns:o="urn:schemas-microsoft-com:office:office" xmlns:oel="http://schemas.microsoft.com/office/2019/extlst" xmlns:r="http://schemas.openxmlformats.org/officeDocument/2006/relationships" xmlns:m="http://schemas.openxmlformats.org/officeDocument/2006/math" xmlns:v="urn:schemas-microsoft-com:vml" xmlns:wp14="http://schemas.microsoft.com/office/word/2010/wordprocessingDrawing" xmlns:wp="http://schemas.openxmlformats.org/drawingml/2006/wordprocessingDrawing" xmlns:w10="urn:schemas-microsoft-com:office:word" xmlns:w="http://schemas.openxmlformats.org/wordprocessingml/2006/main" xmlns:w14="http://schemas.microsoft.com/office/word/2010/wordml" xmlns:w15="http://schemas.microsoft.com/office/word/2012/wordml" xmlns:w16cex="http://schemas.microsoft.com/office/word/2018/wordml/cex" xmlns:w16cid="http://schemas.microsoft.com/office/word/2016/wordml/cid" xmlns:w16="http://schemas.microsoft.com/office/word/2018/wordml" xmlns:w16du="http://schemas.microsoft.com/office/word/2023/wordml/word16du" xmlns:w16sdtdh="http://schemas.microsoft.com/office/word/2020/wordml/sdtdatahash" xmlns:w16sdtfl="http://schemas.microsoft.com/office/word/2024/wordml/sdtformatlock" xmlns:w16se="http://schemas.microsoft.com/office/word/2015/wordml/symex" xmlns:wpg="http://schemas.microsoft.com/office/word/2010/wordprocessingGroup" xmlns:wpi="http://schemas.microsoft.com/office/word/2010/wordprocessingInk" xmlns:wne="http://schemas.microsoft.com/office/word/2006/wordml" xmlns:wps="http://schemas.microsoft.com/office/word/2010/wordprocessingShape" mc:Ignorable="w14 w15 w16se w16cid w16 w16cex w16sdtdh w16sdtfl w16du wp14">
+<w:document xmlns:ns1="http://schemas.openxmlformats.org/markup-compatibility/2006" xmlns:ns2="http://schemas.microsoft.com/office/word/2010/wordml" xmlns:ns3="http://schemas.openxmlformats.org/officeDocument/2006/relationships" xmlns:w="http://schemas.openxmlformats.org/wordprocessingml/2006/main" ns1:Ignorable="w14 w15 w16se w16cid w16 w16cex w16sdtdh w16sdtfl w16du wp14">
   <w:body>
-    <w:p>
+    <w:p ns2:paraId="1B509B2D" ns2:textId="18794EC7">
       <w:pPr>
         <w:tabs>
           <w:tab w:val="left" w:pos="1701"/>
@@ -14,7 +14,7 @@
           <w:color w:val="000000"/>
           <w:kern w:val="0"/>
           <w:lang w:eastAsia="es-PE"/>
-          <w14:ligatures w14:val="none"/>
+          <ns2:ligatures ns2:val="none"/>
         </w:rPr>
       </w:pPr>
       <w:bookmarkStart w:id="0" w:name="_Hlk80343540"/>
@@ -25,7 +25,7 @@
           <w:color w:val="000000"/>
           <w:kern w:val="0"/>
           <w:lang w:eastAsia="es-PE"/>
-          <w14:ligatures w14:val="none"/>
+          <ns2:ligatures ns2:val="none"/>
         </w:rPr>
         <w:t xml:space="preserve">EXPEDIENTE </w:t>
       </w:r>
@@ -36,7 +36,7 @@
           <w:color w:val="000000"/>
           <w:kern w:val="0"/>
           <w:lang w:eastAsia="es-PE"/>
-          <w14:ligatures w14:val="none"/>
+          <ns2:ligatures ns2:val="none"/>
         </w:rPr>
         <w:tab/>
         <w:t>:</w:t>
@@ -48,7 +48,7 @@
           <w:color w:val="000000"/>
           <w:kern w:val="0"/>
           <w:lang w:eastAsia="es-PE"/>
-          <w14:ligatures w14:val="none"/>
+          <ns2:ligatures ns2:val="none"/>
         </w:rPr>
         <w:tab/>
       </w:r>
@@ -61,12 +61,12 @@
           <w:kern w:val="0"/>
           <w:shd w:val="clear" w:color="auto" w:fill="FFFFFF"/>
           <w:lang w:eastAsia="es-PE"/>
-          <w14:ligatures w14:val="none"/>
+          <ns2:ligatures ns2:val="none"/>
         </w:rPr>
         <w:t>1690-2025/CC1</w:t>
       </w:r>
     </w:p>
-    <w:p>
+    <w:p ns2:paraId="7E5DC22B" ns2:textId="36E01C67">
       <w:pPr>
         <w:tabs>
           <w:tab w:val="left" w:pos="1701"/>
@@ -81,7 +81,7 @@
           <w:color w:val="000000"/>
           <w:kern w:val="0"/>
           <w:lang w:eastAsia="es-PE"/>
-          <w14:ligatures w14:val="none"/>
+          <ns2:ligatures ns2:val="none"/>
         </w:rPr>
       </w:pPr>
       <w:r>
@@ -91,7 +91,7 @@
           <w:color w:val="000000"/>
           <w:kern w:val="0"/>
           <w:lang w:eastAsia="es-PE"/>
-          <w14:ligatures w14:val="none"/>
+          <ns2:ligatures ns2:val="none"/>
         </w:rPr>
         <w:t xml:space="preserve">DENUNCIANTE:[DENUNCIANTE] (SEÑORA [APELLIDO])</w:t>
       </w:r>
@@ -102,7 +102,7 @@
           <w:color w:val="000000"/>
           <w:kern w:val="0"/>
           <w:lang w:eastAsia="es-PE"/>
-          <w14:ligatures w14:val="none"/>
+          <ns2:ligatures ns2:val="none"/>
         </w:rPr>
         <w:tab/>
         <w:t/>
@@ -114,7 +114,7 @@
           <w:color w:val="000000"/>
           <w:kern w:val="0"/>
           <w:lang w:eastAsia="es-PE"/>
-          <w14:ligatures w14:val="none"/>
+          <ns2:ligatures ns2:val="none"/>
         </w:rPr>
         <w:tab/>
       </w:r>
@@ -125,7 +125,7 @@
           <w:color w:val="000000"/>
           <w:kern w:val="0"/>
           <w:lang w:eastAsia="es-PE"/>
-          <w14:ligatures w14:val="none"/>
+          <ns2:ligatures ns2:val="none"/>
         </w:rPr>
         <w:t/>
       </w:r>
@@ -136,7 +136,7 @@
           <w:color w:val="000000"/>
           <w:kern w:val="0"/>
           <w:lang w:eastAsia="es-PE"/>
-          <w14:ligatures w14:val="none"/>
+          <ns2:ligatures ns2:val="none"/>
         </w:rPr>
         <w:t xml:space="preserve"/>
       </w:r>
@@ -147,7 +147,7 @@
           <w:color w:val="000000"/>
           <w:kern w:val="0"/>
           <w:lang w:eastAsia="es-PE"/>
-          <w14:ligatures w14:val="none"/>
+          <ns2:ligatures ns2:val="none"/>
         </w:rPr>
         <w:t xml:space="preserve"/>
       </w:r>
@@ -158,7 +158,7 @@
           <w:color w:val="000000"/>
           <w:kern w:val="0"/>
           <w:lang w:eastAsia="es-PE"/>
-          <w14:ligatures w14:val="none"/>
+          <ns2:ligatures ns2:val="none"/>
         </w:rPr>
         <w:t/>
       </w:r>
@@ -169,12 +169,12 @@
           <w:color w:val="000000"/>
           <w:kern w:val="0"/>
           <w:lang w:eastAsia="es-PE"/>
-          <w14:ligatures w14:val="none"/>
+          <ns2:ligatures ns2:val="none"/>
         </w:rPr>
         <w:t/>
       </w:r>
     </w:p>
-    <w:p>
+    <w:p ns2:paraId="6DEEEDFE" ns2:textId="77777777">
       <w:pPr>
         <w:tabs>
           <w:tab w:val="left" w:pos="1701"/>
@@ -189,7 +189,7 @@
           <w:color w:val="000000"/>
           <w:kern w:val="0"/>
           <w:lang w:eastAsia="es-PE"/>
-          <w14:ligatures w14:val="none"/>
+          <ns2:ligatures ns2:val="none"/>
         </w:rPr>
       </w:pPr>
       <w:r>
@@ -199,7 +199,7 @@
           <w:color w:val="000000"/>
           <w:kern w:val="0"/>
           <w:lang w:eastAsia="es-PE"/>
-          <w14:ligatures w14:val="none"/>
+          <ns2:ligatures ns2:val="none"/>
         </w:rPr>
         <w:t>DENUNCIADO</w:t>
       </w:r>
@@ -210,7 +210,7 @@
           <w:color w:val="000000"/>
           <w:kern w:val="0"/>
           <w:lang w:eastAsia="es-PE"/>
-          <w14:ligatures w14:val="none"/>
+          <ns2:ligatures ns2:val="none"/>
         </w:rPr>
         <w:tab/>
         <w:t>:</w:t>
@@ -222,7 +222,7 @@
           <w:color w:val="000000"/>
           <w:kern w:val="0"/>
           <w:lang w:eastAsia="es-PE"/>
-          <w14:ligatures w14:val="none"/>
+          <ns2:ligatures ns2:val="none"/>
         </w:rPr>
         <w:tab/>
       </w:r>
@@ -233,12 +233,12 @@
           <w:color w:val="000000"/>
           <w:kern w:val="0"/>
           <w:lang w:eastAsia="es-PE"/>
-          <w14:ligatures w14:val="none"/>
+          <ns2:ligatures ns2:val="none"/>
         </w:rPr>
         <w:t>RÍMAC SEGUROS Y REASEGUROS S.A. (RÍMAC)</w:t>
       </w:r>
     </w:p>
-    <w:p>
+    <w:p ns2:paraId="022D2B94" ns2:textId="77777777">
       <w:pPr>
         <w:tabs>
           <w:tab w:val="left" w:pos="1701"/>
@@ -253,7 +253,7 @@
           <w:color w:val="000000"/>
           <w:kern w:val="0"/>
           <w:lang w:eastAsia="es-PE"/>
-          <w14:ligatures w14:val="none"/>
+          <ns2:ligatures ns2:val="none"/>
         </w:rPr>
       </w:pPr>
       <w:r>
@@ -263,7 +263,7 @@
           <w:color w:val="000000"/>
           <w:kern w:val="0"/>
           <w:lang w:eastAsia="es-PE"/>
-          <w14:ligatures w14:val="none"/>
+          <ns2:ligatures ns2:val="none"/>
         </w:rPr>
         <w:t>MATERIAS</w:t>
       </w:r>
@@ -274,7 +274,7 @@
           <w:color w:val="000000"/>
           <w:kern w:val="0"/>
           <w:lang w:eastAsia="es-PE"/>
-          <w14:ligatures w14:val="none"/>
+          <ns2:ligatures ns2:val="none"/>
         </w:rPr>
         <w:tab/>
         <w:t xml:space="preserve">: </w:t>
@@ -286,13 +286,13 @@
           <w:color w:val="000000"/>
           <w:kern w:val="0"/>
           <w:lang w:eastAsia="es-PE"/>
-          <w14:ligatures w14:val="none"/>
+          <ns2:ligatures ns2:val="none"/>
         </w:rPr>
         <w:tab/>
         <w:t>ADMISIÓN A TRÁMITE</w:t>
       </w:r>
     </w:p>
-    <w:p>
+    <w:p ns2:paraId="19ED7B73" ns2:textId="77777777">
       <w:pPr>
         <w:tabs>
           <w:tab w:val="left" w:pos="1701"/>
@@ -307,7 +307,7 @@
           <w:color w:val="000000"/>
           <w:kern w:val="0"/>
           <w:lang w:eastAsia="es-PE"/>
-          <w14:ligatures w14:val="none"/>
+          <ns2:ligatures ns2:val="none"/>
         </w:rPr>
       </w:pPr>
       <w:r>
@@ -317,12 +317,12 @@
           <w:color w:val="000000"/>
           <w:kern w:val="0"/>
           <w:lang w:eastAsia="es-PE"/>
-          <w14:ligatures w14:val="none"/>
+          <ns2:ligatures ns2:val="none"/>
         </w:rPr>
         <w:t xml:space="preserve">REQUERIMIENTO DE INFORMACIÓN </w:t>
       </w:r>
     </w:p>
-    <w:p>
+    <w:p ns2:paraId="46A5A479" ns2:textId="77777777">
       <w:pPr>
         <w:tabs>
           <w:tab w:val="left" w:pos="1701"/>
@@ -336,7 +336,7 @@
           <w:color w:val="000000"/>
           <w:kern w:val="0"/>
           <w:lang w:eastAsia="es-PE"/>
-          <w14:ligatures w14:val="none"/>
+          <ns2:ligatures ns2:val="none"/>
         </w:rPr>
       </w:pPr>
       <w:r>
@@ -346,7 +346,7 @@
           <w:color w:val="000000"/>
           <w:kern w:val="0"/>
           <w:lang w:eastAsia="es-PE"/>
-          <w14:ligatures w14:val="none"/>
+          <ns2:ligatures ns2:val="none"/>
         </w:rPr>
         <w:t xml:space="preserve">RESOLUCIÓN </w:t>
       </w:r>
@@ -357,7 +357,7 @@
           <w:color w:val="000000"/>
           <w:kern w:val="0"/>
           <w:lang w:eastAsia="es-PE"/>
-          <w14:ligatures w14:val="none"/>
+          <ns2:ligatures ns2:val="none"/>
         </w:rPr>
         <w:tab/>
         <w:t>:</w:t>
@@ -369,13 +369,13 @@
           <w:color w:val="000000"/>
           <w:kern w:val="0"/>
           <w:lang w:eastAsia="es-PE"/>
-          <w14:ligatures w14:val="none"/>
+          <ns2:ligatures ns2:val="none"/>
         </w:rPr>
         <w:tab/>
         <w:t>2</w:t>
       </w:r>
     </w:p>
-    <w:p>
+    <w:p ns2:paraId="5BA3A18D" ns2:textId="77777777">
       <w:pPr>
         <w:tabs>
           <w:tab w:val="left" w:pos="1014"/>
@@ -388,11 +388,11 @@
           <w:kern w:val="0"/>
           <w:shd w:val="clear" w:color="auto" w:fill="FFFFFF"/>
           <w:lang w:eastAsia="es-PE"/>
-          <w14:ligatures w14:val="none"/>
-        </w:rPr>
-      </w:pPr>
-    </w:p>
-    <w:p>
+          <ns2:ligatures ns2:val="none"/>
+        </w:rPr>
+      </w:pPr>
+    </w:p>
+    <w:p ns2:paraId="2F799822" ns2:textId="0ED3DAB2">
       <w:pPr>
         <w:tabs>
           <w:tab w:val="left" w:pos="1014"/>
@@ -405,7 +405,7 @@
           <w:kern w:val="0"/>
           <w:shd w:val="clear" w:color="auto" w:fill="FFFFFF"/>
           <w:lang w:eastAsia="es-PE"/>
-          <w14:ligatures w14:val="none"/>
+          <ns2:ligatures ns2:val="none"/>
         </w:rPr>
       </w:pPr>
       <w:r>
@@ -415,7 +415,7 @@
           <w:kern w:val="0"/>
           <w:shd w:val="clear" w:color="auto" w:fill="FFFFFF"/>
           <w:lang w:eastAsia="es-PE"/>
-          <w14:ligatures w14:val="none"/>
+          <ns2:ligatures ns2:val="none"/>
         </w:rPr>
         <w:t xml:space="preserve">Lima, </w:t>
       </w:r>
@@ -426,7 +426,7 @@
           <w:kern w:val="0"/>
           <w:shd w:val="clear" w:color="auto" w:fill="FFFFFF"/>
           <w:lang w:eastAsia="es-PE"/>
-          <w14:ligatures w14:val="none"/>
+          <ns2:ligatures ns2:val="none"/>
         </w:rPr>
         <w:t>22</w:t>
       </w:r>
@@ -437,7 +437,7 @@
           <w:kern w:val="0"/>
           <w:shd w:val="clear" w:color="auto" w:fill="FFFFFF"/>
           <w:lang w:eastAsia="es-PE"/>
-          <w14:ligatures w14:val="none"/>
+          <ns2:ligatures ns2:val="none"/>
         </w:rPr>
         <w:t xml:space="preserve"> d</w:t>
       </w:r>
@@ -448,7 +448,7 @@
           <w:kern w:val="0"/>
           <w:shd w:val="clear" w:color="auto" w:fill="FFFFFF"/>
           <w:lang w:eastAsia="es-PE"/>
-          <w14:ligatures w14:val="none"/>
+          <ns2:ligatures ns2:val="none"/>
         </w:rPr>
         <w:t xml:space="preserve">e </w:t>
       </w:r>
@@ -459,7 +459,7 @@
           <w:kern w:val="0"/>
           <w:shd w:val="clear" w:color="auto" w:fill="FFFFFF"/>
           <w:lang w:eastAsia="es-PE"/>
-          <w14:ligatures w14:val="none"/>
+          <ns2:ligatures ns2:val="none"/>
         </w:rPr>
         <w:t>agosto</w:t>
       </w:r>
@@ -470,12 +470,12 @@
           <w:kern w:val="0"/>
           <w:shd w:val="clear" w:color="auto" w:fill="FFFFFF"/>
           <w:lang w:eastAsia="es-PE"/>
-          <w14:ligatures w14:val="none"/>
+          <ns2:ligatures ns2:val="none"/>
         </w:rPr>
         <w:t xml:space="preserve"> de 2025</w:t>
       </w:r>
     </w:p>
-    <w:p>
+    <w:p ns2:paraId="66CE1821" ns2:textId="77777777">
       <w:pPr>
         <w:tabs>
           <w:tab w:val="left" w:pos="1014"/>
@@ -487,11 +487,11 @@
           <w:color w:val="000000"/>
           <w:kern w:val="0"/>
           <w:lang w:eastAsia="es-PE"/>
-          <w14:ligatures w14:val="none"/>
-        </w:rPr>
-      </w:pPr>
-    </w:p>
-    <w:p>
+          <ns2:ligatures ns2:val="none"/>
+        </w:rPr>
+      </w:pPr>
+    </w:p>
+    <w:p ns2:paraId="0B80AAA5" ns2:textId="77777777">
       <w:pPr>
         <w:numPr>
           <w:ilvl w:val="0"/>
@@ -505,7 +505,7 @@
           <w:color w:val="000000"/>
           <w:kern w:val="0"/>
           <w:lang w:eastAsia="es-PE"/>
-          <w14:ligatures w14:val="none"/>
+          <ns2:ligatures ns2:val="none"/>
         </w:rPr>
       </w:pPr>
       <w:r>
@@ -515,12 +515,12 @@
           <w:color w:val="000000"/>
           <w:kern w:val="0"/>
           <w:lang w:eastAsia="es-PE"/>
-          <w14:ligatures w14:val="none"/>
+          <ns2:ligatures ns2:val="none"/>
         </w:rPr>
         <w:t xml:space="preserve">HECHOS </w:t>
       </w:r>
     </w:p>
-    <w:p>
+    <w:p ns2:paraId="621F2AB2" ns2:textId="77777777">
       <w:pPr>
         <w:spacing w:after="0" w:line="240" w:lineRule="auto"/>
         <w:jc w:val="both"/>
@@ -529,11 +529,11 @@
           <w:color w:val="000000"/>
           <w:kern w:val="0"/>
           <w:lang w:eastAsia="es-PE"/>
-          <w14:ligatures w14:val="none"/>
-        </w:rPr>
-      </w:pPr>
-    </w:p>
-    <w:p>
+          <ns2:ligatures ns2:val="none"/>
+        </w:rPr>
+      </w:pPr>
+    </w:p>
+    <w:p ns2:paraId="60B5D5B0" ns2:textId="17AA23D3">
       <w:pPr>
         <w:numPr>
           <w:ilvl w:val="1"/>
@@ -547,7 +547,7 @@
           <w:color w:val="000000"/>
           <w:kern w:val="0"/>
           <w:lang w:val="es-ES" w:eastAsia="es-ES"/>
-          <w14:ligatures w14:val="none"/>
+          <ns2:ligatures ns2:val="none"/>
         </w:rPr>
       </w:pPr>
       <w:r>
@@ -556,7 +556,7 @@
           <w:color w:val="000000"/>
           <w:kern w:val="0"/>
           <w:lang w:val="es-ES" w:eastAsia="es-ES"/>
-          <w14:ligatures w14:val="none"/>
+          <ns2:ligatures ns2:val="none"/>
         </w:rPr>
         <w:t xml:space="preserve">Mediante el escrito del 16 de julio de 2025, subsanado y complementado mediante dos escritos del 18 de agosto de 2025, la señora [APELLIDO] denunció a Rímac por presuntas infracciones a la Ley 29571, Código de Protección y Defensa del Consumidor (en adelante, Código), señalando lo siguiente:</w:t>
       </w:r>
@@ -566,7 +566,7 @@
           <w:color w:val="000000"/>
           <w:kern w:val="0"/>
           <w:lang w:val="es-ES" w:eastAsia="es-ES"/>
-          <w14:ligatures w14:val="none"/>
+          <ns2:ligatures ns2:val="none"/>
         </w:rPr>
         <w:t xml:space="preserve"/>
       </w:r>
@@ -576,7 +576,7 @@
           <w:color w:val="000000"/>
           <w:kern w:val="0"/>
           <w:lang w:val="es-ES" w:eastAsia="es-ES"/>
-          <w14:ligatures w14:val="none"/>
+          <ns2:ligatures ns2:val="none"/>
         </w:rPr>
         <w:t/>
       </w:r>
@@ -586,7 +586,7 @@
           <w:color w:val="000000"/>
           <w:kern w:val="0"/>
           <w:lang w:val="es-ES" w:eastAsia="es-ES"/>
-          <w14:ligatures w14:val="none"/>
+          <ns2:ligatures ns2:val="none"/>
         </w:rPr>
         <w:t/>
       </w:r>
@@ -594,7 +594,7 @@
         <w:rPr>
           <w:rFonts w:ascii="Arial Narrow" w:eastAsia="Calibri" w:hAnsi="Arial Narrow" w:cs="Arial"/>
           <w:kern w:val="0"/>
-          <w14:ligatures w14:val="none"/>
+          <ns2:ligatures ns2:val="none"/>
         </w:rPr>
         <w:t xml:space="preserve"/>
       </w:r>
@@ -602,7 +602,7 @@
         <w:rPr>
           <w:rFonts w:ascii="Arial Narrow" w:eastAsia="Calibri" w:hAnsi="Arial Narrow" w:cs="Arial"/>
           <w:kern w:val="0"/>
-          <w14:ligatures w14:val="none"/>
+          <ns2:ligatures ns2:val="none"/>
         </w:rPr>
         <w:t xml:space="preserve"/>
       </w:r>
@@ -610,7 +610,7 @@
         <w:rPr>
           <w:rFonts w:ascii="Arial Narrow" w:eastAsia="Calibri" w:hAnsi="Arial Narrow" w:cs="Arial"/>
           <w:kern w:val="0"/>
-          <w14:ligatures w14:val="none"/>
+          <ns2:ligatures ns2:val="none"/>
         </w:rPr>
         <w:t/>
       </w:r>
@@ -620,7 +620,7 @@
           <w:color w:val="000000"/>
           <w:kern w:val="0"/>
           <w:lang w:val="es-ES" w:eastAsia="es-ES"/>
-          <w14:ligatures w14:val="none"/>
+          <ns2:ligatures ns2:val="none"/>
         </w:rPr>
         <w:t/>
       </w:r>
@@ -630,7 +630,7 @@
           <w:color w:val="000000"/>
           <w:kern w:val="0"/>
           <w:lang w:val="es-ES" w:eastAsia="es-ES"/>
-          <w14:ligatures w14:val="none"/>
+          <ns2:ligatures ns2:val="none"/>
         </w:rPr>
         <w:t xml:space="preserve"/>
       </w:r>
@@ -642,7 +642,7 @@
           <w:kern w:val="0"/>
           <w:vertAlign w:val="superscript"/>
           <w:lang w:val="es-ES" w:eastAsia="es-ES"/>
-          <w14:ligatures w14:val="none"/>
+          <ns2:ligatures ns2:val="none"/>
         </w:rPr>
         <w:footnoteReference w:id="1"/>
       </w:r>
@@ -652,7 +652,7 @@
           <w:color w:val="000000"/>
           <w:kern w:val="0"/>
           <w:lang w:val="es-ES" w:eastAsia="es-ES"/>
-          <w14:ligatures w14:val="none"/>
+          <ns2:ligatures ns2:val="none"/>
         </w:rPr>
         <w:t xml:space="preserve"/>
       </w:r>
@@ -663,12 +663,12 @@
           <w:color w:val="000000"/>
           <w:kern w:val="0"/>
           <w:lang w:val="es-ES" w:eastAsia="es-ES"/>
-          <w14:ligatures w14:val="none"/>
+          <ns2:ligatures ns2:val="none"/>
         </w:rPr>
         <w:t/>
       </w:r>
     </w:p>
-    <w:p>
+    <w:p ns2:paraId="3AD3B7C6" ns2:textId="77777777">
       <w:pPr>
         <w:tabs>
           <w:tab w:val="left" w:pos="1134"/>
@@ -680,11 +680,11 @@
           <w:color w:val="000000"/>
           <w:kern w:val="0"/>
           <w:lang w:val="es-ES" w:eastAsia="es-ES"/>
-          <w14:ligatures w14:val="none"/>
-        </w:rPr>
-      </w:pPr>
-    </w:p>
-    <w:p>
+          <ns2:ligatures ns2:val="none"/>
+        </w:rPr>
+      </w:pPr>
+    </w:p>
+    <w:p ns2:paraId="7E31C03B" ns2:textId="54BE1D7E">
       <w:pPr>
         <w:pStyle w:val="Prrafodelista"/>
         <w:numPr>
@@ -702,7 +702,7 @@
           <w:color w:val="000000"/>
           <w:kern w:val="0"/>
           <w:lang w:eastAsia="es-ES"/>
-          <w14:ligatures w14:val="none"/>
+          <ns2:ligatures ns2:val="none"/>
         </w:rPr>
       </w:pPr>
       <w:r>
@@ -711,7 +711,7 @@
           <w:color w:val="000000"/>
           <w:kern w:val="0"/>
           <w:lang w:eastAsia="es-ES"/>
-          <w14:ligatures w14:val="none"/>
+          <ns2:ligatures ns2:val="none"/>
         </w:rPr>
         <w:t xml:space="preserve">El 28 de mayo de 2014, recibió una cotización de rentabilidad de </w:t>
       </w:r>
@@ -721,7 +721,7 @@
           <w:color w:val="000000"/>
           <w:kern w:val="0"/>
           <w:lang w:val="es-ES" w:eastAsia="es-ES"/>
-          <w14:ligatures w14:val="none"/>
+          <ns2:ligatures ns2:val="none"/>
         </w:rPr>
         <w:t xml:space="preserve">Rímac </w:t>
       </w:r>
@@ -731,7 +731,7 @@
           <w:color w:val="000000"/>
           <w:kern w:val="0"/>
           <w:lang w:eastAsia="es-ES"/>
-          <w14:ligatures w14:val="none"/>
+          <ns2:ligatures ns2:val="none"/>
         </w:rPr>
         <w:t xml:space="preserve">para el Seguro Vida Futuro Protegido 65 Años – Póliza U0099954 (en adelante, Seguro </w:t>
       </w:r>
@@ -741,7 +741,7 @@
           <w:color w:val="000000"/>
           <w:kern w:val="0"/>
           <w:lang w:eastAsia="es-ES"/>
-          <w14:ligatures w14:val="none"/>
+          <ns2:ligatures ns2:val="none"/>
         </w:rPr>
         <w:t xml:space="preserve">de </w:t>
       </w:r>
@@ -751,7 +751,7 @@
           <w:color w:val="000000"/>
           <w:kern w:val="0"/>
           <w:lang w:eastAsia="es-ES"/>
-          <w14:ligatures w14:val="none"/>
+          <ns2:ligatures ns2:val="none"/>
         </w:rPr>
         <w:t>Vida), la cual proyectaba para el año 11 del contrato un valor de cuenta básica de US$ 8 633</w:t>
       </w:r>
@@ -761,7 +761,7 @@
           <w:color w:val="000000"/>
           <w:kern w:val="0"/>
           <w:lang w:eastAsia="es-ES"/>
-          <w14:ligatures w14:val="none"/>
+          <ns2:ligatures ns2:val="none"/>
         </w:rPr>
         <w:t>,00</w:t>
       </w:r>
@@ -771,7 +771,7 @@
           <w:color w:val="000000"/>
           <w:kern w:val="0"/>
           <w:lang w:eastAsia="es-ES"/>
-          <w14:ligatures w14:val="none"/>
+          <ns2:ligatures ns2:val="none"/>
         </w:rPr>
         <w:t>, un valor de cuenta ahorro de US$ 9 589</w:t>
       </w:r>
@@ -781,7 +781,7 @@
           <w:color w:val="000000"/>
           <w:kern w:val="0"/>
           <w:lang w:eastAsia="es-ES"/>
-          <w14:ligatures w14:val="none"/>
+          <ns2:ligatures ns2:val="none"/>
         </w:rPr>
         <w:t>,00</w:t>
       </w:r>
@@ -791,7 +791,7 @@
           <w:color w:val="000000"/>
           <w:kern w:val="0"/>
           <w:lang w:eastAsia="es-ES"/>
-          <w14:ligatures w14:val="none"/>
+          <ns2:ligatures ns2:val="none"/>
         </w:rPr>
         <w:t xml:space="preserve"> y un valor de rescate total de US$ 18 174</w:t>
       </w:r>
@@ -801,7 +801,7 @@
           <w:color w:val="000000"/>
           <w:kern w:val="0"/>
           <w:lang w:eastAsia="es-ES"/>
-          <w14:ligatures w14:val="none"/>
+          <ns2:ligatures ns2:val="none"/>
         </w:rPr>
         <w:t>,00</w:t>
       </w:r>
@@ -811,7 +811,7 @@
           <w:color w:val="000000"/>
           <w:kern w:val="0"/>
           <w:lang w:eastAsia="es-ES"/>
-          <w14:ligatures w14:val="none"/>
+          <ns2:ligatures ns2:val="none"/>
         </w:rPr>
         <w:t xml:space="preserve">, </w:t>
       </w:r>
@@ -821,7 +821,7 @@
           <w:color w:val="000000"/>
           <w:kern w:val="0"/>
           <w:lang w:eastAsia="es-ES"/>
-          <w14:ligatures w14:val="none"/>
+          <ns2:ligatures ns2:val="none"/>
         </w:rPr>
         <w:t>luego de</w:t>
       </w:r>
@@ -831,7 +831,7 @@
           <w:color w:val="000000"/>
           <w:kern w:val="0"/>
           <w:lang w:eastAsia="es-ES"/>
-          <w14:ligatures w14:val="none"/>
+          <ns2:ligatures ns2:val="none"/>
         </w:rPr>
         <w:t xml:space="preserve"> un aporte de cuenta básica de US$ 9 104</w:t>
       </w:r>
@@ -841,7 +841,7 @@
           <w:color w:val="000000"/>
           <w:kern w:val="0"/>
           <w:lang w:eastAsia="es-ES"/>
-          <w14:ligatures w14:val="none"/>
+          <ns2:ligatures ns2:val="none"/>
         </w:rPr>
         <w:t>,00</w:t>
       </w:r>
@@ -851,7 +851,7 @@
           <w:color w:val="000000"/>
           <w:kern w:val="0"/>
           <w:lang w:eastAsia="es-ES"/>
-          <w14:ligatures w14:val="none"/>
+          <ns2:ligatures ns2:val="none"/>
         </w:rPr>
         <w:t>.</w:t>
       </w:r>
@@ -861,12 +861,12 @@
           <w:color w:val="000000"/>
           <w:kern w:val="0"/>
           <w:lang w:eastAsia="es-ES"/>
-          <w14:ligatures w14:val="none"/>
+          <ns2:ligatures ns2:val="none"/>
         </w:rPr>
         <w:t xml:space="preserve"> </w:t>
       </w:r>
     </w:p>
-    <w:p>
+    <w:p ns2:paraId="55A8819B" ns2:textId="77777777">
       <w:pPr>
         <w:pStyle w:val="Prrafodelista"/>
         <w:spacing w:after="0" w:line="240" w:lineRule="auto"/>
@@ -877,11 +877,11 @@
           <w:color w:val="000000"/>
           <w:kern w:val="0"/>
           <w:lang w:eastAsia="es-ES"/>
-          <w14:ligatures w14:val="none"/>
-        </w:rPr>
-      </w:pPr>
-    </w:p>
-    <w:p>
+          <ns2:ligatures ns2:val="none"/>
+        </w:rPr>
+      </w:pPr>
+    </w:p>
+    <w:p ns2:paraId="7CEAD80F" ns2:textId="5B911BE2">
       <w:pPr>
         <w:pStyle w:val="Prrafodelista"/>
         <w:numPr>
@@ -899,7 +899,7 @@
           <w:color w:val="000000"/>
           <w:kern w:val="0"/>
           <w:lang w:eastAsia="es-ES"/>
-          <w14:ligatures w14:val="none"/>
+          <ns2:ligatures ns2:val="none"/>
         </w:rPr>
       </w:pPr>
       <w:r>
@@ -908,7 +908,7 @@
           <w:color w:val="000000"/>
           <w:kern w:val="0"/>
           <w:lang w:eastAsia="es-ES"/>
-          <w14:ligatures w14:val="none"/>
+          <ns2:ligatures ns2:val="none"/>
         </w:rPr>
         <w:t xml:space="preserve">El 27 de junio de 2014, </w:t>
       </w:r>
@@ -918,7 +918,7 @@
           <w:color w:val="000000"/>
           <w:kern w:val="0"/>
           <w:lang w:eastAsia="es-ES"/>
-          <w14:ligatures w14:val="none"/>
+          <ns2:ligatures ns2:val="none"/>
         </w:rPr>
         <w:t>inició la vigencia de la póliza suscrita</w:t>
       </w:r>
@@ -928,7 +928,7 @@
           <w:color w:val="000000"/>
           <w:kern w:val="0"/>
           <w:lang w:eastAsia="es-ES"/>
-          <w14:ligatures w14:val="none"/>
+          <ns2:ligatures ns2:val="none"/>
         </w:rPr>
         <w:t xml:space="preserve"> </w:t>
       </w:r>
@@ -938,7 +938,7 @@
           <w:color w:val="000000"/>
           <w:kern w:val="0"/>
           <w:lang w:eastAsia="es-ES"/>
-          <w14:ligatures w14:val="none"/>
+          <ns2:ligatures ns2:val="none"/>
         </w:rPr>
         <w:t>d</w:t>
       </w:r>
@@ -948,7 +948,7 @@
           <w:color w:val="000000"/>
           <w:kern w:val="0"/>
           <w:lang w:eastAsia="es-ES"/>
-          <w14:ligatures w14:val="none"/>
+          <ns2:ligatures ns2:val="none"/>
         </w:rPr>
         <w:t>el Seguro de Vida</w:t>
       </w:r>
@@ -958,7 +958,7 @@
           <w:color w:val="000000"/>
           <w:kern w:val="0"/>
           <w:lang w:eastAsia="es-ES"/>
-          <w14:ligatures w14:val="none"/>
+          <ns2:ligatures ns2:val="none"/>
         </w:rPr>
         <w:t xml:space="preserve"> </w:t>
       </w:r>
@@ -968,7 +968,7 @@
           <w:color w:val="000000"/>
           <w:kern w:val="0"/>
           <w:lang w:eastAsia="es-ES"/>
-          <w14:ligatures w14:val="none"/>
+          <ns2:ligatures ns2:val="none"/>
         </w:rPr>
         <w:t xml:space="preserve">con </w:t>
       </w:r>
@@ -978,7 +978,7 @@
           <w:color w:val="000000"/>
           <w:kern w:val="0"/>
           <w:lang w:val="es-ES" w:eastAsia="es-ES"/>
-          <w14:ligatures w14:val="none"/>
+          <ns2:ligatures ns2:val="none"/>
         </w:rPr>
         <w:t>Rímac</w:t>
       </w:r>
@@ -988,7 +988,7 @@
           <w:color w:val="000000"/>
           <w:kern w:val="0"/>
           <w:lang w:eastAsia="es-ES"/>
-          <w14:ligatures w14:val="none"/>
+          <ns2:ligatures ns2:val="none"/>
         </w:rPr>
         <w:t>.</w:t>
       </w:r>
@@ -998,7 +998,7 @@
           <w:color w:val="000000"/>
           <w:kern w:val="0"/>
           <w:lang w:eastAsia="es-ES"/>
-          <w14:ligatures w14:val="none"/>
+          <ns2:ligatures ns2:val="none"/>
         </w:rPr>
         <w:t xml:space="preserve"> </w:t>
       </w:r>
@@ -1008,7 +1008,7 @@
           <w:color w:val="000000"/>
           <w:kern w:val="0"/>
           <w:lang w:eastAsia="es-ES"/>
-          <w14:ligatures w14:val="none"/>
+          <ns2:ligatures ns2:val="none"/>
         </w:rPr>
         <w:t>Durante 11 años consecutivos</w:t>
       </w:r>
@@ -1018,7 +1018,7 @@
           <w:color w:val="000000"/>
           <w:kern w:val="0"/>
           <w:lang w:eastAsia="es-ES"/>
-          <w14:ligatures w14:val="none"/>
+          <ns2:ligatures ns2:val="none"/>
         </w:rPr>
         <w:t xml:space="preserve">, cumplió puntualmente con el pago de las primas mensuales del Seguro </w:t>
       </w:r>
@@ -1028,7 +1028,7 @@
           <w:color w:val="000000"/>
           <w:kern w:val="0"/>
           <w:lang w:eastAsia="es-ES"/>
-          <w14:ligatures w14:val="none"/>
+          <ns2:ligatures ns2:val="none"/>
         </w:rPr>
         <w:t xml:space="preserve">de </w:t>
       </w:r>
@@ -1038,7 +1038,7 @@
           <w:color w:val="000000"/>
           <w:kern w:val="0"/>
           <w:lang w:eastAsia="es-ES"/>
-          <w14:ligatures w14:val="none"/>
+          <ns2:ligatures ns2:val="none"/>
         </w:rPr>
         <w:t>Vida, cada una por un monto de US$ 69</w:t>
       </w:r>
@@ -1048,7 +1048,7 @@
           <w:color w:val="000000"/>
           <w:kern w:val="0"/>
           <w:lang w:eastAsia="es-ES"/>
-          <w14:ligatures w14:val="none"/>
+          <ns2:ligatures ns2:val="none"/>
         </w:rPr>
         <w:t>,00</w:t>
       </w:r>
@@ -1058,7 +1058,7 @@
           <w:color w:val="000000"/>
           <w:kern w:val="0"/>
           <w:lang w:eastAsia="es-ES"/>
-          <w14:ligatures w14:val="none"/>
+          <ns2:ligatures ns2:val="none"/>
         </w:rPr>
         <w:t>, acumulando un total de US$ 9 108</w:t>
       </w:r>
@@ -1068,7 +1068,7 @@
           <w:color w:val="000000"/>
           <w:kern w:val="0"/>
           <w:lang w:eastAsia="es-ES"/>
-          <w14:ligatures w14:val="none"/>
+          <ns2:ligatures ns2:val="none"/>
         </w:rPr>
         <w:t>,00</w:t>
       </w:r>
@@ -1078,12 +1078,12 @@
           <w:color w:val="000000"/>
           <w:kern w:val="0"/>
           <w:lang w:eastAsia="es-ES"/>
-          <w14:ligatures w14:val="none"/>
+          <ns2:ligatures ns2:val="none"/>
         </w:rPr>
         <w:t xml:space="preserve"> aportados.</w:t>
       </w:r>
     </w:p>
-    <w:p>
+    <w:p ns2:paraId="586FA97D" ns2:textId="77777777">
       <w:pPr>
         <w:pStyle w:val="Prrafodelista"/>
         <w:spacing w:after="0" w:line="240" w:lineRule="auto"/>
@@ -1094,11 +1094,11 @@
           <w:color w:val="000000"/>
           <w:kern w:val="0"/>
           <w:lang w:eastAsia="es-ES"/>
-          <w14:ligatures w14:val="none"/>
-        </w:rPr>
-      </w:pPr>
-    </w:p>
-    <w:p>
+          <ns2:ligatures ns2:val="none"/>
+        </w:rPr>
+      </w:pPr>
+    </w:p>
+    <w:p ns2:paraId="4EC60BEF" ns2:textId="690EA0B5">
       <w:pPr>
         <w:pStyle w:val="Prrafodelista"/>
         <w:numPr>
@@ -1116,7 +1116,7 @@
           <w:color w:val="000000"/>
           <w:kern w:val="0"/>
           <w:lang w:eastAsia="es-ES"/>
-          <w14:ligatures w14:val="none"/>
+          <ns2:ligatures ns2:val="none"/>
         </w:rPr>
       </w:pPr>
       <w:r>
@@ -1125,7 +1125,7 @@
           <w:color w:val="000000"/>
           <w:kern w:val="0"/>
           <w:lang w:eastAsia="es-ES"/>
-          <w14:ligatures w14:val="none"/>
+          <ns2:ligatures ns2:val="none"/>
         </w:rPr>
         <w:t xml:space="preserve">El 27 de junio de 2025, solicitó a </w:t>
       </w:r>
@@ -1135,7 +1135,7 @@
           <w:color w:val="000000"/>
           <w:kern w:val="0"/>
           <w:lang w:val="es-ES" w:eastAsia="es-ES"/>
-          <w14:ligatures w14:val="none"/>
+          <ns2:ligatures ns2:val="none"/>
         </w:rPr>
         <w:t>Rímac</w:t>
       </w:r>
@@ -1145,7 +1145,7 @@
           <w:color w:val="000000"/>
           <w:kern w:val="0"/>
           <w:lang w:eastAsia="es-ES"/>
-          <w14:ligatures w14:val="none"/>
+          <ns2:ligatures ns2:val="none"/>
         </w:rPr>
         <w:t xml:space="preserve"> </w:t>
       </w:r>
@@ -1155,7 +1155,7 @@
           <w:color w:val="000000"/>
           <w:kern w:val="0"/>
           <w:lang w:eastAsia="es-ES"/>
-          <w14:ligatures w14:val="none"/>
+          <ns2:ligatures ns2:val="none"/>
         </w:rPr>
         <w:t>el valor de rescate del Seguro</w:t>
       </w:r>
@@ -1165,7 +1165,7 @@
           <w:color w:val="000000"/>
           <w:kern w:val="0"/>
           <w:lang w:eastAsia="es-ES"/>
-          <w14:ligatures w14:val="none"/>
+          <ns2:ligatures ns2:val="none"/>
         </w:rPr>
         <w:t xml:space="preserve"> de</w:t>
       </w:r>
@@ -1175,7 +1175,7 @@
           <w:color w:val="000000"/>
           <w:kern w:val="0"/>
           <w:lang w:eastAsia="es-ES"/>
-          <w14:ligatures w14:val="none"/>
+          <ns2:ligatures ns2:val="none"/>
         </w:rPr>
         <w:t xml:space="preserve"> Vida mediante teléfono, WhatsApp y correo electrónico, debido a la imposibilidad de acceder a dicha información a través de las plataformas digitales de la </w:t>
       </w:r>
@@ -1185,7 +1185,7 @@
           <w:color w:val="000000"/>
           <w:kern w:val="0"/>
           <w:lang w:eastAsia="es-ES"/>
-          <w14:ligatures w14:val="none"/>
+          <ns2:ligatures ns2:val="none"/>
         </w:rPr>
         <w:t>compañía aseguradora</w:t>
       </w:r>
@@ -1195,7 +1195,7 @@
           <w:color w:val="000000"/>
           <w:kern w:val="0"/>
           <w:lang w:eastAsia="es-ES"/>
-          <w14:ligatures w14:val="none"/>
+          <ns2:ligatures ns2:val="none"/>
         </w:rPr>
         <w:t>, las cuales presentaban fallos constantes. En</w:t>
       </w:r>
@@ -1205,7 +1205,7 @@
           <w:color w:val="000000"/>
           <w:kern w:val="0"/>
           <w:lang w:eastAsia="es-ES"/>
-          <w14:ligatures w14:val="none"/>
+          <ns2:ligatures ns2:val="none"/>
         </w:rPr>
         <w:t xml:space="preserve"> </w:t>
       </w:r>
@@ -1215,7 +1215,7 @@
           <w:color w:val="000000"/>
           <w:kern w:val="0"/>
           <w:lang w:eastAsia="es-ES"/>
-          <w14:ligatures w14:val="none"/>
+          <ns2:ligatures ns2:val="none"/>
         </w:rPr>
         <w:t xml:space="preserve">respuesta, </w:t>
       </w:r>
@@ -1225,7 +1225,7 @@
           <w:color w:val="000000"/>
           <w:kern w:val="0"/>
           <w:lang w:val="es-ES" w:eastAsia="es-ES"/>
-          <w14:ligatures w14:val="none"/>
+          <ns2:ligatures ns2:val="none"/>
         </w:rPr>
         <w:t>Rímac</w:t>
       </w:r>
@@ -1235,7 +1235,7 @@
           <w:color w:val="000000"/>
           <w:kern w:val="0"/>
           <w:lang w:eastAsia="es-ES"/>
-          <w14:ligatures w14:val="none"/>
+          <ns2:ligatures ns2:val="none"/>
         </w:rPr>
         <w:t xml:space="preserve"> le </w:t>
       </w:r>
@@ -1245,12 +1245,12 @@
           <w:color w:val="000000"/>
           <w:kern w:val="0"/>
           <w:lang w:eastAsia="es-ES"/>
-          <w14:ligatures w14:val="none"/>
+          <ns2:ligatures ns2:val="none"/>
         </w:rPr>
         <w:t>comunicó que el valor de rescate real ascendía a US$ 7 261, sin proporcionar un desglose técnico ni explicación documentada.</w:t>
       </w:r>
     </w:p>
-    <w:p>
+    <w:p ns2:paraId="1EC49C67" ns2:textId="77777777">
       <w:pPr>
         <w:pStyle w:val="Prrafodelista"/>
         <w:spacing w:after="0" w:line="240" w:lineRule="auto"/>
@@ -1261,11 +1261,11 @@
           <w:color w:val="000000"/>
           <w:kern w:val="0"/>
           <w:lang w:eastAsia="es-ES"/>
-          <w14:ligatures w14:val="none"/>
-        </w:rPr>
-      </w:pPr>
-    </w:p>
-    <w:p>
+          <ns2:ligatures ns2:val="none"/>
+        </w:rPr>
+      </w:pPr>
+    </w:p>
+    <w:p ns2:paraId="1BEBE809" ns2:textId="5DEFE39F">
       <w:pPr>
         <w:pStyle w:val="Prrafodelista"/>
         <w:numPr>
@@ -1283,7 +1283,7 @@
           <w:color w:val="000000"/>
           <w:kern w:val="0"/>
           <w:lang w:eastAsia="es-ES"/>
-          <w14:ligatures w14:val="none"/>
+          <ns2:ligatures ns2:val="none"/>
         </w:rPr>
       </w:pPr>
       <w:r>
@@ -1292,7 +1292,7 @@
           <w:color w:val="000000"/>
           <w:kern w:val="0"/>
           <w:lang w:eastAsia="es-ES"/>
-          <w14:ligatures w14:val="none"/>
+          <ns2:ligatures ns2:val="none"/>
         </w:rPr>
         <w:t xml:space="preserve">El 2 de julio de 2025, presentó un reclamo a </w:t>
       </w:r>
@@ -1302,7 +1302,7 @@
           <w:color w:val="000000"/>
           <w:kern w:val="0"/>
           <w:lang w:val="es-ES" w:eastAsia="es-ES"/>
-          <w14:ligatures w14:val="none"/>
+          <ns2:ligatures ns2:val="none"/>
         </w:rPr>
         <w:t>Rímac</w:t>
       </w:r>
@@ -1312,7 +1312,7 @@
           <w:color w:val="000000"/>
           <w:kern w:val="0"/>
           <w:lang w:eastAsia="es-ES"/>
-          <w14:ligatures w14:val="none"/>
+          <ns2:ligatures ns2:val="none"/>
         </w:rPr>
         <w:t xml:space="preserve">, </w:t>
       </w:r>
@@ -1322,7 +1322,7 @@
           <w:color w:val="000000"/>
           <w:kern w:val="0"/>
           <w:lang w:eastAsia="es-ES"/>
-          <w14:ligatures w14:val="none"/>
+          <ns2:ligatures ns2:val="none"/>
         </w:rPr>
         <w:t>adjuntando</w:t>
       </w:r>
@@ -1332,7 +1332,7 @@
           <w:color w:val="000000"/>
           <w:kern w:val="0"/>
           <w:lang w:eastAsia="es-ES"/>
-          <w14:ligatures w14:val="none"/>
+          <ns2:ligatures ns2:val="none"/>
         </w:rPr>
         <w:t xml:space="preserve"> la cotización de rentabilidad original entregada el 28 de mayo de 2014.</w:t>
       </w:r>
@@ -1342,7 +1342,7 @@
           <w:color w:val="000000"/>
           <w:kern w:val="0"/>
           <w:lang w:eastAsia="es-ES"/>
-          <w14:ligatures w14:val="none"/>
+          <ns2:ligatures ns2:val="none"/>
         </w:rPr>
         <w:t xml:space="preserve"> </w:t>
       </w:r>
@@ -1352,7 +1352,7 @@
           <w:color w:val="000000"/>
           <w:kern w:val="0"/>
           <w:lang w:eastAsia="es-ES"/>
-          <w14:ligatures w14:val="none"/>
+          <ns2:ligatures ns2:val="none"/>
         </w:rPr>
         <w:t xml:space="preserve">El 3 de julio de 2025, recibió de </w:t>
       </w:r>
@@ -1362,7 +1362,7 @@
           <w:color w:val="000000"/>
           <w:kern w:val="0"/>
           <w:lang w:val="es-ES" w:eastAsia="es-ES"/>
-          <w14:ligatures w14:val="none"/>
+          <ns2:ligatures ns2:val="none"/>
         </w:rPr>
         <w:t>Rímac</w:t>
       </w:r>
@@ -1372,7 +1372,7 @@
           <w:color w:val="000000"/>
           <w:kern w:val="0"/>
           <w:lang w:eastAsia="es-ES"/>
-          <w14:ligatures w14:val="none"/>
+          <ns2:ligatures ns2:val="none"/>
         </w:rPr>
         <w:t xml:space="preserve"> </w:t>
       </w:r>
@@ -1382,7 +1382,7 @@
           <w:color w:val="000000"/>
           <w:kern w:val="0"/>
           <w:lang w:eastAsia="es-ES"/>
-          <w14:ligatures w14:val="none"/>
+          <ns2:ligatures ns2:val="none"/>
         </w:rPr>
         <w:t>una nueva cotización de rentabilidad modificada, la cual indicaba un valor de cuenta básica de US$ 8 633, un valor de cuenta ahorro de US$ 8 y un valor de rescate total de US$ 8 640, sin incluir explicación técnica, costos aplicados ni desglose de la rentabilidad real acumulada.</w:t>
       </w:r>
@@ -1392,12 +1392,12 @@
           <w:color w:val="000000"/>
           <w:kern w:val="0"/>
           <w:lang w:eastAsia="es-ES"/>
-          <w14:ligatures w14:val="none"/>
+          <ns2:ligatures ns2:val="none"/>
         </w:rPr>
         <w:t xml:space="preserve"> </w:t>
       </w:r>
     </w:p>
-    <w:p>
+    <w:p ns2:paraId="4431502D" ns2:textId="77777777">
       <w:pPr>
         <w:pStyle w:val="Prrafodelista"/>
         <w:spacing w:after="0" w:line="240" w:lineRule="auto"/>
@@ -1408,11 +1408,11 @@
           <w:color w:val="000000"/>
           <w:kern w:val="0"/>
           <w:lang w:eastAsia="es-ES"/>
-          <w14:ligatures w14:val="none"/>
-        </w:rPr>
-      </w:pPr>
-    </w:p>
-    <w:p>
+          <ns2:ligatures ns2:val="none"/>
+        </w:rPr>
+      </w:pPr>
+    </w:p>
+    <w:p ns2:paraId="7ADADE81" ns2:textId="7229AA38">
       <w:pPr>
         <w:pStyle w:val="Prrafodelista"/>
         <w:numPr>
@@ -1430,7 +1430,7 @@
           <w:color w:val="000000"/>
           <w:kern w:val="0"/>
           <w:lang w:eastAsia="es-ES"/>
-          <w14:ligatures w14:val="none"/>
+          <ns2:ligatures ns2:val="none"/>
         </w:rPr>
       </w:pPr>
       <w:r>
@@ -1439,7 +1439,7 @@
           <w:color w:val="000000"/>
           <w:kern w:val="0"/>
           <w:lang w:eastAsia="es-ES"/>
-          <w14:ligatures w14:val="none"/>
+          <ns2:ligatures ns2:val="none"/>
         </w:rPr>
         <w:t xml:space="preserve">El 4 de julio de 2025, reiteró el reclamo ante </w:t>
       </w:r>
@@ -1449,7 +1449,7 @@
           <w:color w:val="000000"/>
           <w:kern w:val="0"/>
           <w:lang w:val="es-ES" w:eastAsia="es-ES"/>
-          <w14:ligatures w14:val="none"/>
+          <ns2:ligatures ns2:val="none"/>
         </w:rPr>
         <w:t>Rímac</w:t>
       </w:r>
@@ -1459,12 +1459,12 @@
           <w:color w:val="000000"/>
           <w:kern w:val="0"/>
           <w:lang w:eastAsia="es-ES"/>
-          <w14:ligatures w14:val="none"/>
+          <ns2:ligatures ns2:val="none"/>
         </w:rPr>
         <w:t>, solicitando aclaraciones sobre la diferencia entre el valor de rescate proyectado y el real.</w:t>
       </w:r>
     </w:p>
-    <w:p>
+    <w:p ns2:paraId="4C57DC5E" ns2:textId="77777777">
       <w:pPr>
         <w:spacing w:after="0" w:line="240" w:lineRule="auto"/>
         <w:jc w:val="both"/>
@@ -1473,11 +1473,11 @@
           <w:color w:val="000000"/>
           <w:kern w:val="0"/>
           <w:lang w:eastAsia="es-ES"/>
-          <w14:ligatures w14:val="none"/>
-        </w:rPr>
-      </w:pPr>
-    </w:p>
-    <w:p>
+          <ns2:ligatures ns2:val="none"/>
+        </w:rPr>
+      </w:pPr>
+    </w:p>
+    <w:p ns2:paraId="2F9CF7F5" ns2:textId="030D418E">
       <w:pPr>
         <w:pStyle w:val="Prrafodelista"/>
         <w:numPr>
@@ -1492,7 +1492,7 @@
           <w:color w:val="000000"/>
           <w:kern w:val="0"/>
           <w:lang w:eastAsia="es-ES"/>
-          <w14:ligatures w14:val="none"/>
+          <ns2:ligatures ns2:val="none"/>
         </w:rPr>
       </w:pPr>
       <w:r>
@@ -1501,7 +1501,7 @@
           <w:color w:val="000000"/>
           <w:kern w:val="0"/>
           <w:lang w:eastAsia="es-ES"/>
-          <w14:ligatures w14:val="none"/>
+          <ns2:ligatures ns2:val="none"/>
         </w:rPr>
         <w:t xml:space="preserve">El 8 de julio de 2025, </w:t>
       </w:r>
@@ -1511,7 +1511,7 @@
           <w:color w:val="000000"/>
           <w:kern w:val="0"/>
           <w:lang w:val="es-ES" w:eastAsia="es-ES"/>
-          <w14:ligatures w14:val="none"/>
+          <ns2:ligatures ns2:val="none"/>
         </w:rPr>
         <w:t>Rímac</w:t>
       </w:r>
@@ -1521,7 +1521,7 @@
           <w:color w:val="000000"/>
           <w:kern w:val="0"/>
           <w:lang w:eastAsia="es-ES"/>
-          <w14:ligatures w14:val="none"/>
+          <ns2:ligatures ns2:val="none"/>
         </w:rPr>
         <w:t xml:space="preserve"> </w:t>
       </w:r>
@@ -1531,7 +1531,7 @@
           <w:color w:val="000000"/>
           <w:kern w:val="0"/>
           <w:lang w:eastAsia="es-ES"/>
-          <w14:ligatures w14:val="none"/>
+          <ns2:ligatures ns2:val="none"/>
         </w:rPr>
         <w:t xml:space="preserve">declaró infundado el reclamo, remitiendo nuevamente la cotización de </w:t>
       </w:r>
@@ -1541,7 +1541,7 @@
           <w:color w:val="000000"/>
           <w:kern w:val="0"/>
           <w:lang w:eastAsia="es-ES"/>
-          <w14:ligatures w14:val="none"/>
+          <ns2:ligatures ns2:val="none"/>
         </w:rPr>
         <w:t>rentabilidad modificada, sin abordar los puntos solicitados ni proporcionar documentos que justificaran la diferencia entre el valor de rescate proyectado y el real.</w:t>
       </w:r>
@@ -1551,12 +1551,12 @@
           <w:color w:val="000000"/>
           <w:kern w:val="0"/>
           <w:lang w:eastAsia="es-ES"/>
-          <w14:ligatures w14:val="none"/>
+          <ns2:ligatures ns2:val="none"/>
         </w:rPr>
         <w:t xml:space="preserve"> </w:t>
       </w:r>
     </w:p>
-    <w:p>
+    <w:p ns2:paraId="1C970E2B" ns2:textId="77777777">
       <w:pPr>
         <w:pStyle w:val="Prrafodelista"/>
         <w:spacing w:line="240" w:lineRule="auto"/>
@@ -1565,11 +1565,11 @@
           <w:color w:val="000000"/>
           <w:kern w:val="0"/>
           <w:lang w:eastAsia="es-ES"/>
-          <w14:ligatures w14:val="none"/>
-        </w:rPr>
-      </w:pPr>
-    </w:p>
-    <w:p>
+          <ns2:ligatures ns2:val="none"/>
+        </w:rPr>
+      </w:pPr>
+    </w:p>
+    <w:p ns2:paraId="22DCCCBE" ns2:textId="183C11D2">
       <w:pPr>
         <w:pStyle w:val="Prrafodelista"/>
         <w:numPr>
@@ -1584,7 +1584,7 @@
           <w:color w:val="000000"/>
           <w:kern w:val="0"/>
           <w:lang w:eastAsia="es-ES"/>
-          <w14:ligatures w14:val="none"/>
+          <ns2:ligatures ns2:val="none"/>
         </w:rPr>
       </w:pPr>
       <w:r>
@@ -1593,7 +1593,7 @@
           <w:color w:val="000000"/>
           <w:kern w:val="0"/>
           <w:lang w:eastAsia="es-ES"/>
-          <w14:ligatures w14:val="none"/>
+          <ns2:ligatures ns2:val="none"/>
         </w:rPr>
         <w:lastRenderedPageBreak/>
         <w:t xml:space="preserve">El 4 de agosto de 2025, presentó un nuevo reclamo a </w:t>
@@ -1604,7 +1604,7 @@
           <w:color w:val="000000"/>
           <w:kern w:val="0"/>
           <w:lang w:eastAsia="es-ES"/>
-          <w14:ligatures w14:val="none"/>
+          <ns2:ligatures ns2:val="none"/>
         </w:rPr>
         <w:t>Rímac</w:t>
       </w:r>
@@ -1614,7 +1614,7 @@
           <w:color w:val="000000"/>
           <w:kern w:val="0"/>
           <w:lang w:eastAsia="es-ES"/>
-          <w14:ligatures w14:val="none"/>
+          <ns2:ligatures ns2:val="none"/>
         </w:rPr>
         <w:t xml:space="preserve">, adjuntando los estados de cuenta del </w:t>
       </w:r>
@@ -1624,7 +1624,7 @@
           <w:color w:val="000000"/>
           <w:kern w:val="0"/>
           <w:lang w:eastAsia="es-ES"/>
-          <w14:ligatures w14:val="none"/>
+          <ns2:ligatures ns2:val="none"/>
         </w:rPr>
         <w:t xml:space="preserve">Banco BBVA Perú S.A. </w:t>
       </w:r>
@@ -1634,7 +1634,7 @@
           <w:color w:val="000000"/>
           <w:kern w:val="0"/>
           <w:lang w:eastAsia="es-ES"/>
-          <w14:ligatures w14:val="none"/>
+          <ns2:ligatures ns2:val="none"/>
         </w:rPr>
         <w:t xml:space="preserve">correspondientes al periodo de enero de 2015 a mayo de 2025 y un cuadro comparativo que detallaba los montos debitados, los montos que debieron cobrarse conforme al tipo de cambio de la </w:t>
       </w:r>
@@ -1644,7 +1644,7 @@
           <w:color w:val="000000"/>
           <w:kern w:val="0"/>
           <w:lang w:eastAsia="es-ES"/>
-          <w14:ligatures w14:val="none"/>
+          <ns2:ligatures ns2:val="none"/>
         </w:rPr>
         <w:t xml:space="preserve">Superintendencia de Banca, Seguros y Administradoras Privadas de Fondos de Pensiones (en adelante, SBS) </w:t>
       </w:r>
@@ -1654,12 +1654,12 @@
           <w:color w:val="000000"/>
           <w:kern w:val="0"/>
           <w:lang w:eastAsia="es-ES"/>
-          <w14:ligatures w14:val="none"/>
+          <ns2:ligatures ns2:val="none"/>
         </w:rPr>
         <w:t>y la diferencia cobrada en exceso.</w:t>
       </w:r>
     </w:p>
-    <w:p>
+    <w:p ns2:paraId="0BA75218" ns2:textId="77777777">
       <w:pPr>
         <w:pStyle w:val="Prrafodelista"/>
         <w:spacing w:line="240" w:lineRule="auto"/>
@@ -1668,11 +1668,11 @@
           <w:color w:val="000000"/>
           <w:kern w:val="0"/>
           <w:lang w:eastAsia="es-ES"/>
-          <w14:ligatures w14:val="none"/>
-        </w:rPr>
-      </w:pPr>
-    </w:p>
-    <w:p>
+          <ns2:ligatures ns2:val="none"/>
+        </w:rPr>
+      </w:pPr>
+    </w:p>
+    <w:p ns2:paraId="22E74036" ns2:textId="538B78AE">
       <w:pPr>
         <w:pStyle w:val="Prrafodelista"/>
         <w:numPr>
@@ -1687,7 +1687,7 @@
           <w:color w:val="000000"/>
           <w:kern w:val="0"/>
           <w:lang w:eastAsia="es-ES"/>
-          <w14:ligatures w14:val="none"/>
+          <ns2:ligatures ns2:val="none"/>
         </w:rPr>
       </w:pPr>
       <w:r>
@@ -1696,7 +1696,7 @@
           <w:color w:val="000000"/>
           <w:kern w:val="0"/>
           <w:lang w:eastAsia="es-ES"/>
-          <w14:ligatures w14:val="none"/>
+          <ns2:ligatures ns2:val="none"/>
         </w:rPr>
         <w:t xml:space="preserve">El 15 de agosto de 2025, </w:t>
       </w:r>
@@ -1706,7 +1706,7 @@
           <w:color w:val="000000"/>
           <w:kern w:val="0"/>
           <w:lang w:eastAsia="es-ES"/>
-          <w14:ligatures w14:val="none"/>
+          <ns2:ligatures ns2:val="none"/>
         </w:rPr>
         <w:t>Rímac</w:t>
       </w:r>
@@ -1716,7 +1716,7 @@
           <w:color w:val="000000"/>
           <w:kern w:val="0"/>
           <w:lang w:eastAsia="es-ES"/>
-          <w14:ligatures w14:val="none"/>
+          <ns2:ligatures ns2:val="none"/>
         </w:rPr>
         <w:t xml:space="preserve"> respondió declarando infundado el reclamo, indicando que el tipo de cambio aplicado correspondía al del banco emisor, sin justificar la discrepancia con lo establecido en el contrato del Seguro </w:t>
       </w:r>
@@ -1726,7 +1726,7 @@
           <w:color w:val="000000"/>
           <w:kern w:val="0"/>
           <w:lang w:eastAsia="es-ES"/>
-          <w14:ligatures w14:val="none"/>
+          <ns2:ligatures ns2:val="none"/>
         </w:rPr>
         <w:t xml:space="preserve">de </w:t>
       </w:r>
@@ -1736,7 +1736,7 @@
           <w:color w:val="000000"/>
           <w:kern w:val="0"/>
           <w:lang w:eastAsia="es-ES"/>
-          <w14:ligatures w14:val="none"/>
+          <ns2:ligatures ns2:val="none"/>
         </w:rPr>
         <w:t>Vida</w:t>
       </w:r>
@@ -1746,7 +1746,7 @@
           <w:color w:val="000000"/>
           <w:kern w:val="0"/>
           <w:lang w:eastAsia="es-ES"/>
-          <w14:ligatures w14:val="none"/>
+          <ns2:ligatures ns2:val="none"/>
         </w:rPr>
         <w:t xml:space="preserve"> debido a que establece que el tipo de cambio aplicable es el de la </w:t>
       </w:r>
@@ -1756,7 +1756,7 @@
           <w:color w:val="000000"/>
           <w:kern w:val="0"/>
           <w:lang w:eastAsia="es-ES"/>
-          <w14:ligatures w14:val="none"/>
+          <ns2:ligatures ns2:val="none"/>
         </w:rPr>
         <w:t>SBS</w:t>
       </w:r>
@@ -1766,12 +1766,12 @@
           <w:color w:val="000000"/>
           <w:kern w:val="0"/>
           <w:lang w:eastAsia="es-ES"/>
-          <w14:ligatures w14:val="none"/>
+          <ns2:ligatures ns2:val="none"/>
         </w:rPr>
         <w:t>.</w:t>
       </w:r>
     </w:p>
-    <w:p>
+    <w:p ns2:paraId="33E14FF7" ns2:textId="77777777">
       <w:pPr>
         <w:tabs>
           <w:tab w:val="left" w:pos="1134"/>
@@ -1783,11 +1783,11 @@
           <w:color w:val="000000"/>
           <w:kern w:val="0"/>
           <w:lang w:eastAsia="es-ES"/>
-          <w14:ligatures w14:val="none"/>
-        </w:rPr>
-      </w:pPr>
-    </w:p>
-    <w:p>
+          <ns2:ligatures ns2:val="none"/>
+        </w:rPr>
+      </w:pPr>
+    </w:p>
+    <w:p ns2:paraId="65C58807" ns2:textId="08775FCE">
       <w:pPr>
         <w:numPr>
           <w:ilvl w:val="1"/>
@@ -1805,7 +1805,7 @@
           <w:color w:val="000000"/>
           <w:kern w:val="0"/>
           <w:lang w:val="es-ES" w:eastAsia="es-ES"/>
-          <w14:ligatures w14:val="none"/>
+          <ns2:ligatures ns2:val="none"/>
         </w:rPr>
       </w:pPr>
       <w:r>
@@ -1814,7 +1814,7 @@
           <w:color w:val="000000"/>
           <w:kern w:val="0"/>
           <w:lang w:val="es-ES" w:eastAsia="es-ES"/>
-          <w14:ligatures w14:val="none"/>
+          <ns2:ligatures ns2:val="none"/>
         </w:rPr>
         <w:t xml:space="preserve">La señora [APELLIDO] solicitó, en calidad de medida correctiva, que Rímac cumpla con otorgar el valor total de sus aportes por la suma de US$ 9 108,00 más rentabilidad según cotización ofrecida (correspondiente a $118, 174); o, en su defecto, cumpla con otorgar el valor total de sus aportes íntegros más intereses legales compensatorios. Asimismo, requirió el reembolso de costos y costas del presente procedimiento. </w:t>
       </w:r>
@@ -1822,7 +1822,7 @@
         <w:rPr>
           <w:rFonts w:ascii="Arial Narrow" w:eastAsia="Calibri" w:hAnsi="Arial Narrow" w:cs="Arial"/>
           <w:kern w:val="0"/>
-          <w14:ligatures w14:val="none"/>
+          <ns2:ligatures ns2:val="none"/>
         </w:rPr>
         <w:t xml:space="preserve"/>
       </w:r>
@@ -1832,7 +1832,7 @@
           <w:color w:val="000000"/>
           <w:kern w:val="0"/>
           <w:lang w:val="es-ES" w:eastAsia="es-ES"/>
-          <w14:ligatures w14:val="none"/>
+          <ns2:ligatures ns2:val="none"/>
         </w:rPr>
         <w:t xml:space="preserve"/>
       </w:r>
@@ -1842,7 +1842,7 @@
           <w:color w:val="000000"/>
           <w:kern w:val="0"/>
           <w:lang w:val="es-ES" w:eastAsia="es-ES"/>
-          <w14:ligatures w14:val="none"/>
+          <ns2:ligatures ns2:val="none"/>
         </w:rPr>
         <w:t/>
       </w:r>
@@ -1852,7 +1852,7 @@
           <w:color w:val="000000"/>
           <w:kern w:val="0"/>
           <w:lang w:val="es-ES" w:eastAsia="es-ES"/>
-          <w14:ligatures w14:val="none"/>
+          <ns2:ligatures ns2:val="none"/>
         </w:rPr>
         <w:t xml:space="preserve"/>
       </w:r>
@@ -1862,7 +1862,7 @@
           <w:color w:val="000000"/>
           <w:kern w:val="0"/>
           <w:lang w:val="es-ES" w:eastAsia="es-ES"/>
-          <w14:ligatures w14:val="none"/>
+          <ns2:ligatures ns2:val="none"/>
         </w:rPr>
         <w:t xml:space="preserve"/>
       </w:r>
@@ -1872,7 +1872,7 @@
           <w:color w:val="000000"/>
           <w:kern w:val="0"/>
           <w:lang w:val="es-ES" w:eastAsia="es-ES"/>
-          <w14:ligatures w14:val="none"/>
+          <ns2:ligatures ns2:val="none"/>
         </w:rPr>
         <w:t xml:space="preserve"/>
       </w:r>
@@ -1882,7 +1882,7 @@
           <w:color w:val="000000"/>
           <w:kern w:val="0"/>
           <w:lang w:val="es-ES" w:eastAsia="es-ES"/>
-          <w14:ligatures w14:val="none"/>
+          <ns2:ligatures ns2:val="none"/>
         </w:rPr>
         <w:t xml:space="preserve"/>
       </w:r>
@@ -1892,7 +1892,7 @@
           <w:color w:val="000000"/>
           <w:kern w:val="0"/>
           <w:lang w:val="es-ES" w:eastAsia="es-ES"/>
-          <w14:ligatures w14:val="none"/>
+          <ns2:ligatures ns2:val="none"/>
         </w:rPr>
         <w:t xml:space="preserve"/>
       </w:r>
@@ -1902,7 +1902,7 @@
           <w:color w:val="000000"/>
           <w:kern w:val="0"/>
           <w:lang w:val="es-ES" w:eastAsia="es-ES"/>
-          <w14:ligatures w14:val="none"/>
+          <ns2:ligatures ns2:val="none"/>
         </w:rPr>
         <w:t xml:space="preserve"/>
       </w:r>
@@ -1912,7 +1912,7 @@
           <w:color w:val="000000"/>
           <w:kern w:val="0"/>
           <w:lang w:val="es-ES" w:eastAsia="es-ES"/>
-          <w14:ligatures w14:val="none"/>
+          <ns2:ligatures ns2:val="none"/>
         </w:rPr>
         <w:t xml:space="preserve"/>
       </w:r>
@@ -1922,7 +1922,7 @@
           <w:color w:val="000000"/>
           <w:kern w:val="0"/>
           <w:lang w:val="es-ES" w:eastAsia="es-ES"/>
-          <w14:ligatures w14:val="none"/>
+          <ns2:ligatures ns2:val="none"/>
         </w:rPr>
         <w:t/>
       </w:r>
@@ -1932,7 +1932,7 @@
           <w:color w:val="000000"/>
           <w:kern w:val="0"/>
           <w:lang w:val="es-ES" w:eastAsia="es-ES"/>
-          <w14:ligatures w14:val="none"/>
+          <ns2:ligatures ns2:val="none"/>
         </w:rPr>
         <w:t xml:space="preserve"/>
       </w:r>
@@ -1942,7 +1942,7 @@
           <w:color w:val="000000"/>
           <w:kern w:val="0"/>
           <w:lang w:val="es-ES" w:eastAsia="es-ES"/>
-          <w14:ligatures w14:val="none"/>
+          <ns2:ligatures ns2:val="none"/>
         </w:rPr>
         <w:t xml:space="preserve"/>
       </w:r>
@@ -1952,7 +1952,7 @@
           <w:color w:val="000000"/>
           <w:kern w:val="0"/>
           <w:lang w:val="es-ES" w:eastAsia="es-ES"/>
-          <w14:ligatures w14:val="none"/>
+          <ns2:ligatures ns2:val="none"/>
         </w:rPr>
         <w:t/>
       </w:r>
@@ -1962,7 +1962,7 @@
           <w:color w:val="000000"/>
           <w:kern w:val="0"/>
           <w:lang w:val="es-ES" w:eastAsia="es-ES"/>
-          <w14:ligatures w14:val="none"/>
+          <ns2:ligatures ns2:val="none"/>
         </w:rPr>
         <w:t/>
       </w:r>
@@ -1972,7 +1972,7 @@
           <w:color w:val="000000"/>
           <w:kern w:val="0"/>
           <w:lang w:val="es-ES" w:eastAsia="es-ES"/>
-          <w14:ligatures w14:val="none"/>
+          <ns2:ligatures ns2:val="none"/>
         </w:rPr>
         <w:t/>
       </w:r>
@@ -1982,12 +1982,12 @@
           <w:color w:val="000000"/>
           <w:kern w:val="0"/>
           <w:lang w:val="es-ES" w:eastAsia="es-ES"/>
-          <w14:ligatures w14:val="none"/>
+          <ns2:ligatures ns2:val="none"/>
         </w:rPr>
         <w:t xml:space="preserve"/>
       </w:r>
     </w:p>
-    <w:p>
+    <w:p ns2:paraId="66005174" ns2:textId="77777777">
       <w:pPr>
         <w:spacing w:after="0" w:line="240" w:lineRule="auto"/>
         <w:contextualSpacing/>
@@ -1998,11 +1998,11 @@
           <w:color w:val="000000"/>
           <w:kern w:val="0"/>
           <w:lang w:eastAsia="es-PE"/>
-          <w14:ligatures w14:val="none"/>
-        </w:rPr>
-      </w:pPr>
-    </w:p>
-    <w:p>
+          <ns2:ligatures ns2:val="none"/>
+        </w:rPr>
+      </w:pPr>
+    </w:p>
+    <w:p ns2:paraId="3541B1F9" ns2:textId="77777777">
       <w:pPr>
         <w:pStyle w:val="Prrafodelista"/>
         <w:numPr>
@@ -2022,7 +2022,7 @@
           <w:color w:val="000000"/>
           <w:kern w:val="0"/>
           <w:lang w:eastAsia="es-PE"/>
-          <w14:ligatures w14:val="none"/>
+          <ns2:ligatures ns2:val="none"/>
         </w:rPr>
       </w:pPr>
       <w:r>
@@ -2032,12 +2032,12 @@
           <w:color w:val="000000"/>
           <w:kern w:val="0"/>
           <w:lang w:eastAsia="es-PE"/>
-          <w14:ligatures w14:val="none"/>
+          <ns2:ligatures ns2:val="none"/>
         </w:rPr>
         <w:t>DE LA ADMISIÓN A TRÁMITE DE LA DENUNCIA</w:t>
       </w:r>
     </w:p>
-    <w:p>
+    <w:p ns2:paraId="34556756" ns2:textId="77777777">
       <w:pPr>
         <w:spacing w:after="0" w:line="240" w:lineRule="auto"/>
         <w:ind w:left="567"/>
@@ -2049,11 +2049,11 @@
           <w:color w:val="000000"/>
           <w:kern w:val="0"/>
           <w:lang w:eastAsia="es-PE"/>
-          <w14:ligatures w14:val="none"/>
-        </w:rPr>
-      </w:pPr>
-    </w:p>
-    <w:p>
+          <ns2:ligatures ns2:val="none"/>
+        </w:rPr>
+      </w:pPr>
+    </w:p>
+    <w:p ns2:paraId="342F2166" ns2:textId="349C267B">
       <w:pPr>
         <w:pStyle w:val="Prrafodelista"/>
         <w:numPr>
@@ -2066,7 +2066,7 @@
         <w:rPr>
           <w:rFonts w:ascii="Arial Narrow" w:eastAsia="Arial Narrow" w:hAnsi="Arial Narrow" w:cs="Arial Narrow"/>
           <w:kern w:val="0"/>
-          <w14:ligatures w14:val="none"/>
+          <ns2:ligatures ns2:val="none"/>
         </w:rPr>
       </w:pPr>
       <w:bookmarkStart w:id="1" w:name="_Hlk140755208"/>
@@ -2078,7 +2078,7 @@
           <w:color w:val="000000"/>
           <w:kern w:val="0"/>
           <w:lang w:eastAsia="es-PE"/>
-          <w14:ligatures w14:val="none"/>
+          <ns2:ligatures ns2:val="none"/>
         </w:rPr>
         <w:t xml:space="preserve">La </w:t>
       </w:r>
@@ -2091,7 +2091,7 @@
           <w:color w:val="000000"/>
           <w:kern w:val="0"/>
           <w:lang w:eastAsia="es-PE"/>
-          <w14:ligatures w14:val="none"/>
+          <ns2:ligatures ns2:val="none"/>
         </w:rPr>
         <w:t>Secretaría Técnica de la Comisión de Protección al Consumidor 1 (en adelante, la Secretaría Técnica), en ejercicio de sus facultades</w:t>
       </w:r>
@@ -2101,7 +2101,7 @@
           <w:rFonts w:ascii="Arial Narrow" w:eastAsia="Arial Narrow" w:hAnsi="Arial Narrow" w:cs="Arial Narrow"/>
           <w:kern w:val="0"/>
           <w:vertAlign w:val="superscript"/>
-          <w14:ligatures w14:val="none"/>
+          <ns2:ligatures ns2:val="none"/>
         </w:rPr>
         <w:footnoteReference w:id="2"/>
       </w:r>
@@ -2111,7 +2111,7 @@
           <w:color w:val="000000"/>
           <w:kern w:val="0"/>
           <w:lang w:eastAsia="es-PE"/>
-          <w14:ligatures w14:val="none"/>
+          <ns2:ligatures ns2:val="none"/>
         </w:rPr>
         <w:t xml:space="preserve">, considera </w:t>
       </w:r>
@@ -2119,7 +2119,7 @@
         <w:rPr>
           <w:rFonts w:ascii="Arial Narrow" w:eastAsia="Arial Narrow" w:hAnsi="Arial Narrow" w:cs="Arial Narrow"/>
           <w:kern w:val="0"/>
-          <w14:ligatures w14:val="none"/>
+          <ns2:ligatures ns2:val="none"/>
         </w:rPr>
         <w:t xml:space="preserve">que el hecho denunciado, consistente en que </w:t>
       </w:r>
@@ -2133,7 +2133,7 @@
         <w:rPr>
           <w:rFonts w:ascii="Arial Narrow" w:eastAsia="Arial Narrow" w:hAnsi="Arial Narrow" w:cs="Arial Narrow"/>
           <w:kern w:val="0"/>
-          <w14:ligatures w14:val="none"/>
+          <ns2:ligatures ns2:val="none"/>
         </w:rPr>
         <w:t>; involucraría una presunta afectación a sus expectativas, quien no habría encontrado una correspondencia entre lo que esperaba recibir de parte del proveedor y lo que realmente recibió. Por consiguiente, corresponde calificar el hecho materia de denuncia como una presunta infracción al deber de idoneidad, tipificado en los artículos 18</w:t>
       </w:r>
@@ -2143,7 +2143,7 @@
           <w:color w:val="000000"/>
           <w:kern w:val="0"/>
           <w:lang w:eastAsia="es-PE"/>
-          <w14:ligatures w14:val="none"/>
+          <ns2:ligatures ns2:val="none"/>
         </w:rPr>
         <w:t/>
       </w:r>
@@ -2151,7 +2151,7 @@
         <w:rPr>
           <w:rFonts w:ascii="Arial Narrow" w:eastAsia="Arial Narrow" w:hAnsi="Arial Narrow" w:cs="Arial Narrow"/>
           <w:kern w:val="0"/>
-          <w14:ligatures w14:val="none"/>
+          <ns2:ligatures ns2:val="none"/>
         </w:rPr>
         <w:t xml:space="preserve"> y 19</w:t>
       </w:r>
@@ -2161,7 +2161,7 @@
           <w:color w:val="000000"/>
           <w:kern w:val="0"/>
           <w:lang w:eastAsia="es-PE"/>
-          <w14:ligatures w14:val="none"/>
+          <ns2:ligatures ns2:val="none"/>
         </w:rPr>
         <w:t/>
       </w:r>
@@ -2169,7 +2169,7 @@
         <w:rPr>
           <w:rFonts w:ascii="Arial Narrow" w:eastAsia="Arial Narrow" w:hAnsi="Arial Narrow" w:cs="Arial Narrow"/>
           <w:kern w:val="0"/>
-          <w14:ligatures w14:val="none"/>
+          <ns2:ligatures ns2:val="none"/>
         </w:rPr>
         <w:t xml:space="preserve"> del Código</w:t>
       </w:r>
@@ -2179,7 +2179,7 @@
           <w:rFonts w:ascii="Arial Narrow" w:eastAsia="Arial Narrow" w:hAnsi="Arial Narrow" w:cs="Arial"/>
           <w:kern w:val="0"/>
           <w:vertAlign w:val="superscript"/>
-          <w14:ligatures w14:val="none"/>
+          <ns2:ligatures ns2:val="none"/>
         </w:rPr>
         <w:footnoteReference w:id="3"/>
       </w:r>
@@ -2187,12 +2187,12 @@
         <w:rPr>
           <w:rFonts w:ascii="Arial Narrow" w:eastAsia="Arial Narrow" w:hAnsi="Arial Narrow" w:cs="Arial Narrow"/>
           <w:kern w:val="0"/>
-          <w14:ligatures w14:val="none"/>
+          <ns2:ligatures ns2:val="none"/>
         </w:rPr>
         <w:t>.</w:t>
       </w:r>
     </w:p>
-    <w:p>
+    <w:p ns2:paraId="561E500A" ns2:textId="697CDC9B">
       <w:pPr>
         <w:pStyle w:val="Prrafodelista"/>
         <w:numPr>
@@ -2205,14 +2205,14 @@
         <w:rPr>
           <w:rFonts w:ascii="Arial Narrow" w:eastAsia="Arial Narrow" w:hAnsi="Arial Narrow" w:cs="Arial Narrow"/>
           <w:kern w:val="0"/>
-          <w14:ligatures w14:val="none"/>
-        </w:rPr>
-      </w:pPr>
-      <w:r>
-        <w:rPr>
-          <w:rFonts w:ascii="Arial Narrow" w:eastAsia="Arial Narrow" w:hAnsi="Arial Narrow" w:cs="Arial Narrow"/>
-          <w:kern w:val="0"/>
-          <w14:ligatures w14:val="none"/>
+          <ns2:ligatures ns2:val="none"/>
+        </w:rPr>
+      </w:pPr>
+      <w:r>
+        <w:rPr>
+          <w:rFonts w:ascii="Arial Narrow" w:eastAsia="Arial Narrow" w:hAnsi="Arial Narrow" w:cs="Arial Narrow"/>
+          <w:kern w:val="0"/>
+          <ns2:ligatures ns2:val="none"/>
         </w:rPr>
         <w:lastRenderedPageBreak/>
         <w:t xml:space="preserve">Así </w:t>
@@ -2224,7 +2224,7 @@
           <w:color w:val="000000"/>
           <w:kern w:val="0"/>
           <w:lang w:eastAsia="es-PE"/>
-          <w14:ligatures w14:val="none"/>
+          <ns2:ligatures ns2:val="none"/>
         </w:rPr>
         <w:t xml:space="preserve">también, </w:t>
       </w:r>
@@ -2232,7 +2232,7 @@
         <w:rPr>
           <w:rFonts w:ascii="Arial Narrow" w:eastAsia="Arial Narrow" w:hAnsi="Arial Narrow" w:cs="Arial Narrow"/>
           <w:kern w:val="0"/>
-          <w14:ligatures w14:val="none"/>
+          <ns2:ligatures ns2:val="none"/>
         </w:rPr>
         <w:t>la Secretaría Técnica, en ejercicio de sus facultades,</w:t>
       </w:r>
@@ -2242,7 +2242,7 @@
           <w:color w:val="000000"/>
           <w:kern w:val="0"/>
           <w:lang w:eastAsia="es-PE"/>
-          <w14:ligatures w14:val="none"/>
+          <ns2:ligatures ns2:val="none"/>
         </w:rPr>
         <w:t xml:space="preserve"> </w:t>
       </w:r>
@@ -2252,7 +2252,7 @@
           <w:color w:val="000000"/>
           <w:kern w:val="0"/>
           <w:lang w:eastAsia="es-PE"/>
-          <w14:ligatures w14:val="none"/>
+          <ns2:ligatures ns2:val="none"/>
         </w:rPr>
         <w:t>c</w:t>
       </w:r>
@@ -2262,7 +2262,7 @@
           <w:color w:val="000000"/>
           <w:kern w:val="0"/>
           <w:lang w:eastAsia="es-PE"/>
-          <w14:ligatures w14:val="none"/>
+          <ns2:ligatures ns2:val="none"/>
         </w:rPr>
         <w:t xml:space="preserve">onsidera </w:t>
       </w:r>
@@ -2270,7 +2270,7 @@
         <w:rPr>
           <w:rFonts w:ascii="Arial Narrow" w:eastAsia="Arial Narrow" w:hAnsi="Arial Narrow" w:cs="Arial"/>
           <w:kern w:val="0"/>
-          <w14:ligatures w14:val="none"/>
+          <ns2:ligatures ns2:val="none"/>
         </w:rPr>
         <w:t xml:space="preserve">que el hecho denunciado, consistente en que </w:t>
       </w:r>
@@ -2286,7 +2286,7 @@
           <w:color w:val="000000"/>
           <w:kern w:val="0"/>
           <w:lang w:eastAsia="es-PE"/>
-          <w14:ligatures w14:val="none"/>
+          <ns2:ligatures ns2:val="none"/>
         </w:rPr>
         <w:t>; involucraría una presunta afectación a sus expectativas</w:t>
       </w:r>
@@ -2296,7 +2296,7 @@
           <w:color w:val="000000"/>
           <w:kern w:val="0"/>
           <w:lang w:eastAsia="es-PE"/>
-          <w14:ligatures w14:val="none"/>
+          <ns2:ligatures ns2:val="none"/>
         </w:rPr>
         <w:t>, quien no habría encontrado una correspondencia entre lo que esperaba recibir de parte del proveedor y lo que realmente recibió. Por consiguiente, corresponde calificar el hecho materia de denuncia como una presunta infracción al deber de idoneidad</w:t>
       </w:r>
@@ -2304,7 +2304,7 @@
         <w:rPr>
           <w:rFonts w:ascii="Arial Narrow" w:eastAsia="Arial Narrow" w:hAnsi="Arial Narrow" w:cs="Arial Narrow"/>
           <w:kern w:val="0"/>
-          <w14:ligatures w14:val="none"/>
+          <ns2:ligatures ns2:val="none"/>
         </w:rPr>
         <w:t>, tipificado en los artículos 18</w:t>
       </w:r>
@@ -2314,7 +2314,7 @@
           <w:color w:val="000000"/>
           <w:kern w:val="0"/>
           <w:lang w:eastAsia="es-PE"/>
-          <w14:ligatures w14:val="none"/>
+          <ns2:ligatures ns2:val="none"/>
         </w:rPr>
         <w:t/>
       </w:r>
@@ -2322,7 +2322,7 @@
         <w:rPr>
           <w:rFonts w:ascii="Arial Narrow" w:eastAsia="Arial Narrow" w:hAnsi="Arial Narrow" w:cs="Arial Narrow"/>
           <w:kern w:val="0"/>
-          <w14:ligatures w14:val="none"/>
+          <ns2:ligatures ns2:val="none"/>
         </w:rPr>
         <w:t xml:space="preserve"> y 19</w:t>
       </w:r>
@@ -2332,7 +2332,7 @@
           <w:color w:val="000000"/>
           <w:kern w:val="0"/>
           <w:lang w:eastAsia="es-PE"/>
-          <w14:ligatures w14:val="none"/>
+          <ns2:ligatures ns2:val="none"/>
         </w:rPr>
         <w:t/>
       </w:r>
@@ -2340,12 +2340,12 @@
         <w:rPr>
           <w:rFonts w:ascii="Arial Narrow" w:eastAsia="Arial Narrow" w:hAnsi="Arial Narrow" w:cs="Arial Narrow"/>
           <w:kern w:val="0"/>
-          <w14:ligatures w14:val="none"/>
+          <ns2:ligatures ns2:val="none"/>
         </w:rPr>
         <w:t xml:space="preserve"> del Código.</w:t>
       </w:r>
     </w:p>
-    <w:p>
+    <w:p ns2:paraId="1CA1EDC7" ns2:textId="77777777">
       <w:pPr>
         <w:pStyle w:val="Prrafodelista"/>
         <w:spacing w:after="0" w:line="240" w:lineRule="auto"/>
@@ -2354,11 +2354,11 @@
         <w:rPr>
           <w:rFonts w:ascii="Arial Narrow" w:eastAsia="Arial Narrow" w:hAnsi="Arial Narrow" w:cs="Arial Narrow"/>
           <w:kern w:val="0"/>
-          <w14:ligatures w14:val="none"/>
-        </w:rPr>
-      </w:pPr>
-    </w:p>
-    <w:p>
+          <ns2:ligatures ns2:val="none"/>
+        </w:rPr>
+      </w:pPr>
+    </w:p>
+    <w:p ns2:paraId="6384DAA8" ns2:textId="1D576FC3">
       <w:pPr>
         <w:pStyle w:val="Prrafodelista"/>
         <w:numPr>
@@ -2371,14 +2371,14 @@
         <w:rPr>
           <w:rFonts w:ascii="Arial Narrow" w:eastAsia="Arial Narrow" w:hAnsi="Arial Narrow" w:cs="Arial Narrow"/>
           <w:kern w:val="0"/>
-          <w14:ligatures w14:val="none"/>
-        </w:rPr>
-      </w:pPr>
-      <w:r>
-        <w:rPr>
-          <w:rFonts w:ascii="Arial Narrow" w:eastAsia="Arial Narrow" w:hAnsi="Arial Narrow" w:cs="Arial Narrow"/>
-          <w:kern w:val="0"/>
-          <w14:ligatures w14:val="none"/>
+          <ns2:ligatures ns2:val="none"/>
+        </w:rPr>
+      </w:pPr>
+      <w:r>
+        <w:rPr>
+          <w:rFonts w:ascii="Arial Narrow" w:eastAsia="Arial Narrow" w:hAnsi="Arial Narrow" w:cs="Arial Narrow"/>
+          <w:kern w:val="0"/>
+          <ns2:ligatures ns2:val="none"/>
         </w:rPr>
         <w:t>Además</w:t>
       </w:r>
@@ -2386,7 +2386,7 @@
         <w:rPr>
           <w:rFonts w:ascii="Arial Narrow" w:eastAsia="Arial Narrow" w:hAnsi="Arial Narrow" w:cs="Arial Narrow"/>
           <w:kern w:val="0"/>
-          <w14:ligatures w14:val="none"/>
+          <ns2:ligatures ns2:val="none"/>
         </w:rPr>
         <w:t xml:space="preserve">, la Secretaría Técnica, en ejercicio de sus facultades, </w:t>
       </w:r>
@@ -2396,7 +2396,7 @@
           <w:color w:val="000000"/>
           <w:kern w:val="0"/>
           <w:lang w:eastAsia="es-PE"/>
-          <w14:ligatures w14:val="none"/>
+          <ns2:ligatures ns2:val="none"/>
         </w:rPr>
         <w:t xml:space="preserve">considera </w:t>
       </w:r>
@@ -2404,7 +2404,7 @@
         <w:rPr>
           <w:rFonts w:ascii="Arial Narrow" w:eastAsia="Arial Narrow" w:hAnsi="Arial Narrow" w:cs="Arial Narrow"/>
           <w:kern w:val="0"/>
-          <w14:ligatures w14:val="none"/>
+          <ns2:ligatures ns2:val="none"/>
         </w:rPr>
         <w:t>que el hecho denunciado</w:t>
       </w:r>
@@ -2414,7 +2414,7 @@
           <w:color w:val="000000"/>
           <w:kern w:val="0"/>
           <w:lang w:eastAsia="es-PE"/>
-          <w14:ligatures w14:val="none"/>
+          <ns2:ligatures ns2:val="none"/>
         </w:rPr>
         <w:t xml:space="preserve">, consistente en que </w:t>
       </w:r>
@@ -2430,7 +2430,7 @@
           <w:color w:val="000000"/>
           <w:kern w:val="0"/>
           <w:lang w:eastAsia="es-PE"/>
-          <w14:ligatures w14:val="none"/>
+          <ns2:ligatures ns2:val="none"/>
         </w:rPr>
         <w:t>.</w:t>
       </w:r>
@@ -2440,7 +2440,7 @@
           <w:color w:val="000000"/>
           <w:kern w:val="0"/>
           <w:lang w:eastAsia="es-PE"/>
-          <w14:ligatures w14:val="none"/>
+          <ns2:ligatures ns2:val="none"/>
         </w:rPr>
         <w:t xml:space="preserve"> </w:t>
       </w:r>
@@ -2450,7 +2450,7 @@
           <w:color w:val="000000"/>
           <w:kern w:val="0"/>
           <w:lang w:eastAsia="es-PE"/>
-          <w14:ligatures w14:val="none"/>
+          <ns2:ligatures ns2:val="none"/>
         </w:rPr>
         <w:t>Por consiguiente</w:t>
       </w:r>
@@ -2460,7 +2460,7 @@
           <w:color w:val="000000"/>
           <w:kern w:val="0"/>
           <w:lang w:eastAsia="es-PE"/>
-          <w14:ligatures w14:val="none"/>
+          <ns2:ligatures ns2:val="none"/>
         </w:rPr>
         <w:t>, corresponde calificar el hecho materia de denuncia como una presunta infracción al</w:t>
       </w:r>
@@ -2468,7 +2468,7 @@
         <w:rPr>
           <w:rFonts w:ascii="Arial Narrow" w:eastAsia="Arial Narrow" w:hAnsi="Arial Narrow" w:cs="Arial Narrow"/>
           <w:kern w:val="0"/>
-          <w14:ligatures w14:val="none"/>
+          <ns2:ligatures ns2:val="none"/>
         </w:rPr>
         <w:t xml:space="preserve"> </w:t>
       </w:r>
@@ -2476,7 +2476,7 @@
         <w:rPr>
           <w:rFonts w:ascii="Arial Narrow" w:eastAsia="Arial Narrow" w:hAnsi="Arial Narrow" w:cs="Arial Narrow"/>
           <w:kern w:val="0"/>
-          <w14:ligatures w14:val="none"/>
+          <ns2:ligatures ns2:val="none"/>
         </w:rPr>
         <w:t>numeral 88.1 del artículo 88 del Código</w:t>
       </w:r>
@@ -2486,7 +2486,7 @@
           <w:rFonts w:ascii="Arial Narrow" w:eastAsia="Arial Narrow" w:hAnsi="Arial Narrow" w:cs="Arial"/>
           <w:kern w:val="0"/>
           <w:vertAlign w:val="superscript"/>
-          <w14:ligatures w14:val="none"/>
+          <ns2:ligatures ns2:val="none"/>
         </w:rPr>
         <w:footnoteReference w:id="4"/>
       </w:r>
@@ -2494,23 +2494,23 @@
         <w:rPr>
           <w:rFonts w:ascii="Arial Narrow" w:eastAsia="Arial Narrow" w:hAnsi="Arial Narrow" w:cs="Arial Narrow"/>
           <w:kern w:val="0"/>
-          <w14:ligatures w14:val="none"/>
+          <ns2:ligatures ns2:val="none"/>
         </w:rPr>
         <w:t>.</w:t>
       </w:r>
     </w:p>
-    <w:p>
+    <w:p ns2:paraId="684204A6" ns2:textId="77777777">
       <w:pPr>
         <w:pStyle w:val="Prrafodelista"/>
         <w:spacing w:line="240" w:lineRule="auto"/>
         <w:rPr>
           <w:rFonts w:ascii="Arial Narrow" w:eastAsia="Arial Narrow" w:hAnsi="Arial Narrow" w:cs="Arial Narrow"/>
           <w:kern w:val="0"/>
-          <w14:ligatures w14:val="none"/>
-        </w:rPr>
-      </w:pPr>
-    </w:p>
-    <w:p>
+          <ns2:ligatures ns2:val="none"/>
+        </w:rPr>
+      </w:pPr>
+    </w:p>
+    <w:p ns2:paraId="6BBDB7D3" ns2:textId="1E61C957">
       <w:pPr>
         <w:pStyle w:val="Prrafodelista"/>
         <w:numPr>
@@ -2523,14 +2523,14 @@
         <w:rPr>
           <w:rFonts w:ascii="Arial Narrow" w:eastAsia="Arial Narrow" w:hAnsi="Arial Narrow" w:cs="Arial Narrow"/>
           <w:kern w:val="0"/>
-          <w14:ligatures w14:val="none"/>
-        </w:rPr>
-      </w:pPr>
-      <w:r>
-        <w:rPr>
-          <w:rFonts w:ascii="Arial Narrow" w:eastAsia="Arial Narrow" w:hAnsi="Arial Narrow" w:cs="Arial Narrow"/>
-          <w:kern w:val="0"/>
-          <w14:ligatures w14:val="none"/>
+          <ns2:ligatures ns2:val="none"/>
+        </w:rPr>
+      </w:pPr>
+      <w:r>
+        <w:rPr>
+          <w:rFonts w:ascii="Arial Narrow" w:eastAsia="Arial Narrow" w:hAnsi="Arial Narrow" w:cs="Arial Narrow"/>
+          <w:kern w:val="0"/>
+          <ns2:ligatures ns2:val="none"/>
         </w:rPr>
         <w:t xml:space="preserve">Asimismo, la Secretaría Técnica, en ejercicio de sus facultades, </w:t>
       </w:r>
@@ -2540,7 +2540,7 @@
           <w:color w:val="000000"/>
           <w:kern w:val="0"/>
           <w:lang w:eastAsia="es-PE"/>
-          <w14:ligatures w14:val="none"/>
+          <ns2:ligatures ns2:val="none"/>
         </w:rPr>
         <w:t xml:space="preserve">considera </w:t>
       </w:r>
@@ -2548,7 +2548,7 @@
         <w:rPr>
           <w:rFonts w:ascii="Arial Narrow" w:eastAsia="Arial Narrow" w:hAnsi="Arial Narrow" w:cs="Arial Narrow"/>
           <w:kern w:val="0"/>
-          <w14:ligatures w14:val="none"/>
+          <ns2:ligatures ns2:val="none"/>
         </w:rPr>
         <w:t>que el hecho denunciado</w:t>
       </w:r>
@@ -2558,7 +2558,7 @@
           <w:color w:val="000000"/>
           <w:kern w:val="0"/>
           <w:lang w:eastAsia="es-PE"/>
-          <w14:ligatures w14:val="none"/>
+          <ns2:ligatures ns2:val="none"/>
         </w:rPr>
         <w:t xml:space="preserve">, consistente en que </w:t>
       </w:r>
@@ -2574,7 +2574,7 @@
           <w:color w:val="000000"/>
           <w:kern w:val="0"/>
           <w:lang w:eastAsia="es-PE"/>
-          <w14:ligatures w14:val="none"/>
+          <ns2:ligatures ns2:val="none"/>
         </w:rPr>
         <w:t xml:space="preserve">. Por consiguiente, corresponde calificar el hecho </w:t>
       </w:r>
@@ -2584,7 +2584,7 @@
           <w:color w:val="000000"/>
           <w:kern w:val="0"/>
           <w:lang w:eastAsia="es-PE"/>
-          <w14:ligatures w14:val="none"/>
+          <ns2:ligatures ns2:val="none"/>
         </w:rPr>
         <w:t>materia de denuncia como una presunta infracción al</w:t>
       </w:r>
@@ -2592,7 +2592,7 @@
         <w:rPr>
           <w:rFonts w:ascii="Arial Narrow" w:eastAsia="Arial Narrow" w:hAnsi="Arial Narrow" w:cs="Arial Narrow"/>
           <w:kern w:val="0"/>
-          <w14:ligatures w14:val="none"/>
+          <ns2:ligatures ns2:val="none"/>
         </w:rPr>
         <w:t xml:space="preserve"> numeral 88.1 del artículo 88 del Código</w:t>
       </w:r>
@@ -2600,23 +2600,23 @@
         <w:rPr>
           <w:rFonts w:ascii="Arial Narrow" w:eastAsia="Arial Narrow" w:hAnsi="Arial Narrow" w:cs="Arial Narrow"/>
           <w:kern w:val="0"/>
-          <w14:ligatures w14:val="none"/>
+          <ns2:ligatures ns2:val="none"/>
         </w:rPr>
         <w:t>.</w:t>
       </w:r>
     </w:p>
-    <w:p>
+    <w:p ns2:paraId="1C58A678" ns2:textId="77777777">
       <w:pPr>
         <w:pStyle w:val="Prrafodelista"/>
         <w:spacing w:line="240" w:lineRule="auto"/>
         <w:rPr>
           <w:rFonts w:ascii="Arial Narrow" w:eastAsia="Arial Narrow" w:hAnsi="Arial Narrow" w:cs="Arial Narrow"/>
           <w:kern w:val="0"/>
-          <w14:ligatures w14:val="none"/>
-        </w:rPr>
-      </w:pPr>
-    </w:p>
-    <w:p>
+          <ns2:ligatures ns2:val="none"/>
+        </w:rPr>
+      </w:pPr>
+    </w:p>
+    <w:p ns2:paraId="7D96C6E1" ns2:textId="423897AC">
       <w:pPr>
         <w:pStyle w:val="Prrafodelista"/>
         <w:numPr>
@@ -2629,14 +2629,14 @@
         <w:rPr>
           <w:rFonts w:ascii="Arial Narrow" w:eastAsia="Arial Narrow" w:hAnsi="Arial Narrow" w:cs="Arial Narrow"/>
           <w:kern w:val="0"/>
-          <w14:ligatures w14:val="none"/>
-        </w:rPr>
-      </w:pPr>
-      <w:r>
-        <w:rPr>
-          <w:rFonts w:ascii="Arial Narrow" w:eastAsia="Arial Narrow" w:hAnsi="Arial Narrow" w:cs="Arial Narrow"/>
-          <w:kern w:val="0"/>
-          <w14:ligatures w14:val="none"/>
+          <ns2:ligatures ns2:val="none"/>
+        </w:rPr>
+      </w:pPr>
+      <w:r>
+        <w:rPr>
+          <w:rFonts w:ascii="Arial Narrow" w:eastAsia="Arial Narrow" w:hAnsi="Arial Narrow" w:cs="Arial Narrow"/>
+          <w:kern w:val="0"/>
+          <ns2:ligatures ns2:val="none"/>
         </w:rPr>
         <w:t xml:space="preserve">Adicionalmente, </w:t>
       </w:r>
@@ -2644,7 +2644,7 @@
         <w:rPr>
           <w:rFonts w:ascii="Arial Narrow" w:eastAsia="Arial Narrow" w:hAnsi="Arial Narrow" w:cs="Arial Narrow"/>
           <w:kern w:val="0"/>
-          <w14:ligatures w14:val="none"/>
+          <ns2:ligatures ns2:val="none"/>
         </w:rPr>
         <w:t xml:space="preserve">la Secretaría Técnica, en ejercicio de sus facultades, </w:t>
       </w:r>
@@ -2654,7 +2654,7 @@
           <w:color w:val="000000"/>
           <w:kern w:val="0"/>
           <w:lang w:eastAsia="es-PE"/>
-          <w14:ligatures w14:val="none"/>
+          <ns2:ligatures ns2:val="none"/>
         </w:rPr>
         <w:t xml:space="preserve">considera </w:t>
       </w:r>
@@ -2662,7 +2662,7 @@
         <w:rPr>
           <w:rFonts w:ascii="Arial Narrow" w:eastAsia="Arial Narrow" w:hAnsi="Arial Narrow" w:cs="Arial Narrow"/>
           <w:kern w:val="0"/>
-          <w14:ligatures w14:val="none"/>
+          <ns2:ligatures ns2:val="none"/>
         </w:rPr>
         <w:t>que el hecho denunciado</w:t>
       </w:r>
@@ -2672,7 +2672,7 @@
           <w:color w:val="000000"/>
           <w:kern w:val="0"/>
           <w:lang w:eastAsia="es-PE"/>
-          <w14:ligatures w14:val="none"/>
+          <ns2:ligatures ns2:val="none"/>
         </w:rPr>
         <w:t xml:space="preserve">, consistente en que </w:t>
       </w:r>
@@ -2688,7 +2688,7 @@
           <w:color w:val="000000"/>
           <w:kern w:val="0"/>
           <w:lang w:eastAsia="es-PE"/>
-          <w14:ligatures w14:val="none"/>
+          <ns2:ligatures ns2:val="none"/>
         </w:rPr>
         <w:t xml:space="preserve">. Por consiguiente, corresponde calificar el hecho </w:t>
       </w:r>
@@ -2698,7 +2698,7 @@
           <w:color w:val="000000"/>
           <w:kern w:val="0"/>
           <w:lang w:eastAsia="es-PE"/>
-          <w14:ligatures w14:val="none"/>
+          <ns2:ligatures ns2:val="none"/>
         </w:rPr>
         <w:t>materia de denuncia como una presunta infracción al</w:t>
       </w:r>
@@ -2706,7 +2706,7 @@
         <w:rPr>
           <w:rFonts w:ascii="Arial Narrow" w:eastAsia="Arial Narrow" w:hAnsi="Arial Narrow" w:cs="Arial Narrow"/>
           <w:kern w:val="0"/>
-          <w14:ligatures w14:val="none"/>
+          <ns2:ligatures ns2:val="none"/>
         </w:rPr>
         <w:t xml:space="preserve"> numeral 88.1 del artículo 88 del Código</w:t>
       </w:r>
@@ -2714,22 +2714,22 @@
         <w:rPr>
           <w:rFonts w:ascii="Arial Narrow" w:eastAsia="Arial Narrow" w:hAnsi="Arial Narrow" w:cs="Arial Narrow"/>
           <w:kern w:val="0"/>
-          <w14:ligatures w14:val="none"/>
+          <ns2:ligatures ns2:val="none"/>
         </w:rPr>
         <w:t>.</w:t>
       </w:r>
     </w:p>
-    <w:p>
+    <w:p ns2:paraId="6363239E" ns2:textId="77777777">
       <w:pPr>
         <w:pStyle w:val="Prrafodelista"/>
         <w:rPr>
           <w:rFonts w:ascii="Arial Narrow" w:eastAsia="Arial Narrow" w:hAnsi="Arial Narrow" w:cs="Arial Narrow"/>
           <w:kern w:val="0"/>
-          <w14:ligatures w14:val="none"/>
-        </w:rPr>
-      </w:pPr>
-    </w:p>
-    <w:p>
+          <ns2:ligatures ns2:val="none"/>
+        </w:rPr>
+      </w:pPr>
+    </w:p>
+    <w:p ns2:paraId="5004CE17" ns2:textId="27D1A663">
       <w:pPr>
         <w:pStyle w:val="Prrafodelista"/>
         <w:numPr>
@@ -2742,14 +2742,14 @@
         <w:rPr>
           <w:rFonts w:ascii="Arial Narrow" w:eastAsia="Arial Narrow" w:hAnsi="Arial Narrow" w:cs="Arial Narrow"/>
           <w:kern w:val="0"/>
-          <w14:ligatures w14:val="none"/>
-        </w:rPr>
-      </w:pPr>
-      <w:r>
-        <w:rPr>
-          <w:rFonts w:ascii="Arial Narrow" w:eastAsia="Arial Narrow" w:hAnsi="Arial Narrow" w:cs="Arial Narrow"/>
-          <w:kern w:val="0"/>
-          <w14:ligatures w14:val="none"/>
+          <ns2:ligatures ns2:val="none"/>
+        </w:rPr>
+      </w:pPr>
+      <w:r>
+        <w:rPr>
+          <w:rFonts w:ascii="Arial Narrow" w:eastAsia="Arial Narrow" w:hAnsi="Arial Narrow" w:cs="Arial Narrow"/>
+          <w:kern w:val="0"/>
+          <ns2:ligatures ns2:val="none"/>
         </w:rPr>
         <w:t xml:space="preserve">Así también, </w:t>
       </w:r>
@@ -2757,7 +2757,7 @@
         <w:rPr>
           <w:rFonts w:ascii="Arial Narrow" w:eastAsia="Arial Narrow" w:hAnsi="Arial Narrow" w:cs="Arial Narrow"/>
           <w:kern w:val="0"/>
-          <w14:ligatures w14:val="none"/>
+          <ns2:ligatures ns2:val="none"/>
         </w:rPr>
         <w:t>la Secretaría Técnica, en ejercicio de sus facultades,</w:t>
       </w:r>
@@ -2767,7 +2767,7 @@
           <w:color w:val="000000"/>
           <w:kern w:val="0"/>
           <w:lang w:eastAsia="es-PE"/>
-          <w14:ligatures w14:val="none"/>
+          <ns2:ligatures ns2:val="none"/>
         </w:rPr>
         <w:t xml:space="preserve"> </w:t>
       </w:r>
@@ -2777,7 +2777,7 @@
           <w:color w:val="000000"/>
           <w:kern w:val="0"/>
           <w:lang w:eastAsia="es-PE"/>
-          <w14:ligatures w14:val="none"/>
+          <ns2:ligatures ns2:val="none"/>
         </w:rPr>
         <w:t>c</w:t>
       </w:r>
@@ -2787,7 +2787,7 @@
           <w:color w:val="000000"/>
           <w:kern w:val="0"/>
           <w:lang w:eastAsia="es-PE"/>
-          <w14:ligatures w14:val="none"/>
+          <ns2:ligatures ns2:val="none"/>
         </w:rPr>
         <w:t xml:space="preserve">onsidera </w:t>
       </w:r>
@@ -2795,7 +2795,7 @@
         <w:rPr>
           <w:rFonts w:ascii="Arial Narrow" w:eastAsia="Arial Narrow" w:hAnsi="Arial Narrow" w:cs="Arial"/>
           <w:kern w:val="0"/>
-          <w14:ligatures w14:val="none"/>
+          <ns2:ligatures ns2:val="none"/>
         </w:rPr>
         <w:t xml:space="preserve">que el hecho denunciado, consistente en que </w:t>
       </w:r>
@@ -2811,7 +2811,7 @@
           <w:kern w:val="0"/>
           <w:shd w:val="clear" w:color="auto" w:fill="FFFFFF"/>
           <w:lang w:eastAsia="es-PE"/>
-          <w14:ligatures w14:val="none"/>
+          <ns2:ligatures ns2:val="none"/>
         </w:rPr>
         <w:t>débito</w:t>
       </w:r>
@@ -2821,7 +2821,7 @@
           <w:kern w:val="0"/>
           <w:shd w:val="clear" w:color="auto" w:fill="FFFFFF"/>
           <w:lang w:eastAsia="es-PE"/>
-          <w14:ligatures w14:val="none"/>
+          <ns2:ligatures ns2:val="none"/>
         </w:rPr>
         <w:t xml:space="preserve"> </w:t>
       </w:r>
@@ -2837,7 +2837,7 @@
           <w:color w:val="000000"/>
           <w:kern w:val="0"/>
           <w:lang w:eastAsia="es-PE"/>
-          <w14:ligatures w14:val="none"/>
+          <ns2:ligatures ns2:val="none"/>
         </w:rPr>
         <w:t>; involucraría una presunta afectación a sus expectativas</w:t>
       </w:r>
@@ -2847,7 +2847,7 @@
           <w:color w:val="000000"/>
           <w:kern w:val="0"/>
           <w:lang w:eastAsia="es-PE"/>
-          <w14:ligatures w14:val="none"/>
+          <ns2:ligatures ns2:val="none"/>
         </w:rPr>
         <w:t>, quien no habría encontrado una correspondencia entre lo que esperaba recibir de parte del proveedor y lo que realmente recibió. Por consiguiente, corresponde calificar el hecho materia de denuncia como una presunta infracción al deber de idoneidad</w:t>
       </w:r>
@@ -2855,7 +2855,7 @@
         <w:rPr>
           <w:rFonts w:ascii="Arial Narrow" w:eastAsia="Arial Narrow" w:hAnsi="Arial Narrow" w:cs="Arial Narrow"/>
           <w:kern w:val="0"/>
-          <w14:ligatures w14:val="none"/>
+          <ns2:ligatures ns2:val="none"/>
         </w:rPr>
         <w:t>, tipificado en los artículos 18</w:t>
       </w:r>
@@ -2865,7 +2865,7 @@
           <w:color w:val="000000"/>
           <w:kern w:val="0"/>
           <w:lang w:eastAsia="es-PE"/>
-          <w14:ligatures w14:val="none"/>
+          <ns2:ligatures ns2:val="none"/>
         </w:rPr>
         <w:t/>
       </w:r>
@@ -2873,7 +2873,7 @@
         <w:rPr>
           <w:rFonts w:ascii="Arial Narrow" w:eastAsia="Arial Narrow" w:hAnsi="Arial Narrow" w:cs="Arial Narrow"/>
           <w:kern w:val="0"/>
-          <w14:ligatures w14:val="none"/>
+          <ns2:ligatures ns2:val="none"/>
         </w:rPr>
         <w:t xml:space="preserve"> y 19</w:t>
       </w:r>
@@ -2883,7 +2883,7 @@
           <w:color w:val="000000"/>
           <w:kern w:val="0"/>
           <w:lang w:eastAsia="es-PE"/>
-          <w14:ligatures w14:val="none"/>
+          <ns2:ligatures ns2:val="none"/>
         </w:rPr>
         <w:t/>
       </w:r>
@@ -2891,7 +2891,7 @@
         <w:rPr>
           <w:rFonts w:ascii="Arial Narrow" w:eastAsia="Arial Narrow" w:hAnsi="Arial Narrow" w:cs="Arial Narrow"/>
           <w:kern w:val="0"/>
-          <w14:ligatures w14:val="none"/>
+          <ns2:ligatures ns2:val="none"/>
         </w:rPr>
         <w:t xml:space="preserve"> del Código</w:t>
       </w:r>
@@ -2899,22 +2899,22 @@
         <w:rPr>
           <w:rFonts w:ascii="Arial Narrow" w:eastAsia="Arial Narrow" w:hAnsi="Arial Narrow" w:cs="Arial Narrow"/>
           <w:kern w:val="0"/>
-          <w14:ligatures w14:val="none"/>
+          <ns2:ligatures ns2:val="none"/>
         </w:rPr>
         <w:t>.</w:t>
       </w:r>
     </w:p>
-    <w:p>
+    <w:p ns2:paraId="49AADBB7" ns2:textId="77777777">
       <w:pPr>
         <w:pStyle w:val="Prrafodelista"/>
         <w:rPr>
           <w:rFonts w:ascii="Arial Narrow" w:eastAsia="Arial Narrow" w:hAnsi="Arial Narrow" w:cs="Arial Narrow"/>
           <w:kern w:val="0"/>
-          <w14:ligatures w14:val="none"/>
-        </w:rPr>
-      </w:pPr>
-    </w:p>
-    <w:p>
+          <ns2:ligatures ns2:val="none"/>
+        </w:rPr>
+      </w:pPr>
+    </w:p>
+    <w:p ns2:paraId="575DEF1C" ns2:textId="4190FE39">
       <w:pPr>
         <w:pStyle w:val="Prrafodelista"/>
         <w:numPr>
@@ -2927,14 +2927,14 @@
         <w:rPr>
           <w:rFonts w:ascii="Arial Narrow" w:eastAsia="Arial Narrow" w:hAnsi="Arial Narrow" w:cs="Arial Narrow"/>
           <w:kern w:val="0"/>
-          <w14:ligatures w14:val="none"/>
-        </w:rPr>
-      </w:pPr>
-      <w:r>
-        <w:rPr>
-          <w:rFonts w:ascii="Arial Narrow" w:eastAsia="Arial Narrow" w:hAnsi="Arial Narrow" w:cs="Arial Narrow"/>
-          <w:kern w:val="0"/>
-          <w14:ligatures w14:val="none"/>
+          <ns2:ligatures ns2:val="none"/>
+        </w:rPr>
+      </w:pPr>
+      <w:r>
+        <w:rPr>
+          <w:rFonts w:ascii="Arial Narrow" w:eastAsia="Arial Narrow" w:hAnsi="Arial Narrow" w:cs="Arial Narrow"/>
+          <w:kern w:val="0"/>
+          <ns2:ligatures ns2:val="none"/>
         </w:rPr>
         <w:t xml:space="preserve">Asimismo, </w:t>
       </w:r>
@@ -2942,7 +2942,7 @@
         <w:rPr>
           <w:rFonts w:ascii="Arial Narrow" w:eastAsia="Arial Narrow" w:hAnsi="Arial Narrow" w:cs="Arial Narrow"/>
           <w:kern w:val="0"/>
-          <w14:ligatures w14:val="none"/>
+          <ns2:ligatures ns2:val="none"/>
         </w:rPr>
         <w:t>la Secretaría Técnica, en ejercicio de sus facultades,</w:t>
       </w:r>
@@ -2952,7 +2952,7 @@
           <w:color w:val="000000"/>
           <w:kern w:val="0"/>
           <w:lang w:eastAsia="es-PE"/>
-          <w14:ligatures w14:val="none"/>
+          <ns2:ligatures ns2:val="none"/>
         </w:rPr>
         <w:t xml:space="preserve"> </w:t>
       </w:r>
@@ -2962,7 +2962,7 @@
           <w:color w:val="000000"/>
           <w:kern w:val="0"/>
           <w:lang w:eastAsia="es-PE"/>
-          <w14:ligatures w14:val="none"/>
+          <ns2:ligatures ns2:val="none"/>
         </w:rPr>
         <w:t>c</w:t>
       </w:r>
@@ -2972,7 +2972,7 @@
           <w:color w:val="000000"/>
           <w:kern w:val="0"/>
           <w:lang w:eastAsia="es-PE"/>
-          <w14:ligatures w14:val="none"/>
+          <ns2:ligatures ns2:val="none"/>
         </w:rPr>
         <w:t xml:space="preserve">onsidera </w:t>
       </w:r>
@@ -2980,7 +2980,7 @@
         <w:rPr>
           <w:rFonts w:ascii="Arial Narrow" w:eastAsia="Arial Narrow" w:hAnsi="Arial Narrow" w:cs="Arial"/>
           <w:kern w:val="0"/>
-          <w14:ligatures w14:val="none"/>
+          <ns2:ligatures ns2:val="none"/>
         </w:rPr>
         <w:t xml:space="preserve">que el hecho denunciado, consistente en que </w:t>
       </w:r>
@@ -2996,7 +2996,7 @@
           <w:kern w:val="0"/>
           <w:shd w:val="clear" w:color="auto" w:fill="FFFFFF"/>
           <w:lang w:eastAsia="es-PE"/>
-          <w14:ligatures w14:val="none"/>
+          <ns2:ligatures ns2:val="none"/>
         </w:rPr>
         <w:t>débito</w:t>
       </w:r>
@@ -3006,7 +3006,7 @@
           <w:kern w:val="0"/>
           <w:shd w:val="clear" w:color="auto" w:fill="FFFFFF"/>
           <w:lang w:eastAsia="es-PE"/>
-          <w14:ligatures w14:val="none"/>
+          <ns2:ligatures ns2:val="none"/>
         </w:rPr>
         <w:t xml:space="preserve"> </w:t>
       </w:r>
@@ -3028,7 +3028,7 @@
           <w:color w:val="000000"/>
           <w:kern w:val="0"/>
           <w:lang w:eastAsia="es-PE"/>
-          <w14:ligatures w14:val="none"/>
+          <ns2:ligatures ns2:val="none"/>
         </w:rPr>
         <w:t>; involucraría una presunta afectación a sus expectativas</w:t>
       </w:r>
@@ -3038,7 +3038,7 @@
           <w:color w:val="000000"/>
           <w:kern w:val="0"/>
           <w:lang w:eastAsia="es-PE"/>
-          <w14:ligatures w14:val="none"/>
+          <ns2:ligatures ns2:val="none"/>
         </w:rPr>
         <w:t>, quien no habría encontrado una correspondencia entre lo que esperaba recibir de parte del proveedor y lo que realmente recibió. Por consiguiente, corresponde calificar el hecho materia de denuncia como una presunta infracción al deber de idoneidad</w:t>
       </w:r>
@@ -3046,7 +3046,7 @@
         <w:rPr>
           <w:rFonts w:ascii="Arial Narrow" w:eastAsia="Arial Narrow" w:hAnsi="Arial Narrow" w:cs="Arial Narrow"/>
           <w:kern w:val="0"/>
-          <w14:ligatures w14:val="none"/>
+          <ns2:ligatures ns2:val="none"/>
         </w:rPr>
         <w:t>, tipificado en los artículos 18</w:t>
       </w:r>
@@ -3056,7 +3056,7 @@
           <w:color w:val="000000"/>
           <w:kern w:val="0"/>
           <w:lang w:eastAsia="es-PE"/>
-          <w14:ligatures w14:val="none"/>
+          <ns2:ligatures ns2:val="none"/>
         </w:rPr>
         <w:t/>
       </w:r>
@@ -3064,7 +3064,7 @@
         <w:rPr>
           <w:rFonts w:ascii="Arial Narrow" w:eastAsia="Arial Narrow" w:hAnsi="Arial Narrow" w:cs="Arial Narrow"/>
           <w:kern w:val="0"/>
-          <w14:ligatures w14:val="none"/>
+          <ns2:ligatures ns2:val="none"/>
         </w:rPr>
         <w:t xml:space="preserve"> y 19</w:t>
       </w:r>
@@ -3074,7 +3074,7 @@
           <w:color w:val="000000"/>
           <w:kern w:val="0"/>
           <w:lang w:eastAsia="es-PE"/>
-          <w14:ligatures w14:val="none"/>
+          <ns2:ligatures ns2:val="none"/>
         </w:rPr>
         <w:t/>
       </w:r>
@@ -3082,7 +3082,7 @@
         <w:rPr>
           <w:rFonts w:ascii="Arial Narrow" w:eastAsia="Arial Narrow" w:hAnsi="Arial Narrow" w:cs="Arial Narrow"/>
           <w:kern w:val="0"/>
-          <w14:ligatures w14:val="none"/>
+          <ns2:ligatures ns2:val="none"/>
         </w:rPr>
         <w:t xml:space="preserve"> del Código</w:t>
       </w:r>
@@ -3090,12 +3090,12 @@
         <w:rPr>
           <w:rFonts w:ascii="Arial Narrow" w:eastAsia="Arial Narrow" w:hAnsi="Arial Narrow" w:cs="Arial Narrow"/>
           <w:kern w:val="0"/>
-          <w14:ligatures w14:val="none"/>
+          <ns2:ligatures ns2:val="none"/>
         </w:rPr>
         <w:t>.</w:t>
       </w:r>
     </w:p>
-    <w:p>
+    <w:p ns2:paraId="432038D6" ns2:textId="77777777">
       <w:pPr>
         <w:pStyle w:val="Prrafodelista"/>
         <w:spacing w:after="0" w:line="240" w:lineRule="auto"/>
@@ -3105,11 +3105,11 @@
           <w:rFonts w:ascii="Arial Narrow" w:eastAsia="Calibri" w:hAnsi="Arial Narrow" w:cs="Arial Narrow"/>
           <w:kern w:val="0"/>
           <w:lang w:eastAsia="es-PE"/>
-          <w14:ligatures w14:val="none"/>
-        </w:rPr>
-      </w:pPr>
-    </w:p>
-    <w:p>
+          <ns2:ligatures ns2:val="none"/>
+        </w:rPr>
+      </w:pPr>
+    </w:p>
+    <w:p ns2:paraId="463134E5" ns2:textId="77777777">
       <w:pPr>
         <w:pStyle w:val="Prrafodelista"/>
         <w:numPr>
@@ -3123,7 +3123,7 @@
           <w:rFonts w:ascii="Arial Narrow" w:eastAsia="Calibri" w:hAnsi="Arial Narrow" w:cs="Arial Narrow"/>
           <w:kern w:val="0"/>
           <w:lang w:eastAsia="es-PE"/>
-          <w14:ligatures w14:val="none"/>
+          <ns2:ligatures ns2:val="none"/>
         </w:rPr>
       </w:pPr>
       <w:r>
@@ -3132,7 +3132,7 @@
           <w:color w:val="000000"/>
           <w:kern w:val="0"/>
           <w:lang w:eastAsia="es-PE"/>
-          <w14:ligatures w14:val="none"/>
+          <ns2:ligatures ns2:val="none"/>
         </w:rPr>
         <w:lastRenderedPageBreak/>
         <w:t>En tanto la denuncia reúne los requisitos establecidos por la norma citada, corresponde admitirla a trámite</w:t>
@@ -3143,7 +3143,7 @@
           <w:rFonts w:ascii="Arial Narrow" w:eastAsia="Arial Narrow" w:hAnsi="Arial Narrow" w:cs="Arial Narrow"/>
           <w:kern w:val="0"/>
           <w:vertAlign w:val="superscript"/>
-          <w14:ligatures w14:val="none"/>
+          <ns2:ligatures ns2:val="none"/>
         </w:rPr>
         <w:footnoteReference w:id="5"/>
       </w:r>
@@ -3153,12 +3153,12 @@
           <w:color w:val="000000"/>
           <w:kern w:val="0"/>
           <w:lang w:eastAsia="es-PE"/>
-          <w14:ligatures w14:val="none"/>
+          <ns2:ligatures ns2:val="none"/>
         </w:rPr>
         <w:t>.</w:t>
       </w:r>
     </w:p>
-    <w:p>
+    <w:p ns2:paraId="68C71625" ns2:textId="77777777">
       <w:pPr>
         <w:spacing w:after="0" w:line="240" w:lineRule="auto"/>
         <w:ind w:left="567"/>
@@ -3169,11 +3169,11 @@
           <w:color w:val="000000"/>
           <w:kern w:val="0"/>
           <w:lang w:eastAsia="es-PE"/>
-          <w14:ligatures w14:val="none"/>
-        </w:rPr>
-      </w:pPr>
-    </w:p>
-    <w:p>
+          <ns2:ligatures ns2:val="none"/>
+        </w:rPr>
+      </w:pPr>
+    </w:p>
+    <w:p ns2:paraId="38A98B4B" ns2:textId="77777777">
       <w:pPr>
         <w:pStyle w:val="Prrafodelista"/>
         <w:numPr>
@@ -3193,7 +3193,7 @@
           <w:color w:val="000000"/>
           <w:kern w:val="0"/>
           <w:lang w:eastAsia="es-PE"/>
-          <w14:ligatures w14:val="none"/>
+          <ns2:ligatures ns2:val="none"/>
         </w:rPr>
       </w:pPr>
       <w:r>
@@ -3203,7 +3203,7 @@
           <w:color w:val="000000"/>
           <w:kern w:val="0"/>
           <w:lang w:eastAsia="es-PE"/>
-          <w14:ligatures w14:val="none"/>
+          <ns2:ligatures ns2:val="none"/>
         </w:rPr>
         <w:t>REQUERIMIENTO DE INFORMACI</w:t>
       </w:r>
@@ -3214,7 +3214,7 @@
           <w:color w:val="000000"/>
           <w:kern w:val="0"/>
           <w:lang w:eastAsia="es-PE"/>
-          <w14:ligatures w14:val="none"/>
+          <ns2:ligatures ns2:val="none"/>
         </w:rPr>
         <w:t>Ó</w:t>
       </w:r>
@@ -3225,12 +3225,12 @@
           <w:color w:val="000000"/>
           <w:kern w:val="0"/>
           <w:lang w:eastAsia="es-PE"/>
-          <w14:ligatures w14:val="none"/>
+          <ns2:ligatures ns2:val="none"/>
         </w:rPr>
         <w:t>N</w:t>
       </w:r>
     </w:p>
-    <w:p>
+    <w:p ns2:paraId="5B518DC4" ns2:textId="77777777">
       <w:pPr>
         <w:spacing w:after="0" w:line="240" w:lineRule="auto"/>
         <w:jc w:val="both"/>
@@ -3239,11 +3239,11 @@
           <w:color w:val="000000"/>
           <w:kern w:val="0"/>
           <w:lang w:val="es-ES" w:eastAsia="es-ES"/>
-          <w14:ligatures w14:val="none"/>
-        </w:rPr>
-      </w:pPr>
-    </w:p>
-    <w:p>
+          <ns2:ligatures ns2:val="none"/>
+        </w:rPr>
+      </w:pPr>
+    </w:p>
+    <w:p ns2:paraId="62B88A04" ns2:textId="07C0C31B">
       <w:pPr>
         <w:pStyle w:val="Prrafodelista"/>
         <w:numPr>
@@ -3258,7 +3258,7 @@
           <w:color w:val="000000"/>
           <w:kern w:val="0"/>
           <w:lang w:val="es-ES" w:eastAsia="es-ES"/>
-          <w14:ligatures w14:val="none"/>
+          <ns2:ligatures ns2:val="none"/>
         </w:rPr>
       </w:pPr>
       <w:r>
@@ -3267,7 +3267,7 @@
           <w:color w:val="000000"/>
           <w:kern w:val="0"/>
           <w:lang w:val="es-ES" w:eastAsia="es-ES"/>
-          <w14:ligatures w14:val="none"/>
+          <ns2:ligatures ns2:val="none"/>
         </w:rPr>
         <w:t xml:space="preserve">A efectos de tener mayores elementos que sirvan para la resolución definitiva del presente caso, la Secretaría Técnica, en ejercicio de </w:t>
       </w:r>
@@ -3277,7 +3277,7 @@
           <w:color w:val="000000"/>
           <w:kern w:val="0"/>
           <w:lang w:val="es-ES" w:eastAsia="es-ES"/>
-          <w14:ligatures w14:val="none"/>
+          <ns2:ligatures ns2:val="none"/>
         </w:rPr>
         <w:t xml:space="preserve">las facultades que la ley le confiere, conviene requerir </w:t>
       </w:r>
@@ -3287,7 +3287,7 @@
           <w:color w:val="000000"/>
           <w:kern w:val="0"/>
           <w:lang w:val="es-ES" w:eastAsia="es-ES"/>
-          <w14:ligatures w14:val="none"/>
+          <ns2:ligatures ns2:val="none"/>
         </w:rPr>
         <w:t>a la compañía aseguradora</w:t>
       </w:r>
@@ -3297,7 +3297,7 @@
           <w:color w:val="000000"/>
           <w:kern w:val="0"/>
           <w:lang w:val="es-ES" w:eastAsia="es-ES"/>
-          <w14:ligatures w14:val="none"/>
+          <ns2:ligatures ns2:val="none"/>
         </w:rPr>
         <w:t xml:space="preserve"> que, en un pl</w:t>
       </w:r>
@@ -3307,7 +3307,7 @@
           <w:color w:val="000000"/>
           <w:kern w:val="0"/>
           <w:lang w:val="es-ES" w:eastAsia="es-ES"/>
-          <w14:ligatures w14:val="none"/>
+          <ns2:ligatures ns2:val="none"/>
         </w:rPr>
         <w:t xml:space="preserve">azo no mayor de cinco (5) días hábiles contado a partir del día siguiente de la notificación de la presente resolución, cumpla con lo siguiente: </w:t>
       </w:r>
@@ -3317,7 +3317,7 @@
           <w:color w:val="000000"/>
           <w:kern w:val="0"/>
           <w:lang w:val="es-ES" w:eastAsia="es-ES"/>
-          <w14:ligatures w14:val="none"/>
+          <ns2:ligatures ns2:val="none"/>
         </w:rPr>
         <w:t>(i) presentar una copia completa, legible y debidamente suscrita de Póliza U0099954 del Seguro de Vida, así como el cargo de remisión de la póliza; (ii) presentar la liquidación de la Póliza U0099954 del Seguro de Vida, donde se aprecia los aportes de primas, descuentos, cargos, entre otros; y, (iii) presentar todas las comunicaciones cursadas con la parte denunciante en virtud del hecho materia de denuncia</w:t>
       </w:r>
@@ -3327,12 +3327,12 @@
           <w:color w:val="000000"/>
           <w:kern w:val="0"/>
           <w:lang w:val="es-ES" w:eastAsia="es-ES"/>
-          <w14:ligatures w14:val="none"/>
+          <ns2:ligatures ns2:val="none"/>
         </w:rPr>
         <w:t>.</w:t>
       </w:r>
     </w:p>
-    <w:p>
+    <w:p ns2:paraId="5C93B848" ns2:textId="77777777">
       <w:pPr>
         <w:pStyle w:val="Prrafodelista"/>
         <w:spacing w:after="0" w:line="240" w:lineRule="auto"/>
@@ -3343,11 +3343,11 @@
           <w:color w:val="000000"/>
           <w:kern w:val="0"/>
           <w:lang w:val="es-ES" w:eastAsia="es-ES"/>
-          <w14:ligatures w14:val="none"/>
-        </w:rPr>
-      </w:pPr>
-    </w:p>
-    <w:p>
+          <ns2:ligatures ns2:val="none"/>
+        </w:rPr>
+      </w:pPr>
+    </w:p>
+    <w:p ns2:paraId="2A119386" ns2:textId="77777777">
       <w:pPr>
         <w:pStyle w:val="Prrafodelista"/>
         <w:numPr>
@@ -3367,7 +3367,7 @@
           <w:color w:val="000000"/>
           <w:kern w:val="0"/>
           <w:lang w:eastAsia="es-PE"/>
-          <w14:ligatures w14:val="none"/>
+          <ns2:ligatures ns2:val="none"/>
         </w:rPr>
       </w:pPr>
       <w:r>
@@ -3377,12 +3377,12 @@
           <w:color w:val="000000"/>
           <w:kern w:val="0"/>
           <w:lang w:eastAsia="es-PE"/>
-          <w14:ligatures w14:val="none"/>
+          <ns2:ligatures ns2:val="none"/>
         </w:rPr>
         <w:t xml:space="preserve">RESOLUCIÓN DE LA SECRETARÍA TÉCNICA </w:t>
       </w:r>
     </w:p>
-    <w:p>
+    <w:p ns2:paraId="7F554EB2" ns2:textId="77777777">
       <w:pPr>
         <w:spacing w:after="0" w:line="240" w:lineRule="auto"/>
         <w:jc w:val="both"/>
@@ -3392,11 +3392,11 @@
           <w:color w:val="000000"/>
           <w:kern w:val="0"/>
           <w:lang w:eastAsia="es-PE"/>
-          <w14:ligatures w14:val="none"/>
-        </w:rPr>
-      </w:pPr>
-    </w:p>
-    <w:p>
+          <ns2:ligatures ns2:val="none"/>
+        </w:rPr>
+      </w:pPr>
+    </w:p>
+    <w:p ns2:paraId="6D3D5F84" ns2:textId="77777777">
       <w:pPr>
         <w:spacing w:after="0" w:line="240" w:lineRule="auto"/>
         <w:jc w:val="both"/>
@@ -3405,7 +3405,7 @@
           <w:color w:val="000000"/>
           <w:kern w:val="0"/>
           <w:lang w:eastAsia="es-PE"/>
-          <w14:ligatures w14:val="none"/>
+          <ns2:ligatures ns2:val="none"/>
         </w:rPr>
       </w:pPr>
       <w:r>
@@ -3415,7 +3415,7 @@
           <w:color w:val="000000"/>
           <w:kern w:val="0"/>
           <w:lang w:eastAsia="es-PE"/>
-          <w14:ligatures w14:val="none"/>
+          <ns2:ligatures ns2:val="none"/>
         </w:rPr>
         <w:t xml:space="preserve">PRIMERO: admitir a trámite la denuncia del 16 de julio de 2025, subsanado y complementado mediante dos escritos del 18 de agosto de 2025, interpuesta por la señora [DENUNCIANTE] contra Rímac Seguros y Reaseguros S.A., por lo siguiente:</w:t>
       </w:r>
@@ -3426,7 +3426,7 @@
           <w:kern w:val="0"/>
           <w:shd w:val="clear" w:color="auto" w:fill="FFFFFF"/>
           <w:lang w:eastAsia="es-PE"/>
-          <w14:ligatures w14:val="none"/>
+          <ns2:ligatures ns2:val="none"/>
         </w:rPr>
         <w:t xml:space="preserve"/>
       </w:r>
@@ -3436,7 +3436,7 @@
           <w:color w:val="000000"/>
           <w:kern w:val="0"/>
           <w:lang w:val="es-ES" w:eastAsia="es-ES"/>
-          <w14:ligatures w14:val="none"/>
+          <ns2:ligatures ns2:val="none"/>
         </w:rPr>
         <w:t/>
       </w:r>
@@ -3446,7 +3446,7 @@
           <w:color w:val="000000"/>
           <w:kern w:val="0"/>
           <w:lang w:val="es-ES" w:eastAsia="es-ES"/>
-          <w14:ligatures w14:val="none"/>
+          <ns2:ligatures ns2:val="none"/>
         </w:rPr>
         <w:t xml:space="preserve"/>
       </w:r>
@@ -3457,7 +3457,7 @@
           <w:kern w:val="0"/>
           <w:shd w:val="clear" w:color="auto" w:fill="FFFFFF"/>
           <w:lang w:eastAsia="es-PE"/>
-          <w14:ligatures w14:val="none"/>
+          <ns2:ligatures ns2:val="none"/>
         </w:rPr>
         <w:t/>
       </w:r>
@@ -3468,7 +3468,7 @@
           <w:kern w:val="0"/>
           <w:shd w:val="clear" w:color="auto" w:fill="FFFFFF"/>
           <w:lang w:eastAsia="es-PE"/>
-          <w14:ligatures w14:val="none"/>
+          <ns2:ligatures ns2:val="none"/>
         </w:rPr>
         <w:t xml:space="preserve"/>
       </w:r>
@@ -3478,7 +3478,7 @@
           <w:bCs/>
           <w:spacing w:val="-3"/>
           <w:kern w:val="0"/>
-          <w14:ligatures w14:val="none"/>
+          <ns2:ligatures ns2:val="none"/>
         </w:rPr>
         <w:t/>
       </w:r>
@@ -3488,7 +3488,7 @@
           <w:bCs/>
           <w:spacing w:val="-3"/>
           <w:kern w:val="0"/>
-          <w14:ligatures w14:val="none"/>
+          <ns2:ligatures ns2:val="none"/>
         </w:rPr>
         <w:t xml:space="preserve"/>
       </w:r>
@@ -3499,7 +3499,7 @@
           <w:kern w:val="0"/>
           <w:shd w:val="clear" w:color="auto" w:fill="FFFFFF"/>
           <w:lang w:eastAsia="es-PE"/>
-          <w14:ligatures w14:val="none"/>
+          <ns2:ligatures ns2:val="none"/>
         </w:rPr>
         <w:t xml:space="preserve"/>
       </w:r>
@@ -3510,7 +3510,7 @@
           <w:kern w:val="0"/>
           <w:shd w:val="clear" w:color="auto" w:fill="FFFFFF"/>
           <w:lang w:eastAsia="es-PE"/>
-          <w14:ligatures w14:val="none"/>
+          <ns2:ligatures ns2:val="none"/>
         </w:rPr>
         <w:t/>
       </w:r>
@@ -3521,7 +3521,7 @@
           <w:kern w:val="0"/>
           <w:shd w:val="clear" w:color="auto" w:fill="FFFFFF"/>
           <w:lang w:eastAsia="es-PE"/>
-          <w14:ligatures w14:val="none"/>
+          <ns2:ligatures ns2:val="none"/>
         </w:rPr>
         <w:t xml:space="preserve"/>
       </w:r>
@@ -3532,7 +3532,7 @@
           <w:kern w:val="0"/>
           <w:shd w:val="clear" w:color="auto" w:fill="FFFFFF"/>
           <w:lang w:eastAsia="es-PE"/>
-          <w14:ligatures w14:val="none"/>
+          <ns2:ligatures ns2:val="none"/>
         </w:rPr>
         <w:t xml:space="preserve"/>
       </w:r>
@@ -3543,7 +3543,7 @@
           <w:kern w:val="0"/>
           <w:shd w:val="clear" w:color="auto" w:fill="FFFFFF"/>
           <w:lang w:eastAsia="es-PE"/>
-          <w14:ligatures w14:val="none"/>
+          <ns2:ligatures ns2:val="none"/>
         </w:rPr>
         <w:t/>
       </w:r>
@@ -3554,7 +3554,7 @@
           <w:kern w:val="0"/>
           <w:shd w:val="clear" w:color="auto" w:fill="FFFFFF"/>
           <w:lang w:eastAsia="es-PE"/>
-          <w14:ligatures w14:val="none"/>
+          <ns2:ligatures ns2:val="none"/>
         </w:rPr>
         <w:t/>
       </w:r>
@@ -3565,7 +3565,7 @@
           <w:kern w:val="0"/>
           <w:shd w:val="clear" w:color="auto" w:fill="FFFFFF"/>
           <w:lang w:eastAsia="es-PE"/>
-          <w14:ligatures w14:val="none"/>
+          <ns2:ligatures ns2:val="none"/>
         </w:rPr>
         <w:t xml:space="preserve"/>
       </w:r>
@@ -3576,12 +3576,12 @@
           <w:kern w:val="0"/>
           <w:shd w:val="clear" w:color="auto" w:fill="FFFFFF"/>
           <w:lang w:eastAsia="es-PE"/>
-          <w14:ligatures w14:val="none"/>
+          <ns2:ligatures ns2:val="none"/>
         </w:rPr>
         <w:t/>
       </w:r>
     </w:p>
-    <w:p>
+    <w:p ns2:paraId="66864010" ns2:textId="77777777">
       <w:pPr>
         <w:spacing w:after="0" w:line="240" w:lineRule="auto"/>
         <w:jc w:val="both"/>
@@ -3590,11 +3590,11 @@
           <w:color w:val="000000"/>
           <w:kern w:val="0"/>
           <w:lang w:eastAsia="es-PE"/>
-          <w14:ligatures w14:val="none"/>
-        </w:rPr>
-      </w:pPr>
-    </w:p>
-    <w:p>
+          <ns2:ligatures ns2:val="none"/>
+        </w:rPr>
+      </w:pPr>
+    </w:p>
+    <w:p ns2:paraId="005FD0C4" ns2:textId="4E8C59AC">
       <w:pPr>
         <w:pStyle w:val="Prrafodelista"/>
         <w:numPr>
@@ -3612,7 +3612,7 @@
           <w:rFonts w:ascii="Arial Narrow" w:eastAsia="Calibri" w:hAnsi="Arial Narrow" w:cs="Arial Narrow"/>
           <w:kern w:val="0"/>
           <w:lang w:eastAsia="es-PE"/>
-          <w14:ligatures w14:val="none"/>
+          <ns2:ligatures ns2:val="none"/>
         </w:rPr>
       </w:pPr>
       <w:r>
@@ -3621,7 +3621,7 @@
           <w:color w:val="000000"/>
           <w:kern w:val="0"/>
           <w:lang w:eastAsia="es-PE"/>
-          <w14:ligatures w14:val="none"/>
+          <ns2:ligatures ns2:val="none"/>
         </w:rPr>
         <w:t>Presunta</w:t>
       </w:r>
@@ -3631,7 +3631,7 @@
           <w:kern w:val="0"/>
           <w:shd w:val="clear" w:color="auto" w:fill="FFFFFF"/>
           <w:lang w:eastAsia="es-PE"/>
-          <w14:ligatures w14:val="none"/>
+          <ns2:ligatures ns2:val="none"/>
         </w:rPr>
         <w:t xml:space="preserve"> infracción a los artículos 18 y 19</w:t>
       </w:r>
@@ -3640,7 +3640,7 @@
           <w:rFonts w:ascii="Arial Narrow" w:eastAsia="Calibri" w:hAnsi="Arial Narrow" w:cs="Arial Narrow"/>
           <w:kern w:val="0"/>
           <w:lang w:eastAsia="es-PE"/>
-          <w14:ligatures w14:val="none"/>
+          <ns2:ligatures ns2:val="none"/>
         </w:rPr>
         <w:t xml:space="preserve"> de </w:t>
       </w:r>
@@ -3650,7 +3650,7 @@
           <w:kern w:val="0"/>
           <w:shd w:val="clear" w:color="auto" w:fill="FFFFFF"/>
           <w:lang w:eastAsia="es-PE"/>
-          <w14:ligatures w14:val="none"/>
+          <ns2:ligatures ns2:val="none"/>
         </w:rPr>
         <w:t>la Ley 29571, Código de Protección y Defensa del Consumidor, en tanto</w:t>
       </w:r>
@@ -3672,7 +3672,7 @@
           <w:kern w:val="0"/>
           <w:shd w:val="clear" w:color="auto" w:fill="FFFFFF"/>
           <w:lang w:eastAsia="es-PE"/>
-          <w14:ligatures w14:val="none"/>
+          <ns2:ligatures ns2:val="none"/>
         </w:rPr>
         <w:t xml:space="preserve">a compañía aseguradora no habría cumplido con otorgar al denunciante el monto que le correspondía por rescate total del Seguro de Vida - Póliza U0099954, conforme le fue ofrecido en la proyección de saldos en cuenta remitida el </w:t>
       </w:r>
@@ -3682,7 +3682,7 @@
           <w:color w:val="000000"/>
           <w:kern w:val="0"/>
           <w:lang w:eastAsia="es-ES"/>
-          <w14:ligatures w14:val="none"/>
+          <ns2:ligatures ns2:val="none"/>
         </w:rPr>
         <w:t>28 de mayo de 2014</w:t>
       </w:r>
@@ -3692,7 +3692,7 @@
           <w:kern w:val="0"/>
           <w:shd w:val="clear" w:color="auto" w:fill="FFFFFF"/>
           <w:lang w:eastAsia="es-PE"/>
-          <w14:ligatures w14:val="none"/>
+          <ns2:ligatures ns2:val="none"/>
         </w:rPr>
         <w:t>, puesto que se le entregó un monto menor</w:t>
       </w:r>
@@ -3702,12 +3702,12 @@
           <w:kern w:val="0"/>
           <w:shd w:val="clear" w:color="auto" w:fill="FFFFFF"/>
           <w:lang w:eastAsia="es-PE"/>
-          <w14:ligatures w14:val="none"/>
+          <ns2:ligatures ns2:val="none"/>
         </w:rPr>
         <w:t>.</w:t>
       </w:r>
     </w:p>
-    <w:p>
+    <w:p ns2:paraId="7F355B5A" ns2:textId="77777777">
       <w:pPr>
         <w:pStyle w:val="Prrafodelista"/>
         <w:spacing w:after="0" w:line="240" w:lineRule="auto"/>
@@ -3717,11 +3717,11 @@
           <w:rFonts w:ascii="Arial Narrow" w:eastAsia="Calibri" w:hAnsi="Arial Narrow" w:cs="Arial Narrow"/>
           <w:kern w:val="0"/>
           <w:lang w:eastAsia="es-PE"/>
-          <w14:ligatures w14:val="none"/>
-        </w:rPr>
-      </w:pPr>
-    </w:p>
-    <w:p>
+          <ns2:ligatures ns2:val="none"/>
+        </w:rPr>
+      </w:pPr>
+    </w:p>
+    <w:p ns2:paraId="5CBEDBF9" ns2:textId="7AF2384A">
       <w:pPr>
         <w:pStyle w:val="Prrafodelista"/>
         <w:numPr>
@@ -3739,7 +3739,7 @@
           <w:rFonts w:ascii="Arial Narrow" w:eastAsia="Calibri" w:hAnsi="Arial Narrow" w:cs="Arial Narrow"/>
           <w:kern w:val="0"/>
           <w:lang w:eastAsia="es-PE"/>
-          <w14:ligatures w14:val="none"/>
+          <ns2:ligatures ns2:val="none"/>
         </w:rPr>
       </w:pPr>
       <w:r>
@@ -3748,7 +3748,7 @@
           <w:color w:val="000000"/>
           <w:kern w:val="0"/>
           <w:lang w:eastAsia="es-PE"/>
-          <w14:ligatures w14:val="none"/>
+          <ns2:ligatures ns2:val="none"/>
         </w:rPr>
         <w:t>Presunta</w:t>
       </w:r>
@@ -3758,7 +3758,7 @@
           <w:kern w:val="0"/>
           <w:shd w:val="clear" w:color="auto" w:fill="FFFFFF"/>
           <w:lang w:eastAsia="es-PE"/>
-          <w14:ligatures w14:val="none"/>
+          <ns2:ligatures ns2:val="none"/>
         </w:rPr>
         <w:t xml:space="preserve"> infracción a los artículos 18 y 19</w:t>
       </w:r>
@@ -3767,7 +3767,7 @@
           <w:rFonts w:ascii="Arial Narrow" w:eastAsia="Calibri" w:hAnsi="Arial Narrow" w:cs="Arial Narrow"/>
           <w:kern w:val="0"/>
           <w:lang w:eastAsia="es-PE"/>
-          <w14:ligatures w14:val="none"/>
+          <ns2:ligatures ns2:val="none"/>
         </w:rPr>
         <w:t xml:space="preserve"> de </w:t>
       </w:r>
@@ -3777,7 +3777,7 @@
           <w:kern w:val="0"/>
           <w:shd w:val="clear" w:color="auto" w:fill="FFFFFF"/>
           <w:lang w:eastAsia="es-PE"/>
-          <w14:ligatures w14:val="none"/>
+          <ns2:ligatures ns2:val="none"/>
         </w:rPr>
         <w:t>la Ley 29571, Código de Protección y Defensa del Consumidor, en tanto</w:t>
       </w:r>
@@ -3799,7 +3799,7 @@
           <w:kern w:val="0"/>
           <w:shd w:val="clear" w:color="auto" w:fill="FFFFFF"/>
           <w:lang w:eastAsia="es-PE"/>
-          <w14:ligatures w14:val="none"/>
+          <ns2:ligatures ns2:val="none"/>
         </w:rPr>
         <w:t xml:space="preserve">a compañía aseguradora </w:t>
       </w:r>
@@ -3809,7 +3809,7 @@
           <w:kern w:val="0"/>
           <w:shd w:val="clear" w:color="auto" w:fill="FFFFFF"/>
           <w:lang w:eastAsia="es-PE"/>
-          <w14:ligatures w14:val="none"/>
+          <ns2:ligatures ns2:val="none"/>
         </w:rPr>
         <w:t xml:space="preserve">no habría asegurado la disponibilidad de sus plataformas digitales el 27 de junio de 2025 para que el denunciante </w:t>
       </w:r>
@@ -3819,7 +3819,7 @@
           <w:kern w:val="0"/>
           <w:shd w:val="clear" w:color="auto" w:fill="FFFFFF"/>
           <w:lang w:eastAsia="es-PE"/>
-          <w14:ligatures w14:val="none"/>
+          <ns2:ligatures ns2:val="none"/>
         </w:rPr>
         <w:t>pueda solicitar</w:t>
       </w:r>
@@ -3829,7 +3829,7 @@
           <w:kern w:val="0"/>
           <w:shd w:val="clear" w:color="auto" w:fill="FFFFFF"/>
           <w:lang w:eastAsia="es-PE"/>
-          <w14:ligatures w14:val="none"/>
+          <ns2:ligatures ns2:val="none"/>
         </w:rPr>
         <w:t xml:space="preserve"> el valor de rescate del Seguro de Vida - Póliza U0099954</w:t>
       </w:r>
@@ -3839,12 +3839,12 @@
           <w:kern w:val="0"/>
           <w:shd w:val="clear" w:color="auto" w:fill="FFFFFF"/>
           <w:lang w:eastAsia="es-PE"/>
-          <w14:ligatures w14:val="none"/>
+          <ns2:ligatures ns2:val="none"/>
         </w:rPr>
         <w:t>.</w:t>
       </w:r>
     </w:p>
-    <w:p>
+    <w:p ns2:paraId="0B01BF7B" ns2:textId="77777777">
       <w:pPr>
         <w:pStyle w:val="Prrafodelista"/>
         <w:spacing w:line="240" w:lineRule="auto"/>
@@ -3852,11 +3852,11 @@
           <w:rFonts w:ascii="Arial Narrow" w:eastAsia="Calibri" w:hAnsi="Arial Narrow" w:cs="Arial Narrow"/>
           <w:kern w:val="0"/>
           <w:lang w:eastAsia="es-PE"/>
-          <w14:ligatures w14:val="none"/>
-        </w:rPr>
-      </w:pPr>
-    </w:p>
-    <w:p>
+          <ns2:ligatures ns2:val="none"/>
+        </w:rPr>
+      </w:pPr>
+    </w:p>
+    <w:p ns2:paraId="199F3004" ns2:textId="10FA6509">
       <w:pPr>
         <w:pStyle w:val="Prrafodelista"/>
         <w:numPr>
@@ -3874,7 +3874,7 @@
           <w:rFonts w:ascii="Arial Narrow" w:eastAsia="Calibri" w:hAnsi="Arial Narrow" w:cs="Arial Narrow"/>
           <w:kern w:val="0"/>
           <w:lang w:eastAsia="es-PE"/>
-          <w14:ligatures w14:val="none"/>
+          <ns2:ligatures ns2:val="none"/>
         </w:rPr>
       </w:pPr>
       <w:r>
@@ -3887,7 +3887,7 @@
         <w:rPr>
           <w:rFonts w:ascii="Arial Narrow" w:eastAsia="Arial Narrow" w:hAnsi="Arial Narrow" w:cs="Arial Narrow"/>
           <w:kern w:val="0"/>
-          <w14:ligatures w14:val="none"/>
+          <ns2:ligatures ns2:val="none"/>
         </w:rPr>
         <w:t xml:space="preserve">en tanto </w:t>
       </w:r>
@@ -3903,7 +3903,7 @@
           <w:kern w:val="0"/>
           <w:shd w:val="clear" w:color="auto" w:fill="FFFFFF"/>
           <w:lang w:eastAsia="es-PE"/>
-          <w14:ligatures w14:val="none"/>
+          <ns2:ligatures ns2:val="none"/>
         </w:rPr>
         <w:t xml:space="preserve">a compañía aseguradora </w:t>
       </w:r>
@@ -3913,7 +3913,7 @@
           <w:color w:val="000000"/>
           <w:kern w:val="0"/>
           <w:lang w:val="es-ES" w:eastAsia="es-ES"/>
-          <w14:ligatures w14:val="none"/>
+          <ns2:ligatures ns2:val="none"/>
         </w:rPr>
         <w:t>habría brindado una respuesta inadecuada al reclamo presentado por el denunciante el 2 de julio de 2025</w:t>
       </w:r>
@@ -3923,12 +3923,12 @@
           <w:color w:val="000000"/>
           <w:kern w:val="0"/>
           <w:lang w:val="es-ES" w:eastAsia="es-ES"/>
-          <w14:ligatures w14:val="none"/>
+          <ns2:ligatures ns2:val="none"/>
         </w:rPr>
         <w:t>.</w:t>
       </w:r>
     </w:p>
-    <w:p>
+    <w:p ns2:paraId="355D85FF" ns2:textId="77777777">
       <w:pPr>
         <w:pStyle w:val="Prrafodelista"/>
         <w:spacing w:line="240" w:lineRule="auto"/>
@@ -3936,11 +3936,11 @@
           <w:rFonts w:ascii="Arial Narrow" w:eastAsia="Calibri" w:hAnsi="Arial Narrow" w:cs="Arial Narrow"/>
           <w:kern w:val="0"/>
           <w:lang w:eastAsia="es-PE"/>
-          <w14:ligatures w14:val="none"/>
-        </w:rPr>
-      </w:pPr>
-    </w:p>
-    <w:p>
+          <ns2:ligatures ns2:val="none"/>
+        </w:rPr>
+      </w:pPr>
+    </w:p>
+    <w:p ns2:paraId="3E6CA0C2" ns2:textId="4F7DC8D3">
       <w:pPr>
         <w:pStyle w:val="Prrafodelista"/>
         <w:numPr>
@@ -3958,7 +3958,7 @@
           <w:rFonts w:ascii="Arial Narrow" w:eastAsia="Calibri" w:hAnsi="Arial Narrow" w:cs="Arial Narrow"/>
           <w:kern w:val="0"/>
           <w:lang w:eastAsia="es-PE"/>
-          <w14:ligatures w14:val="none"/>
+          <ns2:ligatures ns2:val="none"/>
         </w:rPr>
       </w:pPr>
       <w:r>
@@ -3971,7 +3971,7 @@
         <w:rPr>
           <w:rFonts w:ascii="Arial Narrow" w:eastAsia="Arial Narrow" w:hAnsi="Arial Narrow" w:cs="Arial Narrow"/>
           <w:kern w:val="0"/>
-          <w14:ligatures w14:val="none"/>
+          <ns2:ligatures ns2:val="none"/>
         </w:rPr>
         <w:t xml:space="preserve">en tanto </w:t>
       </w:r>
@@ -3987,7 +3987,7 @@
           <w:kern w:val="0"/>
           <w:shd w:val="clear" w:color="auto" w:fill="FFFFFF"/>
           <w:lang w:eastAsia="es-PE"/>
-          <w14:ligatures w14:val="none"/>
+          <ns2:ligatures ns2:val="none"/>
         </w:rPr>
         <w:t xml:space="preserve">a compañía aseguradora </w:t>
       </w:r>
@@ -3997,7 +3997,7 @@
           <w:color w:val="000000"/>
           <w:kern w:val="0"/>
           <w:lang w:val="es-ES" w:eastAsia="es-ES"/>
-          <w14:ligatures w14:val="none"/>
+          <ns2:ligatures ns2:val="none"/>
         </w:rPr>
         <w:t>habría brindado una respuesta inadecuada al reclamo presentado por el denunciante el 4 de julio de 2025</w:t>
       </w:r>
@@ -4007,12 +4007,12 @@
           <w:color w:val="000000"/>
           <w:kern w:val="0"/>
           <w:lang w:val="es-ES" w:eastAsia="es-ES"/>
-          <w14:ligatures w14:val="none"/>
+          <ns2:ligatures ns2:val="none"/>
         </w:rPr>
         <w:t>.</w:t>
       </w:r>
     </w:p>
-    <w:p>
+    <w:p ns2:paraId="685FFC94" ns2:textId="77777777">
       <w:pPr>
         <w:pStyle w:val="Prrafodelista"/>
         <w:spacing w:line="240" w:lineRule="auto"/>
@@ -4020,11 +4020,11 @@
           <w:rFonts w:ascii="Arial Narrow" w:eastAsia="Calibri" w:hAnsi="Arial Narrow" w:cs="Arial Narrow"/>
           <w:kern w:val="0"/>
           <w:lang w:eastAsia="es-PE"/>
-          <w14:ligatures w14:val="none"/>
-        </w:rPr>
-      </w:pPr>
-    </w:p>
-    <w:p>
+          <ns2:ligatures ns2:val="none"/>
+        </w:rPr>
+      </w:pPr>
+    </w:p>
+    <w:p ns2:paraId="47FFA4AE" ns2:textId="1E8BBEB5">
       <w:pPr>
         <w:pStyle w:val="Prrafodelista"/>
         <w:numPr>
@@ -4042,7 +4042,7 @@
           <w:rFonts w:ascii="Arial Narrow" w:eastAsia="Calibri" w:hAnsi="Arial Narrow" w:cs="Arial Narrow"/>
           <w:kern w:val="0"/>
           <w:lang w:eastAsia="es-PE"/>
-          <w14:ligatures w14:val="none"/>
+          <ns2:ligatures ns2:val="none"/>
         </w:rPr>
       </w:pPr>
       <w:r>
@@ -4055,7 +4055,7 @@
         <w:rPr>
           <w:rFonts w:ascii="Arial Narrow" w:eastAsia="Arial Narrow" w:hAnsi="Arial Narrow" w:cs="Arial Narrow"/>
           <w:kern w:val="0"/>
-          <w14:ligatures w14:val="none"/>
+          <ns2:ligatures ns2:val="none"/>
         </w:rPr>
         <w:t xml:space="preserve">en tanto </w:t>
       </w:r>
@@ -4071,7 +4071,7 @@
           <w:kern w:val="0"/>
           <w:shd w:val="clear" w:color="auto" w:fill="FFFFFF"/>
           <w:lang w:eastAsia="es-PE"/>
-          <w14:ligatures w14:val="none"/>
+          <ns2:ligatures ns2:val="none"/>
         </w:rPr>
         <w:t xml:space="preserve">a compañía aseguradora </w:t>
       </w:r>
@@ -4079,7 +4079,7 @@
         <w:rPr>
           <w:rFonts w:ascii="Arial Narrow" w:eastAsia="Arial Narrow" w:hAnsi="Arial Narrow" w:cs="Arial Narrow"/>
           <w:kern w:val="0"/>
-          <w14:ligatures w14:val="none"/>
+          <ns2:ligatures ns2:val="none"/>
         </w:rPr>
         <w:t xml:space="preserve">habría brindado una respuesta inadecuada al reclamo presentado por el denunciante el </w:t>
       </w:r>
@@ -4087,7 +4087,7 @@
         <w:rPr>
           <w:rFonts w:ascii="Arial Narrow" w:eastAsia="Arial Narrow" w:hAnsi="Arial Narrow" w:cs="Arial Narrow"/>
           <w:kern w:val="0"/>
-          <w14:ligatures w14:val="none"/>
+          <ns2:ligatures ns2:val="none"/>
         </w:rPr>
         <w:t>4 de agosto de 2025</w:t>
       </w:r>
@@ -4095,23 +4095,23 @@
         <w:rPr>
           <w:rFonts w:ascii="Arial Narrow" w:eastAsia="Arial Narrow" w:hAnsi="Arial Narrow" w:cs="Arial Narrow"/>
           <w:kern w:val="0"/>
-          <w14:ligatures w14:val="none"/>
+          <ns2:ligatures ns2:val="none"/>
         </w:rPr>
         <w:t>.</w:t>
       </w:r>
     </w:p>
-    <w:p>
-      <w:pPr>
-        <w:spacing w:after="0" w:line="240" w:lineRule="auto"/>
-        <w:jc w:val="both"/>
-        <w:rPr>
-          <w:rFonts w:ascii="Arial Narrow" w:eastAsia="Arial Narrow" w:hAnsi="Arial Narrow" w:cs="Arial Narrow"/>
-          <w:kern w:val="0"/>
-          <w14:ligatures w14:val="none"/>
-        </w:rPr>
-      </w:pPr>
-    </w:p>
-    <w:p>
+    <w:p ns2:paraId="042B3F54" ns2:textId="14FB6DD0">
+      <w:pPr>
+        <w:spacing w:after="0" w:line="240" w:lineRule="auto"/>
+        <w:jc w:val="both"/>
+        <w:rPr>
+          <w:rFonts w:ascii="Arial Narrow" w:eastAsia="Arial Narrow" w:hAnsi="Arial Narrow" w:cs="Arial Narrow"/>
+          <w:kern w:val="0"/>
+          <ns2:ligatures ns2:val="none"/>
+        </w:rPr>
+      </w:pPr>
+    </w:p>
+    <w:p ns2:paraId="5F4AD1A0" ns2:textId="413699FA">
       <w:pPr>
         <w:pStyle w:val="Prrafodelista"/>
         <w:numPr>
@@ -4128,7 +4128,7 @@
         <w:rPr>
           <w:rFonts w:ascii="Arial Narrow" w:eastAsia="Arial Narrow" w:hAnsi="Arial Narrow" w:cs="Arial Narrow"/>
           <w:kern w:val="0"/>
-          <w14:ligatures w14:val="none"/>
+          <ns2:ligatures ns2:val="none"/>
         </w:rPr>
       </w:pPr>
       <w:r>
@@ -4137,7 +4137,7 @@
           <w:color w:val="000000"/>
           <w:kern w:val="0"/>
           <w:lang w:eastAsia="es-PE"/>
-          <w14:ligatures w14:val="none"/>
+          <ns2:ligatures ns2:val="none"/>
         </w:rPr>
         <w:t>Presunta</w:t>
       </w:r>
@@ -4147,7 +4147,7 @@
           <w:kern w:val="0"/>
           <w:shd w:val="clear" w:color="auto" w:fill="FFFFFF"/>
           <w:lang w:eastAsia="es-PE"/>
-          <w14:ligatures w14:val="none"/>
+          <ns2:ligatures ns2:val="none"/>
         </w:rPr>
         <w:t xml:space="preserve"> infracción a los artículos 18 y 19</w:t>
       </w:r>
@@ -4156,7 +4156,7 @@
           <w:rFonts w:ascii="Arial Narrow" w:eastAsia="Calibri" w:hAnsi="Arial Narrow" w:cs="Arial Narrow"/>
           <w:kern w:val="0"/>
           <w:lang w:eastAsia="es-PE"/>
-          <w14:ligatures w14:val="none"/>
+          <ns2:ligatures ns2:val="none"/>
         </w:rPr>
         <w:t xml:space="preserve"> de </w:t>
       </w:r>
@@ -4166,7 +4166,7 @@
           <w:kern w:val="0"/>
           <w:shd w:val="clear" w:color="auto" w:fill="FFFFFF"/>
           <w:lang w:eastAsia="es-PE"/>
-          <w14:ligatures w14:val="none"/>
+          <ns2:ligatures ns2:val="none"/>
         </w:rPr>
         <w:t>la Ley 29571, Código de Protección y Defensa del Consumidor, en tanto</w:t>
       </w:r>
@@ -4188,7 +4188,7 @@
           <w:kern w:val="0"/>
           <w:shd w:val="clear" w:color="auto" w:fill="FFFFFF"/>
           <w:lang w:eastAsia="es-PE"/>
-          <w14:ligatures w14:val="none"/>
+          <ns2:ligatures ns2:val="none"/>
         </w:rPr>
         <w:t xml:space="preserve">a compañía aseguradora habría gestionado el </w:t>
       </w:r>
@@ -4198,7 +4198,7 @@
           <w:kern w:val="0"/>
           <w:shd w:val="clear" w:color="auto" w:fill="FFFFFF"/>
           <w:lang w:eastAsia="es-PE"/>
-          <w14:ligatures w14:val="none"/>
+          <ns2:ligatures ns2:val="none"/>
         </w:rPr>
         <w:t>débito</w:t>
       </w:r>
@@ -4208,7 +4208,7 @@
           <w:kern w:val="0"/>
           <w:shd w:val="clear" w:color="auto" w:fill="FFFFFF"/>
           <w:lang w:eastAsia="es-PE"/>
-          <w14:ligatures w14:val="none"/>
+          <ns2:ligatures ns2:val="none"/>
         </w:rPr>
         <w:t xml:space="preserve"> </w:t>
       </w:r>
@@ -4218,7 +4218,7 @@
           <w:kern w:val="0"/>
           <w:shd w:val="clear" w:color="auto" w:fill="FFFFFF"/>
           <w:lang w:eastAsia="es-PE"/>
-          <w14:ligatures w14:val="none"/>
+          <ns2:ligatures ns2:val="none"/>
         </w:rPr>
         <w:t xml:space="preserve">de un monto mayor a </w:t>
       </w:r>
@@ -4228,7 +4228,7 @@
           <w:kern w:val="0"/>
           <w:shd w:val="clear" w:color="auto" w:fill="FFFFFF"/>
           <w:lang w:eastAsia="es-PE"/>
-          <w14:ligatures w14:val="none"/>
+          <ns2:ligatures ns2:val="none"/>
         </w:rPr>
         <w:lastRenderedPageBreak/>
         <w:t>las cuotas mensuales de las primas de la Póliza U0099954 desde enero de 2015 a mayo de 2025</w:t>
@@ -4239,23 +4239,23 @@
           <w:kern w:val="0"/>
           <w:shd w:val="clear" w:color="auto" w:fill="FFFFFF"/>
           <w:lang w:eastAsia="es-PE"/>
-          <w14:ligatures w14:val="none"/>
+          <ns2:ligatures ns2:val="none"/>
         </w:rPr>
         <w:t>.</w:t>
       </w:r>
     </w:p>
-    <w:p>
-      <w:pPr>
-        <w:spacing w:after="0" w:line="240" w:lineRule="auto"/>
-        <w:jc w:val="both"/>
-        <w:rPr>
-          <w:rFonts w:ascii="Arial Narrow" w:eastAsia="Arial Narrow" w:hAnsi="Arial Narrow" w:cs="Arial Narrow"/>
-          <w:kern w:val="0"/>
-          <w14:ligatures w14:val="none"/>
-        </w:rPr>
-      </w:pPr>
-    </w:p>
-    <w:p>
+    <w:p ns2:paraId="4E10AA68" ns2:textId="77777777">
+      <w:pPr>
+        <w:spacing w:after="0" w:line="240" w:lineRule="auto"/>
+        <w:jc w:val="both"/>
+        <w:rPr>
+          <w:rFonts w:ascii="Arial Narrow" w:eastAsia="Arial Narrow" w:hAnsi="Arial Narrow" w:cs="Arial Narrow"/>
+          <w:kern w:val="0"/>
+          <ns2:ligatures ns2:val="none"/>
+        </w:rPr>
+      </w:pPr>
+    </w:p>
+    <w:p ns2:paraId="1336202B" ns2:textId="4F1CC077">
       <w:pPr>
         <w:pStyle w:val="Prrafodelista"/>
         <w:numPr>
@@ -4273,7 +4273,7 @@
           <w:rFonts w:ascii="Arial Narrow" w:eastAsia="Calibri" w:hAnsi="Arial Narrow" w:cs="Arial Narrow"/>
           <w:kern w:val="0"/>
           <w:lang w:eastAsia="es-PE"/>
-          <w14:ligatures w14:val="none"/>
+          <ns2:ligatures ns2:val="none"/>
         </w:rPr>
       </w:pPr>
       <w:r>
@@ -4282,7 +4282,7 @@
           <w:color w:val="000000"/>
           <w:kern w:val="0"/>
           <w:lang w:eastAsia="es-PE"/>
-          <w14:ligatures w14:val="none"/>
+          <ns2:ligatures ns2:val="none"/>
         </w:rPr>
         <w:t>Presunta</w:t>
       </w:r>
@@ -4292,7 +4292,7 @@
           <w:kern w:val="0"/>
           <w:shd w:val="clear" w:color="auto" w:fill="FFFFFF"/>
           <w:lang w:eastAsia="es-PE"/>
-          <w14:ligatures w14:val="none"/>
+          <ns2:ligatures ns2:val="none"/>
         </w:rPr>
         <w:t xml:space="preserve"> infracción a los artículos 18 y 19</w:t>
       </w:r>
@@ -4301,7 +4301,7 @@
           <w:rFonts w:ascii="Arial Narrow" w:eastAsia="Calibri" w:hAnsi="Arial Narrow" w:cs="Arial Narrow"/>
           <w:kern w:val="0"/>
           <w:lang w:eastAsia="es-PE"/>
-          <w14:ligatures w14:val="none"/>
+          <ns2:ligatures ns2:val="none"/>
         </w:rPr>
         <w:t xml:space="preserve"> de </w:t>
       </w:r>
@@ -4311,7 +4311,7 @@
           <w:kern w:val="0"/>
           <w:shd w:val="clear" w:color="auto" w:fill="FFFFFF"/>
           <w:lang w:eastAsia="es-PE"/>
-          <w14:ligatures w14:val="none"/>
+          <ns2:ligatures ns2:val="none"/>
         </w:rPr>
         <w:t>la Ley 29571, Código de Protección y Defensa del Consumidor, en tanto</w:t>
       </w:r>
@@ -4333,7 +4333,7 @@
           <w:kern w:val="0"/>
           <w:shd w:val="clear" w:color="auto" w:fill="FFFFFF"/>
           <w:lang w:eastAsia="es-PE"/>
-          <w14:ligatures w14:val="none"/>
+          <ns2:ligatures ns2:val="none"/>
         </w:rPr>
         <w:t xml:space="preserve">a compañía aseguradora no habría gestionado el </w:t>
       </w:r>
@@ -4343,7 +4343,7 @@
           <w:kern w:val="0"/>
           <w:shd w:val="clear" w:color="auto" w:fill="FFFFFF"/>
           <w:lang w:eastAsia="es-PE"/>
-          <w14:ligatures w14:val="none"/>
+          <ns2:ligatures ns2:val="none"/>
         </w:rPr>
         <w:t>débito</w:t>
       </w:r>
@@ -4353,7 +4353,7 @@
           <w:kern w:val="0"/>
           <w:shd w:val="clear" w:color="auto" w:fill="FFFFFF"/>
           <w:lang w:eastAsia="es-PE"/>
-          <w14:ligatures w14:val="none"/>
+          <ns2:ligatures ns2:val="none"/>
         </w:rPr>
         <w:t xml:space="preserve"> de las primas de la Póliza U0099954 desde la cuenta en soles del Banco BBVA Perú S.A</w:t>
       </w:r>
@@ -4363,23 +4363,23 @@
           <w:kern w:val="0"/>
           <w:shd w:val="clear" w:color="auto" w:fill="FFFFFF"/>
           <w:lang w:eastAsia="es-PE"/>
-          <w14:ligatures w14:val="none"/>
+          <ns2:ligatures ns2:val="none"/>
         </w:rPr>
         <w:t>..</w:t>
       </w:r>
     </w:p>
-    <w:p>
-      <w:pPr>
-        <w:spacing w:after="0" w:line="240" w:lineRule="auto"/>
-        <w:jc w:val="both"/>
-        <w:rPr>
-          <w:rFonts w:ascii="Arial Narrow" w:eastAsia="Arial Narrow" w:hAnsi="Arial Narrow" w:cs="Arial Narrow"/>
-          <w:kern w:val="0"/>
-          <w14:ligatures w14:val="none"/>
-        </w:rPr>
-      </w:pPr>
-    </w:p>
-    <w:p>
+    <w:p ns2:paraId="69E1B6FE" ns2:textId="77777777">
+      <w:pPr>
+        <w:spacing w:after="0" w:line="240" w:lineRule="auto"/>
+        <w:jc w:val="both"/>
+        <w:rPr>
+          <w:rFonts w:ascii="Arial Narrow" w:eastAsia="Arial Narrow" w:hAnsi="Arial Narrow" w:cs="Arial Narrow"/>
+          <w:kern w:val="0"/>
+          <ns2:ligatures ns2:val="none"/>
+        </w:rPr>
+      </w:pPr>
+    </w:p>
+    <w:p ns2:paraId="0A292C9F" ns2:textId="025F2A63">
       <w:pPr>
         <w:spacing w:line="240" w:lineRule="auto"/>
         <w:contextualSpacing/>
@@ -4387,7 +4387,7 @@
         <w:rPr>
           <w:rFonts w:ascii="Arial Narrow" w:eastAsia="Calibri" w:hAnsi="Arial Narrow" w:cs="Arial"/>
           <w:kern w:val="0"/>
-          <w14:ligatures w14:val="none"/>
+          <ns2:ligatures ns2:val="none"/>
         </w:rPr>
       </w:pPr>
       <w:r>
@@ -4397,7 +4397,7 @@
           <w:color w:val="000000"/>
           <w:kern w:val="0"/>
           <w:lang w:eastAsia="es-PE"/>
-          <w14:ligatures w14:val="none"/>
+          <ns2:ligatures ns2:val="none"/>
         </w:rPr>
         <w:t>SEGUNDO:</w:t>
       </w:r>
@@ -4407,7 +4407,7 @@
           <w:color w:val="000000"/>
           <w:kern w:val="0"/>
           <w:lang w:eastAsia="es-PE"/>
-          <w14:ligatures w14:val="none"/>
+          <ns2:ligatures ns2:val="none"/>
         </w:rPr>
         <w:t xml:space="preserve"> tener por ofrecidos los medios probatorios presentados en el escrito de denuncia </w:t>
       </w:r>
@@ -4417,7 +4417,7 @@
           <w:color w:val="000000"/>
           <w:kern w:val="0"/>
           <w:lang w:val="es-ES" w:eastAsia="es-ES"/>
-          <w14:ligatures w14:val="none"/>
+          <ns2:ligatures ns2:val="none"/>
         </w:rPr>
         <w:t xml:space="preserve">del </w:t>
       </w:r>
@@ -4427,7 +4427,7 @@
           <w:color w:val="000000"/>
           <w:kern w:val="0"/>
           <w:lang w:val="es-ES" w:eastAsia="es-ES"/>
-          <w14:ligatures w14:val="none"/>
+          <ns2:ligatures ns2:val="none"/>
         </w:rPr>
         <w:t>16 de julio de 2025</w:t>
       </w:r>
@@ -4437,7 +4437,7 @@
           <w:color w:val="000000"/>
           <w:kern w:val="0"/>
           <w:lang w:val="es-ES" w:eastAsia="es-ES"/>
-          <w14:ligatures w14:val="none"/>
+          <ns2:ligatures ns2:val="none"/>
         </w:rPr>
         <w:t>, subsanado y complementado mediante dos escritos del 18 de agosto de 2025</w:t>
       </w:r>
@@ -4445,12 +4445,12 @@
         <w:rPr>
           <w:rFonts w:ascii="Arial Narrow" w:eastAsia="Calibri" w:hAnsi="Arial Narrow" w:cs="Arial"/>
           <w:kern w:val="0"/>
-          <w14:ligatures w14:val="none"/>
+          <ns2:ligatures ns2:val="none"/>
         </w:rPr>
         <w:t>.</w:t>
       </w:r>
     </w:p>
-    <w:p>
+    <w:p ns2:paraId="68A17E97" ns2:textId="77777777">
       <w:pPr>
         <w:spacing w:line="240" w:lineRule="auto"/>
         <w:contextualSpacing/>
@@ -4460,20 +4460,20 @@
           <w:color w:val="000000"/>
           <w:kern w:val="0"/>
           <w:lang w:eastAsia="es-PE"/>
-          <w14:ligatures w14:val="none"/>
-        </w:rPr>
-      </w:pPr>
-    </w:p>
-    <w:p>
-      <w:pPr>
-        <w:spacing w:after="0" w:line="240" w:lineRule="auto"/>
-        <w:jc w:val="both"/>
-        <w:rPr>
-          <w:rFonts w:ascii="Arial Narrow" w:eastAsia="Arial Narrow" w:hAnsi="Arial Narrow" w:cs="Arial Narrow"/>
-          <w:color w:val="000000"/>
-          <w:kern w:val="0"/>
-          <w:lang w:eastAsia="es-PE"/>
-          <w14:ligatures w14:val="none"/>
+          <ns2:ligatures ns2:val="none"/>
+        </w:rPr>
+      </w:pPr>
+    </w:p>
+    <w:p ns2:paraId="168254DA" ns2:textId="7F3A8396">
+      <w:pPr>
+        <w:spacing w:after="0" w:line="240" w:lineRule="auto"/>
+        <w:jc w:val="both"/>
+        <w:rPr>
+          <w:rFonts w:ascii="Arial Narrow" w:eastAsia="Arial Narrow" w:hAnsi="Arial Narrow" w:cs="Arial Narrow"/>
+          <w:color w:val="000000"/>
+          <w:kern w:val="0"/>
+          <w:lang w:eastAsia="es-PE"/>
+          <ns2:ligatures ns2:val="none"/>
         </w:rPr>
       </w:pPr>
       <w:r>
@@ -4483,7 +4483,7 @@
           <w:color w:val="000000"/>
           <w:kern w:val="0"/>
           <w:lang w:eastAsia="es-PE"/>
-          <w14:ligatures w14:val="none"/>
+          <ns2:ligatures ns2:val="none"/>
         </w:rPr>
         <w:t xml:space="preserve">TERCERO: </w:t>
       </w:r>
@@ -4493,7 +4493,7 @@
           <w:color w:val="000000"/>
           <w:kern w:val="0"/>
           <w:lang w:eastAsia="es-PE"/>
-          <w14:ligatures w14:val="none"/>
+          <ns2:ligatures ns2:val="none"/>
         </w:rPr>
         <w:t xml:space="preserve">requerir a </w:t>
       </w:r>
@@ -4504,7 +4504,7 @@
           <w:kern w:val="0"/>
           <w:shd w:val="clear" w:color="auto" w:fill="FFFFFF"/>
           <w:lang w:eastAsia="es-PE"/>
-          <w14:ligatures w14:val="none"/>
+          <ns2:ligatures ns2:val="none"/>
         </w:rPr>
         <w:t>Rímac Seguros y Reaseguros S.A.</w:t>
       </w:r>
@@ -4515,7 +4515,7 @@
           <w:kern w:val="0"/>
           <w:shd w:val="clear" w:color="auto" w:fill="FFFFFF"/>
           <w:lang w:eastAsia="es-PE"/>
-          <w14:ligatures w14:val="none"/>
+          <ns2:ligatures ns2:val="none"/>
         </w:rPr>
         <w:t xml:space="preserve"> </w:t>
       </w:r>
@@ -4525,12 +4525,12 @@
           <w:color w:val="000000"/>
           <w:kern w:val="0"/>
           <w:lang w:eastAsia="es-PE"/>
-          <w14:ligatures w14:val="none"/>
+          <ns2:ligatures ns2:val="none"/>
         </w:rPr>
         <w:t>que cumpla con lo siguiente:</w:t>
       </w:r>
     </w:p>
-    <w:p>
+    <w:p ns2:paraId="20FDFB8D" ns2:textId="77777777">
       <w:pPr>
         <w:spacing w:after="0" w:line="240" w:lineRule="auto"/>
         <w:jc w:val="both"/>
@@ -4539,11 +4539,11 @@
           <w:color w:val="000000"/>
           <w:kern w:val="0"/>
           <w:lang w:eastAsia="es-PE"/>
-          <w14:ligatures w14:val="none"/>
-        </w:rPr>
-      </w:pPr>
-    </w:p>
-    <w:p>
+          <ns2:ligatures ns2:val="none"/>
+        </w:rPr>
+      </w:pPr>
+    </w:p>
+    <w:p ns2:paraId="4AA80738" ns2:textId="77777777">
       <w:pPr>
         <w:numPr>
           <w:ilvl w:val="0"/>
@@ -4557,21 +4557,21 @@
           <w:color w:val="000000"/>
           <w:kern w:val="0"/>
           <w:lang w:eastAsia="es-PE"/>
-          <w14:ligatures w14:val="none"/>
-        </w:rPr>
-      </w:pPr>
-      <w:r>
-        <w:rPr>
-          <w:rFonts w:ascii="Arial Narrow" w:eastAsia="Arial Narrow" w:hAnsi="Arial Narrow" w:cs="Arial Narrow"/>
-          <w:color w:val="000000"/>
-          <w:kern w:val="0"/>
-          <w:lang w:eastAsia="es-PE"/>
-          <w14:ligatures w14:val="none"/>
+          <ns2:ligatures ns2:val="none"/>
+        </w:rPr>
+      </w:pPr>
+      <w:r>
+        <w:rPr>
+          <w:rFonts w:ascii="Arial Narrow" w:eastAsia="Arial Narrow" w:hAnsi="Arial Narrow" w:cs="Arial Narrow"/>
+          <w:color w:val="000000"/>
+          <w:kern w:val="0"/>
+          <w:lang w:eastAsia="es-PE"/>
+          <ns2:ligatures ns2:val="none"/>
         </w:rPr>
         <w:t>presentar documentos que acrediten su inscripción en los Registros Públicos o una declaración jurada que indique que cuenta con dicha inscripción;</w:t>
       </w:r>
     </w:p>
-    <w:p>
+    <w:p ns2:paraId="2B29D59F" ns2:textId="77777777">
       <w:pPr>
         <w:numPr>
           <w:ilvl w:val="0"/>
@@ -4585,21 +4585,21 @@
           <w:color w:val="000000"/>
           <w:kern w:val="0"/>
           <w:lang w:eastAsia="es-PE"/>
-          <w14:ligatures w14:val="none"/>
-        </w:rPr>
-      </w:pPr>
-      <w:r>
-        <w:rPr>
-          <w:rFonts w:ascii="Arial Narrow" w:eastAsia="Arial Narrow" w:hAnsi="Arial Narrow" w:cs="Arial Narrow"/>
-          <w:color w:val="000000"/>
-          <w:kern w:val="0"/>
-          <w:lang w:eastAsia="es-PE"/>
-          <w14:ligatures w14:val="none"/>
+          <ns2:ligatures ns2:val="none"/>
+        </w:rPr>
+      </w:pPr>
+      <w:r>
+        <w:rPr>
+          <w:rFonts w:ascii="Arial Narrow" w:eastAsia="Arial Narrow" w:hAnsi="Arial Narrow" w:cs="Arial Narrow"/>
+          <w:color w:val="000000"/>
+          <w:kern w:val="0"/>
+          <w:lang w:eastAsia="es-PE"/>
+          <ns2:ligatures ns2:val="none"/>
         </w:rPr>
         <w:t>presentar copia simple de las facultades de representación de su representante legal en el presente procedimiento o la declaración jurada que indique que cuenta con dichas facultades y que estas se encuentran vigentes;</w:t>
       </w:r>
     </w:p>
-    <w:p>
+    <w:p ns2:paraId="7EF50C46" ns2:textId="77777777">
       <w:pPr>
         <w:numPr>
           <w:ilvl w:val="0"/>
@@ -4613,21 +4613,21 @@
           <w:color w:val="000000"/>
           <w:kern w:val="0"/>
           <w:lang w:eastAsia="es-PE"/>
-          <w14:ligatures w14:val="none"/>
-        </w:rPr>
-      </w:pPr>
-      <w:r>
-        <w:rPr>
-          <w:rFonts w:ascii="Arial Narrow" w:eastAsia="Arial Narrow" w:hAnsi="Arial Narrow" w:cs="Arial Narrow"/>
-          <w:color w:val="000000"/>
-          <w:kern w:val="0"/>
-          <w:lang w:eastAsia="es-PE"/>
-          <w14:ligatures w14:val="none"/>
+          <ns2:ligatures ns2:val="none"/>
+        </w:rPr>
+      </w:pPr>
+      <w:r>
+        <w:rPr>
+          <w:rFonts w:ascii="Arial Narrow" w:eastAsia="Arial Narrow" w:hAnsi="Arial Narrow" w:cs="Arial Narrow"/>
+          <w:color w:val="000000"/>
+          <w:kern w:val="0"/>
+          <w:lang w:eastAsia="es-PE"/>
+          <ns2:ligatures ns2:val="none"/>
         </w:rPr>
         <w:t>consignar el Número de Registro Único de Contribuyentes (RUC); y,</w:t>
       </w:r>
     </w:p>
-    <w:p>
+    <w:p ns2:paraId="19E4DFA1" ns2:textId="77777777">
       <w:pPr>
         <w:numPr>
           <w:ilvl w:val="0"/>
@@ -4639,16 +4639,16 @@
         <w:rPr>
           <w:rFonts w:ascii="Arial Narrow" w:eastAsia="Calibri" w:hAnsi="Arial Narrow" w:cs="Arial"/>
           <w:kern w:val="0"/>
-          <w14:ligatures w14:val="none"/>
-        </w:rPr>
-      </w:pPr>
-      <w:r>
-        <w:rPr>
-          <w:rFonts w:ascii="Arial Narrow" w:eastAsia="Arial Narrow" w:hAnsi="Arial Narrow" w:cs="Arial Narrow"/>
-          <w:color w:val="000000"/>
-          <w:kern w:val="0"/>
-          <w:lang w:eastAsia="es-PE"/>
-          <w14:ligatures w14:val="none"/>
+          <ns2:ligatures ns2:val="none"/>
+        </w:rPr>
+      </w:pPr>
+      <w:r>
+        <w:rPr>
+          <w:rFonts w:ascii="Arial Narrow" w:eastAsia="Arial Narrow" w:hAnsi="Arial Narrow" w:cs="Arial Narrow"/>
+          <w:color w:val="000000"/>
+          <w:kern w:val="0"/>
+          <w:lang w:eastAsia="es-PE"/>
+          <ns2:ligatures ns2:val="none"/>
         </w:rPr>
         <w:t>fijar domicilio procesal para el procedimiento, de conformidad con el numeral 1 del artículo 442</w:t>
       </w:r>
@@ -4658,7 +4658,7 @@
           <w:color w:val="000000"/>
           <w:kern w:val="0"/>
           <w:lang w:eastAsia="es-PE"/>
-          <w14:ligatures w14:val="none"/>
+          <ns2:ligatures ns2:val="none"/>
         </w:rPr>
         <w:t/>
       </w:r>
@@ -4668,7 +4668,7 @@
           <w:color w:val="000000"/>
           <w:kern w:val="0"/>
           <w:lang w:eastAsia="es-PE"/>
-          <w14:ligatures w14:val="none"/>
+          <ns2:ligatures ns2:val="none"/>
         </w:rPr>
         <w:t xml:space="preserve"> del Código Procesal Civil. </w:t>
       </w:r>
@@ -4676,7 +4676,7 @@
         <w:rPr>
           <w:rFonts w:ascii="Arial Narrow" w:eastAsia="Calibri" w:hAnsi="Arial Narrow" w:cs="Arial"/>
           <w:kern w:val="0"/>
-          <w14:ligatures w14:val="none"/>
+          <ns2:ligatures ns2:val="none"/>
         </w:rPr>
         <w:t>Para ello podrá señalar domicilio físico o una dirección electrónica a la que pueda remitirse las notificaciones</w:t>
       </w:r>
@@ -4685,12 +4685,12 @@
           <w:rFonts w:ascii="Arial Narrow" w:eastAsia="Arial" w:hAnsi="Arial Narrow" w:cs="Arial"/>
           <w:kern w:val="0"/>
           <w:lang w:val="es"/>
-          <w14:ligatures w14:val="none"/>
+          <ns2:ligatures ns2:val="none"/>
         </w:rPr>
         <w:t>;</w:t>
       </w:r>
     </w:p>
-    <w:p>
+    <w:p ns2:paraId="7C63E340" ns2:textId="77777777">
       <w:pPr>
         <w:numPr>
           <w:ilvl w:val="0"/>
@@ -4702,14 +4702,14 @@
         <w:rPr>
           <w:rFonts w:ascii="Arial Narrow" w:eastAsia="Calibri" w:hAnsi="Arial Narrow" w:cs="Arial"/>
           <w:kern w:val="0"/>
-          <w14:ligatures w14:val="none"/>
+          <ns2:ligatures ns2:val="none"/>
         </w:rPr>
       </w:pPr>
       <w:r>
         <w:rPr>
           <w:rFonts w:ascii="Arial Narrow" w:eastAsia="Calibri" w:hAnsi="Arial Narrow" w:cs="Arial"/>
           <w:kern w:val="0"/>
-          <w14:ligatures w14:val="none"/>
+          <ns2:ligatures ns2:val="none"/>
         </w:rPr>
         <w:t>en caso califique como micro empresa o pequeña empresa, presentar los documentos que acrediten su volumen de ventas o ingresos brutos percibidos el año anterior relativo a todas sus actividades económicas y el número de trabajadores con el que cuenta</w:t>
       </w:r>
@@ -4719,7 +4719,7 @@
           <w:rFonts w:ascii="Arial Narrow" w:eastAsia="Calibri" w:hAnsi="Arial Narrow" w:cs="Arial"/>
           <w:kern w:val="0"/>
           <w:vertAlign w:val="superscript"/>
-          <w14:ligatures w14:val="none"/>
+          <ns2:ligatures ns2:val="none"/>
         </w:rPr>
         <w:footnoteReference w:id="6"/>
       </w:r>
@@ -4727,7 +4727,7 @@
         <w:rPr>
           <w:rFonts w:ascii="Arial Narrow" w:eastAsia="Calibri" w:hAnsi="Arial Narrow" w:cs="Arial"/>
           <w:kern w:val="0"/>
-          <w14:ligatures w14:val="none"/>
+          <ns2:ligatures ns2:val="none"/>
         </w:rPr>
         <w:t>. Ello, a fin de que la Comisión pueda meritar dicha documentación, conforme lo establece el artículo 110</w:t>
       </w:r>
@@ -4737,7 +4737,7 @@
           <w:color w:val="000000"/>
           <w:kern w:val="0"/>
           <w:lang w:eastAsia="es-PE"/>
-          <w14:ligatures w14:val="none"/>
+          <ns2:ligatures ns2:val="none"/>
         </w:rPr>
         <w:t/>
       </w:r>
@@ -4745,7 +4745,7 @@
         <w:rPr>
           <w:rFonts w:ascii="Arial Narrow" w:eastAsia="Calibri" w:hAnsi="Arial Narrow" w:cs="Arial"/>
           <w:kern w:val="0"/>
-          <w14:ligatures w14:val="none"/>
+          <ns2:ligatures ns2:val="none"/>
         </w:rPr>
         <w:t xml:space="preserve"> del </w:t>
       </w:r>
@@ -4754,7 +4754,7 @@
           <w:rFonts w:ascii="Arial Narrow" w:eastAsia="Calibri" w:hAnsi="Arial Narrow" w:cs="Arial"/>
           <w:spacing w:val="-2"/>
           <w:kern w:val="0"/>
-          <w14:ligatures w14:val="none"/>
+          <ns2:ligatures ns2:val="none"/>
         </w:rPr>
         <w:t>Código</w:t>
       </w:r>
@@ -4765,7 +4765,7 @@
           <w:spacing w:val="-2"/>
           <w:kern w:val="0"/>
           <w:vertAlign w:val="superscript"/>
-          <w14:ligatures w14:val="none"/>
+          <ns2:ligatures ns2:val="none"/>
         </w:rPr>
         <w:footnoteReference w:id="7"/>
       </w:r>
@@ -4774,35 +4774,79 @@
           <w:rFonts w:ascii="Arial Narrow" w:eastAsia="Calibri" w:hAnsi="Arial Narrow" w:cs="Arial"/>
           <w:spacing w:val="-2"/>
           <w:kern w:val="0"/>
-          <w14:ligatures w14:val="none"/>
+          <ns2:ligatures ns2:val="none"/>
         </w:rPr>
         <w:t>.</w:t>
       </w:r>
     </w:p>
+    <w:p ns2:paraId="1F11FE32" ns2:textId="77777777">
+      <w:pPr>
+        <w:spacing w:after="0" w:line="240" w:lineRule="auto"/>
+        <w:ind w:left="567"/>
+        <w:jc w:val="both"/>
+        <w:rPr>
+          <w:rFonts w:ascii="Arial Narrow" w:eastAsia="Arial Narrow" w:hAnsi="Arial Narrow" w:cs="Arial Narrow"/>
+          <w:color w:val="000000"/>
+          <w:kern w:val="0"/>
+          <w:lang w:eastAsia="es-PE"/>
+          <ns2:ligatures ns2:val="none"/>
+        </w:rPr>
+      </w:pPr>
+    </w:p>
     <w:p>
       <w:pPr>
         <w:spacing w:after="0" w:line="240" w:lineRule="auto"/>
-        <w:ind w:left="567"/>
-        <w:jc w:val="both"/>
-        <w:rPr>
-          <w:rFonts w:ascii="Arial Narrow" w:eastAsia="Arial Narrow" w:hAnsi="Arial Narrow" w:cs="Arial Narrow"/>
-          <w:color w:val="000000"/>
-          <w:kern w:val="0"/>
-          <w:lang w:eastAsia="es-PE"/>
-          <w14:ligatures w14:val="none"/>
-        </w:rPr>
-      </w:pPr>
-    </w:p>
-    <w:p>
-      <w:pPr>
-        <w:spacing w:after="0" w:line="240" w:lineRule="auto"/>
-        <w:jc w:val="both"/>
-        <w:rPr>
-          <w:rFonts w:ascii="Arial Narrow" w:eastAsia="Arial Narrow" w:hAnsi="Arial Narrow" w:cs="Arial Narrow"/>
-          <w:color w:val="000000"/>
-          <w:kern w:val="0"/>
-          <w:lang w:eastAsia="es-PE"/>
-          <w14:ligatures w14:val="none"/>
+        <w:jc w:val="both"/>
+        <w:rPr>
+          <w:rFonts w:ascii="Arial Narrow" w:eastAsia="Arial Narrow" w:hAnsi="Arial Narrow" w:cs="Arial Narrow"/>
+          <w:color w:val="000000"/>
+          <w:kern w:val="0"/>
+          <w:lang w:eastAsia="es-PE"/>
+          <ns2:ligatures ns2:val="none"/>
+        </w:rPr>
+      </w:pPr>
+      <w:r>
+        <w:rPr>
+          <w:rFonts w:ascii="Arial Narrow" w:hAnsi="Arial Narrow" w:cs="Arial Narrow"/>
+          <w:b w:val="1"/>
+          <w:bCs w:val="1"/>
+          <w:sz w:val="20"/>
+          <w:szCs w:val="20"/>
+        </w:rPr>
+        <w:t xml:space="preserve">CUARTO: </w:t>
+      </w:r>
+      <w:r>
+        <w:rPr>
+          <w:rFonts w:ascii="Arial Narrow" w:hAnsi="Arial Narrow" w:cs="Arial Narrow"/>
+          <w:sz w:val="20"/>
+          <w:szCs w:val="20"/>
+        </w:rPr>
+        <w:t xml:space="preserve">correr traslado de la presente resolución a Rímac Seguros y Reaseguros S.A para que, de conformidad con lo dispuesto por el artículo 26° de la Ley sobre Facultades, Normas y Organización del Indecopi, aprobado por Decreto Legislativo N° 8079, presenten sus descargos sobre la imputación de cargos realizada en un plazo no mayor a cinco (5) días hábiles contado a partir del día siguiente de la notificación de la presente resolución, vencido el cual, el Secretario Técnico declarará en rebeldía a los denunciados que no lo hubieran presentado. Debe precisarse que de conformidad con lo establecido por el artículo 223° del Texto Único Ordenado de la Ley N° 27444, Ley del Procedimiento Administrativo General, las alegaciones y los hechos relevantes de la reclamación, salvo que hayan sido específicamente negadas en la contestación, se tendrán por aceptadas o meritadas como ciertas.</w:t>
+      </w:r>
+    </w:p>
+    <w:p ns2:paraId="228F876C" ns2:textId="77777777">
+      <w:pPr>
+        <w:spacing w:after="0" w:line="240" w:lineRule="auto"/>
+        <w:jc w:val="both"/>
+        <w:rPr>
+          <w:rFonts w:ascii="Arial Narrow" w:eastAsia="Arial Narrow" w:hAnsi="Arial Narrow" w:cs="Arial Narrow"/>
+          <w:color w:val="000000"/>
+          <w:kern w:val="0"/>
+          <w:lang w:eastAsia="es-PE"/>
+          <ns2:ligatures ns2:val="none"/>
+        </w:rPr>
+      </w:pPr>
+    </w:p>
+    <w:p ns2:paraId="774AFBA5" ns2:textId="09EAC953">
+      <w:pPr>
+        <w:spacing w:after="0" w:line="240" w:lineRule="auto"/>
+        <w:jc w:val="both"/>
+        <w:rPr>
+          <w:rFonts w:ascii="Arial Narrow" w:eastAsia="Times New Roman" w:hAnsi="Arial Narrow" w:cs="Arial"/>
+          <w:color w:val="000000"/>
+          <w:kern w:val="0"/>
+          <w:lang w:val="es-ES" w:eastAsia="es-ES"/>
+          <ns2:ligatures ns2:val="none"/>
         </w:rPr>
       </w:pPr>
       <w:r>
@@ -4812,19 +4856,20 @@
           <w:color w:val="000000"/>
           <w:kern w:val="0"/>
           <w:lang w:eastAsia="es-PE"/>
-          <w14:ligatures w14:val="none"/>
-        </w:rPr>
-        <w:t xml:space="preserve">CUARTO: </w:t>
-      </w:r>
-      <w:r>
-        <w:rPr>
-          <w:rFonts w:ascii="Arial Narrow" w:eastAsia="Arial Narrow" w:hAnsi="Arial Narrow" w:cs="Arial Narrow"/>
-          <w:color w:val="000000"/>
-          <w:kern w:val="0"/>
-          <w:lang w:eastAsia="es-PE"/>
-          <w14:ligatures w14:val="none"/>
-        </w:rPr>
-        <w:t xml:space="preserve">correr traslado de la denuncia interpuesta </w:t>
+          <ns2:ligatures ns2:val="none"/>
+        </w:rPr>
+        <w:t xml:space="preserve">QUINTO: </w:t>
+      </w:r>
+      <w:bookmarkStart w:id="4" w:name="_Hlk188286813"/>
+      <w:r>
+        <w:rPr>
+          <w:rFonts w:ascii="Arial Narrow" w:eastAsia="Times New Roman" w:hAnsi="Arial Narrow" w:cs="Arial"/>
+          <w:color w:val="000000"/>
+          <w:kern w:val="0"/>
+          <w:lang w:eastAsia="es-ES"/>
+          <ns2:ligatures ns2:val="none"/>
+        </w:rPr>
+        <w:t xml:space="preserve">requerir </w:t>
       </w:r>
       <w:r>
         <w:rPr>
@@ -4832,19 +4877,63 @@
           <w:color w:val="000000"/>
           <w:kern w:val="0"/>
           <w:lang w:val="es-ES" w:eastAsia="es-ES"/>
-          <w14:ligatures w14:val="none"/>
-        </w:rPr>
-        <w:t xml:space="preserve">el </w:t>
-      </w:r>
+          <ns2:ligatures ns2:val="none"/>
+        </w:rPr>
+        <w:t xml:space="preserve">que, en un </w:t>
+      </w:r>
+      <w:r>
+        <w:rPr>
+          <w:rFonts w:ascii="Arial Narrow" w:eastAsia="Times New Roman" w:hAnsi="Arial Narrow" w:cs="Arial"/>
+          <w:color w:val="000000"/>
+          <w:kern w:val="0"/>
+          <w:lang w:eastAsia="es-ES"/>
+          <ns2:ligatures ns2:val="none"/>
+        </w:rPr>
+        <w:t>plazo no mayor de cinco (5) días hábiles contado a partir del día siguiente de la notificación de la presente resolución</w:t>
+      </w:r>
+      <w:bookmarkEnd w:id="4"/>
+      <w:r>
+        <w:rPr>
+          <w:rFonts w:ascii="Arial Narrow" w:eastAsia="Times New Roman" w:hAnsi="Arial Narrow" w:cs="Arial"/>
+          <w:color w:val="000000"/>
+          <w:kern w:val="0"/>
+          <w:lang w:eastAsia="es-ES"/>
+          <ns2:ligatures ns2:val="none"/>
+        </w:rPr>
+        <w:t xml:space="preserve">, </w:t>
+      </w:r>
+      <w:bookmarkStart w:id="5" w:name="_Hlk188286828"/>
+      <w:r>
+        <w:rPr>
+          <w:rFonts w:ascii="Arial Narrow" w:eastAsia="Times New Roman" w:hAnsi="Arial Narrow" w:cs="Times New Roman"/>
+          <w:color w:val="000000"/>
+          <w:kern w:val="0"/>
+          <w:shd w:val="clear" w:color="auto" w:fill="FFFFFF"/>
+          <w:lang w:eastAsia="es-PE"/>
+          <ns2:ligatures ns2:val="none"/>
+        </w:rPr>
+        <w:t>el proveedor denunciado</w:t>
+      </w:r>
+      <w:r>
+        <w:rPr>
+          <w:rFonts w:ascii="Arial Narrow" w:eastAsia="Times New Roman" w:hAnsi="Arial Narrow" w:cs="Arial"/>
+          <w:color w:val="000000"/>
+          <w:kern w:val="0"/>
+          <w:lang w:eastAsia="es-ES"/>
+          <ns2:ligatures ns2:val="none"/>
+        </w:rPr>
+        <w:t xml:space="preserve"> </w:t>
+      </w:r>
+      <w:bookmarkEnd w:id="5"/>
       <w:r>
         <w:rPr>
           <w:rFonts w:ascii="Arial Narrow" w:eastAsia="Times New Roman" w:hAnsi="Arial Narrow" w:cs="Arial"/>
           <w:color w:val="000000"/>
           <w:kern w:val="0"/>
           <w:lang w:val="es-ES" w:eastAsia="es-ES"/>
-          <w14:ligatures w14:val="none"/>
-        </w:rPr>
-        <w:t>16 de julio de 2025</w:t>
+          <ns2:ligatures ns2:val="none"/>
+        </w:rPr>
+        <w:t xml:space="preserve">cumpla con: </w:t>
       </w:r>
       <w:r>
         <w:rPr>
@@ -4852,91 +4941,228 @@
           <w:color w:val="000000"/>
           <w:kern w:val="0"/>
           <w:lang w:val="es-ES" w:eastAsia="es-ES"/>
-          <w14:ligatures w14:val="none"/>
-        </w:rPr>
-        <w:t>, subsanado y complementado mediante dos escritos del 18 de agosto de 2025</w:t>
-      </w:r>
-      <w:r>
-        <w:rPr>
-          <w:rFonts w:ascii="Arial Narrow" w:eastAsia="Calibri" w:hAnsi="Arial Narrow" w:cs="Arial"/>
-          <w:kern w:val="0"/>
-          <w14:ligatures w14:val="none"/>
-        </w:rPr>
-        <w:t xml:space="preserve">, </w:t>
-      </w:r>
-      <w:r>
-        <w:rPr>
-          <w:rFonts w:ascii="Arial Narrow" w:eastAsia="Arial Narrow" w:hAnsi="Arial Narrow" w:cs="Arial Narrow"/>
-          <w:color w:val="000000"/>
-          <w:kern w:val="0"/>
-          <w:lang w:eastAsia="es-PE"/>
-          <w14:ligatures w14:val="none"/>
-        </w:rPr>
-        <w:t>a</w:t>
-      </w:r>
-      <w:r>
-        <w:rPr>
-          <w:rFonts w:ascii="Arial Narrow" w:eastAsia="Times New Roman" w:hAnsi="Arial Narrow" w:cs="Times New Roman"/>
-          <w:color w:val="000000"/>
-          <w:kern w:val="0"/>
-          <w:shd w:val="clear" w:color="auto" w:fill="FFFFFF"/>
-          <w:lang w:eastAsia="es-PE"/>
-          <w14:ligatures w14:val="none"/>
+          <ns2:ligatures ns2:val="none"/>
+        </w:rPr>
+        <w:t xml:space="preserve">(i) presentar una copia completa, legible y debidamente suscrita de Póliza </w:t>
+      </w:r>
+      <w:r>
+        <w:rPr>
+          <w:rFonts w:ascii="Arial Narrow" w:eastAsia="Times New Roman" w:hAnsi="Arial Narrow" w:cs="Arial"/>
+          <w:color w:val="000000"/>
+          <w:kern w:val="0"/>
+          <w:lang w:eastAsia="es-ES"/>
+          <ns2:ligatures ns2:val="none"/>
+        </w:rPr>
+        <w:t>U0099954</w:t>
+      </w:r>
+      <w:r>
+        <w:rPr>
+          <w:rFonts w:ascii="Arial Narrow" w:eastAsia="Times New Roman" w:hAnsi="Arial Narrow" w:cs="Arial"/>
+          <w:color w:val="000000"/>
+          <w:kern w:val="0"/>
+          <w:lang w:eastAsia="es-ES"/>
+          <ns2:ligatures ns2:val="none"/>
+        </w:rPr>
+        <w:t xml:space="preserve"> del Seguro de Vida</w:t>
+      </w:r>
+      <w:r>
+        <w:rPr>
+          <w:rFonts w:ascii="Arial Narrow" w:eastAsia="Times New Roman" w:hAnsi="Arial Narrow" w:cs="Arial"/>
+          <w:color w:val="000000"/>
+          <w:kern w:val="0"/>
+          <w:lang w:val="es-ES" w:eastAsia="es-ES"/>
+          <ns2:ligatures ns2:val="none"/>
+        </w:rPr>
+        <w:t>, así como el cargo de remisión de la póliza;</w:t>
+      </w:r>
+      <w:r>
+        <w:rPr>
+          <w:rFonts w:ascii="Arial Narrow" w:eastAsia="Times New Roman" w:hAnsi="Arial Narrow" w:cs="Arial"/>
+          <w:color w:val="000000"/>
+          <w:kern w:val="0"/>
+          <w:lang w:val="es-ES" w:eastAsia="es-ES"/>
+          <ns2:ligatures ns2:val="none"/>
         </w:rPr>
         <w:t xml:space="preserve"> </w:t>
       </w:r>
       <w:r>
         <w:rPr>
-          <w:rFonts w:ascii="Arial Narrow" w:eastAsia="Times New Roman" w:hAnsi="Arial Narrow" w:cs="Times New Roman"/>
-          <w:color w:val="000000"/>
-          <w:kern w:val="0"/>
-          <w:shd w:val="clear" w:color="auto" w:fill="FFFFFF"/>
-          <w:lang w:eastAsia="es-PE"/>
-          <w14:ligatures w14:val="none"/>
-        </w:rPr>
-        <w:t>Rí</w:t>
-      </w:r>
-      <w:r>
-        <w:rPr>
-          <w:rFonts w:ascii="Arial Narrow" w:eastAsia="Times New Roman" w:hAnsi="Arial Narrow" w:cs="Times New Roman"/>
-          <w:color w:val="000000"/>
-          <w:kern w:val="0"/>
-          <w:shd w:val="clear" w:color="auto" w:fill="FFFFFF"/>
-          <w:lang w:eastAsia="es-PE"/>
-          <w14:ligatures w14:val="none"/>
-        </w:rPr>
-        <w:t>mac Seguros y Reaseguros S.A</w:t>
-      </w:r>
-      <w:r>
-        <w:rPr>
-          <w:rFonts w:ascii="Arial Narrow" w:eastAsia="Times New Roman" w:hAnsi="Arial Narrow" w:cs="Times New Roman"/>
-          <w:color w:val="000000"/>
-          <w:kern w:val="0"/>
-          <w:shd w:val="clear" w:color="auto" w:fill="FFFFFF"/>
-          <w:lang w:eastAsia="es-PE"/>
-          <w14:ligatures w14:val="none"/>
+          <w:rFonts w:ascii="Arial Narrow" w:eastAsia="Times New Roman" w:hAnsi="Arial Narrow" w:cs="Arial"/>
+          <w:color w:val="000000"/>
+          <w:kern w:val="0"/>
+          <w:lang w:val="es-ES" w:eastAsia="es-ES"/>
+          <ns2:ligatures ns2:val="none"/>
+        </w:rPr>
+        <w:t>(</w:t>
+      </w:r>
+      <w:r>
+        <w:rPr>
+          <w:rFonts w:ascii="Arial Narrow" w:eastAsia="Times New Roman" w:hAnsi="Arial Narrow" w:cs="Arial"/>
+          <w:color w:val="000000"/>
+          <w:kern w:val="0"/>
+          <w:lang w:val="es-ES" w:eastAsia="es-ES"/>
+          <ns2:ligatures ns2:val="none"/>
+        </w:rPr>
+        <w:t>ii</w:t>
+      </w:r>
+      <w:r>
+        <w:rPr>
+          <w:rFonts w:ascii="Arial Narrow" w:eastAsia="Times New Roman" w:hAnsi="Arial Narrow" w:cs="Arial"/>
+          <w:color w:val="000000"/>
+          <w:kern w:val="0"/>
+          <w:lang w:val="es-ES" w:eastAsia="es-ES"/>
+          <ns2:ligatures ns2:val="none"/>
+        </w:rPr>
+        <w:t xml:space="preserve">) presentar la liquidación de la Póliza </w:t>
+      </w:r>
+      <w:r>
+        <w:rPr>
+          <w:rFonts w:ascii="Arial Narrow" w:eastAsia="Times New Roman" w:hAnsi="Arial Narrow" w:cs="Arial"/>
+          <w:color w:val="000000"/>
+          <w:kern w:val="0"/>
+          <w:lang w:eastAsia="es-ES"/>
+          <ns2:ligatures ns2:val="none"/>
+        </w:rPr>
+        <w:t>U0099954</w:t>
+      </w:r>
+      <w:r>
+        <w:rPr>
+          <w:rFonts w:ascii="Arial Narrow" w:eastAsia="Times New Roman" w:hAnsi="Arial Narrow" w:cs="Arial"/>
+          <w:color w:val="000000"/>
+          <w:kern w:val="0"/>
+          <w:lang w:eastAsia="es-ES"/>
+          <ns2:ligatures ns2:val="none"/>
+        </w:rPr>
+        <w:t xml:space="preserve"> del Seguro de Vida</w:t>
+      </w:r>
+      <w:r>
+        <w:rPr>
+          <w:rFonts w:ascii="Arial Narrow" w:eastAsia="Times New Roman" w:hAnsi="Arial Narrow" w:cs="Arial"/>
+          <w:color w:val="000000"/>
+          <w:kern w:val="0"/>
+          <w:lang w:val="es-ES" w:eastAsia="es-ES"/>
+          <ns2:ligatures ns2:val="none"/>
+        </w:rPr>
+        <w:t>, donde se aprecia los aportes de primas, descuentos, cargos, entre otros</w:t>
+      </w:r>
+      <w:r>
+        <w:rPr>
+          <w:rFonts w:ascii="Arial Narrow" w:eastAsia="Times New Roman" w:hAnsi="Arial Narrow" w:cs="Arial"/>
+          <w:color w:val="000000"/>
+          <w:kern w:val="0"/>
+          <w:lang w:val="es-ES" w:eastAsia="es-ES"/>
+          <ns2:ligatures ns2:val="none"/>
+        </w:rPr>
+        <w:t xml:space="preserve">; y, </w:t>
+      </w:r>
+      <w:r>
+        <w:rPr>
+          <w:rFonts w:ascii="Arial Narrow" w:eastAsia="Times New Roman" w:hAnsi="Arial Narrow" w:cs="Arial"/>
+          <w:color w:val="000000"/>
+          <w:kern w:val="0"/>
+          <w:lang w:eastAsia="es-ES"/>
+          <ns2:ligatures ns2:val="none"/>
+        </w:rPr>
+        <w:t xml:space="preserve">(iii) </w:t>
+      </w:r>
+      <w:r>
+        <w:rPr>
+          <w:rFonts w:ascii="Arial Narrow" w:eastAsia="Times New Roman" w:hAnsi="Arial Narrow" w:cs="Arial"/>
+          <w:color w:val="000000"/>
+          <w:kern w:val="0"/>
+          <w:lang w:val="es-ES" w:eastAsia="es-ES"/>
+          <ns2:ligatures ns2:val="none"/>
+        </w:rPr>
+        <w:t xml:space="preserve">presentar todas las comunicaciones cursadas </w:t>
+      </w:r>
+      <w:r>
+        <w:rPr>
+          <w:rFonts w:ascii="Arial Narrow" w:eastAsia="Times New Roman" w:hAnsi="Arial Narrow" w:cs="Arial"/>
+          <w:color w:val="000000"/>
+          <w:kern w:val="0"/>
+          <w:lang w:val="es-ES" w:eastAsia="es-ES"/>
+          <ns2:ligatures ns2:val="none"/>
+        </w:rPr>
+        <w:t xml:space="preserve">con la parte denunciante </w:t>
+      </w:r>
+      <w:r>
+        <w:rPr>
+          <w:rFonts w:ascii="Arial Narrow" w:eastAsia="Times New Roman" w:hAnsi="Arial Narrow" w:cs="Arial"/>
+          <w:color w:val="000000"/>
+          <w:kern w:val="0"/>
+          <w:lang w:val="es-ES" w:eastAsia="es-ES"/>
+          <ns2:ligatures ns2:val="none"/>
+        </w:rPr>
+        <w:t>en virtud del hecho materia de denuncia</w:t>
+      </w:r>
+      <w:r>
+        <w:rPr>
+          <w:rFonts w:ascii="Arial Narrow" w:eastAsia="Times New Roman" w:hAnsi="Arial Narrow" w:cs="Arial"/>
+          <w:color w:val="000000"/>
+          <w:kern w:val="0"/>
+          <w:lang w:val="es-ES" w:eastAsia="es-ES"/>
+          <ns2:ligatures ns2:val="none"/>
         </w:rPr>
         <w:t>.</w:t>
       </w:r>
-      <w:r>
-        <w:rPr>
-          <w:rFonts w:ascii="Arial Narrow" w:eastAsia="Arial Narrow" w:hAnsi="Arial Narrow" w:cs="Arial Narrow"/>
-          <w:color w:val="000000"/>
-          <w:kern w:val="0"/>
-          <w:lang w:eastAsia="es-PE"/>
-          <w14:ligatures w14:val="none"/>
-        </w:rPr>
-        <w:t>, para</w:t>
-      </w:r>
-      <w:r>
-        <w:rPr>
-          <w:rFonts w:ascii="Arial Narrow" w:eastAsia="Arial Narrow" w:hAnsi="Arial Narrow" w:cs="Arial Narrow"/>
-          <w:color w:val="000000"/>
-          <w:kern w:val="0"/>
-          <w:lang w:eastAsia="es-PE"/>
-          <w14:ligatures w14:val="none"/>
-        </w:rPr>
-        <w:t xml:space="preserve"> que, de conformidad con lo dispuesto por el artículo 26</w:t>
+    </w:p>
+    <w:p ns2:paraId="12A4D8BD" ns2:textId="77777777">
+      <w:pPr>
+        <w:spacing w:after="0" w:line="240" w:lineRule="auto"/>
+        <w:jc w:val="both"/>
+        <w:rPr>
+          <w:rFonts w:ascii="Arial Narrow" w:eastAsia="Arial Narrow" w:hAnsi="Arial Narrow" w:cs="Arial Narrow"/>
+          <w:b/>
+          <w:color w:val="000000"/>
+          <w:kern w:val="0"/>
+          <w:lang w:val="es-ES" w:eastAsia="es-PE"/>
+          <ns2:ligatures ns2:val="none"/>
+        </w:rPr>
+      </w:pPr>
+    </w:p>
+    <w:p ns2:paraId="591B7E6F" ns2:textId="77777777">
+      <w:pPr>
+        <w:spacing w:after="0" w:line="240" w:lineRule="auto"/>
+        <w:jc w:val="both"/>
+        <w:rPr>
+          <w:rFonts w:ascii="Arial Narrow" w:eastAsia="Arial Narrow" w:hAnsi="Arial Narrow" w:cs="Arial Narrow"/>
+          <w:color w:val="000000"/>
+          <w:kern w:val="0"/>
+          <w:lang w:eastAsia="es-PE"/>
+          <ns2:ligatures ns2:val="none"/>
+        </w:rPr>
+      </w:pPr>
+      <w:r>
+        <w:rPr>
+          <w:rFonts w:ascii="Arial Narrow" w:eastAsia="Arial Narrow" w:hAnsi="Arial Narrow" w:cs="Arial Narrow"/>
+          <w:b/>
+          <w:color w:val="000000"/>
+          <w:kern w:val="0"/>
+          <w:lang w:eastAsia="es-PE"/>
+          <ns2:ligatures ns2:val="none"/>
+        </w:rPr>
+        <w:t>SEXTO:</w:t>
+      </w:r>
+      <w:r>
+        <w:rPr>
+          <w:rFonts w:ascii="Arial Narrow" w:eastAsia="Arial Narrow" w:hAnsi="Arial Narrow" w:cs="Arial Narrow"/>
+          <w:color w:val="000000"/>
+          <w:kern w:val="0"/>
+          <w:lang w:eastAsia="es-PE"/>
+          <ns2:ligatures ns2:val="none"/>
+        </w:rPr>
+        <w:t xml:space="preserve"> </w:t>
+      </w:r>
+      <w:bookmarkStart w:id="6" w:name="_Hlk188286915"/>
+      <w:r>
+        <w:rPr>
+          <w:rFonts w:ascii="Arial Narrow" w:eastAsia="Arial Narrow" w:hAnsi="Arial Narrow" w:cs="Arial Narrow"/>
+          <w:color w:val="000000"/>
+          <w:kern w:val="0"/>
+          <w:lang w:eastAsia="es-PE"/>
+          <ns2:ligatures ns2:val="none"/>
+        </w:rPr>
+        <w:t>informar a las partes que el artículo 110</w:t>
       </w:r>
       <w:r>
         <w:rPr>
@@ -4944,7 +5170,7 @@
           <w:color w:val="000000"/>
           <w:kern w:val="0"/>
           <w:lang w:eastAsia="es-PE"/>
-          <w14:ligatures w14:val="none"/>
+          <ns2:ligatures ns2:val="none"/>
         </w:rPr>
         <w:t/>
       </w:r>
@@ -4954,368 +5180,7 @@
           <w:color w:val="000000"/>
           <w:kern w:val="0"/>
           <w:lang w:eastAsia="es-PE"/>
-          <w14:ligatures w14:val="none"/>
-        </w:rPr>
-        <w:t xml:space="preserve"> de la Ley sobre Facultades, Normas y Organización del Indecopi, aprobada por Decreto Legislativo 807, presente sus descargos en un plazo no mayor de cinco (5) días hábiles contados desde la notificación. </w:t>
-      </w:r>
-    </w:p>
-    <w:p>
-      <w:pPr>
-        <w:spacing w:after="0" w:line="240" w:lineRule="auto"/>
-        <w:jc w:val="both"/>
-        <w:rPr>
-          <w:rFonts w:ascii="Arial Narrow" w:eastAsia="Arial Narrow" w:hAnsi="Arial Narrow" w:cs="Arial Narrow"/>
-          <w:color w:val="000000"/>
-          <w:kern w:val="0"/>
-          <w:lang w:eastAsia="es-PE"/>
-          <w14:ligatures w14:val="none"/>
-        </w:rPr>
-      </w:pPr>
-    </w:p>
-    <w:p>
-      <w:pPr>
-        <w:spacing w:after="0" w:line="240" w:lineRule="auto"/>
-        <w:jc w:val="both"/>
-        <w:rPr>
-          <w:rFonts w:ascii="Arial Narrow" w:eastAsia="Times New Roman" w:hAnsi="Arial Narrow" w:cs="Arial"/>
-          <w:color w:val="000000"/>
-          <w:kern w:val="0"/>
-          <w:lang w:val="es-ES" w:eastAsia="es-ES"/>
-          <w14:ligatures w14:val="none"/>
-        </w:rPr>
-      </w:pPr>
-      <w:r>
-        <w:rPr>
-          <w:rFonts w:ascii="Arial Narrow" w:eastAsia="Arial Narrow" w:hAnsi="Arial Narrow" w:cs="Arial Narrow"/>
-          <w:b/>
-          <w:color w:val="000000"/>
-          <w:kern w:val="0"/>
-          <w:lang w:eastAsia="es-PE"/>
-          <w14:ligatures w14:val="none"/>
-        </w:rPr>
-        <w:t xml:space="preserve">QUINTO: </w:t>
-      </w:r>
-      <w:bookmarkStart w:id="4" w:name="_Hlk188286813"/>
-      <w:r>
-        <w:rPr>
-          <w:rFonts w:ascii="Arial Narrow" w:eastAsia="Times New Roman" w:hAnsi="Arial Narrow" w:cs="Arial"/>
-          <w:color w:val="000000"/>
-          <w:kern w:val="0"/>
-          <w:lang w:eastAsia="es-ES"/>
-          <w14:ligatures w14:val="none"/>
-        </w:rPr>
-        <w:t xml:space="preserve">requerir </w:t>
-      </w:r>
-      <w:r>
-        <w:rPr>
-          <w:rFonts w:ascii="Arial Narrow" w:eastAsia="Times New Roman" w:hAnsi="Arial Narrow" w:cs="Arial"/>
-          <w:color w:val="000000"/>
-          <w:kern w:val="0"/>
-          <w:lang w:val="es-ES" w:eastAsia="es-ES"/>
-          <w14:ligatures w14:val="none"/>
-        </w:rPr>
-        <w:t xml:space="preserve">que, en un </w:t>
-      </w:r>
-      <w:r>
-        <w:rPr>
-          <w:rFonts w:ascii="Arial Narrow" w:eastAsia="Times New Roman" w:hAnsi="Arial Narrow" w:cs="Arial"/>
-          <w:color w:val="000000"/>
-          <w:kern w:val="0"/>
-          <w:lang w:eastAsia="es-ES"/>
-          <w14:ligatures w14:val="none"/>
-        </w:rPr>
-        <w:t>plazo no mayor de cinco (5) días hábiles contado a partir del día siguiente de la notificación de la presente resolución</w:t>
-      </w:r>
-      <w:bookmarkEnd w:id="4"/>
-      <w:r>
-        <w:rPr>
-          <w:rFonts w:ascii="Arial Narrow" w:eastAsia="Times New Roman" w:hAnsi="Arial Narrow" w:cs="Arial"/>
-          <w:color w:val="000000"/>
-          <w:kern w:val="0"/>
-          <w:lang w:eastAsia="es-ES"/>
-          <w14:ligatures w14:val="none"/>
-        </w:rPr>
-        <w:t xml:space="preserve">, </w:t>
-      </w:r>
-      <w:bookmarkStart w:id="5" w:name="_Hlk188286828"/>
-      <w:r>
-        <w:rPr>
-          <w:rFonts w:ascii="Arial Narrow" w:eastAsia="Times New Roman" w:hAnsi="Arial Narrow" w:cs="Times New Roman"/>
-          <w:color w:val="000000"/>
-          <w:kern w:val="0"/>
-          <w:shd w:val="clear" w:color="auto" w:fill="FFFFFF"/>
-          <w:lang w:eastAsia="es-PE"/>
-          <w14:ligatures w14:val="none"/>
-        </w:rPr>
-        <w:t>el proveedor denunciado</w:t>
-      </w:r>
-      <w:r>
-        <w:rPr>
-          <w:rFonts w:ascii="Arial Narrow" w:eastAsia="Times New Roman" w:hAnsi="Arial Narrow" w:cs="Arial"/>
-          <w:color w:val="000000"/>
-          <w:kern w:val="0"/>
-          <w:lang w:eastAsia="es-ES"/>
-          <w14:ligatures w14:val="none"/>
-        </w:rPr>
-        <w:t xml:space="preserve"> </w:t>
-      </w:r>
-      <w:bookmarkEnd w:id="5"/>
-      <w:r>
-        <w:rPr>
-          <w:rFonts w:ascii="Arial Narrow" w:eastAsia="Times New Roman" w:hAnsi="Arial Narrow" w:cs="Arial"/>
-          <w:color w:val="000000"/>
-          <w:kern w:val="0"/>
-          <w:lang w:val="es-ES" w:eastAsia="es-ES"/>
-          <w14:ligatures w14:val="none"/>
-        </w:rPr>
-        <w:t xml:space="preserve">cumpla con: </w:t>
-      </w:r>
-      <w:r>
-        <w:rPr>
-          <w:rFonts w:ascii="Arial Narrow" w:eastAsia="Times New Roman" w:hAnsi="Arial Narrow" w:cs="Arial"/>
-          <w:color w:val="000000"/>
-          <w:kern w:val="0"/>
-          <w:lang w:val="es-ES" w:eastAsia="es-ES"/>
-          <w14:ligatures w14:val="none"/>
-        </w:rPr>
-        <w:t xml:space="preserve">(i) presentar una copia completa, legible y debidamente suscrita de Póliza </w:t>
-      </w:r>
-      <w:r>
-        <w:rPr>
-          <w:rFonts w:ascii="Arial Narrow" w:eastAsia="Times New Roman" w:hAnsi="Arial Narrow" w:cs="Arial"/>
-          <w:color w:val="000000"/>
-          <w:kern w:val="0"/>
-          <w:lang w:eastAsia="es-ES"/>
-          <w14:ligatures w14:val="none"/>
-        </w:rPr>
-        <w:t>U0099954</w:t>
-      </w:r>
-      <w:r>
-        <w:rPr>
-          <w:rFonts w:ascii="Arial Narrow" w:eastAsia="Times New Roman" w:hAnsi="Arial Narrow" w:cs="Arial"/>
-          <w:color w:val="000000"/>
-          <w:kern w:val="0"/>
-          <w:lang w:eastAsia="es-ES"/>
-          <w14:ligatures w14:val="none"/>
-        </w:rPr>
-        <w:t xml:space="preserve"> del Seguro de Vida</w:t>
-      </w:r>
-      <w:r>
-        <w:rPr>
-          <w:rFonts w:ascii="Arial Narrow" w:eastAsia="Times New Roman" w:hAnsi="Arial Narrow" w:cs="Arial"/>
-          <w:color w:val="000000"/>
-          <w:kern w:val="0"/>
-          <w:lang w:val="es-ES" w:eastAsia="es-ES"/>
-          <w14:ligatures w14:val="none"/>
-        </w:rPr>
-        <w:t>, así como el cargo de remisión de la póliza;</w:t>
-      </w:r>
-      <w:r>
-        <w:rPr>
-          <w:rFonts w:ascii="Arial Narrow" w:eastAsia="Times New Roman" w:hAnsi="Arial Narrow" w:cs="Arial"/>
-          <w:color w:val="000000"/>
-          <w:kern w:val="0"/>
-          <w:lang w:val="es-ES" w:eastAsia="es-ES"/>
-          <w14:ligatures w14:val="none"/>
-        </w:rPr>
-        <w:t xml:space="preserve"> </w:t>
-      </w:r>
-      <w:r>
-        <w:rPr>
-          <w:rFonts w:ascii="Arial Narrow" w:eastAsia="Times New Roman" w:hAnsi="Arial Narrow" w:cs="Arial"/>
-          <w:color w:val="000000"/>
-          <w:kern w:val="0"/>
-          <w:lang w:val="es-ES" w:eastAsia="es-ES"/>
-          <w14:ligatures w14:val="none"/>
-        </w:rPr>
-        <w:t>(</w:t>
-      </w:r>
-      <w:r>
-        <w:rPr>
-          <w:rFonts w:ascii="Arial Narrow" w:eastAsia="Times New Roman" w:hAnsi="Arial Narrow" w:cs="Arial"/>
-          <w:color w:val="000000"/>
-          <w:kern w:val="0"/>
-          <w:lang w:val="es-ES" w:eastAsia="es-ES"/>
-          <w14:ligatures w14:val="none"/>
-        </w:rPr>
-        <w:t>ii</w:t>
-      </w:r>
-      <w:r>
-        <w:rPr>
-          <w:rFonts w:ascii="Arial Narrow" w:eastAsia="Times New Roman" w:hAnsi="Arial Narrow" w:cs="Arial"/>
-          <w:color w:val="000000"/>
-          <w:kern w:val="0"/>
-          <w:lang w:val="es-ES" w:eastAsia="es-ES"/>
-          <w14:ligatures w14:val="none"/>
-        </w:rPr>
-        <w:t xml:space="preserve">) presentar la liquidación de la Póliza </w:t>
-      </w:r>
-      <w:r>
-        <w:rPr>
-          <w:rFonts w:ascii="Arial Narrow" w:eastAsia="Times New Roman" w:hAnsi="Arial Narrow" w:cs="Arial"/>
-          <w:color w:val="000000"/>
-          <w:kern w:val="0"/>
-          <w:lang w:eastAsia="es-ES"/>
-          <w14:ligatures w14:val="none"/>
-        </w:rPr>
-        <w:t>U0099954</w:t>
-      </w:r>
-      <w:r>
-        <w:rPr>
-          <w:rFonts w:ascii="Arial Narrow" w:eastAsia="Times New Roman" w:hAnsi="Arial Narrow" w:cs="Arial"/>
-          <w:color w:val="000000"/>
-          <w:kern w:val="0"/>
-          <w:lang w:eastAsia="es-ES"/>
-          <w14:ligatures w14:val="none"/>
-        </w:rPr>
-        <w:t xml:space="preserve"> del Seguro de Vida</w:t>
-      </w:r>
-      <w:r>
-        <w:rPr>
-          <w:rFonts w:ascii="Arial Narrow" w:eastAsia="Times New Roman" w:hAnsi="Arial Narrow" w:cs="Arial"/>
-          <w:color w:val="000000"/>
-          <w:kern w:val="0"/>
-          <w:lang w:val="es-ES" w:eastAsia="es-ES"/>
-          <w14:ligatures w14:val="none"/>
-        </w:rPr>
-        <w:t>, donde se aprecia los aportes de primas, descuentos, cargos, entre otros</w:t>
-      </w:r>
-      <w:r>
-        <w:rPr>
-          <w:rFonts w:ascii="Arial Narrow" w:eastAsia="Times New Roman" w:hAnsi="Arial Narrow" w:cs="Arial"/>
-          <w:color w:val="000000"/>
-          <w:kern w:val="0"/>
-          <w:lang w:val="es-ES" w:eastAsia="es-ES"/>
-          <w14:ligatures w14:val="none"/>
-        </w:rPr>
-        <w:t xml:space="preserve">; y, </w:t>
-      </w:r>
-      <w:r>
-        <w:rPr>
-          <w:rFonts w:ascii="Arial Narrow" w:eastAsia="Times New Roman" w:hAnsi="Arial Narrow" w:cs="Arial"/>
-          <w:color w:val="000000"/>
-          <w:kern w:val="0"/>
-          <w:lang w:eastAsia="es-ES"/>
-          <w14:ligatures w14:val="none"/>
-        </w:rPr>
-        <w:t xml:space="preserve">(iii) </w:t>
-      </w:r>
-      <w:r>
-        <w:rPr>
-          <w:rFonts w:ascii="Arial Narrow" w:eastAsia="Times New Roman" w:hAnsi="Arial Narrow" w:cs="Arial"/>
-          <w:color w:val="000000"/>
-          <w:kern w:val="0"/>
-          <w:lang w:val="es-ES" w:eastAsia="es-ES"/>
-          <w14:ligatures w14:val="none"/>
-        </w:rPr>
-        <w:t xml:space="preserve">presentar todas las comunicaciones cursadas </w:t>
-      </w:r>
-      <w:r>
-        <w:rPr>
-          <w:rFonts w:ascii="Arial Narrow" w:eastAsia="Times New Roman" w:hAnsi="Arial Narrow" w:cs="Arial"/>
-          <w:color w:val="000000"/>
-          <w:kern w:val="0"/>
-          <w:lang w:val="es-ES" w:eastAsia="es-ES"/>
-          <w14:ligatures w14:val="none"/>
-        </w:rPr>
-        <w:t xml:space="preserve">con la parte denunciante </w:t>
-      </w:r>
-      <w:r>
-        <w:rPr>
-          <w:rFonts w:ascii="Arial Narrow" w:eastAsia="Times New Roman" w:hAnsi="Arial Narrow" w:cs="Arial"/>
-          <w:color w:val="000000"/>
-          <w:kern w:val="0"/>
-          <w:lang w:val="es-ES" w:eastAsia="es-ES"/>
-          <w14:ligatures w14:val="none"/>
-        </w:rPr>
-        <w:t>en virtud del hecho materia de denuncia</w:t>
-      </w:r>
-      <w:r>
-        <w:rPr>
-          <w:rFonts w:ascii="Arial Narrow" w:eastAsia="Times New Roman" w:hAnsi="Arial Narrow" w:cs="Arial"/>
-          <w:color w:val="000000"/>
-          <w:kern w:val="0"/>
-          <w:lang w:val="es-ES" w:eastAsia="es-ES"/>
-          <w14:ligatures w14:val="none"/>
-        </w:rPr>
-        <w:t>.</w:t>
-      </w:r>
-    </w:p>
-    <w:p>
-      <w:pPr>
-        <w:spacing w:after="0" w:line="240" w:lineRule="auto"/>
-        <w:jc w:val="both"/>
-        <w:rPr>
-          <w:rFonts w:ascii="Arial Narrow" w:eastAsia="Arial Narrow" w:hAnsi="Arial Narrow" w:cs="Arial Narrow"/>
-          <w:b/>
-          <w:color w:val="000000"/>
-          <w:kern w:val="0"/>
-          <w:lang w:val="es-ES" w:eastAsia="es-PE"/>
-          <w14:ligatures w14:val="none"/>
-        </w:rPr>
-      </w:pPr>
-    </w:p>
-    <w:p>
-      <w:pPr>
-        <w:spacing w:after="0" w:line="240" w:lineRule="auto"/>
-        <w:jc w:val="both"/>
-        <w:rPr>
-          <w:rFonts w:ascii="Arial Narrow" w:eastAsia="Arial Narrow" w:hAnsi="Arial Narrow" w:cs="Arial Narrow"/>
-          <w:color w:val="000000"/>
-          <w:kern w:val="0"/>
-          <w:lang w:eastAsia="es-PE"/>
-          <w14:ligatures w14:val="none"/>
-        </w:rPr>
-      </w:pPr>
-      <w:r>
-        <w:rPr>
-          <w:rFonts w:ascii="Arial Narrow" w:eastAsia="Arial Narrow" w:hAnsi="Arial Narrow" w:cs="Arial Narrow"/>
-          <w:b/>
-          <w:color w:val="000000"/>
-          <w:kern w:val="0"/>
-          <w:lang w:eastAsia="es-PE"/>
-          <w14:ligatures w14:val="none"/>
-        </w:rPr>
-        <w:t>SEXTO:</w:t>
-      </w:r>
-      <w:r>
-        <w:rPr>
-          <w:rFonts w:ascii="Arial Narrow" w:eastAsia="Arial Narrow" w:hAnsi="Arial Narrow" w:cs="Arial Narrow"/>
-          <w:color w:val="000000"/>
-          <w:kern w:val="0"/>
-          <w:lang w:eastAsia="es-PE"/>
-          <w14:ligatures w14:val="none"/>
-        </w:rPr>
-        <w:t xml:space="preserve"> </w:t>
-      </w:r>
-      <w:bookmarkStart w:id="6" w:name="_Hlk188286915"/>
-      <w:r>
-        <w:rPr>
-          <w:rFonts w:ascii="Arial Narrow" w:eastAsia="Arial Narrow" w:hAnsi="Arial Narrow" w:cs="Arial Narrow"/>
-          <w:color w:val="000000"/>
-          <w:kern w:val="0"/>
-          <w:lang w:eastAsia="es-PE"/>
-          <w14:ligatures w14:val="none"/>
-        </w:rPr>
-        <w:t>informar a las partes que el artículo 110</w:t>
-      </w:r>
-      <w:r>
-        <w:rPr>
-          <w:rFonts w:ascii="Arial Narrow" w:eastAsia="Times New Roman" w:hAnsi="Arial Narrow" w:cs="Segoe UI"/>
-          <w:color w:val="000000"/>
-          <w:kern w:val="0"/>
-          <w:lang w:eastAsia="es-PE"/>
-          <w14:ligatures w14:val="none"/>
-        </w:rPr>
-        <w:t/>
-      </w:r>
-      <w:r>
-        <w:rPr>
-          <w:rFonts w:ascii="Arial Narrow" w:eastAsia="Arial Narrow" w:hAnsi="Arial Narrow" w:cs="Arial Narrow"/>
-          <w:color w:val="000000"/>
-          <w:kern w:val="0"/>
-          <w:lang w:eastAsia="es-PE"/>
-          <w14:ligatures w14:val="none"/>
+          <ns2:ligatures ns2:val="none"/>
         </w:rPr>
         <w:t xml:space="preserve"> de la Ley 29571, Código de Protección y Defensa del Consumidor</w:t>
       </w:r>
@@ -5327,7 +5192,7 @@
           <w:kern w:val="0"/>
           <w:vertAlign w:val="superscript"/>
           <w:lang w:eastAsia="es-PE"/>
-          <w14:ligatures w14:val="none"/>
+          <ns2:ligatures ns2:val="none"/>
         </w:rPr>
         <w:footnoteReference w:id="8"/>
       </w:r>
@@ -5337,7 +5202,7 @@
           <w:color w:val="000000"/>
           <w:kern w:val="0"/>
           <w:lang w:eastAsia="es-PE"/>
-          <w14:ligatures w14:val="none"/>
+          <ns2:ligatures ns2:val="none"/>
         </w:rPr>
         <w:t>, faculta a la Comisión a calificar las infracciones de la referida norma como leves, graves o muy graves e imponer sanciones que van desde una amonestación hasta una multa por un máximo de 450 Unidades Impositivas Tributarias, sin perjuicio de las medidas correctivas, reparadoras y complementarias, que puedan ordenarse de acuerdo a lo estipulado en los artículos 114</w:t>
       </w:r>
@@ -5347,7 +5212,7 @@
           <w:color w:val="000000"/>
           <w:kern w:val="0"/>
           <w:lang w:eastAsia="es-PE"/>
-          <w14:ligatures w14:val="none"/>
+          <ns2:ligatures ns2:val="none"/>
         </w:rPr>
         <w:t/>
       </w:r>
@@ -5357,7 +5222,7 @@
           <w:color w:val="000000"/>
           <w:kern w:val="0"/>
           <w:lang w:eastAsia="es-PE"/>
-          <w14:ligatures w14:val="none"/>
+          <ns2:ligatures ns2:val="none"/>
         </w:rPr>
         <w:t>, 115</w:t>
       </w:r>
@@ -5367,7 +5232,7 @@
           <w:color w:val="000000"/>
           <w:kern w:val="0"/>
           <w:lang w:eastAsia="es-PE"/>
-          <w14:ligatures w14:val="none"/>
+          <ns2:ligatures ns2:val="none"/>
         </w:rPr>
         <w:t/>
       </w:r>
@@ -5377,7 +5242,7 @@
           <w:color w:val="000000"/>
           <w:kern w:val="0"/>
           <w:lang w:eastAsia="es-PE"/>
-          <w14:ligatures w14:val="none"/>
+          <ns2:ligatures ns2:val="none"/>
         </w:rPr>
         <w:t xml:space="preserve"> y 116</w:t>
       </w:r>
@@ -5387,7 +5252,7 @@
           <w:color w:val="000000"/>
           <w:kern w:val="0"/>
           <w:lang w:eastAsia="es-PE"/>
-          <w14:ligatures w14:val="none"/>
+          <ns2:ligatures ns2:val="none"/>
         </w:rPr>
         <w:t/>
       </w:r>
@@ -5397,7 +5262,7 @@
           <w:color w:val="000000"/>
           <w:kern w:val="0"/>
           <w:lang w:eastAsia="es-PE"/>
-          <w14:ligatures w14:val="none"/>
+          <ns2:ligatures ns2:val="none"/>
         </w:rPr>
         <w:t xml:space="preserve"> de la referida norma</w:t>
       </w:r>
@@ -5409,7 +5274,7 @@
           <w:kern w:val="0"/>
           <w:vertAlign w:val="superscript"/>
           <w:lang w:eastAsia="es-PE"/>
-          <w14:ligatures w14:val="none"/>
+          <ns2:ligatures ns2:val="none"/>
         </w:rPr>
         <w:footnoteReference w:id="9"/>
       </w:r>
@@ -5419,7 +5284,7 @@
           <w:color w:val="000000"/>
           <w:kern w:val="0"/>
           <w:lang w:eastAsia="es-PE"/>
-          <w14:ligatures w14:val="none"/>
+          <ns2:ligatures ns2:val="none"/>
         </w:rPr>
         <w:t xml:space="preserve">. </w:t>
       </w:r>
@@ -5430,7 +5295,7 @@
           <w:color w:val="000000"/>
           <w:kern w:val="0"/>
           <w:lang w:eastAsia="es-PE"/>
-          <w14:ligatures w14:val="none"/>
+          <ns2:ligatures ns2:val="none"/>
         </w:rPr>
         <w:lastRenderedPageBreak/>
         <w:t>Asimismo, se consideran circunstancias atenuantes para la graduación de la sanción, el allanamiento de la denuncia o el reconocimiento de las pretensiones en ella contenidas, de acuerdo con el artículo 112</w:t>
@@ -5441,7 +5306,7 @@
           <w:color w:val="000000"/>
           <w:kern w:val="0"/>
           <w:lang w:eastAsia="es-PE"/>
-          <w14:ligatures w14:val="none"/>
+          <ns2:ligatures ns2:val="none"/>
         </w:rPr>
         <w:t/>
       </w:r>
@@ -5451,7 +5316,7 @@
           <w:color w:val="000000"/>
           <w:kern w:val="0"/>
           <w:lang w:eastAsia="es-PE"/>
-          <w14:ligatures w14:val="none"/>
+          <ns2:ligatures ns2:val="none"/>
         </w:rPr>
         <w:t xml:space="preserve"> del Código</w:t>
       </w:r>
@@ -5463,7 +5328,7 @@
           <w:kern w:val="0"/>
           <w:vertAlign w:val="superscript"/>
           <w:lang w:eastAsia="es-PE"/>
-          <w14:ligatures w14:val="none"/>
+          <ns2:ligatures ns2:val="none"/>
         </w:rPr>
         <w:footnoteReference w:id="10"/>
       </w:r>
@@ -5473,12 +5338,12 @@
           <w:color w:val="000000"/>
           <w:kern w:val="0"/>
           <w:lang w:eastAsia="es-PE"/>
-          <w14:ligatures w14:val="none"/>
+          <ns2:ligatures ns2:val="none"/>
         </w:rPr>
         <w:t>.</w:t>
       </w:r>
     </w:p>
-    <w:p>
+    <w:p ns2:paraId="0ECE55DF" ns2:textId="77777777">
       <w:pPr>
         <w:shd w:val="clear" w:color="auto" w:fill="FFFFFF"/>
         <w:spacing w:after="0" w:line="240" w:lineRule="auto"/>
@@ -5489,11 +5354,11 @@
           <w:color w:val="000000"/>
           <w:kern w:val="0"/>
           <w:lang w:eastAsia="es-PE"/>
-          <w14:ligatures w14:val="none"/>
-        </w:rPr>
-      </w:pPr>
-    </w:p>
-    <w:p>
+          <ns2:ligatures ns2:val="none"/>
+        </w:rPr>
+      </w:pPr>
+    </w:p>
+    <w:p ns2:paraId="1CC114EB" ns2:textId="77777777">
       <w:pPr>
         <w:shd w:val="clear" w:color="auto" w:fill="FFFFFF"/>
         <w:spacing w:after="0" w:line="240" w:lineRule="auto"/>
@@ -5503,7 +5368,7 @@
           <w:color w:val="000000"/>
           <w:kern w:val="0"/>
           <w:lang w:eastAsia="es-PE"/>
-          <w14:ligatures w14:val="none"/>
+          <ns2:ligatures ns2:val="none"/>
         </w:rPr>
       </w:pPr>
       <w:r>
@@ -5513,7 +5378,7 @@
           <w:color w:val="000000"/>
           <w:kern w:val="0"/>
           <w:lang w:eastAsia="es-PE"/>
-          <w14:ligatures w14:val="none"/>
+          <ns2:ligatures ns2:val="none"/>
         </w:rPr>
         <w:t>SÉTIMO:</w:t>
       </w:r>
@@ -5523,7 +5388,7 @@
           <w:color w:val="000000"/>
           <w:kern w:val="0"/>
           <w:lang w:eastAsia="es-PE"/>
-          <w14:ligatures w14:val="none"/>
+          <ns2:ligatures ns2:val="none"/>
         </w:rPr>
         <w:t xml:space="preserve"> informar a las partes que conforme a lo establecido en el artículo 39</w:t>
       </w:r>
@@ -5533,7 +5398,7 @@
           <w:color w:val="000000"/>
           <w:kern w:val="0"/>
           <w:lang w:eastAsia="es-PE"/>
-          <w14:ligatures w14:val="none"/>
+          <ns2:ligatures ns2:val="none"/>
         </w:rPr>
         <w:t/>
       </w:r>
@@ -5543,12 +5408,12 @@
           <w:color w:val="000000"/>
           <w:kern w:val="0"/>
           <w:lang w:eastAsia="es-PE"/>
-          <w14:ligatures w14:val="none"/>
+          <ns2:ligatures ns2:val="none"/>
         </w:rPr>
         <w:t xml:space="preserve"> de la Ley sobre Facultades, Normas y Organización del Indecopi, aprobada por Decreto Legislativo 807, los gastos por los peritajes realizados, actuación de pruebas, inspecciones y otros derivados de la tramitación del proceso serán de cargo de la parte que solicita la prueba, salvo pacto en contrario. En todos los casos, la resolución final determinará si los gastos deben ser asumidos por alguna de las partes, o reembolsados a la otra parte o al Indecopi, según sea el caso, de manera adicional a la sanción que haya podido imponerse. </w:t>
       </w:r>
     </w:p>
-    <w:p>
+    <w:p ns2:paraId="364C4B19" ns2:textId="77777777">
       <w:pPr>
         <w:shd w:val="clear" w:color="auto" w:fill="FFFFFF"/>
         <w:spacing w:after="0" w:line="240" w:lineRule="auto"/>
@@ -5558,11 +5423,11 @@
           <w:color w:val="000000"/>
           <w:kern w:val="0"/>
           <w:lang w:eastAsia="es-PE"/>
-          <w14:ligatures w14:val="none"/>
-        </w:rPr>
-      </w:pPr>
-    </w:p>
-    <w:p>
+          <ns2:ligatures ns2:val="none"/>
+        </w:rPr>
+      </w:pPr>
+    </w:p>
+    <w:p ns2:paraId="27E9BBC0" ns2:textId="77777777">
       <w:pPr>
         <w:suppressAutoHyphens/>
         <w:spacing w:after="0" w:line="240" w:lineRule="auto"/>
@@ -5571,7 +5436,7 @@
           <w:rFonts w:ascii="Arial Narrow" w:eastAsia="Calibri" w:hAnsi="Arial Narrow" w:cs="Arial"/>
           <w:kern w:val="0"/>
           <w:u w:val="single"/>
-          <w14:ligatures w14:val="none"/>
+          <ns2:ligatures ns2:val="none"/>
         </w:rPr>
       </w:pPr>
       <w:r>
@@ -5580,7 +5445,7 @@
           <w:b/>
           <w:bCs/>
           <w:kern w:val="0"/>
-          <w14:ligatures w14:val="none"/>
+          <ns2:ligatures ns2:val="none"/>
         </w:rPr>
         <w:t>OCTAVO</w:t>
       </w:r>
@@ -5589,7 +5454,7 @@
           <w:rFonts w:ascii="Arial Narrow" w:eastAsia="Calibri" w:hAnsi="Arial Narrow" w:cs="Arial"/>
           <w:b/>
           <w:kern w:val="0"/>
-          <w14:ligatures w14:val="none"/>
+          <ns2:ligatures ns2:val="none"/>
         </w:rPr>
         <w:t>:</w:t>
       </w:r>
@@ -5597,7 +5462,7 @@
         <w:rPr>
           <w:rFonts w:ascii="Arial Narrow" w:eastAsia="Calibri" w:hAnsi="Arial Narrow" w:cs="Arial"/>
           <w:kern w:val="0"/>
-          <w14:ligatures w14:val="none"/>
+          <ns2:ligatures ns2:val="none"/>
         </w:rPr>
         <w:t xml:space="preserve"> comunicar a las partes que, de acuerdo a lo señalado por el artículo 29</w:t>
       </w:r>
@@ -5607,7 +5472,7 @@
           <w:color w:val="000000"/>
           <w:kern w:val="0"/>
           <w:lang w:eastAsia="es-PE"/>
-          <w14:ligatures w14:val="none"/>
+          <ns2:ligatures ns2:val="none"/>
         </w:rPr>
         <w:t/>
       </w:r>
@@ -5615,7 +5480,7 @@
         <w:rPr>
           <w:rFonts w:ascii="Arial Narrow" w:eastAsia="Calibri" w:hAnsi="Arial Narrow" w:cs="Arial"/>
           <w:kern w:val="0"/>
-          <w14:ligatures w14:val="none"/>
+          <ns2:ligatures ns2:val="none"/>
         </w:rPr>
         <w:t xml:space="preserve"> del Decreto Legislativo 807</w:t>
       </w:r>
@@ -5625,7 +5490,7 @@
           <w:rFonts w:ascii="Arial Narrow" w:eastAsia="Calibri" w:hAnsi="Arial Narrow" w:cs="Arial"/>
           <w:kern w:val="0"/>
           <w:vertAlign w:val="superscript"/>
-          <w14:ligatures w14:val="none"/>
+          <ns2:ligatures ns2:val="none"/>
         </w:rPr>
         <w:footnoteReference w:id="11"/>
       </w:r>
@@ -5633,7 +5498,7 @@
         <w:rPr>
           <w:rFonts w:ascii="Arial Narrow" w:eastAsia="Calibri" w:hAnsi="Arial Narrow" w:cs="Arial"/>
           <w:kern w:val="0"/>
-          <w14:ligatures w14:val="none"/>
+          <ns2:ligatures ns2:val="none"/>
         </w:rPr>
         <w:t xml:space="preserve">, hasta antes de la emisión de la Resolución Final tienen la posibilidad de solicitar una audiencia de conciliación. En caso deleguen a favor de una tercera persona su actuación en la diligencia programada, esta deberá presentar un poder especial con firma legalizada ante Notario Público, donde conste </w:t>
       </w:r>
@@ -5642,7 +5507,7 @@
           <w:rFonts w:ascii="Arial Narrow" w:eastAsia="Calibri" w:hAnsi="Arial Narrow" w:cs="Arial"/>
           <w:kern w:val="0"/>
           <w:u w:val="single"/>
-          <w14:ligatures w14:val="none"/>
+          <ns2:ligatures ns2:val="none"/>
         </w:rPr>
         <w:t>expresamente su facultad para asistir y conciliar en su representación</w:t>
       </w:r>
@@ -5651,7 +5516,7 @@
           <w:rFonts w:ascii="Arial Narrow" w:eastAsia="Calibri" w:hAnsi="Arial Narrow" w:cs="Arial"/>
           <w:bCs/>
           <w:kern w:val="0"/>
-          <w14:ligatures w14:val="none"/>
+          <ns2:ligatures ns2:val="none"/>
         </w:rPr>
         <w:t>.</w:t>
       </w:r>
@@ -5661,7 +5526,7 @@
           <w:b/>
           <w:bCs/>
           <w:kern w:val="0"/>
-          <w14:ligatures w14:val="none"/>
+          <ns2:ligatures ns2:val="none"/>
         </w:rPr>
         <w:t xml:space="preserve"> </w:t>
       </w:r>
@@ -5670,12 +5535,12 @@
           <w:rFonts w:ascii="Arial Narrow" w:eastAsia="Calibri" w:hAnsi="Arial Narrow" w:cs="Arial"/>
           <w:kern w:val="0"/>
           <w:u w:val="single"/>
-          <w14:ligatures w14:val="none"/>
+          <ns2:ligatures ns2:val="none"/>
         </w:rPr>
         <w:t xml:space="preserve">Ello bajo apercibimiento de no realizar la audiencia de conciliación y levantar el acta de inasistencia correspondiente. </w:t>
       </w:r>
     </w:p>
-    <w:p>
+    <w:p ns2:paraId="4CD47B08" ns2:textId="77777777">
       <w:pPr>
         <w:suppressAutoHyphens/>
         <w:spacing w:after="0" w:line="240" w:lineRule="auto"/>
@@ -5684,11 +5549,11 @@
           <w:rFonts w:ascii="Arial Narrow" w:eastAsia="Calibri" w:hAnsi="Arial Narrow" w:cs="Arial"/>
           <w:kern w:val="0"/>
           <w:u w:val="single"/>
-          <w14:ligatures w14:val="none"/>
-        </w:rPr>
-      </w:pPr>
-    </w:p>
-    <w:p>
+          <ns2:ligatures ns2:val="none"/>
+        </w:rPr>
+      </w:pPr>
+    </w:p>
+    <w:p ns2:paraId="0E80CA49" ns2:textId="77777777">
       <w:pPr>
         <w:suppressAutoHyphens/>
         <w:spacing w:after="0" w:line="240" w:lineRule="auto"/>
@@ -5698,7 +5563,7 @@
           <w:color w:val="000000"/>
           <w:kern w:val="0"/>
           <w:lang w:eastAsia="es-PE"/>
-          <w14:ligatures w14:val="none"/>
+          <ns2:ligatures ns2:val="none"/>
         </w:rPr>
       </w:pPr>
       <w:r>
@@ -5708,7 +5573,7 @@
           <w:color w:val="000000"/>
           <w:kern w:val="0"/>
           <w:lang w:eastAsia="es-PE"/>
-          <w14:ligatures w14:val="none"/>
+          <ns2:ligatures ns2:val="none"/>
         </w:rPr>
         <w:t>NOVENO:</w:t>
       </w:r>
@@ -5718,14 +5583,14 @@
           <w:color w:val="000000"/>
           <w:kern w:val="0"/>
           <w:lang w:eastAsia="es-PE"/>
-          <w14:ligatures w14:val="none"/>
+          <ns2:ligatures ns2:val="none"/>
         </w:rPr>
         <w:t xml:space="preserve"> poner en conocimiento de las partes que, antes de la emisión de la Resolución Final, tienen la posibilidad de formular su desistimiento o presentar el acuerdo arribado mediante la conciliación, mediación, transacción o cualquier otro que, de forma indubitable, deje constancia que se ha solucionado la controversia materia de denuncia.</w:t>
       </w:r>
       <w:bookmarkStart w:id="7" w:name="h.gjdgxs" w:colFirst="0" w:colLast="0"/>
       <w:bookmarkEnd w:id="7"/>
     </w:p>
-    <w:p>
+    <w:p ns2:paraId="7DDD06F7" ns2:textId="77777777">
       <w:pPr>
         <w:suppressAutoHyphens/>
         <w:spacing w:after="0" w:line="240" w:lineRule="auto"/>
@@ -5735,11 +5600,11 @@
           <w:color w:val="000000"/>
           <w:kern w:val="0"/>
           <w:lang w:eastAsia="es-PE"/>
-          <w14:ligatures w14:val="none"/>
-        </w:rPr>
-      </w:pPr>
-    </w:p>
-    <w:p>
+          <ns2:ligatures ns2:val="none"/>
+        </w:rPr>
+      </w:pPr>
+    </w:p>
+    <w:p ns2:paraId="236137A1" ns2:textId="0B6342A6">
       <w:pPr>
         <w:suppressAutoHyphens/>
         <w:spacing w:after="0" w:line="240" w:lineRule="auto"/>
@@ -5763,7 +5628,7 @@
           <w:b/>
           <w:spacing w:val="-3"/>
           <w:kern w:val="0"/>
-          <w14:ligatures w14:val="none"/>
+          <ns2:ligatures ns2:val="none"/>
         </w:rPr>
         <w:t/>
       </w:r>
@@ -5773,7 +5638,7 @@
           <w:bCs/>
           <w:spacing w:val="-3"/>
           <w:kern w:val="0"/>
-          <w14:ligatures w14:val="none"/>
+          <ns2:ligatures ns2:val="none"/>
         </w:rPr>
         <w:t xml:space="preserve"/>
       </w:r>
@@ -5783,7 +5648,7 @@
           <w:bCs/>
           <w:spacing w:val="-3"/>
           <w:kern w:val="0"/>
-          <w14:ligatures w14:val="none"/>
+          <ns2:ligatures ns2:val="none"/>
         </w:rPr>
         <w:t xml:space="preserve"/>
       </w:r>
@@ -5794,7 +5659,7 @@
           <w:kern w:val="0"/>
           <w:shd w:val="clear" w:color="auto" w:fill="FFFFFF"/>
           <w:lang w:eastAsia="es-PE"/>
-          <w14:ligatures w14:val="none"/>
+          <ns2:ligatures ns2:val="none"/>
         </w:rPr>
         <w:t xml:space="preserve"/>
       </w:r>
@@ -5805,7 +5670,7 @@
           <w:kern w:val="0"/>
           <w:shd w:val="clear" w:color="auto" w:fill="FFFFFF"/>
           <w:lang w:eastAsia="es-PE"/>
-          <w14:ligatures w14:val="none"/>
+          <ns2:ligatures ns2:val="none"/>
         </w:rPr>
         <w:t xml:space="preserve"/>
       </w:r>
@@ -5816,7 +5681,7 @@
           <w:kern w:val="0"/>
           <w:shd w:val="clear" w:color="auto" w:fill="FFFFFF"/>
           <w:lang w:eastAsia="es-PE"/>
-          <w14:ligatures w14:val="none"/>
+          <ns2:ligatures ns2:val="none"/>
         </w:rPr>
         <w:t xml:space="preserve"/>
       </w:r>
@@ -5952,7 +5817,7 @@
           <w:color w:val="000000"/>
           <w:kern w:val="0"/>
           <w:lang w:eastAsia="es-PE"/>
-          <w14:ligatures w14:val="none"/>
+          <ns2:ligatures ns2:val="none"/>
         </w:rPr>
         <w:t/>
       </w:r>
@@ -5969,7 +5834,7 @@
           <w:color w:val="000000"/>
           <w:kern w:val="0"/>
           <w:lang w:eastAsia="es-PE"/>
-          <w14:ligatures w14:val="none"/>
+          <ns2:ligatures ns2:val="none"/>
         </w:rPr>
         <w:t/>
       </w:r>
@@ -5995,7 +5860,7 @@
         <w:t/>
       </w:r>
     </w:p>
-    <w:p>
+    <w:p ns2:paraId="639FE5BE" ns2:textId="77777777">
       <w:pPr>
         <w:suppressAutoHyphens/>
         <w:spacing w:after="0" w:line="240" w:lineRule="auto"/>
@@ -6005,7 +5870,7 @@
         </w:rPr>
       </w:pPr>
     </w:p>
-    <w:p>
+    <w:p ns2:paraId="23716787" ns2:textId="77777777">
       <w:pPr>
         <w:suppressAutoHyphens/>
         <w:spacing w:after="0" w:line="240" w:lineRule="auto"/>
@@ -6015,7 +5880,7 @@
         </w:rPr>
       </w:pPr>
     </w:p>
-    <w:p>
+    <w:p ns2:paraId="509D673B" ns2:textId="77777777">
       <w:pPr>
         <w:spacing w:after="0" w:line="240" w:lineRule="auto"/>
         <w:jc w:val="both"/>
@@ -6025,11 +5890,11 @@
           <w:color w:val="000000"/>
           <w:kern w:val="0"/>
           <w:lang w:eastAsia="es-PE"/>
-          <w14:ligatures w14:val="none"/>
-        </w:rPr>
-      </w:pPr>
-    </w:p>
-    <w:p>
+          <ns2:ligatures ns2:val="none"/>
+        </w:rPr>
+      </w:pPr>
+    </w:p>
+    <w:p ns2:paraId="418E1D52" ns2:textId="77777777">
       <w:pPr>
         <w:spacing w:after="0" w:line="240" w:lineRule="auto"/>
         <w:jc w:val="both"/>
@@ -6039,11 +5904,11 @@
           <w:color w:val="000000"/>
           <w:kern w:val="0"/>
           <w:lang w:eastAsia="es-PE"/>
-          <w14:ligatures w14:val="none"/>
-        </w:rPr>
-      </w:pPr>
-    </w:p>
-    <w:p>
+          <ns2:ligatures ns2:val="none"/>
+        </w:rPr>
+      </w:pPr>
+    </w:p>
+    <w:p ns2:paraId="375C384E" ns2:textId="77777777">
       <w:pPr>
         <w:spacing w:after="0" w:line="240" w:lineRule="auto"/>
         <w:jc w:val="both"/>
@@ -6053,12 +5918,12 @@
           <w:color w:val="000000"/>
           <w:kern w:val="0"/>
           <w:lang w:eastAsia="es-PE"/>
-          <w14:ligatures w14:val="none"/>
+          <ns2:ligatures ns2:val="none"/>
         </w:rPr>
       </w:pPr>
     </w:p>
     <w:bookmarkEnd w:id="0"/>
-    <w:p>
+    <w:p ns2:paraId="7609987B" ns2:textId="77777777">
       <w:pPr>
         <w:shd w:val="clear" w:color="auto" w:fill="FFFFFF"/>
         <w:spacing w:after="0" w:line="240" w:lineRule="auto"/>
@@ -6067,7 +5932,7 @@
           <w:rFonts w:ascii="Arial Narrow" w:eastAsia="Calibri" w:hAnsi="Arial Narrow" w:cs="Times New Roman"/>
           <w:color w:val="000000"/>
           <w:kern w:val="0"/>
-          <w14:ligatures w14:val="none"/>
+          <ns2:ligatures ns2:val="none"/>
         </w:rPr>
       </w:pPr>
       <w:r>
@@ -6077,12 +5942,12 @@
           <w:bCs/>
           <w:color w:val="000000"/>
           <w:kern w:val="0"/>
-          <w14:ligatures w14:val="none"/>
+          <ns2:ligatures ns2:val="none"/>
         </w:rPr>
         <w:t>EVELING ROA QUISPE</w:t>
       </w:r>
     </w:p>
-    <w:p>
+    <w:p ns2:paraId="692BA8AF" ns2:textId="77777777">
       <w:pPr>
         <w:shd w:val="clear" w:color="auto" w:fill="FFFFFF"/>
         <w:spacing w:after="0" w:line="240" w:lineRule="auto"/>
@@ -6093,7 +5958,7 @@
           <w:bCs/>
           <w:color w:val="000000"/>
           <w:kern w:val="0"/>
-          <w14:ligatures w14:val="none"/>
+          <ns2:ligatures ns2:val="none"/>
         </w:rPr>
       </w:pPr>
       <w:r>
@@ -6103,12 +5968,12 @@
           <w:bCs/>
           <w:color w:val="000000"/>
           <w:kern w:val="0"/>
-          <w14:ligatures w14:val="none"/>
+          <ns2:ligatures ns2:val="none"/>
         </w:rPr>
         <w:t>Secretaria Técnica</w:t>
       </w:r>
     </w:p>
-    <w:p>
+    <w:p ns2:paraId="4AF3211C" ns2:textId="77777777">
       <w:pPr>
         <w:shd w:val="clear" w:color="auto" w:fill="FFFFFF"/>
         <w:spacing w:after="0" w:line="240" w:lineRule="auto"/>
@@ -6119,7 +5984,7 @@
           <w:bCs/>
           <w:color w:val="000000"/>
           <w:kern w:val="0"/>
-          <w14:ligatures w14:val="none"/>
+          <ns2:ligatures ns2:val="none"/>
         </w:rPr>
       </w:pPr>
       <w:r>
@@ -6129,7 +5994,7 @@
           <w:bCs/>
           <w:color w:val="000000"/>
           <w:kern w:val="0"/>
-          <w14:ligatures w14:val="none"/>
+          <ns2:ligatures ns2:val="none"/>
         </w:rPr>
         <w:t>Comisión </w:t>
       </w:r>
@@ -6141,7 +6006,7 @@
           <w:color w:val="000000"/>
           <w:kern w:val="0"/>
           <w:shd w:val="clear" w:color="auto" w:fill="FFFFFF"/>
-          <w14:ligatures w14:val="none"/>
+          <ns2:ligatures ns2:val="none"/>
         </w:rPr>
         <w:t>de</w:t>
       </w:r>
@@ -6152,12 +6017,12 @@
           <w:bCs/>
           <w:color w:val="000000"/>
           <w:kern w:val="0"/>
-          <w14:ligatures w14:val="none"/>
+          <ns2:ligatures ns2:val="none"/>
         </w:rPr>
         <w:t> Protección al Consumidor 1</w:t>
       </w:r>
     </w:p>
-    <w:p>
+    <w:p ns2:paraId="602C43F9" ns2:textId="77777777">
       <w:pPr>
         <w:spacing w:after="0" w:line="240" w:lineRule="auto"/>
         <w:jc w:val="both"/>
@@ -6167,11 +6032,11 @@
           <w:color w:val="000000"/>
           <w:kern w:val="0"/>
           <w:lang w:eastAsia="es-PE"/>
-          <w14:ligatures w14:val="none"/>
-        </w:rPr>
-      </w:pPr>
-    </w:p>
-    <w:p>
+          <ns2:ligatures ns2:val="none"/>
+        </w:rPr>
+      </w:pPr>
+    </w:p>
+    <w:p ns2:paraId="1D3884F8" ns2:textId="77777777">
       <w:pPr>
         <w:spacing w:after="0" w:line="240" w:lineRule="auto"/>
         <w:jc w:val="both"/>
@@ -6189,12 +6054,12 @@
           <w:sz w:val="16"/>
           <w:szCs w:val="16"/>
           <w:lang w:eastAsia="es-PE"/>
-          <w14:ligatures w14:val="none"/>
+          <ns2:ligatures ns2:val="none"/>
         </w:rPr>
         <w:t>LSM/JCQ</w:t>
       </w:r>
     </w:p>
-    <w:p>
+    <w:p ns2:paraId="08D2E184" ns2:textId="77777777">
       <w:pPr>
         <w:spacing w:line="240" w:lineRule="auto"/>
         <w:rPr>
@@ -6202,7 +6067,7 @@
         </w:rPr>
       </w:pPr>
     </w:p>
-    <w:p>
+    <w:p ns2:paraId="1D2233A3" ns2:textId="77777777">
       <w:pPr>
         <w:spacing w:line="240" w:lineRule="auto"/>
         <w:rPr>
@@ -6210,7 +6075,7 @@
         </w:rPr>
       </w:pPr>
     </w:p>
-    <w:p>
+    <w:p ns2:paraId="4423ADE9" ns2:textId="77777777">
       <w:pPr>
         <w:spacing w:line="240" w:lineRule="auto"/>
         <w:rPr>
@@ -6218,14 +6083,14 @@
         </w:rPr>
       </w:pPr>
     </w:p>
-    <w:p>
+    <w:p ns2:paraId="74AAB5F4" ns2:textId="77777777">
       <w:pPr>
         <w:spacing w:line="240" w:lineRule="auto"/>
       </w:pPr>
     </w:p>
     <w:sectPr>
-      <w:headerReference w:type="default" r:id="rId8"/>
-      <w:footerReference w:type="default" r:id="rId9"/>
+      <w:headerReference w:type="default" ns3:id="rId8"/>
+      <w:footerReference w:type="default" ns3:id="rId9"/>
       <w:pgSz w:w="11906" w:h="16838"/>
       <w:pgMar w:top="1417" w:right="1701" w:bottom="1417" w:left="1701" w:header="708" w:footer="708" w:gutter="0"/>
       <w:cols w:space="708"/>

--- a/plantillas_maestras/02_seguro_vida/materia_general_asegurativa/2_o_mas_ddos_varios/mujer/TPL_1690_2025_SEGURO_VIDA_MATERIA_GENERAL_ASEGURATIVA_ASEGURADORA_MUJER_R2.docx
+++ b/plantillas_maestras/02_seguro_vida/materia_general_asegurativa/2_o_mas_ddos_varios/mujer/TPL_1690_2025_SEGURO_VIDA_MATERIA_GENERAL_ASEGURATIVA_ASEGURADORA_MUJER_R2.docx
@@ -4821,7 +4821,7 @@
           <w:sz w:val="20"/>
           <w:szCs w:val="20"/>
         </w:rPr>
-        <w:t xml:space="preserve">correr traslado de la presente resolución a Rímac Seguros y Reaseguros S.A para que, de conformidad con lo dispuesto por el artículo 26° de la Ley sobre Facultades, Normas y Organización del Indecopi, aprobado por Decreto Legislativo N° 8079, presenten sus descargos sobre la imputación de cargos realizada en un plazo no mayor a cinco (5) días hábiles contado a partir del día siguiente de la notificación de la presente resolución, vencido el cual, el Secretario Técnico declarará en rebeldía a los denunciados que no lo hubieran presentado. Debe precisarse que de conformidad con lo establecido por el artículo 223° del Texto Único Ordenado de la Ley N° 27444, Ley del Procedimiento Administrativo General, las alegaciones y los hechos relevantes de la reclamación, salvo que hayan sido específicamente negadas en la contestación, se tendrán por aceptadas o meritadas como ciertas.</w:t>
+        <w:t xml:space="preserve">correr traslado de la presente resolución a Rímac Seguros y Reaseguros S.A. para que, de conformidad con lo dispuesto por el artículo 26 de la Ley sobre Facultades, Normas y Organización del Indecopi, aprobada por Decreto Legislativo 807, presente sus descargos sobre la imputación de cargos realizada en un plazo no mayor a cinco (5) días hábiles contado a partir del día siguiente de la notificación de la presente resolución, vencido el cual, el Secretario Técnico declarará en rebeldía al denunciado que no lo hubiera presentado. Debe precisarse que de conformidad con lo establecido por el artículo 223 del Texto Único Ordenado de la Ley 27444, Ley del Procedimiento Administrativo General, las alegaciones y los hechos relevantes de la reclamación, salvo que hayan sido específicamente negadas en la contestación, se tendrán por aceptadas o merituadas como ciertas.</w:t>
       </w:r>
     </w:p>
     <w:p ns2:paraId="228F876C" ns2:textId="77777777">
@@ -5944,7 +5944,7 @@
           <w:kern w:val="0"/>
           <ns2:ligatures ns2:val="none"/>
         </w:rPr>
-        <w:t>EVELING ROA QUISPE</w:t>
+        <w:t xml:space="preserve">LUISA ANALÍ SILVA MALPARTIDA</w:t>
       </w:r>
     </w:p>
     <w:p ns2:paraId="692BA8AF" ns2:textId="77777777">
@@ -5970,7 +5970,7 @@
           <w:kern w:val="0"/>
           <ns2:ligatures ns2:val="none"/>
         </w:rPr>
-        <w:t>Secretaria Técnica</w:t>
+        <w:t xml:space="preserve">Secretaria Técnica Ad Hoc</w:t>
       </w:r>
     </w:p>
     <w:p ns2:paraId="4AF3211C" ns2:textId="77777777">

--- a/plantillas_maestras/02_seguro_vida/materia_general_asegurativa/2_o_mas_ddos_varios/mujer/TPL_1690_2025_SEGURO_VIDA_MATERIA_GENERAL_ASEGURATIVA_ASEGURADORA_MUJER_R2.docx
+++ b/plantillas_maestras/02_seguro_vida/materia_general_asegurativa/2_o_mas_ddos_varios/mujer/TPL_1690_2025_SEGURO_VIDA_MATERIA_GENERAL_ASEGURATIVA_ASEGURADORA_MUJER_R2.docx
@@ -428,7 +428,7 @@
           <w:lang w:eastAsia="es-PE"/>
           <ns2:ligatures ns2:val="none"/>
         </w:rPr>
-        <w:t>22</w:t>
+        <w:t xml:space="preserve">22 de agosto de 2025</w:t>
       </w:r>
       <w:r>
         <w:rPr>
@@ -439,7 +439,7 @@
           <w:lang w:eastAsia="es-PE"/>
           <ns2:ligatures ns2:val="none"/>
         </w:rPr>
-        <w:t xml:space="preserve"> d</w:t>
+        <w:t xml:space="preserve"/>
       </w:r>
       <w:r>
         <w:rPr>
@@ -450,7 +450,7 @@
           <w:lang w:eastAsia="es-PE"/>
           <ns2:ligatures ns2:val="none"/>
         </w:rPr>
-        <w:t xml:space="preserve">e </w:t>
+        <w:t xml:space="preserve"/>
       </w:r>
       <w:r>
         <w:rPr>
@@ -461,7 +461,7 @@
           <w:lang w:eastAsia="es-PE"/>
           <ns2:ligatures ns2:val="none"/>
         </w:rPr>
-        <w:t>agosto</w:t>
+        <w:t xml:space="preserve"/>
       </w:r>
       <w:r>
         <w:rPr>
@@ -472,7 +472,7 @@
           <w:lang w:eastAsia="es-PE"/>
           <ns2:ligatures ns2:val="none"/>
         </w:rPr>
-        <w:t xml:space="preserve"> de 2025</w:t>
+        <w:t xml:space="preserve"/>
       </w:r>
     </w:p>
     <w:p ns2:paraId="66CE1821" ns2:textId="77777777">
@@ -6280,7 +6280,7 @@
           <w:sz w:val="16"/>
           <w:szCs w:val="16"/>
         </w:rPr>
-        <w:t>el 2 de setiembre del 2010 en el Diario Oficial El Peruano, vigente desde el 2 de octubre del 2010 y modificado por Decreto Legislativo 1308.</w:t>
+        <w:t xml:space="preserve">el 2 de setiembre de 2010 en el Diario Oficial El Peruano, vigente desde el 2 de octubre de 2010 y modificado por Decreto Legislativo 1308.</w:t>
       </w:r>
     </w:p>
     <w:p>

--- a/plantillas_maestras/02_seguro_vida/materia_general_asegurativa/2_o_mas_ddos_varios/mujer/TPL_1690_2025_SEGURO_VIDA_MATERIA_GENERAL_ASEGURATIVA_ASEGURADORA_MUJER_R2.docx
+++ b/plantillas_maestras/02_seguro_vida/materia_general_asegurativa/2_o_mas_ddos_varios/mujer/TPL_1690_2025_SEGURO_VIDA_MATERIA_GENERAL_ASEGURATIVA_ASEGURADORA_MUJER_R2.docx
@@ -1,8 +1,8 @@
 
 <file path=word/document.xml><?xml version="1.0" encoding="utf-8"?>
-<w:document xmlns:ns1="http://schemas.openxmlformats.org/markup-compatibility/2006" xmlns:ns2="http://schemas.microsoft.com/office/word/2010/wordml" xmlns:ns3="http://schemas.openxmlformats.org/officeDocument/2006/relationships" xmlns:w="http://schemas.openxmlformats.org/wordprocessingml/2006/main" ns1:Ignorable="w14 w15 w16se w16cid w16 w16cex w16sdtdh w16sdtfl w16du wp14">
+<w:document xmlns:mc="http://schemas.openxmlformats.org/markup-compatibility/2006" xmlns:r="http://schemas.openxmlformats.org/officeDocument/2006/relationships" xmlns:w="http://schemas.openxmlformats.org/wordprocessingml/2006/main" xmlns:w14="http://schemas.microsoft.com/office/word/2010/wordml" xmlns:w15="http://schemas.microsoft.com/office/word/2012/wordml" xmlns:w16="http://schemas.microsoft.com/office/word/2018/wordml" xmlns:w16cex="http://schemas.microsoft.com/office/word/2018/wordml/cex" xmlns:w16cid="http://schemas.microsoft.com/office/word/2016/wordml/cid" xmlns:w16du="http://schemas.microsoft.com/office/word/2023/wordml/word16du" xmlns:w16sdtdh="http://schemas.microsoft.com/office/word/2020/wordml/sdtdatahash" xmlns:w16se="http://schemas.microsoft.com/office/word/2015/wordml/symex" xmlns:wp14="http://schemas.microsoft.com/office/word/2010/wordprocessingDrawing" mc:Ignorable="w14 w15 w16se w16cid w16 w16cex w16sdtdh w16du wp14">
   <w:body>
-    <w:p ns2:paraId="1B509B2D" ns2:textId="18794EC7">
+    <w:p>
       <w:pPr>
         <w:tabs>
           <w:tab w:val="left" w:pos="1701"/>
@@ -14,7 +14,7 @@
           <w:color w:val="000000"/>
           <w:kern w:val="0"/>
           <w:lang w:eastAsia="es-PE"/>
-          <ns2:ligatures ns2:val="none"/>
+          <w14:ligatures w14:val="none"/>
         </w:rPr>
       </w:pPr>
       <w:bookmarkStart w:id="0" w:name="_Hlk80343540"/>
@@ -25,7 +25,7 @@
           <w:color w:val="000000"/>
           <w:kern w:val="0"/>
           <w:lang w:eastAsia="es-PE"/>
-          <ns2:ligatures ns2:val="none"/>
+          <w14:ligatures w14:val="none"/>
         </w:rPr>
         <w:t xml:space="preserve">EXPEDIENTE </w:t>
       </w:r>
@@ -36,7 +36,7 @@
           <w:color w:val="000000"/>
           <w:kern w:val="0"/>
           <w:lang w:eastAsia="es-PE"/>
-          <ns2:ligatures ns2:val="none"/>
+          <w14:ligatures w14:val="none"/>
         </w:rPr>
         <w:tab/>
         <w:t>:</w:t>
@@ -48,7 +48,7 @@
           <w:color w:val="000000"/>
           <w:kern w:val="0"/>
           <w:lang w:eastAsia="es-PE"/>
-          <ns2:ligatures ns2:val="none"/>
+          <w14:ligatures w14:val="none"/>
         </w:rPr>
         <w:tab/>
       </w:r>
@@ -61,12 +61,12 @@
           <w:kern w:val="0"/>
           <w:shd w:val="clear" w:color="auto" w:fill="FFFFFF"/>
           <w:lang w:eastAsia="es-PE"/>
-          <ns2:ligatures ns2:val="none"/>
+          <w14:ligatures w14:val="none"/>
         </w:rPr>
         <w:t>1690-2025/CC1</w:t>
       </w:r>
     </w:p>
-    <w:p ns2:paraId="7E5DC22B" ns2:textId="36E01C67">
+    <w:p>
       <w:pPr>
         <w:tabs>
           <w:tab w:val="left" w:pos="1701"/>
@@ -81,7 +81,7 @@
           <w:color w:val="000000"/>
           <w:kern w:val="0"/>
           <w:lang w:eastAsia="es-PE"/>
-          <ns2:ligatures ns2:val="none"/>
+          <w14:ligatures w14:val="none"/>
         </w:rPr>
       </w:pPr>
       <w:r>
@@ -91,90 +91,16 @@
           <w:color w:val="000000"/>
           <w:kern w:val="0"/>
           <w:lang w:eastAsia="es-PE"/>
-          <ns2:ligatures ns2:val="none"/>
-        </w:rPr>
-        <w:t xml:space="preserve">DENUNCIANTE:[DENUNCIANTE] (SEÑORA [APELLIDO])</w:t>
-      </w:r>
-      <w:r>
-        <w:rPr>
-          <w:rFonts w:ascii="Arial Narrow" w:eastAsia="Arial Narrow" w:hAnsi="Arial Narrow" w:cs="Arial Narrow"/>
-          <w:b/>
-          <w:color w:val="000000"/>
-          <w:kern w:val="0"/>
-          <w:lang w:eastAsia="es-PE"/>
-          <ns2:ligatures ns2:val="none"/>
-        </w:rPr>
+          <w14:ligatures w14:val="none"/>
+        </w:rPr>
+        <w:t>DENUNCIANTE</w:t>
         <w:tab/>
-        <w:t/>
-      </w:r>
-      <w:r>
-        <w:rPr>
-          <w:rFonts w:ascii="Arial Narrow" w:eastAsia="Arial Narrow" w:hAnsi="Arial Narrow" w:cs="Arial Narrow"/>
-          <w:b/>
-          <w:color w:val="000000"/>
-          <w:kern w:val="0"/>
-          <w:lang w:eastAsia="es-PE"/>
-          <ns2:ligatures ns2:val="none"/>
-        </w:rPr>
+        <w:t>:</w:t>
         <w:tab/>
-      </w:r>
-      <w:r>
-        <w:rPr>
-          <w:rFonts w:ascii="Arial Narrow" w:eastAsia="Arial Narrow" w:hAnsi="Arial Narrow" w:cs="Arial Narrow"/>
-          <w:b/>
-          <w:color w:val="000000"/>
-          <w:kern w:val="0"/>
-          <w:lang w:eastAsia="es-PE"/>
-          <ns2:ligatures ns2:val="none"/>
-        </w:rPr>
-        <w:t/>
-      </w:r>
-      <w:r>
-        <w:rPr>
-          <w:rFonts w:ascii="Arial Narrow" w:eastAsia="Arial Narrow" w:hAnsi="Arial Narrow" w:cs="Arial Narrow"/>
-          <w:b/>
-          <w:color w:val="000000"/>
-          <w:kern w:val="0"/>
-          <w:lang w:eastAsia="es-PE"/>
-          <ns2:ligatures ns2:val="none"/>
-        </w:rPr>
-        <w:t xml:space="preserve"/>
-      </w:r>
-      <w:r>
-        <w:rPr>
-          <w:rFonts w:ascii="Arial Narrow" w:eastAsia="Arial Narrow" w:hAnsi="Arial Narrow" w:cs="Arial Narrow"/>
-          <w:b/>
-          <w:color w:val="000000"/>
-          <w:kern w:val="0"/>
-          <w:lang w:eastAsia="es-PE"/>
-          <ns2:ligatures ns2:val="none"/>
-        </w:rPr>
-        <w:t xml:space="preserve"/>
-      </w:r>
-      <w:r>
-        <w:rPr>
-          <w:rFonts w:ascii="Arial Narrow" w:eastAsia="Arial Narrow" w:hAnsi="Arial Narrow" w:cs="Arial Narrow"/>
-          <w:b/>
-          <w:color w:val="000000"/>
-          <w:kern w:val="0"/>
-          <w:lang w:eastAsia="es-PE"/>
-          <ns2:ligatures ns2:val="none"/>
-        </w:rPr>
-        <w:t/>
-      </w:r>
-      <w:r>
-        <w:rPr>
-          <w:rFonts w:ascii="Arial Narrow" w:eastAsia="Arial Narrow" w:hAnsi="Arial Narrow" w:cs="Arial Narrow"/>
-          <w:b/>
-          <w:color w:val="000000"/>
-          <w:kern w:val="0"/>
-          <w:lang w:eastAsia="es-PE"/>
-          <ns2:ligatures ns2:val="none"/>
-        </w:rPr>
-        <w:t/>
-      </w:r>
-    </w:p>
-    <w:p ns2:paraId="6DEEEDFE" ns2:textId="77777777">
+        <w:t xml:space="preserve">[DENUNCIANTE] (SEÑORA [APELLIDO])</w:t>
+      </w:r>
+    </w:p>
+    <w:p>
       <w:pPr>
         <w:tabs>
           <w:tab w:val="left" w:pos="1701"/>
@@ -189,7 +115,7 @@
           <w:color w:val="000000"/>
           <w:kern w:val="0"/>
           <w:lang w:eastAsia="es-PE"/>
-          <ns2:ligatures ns2:val="none"/>
+          <w14:ligatures w14:val="none"/>
         </w:rPr>
       </w:pPr>
       <w:r>
@@ -199,7 +125,7 @@
           <w:color w:val="000000"/>
           <w:kern w:val="0"/>
           <w:lang w:eastAsia="es-PE"/>
-          <ns2:ligatures ns2:val="none"/>
+          <w14:ligatures w14:val="none"/>
         </w:rPr>
         <w:t>DENUNCIADO</w:t>
       </w:r>
@@ -210,7 +136,7 @@
           <w:color w:val="000000"/>
           <w:kern w:val="0"/>
           <w:lang w:eastAsia="es-PE"/>
-          <ns2:ligatures ns2:val="none"/>
+          <w14:ligatures w14:val="none"/>
         </w:rPr>
         <w:tab/>
         <w:t>:</w:t>
@@ -222,7 +148,7 @@
           <w:color w:val="000000"/>
           <w:kern w:val="0"/>
           <w:lang w:eastAsia="es-PE"/>
-          <ns2:ligatures ns2:val="none"/>
+          <w14:ligatures w14:val="none"/>
         </w:rPr>
         <w:tab/>
       </w:r>
@@ -233,12 +159,12 @@
           <w:color w:val="000000"/>
           <w:kern w:val="0"/>
           <w:lang w:eastAsia="es-PE"/>
-          <ns2:ligatures ns2:val="none"/>
+          <w14:ligatures w14:val="none"/>
         </w:rPr>
         <w:t>RÍMAC SEGUROS Y REASEGUROS S.A. (RÍMAC)</w:t>
       </w:r>
     </w:p>
-    <w:p ns2:paraId="022D2B94" ns2:textId="77777777">
+    <w:p>
       <w:pPr>
         <w:tabs>
           <w:tab w:val="left" w:pos="1701"/>
@@ -253,7 +179,7 @@
           <w:color w:val="000000"/>
           <w:kern w:val="0"/>
           <w:lang w:eastAsia="es-PE"/>
-          <ns2:ligatures ns2:val="none"/>
+          <w14:ligatures w14:val="none"/>
         </w:rPr>
       </w:pPr>
       <w:r>
@@ -263,7 +189,7 @@
           <w:color w:val="000000"/>
           <w:kern w:val="0"/>
           <w:lang w:eastAsia="es-PE"/>
-          <ns2:ligatures ns2:val="none"/>
+          <w14:ligatures w14:val="none"/>
         </w:rPr>
         <w:t>MATERIAS</w:t>
       </w:r>
@@ -274,7 +200,7 @@
           <w:color w:val="000000"/>
           <w:kern w:val="0"/>
           <w:lang w:eastAsia="es-PE"/>
-          <ns2:ligatures ns2:val="none"/>
+          <w14:ligatures w14:val="none"/>
         </w:rPr>
         <w:tab/>
         <w:t xml:space="preserve">: </w:t>
@@ -286,13 +212,13 @@
           <w:color w:val="000000"/>
           <w:kern w:val="0"/>
           <w:lang w:eastAsia="es-PE"/>
-          <ns2:ligatures ns2:val="none"/>
+          <w14:ligatures w14:val="none"/>
         </w:rPr>
         <w:tab/>
         <w:t>ADMISIÓN A TRÁMITE</w:t>
       </w:r>
     </w:p>
-    <w:p ns2:paraId="19ED7B73" ns2:textId="77777777">
+    <w:p>
       <w:pPr>
         <w:tabs>
           <w:tab w:val="left" w:pos="1701"/>
@@ -307,7 +233,7 @@
           <w:color w:val="000000"/>
           <w:kern w:val="0"/>
           <w:lang w:eastAsia="es-PE"/>
-          <ns2:ligatures ns2:val="none"/>
+          <w14:ligatures w14:val="none"/>
         </w:rPr>
       </w:pPr>
       <w:r>
@@ -317,12 +243,12 @@
           <w:color w:val="000000"/>
           <w:kern w:val="0"/>
           <w:lang w:eastAsia="es-PE"/>
-          <ns2:ligatures ns2:val="none"/>
+          <w14:ligatures w14:val="none"/>
         </w:rPr>
         <w:t xml:space="preserve">REQUERIMIENTO DE INFORMACIÓN </w:t>
       </w:r>
     </w:p>
-    <w:p ns2:paraId="46A5A479" ns2:textId="77777777">
+    <w:p>
       <w:pPr>
         <w:tabs>
           <w:tab w:val="left" w:pos="1701"/>
@@ -336,7 +262,7 @@
           <w:color w:val="000000"/>
           <w:kern w:val="0"/>
           <w:lang w:eastAsia="es-PE"/>
-          <ns2:ligatures ns2:val="none"/>
+          <w14:ligatures w14:val="none"/>
         </w:rPr>
       </w:pPr>
       <w:r>
@@ -346,7 +272,7 @@
           <w:color w:val="000000"/>
           <w:kern w:val="0"/>
           <w:lang w:eastAsia="es-PE"/>
-          <ns2:ligatures ns2:val="none"/>
+          <w14:ligatures w14:val="none"/>
         </w:rPr>
         <w:t xml:space="preserve">RESOLUCIÓN </w:t>
       </w:r>
@@ -357,7 +283,7 @@
           <w:color w:val="000000"/>
           <w:kern w:val="0"/>
           <w:lang w:eastAsia="es-PE"/>
-          <ns2:ligatures ns2:val="none"/>
+          <w14:ligatures w14:val="none"/>
         </w:rPr>
         <w:tab/>
         <w:t>:</w:t>
@@ -369,13 +295,13 @@
           <w:color w:val="000000"/>
           <w:kern w:val="0"/>
           <w:lang w:eastAsia="es-PE"/>
-          <ns2:ligatures ns2:val="none"/>
+          <w14:ligatures w14:val="none"/>
         </w:rPr>
         <w:tab/>
         <w:t>2</w:t>
       </w:r>
     </w:p>
-    <w:p ns2:paraId="5BA3A18D" ns2:textId="77777777">
+    <w:p>
       <w:pPr>
         <w:tabs>
           <w:tab w:val="left" w:pos="1014"/>
@@ -388,11 +314,11 @@
           <w:kern w:val="0"/>
           <w:shd w:val="clear" w:color="auto" w:fill="FFFFFF"/>
           <w:lang w:eastAsia="es-PE"/>
-          <ns2:ligatures ns2:val="none"/>
-        </w:rPr>
-      </w:pPr>
-    </w:p>
-    <w:p ns2:paraId="2F799822" ns2:textId="0ED3DAB2">
+          <w14:ligatures w14:val="none"/>
+        </w:rPr>
+      </w:pPr>
+    </w:p>
+    <w:p>
       <w:pPr>
         <w:tabs>
           <w:tab w:val="left" w:pos="1014"/>
@@ -405,7 +331,7 @@
           <w:kern w:val="0"/>
           <w:shd w:val="clear" w:color="auto" w:fill="FFFFFF"/>
           <w:lang w:eastAsia="es-PE"/>
-          <ns2:ligatures ns2:val="none"/>
+          <w14:ligatures w14:val="none"/>
         </w:rPr>
       </w:pPr>
       <w:r>
@@ -415,7 +341,7 @@
           <w:kern w:val="0"/>
           <w:shd w:val="clear" w:color="auto" w:fill="FFFFFF"/>
           <w:lang w:eastAsia="es-PE"/>
-          <ns2:ligatures ns2:val="none"/>
+          <w14:ligatures w14:val="none"/>
         </w:rPr>
         <w:t xml:space="preserve">Lima, </w:t>
       </w:r>
@@ -426,7 +352,7 @@
           <w:kern w:val="0"/>
           <w:shd w:val="clear" w:color="auto" w:fill="FFFFFF"/>
           <w:lang w:eastAsia="es-PE"/>
-          <ns2:ligatures ns2:val="none"/>
+          <w14:ligatures w14:val="none"/>
         </w:rPr>
         <w:t xml:space="preserve">22 de agosto de 2025</w:t>
       </w:r>
@@ -437,7 +363,7 @@
           <w:kern w:val="0"/>
           <w:shd w:val="clear" w:color="auto" w:fill="FFFFFF"/>
           <w:lang w:eastAsia="es-PE"/>
-          <ns2:ligatures ns2:val="none"/>
+          <w14:ligatures w14:val="none"/>
         </w:rPr>
         <w:t xml:space="preserve"/>
       </w:r>
@@ -448,7 +374,7 @@
           <w:kern w:val="0"/>
           <w:shd w:val="clear" w:color="auto" w:fill="FFFFFF"/>
           <w:lang w:eastAsia="es-PE"/>
-          <ns2:ligatures ns2:val="none"/>
+          <w14:ligatures w14:val="none"/>
         </w:rPr>
         <w:t xml:space="preserve"/>
       </w:r>
@@ -459,7 +385,7 @@
           <w:kern w:val="0"/>
           <w:shd w:val="clear" w:color="auto" w:fill="FFFFFF"/>
           <w:lang w:eastAsia="es-PE"/>
-          <ns2:ligatures ns2:val="none"/>
+          <w14:ligatures w14:val="none"/>
         </w:rPr>
         <w:t xml:space="preserve"/>
       </w:r>
@@ -470,12 +396,12 @@
           <w:kern w:val="0"/>
           <w:shd w:val="clear" w:color="auto" w:fill="FFFFFF"/>
           <w:lang w:eastAsia="es-PE"/>
-          <ns2:ligatures ns2:val="none"/>
+          <w14:ligatures w14:val="none"/>
         </w:rPr>
         <w:t xml:space="preserve"/>
       </w:r>
     </w:p>
-    <w:p ns2:paraId="66CE1821" ns2:textId="77777777">
+    <w:p>
       <w:pPr>
         <w:tabs>
           <w:tab w:val="left" w:pos="1014"/>
@@ -487,11 +413,11 @@
           <w:color w:val="000000"/>
           <w:kern w:val="0"/>
           <w:lang w:eastAsia="es-PE"/>
-          <ns2:ligatures ns2:val="none"/>
-        </w:rPr>
-      </w:pPr>
-    </w:p>
-    <w:p ns2:paraId="0B80AAA5" ns2:textId="77777777">
+          <w14:ligatures w14:val="none"/>
+        </w:rPr>
+      </w:pPr>
+    </w:p>
+    <w:p>
       <w:pPr>
         <w:numPr>
           <w:ilvl w:val="0"/>
@@ -505,7 +431,7 @@
           <w:color w:val="000000"/>
           <w:kern w:val="0"/>
           <w:lang w:eastAsia="es-PE"/>
-          <ns2:ligatures ns2:val="none"/>
+          <w14:ligatures w14:val="none"/>
         </w:rPr>
       </w:pPr>
       <w:r>
@@ -515,12 +441,12 @@
           <w:color w:val="000000"/>
           <w:kern w:val="0"/>
           <w:lang w:eastAsia="es-PE"/>
-          <ns2:ligatures ns2:val="none"/>
+          <w14:ligatures w14:val="none"/>
         </w:rPr>
         <w:t xml:space="preserve">HECHOS </w:t>
       </w:r>
     </w:p>
-    <w:p ns2:paraId="621F2AB2" ns2:textId="77777777">
+    <w:p>
       <w:pPr>
         <w:spacing w:after="0" w:line="240" w:lineRule="auto"/>
         <w:jc w:val="both"/>
@@ -529,11 +455,11 @@
           <w:color w:val="000000"/>
           <w:kern w:val="0"/>
           <w:lang w:eastAsia="es-PE"/>
-          <ns2:ligatures ns2:val="none"/>
-        </w:rPr>
-      </w:pPr>
-    </w:p>
-    <w:p ns2:paraId="60B5D5B0" ns2:textId="17AA23D3">
+          <w14:ligatures w14:val="none"/>
+        </w:rPr>
+      </w:pPr>
+    </w:p>
+    <w:p>
       <w:pPr>
         <w:numPr>
           <w:ilvl w:val="1"/>
@@ -547,7 +473,7 @@
           <w:color w:val="000000"/>
           <w:kern w:val="0"/>
           <w:lang w:val="es-ES" w:eastAsia="es-ES"/>
-          <ns2:ligatures ns2:val="none"/>
+          <w14:ligatures w14:val="none"/>
         </w:rPr>
       </w:pPr>
       <w:r>
@@ -556,7 +482,7 @@
           <w:color w:val="000000"/>
           <w:kern w:val="0"/>
           <w:lang w:val="es-ES" w:eastAsia="es-ES"/>
-          <ns2:ligatures ns2:val="none"/>
+          <w14:ligatures w14:val="none"/>
         </w:rPr>
         <w:t xml:space="preserve">Mediante el escrito del 16 de julio de 2025, subsanado y complementado mediante dos escritos del 18 de agosto de 2025, la señora [APELLIDO] denunció a Rímac por presuntas infracciones a la Ley 29571, Código de Protección y Defensa del Consumidor (en adelante, Código), señalando lo siguiente:</w:t>
       </w:r>
@@ -566,7 +492,7 @@
           <w:color w:val="000000"/>
           <w:kern w:val="0"/>
           <w:lang w:val="es-ES" w:eastAsia="es-ES"/>
-          <ns2:ligatures ns2:val="none"/>
+          <w14:ligatures w14:val="none"/>
         </w:rPr>
         <w:t xml:space="preserve"/>
       </w:r>
@@ -576,7 +502,7 @@
           <w:color w:val="000000"/>
           <w:kern w:val="0"/>
           <w:lang w:val="es-ES" w:eastAsia="es-ES"/>
-          <ns2:ligatures ns2:val="none"/>
+          <w14:ligatures w14:val="none"/>
         </w:rPr>
         <w:t/>
       </w:r>
@@ -586,7 +512,7 @@
           <w:color w:val="000000"/>
           <w:kern w:val="0"/>
           <w:lang w:val="es-ES" w:eastAsia="es-ES"/>
-          <ns2:ligatures ns2:val="none"/>
+          <w14:ligatures w14:val="none"/>
         </w:rPr>
         <w:t/>
       </w:r>
@@ -594,7 +520,7 @@
         <w:rPr>
           <w:rFonts w:ascii="Arial Narrow" w:eastAsia="Calibri" w:hAnsi="Arial Narrow" w:cs="Arial"/>
           <w:kern w:val="0"/>
-          <ns2:ligatures ns2:val="none"/>
+          <w14:ligatures w14:val="none"/>
         </w:rPr>
         <w:t xml:space="preserve"/>
       </w:r>
@@ -602,7 +528,7 @@
         <w:rPr>
           <w:rFonts w:ascii="Arial Narrow" w:eastAsia="Calibri" w:hAnsi="Arial Narrow" w:cs="Arial"/>
           <w:kern w:val="0"/>
-          <ns2:ligatures ns2:val="none"/>
+          <w14:ligatures w14:val="none"/>
         </w:rPr>
         <w:t xml:space="preserve"/>
       </w:r>
@@ -610,7 +536,7 @@
         <w:rPr>
           <w:rFonts w:ascii="Arial Narrow" w:eastAsia="Calibri" w:hAnsi="Arial Narrow" w:cs="Arial"/>
           <w:kern w:val="0"/>
-          <ns2:ligatures ns2:val="none"/>
+          <w14:ligatures w14:val="none"/>
         </w:rPr>
         <w:t/>
       </w:r>
@@ -620,7 +546,7 @@
           <w:color w:val="000000"/>
           <w:kern w:val="0"/>
           <w:lang w:val="es-ES" w:eastAsia="es-ES"/>
-          <ns2:ligatures ns2:val="none"/>
+          <w14:ligatures w14:val="none"/>
         </w:rPr>
         <w:t/>
       </w:r>
@@ -630,7 +556,7 @@
           <w:color w:val="000000"/>
           <w:kern w:val="0"/>
           <w:lang w:val="es-ES" w:eastAsia="es-ES"/>
-          <ns2:ligatures ns2:val="none"/>
+          <w14:ligatures w14:val="none"/>
         </w:rPr>
         <w:t xml:space="preserve"/>
       </w:r>
@@ -642,7 +568,7 @@
           <w:kern w:val="0"/>
           <w:vertAlign w:val="superscript"/>
           <w:lang w:val="es-ES" w:eastAsia="es-ES"/>
-          <ns2:ligatures ns2:val="none"/>
+          <w14:ligatures w14:val="none"/>
         </w:rPr>
         <w:footnoteReference w:id="1"/>
       </w:r>
@@ -652,7 +578,7 @@
           <w:color w:val="000000"/>
           <w:kern w:val="0"/>
           <w:lang w:val="es-ES" w:eastAsia="es-ES"/>
-          <ns2:ligatures ns2:val="none"/>
+          <w14:ligatures w14:val="none"/>
         </w:rPr>
         <w:t xml:space="preserve"/>
       </w:r>
@@ -663,12 +589,12 @@
           <w:color w:val="000000"/>
           <w:kern w:val="0"/>
           <w:lang w:val="es-ES" w:eastAsia="es-ES"/>
-          <ns2:ligatures ns2:val="none"/>
+          <w14:ligatures w14:val="none"/>
         </w:rPr>
         <w:t/>
       </w:r>
     </w:p>
-    <w:p ns2:paraId="3AD3B7C6" ns2:textId="77777777">
+    <w:p>
       <w:pPr>
         <w:tabs>
           <w:tab w:val="left" w:pos="1134"/>
@@ -680,11 +606,11 @@
           <w:color w:val="000000"/>
           <w:kern w:val="0"/>
           <w:lang w:val="es-ES" w:eastAsia="es-ES"/>
-          <ns2:ligatures ns2:val="none"/>
-        </w:rPr>
-      </w:pPr>
-    </w:p>
-    <w:p ns2:paraId="7E31C03B" ns2:textId="54BE1D7E">
+          <w14:ligatures w14:val="none"/>
+        </w:rPr>
+      </w:pPr>
+    </w:p>
+    <w:p>
       <w:pPr>
         <w:pStyle w:val="Prrafodelista"/>
         <w:numPr>
@@ -702,7 +628,7 @@
           <w:color w:val="000000"/>
           <w:kern w:val="0"/>
           <w:lang w:eastAsia="es-ES"/>
-          <ns2:ligatures ns2:val="none"/>
+          <w14:ligatures w14:val="none"/>
         </w:rPr>
       </w:pPr>
       <w:r>
@@ -711,7 +637,7 @@
           <w:color w:val="000000"/>
           <w:kern w:val="0"/>
           <w:lang w:eastAsia="es-ES"/>
-          <ns2:ligatures ns2:val="none"/>
+          <w14:ligatures w14:val="none"/>
         </w:rPr>
         <w:t xml:space="preserve">El 28 de mayo de 2014, recibió una cotización de rentabilidad de </w:t>
       </w:r>
@@ -721,7 +647,7 @@
           <w:color w:val="000000"/>
           <w:kern w:val="0"/>
           <w:lang w:val="es-ES" w:eastAsia="es-ES"/>
-          <ns2:ligatures ns2:val="none"/>
+          <w14:ligatures w14:val="none"/>
         </w:rPr>
         <w:t xml:space="preserve">Rímac </w:t>
       </w:r>
@@ -731,7 +657,7 @@
           <w:color w:val="000000"/>
           <w:kern w:val="0"/>
           <w:lang w:eastAsia="es-ES"/>
-          <ns2:ligatures ns2:val="none"/>
+          <w14:ligatures w14:val="none"/>
         </w:rPr>
         <w:t xml:space="preserve">para el Seguro Vida Futuro Protegido 65 Años – Póliza U0099954 (en adelante, Seguro </w:t>
       </w:r>
@@ -741,7 +667,7 @@
           <w:color w:val="000000"/>
           <w:kern w:val="0"/>
           <w:lang w:eastAsia="es-ES"/>
-          <ns2:ligatures ns2:val="none"/>
+          <w14:ligatures w14:val="none"/>
         </w:rPr>
         <w:t xml:space="preserve">de </w:t>
       </w:r>
@@ -751,7 +677,7 @@
           <w:color w:val="000000"/>
           <w:kern w:val="0"/>
           <w:lang w:eastAsia="es-ES"/>
-          <ns2:ligatures ns2:val="none"/>
+          <w14:ligatures w14:val="none"/>
         </w:rPr>
         <w:t>Vida), la cual proyectaba para el año 11 del contrato un valor de cuenta básica de US$ 8 633</w:t>
       </w:r>
@@ -761,7 +687,7 @@
           <w:color w:val="000000"/>
           <w:kern w:val="0"/>
           <w:lang w:eastAsia="es-ES"/>
-          <ns2:ligatures ns2:val="none"/>
+          <w14:ligatures w14:val="none"/>
         </w:rPr>
         <w:t>,00</w:t>
       </w:r>
@@ -771,7 +697,7 @@
           <w:color w:val="000000"/>
           <w:kern w:val="0"/>
           <w:lang w:eastAsia="es-ES"/>
-          <ns2:ligatures ns2:val="none"/>
+          <w14:ligatures w14:val="none"/>
         </w:rPr>
         <w:t>, un valor de cuenta ahorro de US$ 9 589</w:t>
       </w:r>
@@ -781,7 +707,7 @@
           <w:color w:val="000000"/>
           <w:kern w:val="0"/>
           <w:lang w:eastAsia="es-ES"/>
-          <ns2:ligatures ns2:val="none"/>
+          <w14:ligatures w14:val="none"/>
         </w:rPr>
         <w:t>,00</w:t>
       </w:r>
@@ -791,7 +717,7 @@
           <w:color w:val="000000"/>
           <w:kern w:val="0"/>
           <w:lang w:eastAsia="es-ES"/>
-          <ns2:ligatures ns2:val="none"/>
+          <w14:ligatures w14:val="none"/>
         </w:rPr>
         <w:t xml:space="preserve"> y un valor de rescate total de US$ 18 174</w:t>
       </w:r>
@@ -801,7 +727,7 @@
           <w:color w:val="000000"/>
           <w:kern w:val="0"/>
           <w:lang w:eastAsia="es-ES"/>
-          <ns2:ligatures ns2:val="none"/>
+          <w14:ligatures w14:val="none"/>
         </w:rPr>
         <w:t>,00</w:t>
       </w:r>
@@ -811,7 +737,7 @@
           <w:color w:val="000000"/>
           <w:kern w:val="0"/>
           <w:lang w:eastAsia="es-ES"/>
-          <ns2:ligatures ns2:val="none"/>
+          <w14:ligatures w14:val="none"/>
         </w:rPr>
         <w:t xml:space="preserve">, </w:t>
       </w:r>
@@ -821,7 +747,7 @@
           <w:color w:val="000000"/>
           <w:kern w:val="0"/>
           <w:lang w:eastAsia="es-ES"/>
-          <ns2:ligatures ns2:val="none"/>
+          <w14:ligatures w14:val="none"/>
         </w:rPr>
         <w:t>luego de</w:t>
       </w:r>
@@ -831,7 +757,7 @@
           <w:color w:val="000000"/>
           <w:kern w:val="0"/>
           <w:lang w:eastAsia="es-ES"/>
-          <ns2:ligatures ns2:val="none"/>
+          <w14:ligatures w14:val="none"/>
         </w:rPr>
         <w:t xml:space="preserve"> un aporte de cuenta básica de US$ 9 104</w:t>
       </w:r>
@@ -841,7 +767,7 @@
           <w:color w:val="000000"/>
           <w:kern w:val="0"/>
           <w:lang w:eastAsia="es-ES"/>
-          <ns2:ligatures ns2:val="none"/>
+          <w14:ligatures w14:val="none"/>
         </w:rPr>
         <w:t>,00</w:t>
       </w:r>
@@ -851,7 +777,7 @@
           <w:color w:val="000000"/>
           <w:kern w:val="0"/>
           <w:lang w:eastAsia="es-ES"/>
-          <ns2:ligatures ns2:val="none"/>
+          <w14:ligatures w14:val="none"/>
         </w:rPr>
         <w:t>.</w:t>
       </w:r>
@@ -861,12 +787,12 @@
           <w:color w:val="000000"/>
           <w:kern w:val="0"/>
           <w:lang w:eastAsia="es-ES"/>
-          <ns2:ligatures ns2:val="none"/>
+          <w14:ligatures w14:val="none"/>
         </w:rPr>
         <w:t xml:space="preserve"> </w:t>
       </w:r>
     </w:p>
-    <w:p ns2:paraId="55A8819B" ns2:textId="77777777">
+    <w:p>
       <w:pPr>
         <w:pStyle w:val="Prrafodelista"/>
         <w:spacing w:after="0" w:line="240" w:lineRule="auto"/>
@@ -877,11 +803,11 @@
           <w:color w:val="000000"/>
           <w:kern w:val="0"/>
           <w:lang w:eastAsia="es-ES"/>
-          <ns2:ligatures ns2:val="none"/>
-        </w:rPr>
-      </w:pPr>
-    </w:p>
-    <w:p ns2:paraId="7CEAD80F" ns2:textId="5B911BE2">
+          <w14:ligatures w14:val="none"/>
+        </w:rPr>
+      </w:pPr>
+    </w:p>
+    <w:p>
       <w:pPr>
         <w:pStyle w:val="Prrafodelista"/>
         <w:numPr>
@@ -899,7 +825,7 @@
           <w:color w:val="000000"/>
           <w:kern w:val="0"/>
           <w:lang w:eastAsia="es-ES"/>
-          <ns2:ligatures ns2:val="none"/>
+          <w14:ligatures w14:val="none"/>
         </w:rPr>
       </w:pPr>
       <w:r>
@@ -908,7 +834,7 @@
           <w:color w:val="000000"/>
           <w:kern w:val="0"/>
           <w:lang w:eastAsia="es-ES"/>
-          <ns2:ligatures ns2:val="none"/>
+          <w14:ligatures w14:val="none"/>
         </w:rPr>
         <w:t xml:space="preserve">El 27 de junio de 2014, </w:t>
       </w:r>
@@ -918,7 +844,7 @@
           <w:color w:val="000000"/>
           <w:kern w:val="0"/>
           <w:lang w:eastAsia="es-ES"/>
-          <ns2:ligatures ns2:val="none"/>
+          <w14:ligatures w14:val="none"/>
         </w:rPr>
         <w:t>inició la vigencia de la póliza suscrita</w:t>
       </w:r>
@@ -928,7 +854,7 @@
           <w:color w:val="000000"/>
           <w:kern w:val="0"/>
           <w:lang w:eastAsia="es-ES"/>
-          <ns2:ligatures ns2:val="none"/>
+          <w14:ligatures w14:val="none"/>
         </w:rPr>
         <w:t xml:space="preserve"> </w:t>
       </w:r>
@@ -938,7 +864,7 @@
           <w:color w:val="000000"/>
           <w:kern w:val="0"/>
           <w:lang w:eastAsia="es-ES"/>
-          <ns2:ligatures ns2:val="none"/>
+          <w14:ligatures w14:val="none"/>
         </w:rPr>
         <w:t>d</w:t>
       </w:r>
@@ -948,7 +874,7 @@
           <w:color w:val="000000"/>
           <w:kern w:val="0"/>
           <w:lang w:eastAsia="es-ES"/>
-          <ns2:ligatures ns2:val="none"/>
+          <w14:ligatures w14:val="none"/>
         </w:rPr>
         <w:t>el Seguro de Vida</w:t>
       </w:r>
@@ -958,7 +884,7 @@
           <w:color w:val="000000"/>
           <w:kern w:val="0"/>
           <w:lang w:eastAsia="es-ES"/>
-          <ns2:ligatures ns2:val="none"/>
+          <w14:ligatures w14:val="none"/>
         </w:rPr>
         <w:t xml:space="preserve"> </w:t>
       </w:r>
@@ -968,7 +894,7 @@
           <w:color w:val="000000"/>
           <w:kern w:val="0"/>
           <w:lang w:eastAsia="es-ES"/>
-          <ns2:ligatures ns2:val="none"/>
+          <w14:ligatures w14:val="none"/>
         </w:rPr>
         <w:t xml:space="preserve">con </w:t>
       </w:r>
@@ -978,7 +904,7 @@
           <w:color w:val="000000"/>
           <w:kern w:val="0"/>
           <w:lang w:val="es-ES" w:eastAsia="es-ES"/>
-          <ns2:ligatures ns2:val="none"/>
+          <w14:ligatures w14:val="none"/>
         </w:rPr>
         <w:t>Rímac</w:t>
       </w:r>
@@ -988,7 +914,7 @@
           <w:color w:val="000000"/>
           <w:kern w:val="0"/>
           <w:lang w:eastAsia="es-ES"/>
-          <ns2:ligatures ns2:val="none"/>
+          <w14:ligatures w14:val="none"/>
         </w:rPr>
         <w:t>.</w:t>
       </w:r>
@@ -998,7 +924,7 @@
           <w:color w:val="000000"/>
           <w:kern w:val="0"/>
           <w:lang w:eastAsia="es-ES"/>
-          <ns2:ligatures ns2:val="none"/>
+          <w14:ligatures w14:val="none"/>
         </w:rPr>
         <w:t xml:space="preserve"> </w:t>
       </w:r>
@@ -1008,7 +934,7 @@
           <w:color w:val="000000"/>
           <w:kern w:val="0"/>
           <w:lang w:eastAsia="es-ES"/>
-          <ns2:ligatures ns2:val="none"/>
+          <w14:ligatures w14:val="none"/>
         </w:rPr>
         <w:t>Durante 11 años consecutivos</w:t>
       </w:r>
@@ -1018,7 +944,7 @@
           <w:color w:val="000000"/>
           <w:kern w:val="0"/>
           <w:lang w:eastAsia="es-ES"/>
-          <ns2:ligatures ns2:val="none"/>
+          <w14:ligatures w14:val="none"/>
         </w:rPr>
         <w:t xml:space="preserve">, cumplió puntualmente con el pago de las primas mensuales del Seguro </w:t>
       </w:r>
@@ -1028,7 +954,7 @@
           <w:color w:val="000000"/>
           <w:kern w:val="0"/>
           <w:lang w:eastAsia="es-ES"/>
-          <ns2:ligatures ns2:val="none"/>
+          <w14:ligatures w14:val="none"/>
         </w:rPr>
         <w:t xml:space="preserve">de </w:t>
       </w:r>
@@ -1038,7 +964,7 @@
           <w:color w:val="000000"/>
           <w:kern w:val="0"/>
           <w:lang w:eastAsia="es-ES"/>
-          <ns2:ligatures ns2:val="none"/>
+          <w14:ligatures w14:val="none"/>
         </w:rPr>
         <w:t>Vida, cada una por un monto de US$ 69</w:t>
       </w:r>
@@ -1048,7 +974,7 @@
           <w:color w:val="000000"/>
           <w:kern w:val="0"/>
           <w:lang w:eastAsia="es-ES"/>
-          <ns2:ligatures ns2:val="none"/>
+          <w14:ligatures w14:val="none"/>
         </w:rPr>
         <w:t>,00</w:t>
       </w:r>
@@ -1058,7 +984,7 @@
           <w:color w:val="000000"/>
           <w:kern w:val="0"/>
           <w:lang w:eastAsia="es-ES"/>
-          <ns2:ligatures ns2:val="none"/>
+          <w14:ligatures w14:val="none"/>
         </w:rPr>
         <w:t>, acumulando un total de US$ 9 108</w:t>
       </w:r>
@@ -1068,7 +994,7 @@
           <w:color w:val="000000"/>
           <w:kern w:val="0"/>
           <w:lang w:eastAsia="es-ES"/>
-          <ns2:ligatures ns2:val="none"/>
+          <w14:ligatures w14:val="none"/>
         </w:rPr>
         <w:t>,00</w:t>
       </w:r>
@@ -1078,12 +1004,12 @@
           <w:color w:val="000000"/>
           <w:kern w:val="0"/>
           <w:lang w:eastAsia="es-ES"/>
-          <ns2:ligatures ns2:val="none"/>
+          <w14:ligatures w14:val="none"/>
         </w:rPr>
         <w:t xml:space="preserve"> aportados.</w:t>
       </w:r>
     </w:p>
-    <w:p ns2:paraId="586FA97D" ns2:textId="77777777">
+    <w:p>
       <w:pPr>
         <w:pStyle w:val="Prrafodelista"/>
         <w:spacing w:after="0" w:line="240" w:lineRule="auto"/>
@@ -1094,11 +1020,11 @@
           <w:color w:val="000000"/>
           <w:kern w:val="0"/>
           <w:lang w:eastAsia="es-ES"/>
-          <ns2:ligatures ns2:val="none"/>
-        </w:rPr>
-      </w:pPr>
-    </w:p>
-    <w:p ns2:paraId="4EC60BEF" ns2:textId="690EA0B5">
+          <w14:ligatures w14:val="none"/>
+        </w:rPr>
+      </w:pPr>
+    </w:p>
+    <w:p>
       <w:pPr>
         <w:pStyle w:val="Prrafodelista"/>
         <w:numPr>
@@ -1116,7 +1042,7 @@
           <w:color w:val="000000"/>
           <w:kern w:val="0"/>
           <w:lang w:eastAsia="es-ES"/>
-          <ns2:ligatures ns2:val="none"/>
+          <w14:ligatures w14:val="none"/>
         </w:rPr>
       </w:pPr>
       <w:r>
@@ -1125,7 +1051,7 @@
           <w:color w:val="000000"/>
           <w:kern w:val="0"/>
           <w:lang w:eastAsia="es-ES"/>
-          <ns2:ligatures ns2:val="none"/>
+          <w14:ligatures w14:val="none"/>
         </w:rPr>
         <w:t xml:space="preserve">El 27 de junio de 2025, solicitó a </w:t>
       </w:r>
@@ -1135,7 +1061,7 @@
           <w:color w:val="000000"/>
           <w:kern w:val="0"/>
           <w:lang w:val="es-ES" w:eastAsia="es-ES"/>
-          <ns2:ligatures ns2:val="none"/>
+          <w14:ligatures w14:val="none"/>
         </w:rPr>
         <w:t>Rímac</w:t>
       </w:r>
@@ -1145,7 +1071,7 @@
           <w:color w:val="000000"/>
           <w:kern w:val="0"/>
           <w:lang w:eastAsia="es-ES"/>
-          <ns2:ligatures ns2:val="none"/>
+          <w14:ligatures w14:val="none"/>
         </w:rPr>
         <w:t xml:space="preserve"> </w:t>
       </w:r>
@@ -1155,7 +1081,7 @@
           <w:color w:val="000000"/>
           <w:kern w:val="0"/>
           <w:lang w:eastAsia="es-ES"/>
-          <ns2:ligatures ns2:val="none"/>
+          <w14:ligatures w14:val="none"/>
         </w:rPr>
         <w:t>el valor de rescate del Seguro</w:t>
       </w:r>
@@ -1165,7 +1091,7 @@
           <w:color w:val="000000"/>
           <w:kern w:val="0"/>
           <w:lang w:eastAsia="es-ES"/>
-          <ns2:ligatures ns2:val="none"/>
+          <w14:ligatures w14:val="none"/>
         </w:rPr>
         <w:t xml:space="preserve"> de</w:t>
       </w:r>
@@ -1175,7 +1101,7 @@
           <w:color w:val="000000"/>
           <w:kern w:val="0"/>
           <w:lang w:eastAsia="es-ES"/>
-          <ns2:ligatures ns2:val="none"/>
+          <w14:ligatures w14:val="none"/>
         </w:rPr>
         <w:t xml:space="preserve"> Vida mediante teléfono, WhatsApp y correo electrónico, debido a la imposibilidad de acceder a dicha información a través de las plataformas digitales de la </w:t>
       </w:r>
@@ -1185,7 +1111,7 @@
           <w:color w:val="000000"/>
           <w:kern w:val="0"/>
           <w:lang w:eastAsia="es-ES"/>
-          <ns2:ligatures ns2:val="none"/>
+          <w14:ligatures w14:val="none"/>
         </w:rPr>
         <w:t>compañía aseguradora</w:t>
       </w:r>
@@ -1195,7 +1121,7 @@
           <w:color w:val="000000"/>
           <w:kern w:val="0"/>
           <w:lang w:eastAsia="es-ES"/>
-          <ns2:ligatures ns2:val="none"/>
+          <w14:ligatures w14:val="none"/>
         </w:rPr>
         <w:t>, las cuales presentaban fallos constantes. En</w:t>
       </w:r>
@@ -1205,7 +1131,7 @@
           <w:color w:val="000000"/>
           <w:kern w:val="0"/>
           <w:lang w:eastAsia="es-ES"/>
-          <ns2:ligatures ns2:val="none"/>
+          <w14:ligatures w14:val="none"/>
         </w:rPr>
         <w:t xml:space="preserve"> </w:t>
       </w:r>
@@ -1215,7 +1141,7 @@
           <w:color w:val="000000"/>
           <w:kern w:val="0"/>
           <w:lang w:eastAsia="es-ES"/>
-          <ns2:ligatures ns2:val="none"/>
+          <w14:ligatures w14:val="none"/>
         </w:rPr>
         <w:t xml:space="preserve">respuesta, </w:t>
       </w:r>
@@ -1225,7 +1151,7 @@
           <w:color w:val="000000"/>
           <w:kern w:val="0"/>
           <w:lang w:val="es-ES" w:eastAsia="es-ES"/>
-          <ns2:ligatures ns2:val="none"/>
+          <w14:ligatures w14:val="none"/>
         </w:rPr>
         <w:t>Rímac</w:t>
       </w:r>
@@ -1235,7 +1161,7 @@
           <w:color w:val="000000"/>
           <w:kern w:val="0"/>
           <w:lang w:eastAsia="es-ES"/>
-          <ns2:ligatures ns2:val="none"/>
+          <w14:ligatures w14:val="none"/>
         </w:rPr>
         <w:t xml:space="preserve"> le </w:t>
       </w:r>
@@ -1245,12 +1171,12 @@
           <w:color w:val="000000"/>
           <w:kern w:val="0"/>
           <w:lang w:eastAsia="es-ES"/>
-          <ns2:ligatures ns2:val="none"/>
+          <w14:ligatures w14:val="none"/>
         </w:rPr>
         <w:t>comunicó que el valor de rescate real ascendía a US$ 7 261, sin proporcionar un desglose técnico ni explicación documentada.</w:t>
       </w:r>
     </w:p>
-    <w:p ns2:paraId="1EC49C67" ns2:textId="77777777">
+    <w:p>
       <w:pPr>
         <w:pStyle w:val="Prrafodelista"/>
         <w:spacing w:after="0" w:line="240" w:lineRule="auto"/>
@@ -1261,11 +1187,11 @@
           <w:color w:val="000000"/>
           <w:kern w:val="0"/>
           <w:lang w:eastAsia="es-ES"/>
-          <ns2:ligatures ns2:val="none"/>
-        </w:rPr>
-      </w:pPr>
-    </w:p>
-    <w:p ns2:paraId="1BEBE809" ns2:textId="5DEFE39F">
+          <w14:ligatures w14:val="none"/>
+        </w:rPr>
+      </w:pPr>
+    </w:p>
+    <w:p>
       <w:pPr>
         <w:pStyle w:val="Prrafodelista"/>
         <w:numPr>
@@ -1283,7 +1209,7 @@
           <w:color w:val="000000"/>
           <w:kern w:val="0"/>
           <w:lang w:eastAsia="es-ES"/>
-          <ns2:ligatures ns2:val="none"/>
+          <w14:ligatures w14:val="none"/>
         </w:rPr>
       </w:pPr>
       <w:r>
@@ -1292,7 +1218,7 @@
           <w:color w:val="000000"/>
           <w:kern w:val="0"/>
           <w:lang w:eastAsia="es-ES"/>
-          <ns2:ligatures ns2:val="none"/>
+          <w14:ligatures w14:val="none"/>
         </w:rPr>
         <w:t xml:space="preserve">El 2 de julio de 2025, presentó un reclamo a </w:t>
       </w:r>
@@ -1302,7 +1228,7 @@
           <w:color w:val="000000"/>
           <w:kern w:val="0"/>
           <w:lang w:val="es-ES" w:eastAsia="es-ES"/>
-          <ns2:ligatures ns2:val="none"/>
+          <w14:ligatures w14:val="none"/>
         </w:rPr>
         <w:t>Rímac</w:t>
       </w:r>
@@ -1312,7 +1238,7 @@
           <w:color w:val="000000"/>
           <w:kern w:val="0"/>
           <w:lang w:eastAsia="es-ES"/>
-          <ns2:ligatures ns2:val="none"/>
+          <w14:ligatures w14:val="none"/>
         </w:rPr>
         <w:t xml:space="preserve">, </w:t>
       </w:r>
@@ -1322,7 +1248,7 @@
           <w:color w:val="000000"/>
           <w:kern w:val="0"/>
           <w:lang w:eastAsia="es-ES"/>
-          <ns2:ligatures ns2:val="none"/>
+          <w14:ligatures w14:val="none"/>
         </w:rPr>
         <w:t>adjuntando</w:t>
       </w:r>
@@ -1332,7 +1258,7 @@
           <w:color w:val="000000"/>
           <w:kern w:val="0"/>
           <w:lang w:eastAsia="es-ES"/>
-          <ns2:ligatures ns2:val="none"/>
+          <w14:ligatures w14:val="none"/>
         </w:rPr>
         <w:t xml:space="preserve"> la cotización de rentabilidad original entregada el 28 de mayo de 2014.</w:t>
       </w:r>
@@ -1342,7 +1268,7 @@
           <w:color w:val="000000"/>
           <w:kern w:val="0"/>
           <w:lang w:eastAsia="es-ES"/>
-          <ns2:ligatures ns2:val="none"/>
+          <w14:ligatures w14:val="none"/>
         </w:rPr>
         <w:t xml:space="preserve"> </w:t>
       </w:r>
@@ -1352,7 +1278,7 @@
           <w:color w:val="000000"/>
           <w:kern w:val="0"/>
           <w:lang w:eastAsia="es-ES"/>
-          <ns2:ligatures ns2:val="none"/>
+          <w14:ligatures w14:val="none"/>
         </w:rPr>
         <w:t xml:space="preserve">El 3 de julio de 2025, recibió de </w:t>
       </w:r>
@@ -1362,7 +1288,7 @@
           <w:color w:val="000000"/>
           <w:kern w:val="0"/>
           <w:lang w:val="es-ES" w:eastAsia="es-ES"/>
-          <ns2:ligatures ns2:val="none"/>
+          <w14:ligatures w14:val="none"/>
         </w:rPr>
         <w:t>Rímac</w:t>
       </w:r>
@@ -1372,7 +1298,7 @@
           <w:color w:val="000000"/>
           <w:kern w:val="0"/>
           <w:lang w:eastAsia="es-ES"/>
-          <ns2:ligatures ns2:val="none"/>
+          <w14:ligatures w14:val="none"/>
         </w:rPr>
         <w:t xml:space="preserve"> </w:t>
       </w:r>
@@ -1382,7 +1308,7 @@
           <w:color w:val="000000"/>
           <w:kern w:val="0"/>
           <w:lang w:eastAsia="es-ES"/>
-          <ns2:ligatures ns2:val="none"/>
+          <w14:ligatures w14:val="none"/>
         </w:rPr>
         <w:t>una nueva cotización de rentabilidad modificada, la cual indicaba un valor de cuenta básica de US$ 8 633, un valor de cuenta ahorro de US$ 8 y un valor de rescate total de US$ 8 640, sin incluir explicación técnica, costos aplicados ni desglose de la rentabilidad real acumulada.</w:t>
       </w:r>
@@ -1392,12 +1318,12 @@
           <w:color w:val="000000"/>
           <w:kern w:val="0"/>
           <w:lang w:eastAsia="es-ES"/>
-          <ns2:ligatures ns2:val="none"/>
+          <w14:ligatures w14:val="none"/>
         </w:rPr>
         <w:t xml:space="preserve"> </w:t>
       </w:r>
     </w:p>
-    <w:p ns2:paraId="4431502D" ns2:textId="77777777">
+    <w:p>
       <w:pPr>
         <w:pStyle w:val="Prrafodelista"/>
         <w:spacing w:after="0" w:line="240" w:lineRule="auto"/>
@@ -1408,11 +1334,11 @@
           <w:color w:val="000000"/>
           <w:kern w:val="0"/>
           <w:lang w:eastAsia="es-ES"/>
-          <ns2:ligatures ns2:val="none"/>
-        </w:rPr>
-      </w:pPr>
-    </w:p>
-    <w:p ns2:paraId="7ADADE81" ns2:textId="7229AA38">
+          <w14:ligatures w14:val="none"/>
+        </w:rPr>
+      </w:pPr>
+    </w:p>
+    <w:p>
       <w:pPr>
         <w:pStyle w:val="Prrafodelista"/>
         <w:numPr>
@@ -1430,7 +1356,7 @@
           <w:color w:val="000000"/>
           <w:kern w:val="0"/>
           <w:lang w:eastAsia="es-ES"/>
-          <ns2:ligatures ns2:val="none"/>
+          <w14:ligatures w14:val="none"/>
         </w:rPr>
       </w:pPr>
       <w:r>
@@ -1439,7 +1365,7 @@
           <w:color w:val="000000"/>
           <w:kern w:val="0"/>
           <w:lang w:eastAsia="es-ES"/>
-          <ns2:ligatures ns2:val="none"/>
+          <w14:ligatures w14:val="none"/>
         </w:rPr>
         <w:t xml:space="preserve">El 4 de julio de 2025, reiteró el reclamo ante </w:t>
       </w:r>
@@ -1449,7 +1375,7 @@
           <w:color w:val="000000"/>
           <w:kern w:val="0"/>
           <w:lang w:val="es-ES" w:eastAsia="es-ES"/>
-          <ns2:ligatures ns2:val="none"/>
+          <w14:ligatures w14:val="none"/>
         </w:rPr>
         <w:t>Rímac</w:t>
       </w:r>
@@ -1459,12 +1385,12 @@
           <w:color w:val="000000"/>
           <w:kern w:val="0"/>
           <w:lang w:eastAsia="es-ES"/>
-          <ns2:ligatures ns2:val="none"/>
+          <w14:ligatures w14:val="none"/>
         </w:rPr>
         <w:t>, solicitando aclaraciones sobre la diferencia entre el valor de rescate proyectado y el real.</w:t>
       </w:r>
     </w:p>
-    <w:p ns2:paraId="4C57DC5E" ns2:textId="77777777">
+    <w:p>
       <w:pPr>
         <w:spacing w:after="0" w:line="240" w:lineRule="auto"/>
         <w:jc w:val="both"/>
@@ -1473,11 +1399,11 @@
           <w:color w:val="000000"/>
           <w:kern w:val="0"/>
           <w:lang w:eastAsia="es-ES"/>
-          <ns2:ligatures ns2:val="none"/>
-        </w:rPr>
-      </w:pPr>
-    </w:p>
-    <w:p ns2:paraId="2F9CF7F5" ns2:textId="030D418E">
+          <w14:ligatures w14:val="none"/>
+        </w:rPr>
+      </w:pPr>
+    </w:p>
+    <w:p>
       <w:pPr>
         <w:pStyle w:val="Prrafodelista"/>
         <w:numPr>
@@ -1492,7 +1418,7 @@
           <w:color w:val="000000"/>
           <w:kern w:val="0"/>
           <w:lang w:eastAsia="es-ES"/>
-          <ns2:ligatures ns2:val="none"/>
+          <w14:ligatures w14:val="none"/>
         </w:rPr>
       </w:pPr>
       <w:r>
@@ -1501,7 +1427,7 @@
           <w:color w:val="000000"/>
           <w:kern w:val="0"/>
           <w:lang w:eastAsia="es-ES"/>
-          <ns2:ligatures ns2:val="none"/>
+          <w14:ligatures w14:val="none"/>
         </w:rPr>
         <w:t xml:space="preserve">El 8 de julio de 2025, </w:t>
       </w:r>
@@ -1511,7 +1437,7 @@
           <w:color w:val="000000"/>
           <w:kern w:val="0"/>
           <w:lang w:val="es-ES" w:eastAsia="es-ES"/>
-          <ns2:ligatures ns2:val="none"/>
+          <w14:ligatures w14:val="none"/>
         </w:rPr>
         <w:t>Rímac</w:t>
       </w:r>
@@ -1521,7 +1447,7 @@
           <w:color w:val="000000"/>
           <w:kern w:val="0"/>
           <w:lang w:eastAsia="es-ES"/>
-          <ns2:ligatures ns2:val="none"/>
+          <w14:ligatures w14:val="none"/>
         </w:rPr>
         <w:t xml:space="preserve"> </w:t>
       </w:r>
@@ -1531,7 +1457,7 @@
           <w:color w:val="000000"/>
           <w:kern w:val="0"/>
           <w:lang w:eastAsia="es-ES"/>
-          <ns2:ligatures ns2:val="none"/>
+          <w14:ligatures w14:val="none"/>
         </w:rPr>
         <w:t xml:space="preserve">declaró infundado el reclamo, remitiendo nuevamente la cotización de </w:t>
       </w:r>
@@ -1541,7 +1467,7 @@
           <w:color w:val="000000"/>
           <w:kern w:val="0"/>
           <w:lang w:eastAsia="es-ES"/>
-          <ns2:ligatures ns2:val="none"/>
+          <w14:ligatures w14:val="none"/>
         </w:rPr>
         <w:t>rentabilidad modificada, sin abordar los puntos solicitados ni proporcionar documentos que justificaran la diferencia entre el valor de rescate proyectado y el real.</w:t>
       </w:r>
@@ -1551,12 +1477,12 @@
           <w:color w:val="000000"/>
           <w:kern w:val="0"/>
           <w:lang w:eastAsia="es-ES"/>
-          <ns2:ligatures ns2:val="none"/>
+          <w14:ligatures w14:val="none"/>
         </w:rPr>
         <w:t xml:space="preserve"> </w:t>
       </w:r>
     </w:p>
-    <w:p ns2:paraId="1C970E2B" ns2:textId="77777777">
+    <w:p>
       <w:pPr>
         <w:pStyle w:val="Prrafodelista"/>
         <w:spacing w:line="240" w:lineRule="auto"/>
@@ -1565,11 +1491,11 @@
           <w:color w:val="000000"/>
           <w:kern w:val="0"/>
           <w:lang w:eastAsia="es-ES"/>
-          <ns2:ligatures ns2:val="none"/>
-        </w:rPr>
-      </w:pPr>
-    </w:p>
-    <w:p ns2:paraId="22DCCCBE" ns2:textId="183C11D2">
+          <w14:ligatures w14:val="none"/>
+        </w:rPr>
+      </w:pPr>
+    </w:p>
+    <w:p>
       <w:pPr>
         <w:pStyle w:val="Prrafodelista"/>
         <w:numPr>
@@ -1584,7 +1510,7 @@
           <w:color w:val="000000"/>
           <w:kern w:val="0"/>
           <w:lang w:eastAsia="es-ES"/>
-          <ns2:ligatures ns2:val="none"/>
+          <w14:ligatures w14:val="none"/>
         </w:rPr>
       </w:pPr>
       <w:r>
@@ -1593,7 +1519,7 @@
           <w:color w:val="000000"/>
           <w:kern w:val="0"/>
           <w:lang w:eastAsia="es-ES"/>
-          <ns2:ligatures ns2:val="none"/>
+          <w14:ligatures w14:val="none"/>
         </w:rPr>
         <w:lastRenderedPageBreak/>
         <w:t xml:space="preserve">El 4 de agosto de 2025, presentó un nuevo reclamo a </w:t>
@@ -1604,7 +1530,7 @@
           <w:color w:val="000000"/>
           <w:kern w:val="0"/>
           <w:lang w:eastAsia="es-ES"/>
-          <ns2:ligatures ns2:val="none"/>
+          <w14:ligatures w14:val="none"/>
         </w:rPr>
         <w:t>Rímac</w:t>
       </w:r>
@@ -1614,7 +1540,7 @@
           <w:color w:val="000000"/>
           <w:kern w:val="0"/>
           <w:lang w:eastAsia="es-ES"/>
-          <ns2:ligatures ns2:val="none"/>
+          <w14:ligatures w14:val="none"/>
         </w:rPr>
         <w:t xml:space="preserve">, adjuntando los estados de cuenta del </w:t>
       </w:r>
@@ -1624,7 +1550,7 @@
           <w:color w:val="000000"/>
           <w:kern w:val="0"/>
           <w:lang w:eastAsia="es-ES"/>
-          <ns2:ligatures ns2:val="none"/>
+          <w14:ligatures w14:val="none"/>
         </w:rPr>
         <w:t xml:space="preserve">Banco BBVA Perú S.A. </w:t>
       </w:r>
@@ -1634,7 +1560,7 @@
           <w:color w:val="000000"/>
           <w:kern w:val="0"/>
           <w:lang w:eastAsia="es-ES"/>
-          <ns2:ligatures ns2:val="none"/>
+          <w14:ligatures w14:val="none"/>
         </w:rPr>
         <w:t xml:space="preserve">correspondientes al periodo de enero de 2015 a mayo de 2025 y un cuadro comparativo que detallaba los montos debitados, los montos que debieron cobrarse conforme al tipo de cambio de la </w:t>
       </w:r>
@@ -1644,7 +1570,7 @@
           <w:color w:val="000000"/>
           <w:kern w:val="0"/>
           <w:lang w:eastAsia="es-ES"/>
-          <ns2:ligatures ns2:val="none"/>
+          <w14:ligatures w14:val="none"/>
         </w:rPr>
         <w:t xml:space="preserve">Superintendencia de Banca, Seguros y Administradoras Privadas de Fondos de Pensiones (en adelante, SBS) </w:t>
       </w:r>
@@ -1654,12 +1580,12 @@
           <w:color w:val="000000"/>
           <w:kern w:val="0"/>
           <w:lang w:eastAsia="es-ES"/>
-          <ns2:ligatures ns2:val="none"/>
+          <w14:ligatures w14:val="none"/>
         </w:rPr>
         <w:t>y la diferencia cobrada en exceso.</w:t>
       </w:r>
     </w:p>
-    <w:p ns2:paraId="0BA75218" ns2:textId="77777777">
+    <w:p>
       <w:pPr>
         <w:pStyle w:val="Prrafodelista"/>
         <w:spacing w:line="240" w:lineRule="auto"/>
@@ -1668,11 +1594,11 @@
           <w:color w:val="000000"/>
           <w:kern w:val="0"/>
           <w:lang w:eastAsia="es-ES"/>
-          <ns2:ligatures ns2:val="none"/>
-        </w:rPr>
-      </w:pPr>
-    </w:p>
-    <w:p ns2:paraId="22E74036" ns2:textId="538B78AE">
+          <w14:ligatures w14:val="none"/>
+        </w:rPr>
+      </w:pPr>
+    </w:p>
+    <w:p>
       <w:pPr>
         <w:pStyle w:val="Prrafodelista"/>
         <w:numPr>
@@ -1687,7 +1613,7 @@
           <w:color w:val="000000"/>
           <w:kern w:val="0"/>
           <w:lang w:eastAsia="es-ES"/>
-          <ns2:ligatures ns2:val="none"/>
+          <w14:ligatures w14:val="none"/>
         </w:rPr>
       </w:pPr>
       <w:r>
@@ -1696,7 +1622,7 @@
           <w:color w:val="000000"/>
           <w:kern w:val="0"/>
           <w:lang w:eastAsia="es-ES"/>
-          <ns2:ligatures ns2:val="none"/>
+          <w14:ligatures w14:val="none"/>
         </w:rPr>
         <w:t xml:space="preserve">El 15 de agosto de 2025, </w:t>
       </w:r>
@@ -1706,7 +1632,7 @@
           <w:color w:val="000000"/>
           <w:kern w:val="0"/>
           <w:lang w:eastAsia="es-ES"/>
-          <ns2:ligatures ns2:val="none"/>
+          <w14:ligatures w14:val="none"/>
         </w:rPr>
         <w:t>Rímac</w:t>
       </w:r>
@@ -1716,7 +1642,7 @@
           <w:color w:val="000000"/>
           <w:kern w:val="0"/>
           <w:lang w:eastAsia="es-ES"/>
-          <ns2:ligatures ns2:val="none"/>
+          <w14:ligatures w14:val="none"/>
         </w:rPr>
         <w:t xml:space="preserve"> respondió declarando infundado el reclamo, indicando que el tipo de cambio aplicado correspondía al del banco emisor, sin justificar la discrepancia con lo establecido en el contrato del Seguro </w:t>
       </w:r>
@@ -1726,7 +1652,7 @@
           <w:color w:val="000000"/>
           <w:kern w:val="0"/>
           <w:lang w:eastAsia="es-ES"/>
-          <ns2:ligatures ns2:val="none"/>
+          <w14:ligatures w14:val="none"/>
         </w:rPr>
         <w:t xml:space="preserve">de </w:t>
       </w:r>
@@ -1736,7 +1662,7 @@
           <w:color w:val="000000"/>
           <w:kern w:val="0"/>
           <w:lang w:eastAsia="es-ES"/>
-          <ns2:ligatures ns2:val="none"/>
+          <w14:ligatures w14:val="none"/>
         </w:rPr>
         <w:t>Vida</w:t>
       </w:r>
@@ -1746,7 +1672,7 @@
           <w:color w:val="000000"/>
           <w:kern w:val="0"/>
           <w:lang w:eastAsia="es-ES"/>
-          <ns2:ligatures ns2:val="none"/>
+          <w14:ligatures w14:val="none"/>
         </w:rPr>
         <w:t xml:space="preserve"> debido a que establece que el tipo de cambio aplicable es el de la </w:t>
       </w:r>
@@ -1756,7 +1682,7 @@
           <w:color w:val="000000"/>
           <w:kern w:val="0"/>
           <w:lang w:eastAsia="es-ES"/>
-          <ns2:ligatures ns2:val="none"/>
+          <w14:ligatures w14:val="none"/>
         </w:rPr>
         <w:t>SBS</w:t>
       </w:r>
@@ -1766,12 +1692,12 @@
           <w:color w:val="000000"/>
           <w:kern w:val="0"/>
           <w:lang w:eastAsia="es-ES"/>
-          <ns2:ligatures ns2:val="none"/>
+          <w14:ligatures w14:val="none"/>
         </w:rPr>
         <w:t>.</w:t>
       </w:r>
     </w:p>
-    <w:p ns2:paraId="33E14FF7" ns2:textId="77777777">
+    <w:p>
       <w:pPr>
         <w:tabs>
           <w:tab w:val="left" w:pos="1134"/>
@@ -1783,11 +1709,11 @@
           <w:color w:val="000000"/>
           <w:kern w:val="0"/>
           <w:lang w:eastAsia="es-ES"/>
-          <ns2:ligatures ns2:val="none"/>
-        </w:rPr>
-      </w:pPr>
-    </w:p>
-    <w:p ns2:paraId="65C58807" ns2:textId="08775FCE">
+          <w14:ligatures w14:val="none"/>
+        </w:rPr>
+      </w:pPr>
+    </w:p>
+    <w:p>
       <w:pPr>
         <w:numPr>
           <w:ilvl w:val="1"/>
@@ -1805,7 +1731,7 @@
           <w:color w:val="000000"/>
           <w:kern w:val="0"/>
           <w:lang w:val="es-ES" w:eastAsia="es-ES"/>
-          <ns2:ligatures ns2:val="none"/>
+          <w14:ligatures w14:val="none"/>
         </w:rPr>
       </w:pPr>
       <w:r>
@@ -1814,7 +1740,7 @@
           <w:color w:val="000000"/>
           <w:kern w:val="0"/>
           <w:lang w:val="es-ES" w:eastAsia="es-ES"/>
-          <ns2:ligatures ns2:val="none"/>
+          <w14:ligatures w14:val="none"/>
         </w:rPr>
         <w:t xml:space="preserve">La señora [APELLIDO] solicitó, en calidad de medida correctiva, que Rímac cumpla con otorgar el valor total de sus aportes por la suma de US$ 9 108,00 más rentabilidad según cotización ofrecida (correspondiente a $118, 174); o, en su defecto, cumpla con otorgar el valor total de sus aportes íntegros más intereses legales compensatorios. Asimismo, requirió el reembolso de costos y costas del presente procedimiento. </w:t>
       </w:r>
@@ -1822,7 +1748,7 @@
         <w:rPr>
           <w:rFonts w:ascii="Arial Narrow" w:eastAsia="Calibri" w:hAnsi="Arial Narrow" w:cs="Arial"/>
           <w:kern w:val="0"/>
-          <ns2:ligatures ns2:val="none"/>
+          <w14:ligatures w14:val="none"/>
         </w:rPr>
         <w:t xml:space="preserve"/>
       </w:r>
@@ -1832,7 +1758,7 @@
           <w:color w:val="000000"/>
           <w:kern w:val="0"/>
           <w:lang w:val="es-ES" w:eastAsia="es-ES"/>
-          <ns2:ligatures ns2:val="none"/>
+          <w14:ligatures w14:val="none"/>
         </w:rPr>
         <w:t xml:space="preserve"/>
       </w:r>
@@ -1842,7 +1768,7 @@
           <w:color w:val="000000"/>
           <w:kern w:val="0"/>
           <w:lang w:val="es-ES" w:eastAsia="es-ES"/>
-          <ns2:ligatures ns2:val="none"/>
+          <w14:ligatures w14:val="none"/>
         </w:rPr>
         <w:t/>
       </w:r>
@@ -1852,7 +1778,7 @@
           <w:color w:val="000000"/>
           <w:kern w:val="0"/>
           <w:lang w:val="es-ES" w:eastAsia="es-ES"/>
-          <ns2:ligatures ns2:val="none"/>
+          <w14:ligatures w14:val="none"/>
         </w:rPr>
         <w:t xml:space="preserve"/>
       </w:r>
@@ -1862,7 +1788,7 @@
           <w:color w:val="000000"/>
           <w:kern w:val="0"/>
           <w:lang w:val="es-ES" w:eastAsia="es-ES"/>
-          <ns2:ligatures ns2:val="none"/>
+          <w14:ligatures w14:val="none"/>
         </w:rPr>
         <w:t xml:space="preserve"/>
       </w:r>
@@ -1872,7 +1798,7 @@
           <w:color w:val="000000"/>
           <w:kern w:val="0"/>
           <w:lang w:val="es-ES" w:eastAsia="es-ES"/>
-          <ns2:ligatures ns2:val="none"/>
+          <w14:ligatures w14:val="none"/>
         </w:rPr>
         <w:t xml:space="preserve"/>
       </w:r>
@@ -1882,7 +1808,7 @@
           <w:color w:val="000000"/>
           <w:kern w:val="0"/>
           <w:lang w:val="es-ES" w:eastAsia="es-ES"/>
-          <ns2:ligatures ns2:val="none"/>
+          <w14:ligatures w14:val="none"/>
         </w:rPr>
         <w:t xml:space="preserve"/>
       </w:r>
@@ -1892,7 +1818,7 @@
           <w:color w:val="000000"/>
           <w:kern w:val="0"/>
           <w:lang w:val="es-ES" w:eastAsia="es-ES"/>
-          <ns2:ligatures ns2:val="none"/>
+          <w14:ligatures w14:val="none"/>
         </w:rPr>
         <w:t xml:space="preserve"/>
       </w:r>
@@ -1902,7 +1828,7 @@
           <w:color w:val="000000"/>
           <w:kern w:val="0"/>
           <w:lang w:val="es-ES" w:eastAsia="es-ES"/>
-          <ns2:ligatures ns2:val="none"/>
+          <w14:ligatures w14:val="none"/>
         </w:rPr>
         <w:t xml:space="preserve"/>
       </w:r>
@@ -1912,7 +1838,7 @@
           <w:color w:val="000000"/>
           <w:kern w:val="0"/>
           <w:lang w:val="es-ES" w:eastAsia="es-ES"/>
-          <ns2:ligatures ns2:val="none"/>
+          <w14:ligatures w14:val="none"/>
         </w:rPr>
         <w:t xml:space="preserve"/>
       </w:r>
@@ -1922,7 +1848,7 @@
           <w:color w:val="000000"/>
           <w:kern w:val="0"/>
           <w:lang w:val="es-ES" w:eastAsia="es-ES"/>
-          <ns2:ligatures ns2:val="none"/>
+          <w14:ligatures w14:val="none"/>
         </w:rPr>
         <w:t/>
       </w:r>
@@ -1932,7 +1858,7 @@
           <w:color w:val="000000"/>
           <w:kern w:val="0"/>
           <w:lang w:val="es-ES" w:eastAsia="es-ES"/>
-          <ns2:ligatures ns2:val="none"/>
+          <w14:ligatures w14:val="none"/>
         </w:rPr>
         <w:t xml:space="preserve"/>
       </w:r>
@@ -1942,7 +1868,7 @@
           <w:color w:val="000000"/>
           <w:kern w:val="0"/>
           <w:lang w:val="es-ES" w:eastAsia="es-ES"/>
-          <ns2:ligatures ns2:val="none"/>
+          <w14:ligatures w14:val="none"/>
         </w:rPr>
         <w:t xml:space="preserve"/>
       </w:r>
@@ -1952,7 +1878,7 @@
           <w:color w:val="000000"/>
           <w:kern w:val="0"/>
           <w:lang w:val="es-ES" w:eastAsia="es-ES"/>
-          <ns2:ligatures ns2:val="none"/>
+          <w14:ligatures w14:val="none"/>
         </w:rPr>
         <w:t/>
       </w:r>
@@ -1962,7 +1888,7 @@
           <w:color w:val="000000"/>
           <w:kern w:val="0"/>
           <w:lang w:val="es-ES" w:eastAsia="es-ES"/>
-          <ns2:ligatures ns2:val="none"/>
+          <w14:ligatures w14:val="none"/>
         </w:rPr>
         <w:t/>
       </w:r>
@@ -1972,7 +1898,7 @@
           <w:color w:val="000000"/>
           <w:kern w:val="0"/>
           <w:lang w:val="es-ES" w:eastAsia="es-ES"/>
-          <ns2:ligatures ns2:val="none"/>
+          <w14:ligatures w14:val="none"/>
         </w:rPr>
         <w:t/>
       </w:r>
@@ -1982,12 +1908,12 @@
           <w:color w:val="000000"/>
           <w:kern w:val="0"/>
           <w:lang w:val="es-ES" w:eastAsia="es-ES"/>
-          <ns2:ligatures ns2:val="none"/>
+          <w14:ligatures w14:val="none"/>
         </w:rPr>
         <w:t xml:space="preserve"/>
       </w:r>
     </w:p>
-    <w:p ns2:paraId="66005174" ns2:textId="77777777">
+    <w:p>
       <w:pPr>
         <w:spacing w:after="0" w:line="240" w:lineRule="auto"/>
         <w:contextualSpacing/>
@@ -1998,11 +1924,11 @@
           <w:color w:val="000000"/>
           <w:kern w:val="0"/>
           <w:lang w:eastAsia="es-PE"/>
-          <ns2:ligatures ns2:val="none"/>
-        </w:rPr>
-      </w:pPr>
-    </w:p>
-    <w:p ns2:paraId="3541B1F9" ns2:textId="77777777">
+          <w14:ligatures w14:val="none"/>
+        </w:rPr>
+      </w:pPr>
+    </w:p>
+    <w:p>
       <w:pPr>
         <w:pStyle w:val="Prrafodelista"/>
         <w:numPr>
@@ -2022,7 +1948,7 @@
           <w:color w:val="000000"/>
           <w:kern w:val="0"/>
           <w:lang w:eastAsia="es-PE"/>
-          <ns2:ligatures ns2:val="none"/>
+          <w14:ligatures w14:val="none"/>
         </w:rPr>
       </w:pPr>
       <w:r>
@@ -2032,12 +1958,12 @@
           <w:color w:val="000000"/>
           <w:kern w:val="0"/>
           <w:lang w:eastAsia="es-PE"/>
-          <ns2:ligatures ns2:val="none"/>
+          <w14:ligatures w14:val="none"/>
         </w:rPr>
         <w:t>DE LA ADMISIÓN A TRÁMITE DE LA DENUNCIA</w:t>
       </w:r>
     </w:p>
-    <w:p ns2:paraId="34556756" ns2:textId="77777777">
+    <w:p>
       <w:pPr>
         <w:spacing w:after="0" w:line="240" w:lineRule="auto"/>
         <w:ind w:left="567"/>
@@ -2049,11 +1975,11 @@
           <w:color w:val="000000"/>
           <w:kern w:val="0"/>
           <w:lang w:eastAsia="es-PE"/>
-          <ns2:ligatures ns2:val="none"/>
-        </w:rPr>
-      </w:pPr>
-    </w:p>
-    <w:p ns2:paraId="342F2166" ns2:textId="349C267B">
+          <w14:ligatures w14:val="none"/>
+        </w:rPr>
+      </w:pPr>
+    </w:p>
+    <w:p>
       <w:pPr>
         <w:pStyle w:val="Prrafodelista"/>
         <w:numPr>
@@ -2066,7 +1992,7 @@
         <w:rPr>
           <w:rFonts w:ascii="Arial Narrow" w:eastAsia="Arial Narrow" w:hAnsi="Arial Narrow" w:cs="Arial Narrow"/>
           <w:kern w:val="0"/>
-          <ns2:ligatures ns2:val="none"/>
+          <w14:ligatures w14:val="none"/>
         </w:rPr>
       </w:pPr>
       <w:bookmarkStart w:id="1" w:name="_Hlk140755208"/>
@@ -2078,7 +2004,7 @@
           <w:color w:val="000000"/>
           <w:kern w:val="0"/>
           <w:lang w:eastAsia="es-PE"/>
-          <ns2:ligatures ns2:val="none"/>
+          <w14:ligatures w14:val="none"/>
         </w:rPr>
         <w:t xml:space="preserve">La </w:t>
       </w:r>
@@ -2091,7 +2017,7 @@
           <w:color w:val="000000"/>
           <w:kern w:val="0"/>
           <w:lang w:eastAsia="es-PE"/>
-          <ns2:ligatures ns2:val="none"/>
+          <w14:ligatures w14:val="none"/>
         </w:rPr>
         <w:t>Secretaría Técnica de la Comisión de Protección al Consumidor 1 (en adelante, la Secretaría Técnica), en ejercicio de sus facultades</w:t>
       </w:r>
@@ -2101,7 +2027,7 @@
           <w:rFonts w:ascii="Arial Narrow" w:eastAsia="Arial Narrow" w:hAnsi="Arial Narrow" w:cs="Arial Narrow"/>
           <w:kern w:val="0"/>
           <w:vertAlign w:val="superscript"/>
-          <ns2:ligatures ns2:val="none"/>
+          <w14:ligatures w14:val="none"/>
         </w:rPr>
         <w:footnoteReference w:id="2"/>
       </w:r>
@@ -2111,7 +2037,7 @@
           <w:color w:val="000000"/>
           <w:kern w:val="0"/>
           <w:lang w:eastAsia="es-PE"/>
-          <ns2:ligatures ns2:val="none"/>
+          <w14:ligatures w14:val="none"/>
         </w:rPr>
         <w:t xml:space="preserve">, considera </w:t>
       </w:r>
@@ -2119,7 +2045,7 @@
         <w:rPr>
           <w:rFonts w:ascii="Arial Narrow" w:eastAsia="Arial Narrow" w:hAnsi="Arial Narrow" w:cs="Arial Narrow"/>
           <w:kern w:val="0"/>
-          <ns2:ligatures ns2:val="none"/>
+          <w14:ligatures w14:val="none"/>
         </w:rPr>
         <w:t xml:space="preserve">que el hecho denunciado, consistente en que </w:t>
       </w:r>
@@ -2133,7 +2059,7 @@
         <w:rPr>
           <w:rFonts w:ascii="Arial Narrow" w:eastAsia="Arial Narrow" w:hAnsi="Arial Narrow" w:cs="Arial Narrow"/>
           <w:kern w:val="0"/>
-          <ns2:ligatures ns2:val="none"/>
+          <w14:ligatures w14:val="none"/>
         </w:rPr>
         <w:t>; involucraría una presunta afectación a sus expectativas, quien no habría encontrado una correspondencia entre lo que esperaba recibir de parte del proveedor y lo que realmente recibió. Por consiguiente, corresponde calificar el hecho materia de denuncia como una presunta infracción al deber de idoneidad, tipificado en los artículos 18</w:t>
       </w:r>
@@ -2143,7 +2069,7 @@
           <w:color w:val="000000"/>
           <w:kern w:val="0"/>
           <w:lang w:eastAsia="es-PE"/>
-          <ns2:ligatures ns2:val="none"/>
+          <w14:ligatures w14:val="none"/>
         </w:rPr>
         <w:t/>
       </w:r>
@@ -2151,7 +2077,7 @@
         <w:rPr>
           <w:rFonts w:ascii="Arial Narrow" w:eastAsia="Arial Narrow" w:hAnsi="Arial Narrow" w:cs="Arial Narrow"/>
           <w:kern w:val="0"/>
-          <ns2:ligatures ns2:val="none"/>
+          <w14:ligatures w14:val="none"/>
         </w:rPr>
         <w:t xml:space="preserve"> y 19</w:t>
       </w:r>
@@ -2161,7 +2087,7 @@
           <w:color w:val="000000"/>
           <w:kern w:val="0"/>
           <w:lang w:eastAsia="es-PE"/>
-          <ns2:ligatures ns2:val="none"/>
+          <w14:ligatures w14:val="none"/>
         </w:rPr>
         <w:t/>
       </w:r>
@@ -2169,7 +2095,7 @@
         <w:rPr>
           <w:rFonts w:ascii="Arial Narrow" w:eastAsia="Arial Narrow" w:hAnsi="Arial Narrow" w:cs="Arial Narrow"/>
           <w:kern w:val="0"/>
-          <ns2:ligatures ns2:val="none"/>
+          <w14:ligatures w14:val="none"/>
         </w:rPr>
         <w:t xml:space="preserve"> del Código</w:t>
       </w:r>
@@ -2179,7 +2105,7 @@
           <w:rFonts w:ascii="Arial Narrow" w:eastAsia="Arial Narrow" w:hAnsi="Arial Narrow" w:cs="Arial"/>
           <w:kern w:val="0"/>
           <w:vertAlign w:val="superscript"/>
-          <ns2:ligatures ns2:val="none"/>
+          <w14:ligatures w14:val="none"/>
         </w:rPr>
         <w:footnoteReference w:id="3"/>
       </w:r>
@@ -2187,12 +2113,12 @@
         <w:rPr>
           <w:rFonts w:ascii="Arial Narrow" w:eastAsia="Arial Narrow" w:hAnsi="Arial Narrow" w:cs="Arial Narrow"/>
           <w:kern w:val="0"/>
-          <ns2:ligatures ns2:val="none"/>
+          <w14:ligatures w14:val="none"/>
         </w:rPr>
         <w:t>.</w:t>
       </w:r>
     </w:p>
-    <w:p ns2:paraId="561E500A" ns2:textId="697CDC9B">
+    <w:p>
       <w:pPr>
         <w:pStyle w:val="Prrafodelista"/>
         <w:numPr>
@@ -2205,14 +2131,14 @@
         <w:rPr>
           <w:rFonts w:ascii="Arial Narrow" w:eastAsia="Arial Narrow" w:hAnsi="Arial Narrow" w:cs="Arial Narrow"/>
           <w:kern w:val="0"/>
-          <ns2:ligatures ns2:val="none"/>
-        </w:rPr>
-      </w:pPr>
-      <w:r>
-        <w:rPr>
-          <w:rFonts w:ascii="Arial Narrow" w:eastAsia="Arial Narrow" w:hAnsi="Arial Narrow" w:cs="Arial Narrow"/>
-          <w:kern w:val="0"/>
-          <ns2:ligatures ns2:val="none"/>
+          <w14:ligatures w14:val="none"/>
+        </w:rPr>
+      </w:pPr>
+      <w:r>
+        <w:rPr>
+          <w:rFonts w:ascii="Arial Narrow" w:eastAsia="Arial Narrow" w:hAnsi="Arial Narrow" w:cs="Arial Narrow"/>
+          <w:kern w:val="0"/>
+          <w14:ligatures w14:val="none"/>
         </w:rPr>
         <w:lastRenderedPageBreak/>
         <w:t xml:space="preserve">Así </w:t>
@@ -2224,7 +2150,7 @@
           <w:color w:val="000000"/>
           <w:kern w:val="0"/>
           <w:lang w:eastAsia="es-PE"/>
-          <ns2:ligatures ns2:val="none"/>
+          <w14:ligatures w14:val="none"/>
         </w:rPr>
         <w:t xml:space="preserve">también, </w:t>
       </w:r>
@@ -2232,7 +2158,7 @@
         <w:rPr>
           <w:rFonts w:ascii="Arial Narrow" w:eastAsia="Arial Narrow" w:hAnsi="Arial Narrow" w:cs="Arial Narrow"/>
           <w:kern w:val="0"/>
-          <ns2:ligatures ns2:val="none"/>
+          <w14:ligatures w14:val="none"/>
         </w:rPr>
         <w:t>la Secretaría Técnica, en ejercicio de sus facultades,</w:t>
       </w:r>
@@ -2242,7 +2168,7 @@
           <w:color w:val="000000"/>
           <w:kern w:val="0"/>
           <w:lang w:eastAsia="es-PE"/>
-          <ns2:ligatures ns2:val="none"/>
+          <w14:ligatures w14:val="none"/>
         </w:rPr>
         <w:t xml:space="preserve"> </w:t>
       </w:r>
@@ -2252,7 +2178,7 @@
           <w:color w:val="000000"/>
           <w:kern w:val="0"/>
           <w:lang w:eastAsia="es-PE"/>
-          <ns2:ligatures ns2:val="none"/>
+          <w14:ligatures w14:val="none"/>
         </w:rPr>
         <w:t>c</w:t>
       </w:r>
@@ -2262,7 +2188,7 @@
           <w:color w:val="000000"/>
           <w:kern w:val="0"/>
           <w:lang w:eastAsia="es-PE"/>
-          <ns2:ligatures ns2:val="none"/>
+          <w14:ligatures w14:val="none"/>
         </w:rPr>
         <w:t xml:space="preserve">onsidera </w:t>
       </w:r>
@@ -2270,7 +2196,7 @@
         <w:rPr>
           <w:rFonts w:ascii="Arial Narrow" w:eastAsia="Arial Narrow" w:hAnsi="Arial Narrow" w:cs="Arial"/>
           <w:kern w:val="0"/>
-          <ns2:ligatures ns2:val="none"/>
+          <w14:ligatures w14:val="none"/>
         </w:rPr>
         <w:t xml:space="preserve">que el hecho denunciado, consistente en que </w:t>
       </w:r>
@@ -2286,7 +2212,7 @@
           <w:color w:val="000000"/>
           <w:kern w:val="0"/>
           <w:lang w:eastAsia="es-PE"/>
-          <ns2:ligatures ns2:val="none"/>
+          <w14:ligatures w14:val="none"/>
         </w:rPr>
         <w:t>; involucraría una presunta afectación a sus expectativas</w:t>
       </w:r>
@@ -2296,7 +2222,7 @@
           <w:color w:val="000000"/>
           <w:kern w:val="0"/>
           <w:lang w:eastAsia="es-PE"/>
-          <ns2:ligatures ns2:val="none"/>
+          <w14:ligatures w14:val="none"/>
         </w:rPr>
         <w:t>, quien no habría encontrado una correspondencia entre lo que esperaba recibir de parte del proveedor y lo que realmente recibió. Por consiguiente, corresponde calificar el hecho materia de denuncia como una presunta infracción al deber de idoneidad</w:t>
       </w:r>
@@ -2304,7 +2230,7 @@
         <w:rPr>
           <w:rFonts w:ascii="Arial Narrow" w:eastAsia="Arial Narrow" w:hAnsi="Arial Narrow" w:cs="Arial Narrow"/>
           <w:kern w:val="0"/>
-          <ns2:ligatures ns2:val="none"/>
+          <w14:ligatures w14:val="none"/>
         </w:rPr>
         <w:t>, tipificado en los artículos 18</w:t>
       </w:r>
@@ -2314,7 +2240,7 @@
           <w:color w:val="000000"/>
           <w:kern w:val="0"/>
           <w:lang w:eastAsia="es-PE"/>
-          <ns2:ligatures ns2:val="none"/>
+          <w14:ligatures w14:val="none"/>
         </w:rPr>
         <w:t/>
       </w:r>
@@ -2322,7 +2248,7 @@
         <w:rPr>
           <w:rFonts w:ascii="Arial Narrow" w:eastAsia="Arial Narrow" w:hAnsi="Arial Narrow" w:cs="Arial Narrow"/>
           <w:kern w:val="0"/>
-          <ns2:ligatures ns2:val="none"/>
+          <w14:ligatures w14:val="none"/>
         </w:rPr>
         <w:t xml:space="preserve"> y 19</w:t>
       </w:r>
@@ -2332,7 +2258,7 @@
           <w:color w:val="000000"/>
           <w:kern w:val="0"/>
           <w:lang w:eastAsia="es-PE"/>
-          <ns2:ligatures ns2:val="none"/>
+          <w14:ligatures w14:val="none"/>
         </w:rPr>
         <w:t/>
       </w:r>
@@ -2340,12 +2266,12 @@
         <w:rPr>
           <w:rFonts w:ascii="Arial Narrow" w:eastAsia="Arial Narrow" w:hAnsi="Arial Narrow" w:cs="Arial Narrow"/>
           <w:kern w:val="0"/>
-          <ns2:ligatures ns2:val="none"/>
+          <w14:ligatures w14:val="none"/>
         </w:rPr>
         <w:t xml:space="preserve"> del Código.</w:t>
       </w:r>
     </w:p>
-    <w:p ns2:paraId="1CA1EDC7" ns2:textId="77777777">
+    <w:p>
       <w:pPr>
         <w:pStyle w:val="Prrafodelista"/>
         <w:spacing w:after="0" w:line="240" w:lineRule="auto"/>
@@ -2354,11 +2280,11 @@
         <w:rPr>
           <w:rFonts w:ascii="Arial Narrow" w:eastAsia="Arial Narrow" w:hAnsi="Arial Narrow" w:cs="Arial Narrow"/>
           <w:kern w:val="0"/>
-          <ns2:ligatures ns2:val="none"/>
-        </w:rPr>
-      </w:pPr>
-    </w:p>
-    <w:p ns2:paraId="6384DAA8" ns2:textId="1D576FC3">
+          <w14:ligatures w14:val="none"/>
+        </w:rPr>
+      </w:pPr>
+    </w:p>
+    <w:p>
       <w:pPr>
         <w:pStyle w:val="Prrafodelista"/>
         <w:numPr>
@@ -2371,14 +2297,14 @@
         <w:rPr>
           <w:rFonts w:ascii="Arial Narrow" w:eastAsia="Arial Narrow" w:hAnsi="Arial Narrow" w:cs="Arial Narrow"/>
           <w:kern w:val="0"/>
-          <ns2:ligatures ns2:val="none"/>
-        </w:rPr>
-      </w:pPr>
-      <w:r>
-        <w:rPr>
-          <w:rFonts w:ascii="Arial Narrow" w:eastAsia="Arial Narrow" w:hAnsi="Arial Narrow" w:cs="Arial Narrow"/>
-          <w:kern w:val="0"/>
-          <ns2:ligatures ns2:val="none"/>
+          <w14:ligatures w14:val="none"/>
+        </w:rPr>
+      </w:pPr>
+      <w:r>
+        <w:rPr>
+          <w:rFonts w:ascii="Arial Narrow" w:eastAsia="Arial Narrow" w:hAnsi="Arial Narrow" w:cs="Arial Narrow"/>
+          <w:kern w:val="0"/>
+          <w14:ligatures w14:val="none"/>
         </w:rPr>
         <w:t>Además</w:t>
       </w:r>
@@ -2386,7 +2312,7 @@
         <w:rPr>
           <w:rFonts w:ascii="Arial Narrow" w:eastAsia="Arial Narrow" w:hAnsi="Arial Narrow" w:cs="Arial Narrow"/>
           <w:kern w:val="0"/>
-          <ns2:ligatures ns2:val="none"/>
+          <w14:ligatures w14:val="none"/>
         </w:rPr>
         <w:t xml:space="preserve">, la Secretaría Técnica, en ejercicio de sus facultades, </w:t>
       </w:r>
@@ -2396,7 +2322,7 @@
           <w:color w:val="000000"/>
           <w:kern w:val="0"/>
           <w:lang w:eastAsia="es-PE"/>
-          <ns2:ligatures ns2:val="none"/>
+          <w14:ligatures w14:val="none"/>
         </w:rPr>
         <w:t xml:space="preserve">considera </w:t>
       </w:r>
@@ -2404,7 +2330,7 @@
         <w:rPr>
           <w:rFonts w:ascii="Arial Narrow" w:eastAsia="Arial Narrow" w:hAnsi="Arial Narrow" w:cs="Arial Narrow"/>
           <w:kern w:val="0"/>
-          <ns2:ligatures ns2:val="none"/>
+          <w14:ligatures w14:val="none"/>
         </w:rPr>
         <w:t>que el hecho denunciado</w:t>
       </w:r>
@@ -2414,7 +2340,7 @@
           <w:color w:val="000000"/>
           <w:kern w:val="0"/>
           <w:lang w:eastAsia="es-PE"/>
-          <ns2:ligatures ns2:val="none"/>
+          <w14:ligatures w14:val="none"/>
         </w:rPr>
         <w:t xml:space="preserve">, consistente en que </w:t>
       </w:r>
@@ -2430,7 +2356,7 @@
           <w:color w:val="000000"/>
           <w:kern w:val="0"/>
           <w:lang w:eastAsia="es-PE"/>
-          <ns2:ligatures ns2:val="none"/>
+          <w14:ligatures w14:val="none"/>
         </w:rPr>
         <w:t>.</w:t>
       </w:r>
@@ -2440,7 +2366,7 @@
           <w:color w:val="000000"/>
           <w:kern w:val="0"/>
           <w:lang w:eastAsia="es-PE"/>
-          <ns2:ligatures ns2:val="none"/>
+          <w14:ligatures w14:val="none"/>
         </w:rPr>
         <w:t xml:space="preserve"> </w:t>
       </w:r>
@@ -2450,7 +2376,7 @@
           <w:color w:val="000000"/>
           <w:kern w:val="0"/>
           <w:lang w:eastAsia="es-PE"/>
-          <ns2:ligatures ns2:val="none"/>
+          <w14:ligatures w14:val="none"/>
         </w:rPr>
         <w:t>Por consiguiente</w:t>
       </w:r>
@@ -2460,7 +2386,7 @@
           <w:color w:val="000000"/>
           <w:kern w:val="0"/>
           <w:lang w:eastAsia="es-PE"/>
-          <ns2:ligatures ns2:val="none"/>
+          <w14:ligatures w14:val="none"/>
         </w:rPr>
         <w:t>, corresponde calificar el hecho materia de denuncia como una presunta infracción al</w:t>
       </w:r>
@@ -2468,7 +2394,7 @@
         <w:rPr>
           <w:rFonts w:ascii="Arial Narrow" w:eastAsia="Arial Narrow" w:hAnsi="Arial Narrow" w:cs="Arial Narrow"/>
           <w:kern w:val="0"/>
-          <ns2:ligatures ns2:val="none"/>
+          <w14:ligatures w14:val="none"/>
         </w:rPr>
         <w:t xml:space="preserve"> </w:t>
       </w:r>
@@ -2476,7 +2402,7 @@
         <w:rPr>
           <w:rFonts w:ascii="Arial Narrow" w:eastAsia="Arial Narrow" w:hAnsi="Arial Narrow" w:cs="Arial Narrow"/>
           <w:kern w:val="0"/>
-          <ns2:ligatures ns2:val="none"/>
+          <w14:ligatures w14:val="none"/>
         </w:rPr>
         <w:t>numeral 88.1 del artículo 88 del Código</w:t>
       </w:r>
@@ -2486,7 +2412,7 @@
           <w:rFonts w:ascii="Arial Narrow" w:eastAsia="Arial Narrow" w:hAnsi="Arial Narrow" w:cs="Arial"/>
           <w:kern w:val="0"/>
           <w:vertAlign w:val="superscript"/>
-          <ns2:ligatures ns2:val="none"/>
+          <w14:ligatures w14:val="none"/>
         </w:rPr>
         <w:footnoteReference w:id="4"/>
       </w:r>
@@ -2494,23 +2420,23 @@
         <w:rPr>
           <w:rFonts w:ascii="Arial Narrow" w:eastAsia="Arial Narrow" w:hAnsi="Arial Narrow" w:cs="Arial Narrow"/>
           <w:kern w:val="0"/>
-          <ns2:ligatures ns2:val="none"/>
+          <w14:ligatures w14:val="none"/>
         </w:rPr>
         <w:t>.</w:t>
       </w:r>
     </w:p>
-    <w:p ns2:paraId="684204A6" ns2:textId="77777777">
+    <w:p>
       <w:pPr>
         <w:pStyle w:val="Prrafodelista"/>
         <w:spacing w:line="240" w:lineRule="auto"/>
         <w:rPr>
           <w:rFonts w:ascii="Arial Narrow" w:eastAsia="Arial Narrow" w:hAnsi="Arial Narrow" w:cs="Arial Narrow"/>
           <w:kern w:val="0"/>
-          <ns2:ligatures ns2:val="none"/>
-        </w:rPr>
-      </w:pPr>
-    </w:p>
-    <w:p ns2:paraId="6BBDB7D3" ns2:textId="1E61C957">
+          <w14:ligatures w14:val="none"/>
+        </w:rPr>
+      </w:pPr>
+    </w:p>
+    <w:p>
       <w:pPr>
         <w:pStyle w:val="Prrafodelista"/>
         <w:numPr>
@@ -2523,14 +2449,14 @@
         <w:rPr>
           <w:rFonts w:ascii="Arial Narrow" w:eastAsia="Arial Narrow" w:hAnsi="Arial Narrow" w:cs="Arial Narrow"/>
           <w:kern w:val="0"/>
-          <ns2:ligatures ns2:val="none"/>
-        </w:rPr>
-      </w:pPr>
-      <w:r>
-        <w:rPr>
-          <w:rFonts w:ascii="Arial Narrow" w:eastAsia="Arial Narrow" w:hAnsi="Arial Narrow" w:cs="Arial Narrow"/>
-          <w:kern w:val="0"/>
-          <ns2:ligatures ns2:val="none"/>
+          <w14:ligatures w14:val="none"/>
+        </w:rPr>
+      </w:pPr>
+      <w:r>
+        <w:rPr>
+          <w:rFonts w:ascii="Arial Narrow" w:eastAsia="Arial Narrow" w:hAnsi="Arial Narrow" w:cs="Arial Narrow"/>
+          <w:kern w:val="0"/>
+          <w14:ligatures w14:val="none"/>
         </w:rPr>
         <w:t xml:space="preserve">Asimismo, la Secretaría Técnica, en ejercicio de sus facultades, </w:t>
       </w:r>
@@ -2540,7 +2466,7 @@
           <w:color w:val="000000"/>
           <w:kern w:val="0"/>
           <w:lang w:eastAsia="es-PE"/>
-          <ns2:ligatures ns2:val="none"/>
+          <w14:ligatures w14:val="none"/>
         </w:rPr>
         <w:t xml:space="preserve">considera </w:t>
       </w:r>
@@ -2548,7 +2474,7 @@
         <w:rPr>
           <w:rFonts w:ascii="Arial Narrow" w:eastAsia="Arial Narrow" w:hAnsi="Arial Narrow" w:cs="Arial Narrow"/>
           <w:kern w:val="0"/>
-          <ns2:ligatures ns2:val="none"/>
+          <w14:ligatures w14:val="none"/>
         </w:rPr>
         <w:t>que el hecho denunciado</w:t>
       </w:r>
@@ -2558,7 +2484,7 @@
           <w:color w:val="000000"/>
           <w:kern w:val="0"/>
           <w:lang w:eastAsia="es-PE"/>
-          <ns2:ligatures ns2:val="none"/>
+          <w14:ligatures w14:val="none"/>
         </w:rPr>
         <w:t xml:space="preserve">, consistente en que </w:t>
       </w:r>
@@ -2574,7 +2500,7 @@
           <w:color w:val="000000"/>
           <w:kern w:val="0"/>
           <w:lang w:eastAsia="es-PE"/>
-          <ns2:ligatures ns2:val="none"/>
+          <w14:ligatures w14:val="none"/>
         </w:rPr>
         <w:t xml:space="preserve">. Por consiguiente, corresponde calificar el hecho </w:t>
       </w:r>
@@ -2584,7 +2510,7 @@
           <w:color w:val="000000"/>
           <w:kern w:val="0"/>
           <w:lang w:eastAsia="es-PE"/>
-          <ns2:ligatures ns2:val="none"/>
+          <w14:ligatures w14:val="none"/>
         </w:rPr>
         <w:t>materia de denuncia como una presunta infracción al</w:t>
       </w:r>
@@ -2592,7 +2518,7 @@
         <w:rPr>
           <w:rFonts w:ascii="Arial Narrow" w:eastAsia="Arial Narrow" w:hAnsi="Arial Narrow" w:cs="Arial Narrow"/>
           <w:kern w:val="0"/>
-          <ns2:ligatures ns2:val="none"/>
+          <w14:ligatures w14:val="none"/>
         </w:rPr>
         <w:t xml:space="preserve"> numeral 88.1 del artículo 88 del Código</w:t>
       </w:r>
@@ -2600,23 +2526,23 @@
         <w:rPr>
           <w:rFonts w:ascii="Arial Narrow" w:eastAsia="Arial Narrow" w:hAnsi="Arial Narrow" w:cs="Arial Narrow"/>
           <w:kern w:val="0"/>
-          <ns2:ligatures ns2:val="none"/>
+          <w14:ligatures w14:val="none"/>
         </w:rPr>
         <w:t>.</w:t>
       </w:r>
     </w:p>
-    <w:p ns2:paraId="1C58A678" ns2:textId="77777777">
+    <w:p>
       <w:pPr>
         <w:pStyle w:val="Prrafodelista"/>
         <w:spacing w:line="240" w:lineRule="auto"/>
         <w:rPr>
           <w:rFonts w:ascii="Arial Narrow" w:eastAsia="Arial Narrow" w:hAnsi="Arial Narrow" w:cs="Arial Narrow"/>
           <w:kern w:val="0"/>
-          <ns2:ligatures ns2:val="none"/>
-        </w:rPr>
-      </w:pPr>
-    </w:p>
-    <w:p ns2:paraId="7D96C6E1" ns2:textId="423897AC">
+          <w14:ligatures w14:val="none"/>
+        </w:rPr>
+      </w:pPr>
+    </w:p>
+    <w:p>
       <w:pPr>
         <w:pStyle w:val="Prrafodelista"/>
         <w:numPr>
@@ -2629,14 +2555,14 @@
         <w:rPr>
           <w:rFonts w:ascii="Arial Narrow" w:eastAsia="Arial Narrow" w:hAnsi="Arial Narrow" w:cs="Arial Narrow"/>
           <w:kern w:val="0"/>
-          <ns2:ligatures ns2:val="none"/>
-        </w:rPr>
-      </w:pPr>
-      <w:r>
-        <w:rPr>
-          <w:rFonts w:ascii="Arial Narrow" w:eastAsia="Arial Narrow" w:hAnsi="Arial Narrow" w:cs="Arial Narrow"/>
-          <w:kern w:val="0"/>
-          <ns2:ligatures ns2:val="none"/>
+          <w14:ligatures w14:val="none"/>
+        </w:rPr>
+      </w:pPr>
+      <w:r>
+        <w:rPr>
+          <w:rFonts w:ascii="Arial Narrow" w:eastAsia="Arial Narrow" w:hAnsi="Arial Narrow" w:cs="Arial Narrow"/>
+          <w:kern w:val="0"/>
+          <w14:ligatures w14:val="none"/>
         </w:rPr>
         <w:t xml:space="preserve">Adicionalmente, </w:t>
       </w:r>
@@ -2644,7 +2570,7 @@
         <w:rPr>
           <w:rFonts w:ascii="Arial Narrow" w:eastAsia="Arial Narrow" w:hAnsi="Arial Narrow" w:cs="Arial Narrow"/>
           <w:kern w:val="0"/>
-          <ns2:ligatures ns2:val="none"/>
+          <w14:ligatures w14:val="none"/>
         </w:rPr>
         <w:t xml:space="preserve">la Secretaría Técnica, en ejercicio de sus facultades, </w:t>
       </w:r>
@@ -2654,7 +2580,7 @@
           <w:color w:val="000000"/>
           <w:kern w:val="0"/>
           <w:lang w:eastAsia="es-PE"/>
-          <ns2:ligatures ns2:val="none"/>
+          <w14:ligatures w14:val="none"/>
         </w:rPr>
         <w:t xml:space="preserve">considera </w:t>
       </w:r>
@@ -2662,7 +2588,7 @@
         <w:rPr>
           <w:rFonts w:ascii="Arial Narrow" w:eastAsia="Arial Narrow" w:hAnsi="Arial Narrow" w:cs="Arial Narrow"/>
           <w:kern w:val="0"/>
-          <ns2:ligatures ns2:val="none"/>
+          <w14:ligatures w14:val="none"/>
         </w:rPr>
         <w:t>que el hecho denunciado</w:t>
       </w:r>
@@ -2672,7 +2598,7 @@
           <w:color w:val="000000"/>
           <w:kern w:val="0"/>
           <w:lang w:eastAsia="es-PE"/>
-          <ns2:ligatures ns2:val="none"/>
+          <w14:ligatures w14:val="none"/>
         </w:rPr>
         <w:t xml:space="preserve">, consistente en que </w:t>
       </w:r>
@@ -2688,7 +2614,7 @@
           <w:color w:val="000000"/>
           <w:kern w:val="0"/>
           <w:lang w:eastAsia="es-PE"/>
-          <ns2:ligatures ns2:val="none"/>
+          <w14:ligatures w14:val="none"/>
         </w:rPr>
         <w:t xml:space="preserve">. Por consiguiente, corresponde calificar el hecho </w:t>
       </w:r>
@@ -2698,7 +2624,7 @@
           <w:color w:val="000000"/>
           <w:kern w:val="0"/>
           <w:lang w:eastAsia="es-PE"/>
-          <ns2:ligatures ns2:val="none"/>
+          <w14:ligatures w14:val="none"/>
         </w:rPr>
         <w:t>materia de denuncia como una presunta infracción al</w:t>
       </w:r>
@@ -2706,7 +2632,7 @@
         <w:rPr>
           <w:rFonts w:ascii="Arial Narrow" w:eastAsia="Arial Narrow" w:hAnsi="Arial Narrow" w:cs="Arial Narrow"/>
           <w:kern w:val="0"/>
-          <ns2:ligatures ns2:val="none"/>
+          <w14:ligatures w14:val="none"/>
         </w:rPr>
         <w:t xml:space="preserve"> numeral 88.1 del artículo 88 del Código</w:t>
       </w:r>
@@ -2714,22 +2640,22 @@
         <w:rPr>
           <w:rFonts w:ascii="Arial Narrow" w:eastAsia="Arial Narrow" w:hAnsi="Arial Narrow" w:cs="Arial Narrow"/>
           <w:kern w:val="0"/>
-          <ns2:ligatures ns2:val="none"/>
+          <w14:ligatures w14:val="none"/>
         </w:rPr>
         <w:t>.</w:t>
       </w:r>
     </w:p>
-    <w:p ns2:paraId="6363239E" ns2:textId="77777777">
+    <w:p>
       <w:pPr>
         <w:pStyle w:val="Prrafodelista"/>
         <w:rPr>
           <w:rFonts w:ascii="Arial Narrow" w:eastAsia="Arial Narrow" w:hAnsi="Arial Narrow" w:cs="Arial Narrow"/>
           <w:kern w:val="0"/>
-          <ns2:ligatures ns2:val="none"/>
-        </w:rPr>
-      </w:pPr>
-    </w:p>
-    <w:p ns2:paraId="5004CE17" ns2:textId="27D1A663">
+          <w14:ligatures w14:val="none"/>
+        </w:rPr>
+      </w:pPr>
+    </w:p>
+    <w:p>
       <w:pPr>
         <w:pStyle w:val="Prrafodelista"/>
         <w:numPr>
@@ -2742,14 +2668,14 @@
         <w:rPr>
           <w:rFonts w:ascii="Arial Narrow" w:eastAsia="Arial Narrow" w:hAnsi="Arial Narrow" w:cs="Arial Narrow"/>
           <w:kern w:val="0"/>
-          <ns2:ligatures ns2:val="none"/>
-        </w:rPr>
-      </w:pPr>
-      <w:r>
-        <w:rPr>
-          <w:rFonts w:ascii="Arial Narrow" w:eastAsia="Arial Narrow" w:hAnsi="Arial Narrow" w:cs="Arial Narrow"/>
-          <w:kern w:val="0"/>
-          <ns2:ligatures ns2:val="none"/>
+          <w14:ligatures w14:val="none"/>
+        </w:rPr>
+      </w:pPr>
+      <w:r>
+        <w:rPr>
+          <w:rFonts w:ascii="Arial Narrow" w:eastAsia="Arial Narrow" w:hAnsi="Arial Narrow" w:cs="Arial Narrow"/>
+          <w:kern w:val="0"/>
+          <w14:ligatures w14:val="none"/>
         </w:rPr>
         <w:t xml:space="preserve">Así también, </w:t>
       </w:r>
@@ -2757,7 +2683,7 @@
         <w:rPr>
           <w:rFonts w:ascii="Arial Narrow" w:eastAsia="Arial Narrow" w:hAnsi="Arial Narrow" w:cs="Arial Narrow"/>
           <w:kern w:val="0"/>
-          <ns2:ligatures ns2:val="none"/>
+          <w14:ligatures w14:val="none"/>
         </w:rPr>
         <w:t>la Secretaría Técnica, en ejercicio de sus facultades,</w:t>
       </w:r>
@@ -2767,7 +2693,7 @@
           <w:color w:val="000000"/>
           <w:kern w:val="0"/>
           <w:lang w:eastAsia="es-PE"/>
-          <ns2:ligatures ns2:val="none"/>
+          <w14:ligatures w14:val="none"/>
         </w:rPr>
         <w:t xml:space="preserve"> </w:t>
       </w:r>
@@ -2777,7 +2703,7 @@
           <w:color w:val="000000"/>
           <w:kern w:val="0"/>
           <w:lang w:eastAsia="es-PE"/>
-          <ns2:ligatures ns2:val="none"/>
+          <w14:ligatures w14:val="none"/>
         </w:rPr>
         <w:t>c</w:t>
       </w:r>
@@ -2787,7 +2713,7 @@
           <w:color w:val="000000"/>
           <w:kern w:val="0"/>
           <w:lang w:eastAsia="es-PE"/>
-          <ns2:ligatures ns2:val="none"/>
+          <w14:ligatures w14:val="none"/>
         </w:rPr>
         <w:t xml:space="preserve">onsidera </w:t>
       </w:r>
@@ -2795,7 +2721,7 @@
         <w:rPr>
           <w:rFonts w:ascii="Arial Narrow" w:eastAsia="Arial Narrow" w:hAnsi="Arial Narrow" w:cs="Arial"/>
           <w:kern w:val="0"/>
-          <ns2:ligatures ns2:val="none"/>
+          <w14:ligatures w14:val="none"/>
         </w:rPr>
         <w:t xml:space="preserve">que el hecho denunciado, consistente en que </w:t>
       </w:r>
@@ -2811,7 +2737,7 @@
           <w:kern w:val="0"/>
           <w:shd w:val="clear" w:color="auto" w:fill="FFFFFF"/>
           <w:lang w:eastAsia="es-PE"/>
-          <ns2:ligatures ns2:val="none"/>
+          <w14:ligatures w14:val="none"/>
         </w:rPr>
         <w:t>débito</w:t>
       </w:r>
@@ -2821,7 +2747,7 @@
           <w:kern w:val="0"/>
           <w:shd w:val="clear" w:color="auto" w:fill="FFFFFF"/>
           <w:lang w:eastAsia="es-PE"/>
-          <ns2:ligatures ns2:val="none"/>
+          <w14:ligatures w14:val="none"/>
         </w:rPr>
         <w:t xml:space="preserve"> </w:t>
       </w:r>
@@ -2837,7 +2763,7 @@
           <w:color w:val="000000"/>
           <w:kern w:val="0"/>
           <w:lang w:eastAsia="es-PE"/>
-          <ns2:ligatures ns2:val="none"/>
+          <w14:ligatures w14:val="none"/>
         </w:rPr>
         <w:t>; involucraría una presunta afectación a sus expectativas</w:t>
       </w:r>
@@ -2847,7 +2773,7 @@
           <w:color w:val="000000"/>
           <w:kern w:val="0"/>
           <w:lang w:eastAsia="es-PE"/>
-          <ns2:ligatures ns2:val="none"/>
+          <w14:ligatures w14:val="none"/>
         </w:rPr>
         <w:t>, quien no habría encontrado una correspondencia entre lo que esperaba recibir de parte del proveedor y lo que realmente recibió. Por consiguiente, corresponde calificar el hecho materia de denuncia como una presunta infracción al deber de idoneidad</w:t>
       </w:r>
@@ -2855,7 +2781,7 @@
         <w:rPr>
           <w:rFonts w:ascii="Arial Narrow" w:eastAsia="Arial Narrow" w:hAnsi="Arial Narrow" w:cs="Arial Narrow"/>
           <w:kern w:val="0"/>
-          <ns2:ligatures ns2:val="none"/>
+          <w14:ligatures w14:val="none"/>
         </w:rPr>
         <w:t>, tipificado en los artículos 18</w:t>
       </w:r>
@@ -2865,7 +2791,7 @@
           <w:color w:val="000000"/>
           <w:kern w:val="0"/>
           <w:lang w:eastAsia="es-PE"/>
-          <ns2:ligatures ns2:val="none"/>
+          <w14:ligatures w14:val="none"/>
         </w:rPr>
         <w:t/>
       </w:r>
@@ -2873,7 +2799,7 @@
         <w:rPr>
           <w:rFonts w:ascii="Arial Narrow" w:eastAsia="Arial Narrow" w:hAnsi="Arial Narrow" w:cs="Arial Narrow"/>
           <w:kern w:val="0"/>
-          <ns2:ligatures ns2:val="none"/>
+          <w14:ligatures w14:val="none"/>
         </w:rPr>
         <w:t xml:space="preserve"> y 19</w:t>
       </w:r>
@@ -2883,7 +2809,7 @@
           <w:color w:val="000000"/>
           <w:kern w:val="0"/>
           <w:lang w:eastAsia="es-PE"/>
-          <ns2:ligatures ns2:val="none"/>
+          <w14:ligatures w14:val="none"/>
         </w:rPr>
         <w:t/>
       </w:r>
@@ -2891,7 +2817,7 @@
         <w:rPr>
           <w:rFonts w:ascii="Arial Narrow" w:eastAsia="Arial Narrow" w:hAnsi="Arial Narrow" w:cs="Arial Narrow"/>
           <w:kern w:val="0"/>
-          <ns2:ligatures ns2:val="none"/>
+          <w14:ligatures w14:val="none"/>
         </w:rPr>
         <w:t xml:space="preserve"> del Código</w:t>
       </w:r>
@@ -2899,22 +2825,22 @@
         <w:rPr>
           <w:rFonts w:ascii="Arial Narrow" w:eastAsia="Arial Narrow" w:hAnsi="Arial Narrow" w:cs="Arial Narrow"/>
           <w:kern w:val="0"/>
-          <ns2:ligatures ns2:val="none"/>
+          <w14:ligatures w14:val="none"/>
         </w:rPr>
         <w:t>.</w:t>
       </w:r>
     </w:p>
-    <w:p ns2:paraId="49AADBB7" ns2:textId="77777777">
+    <w:p>
       <w:pPr>
         <w:pStyle w:val="Prrafodelista"/>
         <w:rPr>
           <w:rFonts w:ascii="Arial Narrow" w:eastAsia="Arial Narrow" w:hAnsi="Arial Narrow" w:cs="Arial Narrow"/>
           <w:kern w:val="0"/>
-          <ns2:ligatures ns2:val="none"/>
-        </w:rPr>
-      </w:pPr>
-    </w:p>
-    <w:p ns2:paraId="575DEF1C" ns2:textId="4190FE39">
+          <w14:ligatures w14:val="none"/>
+        </w:rPr>
+      </w:pPr>
+    </w:p>
+    <w:p>
       <w:pPr>
         <w:pStyle w:val="Prrafodelista"/>
         <w:numPr>
@@ -2927,14 +2853,14 @@
         <w:rPr>
           <w:rFonts w:ascii="Arial Narrow" w:eastAsia="Arial Narrow" w:hAnsi="Arial Narrow" w:cs="Arial Narrow"/>
           <w:kern w:val="0"/>
-          <ns2:ligatures ns2:val="none"/>
-        </w:rPr>
-      </w:pPr>
-      <w:r>
-        <w:rPr>
-          <w:rFonts w:ascii="Arial Narrow" w:eastAsia="Arial Narrow" w:hAnsi="Arial Narrow" w:cs="Arial Narrow"/>
-          <w:kern w:val="0"/>
-          <ns2:ligatures ns2:val="none"/>
+          <w14:ligatures w14:val="none"/>
+        </w:rPr>
+      </w:pPr>
+      <w:r>
+        <w:rPr>
+          <w:rFonts w:ascii="Arial Narrow" w:eastAsia="Arial Narrow" w:hAnsi="Arial Narrow" w:cs="Arial Narrow"/>
+          <w:kern w:val="0"/>
+          <w14:ligatures w14:val="none"/>
         </w:rPr>
         <w:t xml:space="preserve">Asimismo, </w:t>
       </w:r>
@@ -2942,7 +2868,7 @@
         <w:rPr>
           <w:rFonts w:ascii="Arial Narrow" w:eastAsia="Arial Narrow" w:hAnsi="Arial Narrow" w:cs="Arial Narrow"/>
           <w:kern w:val="0"/>
-          <ns2:ligatures ns2:val="none"/>
+          <w14:ligatures w14:val="none"/>
         </w:rPr>
         <w:t>la Secretaría Técnica, en ejercicio de sus facultades,</w:t>
       </w:r>
@@ -2952,7 +2878,7 @@
           <w:color w:val="000000"/>
           <w:kern w:val="0"/>
           <w:lang w:eastAsia="es-PE"/>
-          <ns2:ligatures ns2:val="none"/>
+          <w14:ligatures w14:val="none"/>
         </w:rPr>
         <w:t xml:space="preserve"> </w:t>
       </w:r>
@@ -2962,7 +2888,7 @@
           <w:color w:val="000000"/>
           <w:kern w:val="0"/>
           <w:lang w:eastAsia="es-PE"/>
-          <ns2:ligatures ns2:val="none"/>
+          <w14:ligatures w14:val="none"/>
         </w:rPr>
         <w:t>c</w:t>
       </w:r>
@@ -2972,7 +2898,7 @@
           <w:color w:val="000000"/>
           <w:kern w:val="0"/>
           <w:lang w:eastAsia="es-PE"/>
-          <ns2:ligatures ns2:val="none"/>
+          <w14:ligatures w14:val="none"/>
         </w:rPr>
         <w:t xml:space="preserve">onsidera </w:t>
       </w:r>
@@ -2980,7 +2906,7 @@
         <w:rPr>
           <w:rFonts w:ascii="Arial Narrow" w:eastAsia="Arial Narrow" w:hAnsi="Arial Narrow" w:cs="Arial"/>
           <w:kern w:val="0"/>
-          <ns2:ligatures ns2:val="none"/>
+          <w14:ligatures w14:val="none"/>
         </w:rPr>
         <w:t xml:space="preserve">que el hecho denunciado, consistente en que </w:t>
       </w:r>
@@ -2996,7 +2922,7 @@
           <w:kern w:val="0"/>
           <w:shd w:val="clear" w:color="auto" w:fill="FFFFFF"/>
           <w:lang w:eastAsia="es-PE"/>
-          <ns2:ligatures ns2:val="none"/>
+          <w14:ligatures w14:val="none"/>
         </w:rPr>
         <w:t>débito</w:t>
       </w:r>
@@ -3006,7 +2932,7 @@
           <w:kern w:val="0"/>
           <w:shd w:val="clear" w:color="auto" w:fill="FFFFFF"/>
           <w:lang w:eastAsia="es-PE"/>
-          <ns2:ligatures ns2:val="none"/>
+          <w14:ligatures w14:val="none"/>
         </w:rPr>
         <w:t xml:space="preserve"> </w:t>
       </w:r>
@@ -3028,7 +2954,7 @@
           <w:color w:val="000000"/>
           <w:kern w:val="0"/>
           <w:lang w:eastAsia="es-PE"/>
-          <ns2:ligatures ns2:val="none"/>
+          <w14:ligatures w14:val="none"/>
         </w:rPr>
         <w:t>; involucraría una presunta afectación a sus expectativas</w:t>
       </w:r>
@@ -3038,7 +2964,7 @@
           <w:color w:val="000000"/>
           <w:kern w:val="0"/>
           <w:lang w:eastAsia="es-PE"/>
-          <ns2:ligatures ns2:val="none"/>
+          <w14:ligatures w14:val="none"/>
         </w:rPr>
         <w:t>, quien no habría encontrado una correspondencia entre lo que esperaba recibir de parte del proveedor y lo que realmente recibió. Por consiguiente, corresponde calificar el hecho materia de denuncia como una presunta infracción al deber de idoneidad</w:t>
       </w:r>
@@ -3046,7 +2972,7 @@
         <w:rPr>
           <w:rFonts w:ascii="Arial Narrow" w:eastAsia="Arial Narrow" w:hAnsi="Arial Narrow" w:cs="Arial Narrow"/>
           <w:kern w:val="0"/>
-          <ns2:ligatures ns2:val="none"/>
+          <w14:ligatures w14:val="none"/>
         </w:rPr>
         <w:t>, tipificado en los artículos 18</w:t>
       </w:r>
@@ -3056,7 +2982,7 @@
           <w:color w:val="000000"/>
           <w:kern w:val="0"/>
           <w:lang w:eastAsia="es-PE"/>
-          <ns2:ligatures ns2:val="none"/>
+          <w14:ligatures w14:val="none"/>
         </w:rPr>
         <w:t/>
       </w:r>
@@ -3064,7 +2990,7 @@
         <w:rPr>
           <w:rFonts w:ascii="Arial Narrow" w:eastAsia="Arial Narrow" w:hAnsi="Arial Narrow" w:cs="Arial Narrow"/>
           <w:kern w:val="0"/>
-          <ns2:ligatures ns2:val="none"/>
+          <w14:ligatures w14:val="none"/>
         </w:rPr>
         <w:t xml:space="preserve"> y 19</w:t>
       </w:r>
@@ -3074,7 +3000,7 @@
           <w:color w:val="000000"/>
           <w:kern w:val="0"/>
           <w:lang w:eastAsia="es-PE"/>
-          <ns2:ligatures ns2:val="none"/>
+          <w14:ligatures w14:val="none"/>
         </w:rPr>
         <w:t/>
       </w:r>
@@ -3082,7 +3008,7 @@
         <w:rPr>
           <w:rFonts w:ascii="Arial Narrow" w:eastAsia="Arial Narrow" w:hAnsi="Arial Narrow" w:cs="Arial Narrow"/>
           <w:kern w:val="0"/>
-          <ns2:ligatures ns2:val="none"/>
+          <w14:ligatures w14:val="none"/>
         </w:rPr>
         <w:t xml:space="preserve"> del Código</w:t>
       </w:r>
@@ -3090,12 +3016,12 @@
         <w:rPr>
           <w:rFonts w:ascii="Arial Narrow" w:eastAsia="Arial Narrow" w:hAnsi="Arial Narrow" w:cs="Arial Narrow"/>
           <w:kern w:val="0"/>
-          <ns2:ligatures ns2:val="none"/>
+          <w14:ligatures w14:val="none"/>
         </w:rPr>
         <w:t>.</w:t>
       </w:r>
     </w:p>
-    <w:p ns2:paraId="432038D6" ns2:textId="77777777">
+    <w:p>
       <w:pPr>
         <w:pStyle w:val="Prrafodelista"/>
         <w:spacing w:after="0" w:line="240" w:lineRule="auto"/>
@@ -3105,11 +3031,11 @@
           <w:rFonts w:ascii="Arial Narrow" w:eastAsia="Calibri" w:hAnsi="Arial Narrow" w:cs="Arial Narrow"/>
           <w:kern w:val="0"/>
           <w:lang w:eastAsia="es-PE"/>
-          <ns2:ligatures ns2:val="none"/>
-        </w:rPr>
-      </w:pPr>
-    </w:p>
-    <w:p ns2:paraId="463134E5" ns2:textId="77777777">
+          <w14:ligatures w14:val="none"/>
+        </w:rPr>
+      </w:pPr>
+    </w:p>
+    <w:p>
       <w:pPr>
         <w:pStyle w:val="Prrafodelista"/>
         <w:numPr>
@@ -3123,7 +3049,7 @@
           <w:rFonts w:ascii="Arial Narrow" w:eastAsia="Calibri" w:hAnsi="Arial Narrow" w:cs="Arial Narrow"/>
           <w:kern w:val="0"/>
           <w:lang w:eastAsia="es-PE"/>
-          <ns2:ligatures ns2:val="none"/>
+          <w14:ligatures w14:val="none"/>
         </w:rPr>
       </w:pPr>
       <w:r>
@@ -3132,7 +3058,7 @@
           <w:color w:val="000000"/>
           <w:kern w:val="0"/>
           <w:lang w:eastAsia="es-PE"/>
-          <ns2:ligatures ns2:val="none"/>
+          <w14:ligatures w14:val="none"/>
         </w:rPr>
         <w:lastRenderedPageBreak/>
         <w:t>En tanto la denuncia reúne los requisitos establecidos por la norma citada, corresponde admitirla a trámite</w:t>
@@ -3143,7 +3069,7 @@
           <w:rFonts w:ascii="Arial Narrow" w:eastAsia="Arial Narrow" w:hAnsi="Arial Narrow" w:cs="Arial Narrow"/>
           <w:kern w:val="0"/>
           <w:vertAlign w:val="superscript"/>
-          <ns2:ligatures ns2:val="none"/>
+          <w14:ligatures w14:val="none"/>
         </w:rPr>
         <w:footnoteReference w:id="5"/>
       </w:r>
@@ -3153,12 +3079,12 @@
           <w:color w:val="000000"/>
           <w:kern w:val="0"/>
           <w:lang w:eastAsia="es-PE"/>
-          <ns2:ligatures ns2:val="none"/>
+          <w14:ligatures w14:val="none"/>
         </w:rPr>
         <w:t>.</w:t>
       </w:r>
     </w:p>
-    <w:p ns2:paraId="68C71625" ns2:textId="77777777">
+    <w:p>
       <w:pPr>
         <w:spacing w:after="0" w:line="240" w:lineRule="auto"/>
         <w:ind w:left="567"/>
@@ -3169,11 +3095,11 @@
           <w:color w:val="000000"/>
           <w:kern w:val="0"/>
           <w:lang w:eastAsia="es-PE"/>
-          <ns2:ligatures ns2:val="none"/>
-        </w:rPr>
-      </w:pPr>
-    </w:p>
-    <w:p ns2:paraId="38A98B4B" ns2:textId="77777777">
+          <w14:ligatures w14:val="none"/>
+        </w:rPr>
+      </w:pPr>
+    </w:p>
+    <w:p>
       <w:pPr>
         <w:pStyle w:val="Prrafodelista"/>
         <w:numPr>
@@ -3193,7 +3119,7 @@
           <w:color w:val="000000"/>
           <w:kern w:val="0"/>
           <w:lang w:eastAsia="es-PE"/>
-          <ns2:ligatures ns2:val="none"/>
+          <w14:ligatures w14:val="none"/>
         </w:rPr>
       </w:pPr>
       <w:r>
@@ -3203,7 +3129,7 @@
           <w:color w:val="000000"/>
           <w:kern w:val="0"/>
           <w:lang w:eastAsia="es-PE"/>
-          <ns2:ligatures ns2:val="none"/>
+          <w14:ligatures w14:val="none"/>
         </w:rPr>
         <w:t>REQUERIMIENTO DE INFORMACI</w:t>
       </w:r>
@@ -3214,7 +3140,7 @@
           <w:color w:val="000000"/>
           <w:kern w:val="0"/>
           <w:lang w:eastAsia="es-PE"/>
-          <ns2:ligatures ns2:val="none"/>
+          <w14:ligatures w14:val="none"/>
         </w:rPr>
         <w:t>Ó</w:t>
       </w:r>
@@ -3225,12 +3151,12 @@
           <w:color w:val="000000"/>
           <w:kern w:val="0"/>
           <w:lang w:eastAsia="es-PE"/>
-          <ns2:ligatures ns2:val="none"/>
+          <w14:ligatures w14:val="none"/>
         </w:rPr>
         <w:t>N</w:t>
       </w:r>
     </w:p>
-    <w:p ns2:paraId="5B518DC4" ns2:textId="77777777">
+    <w:p>
       <w:pPr>
         <w:spacing w:after="0" w:line="240" w:lineRule="auto"/>
         <w:jc w:val="both"/>
@@ -3239,11 +3165,11 @@
           <w:color w:val="000000"/>
           <w:kern w:val="0"/>
           <w:lang w:val="es-ES" w:eastAsia="es-ES"/>
-          <ns2:ligatures ns2:val="none"/>
-        </w:rPr>
-      </w:pPr>
-    </w:p>
-    <w:p ns2:paraId="62B88A04" ns2:textId="07C0C31B">
+          <w14:ligatures w14:val="none"/>
+        </w:rPr>
+      </w:pPr>
+    </w:p>
+    <w:p>
       <w:pPr>
         <w:pStyle w:val="Prrafodelista"/>
         <w:numPr>
@@ -3258,7 +3184,7 @@
           <w:color w:val="000000"/>
           <w:kern w:val="0"/>
           <w:lang w:val="es-ES" w:eastAsia="es-ES"/>
-          <ns2:ligatures ns2:val="none"/>
+          <w14:ligatures w14:val="none"/>
         </w:rPr>
       </w:pPr>
       <w:r>
@@ -3267,7 +3193,7 @@
           <w:color w:val="000000"/>
           <w:kern w:val="0"/>
           <w:lang w:val="es-ES" w:eastAsia="es-ES"/>
-          <ns2:ligatures ns2:val="none"/>
+          <w14:ligatures w14:val="none"/>
         </w:rPr>
         <w:t xml:space="preserve">A efectos de tener mayores elementos que sirvan para la resolución definitiva del presente caso, la Secretaría Técnica, en ejercicio de </w:t>
       </w:r>
@@ -3277,7 +3203,7 @@
           <w:color w:val="000000"/>
           <w:kern w:val="0"/>
           <w:lang w:val="es-ES" w:eastAsia="es-ES"/>
-          <ns2:ligatures ns2:val="none"/>
+          <w14:ligatures w14:val="none"/>
         </w:rPr>
         <w:t xml:space="preserve">las facultades que la ley le confiere, conviene requerir </w:t>
       </w:r>
@@ -3287,7 +3213,7 @@
           <w:color w:val="000000"/>
           <w:kern w:val="0"/>
           <w:lang w:val="es-ES" w:eastAsia="es-ES"/>
-          <ns2:ligatures ns2:val="none"/>
+          <w14:ligatures w14:val="none"/>
         </w:rPr>
         <w:t>a la compañía aseguradora</w:t>
       </w:r>
@@ -3297,7 +3223,7 @@
           <w:color w:val="000000"/>
           <w:kern w:val="0"/>
           <w:lang w:val="es-ES" w:eastAsia="es-ES"/>
-          <ns2:ligatures ns2:val="none"/>
+          <w14:ligatures w14:val="none"/>
         </w:rPr>
         <w:t xml:space="preserve"> que, en un pl</w:t>
       </w:r>
@@ -3307,7 +3233,7 @@
           <w:color w:val="000000"/>
           <w:kern w:val="0"/>
           <w:lang w:val="es-ES" w:eastAsia="es-ES"/>
-          <ns2:ligatures ns2:val="none"/>
+          <w14:ligatures w14:val="none"/>
         </w:rPr>
         <w:t xml:space="preserve">azo no mayor de cinco (5) días hábiles contado a partir del día siguiente de la notificación de la presente resolución, cumpla con lo siguiente: </w:t>
       </w:r>
@@ -3317,7 +3243,7 @@
           <w:color w:val="000000"/>
           <w:kern w:val="0"/>
           <w:lang w:val="es-ES" w:eastAsia="es-ES"/>
-          <ns2:ligatures ns2:val="none"/>
+          <w14:ligatures w14:val="none"/>
         </w:rPr>
         <w:t>(i) presentar una copia completa, legible y debidamente suscrita de Póliza U0099954 del Seguro de Vida, así como el cargo de remisión de la póliza; (ii) presentar la liquidación de la Póliza U0099954 del Seguro de Vida, donde se aprecia los aportes de primas, descuentos, cargos, entre otros; y, (iii) presentar todas las comunicaciones cursadas con la parte denunciante en virtud del hecho materia de denuncia</w:t>
       </w:r>
@@ -3327,12 +3253,12 @@
           <w:color w:val="000000"/>
           <w:kern w:val="0"/>
           <w:lang w:val="es-ES" w:eastAsia="es-ES"/>
-          <ns2:ligatures ns2:val="none"/>
+          <w14:ligatures w14:val="none"/>
         </w:rPr>
         <w:t>.</w:t>
       </w:r>
     </w:p>
-    <w:p ns2:paraId="5C93B848" ns2:textId="77777777">
+    <w:p>
       <w:pPr>
         <w:pStyle w:val="Prrafodelista"/>
         <w:spacing w:after="0" w:line="240" w:lineRule="auto"/>
@@ -3343,11 +3269,11 @@
           <w:color w:val="000000"/>
           <w:kern w:val="0"/>
           <w:lang w:val="es-ES" w:eastAsia="es-ES"/>
-          <ns2:ligatures ns2:val="none"/>
-        </w:rPr>
-      </w:pPr>
-    </w:p>
-    <w:p ns2:paraId="2A119386" ns2:textId="77777777">
+          <w14:ligatures w14:val="none"/>
+        </w:rPr>
+      </w:pPr>
+    </w:p>
+    <w:p>
       <w:pPr>
         <w:pStyle w:val="Prrafodelista"/>
         <w:numPr>
@@ -3367,7 +3293,7 @@
           <w:color w:val="000000"/>
           <w:kern w:val="0"/>
           <w:lang w:eastAsia="es-PE"/>
-          <ns2:ligatures ns2:val="none"/>
+          <w14:ligatures w14:val="none"/>
         </w:rPr>
       </w:pPr>
       <w:r>
@@ -3377,12 +3303,12 @@
           <w:color w:val="000000"/>
           <w:kern w:val="0"/>
           <w:lang w:eastAsia="es-PE"/>
-          <ns2:ligatures ns2:val="none"/>
+          <w14:ligatures w14:val="none"/>
         </w:rPr>
         <w:t xml:space="preserve">RESOLUCIÓN DE LA SECRETARÍA TÉCNICA </w:t>
       </w:r>
     </w:p>
-    <w:p ns2:paraId="7F554EB2" ns2:textId="77777777">
+    <w:p>
       <w:pPr>
         <w:spacing w:after="0" w:line="240" w:lineRule="auto"/>
         <w:jc w:val="both"/>
@@ -3392,11 +3318,11 @@
           <w:color w:val="000000"/>
           <w:kern w:val="0"/>
           <w:lang w:eastAsia="es-PE"/>
-          <ns2:ligatures ns2:val="none"/>
-        </w:rPr>
-      </w:pPr>
-    </w:p>
-    <w:p ns2:paraId="6D3D5F84" ns2:textId="77777777">
+          <w14:ligatures w14:val="none"/>
+        </w:rPr>
+      </w:pPr>
+    </w:p>
+    <w:p>
       <w:pPr>
         <w:spacing w:after="0" w:line="240" w:lineRule="auto"/>
         <w:jc w:val="both"/>
@@ -3405,7 +3331,7 @@
           <w:color w:val="000000"/>
           <w:kern w:val="0"/>
           <w:lang w:eastAsia="es-PE"/>
-          <ns2:ligatures ns2:val="none"/>
+          <w14:ligatures w14:val="none"/>
         </w:rPr>
       </w:pPr>
       <w:r>
@@ -3415,7 +3341,7 @@
           <w:color w:val="000000"/>
           <w:kern w:val="0"/>
           <w:lang w:eastAsia="es-PE"/>
-          <ns2:ligatures ns2:val="none"/>
+          <w14:ligatures w14:val="none"/>
         </w:rPr>
         <w:t xml:space="preserve">PRIMERO: admitir a trámite la denuncia del 16 de julio de 2025, subsanado y complementado mediante dos escritos del 18 de agosto de 2025, interpuesta por la señora [DENUNCIANTE] contra Rímac Seguros y Reaseguros S.A., por lo siguiente:</w:t>
       </w:r>
@@ -3426,7 +3352,7 @@
           <w:kern w:val="0"/>
           <w:shd w:val="clear" w:color="auto" w:fill="FFFFFF"/>
           <w:lang w:eastAsia="es-PE"/>
-          <ns2:ligatures ns2:val="none"/>
+          <w14:ligatures w14:val="none"/>
         </w:rPr>
         <w:t xml:space="preserve"/>
       </w:r>
@@ -3436,7 +3362,7 @@
           <w:color w:val="000000"/>
           <w:kern w:val="0"/>
           <w:lang w:val="es-ES" w:eastAsia="es-ES"/>
-          <ns2:ligatures ns2:val="none"/>
+          <w14:ligatures w14:val="none"/>
         </w:rPr>
         <w:t/>
       </w:r>
@@ -3446,7 +3372,7 @@
           <w:color w:val="000000"/>
           <w:kern w:val="0"/>
           <w:lang w:val="es-ES" w:eastAsia="es-ES"/>
-          <ns2:ligatures ns2:val="none"/>
+          <w14:ligatures w14:val="none"/>
         </w:rPr>
         <w:t xml:space="preserve"/>
       </w:r>
@@ -3457,7 +3383,7 @@
           <w:kern w:val="0"/>
           <w:shd w:val="clear" w:color="auto" w:fill="FFFFFF"/>
           <w:lang w:eastAsia="es-PE"/>
-          <ns2:ligatures ns2:val="none"/>
+          <w14:ligatures w14:val="none"/>
         </w:rPr>
         <w:t/>
       </w:r>
@@ -3468,7 +3394,7 @@
           <w:kern w:val="0"/>
           <w:shd w:val="clear" w:color="auto" w:fill="FFFFFF"/>
           <w:lang w:eastAsia="es-PE"/>
-          <ns2:ligatures ns2:val="none"/>
+          <w14:ligatures w14:val="none"/>
         </w:rPr>
         <w:t xml:space="preserve"/>
       </w:r>
@@ -3478,7 +3404,7 @@
           <w:bCs/>
           <w:spacing w:val="-3"/>
           <w:kern w:val="0"/>
-          <ns2:ligatures ns2:val="none"/>
+          <w14:ligatures w14:val="none"/>
         </w:rPr>
         <w:t/>
       </w:r>
@@ -3488,7 +3414,7 @@
           <w:bCs/>
           <w:spacing w:val="-3"/>
           <w:kern w:val="0"/>
-          <ns2:ligatures ns2:val="none"/>
+          <w14:ligatures w14:val="none"/>
         </w:rPr>
         <w:t xml:space="preserve"/>
       </w:r>
@@ -3499,7 +3425,7 @@
           <w:kern w:val="0"/>
           <w:shd w:val="clear" w:color="auto" w:fill="FFFFFF"/>
           <w:lang w:eastAsia="es-PE"/>
-          <ns2:ligatures ns2:val="none"/>
+          <w14:ligatures w14:val="none"/>
         </w:rPr>
         <w:t xml:space="preserve"/>
       </w:r>
@@ -3510,7 +3436,7 @@
           <w:kern w:val="0"/>
           <w:shd w:val="clear" w:color="auto" w:fill="FFFFFF"/>
           <w:lang w:eastAsia="es-PE"/>
-          <ns2:ligatures ns2:val="none"/>
+          <w14:ligatures w14:val="none"/>
         </w:rPr>
         <w:t/>
       </w:r>
@@ -3521,7 +3447,7 @@
           <w:kern w:val="0"/>
           <w:shd w:val="clear" w:color="auto" w:fill="FFFFFF"/>
           <w:lang w:eastAsia="es-PE"/>
-          <ns2:ligatures ns2:val="none"/>
+          <w14:ligatures w14:val="none"/>
         </w:rPr>
         <w:t xml:space="preserve"/>
       </w:r>
@@ -3532,7 +3458,7 @@
           <w:kern w:val="0"/>
           <w:shd w:val="clear" w:color="auto" w:fill="FFFFFF"/>
           <w:lang w:eastAsia="es-PE"/>
-          <ns2:ligatures ns2:val="none"/>
+          <w14:ligatures w14:val="none"/>
         </w:rPr>
         <w:t xml:space="preserve"/>
       </w:r>
@@ -3543,7 +3469,7 @@
           <w:kern w:val="0"/>
           <w:shd w:val="clear" w:color="auto" w:fill="FFFFFF"/>
           <w:lang w:eastAsia="es-PE"/>
-          <ns2:ligatures ns2:val="none"/>
+          <w14:ligatures w14:val="none"/>
         </w:rPr>
         <w:t/>
       </w:r>
@@ -3554,7 +3480,7 @@
           <w:kern w:val="0"/>
           <w:shd w:val="clear" w:color="auto" w:fill="FFFFFF"/>
           <w:lang w:eastAsia="es-PE"/>
-          <ns2:ligatures ns2:val="none"/>
+          <w14:ligatures w14:val="none"/>
         </w:rPr>
         <w:t/>
       </w:r>
@@ -3565,7 +3491,7 @@
           <w:kern w:val="0"/>
           <w:shd w:val="clear" w:color="auto" w:fill="FFFFFF"/>
           <w:lang w:eastAsia="es-PE"/>
-          <ns2:ligatures ns2:val="none"/>
+          <w14:ligatures w14:val="none"/>
         </w:rPr>
         <w:t xml:space="preserve"/>
       </w:r>
@@ -3576,12 +3502,12 @@
           <w:kern w:val="0"/>
           <w:shd w:val="clear" w:color="auto" w:fill="FFFFFF"/>
           <w:lang w:eastAsia="es-PE"/>
-          <ns2:ligatures ns2:val="none"/>
+          <w14:ligatures w14:val="none"/>
         </w:rPr>
         <w:t/>
       </w:r>
     </w:p>
-    <w:p ns2:paraId="66864010" ns2:textId="77777777">
+    <w:p>
       <w:pPr>
         <w:spacing w:after="0" w:line="240" w:lineRule="auto"/>
         <w:jc w:val="both"/>
@@ -3590,11 +3516,11 @@
           <w:color w:val="000000"/>
           <w:kern w:val="0"/>
           <w:lang w:eastAsia="es-PE"/>
-          <ns2:ligatures ns2:val="none"/>
-        </w:rPr>
-      </w:pPr>
-    </w:p>
-    <w:p ns2:paraId="005FD0C4" ns2:textId="4E8C59AC">
+          <w14:ligatures w14:val="none"/>
+        </w:rPr>
+      </w:pPr>
+    </w:p>
+    <w:p>
       <w:pPr>
         <w:pStyle w:val="Prrafodelista"/>
         <w:numPr>
@@ -3612,7 +3538,7 @@
           <w:rFonts w:ascii="Arial Narrow" w:eastAsia="Calibri" w:hAnsi="Arial Narrow" w:cs="Arial Narrow"/>
           <w:kern w:val="0"/>
           <w:lang w:eastAsia="es-PE"/>
-          <ns2:ligatures ns2:val="none"/>
+          <w14:ligatures w14:val="none"/>
         </w:rPr>
       </w:pPr>
       <w:r>
@@ -3621,7 +3547,7 @@
           <w:color w:val="000000"/>
           <w:kern w:val="0"/>
           <w:lang w:eastAsia="es-PE"/>
-          <ns2:ligatures ns2:val="none"/>
+          <w14:ligatures w14:val="none"/>
         </w:rPr>
         <w:t>Presunta</w:t>
       </w:r>
@@ -3631,7 +3557,7 @@
           <w:kern w:val="0"/>
           <w:shd w:val="clear" w:color="auto" w:fill="FFFFFF"/>
           <w:lang w:eastAsia="es-PE"/>
-          <ns2:ligatures ns2:val="none"/>
+          <w14:ligatures w14:val="none"/>
         </w:rPr>
         <w:t xml:space="preserve"> infracción a los artículos 18 y 19</w:t>
       </w:r>
@@ -3640,7 +3566,7 @@
           <w:rFonts w:ascii="Arial Narrow" w:eastAsia="Calibri" w:hAnsi="Arial Narrow" w:cs="Arial Narrow"/>
           <w:kern w:val="0"/>
           <w:lang w:eastAsia="es-PE"/>
-          <ns2:ligatures ns2:val="none"/>
+          <w14:ligatures w14:val="none"/>
         </w:rPr>
         <w:t xml:space="preserve"> de </w:t>
       </w:r>
@@ -3650,7 +3576,7 @@
           <w:kern w:val="0"/>
           <w:shd w:val="clear" w:color="auto" w:fill="FFFFFF"/>
           <w:lang w:eastAsia="es-PE"/>
-          <ns2:ligatures ns2:val="none"/>
+          <w14:ligatures w14:val="none"/>
         </w:rPr>
         <w:t>la Ley 29571, Código de Protección y Defensa del Consumidor, en tanto</w:t>
       </w:r>
@@ -3672,7 +3598,7 @@
           <w:kern w:val="0"/>
           <w:shd w:val="clear" w:color="auto" w:fill="FFFFFF"/>
           <w:lang w:eastAsia="es-PE"/>
-          <ns2:ligatures ns2:val="none"/>
+          <w14:ligatures w14:val="none"/>
         </w:rPr>
         <w:t xml:space="preserve">a compañía aseguradora no habría cumplido con otorgar al denunciante el monto que le correspondía por rescate total del Seguro de Vida - Póliza U0099954, conforme le fue ofrecido en la proyección de saldos en cuenta remitida el </w:t>
       </w:r>
@@ -3682,7 +3608,7 @@
           <w:color w:val="000000"/>
           <w:kern w:val="0"/>
           <w:lang w:eastAsia="es-ES"/>
-          <ns2:ligatures ns2:val="none"/>
+          <w14:ligatures w14:val="none"/>
         </w:rPr>
         <w:t>28 de mayo de 2014</w:t>
       </w:r>
@@ -3692,7 +3618,7 @@
           <w:kern w:val="0"/>
           <w:shd w:val="clear" w:color="auto" w:fill="FFFFFF"/>
           <w:lang w:eastAsia="es-PE"/>
-          <ns2:ligatures ns2:val="none"/>
+          <w14:ligatures w14:val="none"/>
         </w:rPr>
         <w:t>, puesto que se le entregó un monto menor</w:t>
       </w:r>
@@ -3702,12 +3628,12 @@
           <w:kern w:val="0"/>
           <w:shd w:val="clear" w:color="auto" w:fill="FFFFFF"/>
           <w:lang w:eastAsia="es-PE"/>
-          <ns2:ligatures ns2:val="none"/>
+          <w14:ligatures w14:val="none"/>
         </w:rPr>
         <w:t>.</w:t>
       </w:r>
     </w:p>
-    <w:p ns2:paraId="7F355B5A" ns2:textId="77777777">
+    <w:p>
       <w:pPr>
         <w:pStyle w:val="Prrafodelista"/>
         <w:spacing w:after="0" w:line="240" w:lineRule="auto"/>
@@ -3717,11 +3643,11 @@
           <w:rFonts w:ascii="Arial Narrow" w:eastAsia="Calibri" w:hAnsi="Arial Narrow" w:cs="Arial Narrow"/>
           <w:kern w:val="0"/>
           <w:lang w:eastAsia="es-PE"/>
-          <ns2:ligatures ns2:val="none"/>
-        </w:rPr>
-      </w:pPr>
-    </w:p>
-    <w:p ns2:paraId="5CBEDBF9" ns2:textId="7AF2384A">
+          <w14:ligatures w14:val="none"/>
+        </w:rPr>
+      </w:pPr>
+    </w:p>
+    <w:p>
       <w:pPr>
         <w:pStyle w:val="Prrafodelista"/>
         <w:numPr>
@@ -3739,7 +3665,7 @@
           <w:rFonts w:ascii="Arial Narrow" w:eastAsia="Calibri" w:hAnsi="Arial Narrow" w:cs="Arial Narrow"/>
           <w:kern w:val="0"/>
           <w:lang w:eastAsia="es-PE"/>
-          <ns2:ligatures ns2:val="none"/>
+          <w14:ligatures w14:val="none"/>
         </w:rPr>
       </w:pPr>
       <w:r>
@@ -3748,7 +3674,7 @@
           <w:color w:val="000000"/>
           <w:kern w:val="0"/>
           <w:lang w:eastAsia="es-PE"/>
-          <ns2:ligatures ns2:val="none"/>
+          <w14:ligatures w14:val="none"/>
         </w:rPr>
         <w:t>Presunta</w:t>
       </w:r>
@@ -3758,7 +3684,7 @@
           <w:kern w:val="0"/>
           <w:shd w:val="clear" w:color="auto" w:fill="FFFFFF"/>
           <w:lang w:eastAsia="es-PE"/>
-          <ns2:ligatures ns2:val="none"/>
+          <w14:ligatures w14:val="none"/>
         </w:rPr>
         <w:t xml:space="preserve"> infracción a los artículos 18 y 19</w:t>
       </w:r>
@@ -3767,7 +3693,7 @@
           <w:rFonts w:ascii="Arial Narrow" w:eastAsia="Calibri" w:hAnsi="Arial Narrow" w:cs="Arial Narrow"/>
           <w:kern w:val="0"/>
           <w:lang w:eastAsia="es-PE"/>
-          <ns2:ligatures ns2:val="none"/>
+          <w14:ligatures w14:val="none"/>
         </w:rPr>
         <w:t xml:space="preserve"> de </w:t>
       </w:r>
@@ -3777,7 +3703,7 @@
           <w:kern w:val="0"/>
           <w:shd w:val="clear" w:color="auto" w:fill="FFFFFF"/>
           <w:lang w:eastAsia="es-PE"/>
-          <ns2:ligatures ns2:val="none"/>
+          <w14:ligatures w14:val="none"/>
         </w:rPr>
         <w:t>la Ley 29571, Código de Protección y Defensa del Consumidor, en tanto</w:t>
       </w:r>
@@ -3799,7 +3725,7 @@
           <w:kern w:val="0"/>
           <w:shd w:val="clear" w:color="auto" w:fill="FFFFFF"/>
           <w:lang w:eastAsia="es-PE"/>
-          <ns2:ligatures ns2:val="none"/>
+          <w14:ligatures w14:val="none"/>
         </w:rPr>
         <w:t xml:space="preserve">a compañía aseguradora </w:t>
       </w:r>
@@ -3809,7 +3735,7 @@
           <w:kern w:val="0"/>
           <w:shd w:val="clear" w:color="auto" w:fill="FFFFFF"/>
           <w:lang w:eastAsia="es-PE"/>
-          <ns2:ligatures ns2:val="none"/>
+          <w14:ligatures w14:val="none"/>
         </w:rPr>
         <w:t xml:space="preserve">no habría asegurado la disponibilidad de sus plataformas digitales el 27 de junio de 2025 para que el denunciante </w:t>
       </w:r>
@@ -3819,7 +3745,7 @@
           <w:kern w:val="0"/>
           <w:shd w:val="clear" w:color="auto" w:fill="FFFFFF"/>
           <w:lang w:eastAsia="es-PE"/>
-          <ns2:ligatures ns2:val="none"/>
+          <w14:ligatures w14:val="none"/>
         </w:rPr>
         <w:t>pueda solicitar</w:t>
       </w:r>
@@ -3829,7 +3755,7 @@
           <w:kern w:val="0"/>
           <w:shd w:val="clear" w:color="auto" w:fill="FFFFFF"/>
           <w:lang w:eastAsia="es-PE"/>
-          <ns2:ligatures ns2:val="none"/>
+          <w14:ligatures w14:val="none"/>
         </w:rPr>
         <w:t xml:space="preserve"> el valor de rescate del Seguro de Vida - Póliza U0099954</w:t>
       </w:r>
@@ -3839,12 +3765,12 @@
           <w:kern w:val="0"/>
           <w:shd w:val="clear" w:color="auto" w:fill="FFFFFF"/>
           <w:lang w:eastAsia="es-PE"/>
-          <ns2:ligatures ns2:val="none"/>
+          <w14:ligatures w14:val="none"/>
         </w:rPr>
         <w:t>.</w:t>
       </w:r>
     </w:p>
-    <w:p ns2:paraId="0B01BF7B" ns2:textId="77777777">
+    <w:p>
       <w:pPr>
         <w:pStyle w:val="Prrafodelista"/>
         <w:spacing w:line="240" w:lineRule="auto"/>
@@ -3852,11 +3778,11 @@
           <w:rFonts w:ascii="Arial Narrow" w:eastAsia="Calibri" w:hAnsi="Arial Narrow" w:cs="Arial Narrow"/>
           <w:kern w:val="0"/>
           <w:lang w:eastAsia="es-PE"/>
-          <ns2:ligatures ns2:val="none"/>
-        </w:rPr>
-      </w:pPr>
-    </w:p>
-    <w:p ns2:paraId="199F3004" ns2:textId="10FA6509">
+          <w14:ligatures w14:val="none"/>
+        </w:rPr>
+      </w:pPr>
+    </w:p>
+    <w:p>
       <w:pPr>
         <w:pStyle w:val="Prrafodelista"/>
         <w:numPr>
@@ -3874,7 +3800,7 @@
           <w:rFonts w:ascii="Arial Narrow" w:eastAsia="Calibri" w:hAnsi="Arial Narrow" w:cs="Arial Narrow"/>
           <w:kern w:val="0"/>
           <w:lang w:eastAsia="es-PE"/>
-          <ns2:ligatures ns2:val="none"/>
+          <w14:ligatures w14:val="none"/>
         </w:rPr>
       </w:pPr>
       <w:r>
@@ -3887,7 +3813,7 @@
         <w:rPr>
           <w:rFonts w:ascii="Arial Narrow" w:eastAsia="Arial Narrow" w:hAnsi="Arial Narrow" w:cs="Arial Narrow"/>
           <w:kern w:val="0"/>
-          <ns2:ligatures ns2:val="none"/>
+          <w14:ligatures w14:val="none"/>
         </w:rPr>
         <w:t xml:space="preserve">en tanto </w:t>
       </w:r>
@@ -3903,7 +3829,7 @@
           <w:kern w:val="0"/>
           <w:shd w:val="clear" w:color="auto" w:fill="FFFFFF"/>
           <w:lang w:eastAsia="es-PE"/>
-          <ns2:ligatures ns2:val="none"/>
+          <w14:ligatures w14:val="none"/>
         </w:rPr>
         <w:t xml:space="preserve">a compañía aseguradora </w:t>
       </w:r>
@@ -3913,7 +3839,7 @@
           <w:color w:val="000000"/>
           <w:kern w:val="0"/>
           <w:lang w:val="es-ES" w:eastAsia="es-ES"/>
-          <ns2:ligatures ns2:val="none"/>
+          <w14:ligatures w14:val="none"/>
         </w:rPr>
         <w:t>habría brindado una respuesta inadecuada al reclamo presentado por el denunciante el 2 de julio de 2025</w:t>
       </w:r>
@@ -3923,12 +3849,12 @@
           <w:color w:val="000000"/>
           <w:kern w:val="0"/>
           <w:lang w:val="es-ES" w:eastAsia="es-ES"/>
-          <ns2:ligatures ns2:val="none"/>
+          <w14:ligatures w14:val="none"/>
         </w:rPr>
         <w:t>.</w:t>
       </w:r>
     </w:p>
-    <w:p ns2:paraId="355D85FF" ns2:textId="77777777">
+    <w:p>
       <w:pPr>
         <w:pStyle w:val="Prrafodelista"/>
         <w:spacing w:line="240" w:lineRule="auto"/>
@@ -3936,11 +3862,11 @@
           <w:rFonts w:ascii="Arial Narrow" w:eastAsia="Calibri" w:hAnsi="Arial Narrow" w:cs="Arial Narrow"/>
           <w:kern w:val="0"/>
           <w:lang w:eastAsia="es-PE"/>
-          <ns2:ligatures ns2:val="none"/>
-        </w:rPr>
-      </w:pPr>
-    </w:p>
-    <w:p ns2:paraId="3E6CA0C2" ns2:textId="4F7DC8D3">
+          <w14:ligatures w14:val="none"/>
+        </w:rPr>
+      </w:pPr>
+    </w:p>
+    <w:p>
       <w:pPr>
         <w:pStyle w:val="Prrafodelista"/>
         <w:numPr>
@@ -3958,7 +3884,7 @@
           <w:rFonts w:ascii="Arial Narrow" w:eastAsia="Calibri" w:hAnsi="Arial Narrow" w:cs="Arial Narrow"/>
           <w:kern w:val="0"/>
           <w:lang w:eastAsia="es-PE"/>
-          <ns2:ligatures ns2:val="none"/>
+          <w14:ligatures w14:val="none"/>
         </w:rPr>
       </w:pPr>
       <w:r>
@@ -3971,7 +3897,7 @@
         <w:rPr>
           <w:rFonts w:ascii="Arial Narrow" w:eastAsia="Arial Narrow" w:hAnsi="Arial Narrow" w:cs="Arial Narrow"/>
           <w:kern w:val="0"/>
-          <ns2:ligatures ns2:val="none"/>
+          <w14:ligatures w14:val="none"/>
         </w:rPr>
         <w:t xml:space="preserve">en tanto </w:t>
       </w:r>
@@ -3987,7 +3913,7 @@
           <w:kern w:val="0"/>
           <w:shd w:val="clear" w:color="auto" w:fill="FFFFFF"/>
           <w:lang w:eastAsia="es-PE"/>
-          <ns2:ligatures ns2:val="none"/>
+          <w14:ligatures w14:val="none"/>
         </w:rPr>
         <w:t xml:space="preserve">a compañía aseguradora </w:t>
       </w:r>
@@ -3997,7 +3923,7 @@
           <w:color w:val="000000"/>
           <w:kern w:val="0"/>
           <w:lang w:val="es-ES" w:eastAsia="es-ES"/>
-          <ns2:ligatures ns2:val="none"/>
+          <w14:ligatures w14:val="none"/>
         </w:rPr>
         <w:t>habría brindado una respuesta inadecuada al reclamo presentado por el denunciante el 4 de julio de 2025</w:t>
       </w:r>
@@ -4007,12 +3933,12 @@
           <w:color w:val="000000"/>
           <w:kern w:val="0"/>
           <w:lang w:val="es-ES" w:eastAsia="es-ES"/>
-          <ns2:ligatures ns2:val="none"/>
+          <w14:ligatures w14:val="none"/>
         </w:rPr>
         <w:t>.</w:t>
       </w:r>
     </w:p>
-    <w:p ns2:paraId="685FFC94" ns2:textId="77777777">
+    <w:p>
       <w:pPr>
         <w:pStyle w:val="Prrafodelista"/>
         <w:spacing w:line="240" w:lineRule="auto"/>
@@ -4020,11 +3946,11 @@
           <w:rFonts w:ascii="Arial Narrow" w:eastAsia="Calibri" w:hAnsi="Arial Narrow" w:cs="Arial Narrow"/>
           <w:kern w:val="0"/>
           <w:lang w:eastAsia="es-PE"/>
-          <ns2:ligatures ns2:val="none"/>
-        </w:rPr>
-      </w:pPr>
-    </w:p>
-    <w:p ns2:paraId="47FFA4AE" ns2:textId="1E8BBEB5">
+          <w14:ligatures w14:val="none"/>
+        </w:rPr>
+      </w:pPr>
+    </w:p>
+    <w:p>
       <w:pPr>
         <w:pStyle w:val="Prrafodelista"/>
         <w:numPr>
@@ -4042,7 +3968,7 @@
           <w:rFonts w:ascii="Arial Narrow" w:eastAsia="Calibri" w:hAnsi="Arial Narrow" w:cs="Arial Narrow"/>
           <w:kern w:val="0"/>
           <w:lang w:eastAsia="es-PE"/>
-          <ns2:ligatures ns2:val="none"/>
+          <w14:ligatures w14:val="none"/>
         </w:rPr>
       </w:pPr>
       <w:r>
@@ -4055,7 +3981,7 @@
         <w:rPr>
           <w:rFonts w:ascii="Arial Narrow" w:eastAsia="Arial Narrow" w:hAnsi="Arial Narrow" w:cs="Arial Narrow"/>
           <w:kern w:val="0"/>
-          <ns2:ligatures ns2:val="none"/>
+          <w14:ligatures w14:val="none"/>
         </w:rPr>
         <w:t xml:space="preserve">en tanto </w:t>
       </w:r>
@@ -4071,7 +3997,7 @@
           <w:kern w:val="0"/>
           <w:shd w:val="clear" w:color="auto" w:fill="FFFFFF"/>
           <w:lang w:eastAsia="es-PE"/>
-          <ns2:ligatures ns2:val="none"/>
+          <w14:ligatures w14:val="none"/>
         </w:rPr>
         <w:t xml:space="preserve">a compañía aseguradora </w:t>
       </w:r>
@@ -4079,7 +4005,7 @@
         <w:rPr>
           <w:rFonts w:ascii="Arial Narrow" w:eastAsia="Arial Narrow" w:hAnsi="Arial Narrow" w:cs="Arial Narrow"/>
           <w:kern w:val="0"/>
-          <ns2:ligatures ns2:val="none"/>
+          <w14:ligatures w14:val="none"/>
         </w:rPr>
         <w:t xml:space="preserve">habría brindado una respuesta inadecuada al reclamo presentado por el denunciante el </w:t>
       </w:r>
@@ -4087,7 +4013,7 @@
         <w:rPr>
           <w:rFonts w:ascii="Arial Narrow" w:eastAsia="Arial Narrow" w:hAnsi="Arial Narrow" w:cs="Arial Narrow"/>
           <w:kern w:val="0"/>
-          <ns2:ligatures ns2:val="none"/>
+          <w14:ligatures w14:val="none"/>
         </w:rPr>
         <w:t>4 de agosto de 2025</w:t>
       </w:r>
@@ -4095,23 +4021,23 @@
         <w:rPr>
           <w:rFonts w:ascii="Arial Narrow" w:eastAsia="Arial Narrow" w:hAnsi="Arial Narrow" w:cs="Arial Narrow"/>
           <w:kern w:val="0"/>
-          <ns2:ligatures ns2:val="none"/>
+          <w14:ligatures w14:val="none"/>
         </w:rPr>
         <w:t>.</w:t>
       </w:r>
     </w:p>
-    <w:p ns2:paraId="042B3F54" ns2:textId="14FB6DD0">
-      <w:pPr>
-        <w:spacing w:after="0" w:line="240" w:lineRule="auto"/>
-        <w:jc w:val="both"/>
-        <w:rPr>
-          <w:rFonts w:ascii="Arial Narrow" w:eastAsia="Arial Narrow" w:hAnsi="Arial Narrow" w:cs="Arial Narrow"/>
-          <w:kern w:val="0"/>
-          <ns2:ligatures ns2:val="none"/>
-        </w:rPr>
-      </w:pPr>
-    </w:p>
-    <w:p ns2:paraId="5F4AD1A0" ns2:textId="413699FA">
+    <w:p>
+      <w:pPr>
+        <w:spacing w:after="0" w:line="240" w:lineRule="auto"/>
+        <w:jc w:val="both"/>
+        <w:rPr>
+          <w:rFonts w:ascii="Arial Narrow" w:eastAsia="Arial Narrow" w:hAnsi="Arial Narrow" w:cs="Arial Narrow"/>
+          <w:kern w:val="0"/>
+          <w14:ligatures w14:val="none"/>
+        </w:rPr>
+      </w:pPr>
+    </w:p>
+    <w:p>
       <w:pPr>
         <w:pStyle w:val="Prrafodelista"/>
         <w:numPr>
@@ -4128,7 +4054,7 @@
         <w:rPr>
           <w:rFonts w:ascii="Arial Narrow" w:eastAsia="Arial Narrow" w:hAnsi="Arial Narrow" w:cs="Arial Narrow"/>
           <w:kern w:val="0"/>
-          <ns2:ligatures ns2:val="none"/>
+          <w14:ligatures w14:val="none"/>
         </w:rPr>
       </w:pPr>
       <w:r>
@@ -4137,7 +4063,7 @@
           <w:color w:val="000000"/>
           <w:kern w:val="0"/>
           <w:lang w:eastAsia="es-PE"/>
-          <ns2:ligatures ns2:val="none"/>
+          <w14:ligatures w14:val="none"/>
         </w:rPr>
         <w:t>Presunta</w:t>
       </w:r>
@@ -4147,7 +4073,7 @@
           <w:kern w:val="0"/>
           <w:shd w:val="clear" w:color="auto" w:fill="FFFFFF"/>
           <w:lang w:eastAsia="es-PE"/>
-          <ns2:ligatures ns2:val="none"/>
+          <w14:ligatures w14:val="none"/>
         </w:rPr>
         <w:t xml:space="preserve"> infracción a los artículos 18 y 19</w:t>
       </w:r>
@@ -4156,7 +4082,7 @@
           <w:rFonts w:ascii="Arial Narrow" w:eastAsia="Calibri" w:hAnsi="Arial Narrow" w:cs="Arial Narrow"/>
           <w:kern w:val="0"/>
           <w:lang w:eastAsia="es-PE"/>
-          <ns2:ligatures ns2:val="none"/>
+          <w14:ligatures w14:val="none"/>
         </w:rPr>
         <w:t xml:space="preserve"> de </w:t>
       </w:r>
@@ -4166,7 +4092,7 @@
           <w:kern w:val="0"/>
           <w:shd w:val="clear" w:color="auto" w:fill="FFFFFF"/>
           <w:lang w:eastAsia="es-PE"/>
-          <ns2:ligatures ns2:val="none"/>
+          <w14:ligatures w14:val="none"/>
         </w:rPr>
         <w:t>la Ley 29571, Código de Protección y Defensa del Consumidor, en tanto</w:t>
       </w:r>
@@ -4188,7 +4114,7 @@
           <w:kern w:val="0"/>
           <w:shd w:val="clear" w:color="auto" w:fill="FFFFFF"/>
           <w:lang w:eastAsia="es-PE"/>
-          <ns2:ligatures ns2:val="none"/>
+          <w14:ligatures w14:val="none"/>
         </w:rPr>
         <w:t xml:space="preserve">a compañía aseguradora habría gestionado el </w:t>
       </w:r>
@@ -4198,7 +4124,7 @@
           <w:kern w:val="0"/>
           <w:shd w:val="clear" w:color="auto" w:fill="FFFFFF"/>
           <w:lang w:eastAsia="es-PE"/>
-          <ns2:ligatures ns2:val="none"/>
+          <w14:ligatures w14:val="none"/>
         </w:rPr>
         <w:t>débito</w:t>
       </w:r>
@@ -4208,7 +4134,7 @@
           <w:kern w:val="0"/>
           <w:shd w:val="clear" w:color="auto" w:fill="FFFFFF"/>
           <w:lang w:eastAsia="es-PE"/>
-          <ns2:ligatures ns2:val="none"/>
+          <w14:ligatures w14:val="none"/>
         </w:rPr>
         <w:t xml:space="preserve"> </w:t>
       </w:r>
@@ -4218,7 +4144,7 @@
           <w:kern w:val="0"/>
           <w:shd w:val="clear" w:color="auto" w:fill="FFFFFF"/>
           <w:lang w:eastAsia="es-PE"/>
-          <ns2:ligatures ns2:val="none"/>
+          <w14:ligatures w14:val="none"/>
         </w:rPr>
         <w:t xml:space="preserve">de un monto mayor a </w:t>
       </w:r>
@@ -4228,7 +4154,7 @@
           <w:kern w:val="0"/>
           <w:shd w:val="clear" w:color="auto" w:fill="FFFFFF"/>
           <w:lang w:eastAsia="es-PE"/>
-          <ns2:ligatures ns2:val="none"/>
+          <w14:ligatures w14:val="none"/>
         </w:rPr>
         <w:lastRenderedPageBreak/>
         <w:t>las cuotas mensuales de las primas de la Póliza U0099954 desde enero de 2015 a mayo de 2025</w:t>
@@ -4239,23 +4165,23 @@
           <w:kern w:val="0"/>
           <w:shd w:val="clear" w:color="auto" w:fill="FFFFFF"/>
           <w:lang w:eastAsia="es-PE"/>
-          <ns2:ligatures ns2:val="none"/>
+          <w14:ligatures w14:val="none"/>
         </w:rPr>
         <w:t>.</w:t>
       </w:r>
     </w:p>
-    <w:p ns2:paraId="4E10AA68" ns2:textId="77777777">
-      <w:pPr>
-        <w:spacing w:after="0" w:line="240" w:lineRule="auto"/>
-        <w:jc w:val="both"/>
-        <w:rPr>
-          <w:rFonts w:ascii="Arial Narrow" w:eastAsia="Arial Narrow" w:hAnsi="Arial Narrow" w:cs="Arial Narrow"/>
-          <w:kern w:val="0"/>
-          <ns2:ligatures ns2:val="none"/>
-        </w:rPr>
-      </w:pPr>
-    </w:p>
-    <w:p ns2:paraId="1336202B" ns2:textId="4F1CC077">
+    <w:p>
+      <w:pPr>
+        <w:spacing w:after="0" w:line="240" w:lineRule="auto"/>
+        <w:jc w:val="both"/>
+        <w:rPr>
+          <w:rFonts w:ascii="Arial Narrow" w:eastAsia="Arial Narrow" w:hAnsi="Arial Narrow" w:cs="Arial Narrow"/>
+          <w:kern w:val="0"/>
+          <w14:ligatures w14:val="none"/>
+        </w:rPr>
+      </w:pPr>
+    </w:p>
+    <w:p>
       <w:pPr>
         <w:pStyle w:val="Prrafodelista"/>
         <w:numPr>
@@ -4273,7 +4199,7 @@
           <w:rFonts w:ascii="Arial Narrow" w:eastAsia="Calibri" w:hAnsi="Arial Narrow" w:cs="Arial Narrow"/>
           <w:kern w:val="0"/>
           <w:lang w:eastAsia="es-PE"/>
-          <ns2:ligatures ns2:val="none"/>
+          <w14:ligatures w14:val="none"/>
         </w:rPr>
       </w:pPr>
       <w:r>
@@ -4282,7 +4208,7 @@
           <w:color w:val="000000"/>
           <w:kern w:val="0"/>
           <w:lang w:eastAsia="es-PE"/>
-          <ns2:ligatures ns2:val="none"/>
+          <w14:ligatures w14:val="none"/>
         </w:rPr>
         <w:t>Presunta</w:t>
       </w:r>
@@ -4292,7 +4218,7 @@
           <w:kern w:val="0"/>
           <w:shd w:val="clear" w:color="auto" w:fill="FFFFFF"/>
           <w:lang w:eastAsia="es-PE"/>
-          <ns2:ligatures ns2:val="none"/>
+          <w14:ligatures w14:val="none"/>
         </w:rPr>
         <w:t xml:space="preserve"> infracción a los artículos 18 y 19</w:t>
       </w:r>
@@ -4301,7 +4227,7 @@
           <w:rFonts w:ascii="Arial Narrow" w:eastAsia="Calibri" w:hAnsi="Arial Narrow" w:cs="Arial Narrow"/>
           <w:kern w:val="0"/>
           <w:lang w:eastAsia="es-PE"/>
-          <ns2:ligatures ns2:val="none"/>
+          <w14:ligatures w14:val="none"/>
         </w:rPr>
         <w:t xml:space="preserve"> de </w:t>
       </w:r>
@@ -4311,7 +4237,7 @@
           <w:kern w:val="0"/>
           <w:shd w:val="clear" w:color="auto" w:fill="FFFFFF"/>
           <w:lang w:eastAsia="es-PE"/>
-          <ns2:ligatures ns2:val="none"/>
+          <w14:ligatures w14:val="none"/>
         </w:rPr>
         <w:t>la Ley 29571, Código de Protección y Defensa del Consumidor, en tanto</w:t>
       </w:r>
@@ -4333,7 +4259,7 @@
           <w:kern w:val="0"/>
           <w:shd w:val="clear" w:color="auto" w:fill="FFFFFF"/>
           <w:lang w:eastAsia="es-PE"/>
-          <ns2:ligatures ns2:val="none"/>
+          <w14:ligatures w14:val="none"/>
         </w:rPr>
         <w:t xml:space="preserve">a compañía aseguradora no habría gestionado el </w:t>
       </w:r>
@@ -4343,7 +4269,7 @@
           <w:kern w:val="0"/>
           <w:shd w:val="clear" w:color="auto" w:fill="FFFFFF"/>
           <w:lang w:eastAsia="es-PE"/>
-          <ns2:ligatures ns2:val="none"/>
+          <w14:ligatures w14:val="none"/>
         </w:rPr>
         <w:t>débito</w:t>
       </w:r>
@@ -4353,7 +4279,7 @@
           <w:kern w:val="0"/>
           <w:shd w:val="clear" w:color="auto" w:fill="FFFFFF"/>
           <w:lang w:eastAsia="es-PE"/>
-          <ns2:ligatures ns2:val="none"/>
+          <w14:ligatures w14:val="none"/>
         </w:rPr>
         <w:t xml:space="preserve"> de las primas de la Póliza U0099954 desde la cuenta en soles del Banco BBVA Perú S.A</w:t>
       </w:r>
@@ -4363,23 +4289,23 @@
           <w:kern w:val="0"/>
           <w:shd w:val="clear" w:color="auto" w:fill="FFFFFF"/>
           <w:lang w:eastAsia="es-PE"/>
-          <ns2:ligatures ns2:val="none"/>
+          <w14:ligatures w14:val="none"/>
         </w:rPr>
         <w:t>..</w:t>
       </w:r>
     </w:p>
-    <w:p ns2:paraId="69E1B6FE" ns2:textId="77777777">
-      <w:pPr>
-        <w:spacing w:after="0" w:line="240" w:lineRule="auto"/>
-        <w:jc w:val="both"/>
-        <w:rPr>
-          <w:rFonts w:ascii="Arial Narrow" w:eastAsia="Arial Narrow" w:hAnsi="Arial Narrow" w:cs="Arial Narrow"/>
-          <w:kern w:val="0"/>
-          <ns2:ligatures ns2:val="none"/>
-        </w:rPr>
-      </w:pPr>
-    </w:p>
-    <w:p ns2:paraId="0A292C9F" ns2:textId="025F2A63">
+    <w:p>
+      <w:pPr>
+        <w:spacing w:after="0" w:line="240" w:lineRule="auto"/>
+        <w:jc w:val="both"/>
+        <w:rPr>
+          <w:rFonts w:ascii="Arial Narrow" w:eastAsia="Arial Narrow" w:hAnsi="Arial Narrow" w:cs="Arial Narrow"/>
+          <w:kern w:val="0"/>
+          <w14:ligatures w14:val="none"/>
+        </w:rPr>
+      </w:pPr>
+    </w:p>
+    <w:p>
       <w:pPr>
         <w:spacing w:line="240" w:lineRule="auto"/>
         <w:contextualSpacing/>
@@ -4387,7 +4313,7 @@
         <w:rPr>
           <w:rFonts w:ascii="Arial Narrow" w:eastAsia="Calibri" w:hAnsi="Arial Narrow" w:cs="Arial"/>
           <w:kern w:val="0"/>
-          <ns2:ligatures ns2:val="none"/>
+          <w14:ligatures w14:val="none"/>
         </w:rPr>
       </w:pPr>
       <w:r>
@@ -4397,7 +4323,7 @@
           <w:color w:val="000000"/>
           <w:kern w:val="0"/>
           <w:lang w:eastAsia="es-PE"/>
-          <ns2:ligatures ns2:val="none"/>
+          <w14:ligatures w14:val="none"/>
         </w:rPr>
         <w:t>SEGUNDO:</w:t>
       </w:r>
@@ -4407,7 +4333,7 @@
           <w:color w:val="000000"/>
           <w:kern w:val="0"/>
           <w:lang w:eastAsia="es-PE"/>
-          <ns2:ligatures ns2:val="none"/>
+          <w14:ligatures w14:val="none"/>
         </w:rPr>
         <w:t xml:space="preserve"> tener por ofrecidos los medios probatorios presentados en el escrito de denuncia </w:t>
       </w:r>
@@ -4417,7 +4343,7 @@
           <w:color w:val="000000"/>
           <w:kern w:val="0"/>
           <w:lang w:val="es-ES" w:eastAsia="es-ES"/>
-          <ns2:ligatures ns2:val="none"/>
+          <w14:ligatures w14:val="none"/>
         </w:rPr>
         <w:t xml:space="preserve">del </w:t>
       </w:r>
@@ -4427,7 +4353,7 @@
           <w:color w:val="000000"/>
           <w:kern w:val="0"/>
           <w:lang w:val="es-ES" w:eastAsia="es-ES"/>
-          <ns2:ligatures ns2:val="none"/>
+          <w14:ligatures w14:val="none"/>
         </w:rPr>
         <w:t>16 de julio de 2025</w:t>
       </w:r>
@@ -4437,7 +4363,7 @@
           <w:color w:val="000000"/>
           <w:kern w:val="0"/>
           <w:lang w:val="es-ES" w:eastAsia="es-ES"/>
-          <ns2:ligatures ns2:val="none"/>
+          <w14:ligatures w14:val="none"/>
         </w:rPr>
         <w:t>, subsanado y complementado mediante dos escritos del 18 de agosto de 2025</w:t>
       </w:r>
@@ -4445,12 +4371,12 @@
         <w:rPr>
           <w:rFonts w:ascii="Arial Narrow" w:eastAsia="Calibri" w:hAnsi="Arial Narrow" w:cs="Arial"/>
           <w:kern w:val="0"/>
-          <ns2:ligatures ns2:val="none"/>
+          <w14:ligatures w14:val="none"/>
         </w:rPr>
         <w:t>.</w:t>
       </w:r>
     </w:p>
-    <w:p ns2:paraId="68A17E97" ns2:textId="77777777">
+    <w:p>
       <w:pPr>
         <w:spacing w:line="240" w:lineRule="auto"/>
         <w:contextualSpacing/>
@@ -4460,20 +4386,20 @@
           <w:color w:val="000000"/>
           <w:kern w:val="0"/>
           <w:lang w:eastAsia="es-PE"/>
-          <ns2:ligatures ns2:val="none"/>
-        </w:rPr>
-      </w:pPr>
-    </w:p>
-    <w:p ns2:paraId="168254DA" ns2:textId="7F3A8396">
-      <w:pPr>
-        <w:spacing w:after="0" w:line="240" w:lineRule="auto"/>
-        <w:jc w:val="both"/>
-        <w:rPr>
-          <w:rFonts w:ascii="Arial Narrow" w:eastAsia="Arial Narrow" w:hAnsi="Arial Narrow" w:cs="Arial Narrow"/>
-          <w:color w:val="000000"/>
-          <w:kern w:val="0"/>
-          <w:lang w:eastAsia="es-PE"/>
-          <ns2:ligatures ns2:val="none"/>
+          <w14:ligatures w14:val="none"/>
+        </w:rPr>
+      </w:pPr>
+    </w:p>
+    <w:p>
+      <w:pPr>
+        <w:spacing w:after="0" w:line="240" w:lineRule="auto"/>
+        <w:jc w:val="both"/>
+        <w:rPr>
+          <w:rFonts w:ascii="Arial Narrow" w:eastAsia="Arial Narrow" w:hAnsi="Arial Narrow" w:cs="Arial Narrow"/>
+          <w:color w:val="000000"/>
+          <w:kern w:val="0"/>
+          <w:lang w:eastAsia="es-PE"/>
+          <w14:ligatures w14:val="none"/>
         </w:rPr>
       </w:pPr>
       <w:r>
@@ -4483,7 +4409,7 @@
           <w:color w:val="000000"/>
           <w:kern w:val="0"/>
           <w:lang w:eastAsia="es-PE"/>
-          <ns2:ligatures ns2:val="none"/>
+          <w14:ligatures w14:val="none"/>
         </w:rPr>
         <w:t xml:space="preserve">TERCERO: </w:t>
       </w:r>
@@ -4493,7 +4419,7 @@
           <w:color w:val="000000"/>
           <w:kern w:val="0"/>
           <w:lang w:eastAsia="es-PE"/>
-          <ns2:ligatures ns2:val="none"/>
+          <w14:ligatures w14:val="none"/>
         </w:rPr>
         <w:t xml:space="preserve">requerir a </w:t>
       </w:r>
@@ -4504,7 +4430,7 @@
           <w:kern w:val="0"/>
           <w:shd w:val="clear" w:color="auto" w:fill="FFFFFF"/>
           <w:lang w:eastAsia="es-PE"/>
-          <ns2:ligatures ns2:val="none"/>
+          <w14:ligatures w14:val="none"/>
         </w:rPr>
         <w:t>Rímac Seguros y Reaseguros S.A.</w:t>
       </w:r>
@@ -4515,7 +4441,7 @@
           <w:kern w:val="0"/>
           <w:shd w:val="clear" w:color="auto" w:fill="FFFFFF"/>
           <w:lang w:eastAsia="es-PE"/>
-          <ns2:ligatures ns2:val="none"/>
+          <w14:ligatures w14:val="none"/>
         </w:rPr>
         <w:t xml:space="preserve"> </w:t>
       </w:r>
@@ -4525,12 +4451,12 @@
           <w:color w:val="000000"/>
           <w:kern w:val="0"/>
           <w:lang w:eastAsia="es-PE"/>
-          <ns2:ligatures ns2:val="none"/>
+          <w14:ligatures w14:val="none"/>
         </w:rPr>
         <w:t>que cumpla con lo siguiente:</w:t>
       </w:r>
     </w:p>
-    <w:p ns2:paraId="20FDFB8D" ns2:textId="77777777">
+    <w:p>
       <w:pPr>
         <w:spacing w:after="0" w:line="240" w:lineRule="auto"/>
         <w:jc w:val="both"/>
@@ -4539,11 +4465,11 @@
           <w:color w:val="000000"/>
           <w:kern w:val="0"/>
           <w:lang w:eastAsia="es-PE"/>
-          <ns2:ligatures ns2:val="none"/>
-        </w:rPr>
-      </w:pPr>
-    </w:p>
-    <w:p ns2:paraId="4AA80738" ns2:textId="77777777">
+          <w14:ligatures w14:val="none"/>
+        </w:rPr>
+      </w:pPr>
+    </w:p>
+    <w:p>
       <w:pPr>
         <w:numPr>
           <w:ilvl w:val="0"/>
@@ -4557,21 +4483,21 @@
           <w:color w:val="000000"/>
           <w:kern w:val="0"/>
           <w:lang w:eastAsia="es-PE"/>
-          <ns2:ligatures ns2:val="none"/>
-        </w:rPr>
-      </w:pPr>
-      <w:r>
-        <w:rPr>
-          <w:rFonts w:ascii="Arial Narrow" w:eastAsia="Arial Narrow" w:hAnsi="Arial Narrow" w:cs="Arial Narrow"/>
-          <w:color w:val="000000"/>
-          <w:kern w:val="0"/>
-          <w:lang w:eastAsia="es-PE"/>
-          <ns2:ligatures ns2:val="none"/>
+          <w14:ligatures w14:val="none"/>
+        </w:rPr>
+      </w:pPr>
+      <w:r>
+        <w:rPr>
+          <w:rFonts w:ascii="Arial Narrow" w:eastAsia="Arial Narrow" w:hAnsi="Arial Narrow" w:cs="Arial Narrow"/>
+          <w:color w:val="000000"/>
+          <w:kern w:val="0"/>
+          <w:lang w:eastAsia="es-PE"/>
+          <w14:ligatures w14:val="none"/>
         </w:rPr>
         <w:t>presentar documentos que acrediten su inscripción en los Registros Públicos o una declaración jurada que indique que cuenta con dicha inscripción;</w:t>
       </w:r>
     </w:p>
-    <w:p ns2:paraId="2B29D59F" ns2:textId="77777777">
+    <w:p>
       <w:pPr>
         <w:numPr>
           <w:ilvl w:val="0"/>
@@ -4585,21 +4511,21 @@
           <w:color w:val="000000"/>
           <w:kern w:val="0"/>
           <w:lang w:eastAsia="es-PE"/>
-          <ns2:ligatures ns2:val="none"/>
-        </w:rPr>
-      </w:pPr>
-      <w:r>
-        <w:rPr>
-          <w:rFonts w:ascii="Arial Narrow" w:eastAsia="Arial Narrow" w:hAnsi="Arial Narrow" w:cs="Arial Narrow"/>
-          <w:color w:val="000000"/>
-          <w:kern w:val="0"/>
-          <w:lang w:eastAsia="es-PE"/>
-          <ns2:ligatures ns2:val="none"/>
+          <w14:ligatures w14:val="none"/>
+        </w:rPr>
+      </w:pPr>
+      <w:r>
+        <w:rPr>
+          <w:rFonts w:ascii="Arial Narrow" w:eastAsia="Arial Narrow" w:hAnsi="Arial Narrow" w:cs="Arial Narrow"/>
+          <w:color w:val="000000"/>
+          <w:kern w:val="0"/>
+          <w:lang w:eastAsia="es-PE"/>
+          <w14:ligatures w14:val="none"/>
         </w:rPr>
         <w:t>presentar copia simple de las facultades de representación de su representante legal en el presente procedimiento o la declaración jurada que indique que cuenta con dichas facultades y que estas se encuentran vigentes;</w:t>
       </w:r>
     </w:p>
-    <w:p ns2:paraId="7EF50C46" ns2:textId="77777777">
+    <w:p>
       <w:pPr>
         <w:numPr>
           <w:ilvl w:val="0"/>
@@ -4613,21 +4539,21 @@
           <w:color w:val="000000"/>
           <w:kern w:val="0"/>
           <w:lang w:eastAsia="es-PE"/>
-          <ns2:ligatures ns2:val="none"/>
-        </w:rPr>
-      </w:pPr>
-      <w:r>
-        <w:rPr>
-          <w:rFonts w:ascii="Arial Narrow" w:eastAsia="Arial Narrow" w:hAnsi="Arial Narrow" w:cs="Arial Narrow"/>
-          <w:color w:val="000000"/>
-          <w:kern w:val="0"/>
-          <w:lang w:eastAsia="es-PE"/>
-          <ns2:ligatures ns2:val="none"/>
+          <w14:ligatures w14:val="none"/>
+        </w:rPr>
+      </w:pPr>
+      <w:r>
+        <w:rPr>
+          <w:rFonts w:ascii="Arial Narrow" w:eastAsia="Arial Narrow" w:hAnsi="Arial Narrow" w:cs="Arial Narrow"/>
+          <w:color w:val="000000"/>
+          <w:kern w:val="0"/>
+          <w:lang w:eastAsia="es-PE"/>
+          <w14:ligatures w14:val="none"/>
         </w:rPr>
         <w:t>consignar el Número de Registro Único de Contribuyentes (RUC); y,</w:t>
       </w:r>
     </w:p>
-    <w:p ns2:paraId="19E4DFA1" ns2:textId="77777777">
+    <w:p>
       <w:pPr>
         <w:numPr>
           <w:ilvl w:val="0"/>
@@ -4639,16 +4565,16 @@
         <w:rPr>
           <w:rFonts w:ascii="Arial Narrow" w:eastAsia="Calibri" w:hAnsi="Arial Narrow" w:cs="Arial"/>
           <w:kern w:val="0"/>
-          <ns2:ligatures ns2:val="none"/>
-        </w:rPr>
-      </w:pPr>
-      <w:r>
-        <w:rPr>
-          <w:rFonts w:ascii="Arial Narrow" w:eastAsia="Arial Narrow" w:hAnsi="Arial Narrow" w:cs="Arial Narrow"/>
-          <w:color w:val="000000"/>
-          <w:kern w:val="0"/>
-          <w:lang w:eastAsia="es-PE"/>
-          <ns2:ligatures ns2:val="none"/>
+          <w14:ligatures w14:val="none"/>
+        </w:rPr>
+      </w:pPr>
+      <w:r>
+        <w:rPr>
+          <w:rFonts w:ascii="Arial Narrow" w:eastAsia="Arial Narrow" w:hAnsi="Arial Narrow" w:cs="Arial Narrow"/>
+          <w:color w:val="000000"/>
+          <w:kern w:val="0"/>
+          <w:lang w:eastAsia="es-PE"/>
+          <w14:ligatures w14:val="none"/>
         </w:rPr>
         <w:t>fijar domicilio procesal para el procedimiento, de conformidad con el numeral 1 del artículo 442</w:t>
       </w:r>
@@ -4658,7 +4584,7 @@
           <w:color w:val="000000"/>
           <w:kern w:val="0"/>
           <w:lang w:eastAsia="es-PE"/>
-          <ns2:ligatures ns2:val="none"/>
+          <w14:ligatures w14:val="none"/>
         </w:rPr>
         <w:t/>
       </w:r>
@@ -4668,7 +4594,7 @@
           <w:color w:val="000000"/>
           <w:kern w:val="0"/>
           <w:lang w:eastAsia="es-PE"/>
-          <ns2:ligatures ns2:val="none"/>
+          <w14:ligatures w14:val="none"/>
         </w:rPr>
         <w:t xml:space="preserve"> del Código Procesal Civil. </w:t>
       </w:r>
@@ -4676,7 +4602,7 @@
         <w:rPr>
           <w:rFonts w:ascii="Arial Narrow" w:eastAsia="Calibri" w:hAnsi="Arial Narrow" w:cs="Arial"/>
           <w:kern w:val="0"/>
-          <ns2:ligatures ns2:val="none"/>
+          <w14:ligatures w14:val="none"/>
         </w:rPr>
         <w:t>Para ello podrá señalar domicilio físico o una dirección electrónica a la que pueda remitirse las notificaciones</w:t>
       </w:r>
@@ -4685,12 +4611,12 @@
           <w:rFonts w:ascii="Arial Narrow" w:eastAsia="Arial" w:hAnsi="Arial Narrow" w:cs="Arial"/>
           <w:kern w:val="0"/>
           <w:lang w:val="es"/>
-          <ns2:ligatures ns2:val="none"/>
+          <w14:ligatures w14:val="none"/>
         </w:rPr>
         <w:t>;</w:t>
       </w:r>
     </w:p>
-    <w:p ns2:paraId="7C63E340" ns2:textId="77777777">
+    <w:p>
       <w:pPr>
         <w:numPr>
           <w:ilvl w:val="0"/>
@@ -4702,14 +4628,14 @@
         <w:rPr>
           <w:rFonts w:ascii="Arial Narrow" w:eastAsia="Calibri" w:hAnsi="Arial Narrow" w:cs="Arial"/>
           <w:kern w:val="0"/>
-          <ns2:ligatures ns2:val="none"/>
+          <w14:ligatures w14:val="none"/>
         </w:rPr>
       </w:pPr>
       <w:r>
         <w:rPr>
           <w:rFonts w:ascii="Arial Narrow" w:eastAsia="Calibri" w:hAnsi="Arial Narrow" w:cs="Arial"/>
           <w:kern w:val="0"/>
-          <ns2:ligatures ns2:val="none"/>
+          <w14:ligatures w14:val="none"/>
         </w:rPr>
         <w:t>en caso califique como micro empresa o pequeña empresa, presentar los documentos que acrediten su volumen de ventas o ingresos brutos percibidos el año anterior relativo a todas sus actividades económicas y el número de trabajadores con el que cuenta</w:t>
       </w:r>
@@ -4719,7 +4645,7 @@
           <w:rFonts w:ascii="Arial Narrow" w:eastAsia="Calibri" w:hAnsi="Arial Narrow" w:cs="Arial"/>
           <w:kern w:val="0"/>
           <w:vertAlign w:val="superscript"/>
-          <ns2:ligatures ns2:val="none"/>
+          <w14:ligatures w14:val="none"/>
         </w:rPr>
         <w:footnoteReference w:id="6"/>
       </w:r>
@@ -4727,7 +4653,7 @@
         <w:rPr>
           <w:rFonts w:ascii="Arial Narrow" w:eastAsia="Calibri" w:hAnsi="Arial Narrow" w:cs="Arial"/>
           <w:kern w:val="0"/>
-          <ns2:ligatures ns2:val="none"/>
+          <w14:ligatures w14:val="none"/>
         </w:rPr>
         <w:t>. Ello, a fin de que la Comisión pueda meritar dicha documentación, conforme lo establece el artículo 110</w:t>
       </w:r>
@@ -4737,7 +4663,7 @@
           <w:color w:val="000000"/>
           <w:kern w:val="0"/>
           <w:lang w:eastAsia="es-PE"/>
-          <ns2:ligatures ns2:val="none"/>
+          <w14:ligatures w14:val="none"/>
         </w:rPr>
         <w:t/>
       </w:r>
@@ -4745,7 +4671,7 @@
         <w:rPr>
           <w:rFonts w:ascii="Arial Narrow" w:eastAsia="Calibri" w:hAnsi="Arial Narrow" w:cs="Arial"/>
           <w:kern w:val="0"/>
-          <ns2:ligatures ns2:val="none"/>
+          <w14:ligatures w14:val="none"/>
         </w:rPr>
         <w:t xml:space="preserve"> del </w:t>
       </w:r>
@@ -4754,7 +4680,7 @@
           <w:rFonts w:ascii="Arial Narrow" w:eastAsia="Calibri" w:hAnsi="Arial Narrow" w:cs="Arial"/>
           <w:spacing w:val="-2"/>
           <w:kern w:val="0"/>
-          <ns2:ligatures ns2:val="none"/>
+          <w14:ligatures w14:val="none"/>
         </w:rPr>
         <w:t>Código</w:t>
       </w:r>
@@ -4765,7 +4691,7 @@
           <w:spacing w:val="-2"/>
           <w:kern w:val="0"/>
           <w:vertAlign w:val="superscript"/>
-          <ns2:ligatures ns2:val="none"/>
+          <w14:ligatures w14:val="none"/>
         </w:rPr>
         <w:footnoteReference w:id="7"/>
       </w:r>
@@ -4774,12 +4700,12 @@
           <w:rFonts w:ascii="Arial Narrow" w:eastAsia="Calibri" w:hAnsi="Arial Narrow" w:cs="Arial"/>
           <w:spacing w:val="-2"/>
           <w:kern w:val="0"/>
-          <ns2:ligatures ns2:val="none"/>
+          <w14:ligatures w14:val="none"/>
         </w:rPr>
         <w:t>.</w:t>
       </w:r>
     </w:p>
-    <w:p ns2:paraId="1F11FE32" ns2:textId="77777777">
+    <w:p>
       <w:pPr>
         <w:spacing w:after="0" w:line="240" w:lineRule="auto"/>
         <w:ind w:left="567"/>
@@ -4789,20 +4715,20 @@
           <w:color w:val="000000"/>
           <w:kern w:val="0"/>
           <w:lang w:eastAsia="es-PE"/>
-          <ns2:ligatures ns2:val="none"/>
-        </w:rPr>
-      </w:pPr>
-    </w:p>
-    <w:p>
-      <w:pPr>
-        <w:spacing w:after="0" w:line="240" w:lineRule="auto"/>
-        <w:jc w:val="both"/>
-        <w:rPr>
-          <w:rFonts w:ascii="Arial Narrow" w:eastAsia="Arial Narrow" w:hAnsi="Arial Narrow" w:cs="Arial Narrow"/>
-          <w:color w:val="000000"/>
-          <w:kern w:val="0"/>
-          <w:lang w:eastAsia="es-PE"/>
-          <ns2:ligatures ns2:val="none"/>
+          <w14:ligatures w14:val="none"/>
+        </w:rPr>
+      </w:pPr>
+    </w:p>
+    <w:p>
+      <w:pPr>
+        <w:spacing w:after="0" w:line="240" w:lineRule="auto"/>
+        <w:jc w:val="both"/>
+        <w:rPr>
+          <w:rFonts w:ascii="Arial Narrow" w:eastAsia="Arial Narrow" w:hAnsi="Arial Narrow" w:cs="Arial Narrow"/>
+          <w:color w:val="000000"/>
+          <w:kern w:val="0"/>
+          <w:lang w:eastAsia="es-PE"/>
+          <w14:ligatures w14:val="none"/>
         </w:rPr>
       </w:pPr>
       <w:r>
@@ -4821,32 +4747,72 @@
           <w:sz w:val="20"/>
           <w:szCs w:val="20"/>
         </w:rPr>
-        <w:t xml:space="preserve">correr traslado de la presente resolución a Rímac Seguros y Reaseguros S.A. para que, de conformidad con lo dispuesto por el artículo 26 de la Ley sobre Facultades, Normas y Organización del Indecopi, aprobada por Decreto Legislativo 807, presente sus descargos sobre la imputación de cargos realizada en un plazo no mayor a cinco (5) días hábiles contado a partir del día siguiente de la notificación de la presente resolución, vencido el cual, el Secretario Técnico declarará en rebeldía al denunciado que no lo hubiera presentado. Debe precisarse que de conformidad con lo establecido por el artículo 223 del Texto Único Ordenado de la Ley 27444, Ley del Procedimiento Administrativo General, las alegaciones y los hechos relevantes de la reclamación, salvo que hayan sido específicamente negadas en la contestación, se tendrán por aceptadas o merituadas como ciertas.</w:t>
-      </w:r>
-    </w:p>
-    <w:p ns2:paraId="228F876C" ns2:textId="77777777">
-      <w:pPr>
-        <w:spacing w:after="0" w:line="240" w:lineRule="auto"/>
-        <w:jc w:val="both"/>
-        <w:rPr>
-          <w:rFonts w:ascii="Arial Narrow" w:eastAsia="Arial Narrow" w:hAnsi="Arial Narrow" w:cs="Arial Narrow"/>
-          <w:color w:val="000000"/>
-          <w:kern w:val="0"/>
-          <w:lang w:eastAsia="es-PE"/>
-          <ns2:ligatures ns2:val="none"/>
-        </w:rPr>
-      </w:pPr>
-    </w:p>
-    <w:p ns2:paraId="774AFBA5" ns2:textId="09EAC953">
-      <w:pPr>
-        <w:spacing w:after="0" w:line="240" w:lineRule="auto"/>
-        <w:jc w:val="both"/>
-        <w:rPr>
-          <w:rFonts w:ascii="Arial Narrow" w:eastAsia="Times New Roman" w:hAnsi="Arial Narrow" w:cs="Arial"/>
-          <w:color w:val="000000"/>
-          <w:kern w:val="0"/>
+        <w:t xml:space="preserve">correr traslado de la presente resolución a Rímac Seguros y Reaseguros S.A. para que, de conformidad con lo dispuesto por el artículo 26 de la Ley sobre Facultades, Normas y Organización del Indecopi, aprobada por Decreto Legislativo 807</w:t>
+      </w:r>
+      <w:r>
+        <w:rPr>
+          <w:rStyle w:val="Refdenotaalpie"/>
+          <w:rFonts w:ascii="Arial Narrow" w:eastAsia="Times New Roman" w:hAnsi="Arial Narrow" w:cs="Times New Roman"/>
+          <w:color w:val="000000"/>
+          <w:kern w:val="0"/>
+          <w:vertAlign w:val="superscript"/>
           <w:lang w:val="es-ES" w:eastAsia="es-ES"/>
-          <ns2:ligatures ns2:val="none"/>
+          <w14:ligatures w14:val="none"/>
+        </w:rPr>
+        <w:footnoteReference w:id="13"/>
+      </w:r>
+      <w:r>
+        <w:rPr>
+          <w:rFonts w:ascii="Arial Narrow" w:hAnsi="Arial Narrow" w:cs="Arial Narrow"/>
+          <w:sz w:val="20"/>
+          <w:szCs w:val="20"/>
+        </w:rPr>
+        <w:t xml:space="preserve">, presente sus descargos sobre la imputación de cargos realizada en un plazo no mayor a cinco (5) días hábiles contado a partir del día siguiente de la notificación de la presente resolución, vencido el cual, el Secretario Técnico declarará en rebeldía al denunciado que no lo hubiera presentado. Debe precisarse que de conformidad con lo establecido por el artículo 223 del Texto Único Ordenado de la Ley 27444, Ley del Procedimiento Administrativo General</w:t>
+      </w:r>
+      <w:r>
+        <w:rPr>
+          <w:rStyle w:val="Refdenotaalpie"/>
+          <w:rFonts w:ascii="Arial Narrow" w:eastAsia="Times New Roman" w:hAnsi="Arial Narrow" w:cs="Times New Roman"/>
+          <w:color w:val="000000"/>
+          <w:kern w:val="0"/>
+          <w:vertAlign w:val="superscript"/>
+          <w:lang w:val="es-ES" w:eastAsia="es-ES"/>
+          <w14:ligatures w14:val="none"/>
+        </w:rPr>
+        <w:footnoteReference w:id="14"/>
+      </w:r>
+      <w:r>
+        <w:rPr>
+          <w:rFonts w:ascii="Arial Narrow" w:hAnsi="Arial Narrow" w:cs="Arial Narrow"/>
+          <w:sz w:val="20"/>
+          <w:szCs w:val="20"/>
+        </w:rPr>
+        <w:t xml:space="preserve">, las alegaciones y los hechos relevantes de la reclamación, salvo que hayan sido específicamente negadas en la contestación, se tendrán por aceptadas o merituadas como ciertas.</w:t>
+      </w:r>
+    </w:p>
+    <w:p>
+      <w:pPr>
+        <w:spacing w:after="0" w:line="240" w:lineRule="auto"/>
+        <w:jc w:val="both"/>
+        <w:rPr>
+          <w:rFonts w:ascii="Arial Narrow" w:eastAsia="Arial Narrow" w:hAnsi="Arial Narrow" w:cs="Arial Narrow"/>
+          <w:color w:val="000000"/>
+          <w:kern w:val="0"/>
+          <w:lang w:eastAsia="es-PE"/>
+          <w14:ligatures w14:val="none"/>
+        </w:rPr>
+      </w:pPr>
+    </w:p>
+    <w:p>
+      <w:pPr>
+        <w:spacing w:after="0" w:line="240" w:lineRule="auto"/>
+        <w:jc w:val="both"/>
+        <w:rPr>
+          <w:rFonts w:ascii="Arial Narrow" w:eastAsia="Times New Roman" w:hAnsi="Arial Narrow" w:cs="Arial"/>
+          <w:color w:val="000000"/>
+          <w:kern w:val="0"/>
+          <w:lang w:val="es-ES" w:eastAsia="es-ES"/>
+          <w14:ligatures w14:val="none"/>
         </w:rPr>
       </w:pPr>
       <w:r>
@@ -4856,7 +4822,7 @@
           <w:color w:val="000000"/>
           <w:kern w:val="0"/>
           <w:lang w:eastAsia="es-PE"/>
-          <ns2:ligatures ns2:val="none"/>
+          <w14:ligatures w14:val="none"/>
         </w:rPr>
         <w:t xml:space="preserve">QUINTO: </w:t>
       </w:r>
@@ -4867,7 +4833,7 @@
           <w:color w:val="000000"/>
           <w:kern w:val="0"/>
           <w:lang w:eastAsia="es-ES"/>
-          <ns2:ligatures ns2:val="none"/>
+          <w14:ligatures w14:val="none"/>
         </w:rPr>
         <w:t xml:space="preserve">requerir </w:t>
       </w:r>
@@ -4877,7 +4843,7 @@
           <w:color w:val="000000"/>
           <w:kern w:val="0"/>
           <w:lang w:val="es-ES" w:eastAsia="es-ES"/>
-          <ns2:ligatures ns2:val="none"/>
+          <w14:ligatures w14:val="none"/>
         </w:rPr>
         <w:t xml:space="preserve">que, en un </w:t>
       </w:r>
@@ -4887,7 +4853,7 @@
           <w:color w:val="000000"/>
           <w:kern w:val="0"/>
           <w:lang w:eastAsia="es-ES"/>
-          <ns2:ligatures ns2:val="none"/>
+          <w14:ligatures w14:val="none"/>
         </w:rPr>
         <w:t>plazo no mayor de cinco (5) días hábiles contado a partir del día siguiente de la notificación de la presente resolución</w:t>
       </w:r>
@@ -4898,7 +4864,7 @@
           <w:color w:val="000000"/>
           <w:kern w:val="0"/>
           <w:lang w:eastAsia="es-ES"/>
-          <ns2:ligatures ns2:val="none"/>
+          <w14:ligatures w14:val="none"/>
         </w:rPr>
         <w:t xml:space="preserve">, </w:t>
       </w:r>
@@ -4910,7 +4876,7 @@
           <w:kern w:val="0"/>
           <w:shd w:val="clear" w:color="auto" w:fill="FFFFFF"/>
           <w:lang w:eastAsia="es-PE"/>
-          <ns2:ligatures ns2:val="none"/>
+          <w14:ligatures w14:val="none"/>
         </w:rPr>
         <w:t>el proveedor denunciado</w:t>
       </w:r>
@@ -4920,7 +4886,7 @@
           <w:color w:val="000000"/>
           <w:kern w:val="0"/>
           <w:lang w:eastAsia="es-ES"/>
-          <ns2:ligatures ns2:val="none"/>
+          <w14:ligatures w14:val="none"/>
         </w:rPr>
         <w:t xml:space="preserve"> </w:t>
       </w:r>
@@ -4931,7 +4897,7 @@
           <w:color w:val="000000"/>
           <w:kern w:val="0"/>
           <w:lang w:val="es-ES" w:eastAsia="es-ES"/>
-          <ns2:ligatures ns2:val="none"/>
+          <w14:ligatures w14:val="none"/>
         </w:rPr>
         <w:t xml:space="preserve">cumpla con: </w:t>
       </w:r>
@@ -4941,7 +4907,7 @@
           <w:color w:val="000000"/>
           <w:kern w:val="0"/>
           <w:lang w:val="es-ES" w:eastAsia="es-ES"/>
-          <ns2:ligatures ns2:val="none"/>
+          <w14:ligatures w14:val="none"/>
         </w:rPr>
         <w:t xml:space="preserve">(i) presentar una copia completa, legible y debidamente suscrita de Póliza </w:t>
       </w:r>
@@ -4951,7 +4917,7 @@
           <w:color w:val="000000"/>
           <w:kern w:val="0"/>
           <w:lang w:eastAsia="es-ES"/>
-          <ns2:ligatures ns2:val="none"/>
+          <w14:ligatures w14:val="none"/>
         </w:rPr>
         <w:t>U0099954</w:t>
       </w:r>
@@ -4961,7 +4927,7 @@
           <w:color w:val="000000"/>
           <w:kern w:val="0"/>
           <w:lang w:eastAsia="es-ES"/>
-          <ns2:ligatures ns2:val="none"/>
+          <w14:ligatures w14:val="none"/>
         </w:rPr>
         <w:t xml:space="preserve"> del Seguro de Vida</w:t>
       </w:r>
@@ -4971,7 +4937,7 @@
           <w:color w:val="000000"/>
           <w:kern w:val="0"/>
           <w:lang w:val="es-ES" w:eastAsia="es-ES"/>
-          <ns2:ligatures ns2:val="none"/>
+          <w14:ligatures w14:val="none"/>
         </w:rPr>
         <w:t>, así como el cargo de remisión de la póliza;</w:t>
       </w:r>
@@ -4981,7 +4947,7 @@
           <w:color w:val="000000"/>
           <w:kern w:val="0"/>
           <w:lang w:val="es-ES" w:eastAsia="es-ES"/>
-          <ns2:ligatures ns2:val="none"/>
+          <w14:ligatures w14:val="none"/>
         </w:rPr>
         <w:t xml:space="preserve"> </w:t>
       </w:r>
@@ -4991,7 +4957,7 @@
           <w:color w:val="000000"/>
           <w:kern w:val="0"/>
           <w:lang w:val="es-ES" w:eastAsia="es-ES"/>
-          <ns2:ligatures ns2:val="none"/>
+          <w14:ligatures w14:val="none"/>
         </w:rPr>
         <w:t>(</w:t>
       </w:r>
@@ -5001,7 +4967,7 @@
           <w:color w:val="000000"/>
           <w:kern w:val="0"/>
           <w:lang w:val="es-ES" w:eastAsia="es-ES"/>
-          <ns2:ligatures ns2:val="none"/>
+          <w14:ligatures w14:val="none"/>
         </w:rPr>
         <w:t>ii</w:t>
       </w:r>
@@ -5011,7 +4977,7 @@
           <w:color w:val="000000"/>
           <w:kern w:val="0"/>
           <w:lang w:val="es-ES" w:eastAsia="es-ES"/>
-          <ns2:ligatures ns2:val="none"/>
+          <w14:ligatures w14:val="none"/>
         </w:rPr>
         <w:t xml:space="preserve">) presentar la liquidación de la Póliza </w:t>
       </w:r>
@@ -5021,7 +4987,7 @@
           <w:color w:val="000000"/>
           <w:kern w:val="0"/>
           <w:lang w:eastAsia="es-ES"/>
-          <ns2:ligatures ns2:val="none"/>
+          <w14:ligatures w14:val="none"/>
         </w:rPr>
         <w:t>U0099954</w:t>
       </w:r>
@@ -5031,7 +4997,7 @@
           <w:color w:val="000000"/>
           <w:kern w:val="0"/>
           <w:lang w:eastAsia="es-ES"/>
-          <ns2:ligatures ns2:val="none"/>
+          <w14:ligatures w14:val="none"/>
         </w:rPr>
         <w:t xml:space="preserve"> del Seguro de Vida</w:t>
       </w:r>
@@ -5041,7 +5007,7 @@
           <w:color w:val="000000"/>
           <w:kern w:val="0"/>
           <w:lang w:val="es-ES" w:eastAsia="es-ES"/>
-          <ns2:ligatures ns2:val="none"/>
+          <w14:ligatures w14:val="none"/>
         </w:rPr>
         <w:t>, donde se aprecia los aportes de primas, descuentos, cargos, entre otros</w:t>
       </w:r>
@@ -5051,7 +5017,7 @@
           <w:color w:val="000000"/>
           <w:kern w:val="0"/>
           <w:lang w:val="es-ES" w:eastAsia="es-ES"/>
-          <ns2:ligatures ns2:val="none"/>
+          <w14:ligatures w14:val="none"/>
         </w:rPr>
         <w:t xml:space="preserve">; y, </w:t>
       </w:r>
@@ -5061,7 +5027,7 @@
           <w:color w:val="000000"/>
           <w:kern w:val="0"/>
           <w:lang w:eastAsia="es-ES"/>
-          <ns2:ligatures ns2:val="none"/>
+          <w14:ligatures w14:val="none"/>
         </w:rPr>
         <w:t xml:space="preserve">(iii) </w:t>
       </w:r>
@@ -5071,7 +5037,7 @@
           <w:color w:val="000000"/>
           <w:kern w:val="0"/>
           <w:lang w:val="es-ES" w:eastAsia="es-ES"/>
-          <ns2:ligatures ns2:val="none"/>
+          <w14:ligatures w14:val="none"/>
         </w:rPr>
         <w:t xml:space="preserve">presentar todas las comunicaciones cursadas </w:t>
       </w:r>
@@ -5081,7 +5047,7 @@
           <w:color w:val="000000"/>
           <w:kern w:val="0"/>
           <w:lang w:val="es-ES" w:eastAsia="es-ES"/>
-          <ns2:ligatures ns2:val="none"/>
+          <w14:ligatures w14:val="none"/>
         </w:rPr>
         <w:t xml:space="preserve">con la parte denunciante </w:t>
       </w:r>
@@ -5091,7 +5057,7 @@
           <w:color w:val="000000"/>
           <w:kern w:val="0"/>
           <w:lang w:val="es-ES" w:eastAsia="es-ES"/>
-          <ns2:ligatures ns2:val="none"/>
+          <w14:ligatures w14:val="none"/>
         </w:rPr>
         <w:t>en virtud del hecho materia de denuncia</w:t>
       </w:r>
@@ -5101,12 +5067,12 @@
           <w:color w:val="000000"/>
           <w:kern w:val="0"/>
           <w:lang w:val="es-ES" w:eastAsia="es-ES"/>
-          <ns2:ligatures ns2:val="none"/>
+          <w14:ligatures w14:val="none"/>
         </w:rPr>
         <w:t>.</w:t>
       </w:r>
     </w:p>
-    <w:p ns2:paraId="12A4D8BD" ns2:textId="77777777">
+    <w:p>
       <w:pPr>
         <w:spacing w:after="0" w:line="240" w:lineRule="auto"/>
         <w:jc w:val="both"/>
@@ -5116,20 +5082,20 @@
           <w:color w:val="000000"/>
           <w:kern w:val="0"/>
           <w:lang w:val="es-ES" w:eastAsia="es-PE"/>
-          <ns2:ligatures ns2:val="none"/>
-        </w:rPr>
-      </w:pPr>
-    </w:p>
-    <w:p ns2:paraId="591B7E6F" ns2:textId="77777777">
-      <w:pPr>
-        <w:spacing w:after="0" w:line="240" w:lineRule="auto"/>
-        <w:jc w:val="both"/>
-        <w:rPr>
-          <w:rFonts w:ascii="Arial Narrow" w:eastAsia="Arial Narrow" w:hAnsi="Arial Narrow" w:cs="Arial Narrow"/>
-          <w:color w:val="000000"/>
-          <w:kern w:val="0"/>
-          <w:lang w:eastAsia="es-PE"/>
-          <ns2:ligatures ns2:val="none"/>
+          <w14:ligatures w14:val="none"/>
+        </w:rPr>
+      </w:pPr>
+    </w:p>
+    <w:p>
+      <w:pPr>
+        <w:spacing w:after="0" w:line="240" w:lineRule="auto"/>
+        <w:jc w:val="both"/>
+        <w:rPr>
+          <w:rFonts w:ascii="Arial Narrow" w:eastAsia="Arial Narrow" w:hAnsi="Arial Narrow" w:cs="Arial Narrow"/>
+          <w:color w:val="000000"/>
+          <w:kern w:val="0"/>
+          <w:lang w:eastAsia="es-PE"/>
+          <w14:ligatures w14:val="none"/>
         </w:rPr>
       </w:pPr>
       <w:r>
@@ -5139,7 +5105,7 @@
           <w:color w:val="000000"/>
           <w:kern w:val="0"/>
           <w:lang w:eastAsia="es-PE"/>
-          <ns2:ligatures ns2:val="none"/>
+          <w14:ligatures w14:val="none"/>
         </w:rPr>
         <w:t>SEXTO:</w:t>
       </w:r>
@@ -5149,7 +5115,7 @@
           <w:color w:val="000000"/>
           <w:kern w:val="0"/>
           <w:lang w:eastAsia="es-PE"/>
-          <ns2:ligatures ns2:val="none"/>
+          <w14:ligatures w14:val="none"/>
         </w:rPr>
         <w:t xml:space="preserve"> </w:t>
       </w:r>
@@ -5160,7 +5126,7 @@
           <w:color w:val="000000"/>
           <w:kern w:val="0"/>
           <w:lang w:eastAsia="es-PE"/>
-          <ns2:ligatures ns2:val="none"/>
+          <w14:ligatures w14:val="none"/>
         </w:rPr>
         <w:t>informar a las partes que el artículo 110</w:t>
       </w:r>
@@ -5170,7 +5136,7 @@
           <w:color w:val="000000"/>
           <w:kern w:val="0"/>
           <w:lang w:eastAsia="es-PE"/>
-          <ns2:ligatures ns2:val="none"/>
+          <w14:ligatures w14:val="none"/>
         </w:rPr>
         <w:t/>
       </w:r>
@@ -5180,7 +5146,7 @@
           <w:color w:val="000000"/>
           <w:kern w:val="0"/>
           <w:lang w:eastAsia="es-PE"/>
-          <ns2:ligatures ns2:val="none"/>
+          <w14:ligatures w14:val="none"/>
         </w:rPr>
         <w:t xml:space="preserve"> de la Ley 29571, Código de Protección y Defensa del Consumidor</w:t>
       </w:r>
@@ -5192,7 +5158,7 @@
           <w:kern w:val="0"/>
           <w:vertAlign w:val="superscript"/>
           <w:lang w:eastAsia="es-PE"/>
-          <ns2:ligatures ns2:val="none"/>
+          <w14:ligatures w14:val="none"/>
         </w:rPr>
         <w:footnoteReference w:id="8"/>
       </w:r>
@@ -5202,7 +5168,7 @@
           <w:color w:val="000000"/>
           <w:kern w:val="0"/>
           <w:lang w:eastAsia="es-PE"/>
-          <ns2:ligatures ns2:val="none"/>
+          <w14:ligatures w14:val="none"/>
         </w:rPr>
         <w:t>, faculta a la Comisión a calificar las infracciones de la referida norma como leves, graves o muy graves e imponer sanciones que van desde una amonestación hasta una multa por un máximo de 450 Unidades Impositivas Tributarias, sin perjuicio de las medidas correctivas, reparadoras y complementarias, que puedan ordenarse de acuerdo a lo estipulado en los artículos 114</w:t>
       </w:r>
@@ -5212,7 +5178,7 @@
           <w:color w:val="000000"/>
           <w:kern w:val="0"/>
           <w:lang w:eastAsia="es-PE"/>
-          <ns2:ligatures ns2:val="none"/>
+          <w14:ligatures w14:val="none"/>
         </w:rPr>
         <w:t/>
       </w:r>
@@ -5222,7 +5188,7 @@
           <w:color w:val="000000"/>
           <w:kern w:val="0"/>
           <w:lang w:eastAsia="es-PE"/>
-          <ns2:ligatures ns2:val="none"/>
+          <w14:ligatures w14:val="none"/>
         </w:rPr>
         <w:t>, 115</w:t>
       </w:r>
@@ -5232,7 +5198,7 @@
           <w:color w:val="000000"/>
           <w:kern w:val="0"/>
           <w:lang w:eastAsia="es-PE"/>
-          <ns2:ligatures ns2:val="none"/>
+          <w14:ligatures w14:val="none"/>
         </w:rPr>
         <w:t/>
       </w:r>
@@ -5242,7 +5208,7 @@
           <w:color w:val="000000"/>
           <w:kern w:val="0"/>
           <w:lang w:eastAsia="es-PE"/>
-          <ns2:ligatures ns2:val="none"/>
+          <w14:ligatures w14:val="none"/>
         </w:rPr>
         <w:t xml:space="preserve"> y 116</w:t>
       </w:r>
@@ -5252,7 +5218,7 @@
           <w:color w:val="000000"/>
           <w:kern w:val="0"/>
           <w:lang w:eastAsia="es-PE"/>
-          <ns2:ligatures ns2:val="none"/>
+          <w14:ligatures w14:val="none"/>
         </w:rPr>
         <w:t/>
       </w:r>
@@ -5262,7 +5228,7 @@
           <w:color w:val="000000"/>
           <w:kern w:val="0"/>
           <w:lang w:eastAsia="es-PE"/>
-          <ns2:ligatures ns2:val="none"/>
+          <w14:ligatures w14:val="none"/>
         </w:rPr>
         <w:t xml:space="preserve"> de la referida norma</w:t>
       </w:r>
@@ -5274,7 +5240,7 @@
           <w:kern w:val="0"/>
           <w:vertAlign w:val="superscript"/>
           <w:lang w:eastAsia="es-PE"/>
-          <ns2:ligatures ns2:val="none"/>
+          <w14:ligatures w14:val="none"/>
         </w:rPr>
         <w:footnoteReference w:id="9"/>
       </w:r>
@@ -5284,7 +5250,7 @@
           <w:color w:val="000000"/>
           <w:kern w:val="0"/>
           <w:lang w:eastAsia="es-PE"/>
-          <ns2:ligatures ns2:val="none"/>
+          <w14:ligatures w14:val="none"/>
         </w:rPr>
         <w:t xml:space="preserve">. </w:t>
       </w:r>
@@ -5295,7 +5261,7 @@
           <w:color w:val="000000"/>
           <w:kern w:val="0"/>
           <w:lang w:eastAsia="es-PE"/>
-          <ns2:ligatures ns2:val="none"/>
+          <w14:ligatures w14:val="none"/>
         </w:rPr>
         <w:lastRenderedPageBreak/>
         <w:t>Asimismo, se consideran circunstancias atenuantes para la graduación de la sanción, el allanamiento de la denuncia o el reconocimiento de las pretensiones en ella contenidas, de acuerdo con el artículo 112</w:t>
@@ -5306,7 +5272,7 @@
           <w:color w:val="000000"/>
           <w:kern w:val="0"/>
           <w:lang w:eastAsia="es-PE"/>
-          <ns2:ligatures ns2:val="none"/>
+          <w14:ligatures w14:val="none"/>
         </w:rPr>
         <w:t/>
       </w:r>
@@ -5316,7 +5282,7 @@
           <w:color w:val="000000"/>
           <w:kern w:val="0"/>
           <w:lang w:eastAsia="es-PE"/>
-          <ns2:ligatures ns2:val="none"/>
+          <w14:ligatures w14:val="none"/>
         </w:rPr>
         <w:t xml:space="preserve"> del Código</w:t>
       </w:r>
@@ -5328,7 +5294,7 @@
           <w:kern w:val="0"/>
           <w:vertAlign w:val="superscript"/>
           <w:lang w:eastAsia="es-PE"/>
-          <ns2:ligatures ns2:val="none"/>
+          <w14:ligatures w14:val="none"/>
         </w:rPr>
         <w:footnoteReference w:id="10"/>
       </w:r>
@@ -5338,12 +5304,12 @@
           <w:color w:val="000000"/>
           <w:kern w:val="0"/>
           <w:lang w:eastAsia="es-PE"/>
-          <ns2:ligatures ns2:val="none"/>
+          <w14:ligatures w14:val="none"/>
         </w:rPr>
         <w:t>.</w:t>
       </w:r>
     </w:p>
-    <w:p ns2:paraId="0ECE55DF" ns2:textId="77777777">
+    <w:p>
       <w:pPr>
         <w:shd w:val="clear" w:color="auto" w:fill="FFFFFF"/>
         <w:spacing w:after="0" w:line="240" w:lineRule="auto"/>
@@ -5354,11 +5320,11 @@
           <w:color w:val="000000"/>
           <w:kern w:val="0"/>
           <w:lang w:eastAsia="es-PE"/>
-          <ns2:ligatures ns2:val="none"/>
-        </w:rPr>
-      </w:pPr>
-    </w:p>
-    <w:p ns2:paraId="1CC114EB" ns2:textId="77777777">
+          <w14:ligatures w14:val="none"/>
+        </w:rPr>
+      </w:pPr>
+    </w:p>
+    <w:p>
       <w:pPr>
         <w:shd w:val="clear" w:color="auto" w:fill="FFFFFF"/>
         <w:spacing w:after="0" w:line="240" w:lineRule="auto"/>
@@ -5368,7 +5334,7 @@
           <w:color w:val="000000"/>
           <w:kern w:val="0"/>
           <w:lang w:eastAsia="es-PE"/>
-          <ns2:ligatures ns2:val="none"/>
+          <w14:ligatures w14:val="none"/>
         </w:rPr>
       </w:pPr>
       <w:r>
@@ -5378,7 +5344,7 @@
           <w:color w:val="000000"/>
           <w:kern w:val="0"/>
           <w:lang w:eastAsia="es-PE"/>
-          <ns2:ligatures ns2:val="none"/>
+          <w14:ligatures w14:val="none"/>
         </w:rPr>
         <w:t>SÉTIMO:</w:t>
       </w:r>
@@ -5388,7 +5354,7 @@
           <w:color w:val="000000"/>
           <w:kern w:val="0"/>
           <w:lang w:eastAsia="es-PE"/>
-          <ns2:ligatures ns2:val="none"/>
+          <w14:ligatures w14:val="none"/>
         </w:rPr>
         <w:t xml:space="preserve"> informar a las partes que conforme a lo establecido en el artículo 39</w:t>
       </w:r>
@@ -5398,7 +5364,7 @@
           <w:color w:val="000000"/>
           <w:kern w:val="0"/>
           <w:lang w:eastAsia="es-PE"/>
-          <ns2:ligatures ns2:val="none"/>
+          <w14:ligatures w14:val="none"/>
         </w:rPr>
         <w:t/>
       </w:r>
@@ -5408,12 +5374,12 @@
           <w:color w:val="000000"/>
           <w:kern w:val="0"/>
           <w:lang w:eastAsia="es-PE"/>
-          <ns2:ligatures ns2:val="none"/>
+          <w14:ligatures w14:val="none"/>
         </w:rPr>
         <w:t xml:space="preserve"> de la Ley sobre Facultades, Normas y Organización del Indecopi, aprobada por Decreto Legislativo 807, los gastos por los peritajes realizados, actuación de pruebas, inspecciones y otros derivados de la tramitación del proceso serán de cargo de la parte que solicita la prueba, salvo pacto en contrario. En todos los casos, la resolución final determinará si los gastos deben ser asumidos por alguna de las partes, o reembolsados a la otra parte o al Indecopi, según sea el caso, de manera adicional a la sanción que haya podido imponerse. </w:t>
       </w:r>
     </w:p>
-    <w:p ns2:paraId="364C4B19" ns2:textId="77777777">
+    <w:p>
       <w:pPr>
         <w:shd w:val="clear" w:color="auto" w:fill="FFFFFF"/>
         <w:spacing w:after="0" w:line="240" w:lineRule="auto"/>
@@ -5423,11 +5389,11 @@
           <w:color w:val="000000"/>
           <w:kern w:val="0"/>
           <w:lang w:eastAsia="es-PE"/>
-          <ns2:ligatures ns2:val="none"/>
-        </w:rPr>
-      </w:pPr>
-    </w:p>
-    <w:p ns2:paraId="27E9BBC0" ns2:textId="77777777">
+          <w14:ligatures w14:val="none"/>
+        </w:rPr>
+      </w:pPr>
+    </w:p>
+    <w:p>
       <w:pPr>
         <w:suppressAutoHyphens/>
         <w:spacing w:after="0" w:line="240" w:lineRule="auto"/>
@@ -5436,7 +5402,7 @@
           <w:rFonts w:ascii="Arial Narrow" w:eastAsia="Calibri" w:hAnsi="Arial Narrow" w:cs="Arial"/>
           <w:kern w:val="0"/>
           <w:u w:val="single"/>
-          <ns2:ligatures ns2:val="none"/>
+          <w14:ligatures w14:val="none"/>
         </w:rPr>
       </w:pPr>
       <w:r>
@@ -5445,7 +5411,7 @@
           <w:b/>
           <w:bCs/>
           <w:kern w:val="0"/>
-          <ns2:ligatures ns2:val="none"/>
+          <w14:ligatures w14:val="none"/>
         </w:rPr>
         <w:t>OCTAVO</w:t>
       </w:r>
@@ -5454,7 +5420,7 @@
           <w:rFonts w:ascii="Arial Narrow" w:eastAsia="Calibri" w:hAnsi="Arial Narrow" w:cs="Arial"/>
           <w:b/>
           <w:kern w:val="0"/>
-          <ns2:ligatures ns2:val="none"/>
+          <w14:ligatures w14:val="none"/>
         </w:rPr>
         <w:t>:</w:t>
       </w:r>
@@ -5462,7 +5428,7 @@
         <w:rPr>
           <w:rFonts w:ascii="Arial Narrow" w:eastAsia="Calibri" w:hAnsi="Arial Narrow" w:cs="Arial"/>
           <w:kern w:val="0"/>
-          <ns2:ligatures ns2:val="none"/>
+          <w14:ligatures w14:val="none"/>
         </w:rPr>
         <w:t xml:space="preserve"> comunicar a las partes que, de acuerdo a lo señalado por el artículo 29</w:t>
       </w:r>
@@ -5472,7 +5438,7 @@
           <w:color w:val="000000"/>
           <w:kern w:val="0"/>
           <w:lang w:eastAsia="es-PE"/>
-          <ns2:ligatures ns2:val="none"/>
+          <w14:ligatures w14:val="none"/>
         </w:rPr>
         <w:t/>
       </w:r>
@@ -5480,7 +5446,7 @@
         <w:rPr>
           <w:rFonts w:ascii="Arial Narrow" w:eastAsia="Calibri" w:hAnsi="Arial Narrow" w:cs="Arial"/>
           <w:kern w:val="0"/>
-          <ns2:ligatures ns2:val="none"/>
+          <w14:ligatures w14:val="none"/>
         </w:rPr>
         <w:t xml:space="preserve"> del Decreto Legislativo 807</w:t>
       </w:r>
@@ -5490,7 +5456,7 @@
           <w:rFonts w:ascii="Arial Narrow" w:eastAsia="Calibri" w:hAnsi="Arial Narrow" w:cs="Arial"/>
           <w:kern w:val="0"/>
           <w:vertAlign w:val="superscript"/>
-          <ns2:ligatures ns2:val="none"/>
+          <w14:ligatures w14:val="none"/>
         </w:rPr>
         <w:footnoteReference w:id="11"/>
       </w:r>
@@ -5498,7 +5464,7 @@
         <w:rPr>
           <w:rFonts w:ascii="Arial Narrow" w:eastAsia="Calibri" w:hAnsi="Arial Narrow" w:cs="Arial"/>
           <w:kern w:val="0"/>
-          <ns2:ligatures ns2:val="none"/>
+          <w14:ligatures w14:val="none"/>
         </w:rPr>
         <w:t xml:space="preserve">, hasta antes de la emisión de la Resolución Final tienen la posibilidad de solicitar una audiencia de conciliación. En caso deleguen a favor de una tercera persona su actuación en la diligencia programada, esta deberá presentar un poder especial con firma legalizada ante Notario Público, donde conste </w:t>
       </w:r>
@@ -5507,7 +5473,7 @@
           <w:rFonts w:ascii="Arial Narrow" w:eastAsia="Calibri" w:hAnsi="Arial Narrow" w:cs="Arial"/>
           <w:kern w:val="0"/>
           <w:u w:val="single"/>
-          <ns2:ligatures ns2:val="none"/>
+          <w14:ligatures w14:val="none"/>
         </w:rPr>
         <w:t>expresamente su facultad para asistir y conciliar en su representación</w:t>
       </w:r>
@@ -5516,7 +5482,7 @@
           <w:rFonts w:ascii="Arial Narrow" w:eastAsia="Calibri" w:hAnsi="Arial Narrow" w:cs="Arial"/>
           <w:bCs/>
           <w:kern w:val="0"/>
-          <ns2:ligatures ns2:val="none"/>
+          <w14:ligatures w14:val="none"/>
         </w:rPr>
         <w:t>.</w:t>
       </w:r>
@@ -5526,7 +5492,7 @@
           <w:b/>
           <w:bCs/>
           <w:kern w:val="0"/>
-          <ns2:ligatures ns2:val="none"/>
+          <w14:ligatures w14:val="none"/>
         </w:rPr>
         <w:t xml:space="preserve"> </w:t>
       </w:r>
@@ -5535,12 +5501,12 @@
           <w:rFonts w:ascii="Arial Narrow" w:eastAsia="Calibri" w:hAnsi="Arial Narrow" w:cs="Arial"/>
           <w:kern w:val="0"/>
           <w:u w:val="single"/>
-          <ns2:ligatures ns2:val="none"/>
+          <w14:ligatures w14:val="none"/>
         </w:rPr>
         <w:t xml:space="preserve">Ello bajo apercibimiento de no realizar la audiencia de conciliación y levantar el acta de inasistencia correspondiente. </w:t>
       </w:r>
     </w:p>
-    <w:p ns2:paraId="4CD47B08" ns2:textId="77777777">
+    <w:p>
       <w:pPr>
         <w:suppressAutoHyphens/>
         <w:spacing w:after="0" w:line="240" w:lineRule="auto"/>
@@ -5549,11 +5515,11 @@
           <w:rFonts w:ascii="Arial Narrow" w:eastAsia="Calibri" w:hAnsi="Arial Narrow" w:cs="Arial"/>
           <w:kern w:val="0"/>
           <w:u w:val="single"/>
-          <ns2:ligatures ns2:val="none"/>
-        </w:rPr>
-      </w:pPr>
-    </w:p>
-    <w:p ns2:paraId="0E80CA49" ns2:textId="77777777">
+          <w14:ligatures w14:val="none"/>
+        </w:rPr>
+      </w:pPr>
+    </w:p>
+    <w:p>
       <w:pPr>
         <w:suppressAutoHyphens/>
         <w:spacing w:after="0" w:line="240" w:lineRule="auto"/>
@@ -5563,7 +5529,7 @@
           <w:color w:val="000000"/>
           <w:kern w:val="0"/>
           <w:lang w:eastAsia="es-PE"/>
-          <ns2:ligatures ns2:val="none"/>
+          <w14:ligatures w14:val="none"/>
         </w:rPr>
       </w:pPr>
       <w:r>
@@ -5573,7 +5539,7 @@
           <w:color w:val="000000"/>
           <w:kern w:val="0"/>
           <w:lang w:eastAsia="es-PE"/>
-          <ns2:ligatures ns2:val="none"/>
+          <w14:ligatures w14:val="none"/>
         </w:rPr>
         <w:t>NOVENO:</w:t>
       </w:r>
@@ -5583,14 +5549,14 @@
           <w:color w:val="000000"/>
           <w:kern w:val="0"/>
           <w:lang w:eastAsia="es-PE"/>
-          <ns2:ligatures ns2:val="none"/>
+          <w14:ligatures w14:val="none"/>
         </w:rPr>
         <w:t xml:space="preserve"> poner en conocimiento de las partes que, antes de la emisión de la Resolución Final, tienen la posibilidad de formular su desistimiento o presentar el acuerdo arribado mediante la conciliación, mediación, transacción o cualquier otro que, de forma indubitable, deje constancia que se ha solucionado la controversia materia de denuncia.</w:t>
       </w:r>
       <w:bookmarkStart w:id="7" w:name="h.gjdgxs" w:colFirst="0" w:colLast="0"/>
       <w:bookmarkEnd w:id="7"/>
     </w:p>
-    <w:p ns2:paraId="7DDD06F7" ns2:textId="77777777">
+    <w:p>
       <w:pPr>
         <w:suppressAutoHyphens/>
         <w:spacing w:after="0" w:line="240" w:lineRule="auto"/>
@@ -5600,11 +5566,11 @@
           <w:color w:val="000000"/>
           <w:kern w:val="0"/>
           <w:lang w:eastAsia="es-PE"/>
-          <ns2:ligatures ns2:val="none"/>
-        </w:rPr>
-      </w:pPr>
-    </w:p>
-    <w:p ns2:paraId="236137A1" ns2:textId="0B6342A6">
+          <w14:ligatures w14:val="none"/>
+        </w:rPr>
+      </w:pPr>
+    </w:p>
+    <w:p>
       <w:pPr>
         <w:suppressAutoHyphens/>
         <w:spacing w:after="0" w:line="240" w:lineRule="auto"/>
@@ -5628,7 +5594,7 @@
           <w:b/>
           <w:spacing w:val="-3"/>
           <w:kern w:val="0"/>
-          <ns2:ligatures ns2:val="none"/>
+          <w14:ligatures w14:val="none"/>
         </w:rPr>
         <w:t/>
       </w:r>
@@ -5638,7 +5604,7 @@
           <w:bCs/>
           <w:spacing w:val="-3"/>
           <w:kern w:val="0"/>
-          <ns2:ligatures ns2:val="none"/>
+          <w14:ligatures w14:val="none"/>
         </w:rPr>
         <w:t xml:space="preserve"/>
       </w:r>
@@ -5648,7 +5614,7 @@
           <w:bCs/>
           <w:spacing w:val="-3"/>
           <w:kern w:val="0"/>
-          <ns2:ligatures ns2:val="none"/>
+          <w14:ligatures w14:val="none"/>
         </w:rPr>
         <w:t xml:space="preserve"/>
       </w:r>
@@ -5659,7 +5625,7 @@
           <w:kern w:val="0"/>
           <w:shd w:val="clear" w:color="auto" w:fill="FFFFFF"/>
           <w:lang w:eastAsia="es-PE"/>
-          <ns2:ligatures ns2:val="none"/>
+          <w14:ligatures w14:val="none"/>
         </w:rPr>
         <w:t xml:space="preserve"/>
       </w:r>
@@ -5670,7 +5636,7 @@
           <w:kern w:val="0"/>
           <w:shd w:val="clear" w:color="auto" w:fill="FFFFFF"/>
           <w:lang w:eastAsia="es-PE"/>
-          <ns2:ligatures ns2:val="none"/>
+          <w14:ligatures w14:val="none"/>
         </w:rPr>
         <w:t xml:space="preserve"/>
       </w:r>
@@ -5681,7 +5647,7 @@
           <w:kern w:val="0"/>
           <w:shd w:val="clear" w:color="auto" w:fill="FFFFFF"/>
           <w:lang w:eastAsia="es-PE"/>
-          <ns2:ligatures ns2:val="none"/>
+          <w14:ligatures w14:val="none"/>
         </w:rPr>
         <w:t xml:space="preserve"/>
       </w:r>
@@ -5817,7 +5783,7 @@
           <w:color w:val="000000"/>
           <w:kern w:val="0"/>
           <w:lang w:eastAsia="es-PE"/>
-          <ns2:ligatures ns2:val="none"/>
+          <w14:ligatures w14:val="none"/>
         </w:rPr>
         <w:t/>
       </w:r>
@@ -5834,7 +5800,7 @@
           <w:color w:val="000000"/>
           <w:kern w:val="0"/>
           <w:lang w:eastAsia="es-PE"/>
-          <ns2:ligatures ns2:val="none"/>
+          <w14:ligatures w14:val="none"/>
         </w:rPr>
         <w:t/>
       </w:r>
@@ -5860,7 +5826,7 @@
         <w:t/>
       </w:r>
     </w:p>
-    <w:p ns2:paraId="639FE5BE" ns2:textId="77777777">
+    <w:p>
       <w:pPr>
         <w:suppressAutoHyphens/>
         <w:spacing w:after="0" w:line="240" w:lineRule="auto"/>
@@ -5870,7 +5836,7 @@
         </w:rPr>
       </w:pPr>
     </w:p>
-    <w:p ns2:paraId="23716787" ns2:textId="77777777">
+    <w:p>
       <w:pPr>
         <w:suppressAutoHyphens/>
         <w:spacing w:after="0" w:line="240" w:lineRule="auto"/>
@@ -5880,7 +5846,7 @@
         </w:rPr>
       </w:pPr>
     </w:p>
-    <w:p ns2:paraId="509D673B" ns2:textId="77777777">
+    <w:p>
       <w:pPr>
         <w:spacing w:after="0" w:line="240" w:lineRule="auto"/>
         <w:jc w:val="both"/>
@@ -5890,11 +5856,11 @@
           <w:color w:val="000000"/>
           <w:kern w:val="0"/>
           <w:lang w:eastAsia="es-PE"/>
-          <ns2:ligatures ns2:val="none"/>
-        </w:rPr>
-      </w:pPr>
-    </w:p>
-    <w:p ns2:paraId="418E1D52" ns2:textId="77777777">
+          <w14:ligatures w14:val="none"/>
+        </w:rPr>
+      </w:pPr>
+    </w:p>
+    <w:p>
       <w:pPr>
         <w:spacing w:after="0" w:line="240" w:lineRule="auto"/>
         <w:jc w:val="both"/>
@@ -5904,11 +5870,11 @@
           <w:color w:val="000000"/>
           <w:kern w:val="0"/>
           <w:lang w:eastAsia="es-PE"/>
-          <ns2:ligatures ns2:val="none"/>
-        </w:rPr>
-      </w:pPr>
-    </w:p>
-    <w:p ns2:paraId="375C384E" ns2:textId="77777777">
+          <w14:ligatures w14:val="none"/>
+        </w:rPr>
+      </w:pPr>
+    </w:p>
+    <w:p>
       <w:pPr>
         <w:spacing w:after="0" w:line="240" w:lineRule="auto"/>
         <w:jc w:val="both"/>
@@ -5918,12 +5884,12 @@
           <w:color w:val="000000"/>
           <w:kern w:val="0"/>
           <w:lang w:eastAsia="es-PE"/>
-          <ns2:ligatures ns2:val="none"/>
+          <w14:ligatures w14:val="none"/>
         </w:rPr>
       </w:pPr>
     </w:p>
     <w:bookmarkEnd w:id="0"/>
-    <w:p ns2:paraId="7609987B" ns2:textId="77777777">
+    <w:p>
       <w:pPr>
         <w:shd w:val="clear" w:color="auto" w:fill="FFFFFF"/>
         <w:spacing w:after="0" w:line="240" w:lineRule="auto"/>
@@ -5932,7 +5898,7 @@
           <w:rFonts w:ascii="Arial Narrow" w:eastAsia="Calibri" w:hAnsi="Arial Narrow" w:cs="Times New Roman"/>
           <w:color w:val="000000"/>
           <w:kern w:val="0"/>
-          <ns2:ligatures ns2:val="none"/>
+          <w14:ligatures w14:val="none"/>
         </w:rPr>
       </w:pPr>
       <w:r>
@@ -5942,12 +5908,12 @@
           <w:bCs/>
           <w:color w:val="000000"/>
           <w:kern w:val="0"/>
-          <ns2:ligatures ns2:val="none"/>
+          <w14:ligatures w14:val="none"/>
         </w:rPr>
         <w:t xml:space="preserve">LUISA ANALÍ SILVA MALPARTIDA</w:t>
       </w:r>
     </w:p>
-    <w:p ns2:paraId="692BA8AF" ns2:textId="77777777">
+    <w:p>
       <w:pPr>
         <w:shd w:val="clear" w:color="auto" w:fill="FFFFFF"/>
         <w:spacing w:after="0" w:line="240" w:lineRule="auto"/>
@@ -5958,7 +5924,7 @@
           <w:bCs/>
           <w:color w:val="000000"/>
           <w:kern w:val="0"/>
-          <ns2:ligatures ns2:val="none"/>
+          <w14:ligatures w14:val="none"/>
         </w:rPr>
       </w:pPr>
       <w:r>
@@ -5968,12 +5934,12 @@
           <w:bCs/>
           <w:color w:val="000000"/>
           <w:kern w:val="0"/>
-          <ns2:ligatures ns2:val="none"/>
+          <w14:ligatures w14:val="none"/>
         </w:rPr>
         <w:t xml:space="preserve">Secretaria Técnica Ad Hoc</w:t>
       </w:r>
     </w:p>
-    <w:p ns2:paraId="4AF3211C" ns2:textId="77777777">
+    <w:p>
       <w:pPr>
         <w:shd w:val="clear" w:color="auto" w:fill="FFFFFF"/>
         <w:spacing w:after="0" w:line="240" w:lineRule="auto"/>
@@ -5984,7 +5950,7 @@
           <w:bCs/>
           <w:color w:val="000000"/>
           <w:kern w:val="0"/>
-          <ns2:ligatures ns2:val="none"/>
+          <w14:ligatures w14:val="none"/>
         </w:rPr>
       </w:pPr>
       <w:r>
@@ -5994,7 +5960,7 @@
           <w:bCs/>
           <w:color w:val="000000"/>
           <w:kern w:val="0"/>
-          <ns2:ligatures ns2:val="none"/>
+          <w14:ligatures w14:val="none"/>
         </w:rPr>
         <w:t>Comisión </w:t>
       </w:r>
@@ -6006,7 +5972,7 @@
           <w:color w:val="000000"/>
           <w:kern w:val="0"/>
           <w:shd w:val="clear" w:color="auto" w:fill="FFFFFF"/>
-          <ns2:ligatures ns2:val="none"/>
+          <w14:ligatures w14:val="none"/>
         </w:rPr>
         <w:t>de</w:t>
       </w:r>
@@ -6017,12 +5983,12 @@
           <w:bCs/>
           <w:color w:val="000000"/>
           <w:kern w:val="0"/>
-          <ns2:ligatures ns2:val="none"/>
+          <w14:ligatures w14:val="none"/>
         </w:rPr>
         <w:t> Protección al Consumidor 1</w:t>
       </w:r>
     </w:p>
-    <w:p ns2:paraId="602C43F9" ns2:textId="77777777">
+    <w:p>
       <w:pPr>
         <w:spacing w:after="0" w:line="240" w:lineRule="auto"/>
         <w:jc w:val="both"/>
@@ -6032,11 +5998,11 @@
           <w:color w:val="000000"/>
           <w:kern w:val="0"/>
           <w:lang w:eastAsia="es-PE"/>
-          <ns2:ligatures ns2:val="none"/>
-        </w:rPr>
-      </w:pPr>
-    </w:p>
-    <w:p ns2:paraId="1D3884F8" ns2:textId="77777777">
+          <w14:ligatures w14:val="none"/>
+        </w:rPr>
+      </w:pPr>
+    </w:p>
+    <w:p>
       <w:pPr>
         <w:spacing w:after="0" w:line="240" w:lineRule="auto"/>
         <w:jc w:val="both"/>
@@ -6054,12 +6020,12 @@
           <w:sz w:val="16"/>
           <w:szCs w:val="16"/>
           <w:lang w:eastAsia="es-PE"/>
-          <ns2:ligatures ns2:val="none"/>
+          <w14:ligatures w14:val="none"/>
         </w:rPr>
         <w:t>LSM/JCQ</w:t>
       </w:r>
     </w:p>
-    <w:p ns2:paraId="08D2E184" ns2:textId="77777777">
+    <w:p>
       <w:pPr>
         <w:spacing w:line="240" w:lineRule="auto"/>
         <w:rPr>
@@ -6067,7 +6033,7 @@
         </w:rPr>
       </w:pPr>
     </w:p>
-    <w:p ns2:paraId="1D2233A3" ns2:textId="77777777">
+    <w:p>
       <w:pPr>
         <w:spacing w:line="240" w:lineRule="auto"/>
         <w:rPr>
@@ -6075,7 +6041,7 @@
         </w:rPr>
       </w:pPr>
     </w:p>
-    <w:p ns2:paraId="4423ADE9" ns2:textId="77777777">
+    <w:p>
       <w:pPr>
         <w:spacing w:line="240" w:lineRule="auto"/>
         <w:rPr>
@@ -6083,14 +6049,14 @@
         </w:rPr>
       </w:pPr>
     </w:p>
-    <w:p ns2:paraId="74AAB5F4" ns2:textId="77777777">
+    <w:p>
       <w:pPr>
         <w:spacing w:line="240" w:lineRule="auto"/>
       </w:pPr>
     </w:p>
     <w:sectPr>
-      <w:headerReference w:type="default" ns3:id="rId8"/>
-      <w:footerReference w:type="default" ns3:id="rId9"/>
+      <w:headerReference w:type="default" r:id="rId8"/>
+      <w:footerReference w:type="default" r:id="rId9"/>
       <w:pgSz w:w="11906" w:h="16838"/>
       <w:pgMar w:top="1417" w:right="1701" w:bottom="1417" w:left="1701" w:header="708" w:footer="708" w:gutter="0"/>
       <w:cols w:space="708"/>
@@ -6101,7 +6067,7 @@
 </file>
 
 <file path=word/endnotes.xml><?xml version="1.0" encoding="utf-8"?>
-<w:endnotes xmlns:wpc="http://schemas.microsoft.com/office/word/2010/wordprocessingCanvas" xmlns:cx="http://schemas.microsoft.com/office/drawing/2014/chartex" xmlns:cx1="http://schemas.microsoft.com/office/drawing/2015/9/8/chartex" xmlns:cx2="http://schemas.microsoft.com/office/drawing/2015/10/21/chartex" xmlns:cx3="http://schemas.microsoft.com/office/drawing/2016/5/9/chartex" xmlns:cx4="http://schemas.microsoft.com/office/drawing/2016/5/10/chartex" xmlns:cx5="http://schemas.microsoft.com/office/drawing/2016/5/11/chartex" xmlns:cx6="http://schemas.microsoft.com/office/drawing/2016/5/12/chartex" xmlns:cx7="http://schemas.microsoft.com/office/drawing/2016/5/13/chartex" xmlns:cx8="http://schemas.microsoft.com/office/drawing/2016/5/14/chartex" xmlns:mc="http://schemas.openxmlformats.org/markup-compatibility/2006" xmlns:aink="http://schemas.microsoft.com/office/drawing/2016/ink" xmlns:am3d="http://schemas.microsoft.com/office/drawing/2017/model3d" xmlns:o="urn:schemas-microsoft-com:office:office" xmlns:oel="http://schemas.microsoft.com/office/2019/extlst" xmlns:r="http://schemas.openxmlformats.org/officeDocument/2006/relationships" xmlns:m="http://schemas.openxmlformats.org/officeDocument/2006/math" xmlns:v="urn:schemas-microsoft-com:vml" xmlns:wp14="http://schemas.microsoft.com/office/word/2010/wordprocessingDrawing" xmlns:wp="http://schemas.openxmlformats.org/drawingml/2006/wordprocessingDrawing" xmlns:w10="urn:schemas-microsoft-com:office:word" xmlns:w="http://schemas.openxmlformats.org/wordprocessingml/2006/main" xmlns:w14="http://schemas.microsoft.com/office/word/2010/wordml" xmlns:w15="http://schemas.microsoft.com/office/word/2012/wordml" xmlns:w16cex="http://schemas.microsoft.com/office/word/2018/wordml/cex" xmlns:w16cid="http://schemas.microsoft.com/office/word/2016/wordml/cid" xmlns:w16="http://schemas.microsoft.com/office/word/2018/wordml" xmlns:w16du="http://schemas.microsoft.com/office/word/2023/wordml/word16du" xmlns:w16sdtdh="http://schemas.microsoft.com/office/word/2020/wordml/sdtdatahash" xmlns:w16sdtfl="http://schemas.microsoft.com/office/word/2024/wordml/sdtformatlock" xmlns:w16se="http://schemas.microsoft.com/office/word/2015/wordml/symex" xmlns:wpg="http://schemas.microsoft.com/office/word/2010/wordprocessingGroup" xmlns:wpi="http://schemas.microsoft.com/office/word/2010/wordprocessingInk" xmlns:wne="http://schemas.microsoft.com/office/word/2006/wordml" xmlns:wps="http://schemas.microsoft.com/office/word/2010/wordprocessingShape" mc:Ignorable="w14 w15 w16se w16cid w16 w16cex w16sdtdh w16sdtfl w16du wp14">
+<w:endnotes xmlns:mc="http://schemas.openxmlformats.org/markup-compatibility/2006" xmlns:r="http://schemas.openxmlformats.org/officeDocument/2006/relationships" xmlns:w="http://schemas.openxmlformats.org/wordprocessingml/2006/main" xmlns:w14="http://schemas.microsoft.com/office/word/2010/wordml" xmlns:w15="http://schemas.microsoft.com/office/word/2012/wordml" xmlns:w16="http://schemas.microsoft.com/office/word/2018/wordml" xmlns:w16cex="http://schemas.microsoft.com/office/word/2018/wordml/cex" xmlns:w16cid="http://schemas.microsoft.com/office/word/2016/wordml/cid" xmlns:w16du="http://schemas.microsoft.com/office/word/2023/wordml/word16du" xmlns:w16sdtdh="http://schemas.microsoft.com/office/word/2020/wordml/sdtdatahash" xmlns:w16se="http://schemas.microsoft.com/office/word/2015/wordml/symex" xmlns:wp14="http://schemas.microsoft.com/office/word/2010/wordprocessingDrawing" mc:Ignorable="w14 w15 w16se w16cid w16 w16cex w16sdtdh w16du wp14">
   <w:endnote w:type="separator" w:id="-1">
     <w:p>
       <w:pPr>
@@ -6126,7 +6092,7 @@
 </file>
 
 <file path=word/footer1.xml><?xml version="1.0" encoding="utf-8"?>
-<w:ftr xmlns:wpc="http://schemas.microsoft.com/office/word/2010/wordprocessingCanvas" xmlns:cx="http://schemas.microsoft.com/office/drawing/2014/chartex" xmlns:cx1="http://schemas.microsoft.com/office/drawing/2015/9/8/chartex" xmlns:cx2="http://schemas.microsoft.com/office/drawing/2015/10/21/chartex" xmlns:cx3="http://schemas.microsoft.com/office/drawing/2016/5/9/chartex" xmlns:cx4="http://schemas.microsoft.com/office/drawing/2016/5/10/chartex" xmlns:cx5="http://schemas.microsoft.com/office/drawing/2016/5/11/chartex" xmlns:cx6="http://schemas.microsoft.com/office/drawing/2016/5/12/chartex" xmlns:cx7="http://schemas.microsoft.com/office/drawing/2016/5/13/chartex" xmlns:cx8="http://schemas.microsoft.com/office/drawing/2016/5/14/chartex" xmlns:mc="http://schemas.openxmlformats.org/markup-compatibility/2006" xmlns:aink="http://schemas.microsoft.com/office/drawing/2016/ink" xmlns:am3d="http://schemas.microsoft.com/office/drawing/2017/model3d" xmlns:o="urn:schemas-microsoft-com:office:office" xmlns:oel="http://schemas.microsoft.com/office/2019/extlst" xmlns:r="http://schemas.openxmlformats.org/officeDocument/2006/relationships" xmlns:m="http://schemas.openxmlformats.org/officeDocument/2006/math" xmlns:v="urn:schemas-microsoft-com:vml" xmlns:wp14="http://schemas.microsoft.com/office/word/2010/wordprocessingDrawing" xmlns:wp="http://schemas.openxmlformats.org/drawingml/2006/wordprocessingDrawing" xmlns:w10="urn:schemas-microsoft-com:office:word" xmlns:w="http://schemas.openxmlformats.org/wordprocessingml/2006/main" xmlns:w14="http://schemas.microsoft.com/office/word/2010/wordml" xmlns:w15="http://schemas.microsoft.com/office/word/2012/wordml" xmlns:w16cex="http://schemas.microsoft.com/office/word/2018/wordml/cex" xmlns:w16cid="http://schemas.microsoft.com/office/word/2016/wordml/cid" xmlns:w16="http://schemas.microsoft.com/office/word/2018/wordml" xmlns:w16du="http://schemas.microsoft.com/office/word/2023/wordml/word16du" xmlns:w16sdtdh="http://schemas.microsoft.com/office/word/2020/wordml/sdtdatahash" xmlns:w16sdtfl="http://schemas.microsoft.com/office/word/2024/wordml/sdtformatlock" xmlns:w16se="http://schemas.microsoft.com/office/word/2015/wordml/symex" xmlns:wpg="http://schemas.microsoft.com/office/word/2010/wordprocessingGroup" xmlns:wpi="http://schemas.microsoft.com/office/word/2010/wordprocessingInk" xmlns:wne="http://schemas.microsoft.com/office/word/2006/wordml" xmlns:wps="http://schemas.microsoft.com/office/word/2010/wordprocessingShape" mc:Ignorable="w14 w15 w16se w16cid w16 w16cex w16sdtdh w16sdtfl w16du wp14">
+<w:ftr xmlns:mc="http://schemas.openxmlformats.org/markup-compatibility/2006" xmlns:r="http://schemas.openxmlformats.org/officeDocument/2006/relationships" xmlns:w="http://schemas.openxmlformats.org/wordprocessingml/2006/main" xmlns:w14="http://schemas.microsoft.com/office/word/2010/wordml" xmlns:w15="http://schemas.microsoft.com/office/word/2012/wordml" xmlns:w16="http://schemas.microsoft.com/office/word/2018/wordml" xmlns:w16cex="http://schemas.microsoft.com/office/word/2018/wordml/cex" xmlns:w16cid="http://schemas.microsoft.com/office/word/2016/wordml/cid" xmlns:w16du="http://schemas.microsoft.com/office/word/2023/wordml/word16du" xmlns:w16sdtdh="http://schemas.microsoft.com/office/word/2020/wordml/sdtdatahash" xmlns:w16se="http://schemas.microsoft.com/office/word/2015/wordml/symex" xmlns:wp14="http://schemas.microsoft.com/office/word/2010/wordprocessingDrawing" mc:Ignorable="w14 w15 w16se w16cid w16 w16cex w16sdtdh w16du wp14">
   <w:p>
     <w:pPr>
       <w:pBdr>
@@ -6205,7 +6171,7 @@
 </file>
 
 <file path=word/footnotes.xml><?xml version="1.0" encoding="utf-8"?>
-<w:footnotes xmlns:wpc="http://schemas.microsoft.com/office/word/2010/wordprocessingCanvas" xmlns:cx="http://schemas.microsoft.com/office/drawing/2014/chartex" xmlns:cx1="http://schemas.microsoft.com/office/drawing/2015/9/8/chartex" xmlns:cx2="http://schemas.microsoft.com/office/drawing/2015/10/21/chartex" xmlns:cx3="http://schemas.microsoft.com/office/drawing/2016/5/9/chartex" xmlns:cx4="http://schemas.microsoft.com/office/drawing/2016/5/10/chartex" xmlns:cx5="http://schemas.microsoft.com/office/drawing/2016/5/11/chartex" xmlns:cx6="http://schemas.microsoft.com/office/drawing/2016/5/12/chartex" xmlns:cx7="http://schemas.microsoft.com/office/drawing/2016/5/13/chartex" xmlns:cx8="http://schemas.microsoft.com/office/drawing/2016/5/14/chartex" xmlns:mc="http://schemas.openxmlformats.org/markup-compatibility/2006" xmlns:aink="http://schemas.microsoft.com/office/drawing/2016/ink" xmlns:am3d="http://schemas.microsoft.com/office/drawing/2017/model3d" xmlns:o="urn:schemas-microsoft-com:office:office" xmlns:oel="http://schemas.microsoft.com/office/2019/extlst" xmlns:r="http://schemas.openxmlformats.org/officeDocument/2006/relationships" xmlns:m="http://schemas.openxmlformats.org/officeDocument/2006/math" xmlns:v="urn:schemas-microsoft-com:vml" xmlns:wp14="http://schemas.microsoft.com/office/word/2010/wordprocessingDrawing" xmlns:wp="http://schemas.openxmlformats.org/drawingml/2006/wordprocessingDrawing" xmlns:w10="urn:schemas-microsoft-com:office:word" xmlns:w="http://schemas.openxmlformats.org/wordprocessingml/2006/main" xmlns:w14="http://schemas.microsoft.com/office/word/2010/wordml" xmlns:w15="http://schemas.microsoft.com/office/word/2012/wordml" xmlns:w16cex="http://schemas.microsoft.com/office/word/2018/wordml/cex" xmlns:w16cid="http://schemas.microsoft.com/office/word/2016/wordml/cid" xmlns:w16="http://schemas.microsoft.com/office/word/2018/wordml" xmlns:w16du="http://schemas.microsoft.com/office/word/2023/wordml/word16du" xmlns:w16sdtdh="http://schemas.microsoft.com/office/word/2020/wordml/sdtdatahash" xmlns:w16sdtfl="http://schemas.microsoft.com/office/word/2024/wordml/sdtformatlock" xmlns:w16se="http://schemas.microsoft.com/office/word/2015/wordml/symex" xmlns:wpg="http://schemas.microsoft.com/office/word/2010/wordprocessingGroup" xmlns:wpi="http://schemas.microsoft.com/office/word/2010/wordprocessingInk" xmlns:wne="http://schemas.microsoft.com/office/word/2006/wordml" xmlns:wps="http://schemas.microsoft.com/office/word/2010/wordprocessingShape" mc:Ignorable="w14 w15 w16se w16cid w16 w16cex w16sdtdh w16sdtfl w16du wp14">
+<w:footnotes xmlns:mc="http://schemas.openxmlformats.org/markup-compatibility/2006" xmlns:r="http://schemas.openxmlformats.org/officeDocument/2006/relationships" xmlns:w="http://schemas.openxmlformats.org/wordprocessingml/2006/main" xmlns:w14="http://schemas.microsoft.com/office/word/2010/wordml" xmlns:w15="http://schemas.microsoft.com/office/word/2012/wordml" xmlns:w16="http://schemas.microsoft.com/office/word/2018/wordml" xmlns:w16cex="http://schemas.microsoft.com/office/word/2018/wordml/cex" xmlns:w16cid="http://schemas.microsoft.com/office/word/2016/wordml/cid" xmlns:w16du="http://schemas.microsoft.com/office/word/2023/wordml/word16du" xmlns:w16sdtdh="http://schemas.microsoft.com/office/word/2020/wordml/sdtdatahash" xmlns:w16se="http://schemas.microsoft.com/office/word/2015/wordml/symex" xmlns:wp14="http://schemas.microsoft.com/office/word/2010/wordprocessingDrawing" mc:Ignorable="w14 w15 w16se w16cid w16 w16cex w16sdtdh w16du wp14">
   <w:footnote w:type="separator" w:id="-1">
     <w:p>
       <w:pPr>
@@ -7261,6 +7227,161 @@
       </w:pPr>
     </w:p>
   </w:footnote>
+  <w:footnote w:id="13">
+    <w:p>
+      <w:pPr>
+        <w:pStyle w:val="Textonotapie"/>
+        <w:ind w:left="567" w:hanging="567"/>
+        <w:jc w:val="both"/>
+      </w:pPr>
+      <w:r>
+        <w:rPr>
+          <w:rStyle w:val="Refdenotaalpie"/>
+          <w:rFonts w:ascii="Arial Narrow" w:hAnsi="Arial Narrow" w:cs="Arial"/>
+          <w:sz w:val="16"/>
+          <w:szCs w:val="16"/>
+          <w:vertAlign w:val="superscript"/>
+        </w:rPr>
+        <w:footnoteRef/>
+      </w:r>
+      <w:r>
+        <w:rPr>
+          <w:rFonts w:ascii="Arial Narrow" w:hAnsi="Arial Narrow" w:cs="Arial"/>
+          <w:sz w:val="16"/>
+          <w:szCs w:val="16"/>
+        </w:rPr>
+        <w:tab/>
+      </w:r>
+      <w:r>
+        <w:rPr>
+          <w:rFonts w:ascii="Arial Narrow" w:hAnsi="Arial Narrow" w:cs="Arial"/>
+          <w:b/>
+          <w:bCs/>
+          <w:sz w:val="16"/>
+          <w:szCs w:val="16"/>
+        </w:rPr>
+        <w:t xml:space="preserve">DECRETO LEGISLATIVO 807, LEY SOBRE FACULTADES, NORMAS Y ORGANIZACIÓN DEL INDECOPI, publicado el 18 de abril de 1996</w:t>
+      </w:r>
+    </w:p>
+    <w:p>
+      <w:pPr>
+        <w:pStyle w:val="Textonotapie"/>
+        <w:ind w:left="567" w:hanging="567"/>
+        <w:jc w:val="both"/>
+      </w:pPr>
+      <w:r>
+        <w:rPr>
+          <w:rFonts w:ascii="Arial Narrow" w:hAnsi="Arial Narrow" w:cs="Arial"/>
+          <w:sz w:val="16"/>
+          <w:szCs w:val="16"/>
+        </w:rPr>
+        <w:tab/>
+      </w:r>
+      <w:r>
+        <w:rPr>
+          <w:rFonts w:ascii="Arial Narrow" w:hAnsi="Arial Narrow" w:cs="Arial"/>
+          <w:b/>
+          <w:bCs/>
+          <w:sz w:val="16"/>
+          <w:szCs w:val="16"/>
+        </w:rPr>
+        <w:t xml:space="preserve">Artículo 26.-</w:t>
+      </w:r>
+      <w:r>
+        <w:rPr>
+          <w:rFonts w:ascii="Arial Narrow" w:hAnsi="Arial Narrow" w:cs="Arial"/>
+          <w:sz w:val="16"/>
+          <w:szCs w:val="16"/>
+        </w:rPr>
+        <w:t xml:space="preserve"> Una vez admitida a trámite la denuncia, se correrá traslado de la misma al denunciado, a fin de que éste presente su descargo. El plazo para la presentación del descargo será de cinco (5) días contados desde la notificación, vencido el cual, el Secretario Técnico declarará en rebeldía al denunciado que no lo hubiera presentado.</w:t>
+      </w:r>
+    </w:p>
+  </w:footnote>
+  <w:footnote w:id="14">
+    <w:p>
+      <w:pPr>
+        <w:pStyle w:val="Textonotapie"/>
+        <w:ind w:left="567" w:hanging="567"/>
+        <w:jc w:val="both"/>
+      </w:pPr>
+      <w:r>
+        <w:rPr>
+          <w:rStyle w:val="Refdenotaalpie"/>
+          <w:rFonts w:ascii="Arial Narrow" w:hAnsi="Arial Narrow" w:cs="Arial"/>
+          <w:sz w:val="16"/>
+          <w:szCs w:val="16"/>
+          <w:vertAlign w:val="superscript"/>
+        </w:rPr>
+        <w:footnoteRef/>
+      </w:r>
+      <w:r>
+        <w:rPr>
+          <w:rFonts w:ascii="Arial Narrow" w:hAnsi="Arial Narrow" w:cs="Arial"/>
+          <w:sz w:val="16"/>
+          <w:szCs w:val="16"/>
+        </w:rPr>
+        <w:tab/>
+      </w:r>
+      <w:r>
+        <w:rPr>
+          <w:rFonts w:ascii="Arial Narrow" w:hAnsi="Arial Narrow" w:cs="Arial"/>
+          <w:b/>
+          <w:bCs/>
+          <w:sz w:val="16"/>
+          <w:szCs w:val="16"/>
+        </w:rPr>
+        <w:t xml:space="preserve">DECRETO SUPREMO 006-2026-JUS, TEXTO ÚNICO ORDENADO DE LA LEY 27444, LEY DEL PROCEDIMIENTO ADMINISTRATIVO GENERAL, publicado el 30 de abril de 2026</w:t>
+      </w:r>
+    </w:p>
+    <w:p>
+      <w:pPr>
+        <w:pStyle w:val="Textonotapie"/>
+        <w:ind w:left="567" w:hanging="567"/>
+        <w:jc w:val="both"/>
+      </w:pPr>
+      <w:r>
+        <w:rPr>
+          <w:rFonts w:ascii="Arial Narrow" w:hAnsi="Arial Narrow" w:cs="Arial"/>
+          <w:sz w:val="16"/>
+          <w:szCs w:val="16"/>
+        </w:rPr>
+        <w:tab/>
+      </w:r>
+      <w:r>
+        <w:rPr>
+          <w:rFonts w:ascii="Arial Narrow" w:hAnsi="Arial Narrow" w:cs="Arial"/>
+          <w:b/>
+          <w:bCs/>
+          <w:sz w:val="16"/>
+          <w:szCs w:val="16"/>
+        </w:rPr>
+        <w:t xml:space="preserve">Artículo 223.- Contestación de la reclamación</w:t>
+      </w:r>
+    </w:p>
+    <w:p>
+      <w:pPr>
+        <w:pStyle w:val="Textonotapie"/>
+        <w:ind w:left="567" w:hanging="567"/>
+        <w:jc w:val="both"/>
+      </w:pPr>
+      <w:r>
+        <w:rPr>
+          <w:rFonts w:ascii="Arial Narrow" w:hAnsi="Arial Narrow" w:cs="Arial"/>
+          <w:sz w:val="16"/>
+          <w:szCs w:val="16"/>
+        </w:rPr>
+        <w:tab/>
+      </w:r>
+      <w:r>
+        <w:rPr>
+          <w:rFonts w:ascii="Arial Narrow" w:hAnsi="Arial Narrow" w:cs="Arial"/>
+          <w:sz w:val="16"/>
+          <w:szCs w:val="16"/>
+        </w:rPr>
+        <w:t xml:space="preserve">223.1 El reclamado deberá presentar la contestación de la reclamación dentro de los quince (15) días posteriores a la notificación de ésta; vencido este plazo, la Administración declarará en rebeldía al reclamado que no la hubiera presentado. La contestación deberá contener los requisitos de los escritos previstos en el artículo 113 de la presente Ley, así como la absolución de todos los asuntos controvertidos de hecho y de derecho, Las alegaciones y los hechos relevantes de la reclamación, salvo que hayan sido específicamente negadas en la contestación, se tendrán por aceptadas o merituadas como ciertas.</w:t>
+      </w:r>
+    </w:p>
+  </w:footnote>
   <w:footnote w:id="8">
     <w:p>
       <w:pPr>
@@ -8679,7 +8800,7 @@
 </file>
 
 <file path=word/header1.xml><?xml version="1.0" encoding="utf-8"?>
-<w:hdr xmlns:wpc="http://schemas.microsoft.com/office/word/2010/wordprocessingCanvas" xmlns:cx="http://schemas.microsoft.com/office/drawing/2014/chartex" xmlns:cx1="http://schemas.microsoft.com/office/drawing/2015/9/8/chartex" xmlns:cx2="http://schemas.microsoft.com/office/drawing/2015/10/21/chartex" xmlns:cx3="http://schemas.microsoft.com/office/drawing/2016/5/9/chartex" xmlns:cx4="http://schemas.microsoft.com/office/drawing/2016/5/10/chartex" xmlns:cx5="http://schemas.microsoft.com/office/drawing/2016/5/11/chartex" xmlns:cx6="http://schemas.microsoft.com/office/drawing/2016/5/12/chartex" xmlns:cx7="http://schemas.microsoft.com/office/drawing/2016/5/13/chartex" xmlns:cx8="http://schemas.microsoft.com/office/drawing/2016/5/14/chartex" xmlns:mc="http://schemas.openxmlformats.org/markup-compatibility/2006" xmlns:aink="http://schemas.microsoft.com/office/drawing/2016/ink" xmlns:am3d="http://schemas.microsoft.com/office/drawing/2017/model3d" xmlns:o="urn:schemas-microsoft-com:office:office" xmlns:oel="http://schemas.microsoft.com/office/2019/extlst" xmlns:r="http://schemas.openxmlformats.org/officeDocument/2006/relationships" xmlns:m="http://schemas.openxmlformats.org/officeDocument/2006/math" xmlns:v="urn:schemas-microsoft-com:vml" xmlns:wp14="http://schemas.microsoft.com/office/word/2010/wordprocessingDrawing" xmlns:wp="http://schemas.openxmlformats.org/drawingml/2006/wordprocessingDrawing" xmlns:w10="urn:schemas-microsoft-com:office:word" xmlns:w="http://schemas.openxmlformats.org/wordprocessingml/2006/main" xmlns:w14="http://schemas.microsoft.com/office/word/2010/wordml" xmlns:w15="http://schemas.microsoft.com/office/word/2012/wordml" xmlns:w16cex="http://schemas.microsoft.com/office/word/2018/wordml/cex" xmlns:w16cid="http://schemas.microsoft.com/office/word/2016/wordml/cid" xmlns:w16="http://schemas.microsoft.com/office/word/2018/wordml" xmlns:w16du="http://schemas.microsoft.com/office/word/2023/wordml/word16du" xmlns:w16sdtdh="http://schemas.microsoft.com/office/word/2020/wordml/sdtdatahash" xmlns:w16sdtfl="http://schemas.microsoft.com/office/word/2024/wordml/sdtformatlock" xmlns:w16se="http://schemas.microsoft.com/office/word/2015/wordml/symex" xmlns:wpg="http://schemas.microsoft.com/office/word/2010/wordprocessingGroup" xmlns:wpi="http://schemas.microsoft.com/office/word/2010/wordprocessingInk" xmlns:wne="http://schemas.microsoft.com/office/word/2006/wordml" xmlns:wps="http://schemas.microsoft.com/office/word/2010/wordprocessingShape" mc:Ignorable="w14 w15 w16se w16cid w16 w16cex w16sdtdh w16sdtfl w16du wp14">
+<w:hdr xmlns:a="http://schemas.openxmlformats.org/drawingml/2006/main" xmlns:a14="http://schemas.microsoft.com/office/drawing/2010/main" xmlns:mc="http://schemas.openxmlformats.org/markup-compatibility/2006" xmlns:pic="http://schemas.openxmlformats.org/drawingml/2006/picture" xmlns:r="http://schemas.openxmlformats.org/officeDocument/2006/relationships" xmlns:w="http://schemas.openxmlformats.org/wordprocessingml/2006/main" xmlns:w14="http://schemas.microsoft.com/office/word/2010/wordml" xmlns:w15="http://schemas.microsoft.com/office/word/2012/wordml" xmlns:w16="http://schemas.microsoft.com/office/word/2018/wordml" xmlns:w16cex="http://schemas.microsoft.com/office/word/2018/wordml/cex" xmlns:w16cid="http://schemas.microsoft.com/office/word/2016/wordml/cid" xmlns:w16du="http://schemas.microsoft.com/office/word/2023/wordml/word16du" xmlns:w16sdtdh="http://schemas.microsoft.com/office/word/2020/wordml/sdtdatahash" xmlns:w16se="http://schemas.microsoft.com/office/word/2015/wordml/symex" xmlns:wp="http://schemas.openxmlformats.org/drawingml/2006/wordprocessingDrawing" xmlns:wp14="http://schemas.microsoft.com/office/word/2010/wordprocessingDrawing" mc:Ignorable="w14 w15 w16se w16cid w16 w16cex w16sdtdh w16du wp14">
   <w:tbl>
     <w:tblPr>
       <w:tblW w:w="8645" w:type="dxa"/>

--- a/plantillas_maestras/02_seguro_vida/materia_general_asegurativa/2_o_mas_ddos_varios/mujer/TPL_1690_2025_SEGURO_VIDA_MATERIA_GENERAL_ASEGURATIVA_ASEGURADORA_MUJER_R2.docx
+++ b/plantillas_maestras/02_seguro_vida/materia_general_asegurativa/2_o_mas_ddos_varios/mujer/TPL_1690_2025_SEGURO_VIDA_MATERIA_GENERAL_ASEGURATIVA_ASEGURADORA_MUJER_R2.docx
@@ -556,97 +556,7 @@
           <w:lang w:val="es-ES" w:eastAsia="es-ES"/>
           <w14:ligatures w14:val="none"/>
         </w:rPr>
-        <w:t xml:space="preserve">Mediante el escrito del 16 de julio de 2025, subsanado y complementado mediante dos escritos del 18 de agosto de 2025, la señora [APELLIDO] denunció a Rímac por presuntas infracciones a la Ley 29571, Código de Protección y Defensa del Consumidor (en adelante, Código), señalando lo siguiente:</w:t>
-      </w:r>
-      <w:r>
-        <w:rPr>
-          <w:rFonts w:ascii="Arial Narrow" w:eastAsia="Arial Narrow" w:hAnsi="Arial Narrow" w:cs="Arial Narrow"/>
-          <w:color w:val="000000"/>
-          <w:kern w:val="0"/>
-          <w:sz w:val="22"/>
-          <w:szCs w:val="22"/>
-          <w:lang w:val="es-ES" w:eastAsia="es-ES"/>
-          <w14:ligatures w14:val="none"/>
-        </w:rPr>
-        <w:t xml:space="preserve"/>
-      </w:r>
-      <w:r>
-        <w:rPr>
-          <w:rFonts w:ascii="Arial Narrow" w:eastAsia="Arial Narrow" w:hAnsi="Arial Narrow" w:cs="Arial Narrow"/>
-          <w:color w:val="000000"/>
-          <w:kern w:val="0"/>
-          <w:sz w:val="22"/>
-          <w:szCs w:val="22"/>
-          <w:lang w:val="es-ES" w:eastAsia="es-ES"/>
-          <w14:ligatures w14:val="none"/>
-        </w:rPr>
-        <w:t/>
-      </w:r>
-      <w:r>
-        <w:rPr>
-          <w:rFonts w:ascii="Arial Narrow" w:eastAsia="Arial Narrow" w:hAnsi="Arial Narrow" w:cs="Arial Narrow"/>
-          <w:color w:val="000000"/>
-          <w:kern w:val="0"/>
-          <w:sz w:val="22"/>
-          <w:szCs w:val="22"/>
-          <w:lang w:val="es-ES" w:eastAsia="es-ES"/>
-          <w14:ligatures w14:val="none"/>
-        </w:rPr>
-        <w:t/>
-      </w:r>
-      <w:r>
-        <w:rPr>
-          <w:rFonts w:ascii="Arial Narrow" w:eastAsia="Arial Narrow" w:hAnsi="Arial Narrow" w:cs="Arial Narrow"/>
-          <w:kern w:val="0"/>
-          <w14:ligatures w14:val="none"/>
-          <w:sz w:val="22"/>
-          <w:szCs w:val="22"/>
-        </w:rPr>
-        <w:t xml:space="preserve"/>
-      </w:r>
-      <w:r>
-        <w:rPr>
-          <w:rFonts w:ascii="Arial Narrow" w:eastAsia="Arial Narrow" w:hAnsi="Arial Narrow" w:cs="Arial Narrow"/>
-          <w:kern w:val="0"/>
-          <w14:ligatures w14:val="none"/>
-          <w:sz w:val="22"/>
-          <w:szCs w:val="22"/>
-        </w:rPr>
-        <w:t xml:space="preserve"/>
-      </w:r>
-      <w:r>
-        <w:rPr>
-          <w:rFonts w:ascii="Arial Narrow" w:eastAsia="Arial Narrow" w:hAnsi="Arial Narrow" w:cs="Arial Narrow"/>
-          <w:kern w:val="0"/>
-          <w14:ligatures w14:val="none"/>
-          <w:sz w:val="22"/>
-          <w:szCs w:val="22"/>
-        </w:rPr>
-        <w:t/>
-      </w:r>
-      <w:r>
-        <w:rPr>
-          <w:rFonts w:ascii="Arial Narrow" w:eastAsia="Arial Narrow" w:hAnsi="Arial Narrow" w:cs="Arial Narrow"/>
-          <w:color w:val="000000"/>
-          <w:kern w:val="0"/>
-          <w:sz w:val="22"/>
-          <w:szCs w:val="22"/>
-          <w:lang w:val="es-ES" w:eastAsia="es-ES"/>
-          <w14:ligatures w14:val="none"/>
-        </w:rPr>
-        <w:t/>
-      </w:r>
-      <w:r>
-        <w:rPr>
-          <w:rFonts w:ascii="Arial Narrow" w:eastAsia="Arial Narrow" w:hAnsi="Arial Narrow" w:cs="Arial Narrow"/>
-          <w:color w:val="000000"/>
-          <w:kern w:val="0"/>
-          <w:sz w:val="22"/>
-          <w:szCs w:val="22"/>
-          <w:lang w:val="es-ES" w:eastAsia="es-ES"/>
-          <w14:ligatures w14:val="none"/>
-        </w:rPr>
-        <w:t xml:space="preserve"/>
+        <w:t xml:space="preserve">Mediante el escrito del 16 de julio de 2025, subsanado y complementado mediante dos escritos del 18 de agosto de 2025, la señora [APELLIDO] denunció a Rímac por presuntas infracciones a la Ley 29571, Código de Protección y Defensa del Consumidor</w:t>
       </w:r>
       <w:r>
         <w:rPr>
@@ -661,6 +571,108 @@
           <w14:ligatures w14:val="none"/>
         </w:rPr>
         <w:footnoteReference w:id="1"/>
+      </w:r>
+      <w:r>
+        <w:rPr>
+          <w:rFonts w:ascii="Arial Narrow" w:eastAsia="Arial Narrow" w:hAnsi="Arial Narrow" w:cs="Arial Narrow"/>
+          <w:color w:val="000000"/>
+          <w:kern w:val="0"/>
+          <w:sz w:val="22"/>
+          <w:szCs w:val="22"/>
+          <w:lang w:val="es-ES" w:eastAsia="es-ES"/>
+          <w14:ligatures w14:val="none"/>
+        </w:rPr>
+        <w:t xml:space="preserve"> (en adelante, Código), señalando lo siguiente:</w:t>
+      </w:r>
+      <w:r>
+        <w:rPr>
+          <w:rFonts w:ascii="Arial Narrow" w:eastAsia="Arial Narrow" w:hAnsi="Arial Narrow" w:cs="Arial Narrow"/>
+          <w:color w:val="000000"/>
+          <w:kern w:val="0"/>
+          <w:sz w:val="22"/>
+          <w:szCs w:val="22"/>
+          <w:lang w:val="es-ES" w:eastAsia="es-ES"/>
+          <w14:ligatures w14:val="none"/>
+        </w:rPr>
+        <w:t xml:space="preserve"/>
+      </w:r>
+      <w:r>
+        <w:rPr>
+          <w:rFonts w:ascii="Arial Narrow" w:eastAsia="Arial Narrow" w:hAnsi="Arial Narrow" w:cs="Arial Narrow"/>
+          <w:color w:val="000000"/>
+          <w:kern w:val="0"/>
+          <w:sz w:val="22"/>
+          <w:szCs w:val="22"/>
+          <w:lang w:val="es-ES" w:eastAsia="es-ES"/>
+          <w14:ligatures w14:val="none"/>
+        </w:rPr>
+        <w:t/>
+      </w:r>
+      <w:r>
+        <w:rPr>
+          <w:rFonts w:ascii="Arial Narrow" w:eastAsia="Arial Narrow" w:hAnsi="Arial Narrow" w:cs="Arial Narrow"/>
+          <w:color w:val="000000"/>
+          <w:kern w:val="0"/>
+          <w:sz w:val="22"/>
+          <w:szCs w:val="22"/>
+          <w:lang w:val="es-ES" w:eastAsia="es-ES"/>
+          <w14:ligatures w14:val="none"/>
+        </w:rPr>
+        <w:t/>
+      </w:r>
+      <w:r>
+        <w:rPr>
+          <w:rFonts w:ascii="Arial Narrow" w:eastAsia="Arial Narrow" w:hAnsi="Arial Narrow" w:cs="Arial Narrow"/>
+          <w:kern w:val="0"/>
+          <w14:ligatures w14:val="none"/>
+          <w:sz w:val="22"/>
+          <w:szCs w:val="22"/>
+        </w:rPr>
+        <w:t xml:space="preserve"/>
+      </w:r>
+      <w:r>
+        <w:rPr>
+          <w:rFonts w:ascii="Arial Narrow" w:eastAsia="Arial Narrow" w:hAnsi="Arial Narrow" w:cs="Arial Narrow"/>
+          <w:kern w:val="0"/>
+          <w14:ligatures w14:val="none"/>
+          <w:sz w:val="22"/>
+          <w:szCs w:val="22"/>
+        </w:rPr>
+        <w:t xml:space="preserve"/>
+      </w:r>
+      <w:r>
+        <w:rPr>
+          <w:rFonts w:ascii="Arial Narrow" w:eastAsia="Arial Narrow" w:hAnsi="Arial Narrow" w:cs="Arial Narrow"/>
+          <w:kern w:val="0"/>
+          <w14:ligatures w14:val="none"/>
+          <w:sz w:val="22"/>
+          <w:szCs w:val="22"/>
+        </w:rPr>
+        <w:t/>
+      </w:r>
+      <w:r>
+        <w:rPr>
+          <w:rFonts w:ascii="Arial Narrow" w:eastAsia="Arial Narrow" w:hAnsi="Arial Narrow" w:cs="Arial Narrow"/>
+          <w:color w:val="000000"/>
+          <w:kern w:val="0"/>
+          <w:sz w:val="22"/>
+          <w:szCs w:val="22"/>
+          <w:lang w:val="es-ES" w:eastAsia="es-ES"/>
+          <w14:ligatures w14:val="none"/>
+        </w:rPr>
+        <w:t/>
+      </w:r>
+      <w:r>
+        <w:rPr>
+          <w:rFonts w:ascii="Arial Narrow" w:eastAsia="Arial Narrow" w:hAnsi="Arial Narrow" w:cs="Arial Narrow"/>
+          <w:color w:val="000000"/>
+          <w:kern w:val="0"/>
+          <w:sz w:val="22"/>
+          <w:szCs w:val="22"/>
+          <w:lang w:val="es-ES" w:eastAsia="es-ES"/>
+          <w14:ligatures w14:val="none"/>
+        </w:rPr>
+        <w:t xml:space="preserve"/>
       </w:r>
       <w:r>
         <w:rPr>
@@ -3951,7 +3963,19 @@
           <w:lang w:eastAsia="es-PE"/>
           <w14:ligatures w14:val="none"/>
         </w:rPr>
-        <w:t xml:space="preserve">PRIMERO: admitir a trámite la denuncia del 16 de julio de 2025, subsanado y complementado mediante dos escritos del 18 de agosto de 2025, interpuesta por la señora [DENUNCIANTE] contra Rímac Seguros y Reaseguros S.A., por lo siguiente:</w:t>
+        <w:t xml:space="preserve">PRIMERO:</w:t>
+      </w:r>
+      <w:r>
+        <w:rPr>
+          <w:rFonts w:ascii="Arial Narrow" w:eastAsia="Arial Narrow" w:hAnsi="Arial Narrow" w:cs="Arial Narrow"/>
+          <w:color w:val="000000"/>
+          <w:kern w:val="0"/>
+          <w:sz w:val="22"/>
+          <w:szCs w:val="22"/>
+          <w:lang w:eastAsia="es-PE"/>
+          <w14:ligatures w14:val="none"/>
+        </w:rPr>
+        <w:t xml:space="preserve"> admitir a trámite la denuncia del 16 de julio de 2025, subsanado y complementado mediante dos escritos del 18 de agosto de 2025, interpuesta por la señora [DENUNCIANTE] contra Rímac Seguros y Reaseguros S.A., por lo siguiente:</w:t>
       </w:r>
       <w:r>
         <w:rPr>
@@ -4019,7 +4043,6 @@
       <w:r>
         <w:rPr>
           <w:rFonts w:ascii="Arial Narrow" w:eastAsia="Arial Narrow" w:hAnsi="Arial Narrow" w:cs="Arial Narrow"/>
-          <w:bCs/>
           <w:spacing w:val="-3"/>
           <w:kern w:val="0"/>
           <w14:ligatures w14:val="none"/>
@@ -4031,7 +4054,6 @@
       <w:r>
         <w:rPr>
           <w:rFonts w:ascii="Arial Narrow" w:eastAsia="Arial Narrow" w:hAnsi="Arial Narrow" w:cs="Arial Narrow"/>
-          <w:bCs/>
           <w:spacing w:val="-3"/>
           <w:kern w:val="0"/>
           <w14:ligatures w14:val="none"/>
@@ -5223,7 +5245,19 @@
           <w:lang w:eastAsia="es-PE"/>
           <w14:ligatures w14:val="none"/>
         </w:rPr>
-        <w:t xml:space="preserve">TERCERO: </w:t>
+        <w:t xml:space="preserve">TERCERO:</w:t>
+      </w:r>
+      <w:r>
+        <w:rPr>
+          <w:rFonts w:ascii="Arial Narrow" w:eastAsia="Arial Narrow" w:hAnsi="Arial Narrow" w:cs="Arial Narrow"/>
+          <w:color w:val="000000"/>
+          <w:kern w:val="0"/>
+          <w:sz w:val="22"/>
+          <w:szCs w:val="22"/>
+          <w:lang w:eastAsia="es-PE"/>
+          <w14:ligatures w14:val="none"/>
+        </w:rPr>
+        <w:t xml:space="preserve"> </w:t>
       </w:r>
       <w:r>
         <w:rPr>
@@ -5607,7 +5641,15 @@
           <w:sz w:val="22"/>
           <w:szCs w:val="22"/>
         </w:rPr>
-        <w:t xml:space="preserve">CUARTO: </w:t>
+        <w:t xml:space="preserve">CUARTO:</w:t>
+      </w:r>
+      <w:r>
+        <w:rPr>
+          <w:rFonts w:ascii="Arial Narrow" w:eastAsia="Arial Narrow" w:hAnsi="Arial Narrow" w:cs="Arial Narrow"/>
+          <w:sz w:val="22"/>
+          <w:szCs w:val="22"/>
+        </w:rPr>
+        <w:t xml:space="preserve"> </w:t>
       </w:r>
       <w:r>
         <w:rPr>
@@ -5629,7 +5671,7 @@
           <w:lang w:val="es-ES" w:eastAsia="es-ES"/>
           <w14:ligatures w14:val="none"/>
         </w:rPr>
-        <w:footnoteReference w:id="13"/>
+        <w:footnoteReference w:id="8"/>
       </w:r>
       <w:r>
         <w:rPr>
@@ -5651,7 +5693,7 @@
           <w:lang w:val="es-ES" w:eastAsia="es-ES"/>
           <w14:ligatures w14:val="none"/>
         </w:rPr>
-        <w:footnoteReference w:id="14"/>
+        <w:footnoteReference w:id="9"/>
       </w:r>
       <w:r>
         <w:rPr>
@@ -5702,7 +5744,19 @@
           <w:lang w:eastAsia="es-PE"/>
           <w14:ligatures w14:val="none"/>
         </w:rPr>
-        <w:t xml:space="preserve">QUINTO: </w:t>
+        <w:t xml:space="preserve">QUINTO:</w:t>
+      </w:r>
+      <w:r>
+        <w:rPr>
+          <w:rFonts w:ascii="Arial Narrow" w:eastAsia="Arial Narrow" w:hAnsi="Arial Narrow" w:cs="Arial Narrow"/>
+          <w:color w:val="000000"/>
+          <w:kern w:val="0"/>
+          <w:sz w:val="22"/>
+          <w:szCs w:val="22"/>
+          <w:lang w:eastAsia="es-PE"/>
+          <w14:ligatures w14:val="none"/>
+        </w:rPr>
+        <w:t xml:space="preserve"> </w:t>
       </w:r>
       <w:bookmarkStart w:id="4" w:name="_Hlk188286813"/>
       <w:r>
@@ -6102,7 +6156,7 @@
           <w:lang w:eastAsia="es-PE"/>
           <w14:ligatures w14:val="none"/>
         </w:rPr>
-        <w:footnoteReference w:id="8"/>
+        <w:footnoteReference w:id="10"/>
       </w:r>
       <w:r>
         <w:rPr>
@@ -6200,7 +6254,7 @@
           <w:lang w:eastAsia="es-PE"/>
           <w14:ligatures w14:val="none"/>
         </w:rPr>
-        <w:footnoteReference w:id="9"/>
+        <w:footnoteReference w:id="11"/>
       </w:r>
       <w:r>
         <w:rPr>
@@ -6264,7 +6318,7 @@
           <w:lang w:eastAsia="es-PE"/>
           <w14:ligatures w14:val="none"/>
         </w:rPr>
-        <w:footnoteReference w:id="10"/>
+        <w:footnoteReference w:id="12"/>
       </w:r>
       <w:r>
         <w:rPr>
@@ -6456,7 +6510,7 @@
           <w:vertAlign w:val="superscript"/>
           <w14:ligatures w14:val="none"/>
         </w:rPr>
-        <w:footnoteReference w:id="11"/>
+        <w:footnoteReference w:id="13"/>
       </w:r>
       <w:r>
         <w:rPr>
@@ -6474,29 +6528,140 @@
           <w:kern w:val="0"/>
           <w:sz w:val="22"/>
           <w:szCs w:val="22"/>
+          <w14:ligatures w14:val="none"/>
+        </w:rPr>
+        <w:t>expresamente su facultad para asistir y conciliar en su representación</w:t>
+      </w:r>
+      <w:r>
+        <w:rPr>
+          <w:rFonts w:ascii="Arial Narrow" w:eastAsia="Arial Narrow" w:hAnsi="Arial Narrow" w:cs="Arial Narrow"/>
+          <w:kern w:val="0"/>
+          <w14:ligatures w14:val="none"/>
+          <w:sz w:val="22"/>
+          <w:szCs w:val="22"/>
+        </w:rPr>
+        <w:t>.</w:t>
+      </w:r>
+      <w:r>
+        <w:rPr>
+          <w:rFonts w:ascii="Arial Narrow" w:eastAsia="Arial Narrow" w:hAnsi="Arial Narrow" w:cs="Arial Narrow"/>
+          <w:kern w:val="0"/>
+          <w14:ligatures w14:val="none"/>
+          <w:sz w:val="22"/>
+          <w:szCs w:val="22"/>
+        </w:rPr>
+        <w:t xml:space="preserve"> </w:t>
+      </w:r>
+      <w:r>
+        <w:rPr>
+          <w:rFonts w:ascii="Arial Narrow" w:eastAsia="Arial Narrow" w:hAnsi="Arial Narrow" w:cs="Arial Narrow"/>
+          <w:kern w:val="0"/>
+          <w:sz w:val="22"/>
+          <w:szCs w:val="22"/>
+          <w14:ligatures w14:val="none"/>
+        </w:rPr>
+        <w:t xml:space="preserve">Ello bajo apercibimiento de no realizar la audiencia de conciliación y levantar el acta de inasistencia correspondiente. </w:t>
+      </w:r>
+    </w:p>
+    <w:p>
+      <w:pPr>
+        <w:suppressAutoHyphens/>
+        <w:spacing w:after="0" w:line="240" w:lineRule="auto"/>
+        <w:jc w:val="both"/>
+        <w:rPr>
+          <w:rFonts w:ascii="Arial Narrow" w:eastAsia="Arial Narrow" w:hAnsi="Arial Narrow" w:cs="Arial Narrow"/>
+          <w:kern w:val="0"/>
+          <w:sz w:val="22"/>
+          <w:szCs w:val="22"/>
           <w:u w:val="single"/>
           <w14:ligatures w14:val="none"/>
         </w:rPr>
-        <w:t>expresamente su facultad para asistir y conciliar en su representación</w:t>
-      </w:r>
-      <w:r>
-        <w:rPr>
-          <w:rFonts w:ascii="Arial Narrow" w:eastAsia="Arial Narrow" w:hAnsi="Arial Narrow" w:cs="Arial Narrow"/>
-          <w:bCs/>
-          <w:kern w:val="0"/>
-          <w14:ligatures w14:val="none"/>
-          <w:sz w:val="22"/>
-          <w:szCs w:val="22"/>
-        </w:rPr>
-        <w:t>.</w:t>
-      </w:r>
+      </w:pPr>
+    </w:p>
+    <w:p>
+      <w:pPr>
+        <w:suppressAutoHyphens/>
+        <w:spacing w:after="0" w:line="240" w:lineRule="auto"/>
+        <w:jc w:val="both"/>
+        <w:rPr>
+          <w:rFonts w:ascii="Arial Narrow" w:eastAsia="Arial Narrow" w:hAnsi="Arial Narrow" w:cs="Arial Narrow"/>
+          <w:color w:val="000000"/>
+          <w:kern w:val="0"/>
+          <w:sz w:val="22"/>
+          <w:szCs w:val="22"/>
+          <w:lang w:eastAsia="es-PE"/>
+          <w14:ligatures w14:val="none"/>
+        </w:rPr>
+      </w:pPr>
+      <w:r>
+        <w:rPr>
+          <w:rFonts w:ascii="Arial Narrow" w:eastAsia="Arial Narrow" w:hAnsi="Arial Narrow" w:cs="Arial Narrow"/>
+          <w:b/>
+          <w:color w:val="000000"/>
+          <w:kern w:val="0"/>
+          <w:sz w:val="22"/>
+          <w:szCs w:val="22"/>
+          <w:lang w:eastAsia="es-PE"/>
+          <w14:ligatures w14:val="none"/>
+        </w:rPr>
+        <w:t>NOVENO:</w:t>
+      </w:r>
+      <w:r>
+        <w:rPr>
+          <w:rFonts w:ascii="Arial Narrow" w:eastAsia="Arial Narrow" w:hAnsi="Arial Narrow" w:cs="Arial Narrow"/>
+          <w:color w:val="000000"/>
+          <w:kern w:val="0"/>
+          <w:sz w:val="22"/>
+          <w:szCs w:val="22"/>
+          <w:lang w:eastAsia="es-PE"/>
+          <w14:ligatures w14:val="none"/>
+        </w:rPr>
+        <w:t xml:space="preserve"> poner en conocimiento de las partes que, antes de la emisión de la Resolución Final, tienen la posibilidad de formular su desistimiento o presentar el acuerdo arribado mediante la conciliación, mediación, transacción o cualquier otro que, de forma indubitable, deje constancia que se ha solucionado la controversia materia de denuncia.</w:t>
+      </w:r>
+      <w:bookmarkStart w:id="7" w:name="h.gjdgxs" w:colFirst="0" w:colLast="0"/>
+      <w:bookmarkEnd w:id="7"/>
+    </w:p>
+    <w:p>
+      <w:pPr>
+        <w:suppressAutoHyphens/>
+        <w:spacing w:after="0" w:line="240" w:lineRule="auto"/>
+        <w:jc w:val="both"/>
+        <w:rPr>
+          <w:rFonts w:ascii="Arial Narrow" w:eastAsia="Arial Narrow" w:hAnsi="Arial Narrow" w:cs="Arial Narrow"/>
+          <w:color w:val="000000"/>
+          <w:kern w:val="0"/>
+          <w:sz w:val="22"/>
+          <w:szCs w:val="22"/>
+          <w:lang w:eastAsia="es-PE"/>
+          <w14:ligatures w14:val="none"/>
+        </w:rPr>
+      </w:pPr>
+    </w:p>
+    <w:p>
+      <w:pPr>
+        <w:suppressAutoHyphens/>
+        <w:spacing w:after="0" w:line="240" w:lineRule="auto"/>
+        <w:jc w:val="both"/>
+        <w:rPr>
+          <w:rFonts w:ascii="Arial Narrow" w:eastAsia="Arial Narrow" w:hAnsi="Arial Narrow" w:cs="Arial Narrow"/>
+          <w:sz w:val="22"/>
+          <w:szCs w:val="22"/>
+        </w:rPr>
+      </w:pPr>
       <w:r>
         <w:rPr>
           <w:rFonts w:ascii="Arial Narrow" w:eastAsia="Arial Narrow" w:hAnsi="Arial Narrow" w:cs="Arial Narrow"/>
           <w:b/>
           <w:bCs/>
-          <w:kern w:val="0"/>
-          <w14:ligatures w14:val="none"/>
+          <w:sz w:val="22"/>
+          <w:szCs w:val="22"/>
+        </w:rPr>
+        <w:lastRenderedPageBreak/>
+        <w:t xml:space="preserve">DÉCIMO:</w:t>
+      </w:r>
+      <w:r>
+        <w:rPr>
+          <w:rFonts w:ascii="Arial Narrow" w:eastAsia="Arial Narrow" w:hAnsi="Arial Narrow" w:cs="Arial Narrow"/>
           <w:sz w:val="22"/>
           <w:szCs w:val="22"/>
         </w:rPr>
@@ -6505,13 +6670,304 @@
       <w:r>
         <w:rPr>
           <w:rFonts w:ascii="Arial Narrow" w:eastAsia="Arial Narrow" w:hAnsi="Arial Narrow" w:cs="Arial Narrow"/>
-          <w:kern w:val="0"/>
-          <w:sz w:val="22"/>
-          <w:szCs w:val="22"/>
-          <w:u w:val="single"/>
-          <w14:ligatures w14:val="none"/>
-        </w:rPr>
-        <w:t xml:space="preserve">Ello bajo apercibimiento de no realizar la audiencia de conciliación y levantar el acta de inasistencia correspondiente. </w:t>
+          <w:sz w:val="22"/>
+          <w:szCs w:val="22"/>
+        </w:rPr>
+        <w:t xml:space="preserve">requerir a la señora [DENUNCIANTE] y a Rímac Seguros y Reaseguros S.A. para que, dentro del plazo de dos (2) días hábiles siguientes a la fecha en que reciban la notificación en sus bandejas de correo electrónico, efectúen la confirmación de recepción de la notificación remitida por este despacho a sus correos electrónicos, de conformidad con el segundo párrafo del numeral 4 del artículo 20 del Texto Único Ordenado de la Ley del Procedimiento Administrativo General, aprobado mediante Decreto Supremo 006-2026-JUS, bajo apercibimiento de rehacer el acto de notificación y notificarles conforme al numeral 1 del artículo 20 del citado cuerpo normativo.</w:t>
+      </w:r>
+      <w:r>
+        <w:rPr>
+          <w:rFonts w:ascii="Arial Narrow" w:eastAsia="Arial Narrow" w:hAnsi="Arial Narrow" w:cs="Arial Narrow"/>
+          <w:spacing w:val="-3"/>
+          <w:kern w:val="0"/>
+          <w14:ligatures w14:val="none"/>
+          <w:sz w:val="22"/>
+          <w:szCs w:val="22"/>
+        </w:rPr>
+        <w:t/>
+      </w:r>
+      <w:r>
+        <w:rPr>
+          <w:rFonts w:ascii="Arial Narrow" w:eastAsia="Arial Narrow" w:hAnsi="Arial Narrow" w:cs="Arial Narrow"/>
+          <w:spacing w:val="-3"/>
+          <w:kern w:val="0"/>
+          <w14:ligatures w14:val="none"/>
+          <w:sz w:val="22"/>
+          <w:szCs w:val="22"/>
+        </w:rPr>
+        <w:t xml:space="preserve"/>
+      </w:r>
+      <w:r>
+        <w:rPr>
+          <w:rFonts w:ascii="Arial Narrow" w:eastAsia="Arial Narrow" w:hAnsi="Arial Narrow" w:cs="Arial Narrow"/>
+          <w:spacing w:val="-3"/>
+          <w:kern w:val="0"/>
+          <w14:ligatures w14:val="none"/>
+          <w:sz w:val="22"/>
+          <w:szCs w:val="22"/>
+        </w:rPr>
+        <w:t xml:space="preserve"/>
+      </w:r>
+      <w:r>
+        <w:rPr>
+          <w:rFonts w:ascii="Arial Narrow" w:eastAsia="Arial Narrow" w:hAnsi="Arial Narrow" w:cs="Arial Narrow"/>
+          <w:color w:val="000000"/>
+          <w:kern w:val="0"/>
+          <w:sz w:val="22"/>
+          <w:szCs w:val="22"/>
+          <w:shd w:val="clear" w:color="auto" w:fill="FFFFFF"/>
+          <w:lang w:eastAsia="es-PE"/>
+          <w14:ligatures w14:val="none"/>
+        </w:rPr>
+        <w:t xml:space="preserve"/>
+      </w:r>
+      <w:r>
+        <w:rPr>
+          <w:rFonts w:ascii="Arial Narrow" w:eastAsia="Arial Narrow" w:hAnsi="Arial Narrow" w:cs="Arial Narrow"/>
+          <w:color w:val="000000"/>
+          <w:kern w:val="0"/>
+          <w:sz w:val="22"/>
+          <w:szCs w:val="22"/>
+          <w:shd w:val="clear" w:color="auto" w:fill="FFFFFF"/>
+          <w:lang w:eastAsia="es-PE"/>
+          <w14:ligatures w14:val="none"/>
+        </w:rPr>
+        <w:t xml:space="preserve"/>
+      </w:r>
+      <w:r>
+        <w:rPr>
+          <w:rFonts w:ascii="Arial Narrow" w:eastAsia="Arial Narrow" w:hAnsi="Arial Narrow" w:cs="Arial Narrow"/>
+          <w:color w:val="000000"/>
+          <w:kern w:val="0"/>
+          <w:sz w:val="22"/>
+          <w:szCs w:val="22"/>
+          <w:shd w:val="clear" w:color="auto" w:fill="FFFFFF"/>
+          <w:lang w:eastAsia="es-PE"/>
+          <w14:ligatures w14:val="none"/>
+        </w:rPr>
+        <w:t xml:space="preserve"/>
+      </w:r>
+      <w:r>
+        <w:rPr>
+          <w:rFonts w:ascii="Arial Narrow" w:eastAsia="Arial Narrow" w:hAnsi="Arial Narrow" w:cs="Arial Narrow"/>
+          <w:color w:val="000000"/>
+          <w:sz w:val="22"/>
+          <w:szCs w:val="22"/>
+        </w:rPr>
+        <w:t/>
+      </w:r>
+      <w:r>
+        <w:rPr>
+          <w:rFonts w:ascii="Arial Narrow" w:eastAsia="Arial Narrow" w:hAnsi="Arial Narrow" w:cs="Arial Narrow"/>
+          <w:color w:val="000000"/>
+          <w:sz w:val="22"/>
+          <w:szCs w:val="22"/>
+        </w:rPr>
+        <w:t xml:space="preserve"/>
+      </w:r>
+      <w:r>
+        <w:rPr>
+          <w:rFonts w:ascii="Arial Narrow" w:eastAsia="Arial Narrow" w:hAnsi="Arial Narrow" w:cs="Arial Narrow"/>
+          <w:color w:val="000000"/>
+          <w:sz w:val="22"/>
+          <w:szCs w:val="22"/>
+        </w:rPr>
+        <w:t/>
+      </w:r>
+      <w:r>
+        <w:rPr>
+          <w:rFonts w:ascii="Arial Narrow" w:eastAsia="Arial Narrow" w:hAnsi="Arial Narrow" w:cs="Arial Narrow"/>
+          <w:color w:val="000000"/>
+          <w:sz w:val="22"/>
+          <w:szCs w:val="22"/>
+        </w:rPr>
+        <w:t/>
+      </w:r>
+      <w:r>
+        <w:rPr>
+          <w:rFonts w:ascii="Arial Narrow" w:eastAsia="Arial Narrow" w:hAnsi="Arial Narrow" w:cs="Arial Narrow"/>
+          <w:color w:val="000000"/>
+          <w:sz w:val="22"/>
+          <w:szCs w:val="22"/>
+        </w:rPr>
+        <w:t xml:space="preserve"/>
+      </w:r>
+      <w:r>
+        <w:rPr>
+          <w:rFonts w:ascii="Arial Narrow" w:eastAsia="Arial Narrow" w:hAnsi="Arial Narrow" w:cs="Arial Narrow"/>
+          <w:color w:val="000000"/>
+          <w:sz w:val="22"/>
+          <w:szCs w:val="22"/>
+        </w:rPr>
+        <w:t/>
+      </w:r>
+      <w:r>
+        <w:rPr>
+          <w:rFonts w:ascii="Arial Narrow" w:eastAsia="Arial Narrow" w:hAnsi="Arial Narrow" w:cs="Arial Narrow"/>
+          <w:color w:val="000000"/>
+          <w:sz w:val="22"/>
+          <w:szCs w:val="22"/>
+        </w:rPr>
+        <w:t xml:space="preserve"/>
+      </w:r>
+      <w:r>
+        <w:rPr>
+          <w:rFonts w:ascii="Arial Narrow" w:eastAsia="Arial Narrow" w:hAnsi="Arial Narrow" w:cs="Arial Narrow"/>
+          <w:color w:val="000000"/>
+          <w:sz w:val="22"/>
+          <w:szCs w:val="22"/>
+        </w:rPr>
+        <w:t/>
+      </w:r>
+      <w:r>
+        <w:rPr>
+          <w:rFonts w:ascii="Arial Narrow" w:eastAsia="Arial Narrow" w:hAnsi="Arial Narrow" w:cs="Arial Narrow"/>
+          <w:color w:val="000000"/>
+          <w:sz w:val="22"/>
+          <w:szCs w:val="22"/>
+        </w:rPr>
+        <w:t xml:space="preserve"/>
+      </w:r>
+      <w:r>
+        <w:rPr>
+          <w:rFonts w:ascii="Arial Narrow" w:eastAsia="Arial Narrow" w:hAnsi="Arial Narrow" w:cs="Arial Narrow"/>
+          <w:color w:val="000000"/>
+          <w:sz w:val="22"/>
+          <w:szCs w:val="22"/>
+        </w:rPr>
+        <w:t/>
+      </w:r>
+      <w:r>
+        <w:rPr>
+          <w:rFonts w:ascii="Arial Narrow" w:eastAsia="Arial Narrow" w:hAnsi="Arial Narrow" w:cs="Arial Narrow"/>
+          <w:color w:val="000000"/>
+          <w:sz w:val="22"/>
+          <w:szCs w:val="22"/>
+        </w:rPr>
+        <w:t xml:space="preserve"/>
+      </w:r>
+      <w:r>
+        <w:rPr>
+          <w:rFonts w:ascii="Arial Narrow" w:eastAsia="Arial Narrow" w:hAnsi="Arial Narrow" w:cs="Arial Narrow"/>
+          <w:color w:val="000000"/>
+          <w:sz w:val="22"/>
+          <w:szCs w:val="22"/>
+        </w:rPr>
+        <w:t/>
+      </w:r>
+      <w:r>
+        <w:rPr>
+          <w:rFonts w:ascii="Arial Narrow" w:eastAsia="Arial Narrow" w:hAnsi="Arial Narrow" w:cs="Arial Narrow"/>
+          <w:color w:val="000000"/>
+          <w:sz w:val="22"/>
+          <w:szCs w:val="22"/>
+        </w:rPr>
+        <w:t xml:space="preserve"/>
+      </w:r>
+      <w:r>
+        <w:rPr>
+          <w:rFonts w:ascii="Arial Narrow" w:eastAsia="Arial Narrow" w:hAnsi="Arial Narrow" w:cs="Arial Narrow"/>
+          <w:color w:val="000000"/>
+          <w:sz w:val="22"/>
+          <w:szCs w:val="22"/>
+        </w:rPr>
+        <w:t/>
+      </w:r>
+      <w:r>
+        <w:rPr>
+          <w:rFonts w:ascii="Arial Narrow" w:eastAsia="Arial Narrow" w:hAnsi="Arial Narrow" w:cs="Arial Narrow"/>
+          <w:color w:val="000000"/>
+          <w:sz w:val="22"/>
+          <w:szCs w:val="22"/>
+        </w:rPr>
+        <w:t xml:space="preserve"/>
+      </w:r>
+      <w:r>
+        <w:rPr>
+          <w:rFonts w:ascii="Arial Narrow" w:eastAsia="Arial Narrow" w:hAnsi="Arial Narrow" w:cs="Arial Narrow"/>
+          <w:color w:val="000000"/>
+          <w:sz w:val="22"/>
+          <w:szCs w:val="22"/>
+        </w:rPr>
+        <w:t/>
+      </w:r>
+      <w:r>
+        <w:rPr>
+          <w:rFonts w:ascii="Arial Narrow" w:eastAsia="Arial Narrow" w:hAnsi="Arial Narrow" w:cs="Arial Narrow"/>
+          <w:color w:val="000000"/>
+          <w:sz w:val="22"/>
+          <w:szCs w:val="22"/>
+        </w:rPr>
+        <w:t/>
+      </w:r>
+      <w:r>
+        <w:rPr>
+          <w:rFonts w:ascii="Arial Narrow" w:eastAsia="Arial Narrow" w:hAnsi="Arial Narrow" w:cs="Arial Narrow"/>
+          <w:color w:val="000000"/>
+          <w:sz w:val="22"/>
+          <w:szCs w:val="22"/>
+        </w:rPr>
+        <w:t xml:space="preserve"/>
+      </w:r>
+      <w:r>
+        <w:rPr>
+          <w:rFonts w:ascii="Arial Narrow" w:eastAsia="Arial Narrow" w:hAnsi="Arial Narrow" w:cs="Arial Narrow"/>
+          <w:color w:val="000000"/>
+          <w:kern w:val="0"/>
+          <w:sz w:val="22"/>
+          <w:szCs w:val="22"/>
+          <w:lang w:eastAsia="es-PE"/>
+          <w14:ligatures w14:val="none"/>
+        </w:rPr>
+        <w:t/>
+      </w:r>
+      <w:r>
+        <w:rPr>
+          <w:rFonts w:ascii="Arial Narrow" w:eastAsia="Arial Narrow" w:hAnsi="Arial Narrow" w:cs="Arial Narrow"/>
+          <w:color w:val="000000"/>
+          <w:sz w:val="22"/>
+          <w:szCs w:val="22"/>
+        </w:rPr>
+        <w:t xml:space="preserve"/>
+      </w:r>
+      <w:r>
+        <w:rPr>
+          <w:rFonts w:ascii="Arial Narrow" w:eastAsia="Arial Narrow" w:hAnsi="Arial Narrow" w:cs="Arial Narrow"/>
+          <w:color w:val="000000"/>
+          <w:kern w:val="0"/>
+          <w:sz w:val="22"/>
+          <w:szCs w:val="22"/>
+          <w:lang w:eastAsia="es-PE"/>
+          <w14:ligatures w14:val="none"/>
+        </w:rPr>
+        <w:t/>
+      </w:r>
+      <w:r>
+        <w:rPr>
+          <w:rFonts w:ascii="Arial Narrow" w:eastAsia="Arial Narrow" w:hAnsi="Arial Narrow" w:cs="Arial Narrow"/>
+          <w:color w:val="000000"/>
+          <w:sz w:val="22"/>
+          <w:szCs w:val="22"/>
+        </w:rPr>
+        <w:t xml:space="preserve"/>
+      </w:r>
+      <w:r>
+        <w:rPr>
+          <w:rStyle w:val="Refdenotaalpie"/>
+          <w:rFonts w:ascii="Arial Narrow" w:eastAsia="Arial Narrow" w:hAnsi="Arial Narrow" w:cs="Arial Narrow"/>
+          <w:sz w:val="22"/>
+          <w:szCs w:val="22"/>
+          <w:vertAlign w:val="superscript"/>
+        </w:rPr>
+        <w:footnoteReference w:id="14"/>
+      </w:r>
+      <w:r>
+        <w:rPr>
+          <w:rFonts w:ascii="Arial Narrow" w:eastAsia="Arial Narrow" w:hAnsi="Arial Narrow" w:cs="Arial Narrow"/>
+          <w:sz w:val="22"/>
+          <w:szCs w:val="22"/>
+        </w:rPr>
+        <w:t/>
       </w:r>
     </w:p>
     <w:p>
@@ -6521,11 +6977,8 @@
         <w:jc w:val="both"/>
         <w:rPr>
           <w:rFonts w:ascii="Arial Narrow" w:eastAsia="Arial Narrow" w:hAnsi="Arial Narrow" w:cs="Arial Narrow"/>
-          <w:kern w:val="0"/>
-          <w:sz w:val="22"/>
-          <w:szCs w:val="22"/>
-          <w:u w:val="single"/>
-          <w14:ligatures w14:val="none"/>
+          <w:sz w:val="22"/>
+          <w:szCs w:val="22"/>
         </w:rPr>
       </w:pPr>
     </w:p>
@@ -6536,15 +6989,15 @@
         <w:jc w:val="both"/>
         <w:rPr>
           <w:rFonts w:ascii="Arial Narrow" w:eastAsia="Arial Narrow" w:hAnsi="Arial Narrow" w:cs="Arial Narrow"/>
-          <w:color w:val="000000"/>
-          <w:kern w:val="0"/>
-          <w:sz w:val="22"/>
-          <w:szCs w:val="22"/>
-          <w:lang w:eastAsia="es-PE"/>
-          <w14:ligatures w14:val="none"/>
-        </w:rPr>
-      </w:pPr>
-      <w:r>
+          <w:sz w:val="22"/>
+          <w:szCs w:val="22"/>
+        </w:rPr>
+      </w:pPr>
+    </w:p>
+    <w:p>
+      <w:pPr>
+        <w:spacing w:after="0" w:line="240" w:lineRule="auto"/>
+        <w:jc w:val="both"/>
         <w:rPr>
           <w:rFonts w:ascii="Arial Narrow" w:eastAsia="Arial Narrow" w:hAnsi="Arial Narrow" w:cs="Arial Narrow"/>
           <w:b/>
@@ -6555,46 +7008,51 @@
           <w:lang w:eastAsia="es-PE"/>
           <w14:ligatures w14:val="none"/>
         </w:rPr>
-        <w:t>NOVENO:</w:t>
-      </w:r>
-      <w:r>
-        <w:rPr>
-          <w:rFonts w:ascii="Arial Narrow" w:eastAsia="Arial Narrow" w:hAnsi="Arial Narrow" w:cs="Arial Narrow"/>
-          <w:color w:val="000000"/>
-          <w:kern w:val="0"/>
-          <w:sz w:val="22"/>
-          <w:szCs w:val="22"/>
-          <w:lang w:eastAsia="es-PE"/>
-          <w14:ligatures w14:val="none"/>
-        </w:rPr>
-        <w:t xml:space="preserve"> poner en conocimiento de las partes que, antes de la emisión de la Resolución Final, tienen la posibilidad de formular su desistimiento o presentar el acuerdo arribado mediante la conciliación, mediación, transacción o cualquier otro que, de forma indubitable, deje constancia que se ha solucionado la controversia materia de denuncia.</w:t>
-      </w:r>
-      <w:bookmarkStart w:id="7" w:name="h.gjdgxs" w:colFirst="0" w:colLast="0"/>
-      <w:bookmarkEnd w:id="7"/>
-    </w:p>
-    <w:p>
-      <w:pPr>
-        <w:suppressAutoHyphens/>
-        <w:spacing w:after="0" w:line="240" w:lineRule="auto"/>
-        <w:jc w:val="both"/>
-        <w:rPr>
-          <w:rFonts w:ascii="Arial Narrow" w:eastAsia="Arial Narrow" w:hAnsi="Arial Narrow" w:cs="Arial Narrow"/>
-          <w:color w:val="000000"/>
-          <w:kern w:val="0"/>
-          <w:sz w:val="22"/>
-          <w:szCs w:val="22"/>
-          <w:lang w:eastAsia="es-PE"/>
-          <w14:ligatures w14:val="none"/>
-        </w:rPr>
-      </w:pPr>
-    </w:p>
-    <w:p>
-      <w:pPr>
-        <w:suppressAutoHyphens/>
-        <w:spacing w:after="0" w:line="240" w:lineRule="auto"/>
-        <w:jc w:val="both"/>
-        <w:rPr>
-          <w:rFonts w:ascii="Arial Narrow" w:eastAsia="Arial Narrow" w:hAnsi="Arial Narrow" w:cs="Arial Narrow"/>
+      </w:pPr>
+    </w:p>
+    <w:p>
+      <w:pPr>
+        <w:spacing w:after="0" w:line="240" w:lineRule="auto"/>
+        <w:jc w:val="both"/>
+        <w:rPr>
+          <w:rFonts w:ascii="Arial Narrow" w:eastAsia="Arial Narrow" w:hAnsi="Arial Narrow" w:cs="Arial Narrow"/>
+          <w:b/>
+          <w:color w:val="000000"/>
+          <w:kern w:val="0"/>
+          <w:sz w:val="22"/>
+          <w:szCs w:val="22"/>
+          <w:lang w:eastAsia="es-PE"/>
+          <w14:ligatures w14:val="none"/>
+        </w:rPr>
+      </w:pPr>
+    </w:p>
+    <w:p>
+      <w:pPr>
+        <w:spacing w:after="0" w:line="240" w:lineRule="auto"/>
+        <w:jc w:val="both"/>
+        <w:rPr>
+          <w:rFonts w:ascii="Arial Narrow" w:eastAsia="Arial Narrow" w:hAnsi="Arial Narrow" w:cs="Arial Narrow"/>
+          <w:b/>
+          <w:color w:val="000000"/>
+          <w:kern w:val="0"/>
+          <w:sz w:val="22"/>
+          <w:szCs w:val="22"/>
+          <w:lang w:eastAsia="es-PE"/>
+          <w14:ligatures w14:val="none"/>
+        </w:rPr>
+      </w:pPr>
+    </w:p>
+    <w:bookmarkEnd w:id="0"/>
+    <w:p>
+      <w:pPr>
+        <w:shd w:val="clear" w:color="auto" w:fill="FFFFFF"/>
+        <w:spacing w:after="0" w:line="240" w:lineRule="auto"/>
+        <w:jc w:val="center"/>
+        <w:rPr>
+          <w:rFonts w:ascii="Arial Narrow" w:eastAsia="Arial Narrow" w:hAnsi="Arial Narrow" w:cs="Arial Narrow"/>
+          <w:color w:val="000000"/>
+          <w:kern w:val="0"/>
+          <w14:ligatures w14:val="none"/>
           <w:sz w:val="22"/>
           <w:szCs w:val="22"/>
         </w:rPr>
@@ -6604,388 +7062,15 @@
           <w:rFonts w:ascii="Arial Narrow" w:eastAsia="Arial Narrow" w:hAnsi="Arial Narrow" w:cs="Arial Narrow"/>
           <w:b/>
           <w:bCs/>
-          <w:sz w:val="22"/>
-          <w:szCs w:val="22"/>
-        </w:rPr>
-        <w:lastRenderedPageBreak/>
-        <w:t xml:space="preserve">DÉCIMO: </w:t>
-      </w:r>
-      <w:r>
-        <w:rPr>
-          <w:rFonts w:ascii="Arial Narrow" w:eastAsia="Arial Narrow" w:hAnsi="Arial Narrow" w:cs="Arial Narrow"/>
-          <w:sz w:val="22"/>
-          <w:szCs w:val="22"/>
-        </w:rPr>
-        <w:t xml:space="preserve">requerir a la señora [DENUNCIANTE] y a Rímac Seguros y Reaseguros S.A. para que, dentro del plazo de dos (2) días hábiles siguientes a la fecha en que reciban la notificación en sus bandejas de correo electrónico, efectúen la confirmación de recepción de la notificación remitida por este despacho a sus correos electrónicos, de conformidad con el segundo párrafo del numeral 4 del artículo 20 del Texto Único Ordenado de la Ley del Procedimiento Administrativo General, aprobado mediante Decreto Supremo 006-2026-JUS, bajo apercibimiento de rehacer el acto de notificación y notificarle conforme al numeral 1 del artículo 20 del citado cuerpo normativo.</w:t>
-      </w:r>
-      <w:r>
-        <w:rPr>
-          <w:rFonts w:ascii="Arial Narrow" w:eastAsia="Arial Narrow" w:hAnsi="Arial Narrow" w:cs="Arial Narrow"/>
-          <w:spacing w:val="-3"/>
-          <w:kern w:val="0"/>
-          <w14:ligatures w14:val="none"/>
-          <w:sz w:val="22"/>
-          <w:szCs w:val="22"/>
-        </w:rPr>
-        <w:t/>
-      </w:r>
-      <w:r>
-        <w:rPr>
-          <w:rFonts w:ascii="Arial Narrow" w:eastAsia="Arial Narrow" w:hAnsi="Arial Narrow" w:cs="Arial Narrow"/>
-          <w:spacing w:val="-3"/>
-          <w:kern w:val="0"/>
-          <w14:ligatures w14:val="none"/>
-          <w:sz w:val="22"/>
-          <w:szCs w:val="22"/>
-        </w:rPr>
-        <w:t xml:space="preserve"/>
-      </w:r>
-      <w:r>
-        <w:rPr>
-          <w:rFonts w:ascii="Arial Narrow" w:eastAsia="Arial Narrow" w:hAnsi="Arial Narrow" w:cs="Arial Narrow"/>
-          <w:spacing w:val="-3"/>
-          <w:kern w:val="0"/>
-          <w14:ligatures w14:val="none"/>
-          <w:sz w:val="22"/>
-          <w:szCs w:val="22"/>
-        </w:rPr>
-        <w:t xml:space="preserve"/>
-      </w:r>
-      <w:r>
-        <w:rPr>
-          <w:rFonts w:ascii="Arial Narrow" w:eastAsia="Arial Narrow" w:hAnsi="Arial Narrow" w:cs="Arial Narrow"/>
-          <w:color w:val="000000"/>
-          <w:kern w:val="0"/>
-          <w:sz w:val="22"/>
-          <w:szCs w:val="22"/>
-          <w:shd w:val="clear" w:color="auto" w:fill="FFFFFF"/>
-          <w:lang w:eastAsia="es-PE"/>
-          <w14:ligatures w14:val="none"/>
-        </w:rPr>
-        <w:t xml:space="preserve"/>
-      </w:r>
-      <w:r>
-        <w:rPr>
-          <w:rFonts w:ascii="Arial Narrow" w:eastAsia="Arial Narrow" w:hAnsi="Arial Narrow" w:cs="Arial Narrow"/>
-          <w:color w:val="000000"/>
-          <w:kern w:val="0"/>
-          <w:sz w:val="22"/>
-          <w:szCs w:val="22"/>
-          <w:shd w:val="clear" w:color="auto" w:fill="FFFFFF"/>
-          <w:lang w:eastAsia="es-PE"/>
-          <w14:ligatures w14:val="none"/>
-        </w:rPr>
-        <w:t xml:space="preserve"/>
-      </w:r>
-      <w:r>
-        <w:rPr>
-          <w:rFonts w:ascii="Arial Narrow" w:eastAsia="Arial Narrow" w:hAnsi="Arial Narrow" w:cs="Arial Narrow"/>
-          <w:color w:val="000000"/>
-          <w:kern w:val="0"/>
-          <w:sz w:val="22"/>
-          <w:szCs w:val="22"/>
-          <w:shd w:val="clear" w:color="auto" w:fill="FFFFFF"/>
-          <w:lang w:eastAsia="es-PE"/>
-          <w14:ligatures w14:val="none"/>
-        </w:rPr>
-        <w:t xml:space="preserve"/>
-      </w:r>
-      <w:r>
-        <w:rPr>
-          <w:rFonts w:ascii="Arial Narrow" w:eastAsia="Arial Narrow" w:hAnsi="Arial Narrow" w:cs="Arial Narrow"/>
-          <w:color w:val="000000"/>
-          <w:sz w:val="22"/>
-          <w:szCs w:val="22"/>
-        </w:rPr>
-        <w:t/>
-      </w:r>
-      <w:r>
-        <w:rPr>
-          <w:rFonts w:ascii="Arial Narrow" w:eastAsia="Arial Narrow" w:hAnsi="Arial Narrow" w:cs="Arial Narrow"/>
-          <w:color w:val="000000"/>
-          <w:sz w:val="22"/>
-          <w:szCs w:val="22"/>
-        </w:rPr>
-        <w:t xml:space="preserve"/>
-      </w:r>
-      <w:r>
-        <w:rPr>
-          <w:rFonts w:ascii="Arial Narrow" w:eastAsia="Arial Narrow" w:hAnsi="Arial Narrow" w:cs="Arial Narrow"/>
-          <w:color w:val="000000"/>
-          <w:sz w:val="22"/>
-          <w:szCs w:val="22"/>
-        </w:rPr>
-        <w:t/>
-      </w:r>
-      <w:r>
-        <w:rPr>
-          <w:rFonts w:ascii="Arial Narrow" w:eastAsia="Arial Narrow" w:hAnsi="Arial Narrow" w:cs="Arial Narrow"/>
-          <w:color w:val="000000"/>
-          <w:sz w:val="22"/>
-          <w:szCs w:val="22"/>
-        </w:rPr>
-        <w:t/>
-      </w:r>
-      <w:r>
-        <w:rPr>
-          <w:rFonts w:ascii="Arial Narrow" w:eastAsia="Arial Narrow" w:hAnsi="Arial Narrow" w:cs="Arial Narrow"/>
-          <w:color w:val="000000"/>
-          <w:sz w:val="22"/>
-          <w:szCs w:val="22"/>
-        </w:rPr>
-        <w:t xml:space="preserve"/>
-      </w:r>
-      <w:r>
-        <w:rPr>
-          <w:rFonts w:ascii="Arial Narrow" w:eastAsia="Arial Narrow" w:hAnsi="Arial Narrow" w:cs="Arial Narrow"/>
-          <w:color w:val="000000"/>
-          <w:sz w:val="22"/>
-          <w:szCs w:val="22"/>
-        </w:rPr>
-        <w:t/>
-      </w:r>
-      <w:r>
-        <w:rPr>
-          <w:rFonts w:ascii="Arial Narrow" w:eastAsia="Arial Narrow" w:hAnsi="Arial Narrow" w:cs="Arial Narrow"/>
-          <w:color w:val="000000"/>
-          <w:sz w:val="22"/>
-          <w:szCs w:val="22"/>
-        </w:rPr>
-        <w:t xml:space="preserve"/>
-      </w:r>
-      <w:r>
-        <w:rPr>
-          <w:rFonts w:ascii="Arial Narrow" w:eastAsia="Arial Narrow" w:hAnsi="Arial Narrow" w:cs="Arial Narrow"/>
-          <w:color w:val="000000"/>
-          <w:sz w:val="22"/>
-          <w:szCs w:val="22"/>
-        </w:rPr>
-        <w:t/>
-      </w:r>
-      <w:r>
-        <w:rPr>
-          <w:rFonts w:ascii="Arial Narrow" w:eastAsia="Arial Narrow" w:hAnsi="Arial Narrow" w:cs="Arial Narrow"/>
-          <w:color w:val="000000"/>
-          <w:sz w:val="22"/>
-          <w:szCs w:val="22"/>
-        </w:rPr>
-        <w:t xml:space="preserve"/>
-      </w:r>
-      <w:r>
-        <w:rPr>
-          <w:rFonts w:ascii="Arial Narrow" w:eastAsia="Arial Narrow" w:hAnsi="Arial Narrow" w:cs="Arial Narrow"/>
-          <w:color w:val="000000"/>
-          <w:sz w:val="22"/>
-          <w:szCs w:val="22"/>
-        </w:rPr>
-        <w:t/>
-      </w:r>
-      <w:r>
-        <w:rPr>
-          <w:rFonts w:ascii="Arial Narrow" w:eastAsia="Arial Narrow" w:hAnsi="Arial Narrow" w:cs="Arial Narrow"/>
-          <w:color w:val="000000"/>
-          <w:sz w:val="22"/>
-          <w:szCs w:val="22"/>
-        </w:rPr>
-        <w:t xml:space="preserve"/>
-      </w:r>
-      <w:r>
-        <w:rPr>
-          <w:rFonts w:ascii="Arial Narrow" w:eastAsia="Arial Narrow" w:hAnsi="Arial Narrow" w:cs="Arial Narrow"/>
-          <w:color w:val="000000"/>
-          <w:sz w:val="22"/>
-          <w:szCs w:val="22"/>
-        </w:rPr>
-        <w:t/>
-      </w:r>
-      <w:r>
-        <w:rPr>
-          <w:rFonts w:ascii="Arial Narrow" w:eastAsia="Arial Narrow" w:hAnsi="Arial Narrow" w:cs="Arial Narrow"/>
-          <w:color w:val="000000"/>
-          <w:sz w:val="22"/>
-          <w:szCs w:val="22"/>
-        </w:rPr>
-        <w:t xml:space="preserve"/>
-      </w:r>
-      <w:r>
-        <w:rPr>
-          <w:rFonts w:ascii="Arial Narrow" w:eastAsia="Arial Narrow" w:hAnsi="Arial Narrow" w:cs="Arial Narrow"/>
-          <w:color w:val="000000"/>
-          <w:sz w:val="22"/>
-          <w:szCs w:val="22"/>
-        </w:rPr>
-        <w:t/>
-      </w:r>
-      <w:r>
-        <w:rPr>
-          <w:rFonts w:ascii="Arial Narrow" w:eastAsia="Arial Narrow" w:hAnsi="Arial Narrow" w:cs="Arial Narrow"/>
-          <w:color w:val="000000"/>
-          <w:sz w:val="22"/>
-          <w:szCs w:val="22"/>
-        </w:rPr>
-        <w:t xml:space="preserve"/>
-      </w:r>
-      <w:r>
-        <w:rPr>
-          <w:rFonts w:ascii="Arial Narrow" w:eastAsia="Arial Narrow" w:hAnsi="Arial Narrow" w:cs="Arial Narrow"/>
-          <w:color w:val="000000"/>
-          <w:sz w:val="22"/>
-          <w:szCs w:val="22"/>
-        </w:rPr>
-        <w:t/>
-      </w:r>
-      <w:r>
-        <w:rPr>
-          <w:rFonts w:ascii="Arial Narrow" w:eastAsia="Arial Narrow" w:hAnsi="Arial Narrow" w:cs="Arial Narrow"/>
-          <w:color w:val="000000"/>
-          <w:sz w:val="22"/>
-          <w:szCs w:val="22"/>
-        </w:rPr>
-        <w:t/>
-      </w:r>
-      <w:r>
-        <w:rPr>
-          <w:rFonts w:ascii="Arial Narrow" w:eastAsia="Arial Narrow" w:hAnsi="Arial Narrow" w:cs="Arial Narrow"/>
-          <w:color w:val="000000"/>
-          <w:sz w:val="22"/>
-          <w:szCs w:val="22"/>
-        </w:rPr>
-        <w:t xml:space="preserve"/>
-      </w:r>
-      <w:r>
-        <w:rPr>
-          <w:rFonts w:ascii="Arial Narrow" w:eastAsia="Arial Narrow" w:hAnsi="Arial Narrow" w:cs="Arial Narrow"/>
-          <w:color w:val="000000"/>
-          <w:kern w:val="0"/>
-          <w:sz w:val="22"/>
-          <w:szCs w:val="22"/>
-          <w:lang w:eastAsia="es-PE"/>
-          <w14:ligatures w14:val="none"/>
-        </w:rPr>
-        <w:t/>
-      </w:r>
-      <w:r>
-        <w:rPr>
-          <w:rFonts w:ascii="Arial Narrow" w:eastAsia="Arial Narrow" w:hAnsi="Arial Narrow" w:cs="Arial Narrow"/>
-          <w:color w:val="000000"/>
-          <w:sz w:val="22"/>
-          <w:szCs w:val="22"/>
-        </w:rPr>
-        <w:t xml:space="preserve"/>
-      </w:r>
-      <w:r>
-        <w:rPr>
-          <w:rFonts w:ascii="Arial Narrow" w:eastAsia="Arial Narrow" w:hAnsi="Arial Narrow" w:cs="Arial Narrow"/>
-          <w:color w:val="000000"/>
-          <w:kern w:val="0"/>
-          <w:sz w:val="22"/>
-          <w:szCs w:val="22"/>
-          <w:lang w:eastAsia="es-PE"/>
-          <w14:ligatures w14:val="none"/>
-        </w:rPr>
-        <w:t/>
-      </w:r>
-      <w:r>
-        <w:rPr>
-          <w:rFonts w:ascii="Arial Narrow" w:eastAsia="Arial Narrow" w:hAnsi="Arial Narrow" w:cs="Arial Narrow"/>
-          <w:color w:val="000000"/>
-          <w:sz w:val="22"/>
-          <w:szCs w:val="22"/>
-        </w:rPr>
-        <w:t xml:space="preserve"/>
-      </w:r>
-      <w:r>
-        <w:rPr>
-          <w:rStyle w:val="Refdenotaalpie"/>
-          <w:rFonts w:ascii="Arial Narrow" w:eastAsia="Arial Narrow" w:hAnsi="Arial Narrow" w:cs="Arial Narrow"/>
-          <w:sz w:val="22"/>
-          <w:szCs w:val="22"/>
-          <w:vertAlign w:val="superscript"/>
-        </w:rPr>
-        <w:footnoteReference w:id="12"/>
-      </w:r>
-      <w:r>
-        <w:rPr>
-          <w:rFonts w:ascii="Arial Narrow" w:eastAsia="Arial Narrow" w:hAnsi="Arial Narrow" w:cs="Arial Narrow"/>
-          <w:sz w:val="22"/>
-          <w:szCs w:val="22"/>
-        </w:rPr>
-        <w:t/>
-      </w:r>
-    </w:p>
-    <w:p>
-      <w:pPr>
-        <w:suppressAutoHyphens/>
-        <w:spacing w:after="0" w:line="240" w:lineRule="auto"/>
-        <w:jc w:val="both"/>
-        <w:rPr>
-          <w:rFonts w:ascii="Arial Narrow" w:eastAsia="Arial Narrow" w:hAnsi="Arial Narrow" w:cs="Arial Narrow"/>
-          <w:sz w:val="22"/>
-          <w:szCs w:val="22"/>
-        </w:rPr>
-      </w:pPr>
-    </w:p>
-    <w:p>
-      <w:pPr>
-        <w:suppressAutoHyphens/>
-        <w:spacing w:after="0" w:line="240" w:lineRule="auto"/>
-        <w:jc w:val="both"/>
-        <w:rPr>
-          <w:rFonts w:ascii="Arial Narrow" w:eastAsia="Arial Narrow" w:hAnsi="Arial Narrow" w:cs="Arial Narrow"/>
-          <w:sz w:val="22"/>
-          <w:szCs w:val="22"/>
-        </w:rPr>
-      </w:pPr>
-    </w:p>
-    <w:p>
-      <w:pPr>
-        <w:spacing w:after="0" w:line="240" w:lineRule="auto"/>
-        <w:jc w:val="both"/>
-        <w:rPr>
-          <w:rFonts w:ascii="Arial Narrow" w:eastAsia="Arial Narrow" w:hAnsi="Arial Narrow" w:cs="Arial Narrow"/>
-          <w:b/>
-          <w:color w:val="000000"/>
-          <w:kern w:val="0"/>
-          <w:sz w:val="22"/>
-          <w:szCs w:val="22"/>
-          <w:lang w:eastAsia="es-PE"/>
-          <w14:ligatures w14:val="none"/>
-        </w:rPr>
-      </w:pPr>
-    </w:p>
-    <w:p>
-      <w:pPr>
-        <w:spacing w:after="0" w:line="240" w:lineRule="auto"/>
-        <w:jc w:val="both"/>
-        <w:rPr>
-          <w:rFonts w:ascii="Arial Narrow" w:eastAsia="Arial Narrow" w:hAnsi="Arial Narrow" w:cs="Arial Narrow"/>
-          <w:b/>
-          <w:color w:val="000000"/>
-          <w:kern w:val="0"/>
-          <w:sz w:val="22"/>
-          <w:szCs w:val="22"/>
-          <w:lang w:eastAsia="es-PE"/>
-          <w14:ligatures w14:val="none"/>
-        </w:rPr>
-      </w:pPr>
-    </w:p>
-    <w:p>
-      <w:pPr>
-        <w:spacing w:after="0" w:line="240" w:lineRule="auto"/>
-        <w:jc w:val="both"/>
-        <w:rPr>
-          <w:rFonts w:ascii="Arial Narrow" w:eastAsia="Arial Narrow" w:hAnsi="Arial Narrow" w:cs="Arial Narrow"/>
-          <w:b/>
-          <w:color w:val="000000"/>
-          <w:kern w:val="0"/>
-          <w:sz w:val="22"/>
-          <w:szCs w:val="22"/>
-          <w:lang w:eastAsia="es-PE"/>
-          <w14:ligatures w14:val="none"/>
-        </w:rPr>
-      </w:pPr>
-    </w:p>
-    <w:bookmarkEnd w:id="0"/>
+          <w:color w:val="000000"/>
+          <w:kern w:val="0"/>
+          <w14:ligatures w14:val="none"/>
+          <w:sz w:val="22"/>
+          <w:szCs w:val="22"/>
+        </w:rPr>
+        <w:t xml:space="preserve">Firmado digitalmente por</w:t>
+      </w:r>
+    </w:p>
     <w:p>
       <w:pPr>
         <w:shd w:val="clear" w:color="auto" w:fill="FFFFFF"/>
@@ -7322,6 +7407,9 @@
     <w:p>
       <w:pPr>
         <w:pStyle w:val="Textonotapie"/>
+        <w:tabs>
+          <w:tab w:val="left" w:pos="567"/>
+        </w:tabs>
         <w:ind w:left="567" w:hanging="567"/>
         <w:jc w:val="both"/>
         <w:rPr>
@@ -7346,7 +7434,8 @@
           <w:sz w:val="16"/>
           <w:szCs w:val="16"/>
         </w:rPr>
-        <w:t xml:space="preserve"> </w:t>
+        <w:tab/>
+        <w:t xml:space="preserve"/>
       </w:r>
       <w:r>
         <w:rPr>
@@ -7421,7 +7510,8 @@
           <w:sz w:val="16"/>
           <w:szCs w:val="16"/>
         </w:rPr>
-        <w:t xml:space="preserve"> </w:t>
+        <w:tab/>
+        <w:t xml:space="preserve"/>
       </w:r>
       <w:r>
         <w:rPr>
@@ -7528,10 +7618,30 @@
         <w:jc w:val="both"/>
         <w:rPr>
           <w:rFonts w:ascii="Arial Narrow" w:eastAsia="Arial Narrow" w:hAnsi="Arial Narrow" w:cs="Arial Narrow"/>
-          <w:sz w:val="16"/>
-          <w:szCs w:val="16"/>
-        </w:rPr>
-      </w:pPr>
+          <w:b/>
+          <w:bCs/>
+          <w:sz w:val="16"/>
+          <w:szCs w:val="16"/>
+        </w:rPr>
+      </w:pPr>
+      <w:r>
+        <w:rPr>
+          <w:rFonts w:ascii="Arial Narrow" w:eastAsia="Arial Narrow" w:hAnsi="Arial Narrow" w:cs="Arial Narrow"/>
+          <w:sz w:val="16"/>
+          <w:szCs w:val="16"/>
+        </w:rPr>
+        <w:tab/>
+      </w:r>
+      <w:r>
+        <w:rPr>
+          <w:rFonts w:ascii="Arial Narrow" w:eastAsia="Arial Narrow" w:hAnsi="Arial Narrow" w:cs="Arial Narrow"/>
+          <w:b/>
+          <w:bCs/>
+          <w:sz w:val="16"/>
+          <w:szCs w:val="16"/>
+        </w:rPr>
+        <w:t xml:space="preserve">LEY DE ORGANIZACIÓN Y FUNCIONES DEL INDECOPI, APROBADA POR DECRETO LEGISLATIVO 1033 </w:t>
+      </w:r>
     </w:p>
     <w:p>
       <w:pPr>
@@ -7543,29 +7653,28 @@
         <w:jc w:val="both"/>
         <w:rPr>
           <w:rFonts w:ascii="Arial Narrow" w:eastAsia="Arial Narrow" w:hAnsi="Arial Narrow" w:cs="Arial Narrow"/>
+          <w:sz w:val="16"/>
+          <w:szCs w:val="16"/>
+        </w:rPr>
+      </w:pPr>
+      <w:r>
+        <w:rPr>
+          <w:rFonts w:ascii="Arial Narrow" w:eastAsia="Arial Narrow" w:hAnsi="Arial Narrow" w:cs="Arial Narrow"/>
           <w:b/>
           <w:bCs/>
           <w:sz w:val="16"/>
           <w:szCs w:val="16"/>
         </w:rPr>
-      </w:pPr>
-      <w:r>
-        <w:rPr>
-          <w:rFonts w:ascii="Arial Narrow" w:eastAsia="Arial Narrow" w:hAnsi="Arial Narrow" w:cs="Arial Narrow"/>
-          <w:sz w:val="16"/>
-          <w:szCs w:val="16"/>
-        </w:rPr>
         <w:tab/>
-      </w:r>
-      <w:r>
-        <w:rPr>
-          <w:rFonts w:ascii="Arial Narrow" w:eastAsia="Arial Narrow" w:hAnsi="Arial Narrow" w:cs="Arial Narrow"/>
-          <w:b/>
-          <w:bCs/>
-          <w:sz w:val="16"/>
-          <w:szCs w:val="16"/>
-        </w:rPr>
-        <w:t xml:space="preserve">LEY DE ORGANIZACIÓN Y FUNCIONES DEL INDECOPI, APROBADA POR DECRETO LEGISLATIVO 1033 </w:t>
+        <w:t>Artículo 27.-</w:t>
+      </w:r>
+      <w:r>
+        <w:rPr>
+          <w:rFonts w:ascii="Arial Narrow" w:eastAsia="Arial Narrow" w:hAnsi="Arial Narrow" w:cs="Arial Narrow"/>
+          <w:sz w:val="16"/>
+          <w:szCs w:val="16"/>
+        </w:rPr>
+        <w:t xml:space="preserve"> De la Comisión de Protección al Consumidor.- </w:t>
       </w:r>
     </w:p>
     <w:p>
@@ -7585,21 +7694,11 @@
       <w:r>
         <w:rPr>
           <w:rFonts w:ascii="Arial Narrow" w:eastAsia="Arial Narrow" w:hAnsi="Arial Narrow" w:cs="Arial Narrow"/>
-          <w:b/>
-          <w:bCs/>
           <w:sz w:val="16"/>
           <w:szCs w:val="16"/>
         </w:rPr>
         <w:tab/>
-        <w:t>Artículo 27.-</w:t>
-      </w:r>
-      <w:r>
-        <w:rPr>
-          <w:rFonts w:ascii="Arial Narrow" w:eastAsia="Arial Narrow" w:hAnsi="Arial Narrow" w:cs="Arial Narrow"/>
-          <w:sz w:val="16"/>
-          <w:szCs w:val="16"/>
-        </w:rPr>
-        <w:t xml:space="preserve"> De la Comisión de Protección al Consumidor.- </w:t>
+        <w:t>Corresponde a la Comisión de Protección al Consumidor velar por el cumplimiento de la Ley de Protección al Consumidor y de las leyes que, en general, protegen a los consumidores de la falta de idoneidad de los bienes y servicios en función de la información brindada, de las omisiones de información y de la discriminación en el consumo, así como de aquellas que complementen o sustituyan a las anteriores.</w:t>
       </w:r>
     </w:p>
     <w:p>
@@ -7612,20 +7711,15 @@
         <w:jc w:val="both"/>
         <w:rPr>
           <w:rFonts w:ascii="Arial Narrow" w:eastAsia="Arial Narrow" w:hAnsi="Arial Narrow" w:cs="Arial Narrow"/>
-          <w:sz w:val="16"/>
-          <w:szCs w:val="16"/>
-        </w:rPr>
-      </w:pPr>
-      <w:r>
-        <w:rPr>
-          <w:rFonts w:ascii="Arial Narrow" w:eastAsia="Arial Narrow" w:hAnsi="Arial Narrow" w:cs="Arial Narrow"/>
-          <w:sz w:val="16"/>
-          <w:szCs w:val="16"/>
-        </w:rPr>
-        <w:tab/>
-        <w:t>Corresponde a la Comisión de Protección al Consumidor velar por el cumplimiento de la Ley de Protección al Consumidor y de las leyes que, en general, protegen a los consumidores de la falta de idoneidad de los bienes y servicios en función de la información brindada, de las omisiones de información y de la discriminación en el consumo, así como de aquellas que complementen o sustituyan a las anteriores.</w:t>
-      </w:r>
-    </w:p>
+          <w:b/>
+          <w:bCs/>
+          <w:sz w:val="16"/>
+          <w:szCs w:val="16"/>
+        </w:rPr>
+      </w:pPr>
+    </w:p>
+  </w:footnote>
+  <w:footnote w:id="3">
     <w:p>
       <w:pPr>
         <w:pStyle w:val="Textonotapie"/>
@@ -7642,9 +7736,150 @@
           <w:szCs w:val="16"/>
         </w:rPr>
       </w:pPr>
-    </w:p>
-  </w:footnote>
-  <w:footnote w:id="3">
+      <w:r>
+        <w:rPr>
+          <w:rStyle w:val="Refdenotaalpie"/>
+          <w:rFonts w:ascii="Arial Narrow" w:eastAsia="Arial Narrow" w:hAnsi="Arial Narrow" w:cs="Arial Narrow"/>
+          <w:sz w:val="16"/>
+          <w:szCs w:val="16"/>
+          <w:vertAlign w:val="superscript"/>
+        </w:rPr>
+        <w:footnoteRef/>
+      </w:r>
+      <w:r>
+        <w:rPr>
+          <w:rFonts w:ascii="Arial Narrow" w:eastAsia="Arial Narrow" w:hAnsi="Arial Narrow" w:cs="Arial Narrow"/>
+          <w:sz w:val="16"/>
+          <w:szCs w:val="16"/>
+        </w:rPr>
+        <w:tab/>
+        <w:t xml:space="preserve"/>
+      </w:r>
+      <w:r>
+        <w:rPr>
+          <w:rFonts w:ascii="Arial Narrow" w:eastAsia="Arial Narrow" w:hAnsi="Arial Narrow" w:cs="Arial Narrow"/>
+          <w:sz w:val="16"/>
+          <w:szCs w:val="16"/>
+        </w:rPr>
+        <w:tab/>
+      </w:r>
+      <w:r>
+        <w:rPr>
+          <w:rFonts w:ascii="Arial Narrow" w:eastAsia="Arial Narrow" w:hAnsi="Arial Narrow" w:cs="Arial Narrow"/>
+          <w:b/>
+          <w:bCs/>
+          <w:sz w:val="16"/>
+          <w:szCs w:val="16"/>
+        </w:rPr>
+        <w:t xml:space="preserve">LEY 29571, CÓDIGO DE PROTECCIÓN Y DEFENSA DEL CONSUMIDOR, publicado el 2 de setiembre de 2010 y modificado por Decreto Legislativo 1308 </w:t>
+      </w:r>
+    </w:p>
+    <w:p>
+      <w:pPr>
+        <w:pStyle w:val="Textonotapie"/>
+        <w:ind w:left="567" w:right="-1"/>
+        <w:jc w:val="both"/>
+        <w:rPr>
+          <w:rFonts w:ascii="Arial Narrow" w:eastAsia="Arial Narrow" w:hAnsi="Arial Narrow" w:cs="Arial Narrow"/>
+          <w:b/>
+          <w:bCs/>
+          <w:sz w:val="16"/>
+          <w:szCs w:val="16"/>
+        </w:rPr>
+      </w:pPr>
+      <w:r>
+        <w:rPr>
+          <w:rFonts w:ascii="Arial Narrow" w:eastAsia="Arial Narrow" w:hAnsi="Arial Narrow" w:cs="Arial Narrow"/>
+          <w:b/>
+          <w:bCs/>
+          <w:sz w:val="16"/>
+          <w:szCs w:val="16"/>
+        </w:rPr>
+        <w:t xml:space="preserve">Artículo 18.- Idoneidad </w:t>
+      </w:r>
+    </w:p>
+    <w:p>
+      <w:pPr>
+        <w:pStyle w:val="Textonotapie"/>
+        <w:ind w:left="567" w:right="-1"/>
+        <w:jc w:val="both"/>
+        <w:rPr>
+          <w:rFonts w:ascii="Arial Narrow" w:eastAsia="Arial Narrow" w:hAnsi="Arial Narrow" w:cs="Arial Narrow"/>
+          <w:sz w:val="16"/>
+          <w:szCs w:val="16"/>
+        </w:rPr>
+      </w:pPr>
+      <w:r>
+        <w:rPr>
+          <w:rFonts w:ascii="Arial Narrow" w:eastAsia="Arial Narrow" w:hAnsi="Arial Narrow" w:cs="Arial Narrow"/>
+          <w:sz w:val="16"/>
+          <w:szCs w:val="16"/>
+        </w:rPr>
+        <w:t xml:space="preserve">Se entiende por idoneidad la correspondencia entre lo que un consumidor espera y lo que efectivamente recibe, en función a lo que se le hubiera ofrecido, la publicidad e información transmitida, las condiciones y circunstancias de la transacción, las características y naturaleza del producto o servicio, el precio, entre otros factores, atendiendo a las circunstancias del caso. </w:t>
+      </w:r>
+    </w:p>
+    <w:p>
+      <w:pPr>
+        <w:pStyle w:val="Textonotapie"/>
+        <w:ind w:left="567" w:right="-1"/>
+        <w:jc w:val="both"/>
+        <w:rPr>
+          <w:rFonts w:ascii="Arial Narrow" w:eastAsia="Arial Narrow" w:hAnsi="Arial Narrow" w:cs="Arial Narrow"/>
+          <w:sz w:val="16"/>
+          <w:szCs w:val="16"/>
+        </w:rPr>
+      </w:pPr>
+      <w:r>
+        <w:rPr>
+          <w:rFonts w:ascii="Arial Narrow" w:eastAsia="Arial Narrow" w:hAnsi="Arial Narrow" w:cs="Arial Narrow"/>
+          <w:sz w:val="16"/>
+          <w:szCs w:val="16"/>
+        </w:rPr>
+        <w:t xml:space="preserve">La idoneidad es evaluada en función a la propia naturaleza del producto o servicio y a su aptitud para satisfacer la finalidad para la cual ha sido puesto en el mercado. Las autorizaciones por parte de los organismos del Estado para la fabricación de un producto o la prestación de un servicio, en los casos que sea necesario, no eximen de responsabilidad al proveedor frente al consumidor. </w:t>
+      </w:r>
+    </w:p>
+    <w:p>
+      <w:pPr>
+        <w:pStyle w:val="Textonotapie"/>
+        <w:ind w:left="567" w:right="-1"/>
+        <w:jc w:val="both"/>
+        <w:rPr>
+          <w:rFonts w:ascii="Arial Narrow" w:eastAsia="Arial Narrow" w:hAnsi="Arial Narrow" w:cs="Arial Narrow"/>
+          <w:sz w:val="16"/>
+          <w:szCs w:val="16"/>
+        </w:rPr>
+      </w:pPr>
+      <w:r>
+        <w:rPr>
+          <w:rFonts w:ascii="Arial Narrow" w:eastAsia="Arial Narrow" w:hAnsi="Arial Narrow" w:cs="Arial Narrow"/>
+          <w:b/>
+          <w:bCs/>
+          <w:sz w:val="16"/>
+          <w:szCs w:val="16"/>
+        </w:rPr>
+        <w:t xml:space="preserve">Artículo 19.- Obligación de los proveedores </w:t>
+      </w:r>
+    </w:p>
+    <w:p>
+      <w:pPr>
+        <w:pStyle w:val="Textonotapie"/>
+        <w:ind w:left="567" w:right="-1"/>
+        <w:jc w:val="both"/>
+        <w:rPr>
+          <w:rFonts w:ascii="Arial Narrow" w:eastAsia="Arial Narrow" w:hAnsi="Arial Narrow" w:cs="Arial Narrow"/>
+          <w:sz w:val="16"/>
+          <w:szCs w:val="16"/>
+        </w:rPr>
+      </w:pPr>
+      <w:r>
+        <w:rPr>
+          <w:rFonts w:ascii="Arial Narrow" w:eastAsia="Arial Narrow" w:hAnsi="Arial Narrow" w:cs="Arial Narrow"/>
+          <w:sz w:val="16"/>
+          <w:szCs w:val="16"/>
+        </w:rPr>
+        <w:t>El proveedor responde por la idoneidad y calidad de los productos y servicios ofrecidos; por la autenticidad de las marcas y leyendas que exhiben sus productos o del signo que respalda al prestador del servicio, por la falta de conformidad entre la publicidad comercial de los productos y servicios y estos, así como por el contenido y la vida útil del producto indicado en el envase, en lo que corresponda.</w:t>
+      </w:r>
+    </w:p>
     <w:p>
       <w:pPr>
         <w:pStyle w:val="Textonotapie"/>
@@ -7661,161 +7896,9 @@
           <w:szCs w:val="16"/>
         </w:rPr>
       </w:pPr>
-      <w:r>
-        <w:rPr>
-          <w:rStyle w:val="Refdenotaalpie"/>
-          <w:rFonts w:ascii="Arial Narrow" w:eastAsia="Arial Narrow" w:hAnsi="Arial Narrow" w:cs="Arial Narrow"/>
-          <w:sz w:val="16"/>
-          <w:szCs w:val="16"/>
-          <w:vertAlign w:val="superscript"/>
-        </w:rPr>
-        <w:footnoteRef/>
-      </w:r>
-      <w:r>
-        <w:rPr>
-          <w:rFonts w:ascii="Arial Narrow" w:eastAsia="Arial Narrow" w:hAnsi="Arial Narrow" w:cs="Arial Narrow"/>
-          <w:sz w:val="16"/>
-          <w:szCs w:val="16"/>
-        </w:rPr>
-        <w:t xml:space="preserve"> </w:t>
-      </w:r>
-      <w:r>
-        <w:rPr>
-          <w:rFonts w:ascii="Arial Narrow" w:eastAsia="Arial Narrow" w:hAnsi="Arial Narrow" w:cs="Arial Narrow"/>
-          <w:sz w:val="16"/>
-          <w:szCs w:val="16"/>
-        </w:rPr>
-        <w:tab/>
-      </w:r>
-      <w:r>
-        <w:rPr>
-          <w:rFonts w:ascii="Arial Narrow" w:eastAsia="Arial Narrow" w:hAnsi="Arial Narrow" w:cs="Arial Narrow"/>
-          <w:b/>
-          <w:bCs/>
-          <w:sz w:val="16"/>
-          <w:szCs w:val="16"/>
-        </w:rPr>
-        <w:t xml:space="preserve">LEY 29571, CÓDIGO DE PROTECCIÓN Y DEFENSA DEL CONSUMIDOR, publicado el 2 de setiembre de 2010 y modificado por Decreto Legislativo 1308 </w:t>
-      </w:r>
-    </w:p>
-    <w:p>
-      <w:pPr>
-        <w:pStyle w:val="Textonotapie"/>
-        <w:ind w:left="567" w:right="-1"/>
-        <w:jc w:val="both"/>
-        <w:rPr>
-          <w:rFonts w:ascii="Arial Narrow" w:eastAsia="Arial Narrow" w:hAnsi="Arial Narrow" w:cs="Arial Narrow"/>
-          <w:b/>
-          <w:bCs/>
-          <w:sz w:val="16"/>
-          <w:szCs w:val="16"/>
-        </w:rPr>
-      </w:pPr>
-      <w:r>
-        <w:rPr>
-          <w:rFonts w:ascii="Arial Narrow" w:eastAsia="Arial Narrow" w:hAnsi="Arial Narrow" w:cs="Arial Narrow"/>
-          <w:b/>
-          <w:bCs/>
-          <w:sz w:val="16"/>
-          <w:szCs w:val="16"/>
-        </w:rPr>
-        <w:t xml:space="preserve">Artículo 18.- Idoneidad </w:t>
-      </w:r>
-    </w:p>
-    <w:p>
-      <w:pPr>
-        <w:pStyle w:val="Textonotapie"/>
-        <w:ind w:left="567" w:right="-1"/>
-        <w:jc w:val="both"/>
-        <w:rPr>
-          <w:rFonts w:ascii="Arial Narrow" w:eastAsia="Arial Narrow" w:hAnsi="Arial Narrow" w:cs="Arial Narrow"/>
-          <w:sz w:val="16"/>
-          <w:szCs w:val="16"/>
-        </w:rPr>
-      </w:pPr>
-      <w:r>
-        <w:rPr>
-          <w:rFonts w:ascii="Arial Narrow" w:eastAsia="Arial Narrow" w:hAnsi="Arial Narrow" w:cs="Arial Narrow"/>
-          <w:sz w:val="16"/>
-          <w:szCs w:val="16"/>
-        </w:rPr>
-        <w:t xml:space="preserve">Se entiende por idoneidad la correspondencia entre lo que un consumidor espera y lo que efectivamente recibe, en función a lo que se le hubiera ofrecido, la publicidad e información transmitida, las condiciones y circunstancias de la transacción, las características y naturaleza del producto o servicio, el precio, entre otros factores, atendiendo a las circunstancias del caso. </w:t>
-      </w:r>
-    </w:p>
-    <w:p>
-      <w:pPr>
-        <w:pStyle w:val="Textonotapie"/>
-        <w:ind w:left="567" w:right="-1"/>
-        <w:jc w:val="both"/>
-        <w:rPr>
-          <w:rFonts w:ascii="Arial Narrow" w:eastAsia="Arial Narrow" w:hAnsi="Arial Narrow" w:cs="Arial Narrow"/>
-          <w:sz w:val="16"/>
-          <w:szCs w:val="16"/>
-        </w:rPr>
-      </w:pPr>
-      <w:r>
-        <w:rPr>
-          <w:rFonts w:ascii="Arial Narrow" w:eastAsia="Arial Narrow" w:hAnsi="Arial Narrow" w:cs="Arial Narrow"/>
-          <w:sz w:val="16"/>
-          <w:szCs w:val="16"/>
-        </w:rPr>
-        <w:t xml:space="preserve">La idoneidad es evaluada en función a la propia naturaleza del producto o servicio y a su aptitud para satisfacer la finalidad para la cual ha sido puesto en el mercado. Las autorizaciones por parte de los organismos del Estado para la fabricación de un producto o la prestación de un servicio, en los casos que sea necesario, no eximen de responsabilidad al proveedor frente al consumidor. </w:t>
-      </w:r>
-    </w:p>
-    <w:p>
-      <w:pPr>
-        <w:pStyle w:val="Textonotapie"/>
-        <w:ind w:left="567" w:right="-1"/>
-        <w:jc w:val="both"/>
-        <w:rPr>
-          <w:rFonts w:ascii="Arial Narrow" w:eastAsia="Arial Narrow" w:hAnsi="Arial Narrow" w:cs="Arial Narrow"/>
-          <w:sz w:val="16"/>
-          <w:szCs w:val="16"/>
-        </w:rPr>
-      </w:pPr>
-    </w:p>
-    <w:p>
-      <w:pPr>
-        <w:pStyle w:val="Textonotapie"/>
-        <w:ind w:left="567" w:right="-1"/>
-        <w:jc w:val="both"/>
-        <w:rPr>
-          <w:rFonts w:ascii="Arial Narrow" w:eastAsia="Arial Narrow" w:hAnsi="Arial Narrow" w:cs="Arial Narrow"/>
-          <w:sz w:val="16"/>
-          <w:szCs w:val="16"/>
-        </w:rPr>
-      </w:pPr>
-      <w:r>
-        <w:rPr>
-          <w:rFonts w:ascii="Arial Narrow" w:eastAsia="Arial Narrow" w:hAnsi="Arial Narrow" w:cs="Arial Narrow"/>
-          <w:b/>
-          <w:bCs/>
-          <w:sz w:val="16"/>
-          <w:szCs w:val="16"/>
-        </w:rPr>
-        <w:t xml:space="preserve">Artículo 19.- Obligación de los proveedores </w:t>
-      </w:r>
-    </w:p>
-    <w:p>
-      <w:pPr>
-        <w:pStyle w:val="Textonotapie"/>
-        <w:ind w:left="567" w:right="-1"/>
-        <w:jc w:val="both"/>
-        <w:rPr>
-          <w:rFonts w:ascii="Arial Narrow" w:eastAsia="Arial Narrow" w:hAnsi="Arial Narrow" w:cs="Arial Narrow"/>
-          <w:sz w:val="16"/>
-          <w:szCs w:val="16"/>
-        </w:rPr>
-      </w:pPr>
-      <w:r>
-        <w:rPr>
-          <w:rFonts w:ascii="Arial Narrow" w:eastAsia="Arial Narrow" w:hAnsi="Arial Narrow" w:cs="Arial Narrow"/>
-          <w:sz w:val="16"/>
-          <w:szCs w:val="16"/>
-        </w:rPr>
-        <w:t>El proveedor responde por la idoneidad y calidad de los productos y servicios ofrecidos; por la autenticidad de las marcas y leyendas que exhiben sus productos o del signo que respalda al prestador del servicio, por la falta de conformidad entre la publicidad comercial de los productos y servicios y estos, así como por el contenido y la vida útil del producto indicado en el envase, en lo que corresponda.</w:t>
-      </w:r>
-    </w:p>
+    </w:p>
+  </w:footnote>
+  <w:footnote w:id="4">
     <w:p>
       <w:pPr>
         <w:pStyle w:val="Textonotapie"/>
@@ -7832,9 +7915,88 @@
           <w:szCs w:val="16"/>
         </w:rPr>
       </w:pPr>
-    </w:p>
-  </w:footnote>
-  <w:footnote w:id="4">
+      <w:r>
+        <w:rPr>
+          <w:rStyle w:val="Refdenotaalpie"/>
+          <w:rFonts w:ascii="Arial Narrow" w:eastAsia="Arial Narrow" w:hAnsi="Arial Narrow" w:cs="Arial Narrow"/>
+          <w:sz w:val="16"/>
+          <w:szCs w:val="16"/>
+          <w:vertAlign w:val="superscript"/>
+        </w:rPr>
+        <w:footnoteRef/>
+      </w:r>
+      <w:r>
+        <w:rPr>
+          <w:rFonts w:ascii="Arial Narrow" w:eastAsia="Arial Narrow" w:hAnsi="Arial Narrow" w:cs="Arial Narrow"/>
+          <w:sz w:val="16"/>
+          <w:szCs w:val="16"/>
+        </w:rPr>
+        <w:tab/>
+        <w:t xml:space="preserve"/>
+      </w:r>
+      <w:r>
+        <w:rPr>
+          <w:rFonts w:ascii="Arial Narrow" w:eastAsia="Arial Narrow" w:hAnsi="Arial Narrow" w:cs="Arial Narrow"/>
+          <w:sz w:val="16"/>
+          <w:szCs w:val="16"/>
+        </w:rPr>
+        <w:tab/>
+      </w:r>
+      <w:r>
+        <w:rPr>
+          <w:rFonts w:ascii="Arial Narrow" w:eastAsia="Arial Narrow" w:hAnsi="Arial Narrow" w:cs="Arial Narrow"/>
+          <w:b/>
+          <w:bCs/>
+          <w:sz w:val="16"/>
+          <w:szCs w:val="16"/>
+        </w:rPr>
+        <w:t xml:space="preserve">LEY 29571, CÓDIGO DE PROTECCIÓN Y DEFENSA DEL CONSUMIDOR, publicado el 2 de setiembre de 2010 y modificado por Decreto Legislativo 1308 </w:t>
+      </w:r>
+    </w:p>
+    <w:p>
+      <w:pPr>
+        <w:pStyle w:val="Textonotapie"/>
+        <w:ind w:left="567" w:right="-1"/>
+        <w:jc w:val="both"/>
+        <w:rPr>
+          <w:rFonts w:ascii="Arial Narrow" w:eastAsia="Arial Narrow" w:hAnsi="Arial Narrow" w:cs="Arial Narrow"/>
+          <w:b/>
+          <w:bCs/>
+          <w:sz w:val="16"/>
+          <w:szCs w:val="16"/>
+        </w:rPr>
+      </w:pPr>
+      <w:r>
+        <w:rPr>
+          <w:rFonts w:ascii="Arial Narrow" w:eastAsia="Arial Narrow" w:hAnsi="Arial Narrow" w:cs="Arial Narrow"/>
+          <w:b/>
+          <w:bCs/>
+          <w:sz w:val="16"/>
+          <w:szCs w:val="16"/>
+        </w:rPr>
+        <w:t>Artículo 88.- Reclamo de productos o servicios financieros y de seguros</w:t>
+      </w:r>
+    </w:p>
+    <w:p>
+      <w:pPr>
+        <w:pStyle w:val="Textonotapie"/>
+        <w:ind w:left="567" w:right="-1"/>
+        <w:jc w:val="both"/>
+        <w:rPr>
+          <w:rFonts w:ascii="Arial Narrow" w:eastAsia="Arial Narrow" w:hAnsi="Arial Narrow" w:cs="Arial Narrow"/>
+          <w:sz w:val="16"/>
+          <w:szCs w:val="16"/>
+        </w:rPr>
+      </w:pPr>
+      <w:r>
+        <w:rPr>
+          <w:rFonts w:ascii="Arial Narrow" w:eastAsia="Arial Narrow" w:hAnsi="Arial Narrow" w:cs="Arial Narrow"/>
+          <w:sz w:val="16"/>
+          <w:szCs w:val="16"/>
+        </w:rPr>
+        <w:t xml:space="preserve">88.1 Las entidades del sistema financiero y de seguros, en todas sus oficinas en la República, deben resolver los reclamos en un plazo no mayor de quince días hábiles. Excepcionalmente, la Superintendencia de Banca, Seguros y Administradoras Privadas de Fondos de Pensiones podrá establecer un plazo ampliatorio cuando la naturaleza y complejidad de la operación, producto o servicio materia del reclamo o requerimiento lo justifique, situación que debe ponerse en conocimiento del consumidor antes de la culminación del plazo inicial, sin perjuicio del derecho del consumidor de recurrir directamente ante la Autoridad de Consumo. </w:t>
+      </w:r>
+    </w:p>
     <w:p>
       <w:pPr>
         <w:pStyle w:val="Textonotapie"/>
@@ -7851,87 +8013,9 @@
           <w:szCs w:val="16"/>
         </w:rPr>
       </w:pPr>
-      <w:r>
-        <w:rPr>
-          <w:rStyle w:val="Refdenotaalpie"/>
-          <w:rFonts w:ascii="Arial Narrow" w:eastAsia="Arial Narrow" w:hAnsi="Arial Narrow" w:cs="Arial Narrow"/>
-          <w:sz w:val="16"/>
-          <w:szCs w:val="16"/>
-          <w:vertAlign w:val="superscript"/>
-        </w:rPr>
-        <w:footnoteRef/>
-      </w:r>
-      <w:r>
-        <w:rPr>
-          <w:rFonts w:ascii="Arial Narrow" w:eastAsia="Arial Narrow" w:hAnsi="Arial Narrow" w:cs="Arial Narrow"/>
-          <w:sz w:val="16"/>
-          <w:szCs w:val="16"/>
-        </w:rPr>
-        <w:t xml:space="preserve"> </w:t>
-      </w:r>
-      <w:r>
-        <w:rPr>
-          <w:rFonts w:ascii="Arial Narrow" w:eastAsia="Arial Narrow" w:hAnsi="Arial Narrow" w:cs="Arial Narrow"/>
-          <w:sz w:val="16"/>
-          <w:szCs w:val="16"/>
-        </w:rPr>
-        <w:tab/>
-      </w:r>
-      <w:r>
-        <w:rPr>
-          <w:rFonts w:ascii="Arial Narrow" w:eastAsia="Arial Narrow" w:hAnsi="Arial Narrow" w:cs="Arial Narrow"/>
-          <w:b/>
-          <w:bCs/>
-          <w:sz w:val="16"/>
-          <w:szCs w:val="16"/>
-        </w:rPr>
-        <w:t xml:space="preserve">LEY 29571, CÓDIGO DE PROTECCIÓN Y DEFENSA DEL CONSUMIDOR, publicado el 2 de setiembre de 2010 y modificado por Decreto Legislativo 1308 </w:t>
-      </w:r>
-    </w:p>
-    <w:p>
-      <w:pPr>
-        <w:pStyle w:val="Textonotapie"/>
-        <w:ind w:left="567" w:right="-1"/>
-        <w:jc w:val="both"/>
-        <w:rPr>
-          <w:rFonts w:ascii="Arial Narrow" w:eastAsia="Arial Narrow" w:hAnsi="Arial Narrow" w:cs="Arial Narrow"/>
-          <w:b/>
-          <w:bCs/>
-          <w:sz w:val="16"/>
-          <w:szCs w:val="16"/>
-        </w:rPr>
-      </w:pPr>
-      <w:r>
-        <w:rPr>
-          <w:rFonts w:ascii="Arial Narrow" w:eastAsia="Arial Narrow" w:hAnsi="Arial Narrow" w:cs="Arial Narrow"/>
-          <w:b/>
-          <w:bCs/>
-          <w:sz w:val="16"/>
-          <w:szCs w:val="16"/>
-        </w:rPr>
-        <w:t>Artículo 88.- Reclamo de productos o servicios financieros y de seguros</w:t>
-      </w:r>
-    </w:p>
-    <w:p>
-      <w:pPr>
-        <w:pStyle w:val="Textonotapie"/>
-        <w:ind w:left="567" w:right="-1"/>
-        <w:jc w:val="both"/>
-        <w:rPr>
-          <w:rFonts w:ascii="Arial Narrow" w:eastAsia="Arial Narrow" w:hAnsi="Arial Narrow" w:cs="Arial Narrow"/>
-          <w:sz w:val="16"/>
-          <w:szCs w:val="16"/>
-        </w:rPr>
-      </w:pPr>
-      <w:r>
-        <w:rPr>
-          <w:rFonts w:ascii="Arial Narrow" w:eastAsia="Arial Narrow" w:hAnsi="Arial Narrow" w:cs="Arial Narrow"/>
-          <w:sz w:val="16"/>
-          <w:szCs w:val="16"/>
-        </w:rPr>
-        <w:t xml:space="preserve">88.1 Las entidades del sistema financiero y de seguros, en todas sus oficinas en la República, deben resolver los reclamos en un plazo no mayor de quince días hábiles. Excepcionalmente, la Superintendencia de Banca, Seguros y Administradoras Privadas de Fondos de Pensiones podrá establecer un plazo ampliatorio cuando la naturaleza y complejidad de la operación, producto o servicio materia del reclamo o requerimiento lo justifique, situación que debe ponerse en conocimiento del consumidor antes de la culminación del plazo inicial, sin perjuicio del derecho del consumidor de recurrir directamente ante la Autoridad de Consumo. </w:t>
-      </w:r>
-    </w:p>
+    </w:p>
+  </w:footnote>
+  <w:footnote w:id="5">
     <w:p>
       <w:pPr>
         <w:pStyle w:val="Textonotapie"/>
@@ -7942,15 +8026,56 @@
         <w:jc w:val="both"/>
         <w:rPr>
           <w:rFonts w:ascii="Arial Narrow" w:eastAsia="Arial Narrow" w:hAnsi="Arial Narrow" w:cs="Arial Narrow"/>
+          <w:sz w:val="16"/>
+          <w:szCs w:val="16"/>
+        </w:rPr>
+      </w:pPr>
+      <w:r>
+        <w:rPr>
+          <w:rStyle w:val="Refdenotaalpie"/>
+          <w:rFonts w:ascii="Arial Narrow" w:eastAsia="Arial Narrow" w:hAnsi="Arial Narrow" w:cs="Arial Narrow"/>
+          <w:sz w:val="16"/>
+          <w:szCs w:val="16"/>
+          <w:vertAlign w:val="superscript"/>
+        </w:rPr>
+        <w:footnoteRef/>
+      </w:r>
+      <w:r>
+        <w:rPr>
+          <w:rFonts w:ascii="Arial Narrow" w:eastAsia="Arial Narrow" w:hAnsi="Arial Narrow" w:cs="Arial Narrow"/>
+          <w:sz w:val="16"/>
+          <w:szCs w:val="16"/>
+        </w:rPr>
+        <w:tab/>
+        <w:t xml:space="preserve"/>
+      </w:r>
+      <w:r>
+        <w:rPr>
+          <w:rFonts w:ascii="Arial Narrow" w:eastAsia="Arial Narrow" w:hAnsi="Arial Narrow" w:cs="Arial Narrow"/>
+          <w:sz w:val="16"/>
+          <w:szCs w:val="16"/>
+        </w:rPr>
+        <w:tab/>
+      </w:r>
+      <w:r>
+        <w:rPr>
+          <w:rFonts w:ascii="Arial Narrow" w:eastAsia="Arial Narrow" w:hAnsi="Arial Narrow" w:cs="Arial Narrow"/>
           <w:b/>
           <w:bCs/>
           <w:sz w:val="16"/>
           <w:szCs w:val="16"/>
         </w:rPr>
-      </w:pPr>
-    </w:p>
-  </w:footnote>
-  <w:footnote w:id="5">
+        <w:t>LEY SOBRE FACULTADES, NORMAS Y ORGANIZACIÓN DEL INDECOPI, APROBADA POR DECRETO LEGISLATIVO 807 Artículo 24.-</w:t>
+      </w:r>
+      <w:r>
+        <w:rPr>
+          <w:rFonts w:ascii="Arial Narrow" w:eastAsia="Arial Narrow" w:hAnsi="Arial Narrow" w:cs="Arial Narrow"/>
+          <w:sz w:val="16"/>
+          <w:szCs w:val="16"/>
+        </w:rPr>
+        <w:t xml:space="preserve"> El Secretario Técnico se encargará de la tramitación del procedimiento. Para ello, cuenta con las siguientes facultades:</w:t>
+      </w:r>
+    </w:p>
     <w:p>
       <w:pPr>
         <w:pStyle w:val="Textonotapie"/>
@@ -7967,47 +8092,12 @@
       </w:pPr>
       <w:r>
         <w:rPr>
-          <w:rStyle w:val="Refdenotaalpie"/>
-          <w:rFonts w:ascii="Arial Narrow" w:eastAsia="Arial Narrow" w:hAnsi="Arial Narrow" w:cs="Arial Narrow"/>
-          <w:sz w:val="16"/>
-          <w:szCs w:val="16"/>
-          <w:vertAlign w:val="superscript"/>
-        </w:rPr>
-        <w:footnoteRef/>
-      </w:r>
-      <w:r>
-        <w:rPr>
-          <w:rFonts w:ascii="Arial Narrow" w:eastAsia="Arial Narrow" w:hAnsi="Arial Narrow" w:cs="Arial Narrow"/>
-          <w:sz w:val="16"/>
-          <w:szCs w:val="16"/>
-        </w:rPr>
-        <w:t xml:space="preserve"> </w:t>
-      </w:r>
-      <w:r>
-        <w:rPr>
           <w:rFonts w:ascii="Arial Narrow" w:eastAsia="Arial Narrow" w:hAnsi="Arial Narrow" w:cs="Arial Narrow"/>
           <w:sz w:val="16"/>
           <w:szCs w:val="16"/>
         </w:rPr>
         <w:tab/>
-      </w:r>
-      <w:r>
-        <w:rPr>
-          <w:rFonts w:ascii="Arial Narrow" w:eastAsia="Arial Narrow" w:hAnsi="Arial Narrow" w:cs="Arial Narrow"/>
-          <w:b/>
-          <w:bCs/>
-          <w:sz w:val="16"/>
-          <w:szCs w:val="16"/>
-        </w:rPr>
-        <w:t>LEY SOBRE FACULTADES, NORMAS Y ORGANIZACIÓN DEL INDECOPI, APROBADA POR DECRETO LEGISLATIVO 807 Artículo 24.-</w:t>
-      </w:r>
-      <w:r>
-        <w:rPr>
-          <w:rFonts w:ascii="Arial Narrow" w:eastAsia="Arial Narrow" w:hAnsi="Arial Narrow" w:cs="Arial Narrow"/>
-          <w:sz w:val="16"/>
-          <w:szCs w:val="16"/>
-        </w:rPr>
-        <w:t xml:space="preserve"> El Secretario Técnico se encargará de la tramitación del procedimiento. Para ello, cuenta con las siguientes facultades:</w:t>
+        <w:t xml:space="preserve">(...) </w:t>
       </w:r>
     </w:p>
     <w:p>
@@ -8031,7 +8121,7 @@
           <w:szCs w:val="16"/>
         </w:rPr>
         <w:tab/>
-        <w:t xml:space="preserve">(...) </w:t>
+        <w:t xml:space="preserve">c) Admitir denuncias a trámite, en aquellos casos en que la Comisión le haya delegado esta facultad. </w:t>
       </w:r>
     </w:p>
     <w:p>
@@ -8055,7 +8145,7 @@
           <w:szCs w:val="16"/>
         </w:rPr>
         <w:tab/>
-        <w:t xml:space="preserve">c) Admitir denuncias a trámite, en aquellos casos en que la Comisión le haya delegado esta facultad. </w:t>
+        <w:t>(...).</w:t>
       </w:r>
     </w:p>
     <w:p>
@@ -8072,6 +8162,33 @@
           <w:szCs w:val="16"/>
         </w:rPr>
       </w:pPr>
+    </w:p>
+  </w:footnote>
+  <w:footnote w:id="6">
+    <w:p>
+      <w:pPr>
+        <w:pStyle w:val="Textonotapie"/>
+        <w:tabs>
+          <w:tab w:val="left" w:pos="567"/>
+        </w:tabs>
+        <w:ind w:left="567" w:hanging="567"/>
+        <w:jc w:val="both"/>
+        <w:rPr>
+          <w:rFonts w:ascii="Arial Narrow" w:eastAsia="Arial Narrow" w:hAnsi="Arial Narrow" w:cs="Arial Narrow"/>
+          <w:sz w:val="16"/>
+          <w:szCs w:val="16"/>
+        </w:rPr>
+      </w:pPr>
+      <w:r>
+        <w:rPr>
+          <w:rStyle w:val="Refdenotaalpie"/>
+          <w:rFonts w:ascii="Arial Narrow" w:eastAsia="Arial Narrow" w:hAnsi="Arial Narrow" w:cs="Arial Narrow"/>
+          <w:sz w:val="16"/>
+          <w:szCs w:val="16"/>
+          <w:vertAlign w:val="superscript"/>
+        </w:rPr>
+        <w:footnoteRef/>
+      </w:r>
       <w:r>
         <w:rPr>
           <w:rFonts w:ascii="Arial Narrow" w:eastAsia="Arial Narrow" w:hAnsi="Arial Narrow" w:cs="Arial Narrow"/>
@@ -8079,9 +8196,661 @@
           <w:szCs w:val="16"/>
         </w:rPr>
         <w:tab/>
-        <w:t>(...).</w:t>
-      </w:r>
-    </w:p>
+        <w:t xml:space="preserve"/>
+      </w:r>
+      <w:r>
+        <w:rPr>
+          <w:rFonts w:ascii="Arial Narrow" w:eastAsia="Arial Narrow" w:hAnsi="Arial Narrow" w:cs="Arial Narrow"/>
+          <w:sz w:val="16"/>
+          <w:szCs w:val="16"/>
+        </w:rPr>
+        <w:tab/>
+        <w:t>El número de trabajadores se atenderá siempre que la empresa haya sido constituida antes de la vigencia de la Ley 30056, publicada el 2 de julio de 2013, que modificó el artículo 5 del Texto Único Ordenado de la Ley de Promoción de la Competitividad, Formalización y Desarrollo de la Micro y Pequeña Empresa y de Acceso al Empleo Decente (LEY MYPE). Ello, en la medida que la Tercera Disposición Complementaria Transitoria de la norma modificatoria precisa que las empresas constituidas antes de la entrada en vigencia de dicha Ley se rigen por los requisitos de acogimiento al régimen de las micro y pequeñas empresas regulados en el Decreto Legislativo 1086.</w:t>
+      </w:r>
+    </w:p>
+    <w:p>
+      <w:pPr>
+        <w:pStyle w:val="Textonotapie"/>
+        <w:ind w:left="567" w:hanging="567"/>
+        <w:jc w:val="both"/>
+        <w:rPr>
+          <w:rFonts w:ascii="Arial Narrow" w:eastAsia="Arial Narrow" w:hAnsi="Arial Narrow" w:cs="Arial Narrow"/>
+          <w:sz w:val="16"/>
+          <w:szCs w:val="16"/>
+        </w:rPr>
+      </w:pPr>
+    </w:p>
+  </w:footnote>
+  <w:footnote w:id="7">
+    <w:p>
+      <w:pPr>
+        <w:pStyle w:val="Textonotapie"/>
+        <w:tabs>
+          <w:tab w:val="left" w:pos="567"/>
+        </w:tabs>
+        <w:ind w:left="567" w:hanging="567"/>
+        <w:jc w:val="both"/>
+        <w:rPr>
+          <w:rFonts w:ascii="Arial Narrow" w:eastAsia="Arial Narrow" w:hAnsi="Arial Narrow" w:cs="Arial Narrow"/>
+          <w:sz w:val="16"/>
+          <w:szCs w:val="16"/>
+        </w:rPr>
+      </w:pPr>
+      <w:r>
+        <w:rPr>
+          <w:rStyle w:val="Refdenotaalpie"/>
+          <w:rFonts w:ascii="Arial Narrow" w:eastAsia="Arial Narrow" w:hAnsi="Arial Narrow" w:cs="Arial Narrow"/>
+          <w:sz w:val="16"/>
+          <w:szCs w:val="16"/>
+          <w:vertAlign w:val="superscript"/>
+        </w:rPr>
+        <w:footnoteRef/>
+      </w:r>
+      <w:r>
+        <w:rPr>
+          <w:rFonts w:ascii="Arial Narrow" w:eastAsia="Arial Narrow" w:hAnsi="Arial Narrow" w:cs="Arial Narrow"/>
+          <w:sz w:val="16"/>
+          <w:szCs w:val="16"/>
+        </w:rPr>
+        <w:tab/>
+        <w:t xml:space="preserve"/>
+      </w:r>
+      <w:r>
+        <w:rPr>
+          <w:rFonts w:ascii="Arial Narrow" w:eastAsia="Arial Narrow" w:hAnsi="Arial Narrow" w:cs="Arial Narrow"/>
+          <w:sz w:val="16"/>
+          <w:szCs w:val="16"/>
+        </w:rPr>
+        <w:tab/>
+      </w:r>
+      <w:r>
+        <w:rPr>
+          <w:rFonts w:ascii="Arial Narrow" w:eastAsia="Arial Narrow" w:hAnsi="Arial Narrow" w:cs="Arial Narrow"/>
+          <w:b/>
+          <w:sz w:val="16"/>
+          <w:szCs w:val="16"/>
+        </w:rPr>
+        <w:t>LEY 29571, CÓDIGO DE PROTECCIÓN Y DEFENSA DEL CONSUMIDOR</w:t>
+      </w:r>
+      <w:r>
+        <w:rPr>
+          <w:rFonts w:ascii="Arial Narrow" w:eastAsia="Arial Narrow" w:hAnsi="Arial Narrow" w:cs="Arial Narrow"/>
+          <w:b/>
+          <w:bCs/>
+          <w:sz w:val="16"/>
+          <w:szCs w:val="16"/>
+        </w:rPr>
+        <w:t xml:space="preserve">, </w:t>
+      </w:r>
+      <w:r>
+        <w:rPr>
+          <w:rFonts w:ascii="Arial Narrow" w:eastAsia="Arial Narrow" w:hAnsi="Arial Narrow" w:cs="Arial Narrow"/>
+          <w:b/>
+          <w:sz w:val="16"/>
+          <w:szCs w:val="16"/>
+        </w:rPr>
+        <w:t>publicado el 2 de setiembre de 2010 y modificado por Decreto Legislativo 1308</w:t>
+      </w:r>
+    </w:p>
+    <w:p>
+      <w:pPr>
+        <w:pStyle w:val="Textonotapie"/>
+        <w:ind w:left="567" w:hanging="567"/>
+        <w:jc w:val="both"/>
+        <w:rPr>
+          <w:rFonts w:ascii="Arial Narrow" w:eastAsia="Arial Narrow" w:hAnsi="Arial Narrow" w:cs="Arial Narrow"/>
+          <w:b/>
+          <w:bCs/>
+          <w:sz w:val="16"/>
+          <w:szCs w:val="16"/>
+        </w:rPr>
+      </w:pPr>
+      <w:r>
+        <w:rPr>
+          <w:rFonts w:ascii="Arial Narrow" w:eastAsia="Arial Narrow" w:hAnsi="Arial Narrow" w:cs="Arial Narrow"/>
+          <w:sz w:val="16"/>
+          <w:szCs w:val="16"/>
+        </w:rPr>
+        <w:tab/>
+      </w:r>
+      <w:r>
+        <w:rPr>
+          <w:rFonts w:ascii="Arial Narrow" w:eastAsia="Arial Narrow" w:hAnsi="Arial Narrow" w:cs="Arial Narrow"/>
+          <w:b/>
+          <w:bCs/>
+          <w:sz w:val="16"/>
+          <w:szCs w:val="16"/>
+        </w:rPr>
+        <w:t>Artículo 110.- Sanciones Administrativas</w:t>
+      </w:r>
+    </w:p>
+    <w:p>
+      <w:pPr>
+        <w:autoSpaceDE w:val="0"/>
+        <w:autoSpaceDN w:val="0"/>
+        <w:adjustRightInd w:val="0"/>
+        <w:spacing w:after="0" w:line="240" w:lineRule="auto"/>
+        <w:ind w:left="567"/>
+        <w:jc w:val="both"/>
+        <w:rPr>
+          <w:rFonts w:ascii="Arial Narrow" w:eastAsia="Arial Narrow" w:hAnsi="Arial Narrow" w:cs="Arial Narrow"/>
+          <w:sz w:val="16"/>
+          <w:szCs w:val="16"/>
+          <w:lang w:eastAsia="es-PE"/>
+        </w:rPr>
+      </w:pPr>
+      <w:r>
+        <w:rPr>
+          <w:rFonts w:ascii="Arial Narrow" w:eastAsia="Arial Narrow" w:hAnsi="Arial Narrow" w:cs="Arial Narrow"/>
+          <w:sz w:val="16"/>
+          <w:szCs w:val="16"/>
+          <w:lang w:eastAsia="es-PE"/>
+        </w:rPr>
+        <w:t>(…)</w:t>
+      </w:r>
+    </w:p>
+    <w:p>
+      <w:pPr>
+        <w:autoSpaceDE w:val="0"/>
+        <w:autoSpaceDN w:val="0"/>
+        <w:adjustRightInd w:val="0"/>
+        <w:spacing w:after="0" w:line="240" w:lineRule="auto"/>
+        <w:ind w:left="567"/>
+        <w:jc w:val="both"/>
+        <w:rPr>
+          <w:rFonts w:ascii="Arial Narrow" w:eastAsia="Arial Narrow" w:hAnsi="Arial Narrow" w:cs="Arial Narrow"/>
+          <w:sz w:val="16"/>
+          <w:szCs w:val="16"/>
+          <w:lang w:eastAsia="es-PE"/>
+        </w:rPr>
+      </w:pPr>
+      <w:r>
+        <w:rPr>
+          <w:rFonts w:ascii="Arial Narrow" w:eastAsia="Arial Narrow" w:hAnsi="Arial Narrow" w:cs="Arial Narrow"/>
+          <w:sz w:val="16"/>
+          <w:szCs w:val="16"/>
+          <w:lang w:eastAsia="es-PE"/>
+        </w:rPr>
+        <w:t>En el caso de las microempresas, la multa no puede superar el diez por ciento (10%) de las ventas o ingresos brutos percibidos por el infractor, relativos a todas sus actividades económicas, correspondientes al ejercicio inmediato anterior al de la expedición de la resolución de primera instancia, siempre que se haya acreditado dichos ingresos, no se encuentre en una situación de reincidencia y el caso no verse sobre la vida, salud o integridad de los consumidores. Para el caso de las pequeñas empresas, la multa no puede superar el veinte por ciento (20%) de las ventas o ingresos brutos percibidos por el infractor, conforme a los requisitos señalados anteriormente.</w:t>
+      </w:r>
+    </w:p>
+    <w:p>
+      <w:pPr>
+        <w:autoSpaceDE w:val="0"/>
+        <w:autoSpaceDN w:val="0"/>
+        <w:adjustRightInd w:val="0"/>
+        <w:spacing w:after="0" w:line="240" w:lineRule="auto"/>
+        <w:ind w:left="567"/>
+        <w:jc w:val="both"/>
+        <w:rPr>
+          <w:rFonts w:ascii="Arial Narrow" w:eastAsia="Arial Narrow" w:hAnsi="Arial Narrow" w:cs="Arial Narrow"/>
+          <w:sz w:val="16"/>
+          <w:szCs w:val="16"/>
+          <w:lang w:eastAsia="es-PE"/>
+        </w:rPr>
+      </w:pPr>
+      <w:r>
+        <w:rPr>
+          <w:rFonts w:ascii="Arial Narrow" w:eastAsia="Arial Narrow" w:hAnsi="Arial Narrow" w:cs="Arial Narrow"/>
+          <w:sz w:val="16"/>
+          <w:szCs w:val="16"/>
+          <w:lang w:eastAsia="es-PE"/>
+        </w:rPr>
+        <w:t>(…).</w:t>
+      </w:r>
+    </w:p>
+    <w:p>
+      <w:pPr>
+        <w:pStyle w:val="Textonotapie"/>
+        <w:ind w:left="567" w:hanging="567"/>
+        <w:jc w:val="both"/>
+        <w:rPr>
+          <w:rFonts w:ascii="Arial Narrow" w:eastAsia="Arial Narrow" w:hAnsi="Arial Narrow" w:cs="Arial Narrow"/>
+          <w:sz w:val="16"/>
+          <w:szCs w:val="16"/>
+        </w:rPr>
+      </w:pPr>
+    </w:p>
+  </w:footnote>
+  <w:footnote w:id="8">
+    <w:p>
+      <w:pPr>
+        <w:pStyle w:val="Textonotapie"/>
+        <w:tabs>
+          <w:tab w:val="left" w:pos="567"/>
+        </w:tabs>
+        <w:ind w:left="567" w:hanging="567"/>
+        <w:jc w:val="both"/>
+        <w:rPr>
+          <w:rFonts w:ascii="Arial Narrow" w:eastAsia="Arial Narrow" w:hAnsi="Arial Narrow" w:cs="Arial Narrow"/>
+          <w:sz w:val="16"/>
+          <w:szCs w:val="16"/>
+        </w:rPr>
+      </w:pPr>
+      <w:r>
+        <w:rPr>
+          <w:rStyle w:val="Refdenotaalpie"/>
+          <w:rFonts w:ascii="Arial Narrow" w:eastAsia="Arial Narrow" w:hAnsi="Arial Narrow" w:cs="Arial Narrow"/>
+          <w:sz w:val="16"/>
+          <w:szCs w:val="16"/>
+          <w:vertAlign w:val="superscript"/>
+        </w:rPr>
+        <w:footnoteRef/>
+      </w:r>
+      <w:r>
+        <w:rPr>
+          <w:rFonts w:ascii="Arial Narrow" w:eastAsia="Arial Narrow" w:hAnsi="Arial Narrow" w:cs="Arial Narrow"/>
+          <w:sz w:val="16"/>
+          <w:szCs w:val="16"/>
+        </w:rPr>
+        <w:tab/>
+      </w:r>
+      <w:r>
+        <w:rPr>
+          <w:rFonts w:ascii="Arial Narrow" w:eastAsia="Arial Narrow" w:hAnsi="Arial Narrow" w:cs="Arial Narrow"/>
+          <w:b/>
+          <w:bCs/>
+          <w:sz w:val="16"/>
+          <w:szCs w:val="16"/>
+        </w:rPr>
+        <w:t xml:space="preserve">DECRETO LEGISLATIVO 807, LEY SOBRE FACULTADES, NORMAS Y ORGANIZACIÓN DEL INDECOPI, publicado el 18 de abril de 1996</w:t>
+      </w:r>
+    </w:p>
+    <w:p>
+      <w:pPr>
+        <w:pStyle w:val="Textonotapie"/>
+        <w:ind w:left="567" w:hanging="567"/>
+        <w:jc w:val="both"/>
+        <w:rPr>
+          <w:rFonts w:ascii="Arial Narrow" w:eastAsia="Arial Narrow" w:hAnsi="Arial Narrow" w:cs="Arial Narrow"/>
+          <w:sz w:val="16"/>
+          <w:szCs w:val="16"/>
+        </w:rPr>
+      </w:pPr>
+      <w:r>
+        <w:rPr>
+          <w:rFonts w:ascii="Arial Narrow" w:eastAsia="Arial Narrow" w:hAnsi="Arial Narrow" w:cs="Arial Narrow"/>
+          <w:sz w:val="16"/>
+          <w:szCs w:val="16"/>
+        </w:rPr>
+        <w:tab/>
+      </w:r>
+      <w:r>
+        <w:rPr>
+          <w:rFonts w:ascii="Arial Narrow" w:eastAsia="Arial Narrow" w:hAnsi="Arial Narrow" w:cs="Arial Narrow"/>
+          <w:b/>
+          <w:bCs/>
+          <w:sz w:val="16"/>
+          <w:szCs w:val="16"/>
+        </w:rPr>
+        <w:t xml:space="preserve">Artículo 26.-</w:t>
+      </w:r>
+      <w:r>
+        <w:rPr>
+          <w:rFonts w:ascii="Arial Narrow" w:eastAsia="Arial Narrow" w:hAnsi="Arial Narrow" w:cs="Arial Narrow"/>
+          <w:sz w:val="16"/>
+          <w:szCs w:val="16"/>
+        </w:rPr>
+        <w:t xml:space="preserve"> Una vez admitida a trámite la denuncia, se correrá traslado de la misma al denunciado, a fin de que éste presente su descargo. El plazo para la presentación del descargo será de cinco (5) días contados desde la notificación, vencido el cual, el Secretario Técnico declarará en rebeldía al denunciado que no lo hubiera presentado.</w:t>
+      </w:r>
+    </w:p>
+    <w:p>
+      <w:pPr>
+        <w:pStyle w:val="Textonotapie"/>
+        <w:ind w:left="567" w:hanging="567"/>
+        <w:jc w:val="both"/>
+        <w:rPr>
+          <w:rFonts w:ascii="Arial Narrow" w:eastAsia="Arial Narrow" w:hAnsi="Arial Narrow" w:cs="Arial Narrow"/>
+          <w:sz w:val="16"/>
+          <w:szCs w:val="16"/>
+        </w:rPr>
+      </w:pPr>
+    </w:p>
+  </w:footnote>
+  <w:footnote w:id="9">
+    <w:p>
+      <w:pPr>
+        <w:pStyle w:val="Textonotapie"/>
+        <w:tabs>
+          <w:tab w:val="left" w:pos="567"/>
+        </w:tabs>
+        <w:ind w:left="567" w:hanging="567"/>
+        <w:jc w:val="both"/>
+        <w:rPr>
+          <w:rFonts w:ascii="Arial Narrow" w:eastAsia="Arial Narrow" w:hAnsi="Arial Narrow" w:cs="Arial Narrow"/>
+          <w:sz w:val="16"/>
+          <w:szCs w:val="16"/>
+        </w:rPr>
+      </w:pPr>
+      <w:r>
+        <w:rPr>
+          <w:rStyle w:val="Refdenotaalpie"/>
+          <w:rFonts w:ascii="Arial Narrow" w:eastAsia="Arial Narrow" w:hAnsi="Arial Narrow" w:cs="Arial Narrow"/>
+          <w:sz w:val="16"/>
+          <w:szCs w:val="16"/>
+          <w:vertAlign w:val="superscript"/>
+        </w:rPr>
+        <w:footnoteRef/>
+      </w:r>
+      <w:r>
+        <w:rPr>
+          <w:rFonts w:ascii="Arial Narrow" w:eastAsia="Arial Narrow" w:hAnsi="Arial Narrow" w:cs="Arial Narrow"/>
+          <w:sz w:val="16"/>
+          <w:szCs w:val="16"/>
+        </w:rPr>
+        <w:tab/>
+      </w:r>
+      <w:r>
+        <w:rPr>
+          <w:rFonts w:ascii="Arial Narrow" w:eastAsia="Arial Narrow" w:hAnsi="Arial Narrow" w:cs="Arial Narrow"/>
+          <w:b/>
+          <w:bCs/>
+          <w:sz w:val="16"/>
+          <w:szCs w:val="16"/>
+        </w:rPr>
+        <w:t xml:space="preserve">DECRETO SUPREMO 006-2026-JUS, TEXTO ÚNICO ORDENADO DE LA LEY 27444, LEY DEL PROCEDIMIENTO ADMINISTRATIVO GENERAL, publicado el 30 de abril de 2026</w:t>
+      </w:r>
+    </w:p>
+    <w:p>
+      <w:pPr>
+        <w:pStyle w:val="Textonotapie"/>
+        <w:ind w:left="567" w:hanging="567"/>
+        <w:jc w:val="both"/>
+        <w:rPr>
+          <w:rFonts w:ascii="Arial Narrow" w:eastAsia="Arial Narrow" w:hAnsi="Arial Narrow" w:cs="Arial Narrow"/>
+          <w:sz w:val="16"/>
+          <w:szCs w:val="16"/>
+        </w:rPr>
+      </w:pPr>
+      <w:r>
+        <w:rPr>
+          <w:rFonts w:ascii="Arial Narrow" w:eastAsia="Arial Narrow" w:hAnsi="Arial Narrow" w:cs="Arial Narrow"/>
+          <w:sz w:val="16"/>
+          <w:szCs w:val="16"/>
+        </w:rPr>
+        <w:tab/>
+      </w:r>
+      <w:r>
+        <w:rPr>
+          <w:rFonts w:ascii="Arial Narrow" w:eastAsia="Arial Narrow" w:hAnsi="Arial Narrow" w:cs="Arial Narrow"/>
+          <w:b/>
+          <w:bCs/>
+          <w:sz w:val="16"/>
+          <w:szCs w:val="16"/>
+        </w:rPr>
+        <w:t xml:space="preserve">Artículo 223.- Contestación de la reclamación</w:t>
+      </w:r>
+    </w:p>
+    <w:p>
+      <w:pPr>
+        <w:pStyle w:val="Textonotapie"/>
+        <w:ind w:left="567" w:hanging="567"/>
+        <w:jc w:val="both"/>
+        <w:rPr>
+          <w:rFonts w:ascii="Arial Narrow" w:eastAsia="Arial Narrow" w:hAnsi="Arial Narrow" w:cs="Arial Narrow"/>
+          <w:sz w:val="16"/>
+          <w:szCs w:val="16"/>
+        </w:rPr>
+      </w:pPr>
+      <w:r>
+        <w:rPr>
+          <w:rFonts w:ascii="Arial Narrow" w:eastAsia="Arial Narrow" w:hAnsi="Arial Narrow" w:cs="Arial Narrow"/>
+          <w:sz w:val="16"/>
+          <w:szCs w:val="16"/>
+        </w:rPr>
+        <w:tab/>
+      </w:r>
+      <w:r>
+        <w:rPr>
+          <w:rFonts w:ascii="Arial Narrow" w:eastAsia="Arial Narrow" w:hAnsi="Arial Narrow" w:cs="Arial Narrow"/>
+          <w:sz w:val="16"/>
+          <w:szCs w:val="16"/>
+        </w:rPr>
+        <w:t xml:space="preserve">223.1 El reclamado deberá presentar la contestación de la reclamación dentro de los quince (15) días posteriores a la notificación de ésta; vencido este plazo, la Administración declarará en rebeldía al reclamado que no la hubiera presentado. La contestación deberá contener los requisitos de los escritos previstos en el artículo 113 de la presente Ley, así como la absolución de todos los asuntos controvertidos de hecho y de derecho, Las alegaciones y los hechos relevantes de la reclamación, salvo que hayan sido específicamente negadas en la contestación, se tendrán por aceptadas o merituadas como ciertas.</w:t>
+      </w:r>
+    </w:p>
+    <w:p>
+      <w:pPr>
+        <w:pStyle w:val="Textonotapie"/>
+        <w:ind w:left="567" w:hanging="567"/>
+        <w:jc w:val="both"/>
+        <w:rPr>
+          <w:rFonts w:ascii="Arial Narrow" w:eastAsia="Arial Narrow" w:hAnsi="Arial Narrow" w:cs="Arial Narrow"/>
+          <w:sz w:val="16"/>
+          <w:szCs w:val="16"/>
+        </w:rPr>
+      </w:pPr>
+    </w:p>
+  </w:footnote>
+  <w:footnote w:id="10">
+    <w:p>
+      <w:pPr>
+        <w:tabs>
+          <w:tab w:val="left" w:pos="567"/>
+        </w:tabs>
+        <w:spacing w:after="0" w:line="240" w:lineRule="auto"/>
+        <w:ind w:left="567" w:hanging="567"/>
+        <w:jc w:val="both"/>
+        <w:rPr>
+          <w:rFonts w:ascii="Arial Narrow" w:eastAsia="Arial Narrow" w:hAnsi="Arial Narrow" w:cs="Arial Narrow"/>
+          <w:sz w:val="16"/>
+          <w:szCs w:val="16"/>
+        </w:rPr>
+      </w:pPr>
+      <w:r>
+        <w:rPr>
+          <w:rStyle w:val="Refdenotaalpie"/>
+          <w:rFonts w:ascii="Arial Narrow" w:eastAsia="Arial Narrow" w:hAnsi="Arial Narrow" w:cs="Arial Narrow"/>
+          <w:sz w:val="16"/>
+          <w:szCs w:val="16"/>
+          <w:vertAlign w:val="superscript"/>
+        </w:rPr>
+        <w:footnoteRef/>
+      </w:r>
+      <w:r>
+        <w:rPr>
+          <w:rFonts w:ascii="Arial Narrow" w:eastAsia="Arial Narrow" w:hAnsi="Arial Narrow" w:cs="Arial Narrow"/>
+          <w:sz w:val="16"/>
+          <w:szCs w:val="16"/>
+          <w:vertAlign w:val="superscript"/>
+        </w:rPr>
+        <w:tab/>
+        <w:t xml:space="preserve"/>
+      </w:r>
+      <w:r>
+        <w:rPr>
+          <w:rFonts w:ascii="Arial Narrow" w:eastAsia="Arial Narrow" w:hAnsi="Arial Narrow" w:cs="Arial Narrow"/>
+          <w:sz w:val="16"/>
+          <w:szCs w:val="16"/>
+        </w:rPr>
+        <w:t xml:space="preserve"> </w:t>
+      </w:r>
+      <w:r>
+        <w:rPr>
+          <w:rFonts w:ascii="Arial Narrow" w:eastAsia="Arial Narrow" w:hAnsi="Arial Narrow" w:cs="Arial Narrow"/>
+          <w:sz w:val="16"/>
+          <w:szCs w:val="16"/>
+        </w:rPr>
+        <w:tab/>
+      </w:r>
+      <w:r>
+        <w:rPr>
+          <w:rFonts w:ascii="Arial Narrow" w:eastAsia="Arial Narrow" w:hAnsi="Arial Narrow" w:cs="Arial Narrow"/>
+          <w:b/>
+          <w:sz w:val="16"/>
+          <w:szCs w:val="16"/>
+        </w:rPr>
+        <w:t>LEY 29571, CÓDIGO DE PROTECCIÓN Y DEFENSA DEL CONSUMIDOR</w:t>
+      </w:r>
+      <w:r>
+        <w:rPr>
+          <w:rFonts w:ascii="Arial Narrow" w:eastAsia="Arial Narrow" w:hAnsi="Arial Narrow" w:cs="Arial Narrow"/>
+          <w:b/>
+          <w:bCs/>
+          <w:sz w:val="16"/>
+          <w:szCs w:val="16"/>
+        </w:rPr>
+        <w:t xml:space="preserve">, </w:t>
+      </w:r>
+      <w:r>
+        <w:rPr>
+          <w:rFonts w:ascii="Arial Narrow" w:eastAsia="Arial Narrow" w:hAnsi="Arial Narrow" w:cs="Arial Narrow"/>
+          <w:b/>
+          <w:sz w:val="16"/>
+          <w:szCs w:val="16"/>
+        </w:rPr>
+        <w:t>publicado el 2 de setiembre de 2010 y modificado por Decreto Legislativo 1308</w:t>
+      </w:r>
+    </w:p>
+    <w:p>
+      <w:pPr>
+        <w:spacing w:after="0" w:line="240" w:lineRule="auto"/>
+        <w:ind w:left="567" w:hanging="567"/>
+        <w:jc w:val="both"/>
+        <w:rPr>
+          <w:rFonts w:ascii="Arial Narrow" w:eastAsia="Arial Narrow" w:hAnsi="Arial Narrow" w:cs="Arial Narrow"/>
+          <w:b/>
+          <w:sz w:val="16"/>
+          <w:szCs w:val="16"/>
+        </w:rPr>
+      </w:pPr>
+      <w:r>
+        <w:rPr>
+          <w:rFonts w:ascii="Arial Narrow" w:eastAsia="Arial Narrow" w:hAnsi="Arial Narrow" w:cs="Arial Narrow"/>
+          <w:b/>
+          <w:sz w:val="16"/>
+          <w:szCs w:val="16"/>
+        </w:rPr>
+        <w:tab/>
+        <w:t>Artículo 110.- Sanciones administrativas</w:t>
+      </w:r>
+    </w:p>
+    <w:p>
+      <w:pPr>
+        <w:spacing w:after="0" w:line="240" w:lineRule="auto"/>
+        <w:ind w:left="567"/>
+        <w:jc w:val="both"/>
+        <w:rPr>
+          <w:rFonts w:ascii="Arial Narrow" w:eastAsia="Arial Narrow" w:hAnsi="Arial Narrow" w:cs="Arial Narrow"/>
+          <w:sz w:val="16"/>
+          <w:szCs w:val="16"/>
+        </w:rPr>
+      </w:pPr>
+      <w:r>
+        <w:rPr>
+          <w:rFonts w:ascii="Arial Narrow" w:eastAsia="Arial Narrow" w:hAnsi="Arial Narrow" w:cs="Arial Narrow"/>
+          <w:sz w:val="16"/>
+          <w:szCs w:val="16"/>
+        </w:rPr>
+        <w:t>El órgano resolutivo puede sancionar las infracciones administrativas a que se refiere el artículo 108 con amonestación y multas de hasta cuatrocientos cincuenta (450) Unidades Impositivas Tributarias (UIT), las cuales son calificadas de la siguiente manera:</w:t>
+      </w:r>
+    </w:p>
+    <w:p>
+      <w:pPr>
+        <w:numPr>
+          <w:ilvl w:val="0"/>
+          <w:numId w:val="2"/>
+        </w:numPr>
+        <w:spacing w:after="0" w:line="240" w:lineRule="auto"/>
+        <w:ind w:left="426" w:firstLine="141"/>
+        <w:jc w:val="both"/>
+        <w:rPr>
+          <w:rFonts w:ascii="Arial Narrow" w:eastAsia="Arial Narrow" w:hAnsi="Arial Narrow" w:cs="Arial Narrow"/>
+          <w:sz w:val="16"/>
+          <w:szCs w:val="16"/>
+        </w:rPr>
+      </w:pPr>
+      <w:r>
+        <w:rPr>
+          <w:rFonts w:ascii="Arial Narrow" w:eastAsia="Arial Narrow" w:hAnsi="Arial Narrow" w:cs="Arial Narrow"/>
+          <w:sz w:val="16"/>
+          <w:szCs w:val="16"/>
+        </w:rPr>
+        <w:t>Infracciones leves, con una amonestación o con una multa de hasta cincuenta (50) UIT.</w:t>
+      </w:r>
+    </w:p>
+    <w:p>
+      <w:pPr>
+        <w:numPr>
+          <w:ilvl w:val="0"/>
+          <w:numId w:val="2"/>
+        </w:numPr>
+        <w:spacing w:after="0" w:line="240" w:lineRule="auto"/>
+        <w:ind w:left="426" w:firstLine="141"/>
+        <w:jc w:val="both"/>
+        <w:rPr>
+          <w:rFonts w:ascii="Arial Narrow" w:eastAsia="Arial Narrow" w:hAnsi="Arial Narrow" w:cs="Arial Narrow"/>
+          <w:sz w:val="16"/>
+          <w:szCs w:val="16"/>
+        </w:rPr>
+      </w:pPr>
+      <w:r>
+        <w:rPr>
+          <w:rFonts w:ascii="Arial Narrow" w:eastAsia="Arial Narrow" w:hAnsi="Arial Narrow" w:cs="Arial Narrow"/>
+          <w:sz w:val="16"/>
+          <w:szCs w:val="16"/>
+        </w:rPr>
+        <w:t>Infracciones graves, con una multa de hasta ciento cincuenta (150) UIT.</w:t>
+      </w:r>
+    </w:p>
+    <w:p>
+      <w:pPr>
+        <w:numPr>
+          <w:ilvl w:val="0"/>
+          <w:numId w:val="2"/>
+        </w:numPr>
+        <w:spacing w:after="0" w:line="240" w:lineRule="auto"/>
+        <w:ind w:left="426" w:firstLine="141"/>
+        <w:jc w:val="both"/>
+        <w:rPr>
+          <w:rFonts w:ascii="Arial Narrow" w:eastAsia="Arial Narrow" w:hAnsi="Arial Narrow" w:cs="Arial Narrow"/>
+          <w:sz w:val="16"/>
+          <w:szCs w:val="16"/>
+        </w:rPr>
+      </w:pPr>
+      <w:r>
+        <w:rPr>
+          <w:rFonts w:ascii="Arial Narrow" w:eastAsia="Arial Narrow" w:hAnsi="Arial Narrow" w:cs="Arial Narrow"/>
+          <w:sz w:val="16"/>
+          <w:szCs w:val="16"/>
+        </w:rPr>
+        <w:t>Infracciones muy graves, con una multa de hasta cuatrocientos cincuenta (450) UIT.</w:t>
+      </w:r>
+    </w:p>
+    <w:p>
+      <w:pPr>
+        <w:spacing w:after="0" w:line="240" w:lineRule="auto"/>
+        <w:ind w:left="567"/>
+        <w:jc w:val="both"/>
+        <w:rPr>
+          <w:rFonts w:ascii="Arial Narrow" w:eastAsia="Arial Narrow" w:hAnsi="Arial Narrow" w:cs="Arial Narrow"/>
+          <w:sz w:val="16"/>
+          <w:szCs w:val="16"/>
+        </w:rPr>
+      </w:pPr>
+      <w:r>
+        <w:rPr>
+          <w:rFonts w:ascii="Arial Narrow" w:eastAsia="Arial Narrow" w:hAnsi="Arial Narrow" w:cs="Arial Narrow"/>
+          <w:sz w:val="16"/>
+          <w:szCs w:val="16"/>
+        </w:rPr>
+        <w:t>(…).</w:t>
+      </w:r>
+    </w:p>
+    <w:p>
+      <w:pPr>
+        <w:spacing w:after="0" w:line="240" w:lineRule="auto"/>
+        <w:ind w:left="567" w:hanging="567"/>
+        <w:jc w:val="both"/>
+        <w:rPr>
+          <w:rFonts w:ascii="Arial Narrow" w:eastAsia="Arial Narrow" w:hAnsi="Arial Narrow" w:cs="Arial Narrow"/>
+          <w:sz w:val="16"/>
+          <w:szCs w:val="16"/>
+        </w:rPr>
+      </w:pPr>
+    </w:p>
+  </w:footnote>
+  <w:footnote w:id="11">
     <w:p>
       <w:pPr>
         <w:pStyle w:val="Textonotapie"/>
@@ -8092,39 +8861,56 @@
         <w:jc w:val="both"/>
         <w:rPr>
           <w:rFonts w:ascii="Arial Narrow" w:eastAsia="Arial Narrow" w:hAnsi="Arial Narrow" w:cs="Arial Narrow"/>
-          <w:sz w:val="16"/>
-          <w:szCs w:val="16"/>
-        </w:rPr>
-      </w:pPr>
-      <w:r>
-        <w:rPr>
-          <w:rFonts w:ascii="Arial Narrow" w:eastAsia="Arial Narrow" w:hAnsi="Arial Narrow" w:cs="Arial Narrow"/>
-          <w:sz w:val="16"/>
-          <w:szCs w:val="16"/>
-        </w:rPr>
-        <w:t xml:space="preserve">. </w:t>
-      </w:r>
-    </w:p>
-    <w:p>
-      <w:pPr>
-        <w:pStyle w:val="Textonotapie"/>
+          <w:b/>
+          <w:bCs/>
+          <w:sz w:val="16"/>
+          <w:szCs w:val="16"/>
+        </w:rPr>
+      </w:pPr>
+      <w:r>
+        <w:rPr>
+          <w:rStyle w:val="Refdenotaalpie"/>
+          <w:rFonts w:ascii="Arial Narrow" w:eastAsia="Arial Narrow" w:hAnsi="Arial Narrow" w:cs="Arial Narrow"/>
+          <w:sz w:val="16"/>
+          <w:szCs w:val="16"/>
+          <w:vertAlign w:val="superscript"/>
+        </w:rPr>
+        <w:footnoteRef/>
+      </w:r>
+      <w:r>
+        <w:rPr>
+          <w:rFonts w:ascii="Arial Narrow" w:eastAsia="Arial Narrow" w:hAnsi="Arial Narrow" w:cs="Arial Narrow"/>
+          <w:sz w:val="16"/>
+          <w:szCs w:val="16"/>
+        </w:rPr>
+        <w:tab/>
+        <w:t xml:space="preserve"/>
+      </w:r>
+      <w:r>
+        <w:rPr>
+          <w:rFonts w:ascii="Arial Narrow" w:eastAsia="Arial Narrow" w:hAnsi="Arial Narrow" w:cs="Arial Narrow"/>
+          <w:sz w:val="16"/>
+          <w:szCs w:val="16"/>
+        </w:rPr>
+        <w:tab/>
+      </w:r>
+      <w:r>
+        <w:rPr>
+          <w:rFonts w:ascii="Arial Narrow" w:eastAsia="Arial Narrow" w:hAnsi="Arial Narrow" w:cs="Arial Narrow"/>
+          <w:b/>
+          <w:bCs/>
+          <w:sz w:val="16"/>
+          <w:szCs w:val="16"/>
+        </w:rPr>
+        <w:t xml:space="preserve">LEY 29571, CÓDIGO DE PROTECCIÓN Y DEFENSA DEL CONSUMIDOR, publicado el 2 de setiembre de 2010 y modificado por Decreto Legislativo 1308 </w:t>
+      </w:r>
+    </w:p>
+    <w:p>
+      <w:pPr>
         <w:tabs>
           <w:tab w:val="left" w:pos="567"/>
         </w:tabs>
-        <w:ind w:left="567" w:right="-1" w:hanging="567"/>
-        <w:jc w:val="both"/>
-        <w:rPr>
-          <w:rFonts w:ascii="Arial Narrow" w:eastAsia="Arial Narrow" w:hAnsi="Arial Narrow" w:cs="Arial Narrow"/>
-          <w:sz w:val="16"/>
-          <w:szCs w:val="16"/>
-        </w:rPr>
-      </w:pPr>
-    </w:p>
-  </w:footnote>
-  <w:footnote w:id="6">
-    <w:p>
-      <w:pPr>
-        <w:pStyle w:val="Textonotapie"/>
+        <w:spacing w:after="0" w:line="240" w:lineRule="auto"/>
         <w:ind w:left="567" w:hanging="567"/>
         <w:jc w:val="both"/>
         <w:rPr>
@@ -8135,697 +8921,12 @@
       </w:pPr>
       <w:r>
         <w:rPr>
-          <w:rStyle w:val="Refdenotaalpie"/>
-          <w:rFonts w:ascii="Arial Narrow" w:eastAsia="Arial Narrow" w:hAnsi="Arial Narrow" w:cs="Arial Narrow"/>
-          <w:sz w:val="16"/>
-          <w:szCs w:val="16"/>
-          <w:vertAlign w:val="superscript"/>
-        </w:rPr>
-        <w:footnoteRef/>
-      </w:r>
-      <w:r>
-        <w:rPr>
-          <w:rFonts w:ascii="Arial Narrow" w:eastAsia="Arial Narrow" w:hAnsi="Arial Narrow" w:cs="Arial Narrow"/>
-          <w:sz w:val="16"/>
-          <w:szCs w:val="16"/>
-        </w:rPr>
-        <w:t xml:space="preserve"> </w:t>
-      </w:r>
-      <w:r>
-        <w:rPr>
           <w:rFonts w:ascii="Arial Narrow" w:eastAsia="Arial Narrow" w:hAnsi="Arial Narrow" w:cs="Arial Narrow"/>
           <w:sz w:val="16"/>
           <w:szCs w:val="16"/>
         </w:rPr>
         <w:tab/>
-        <w:t>El número de trabajadores se atenderá siempre que la empresa haya sido constituida antes de la vigencia de la Ley 30056, publicada el 2 de julio de 2013, que modificó el artículo 5 del Texto Único Ordenado de la Ley de Promoción de la Competitividad, Formalización y Desarrollo de la Micro y Pequeña Empresa y de Acceso al Empleo Decente (LEY MYPE). Ello, en la medida que la Tercera Disposición Complementaria Transitoria de la norma modificatoria precisa que las empresas constituidas antes de la entrada en vigencia de dicha Ley se rigen por los requisitos de acogimiento al régimen de las micro y pequeñas empresas regulados en el Decreto Legislativo 1086.</w:t>
-      </w:r>
-    </w:p>
-    <w:p>
-      <w:pPr>
-        <w:pStyle w:val="Textonotapie"/>
-        <w:ind w:left="567" w:hanging="567"/>
-        <w:jc w:val="both"/>
-        <w:rPr>
-          <w:rFonts w:ascii="Arial Narrow" w:eastAsia="Arial Narrow" w:hAnsi="Arial Narrow" w:cs="Arial Narrow"/>
-          <w:sz w:val="16"/>
-          <w:szCs w:val="16"/>
-        </w:rPr>
-      </w:pPr>
-    </w:p>
-  </w:footnote>
-  <w:footnote w:id="7">
-    <w:p>
-      <w:pPr>
-        <w:pStyle w:val="Textonotapie"/>
-        <w:ind w:left="567" w:hanging="567"/>
-        <w:jc w:val="both"/>
-        <w:rPr>
-          <w:rFonts w:ascii="Arial Narrow" w:eastAsia="Arial Narrow" w:hAnsi="Arial Narrow" w:cs="Arial Narrow"/>
-          <w:sz w:val="16"/>
-          <w:szCs w:val="16"/>
-        </w:rPr>
-      </w:pPr>
-      <w:r>
-        <w:rPr>
-          <w:rStyle w:val="Refdenotaalpie"/>
-          <w:rFonts w:ascii="Arial Narrow" w:eastAsia="Arial Narrow" w:hAnsi="Arial Narrow" w:cs="Arial Narrow"/>
-          <w:sz w:val="16"/>
-          <w:szCs w:val="16"/>
-          <w:vertAlign w:val="superscript"/>
-        </w:rPr>
-        <w:footnoteRef/>
-      </w:r>
-      <w:r>
-        <w:rPr>
-          <w:rFonts w:ascii="Arial Narrow" w:eastAsia="Arial Narrow" w:hAnsi="Arial Narrow" w:cs="Arial Narrow"/>
-          <w:sz w:val="16"/>
-          <w:szCs w:val="16"/>
-        </w:rPr>
-        <w:t xml:space="preserve"> </w:t>
-      </w:r>
-      <w:r>
-        <w:rPr>
-          <w:rFonts w:ascii="Arial Narrow" w:eastAsia="Arial Narrow" w:hAnsi="Arial Narrow" w:cs="Arial Narrow"/>
-          <w:sz w:val="16"/>
-          <w:szCs w:val="16"/>
-        </w:rPr>
-        <w:tab/>
-      </w:r>
-      <w:r>
-        <w:rPr>
-          <w:rFonts w:ascii="Arial Narrow" w:eastAsia="Arial Narrow" w:hAnsi="Arial Narrow" w:cs="Arial Narrow"/>
-          <w:b/>
-          <w:sz w:val="16"/>
-          <w:szCs w:val="16"/>
-        </w:rPr>
-        <w:t>LEY 29571, CÓDIGO DE PROTECCIÓN Y DEFENSA DEL CONSUMIDOR</w:t>
-      </w:r>
-      <w:r>
-        <w:rPr>
-          <w:rFonts w:ascii="Arial Narrow" w:eastAsia="Arial Narrow" w:hAnsi="Arial Narrow" w:cs="Arial Narrow"/>
-          <w:b/>
-          <w:bCs/>
-          <w:sz w:val="16"/>
-          <w:szCs w:val="16"/>
-        </w:rPr>
-        <w:t xml:space="preserve">, </w:t>
-      </w:r>
-      <w:r>
-        <w:rPr>
-          <w:rFonts w:ascii="Arial Narrow" w:eastAsia="Arial Narrow" w:hAnsi="Arial Narrow" w:cs="Arial Narrow"/>
-          <w:b/>
-          <w:sz w:val="16"/>
-          <w:szCs w:val="16"/>
-        </w:rPr>
-        <w:t>publicado el 2 de setiembre de 2010 y modificado por Decreto Legislativo 1308</w:t>
-      </w:r>
-    </w:p>
-    <w:p>
-      <w:pPr>
-        <w:pStyle w:val="Textonotapie"/>
-        <w:ind w:left="567" w:hanging="567"/>
-        <w:jc w:val="both"/>
-        <w:rPr>
-          <w:rFonts w:ascii="Arial Narrow" w:eastAsia="Arial Narrow" w:hAnsi="Arial Narrow" w:cs="Arial Narrow"/>
-          <w:b/>
-          <w:bCs/>
-          <w:sz w:val="16"/>
-          <w:szCs w:val="16"/>
-        </w:rPr>
-      </w:pPr>
-      <w:r>
-        <w:rPr>
-          <w:rFonts w:ascii="Arial Narrow" w:eastAsia="Arial Narrow" w:hAnsi="Arial Narrow" w:cs="Arial Narrow"/>
-          <w:sz w:val="16"/>
-          <w:szCs w:val="16"/>
-        </w:rPr>
-        <w:tab/>
-      </w:r>
-      <w:r>
-        <w:rPr>
-          <w:rFonts w:ascii="Arial Narrow" w:eastAsia="Arial Narrow" w:hAnsi="Arial Narrow" w:cs="Arial Narrow"/>
-          <w:b/>
-          <w:bCs/>
-          <w:sz w:val="16"/>
-          <w:szCs w:val="16"/>
-        </w:rPr>
-        <w:t>Artículo 110.- Sanciones Administrativas</w:t>
-      </w:r>
-    </w:p>
-    <w:p>
-      <w:pPr>
-        <w:autoSpaceDE w:val="0"/>
-        <w:autoSpaceDN w:val="0"/>
-        <w:adjustRightInd w:val="0"/>
-        <w:spacing w:after="0" w:line="240" w:lineRule="auto"/>
-        <w:ind w:left="567"/>
-        <w:jc w:val="both"/>
-        <w:rPr>
-          <w:rFonts w:ascii="Arial Narrow" w:eastAsia="Arial Narrow" w:hAnsi="Arial Narrow" w:cs="Arial Narrow"/>
-          <w:sz w:val="16"/>
-          <w:szCs w:val="16"/>
-          <w:lang w:eastAsia="es-PE"/>
-        </w:rPr>
-      </w:pPr>
-      <w:r>
-        <w:rPr>
-          <w:rFonts w:ascii="Arial Narrow" w:eastAsia="Arial Narrow" w:hAnsi="Arial Narrow" w:cs="Arial Narrow"/>
-          <w:sz w:val="16"/>
-          <w:szCs w:val="16"/>
-          <w:lang w:eastAsia="es-PE"/>
-        </w:rPr>
-        <w:t>(…)</w:t>
-      </w:r>
-    </w:p>
-    <w:p>
-      <w:pPr>
-        <w:autoSpaceDE w:val="0"/>
-        <w:autoSpaceDN w:val="0"/>
-        <w:adjustRightInd w:val="0"/>
-        <w:spacing w:after="0" w:line="240" w:lineRule="auto"/>
-        <w:ind w:left="567"/>
-        <w:jc w:val="both"/>
-        <w:rPr>
-          <w:rFonts w:ascii="Arial Narrow" w:eastAsia="Arial Narrow" w:hAnsi="Arial Narrow" w:cs="Arial Narrow"/>
-          <w:sz w:val="16"/>
-          <w:szCs w:val="16"/>
-          <w:lang w:eastAsia="es-PE"/>
-        </w:rPr>
-      </w:pPr>
-      <w:r>
-        <w:rPr>
-          <w:rFonts w:ascii="Arial Narrow" w:eastAsia="Arial Narrow" w:hAnsi="Arial Narrow" w:cs="Arial Narrow"/>
-          <w:sz w:val="16"/>
-          <w:szCs w:val="16"/>
-          <w:lang w:eastAsia="es-PE"/>
-        </w:rPr>
-        <w:t>En el caso de las microempresas, la multa no puede superar el diez por ciento (10%) de las ventas o ingresos brutos percibidos por el infractor, relativos a todas sus actividades económicas, correspondientes al ejercicio inmediato anterior al de la expedición de la resolución de primera instancia, siempre que se haya acreditado dichos ingresos, no se encuentre en una situación de reincidencia y el caso no verse sobre la vida, salud o integridad de los consumidores. Para el caso de las pequeñas empresas, la multa no puede superar el veinte por ciento (20%) de las ventas o ingresos brutos percibidos por el infractor, conforme a los requisitos señalados anteriormente.</w:t>
-      </w:r>
-    </w:p>
-    <w:p>
-      <w:pPr>
-        <w:autoSpaceDE w:val="0"/>
-        <w:autoSpaceDN w:val="0"/>
-        <w:adjustRightInd w:val="0"/>
-        <w:spacing w:after="0" w:line="240" w:lineRule="auto"/>
-        <w:ind w:left="567"/>
-        <w:jc w:val="both"/>
-        <w:rPr>
-          <w:rFonts w:ascii="Arial Narrow" w:eastAsia="Arial Narrow" w:hAnsi="Arial Narrow" w:cs="Arial Narrow"/>
-          <w:sz w:val="16"/>
-          <w:szCs w:val="16"/>
-          <w:lang w:eastAsia="es-PE"/>
-        </w:rPr>
-      </w:pPr>
-      <w:r>
-        <w:rPr>
-          <w:rFonts w:ascii="Arial Narrow" w:eastAsia="Arial Narrow" w:hAnsi="Arial Narrow" w:cs="Arial Narrow"/>
-          <w:sz w:val="16"/>
-          <w:szCs w:val="16"/>
-          <w:lang w:eastAsia="es-PE"/>
-        </w:rPr>
-        <w:t>(…).</w:t>
-      </w:r>
-    </w:p>
-    <w:p>
-      <w:pPr>
-        <w:pStyle w:val="Textonotapie"/>
-        <w:ind w:left="567" w:hanging="567"/>
-        <w:jc w:val="both"/>
-        <w:rPr>
-          <w:rFonts w:ascii="Arial Narrow" w:eastAsia="Arial Narrow" w:hAnsi="Arial Narrow" w:cs="Arial Narrow"/>
-          <w:sz w:val="16"/>
-          <w:szCs w:val="16"/>
-        </w:rPr>
-      </w:pPr>
-    </w:p>
-  </w:footnote>
-  <w:footnote w:id="13">
-    <w:p>
-      <w:pPr>
-        <w:pStyle w:val="Textonotapie"/>
-        <w:ind w:left="567" w:hanging="567"/>
-        <w:jc w:val="both"/>
-        <w:rPr>
-          <w:rFonts w:ascii="Arial Narrow" w:eastAsia="Arial Narrow" w:hAnsi="Arial Narrow" w:cs="Arial Narrow"/>
-          <w:sz w:val="16"/>
-          <w:szCs w:val="16"/>
-        </w:rPr>
-      </w:pPr>
-      <w:r>
-        <w:rPr>
-          <w:rStyle w:val="Refdenotaalpie"/>
-          <w:rFonts w:ascii="Arial Narrow" w:eastAsia="Arial Narrow" w:hAnsi="Arial Narrow" w:cs="Arial Narrow"/>
-          <w:sz w:val="16"/>
-          <w:szCs w:val="16"/>
-          <w:vertAlign w:val="superscript"/>
-        </w:rPr>
-        <w:footnoteRef/>
-      </w:r>
-      <w:r>
-        <w:rPr>
-          <w:rFonts w:ascii="Arial Narrow" w:eastAsia="Arial Narrow" w:hAnsi="Arial Narrow" w:cs="Arial Narrow"/>
-          <w:sz w:val="16"/>
-          <w:szCs w:val="16"/>
-        </w:rPr>
-        <w:tab/>
-      </w:r>
-      <w:r>
-        <w:rPr>
-          <w:rFonts w:ascii="Arial Narrow" w:eastAsia="Arial Narrow" w:hAnsi="Arial Narrow" w:cs="Arial Narrow"/>
-          <w:b/>
-          <w:bCs/>
-          <w:sz w:val="16"/>
-          <w:szCs w:val="16"/>
-        </w:rPr>
-        <w:t xml:space="preserve">DECRETO LEGISLATIVO 807, LEY SOBRE FACULTADES, NORMAS Y ORGANIZACIÓN DEL INDECOPI, publicado el 18 de abril de 1996</w:t>
-      </w:r>
-    </w:p>
-    <w:p>
-      <w:pPr>
-        <w:pStyle w:val="Textonotapie"/>
-        <w:ind w:left="567" w:hanging="567"/>
-        <w:jc w:val="both"/>
-        <w:rPr>
-          <w:rFonts w:ascii="Arial Narrow" w:eastAsia="Arial Narrow" w:hAnsi="Arial Narrow" w:cs="Arial Narrow"/>
-          <w:sz w:val="16"/>
-          <w:szCs w:val="16"/>
-        </w:rPr>
-      </w:pPr>
-      <w:r>
-        <w:rPr>
-          <w:rFonts w:ascii="Arial Narrow" w:eastAsia="Arial Narrow" w:hAnsi="Arial Narrow" w:cs="Arial Narrow"/>
-          <w:sz w:val="16"/>
-          <w:szCs w:val="16"/>
-        </w:rPr>
-        <w:tab/>
-      </w:r>
-      <w:r>
-        <w:rPr>
-          <w:rFonts w:ascii="Arial Narrow" w:eastAsia="Arial Narrow" w:hAnsi="Arial Narrow" w:cs="Arial Narrow"/>
-          <w:b/>
-          <w:bCs/>
-          <w:sz w:val="16"/>
-          <w:szCs w:val="16"/>
-        </w:rPr>
-        <w:t xml:space="preserve">Artículo 26.-</w:t>
-      </w:r>
-      <w:r>
-        <w:rPr>
-          <w:rFonts w:ascii="Arial Narrow" w:eastAsia="Arial Narrow" w:hAnsi="Arial Narrow" w:cs="Arial Narrow"/>
-          <w:sz w:val="16"/>
-          <w:szCs w:val="16"/>
-        </w:rPr>
-        <w:t xml:space="preserve"> Una vez admitida a trámite la denuncia, se correrá traslado de la misma al denunciado, a fin de que éste presente su descargo. El plazo para la presentación del descargo será de cinco (5) días contados desde la notificación, vencido el cual, el Secretario Técnico declarará en rebeldía al denunciado que no lo hubiera presentado.</w:t>
-      </w:r>
-    </w:p>
-    <w:p>
-      <w:pPr>
-        <w:pStyle w:val="Textonotapie"/>
-        <w:ind w:left="567" w:hanging="567"/>
-        <w:jc w:val="both"/>
-        <w:rPr>
-          <w:rFonts w:ascii="Arial Narrow" w:eastAsia="Arial Narrow" w:hAnsi="Arial Narrow" w:cs="Arial Narrow"/>
-          <w:sz w:val="16"/>
-          <w:szCs w:val="16"/>
-        </w:rPr>
-      </w:pPr>
-    </w:p>
-  </w:footnote>
-  <w:footnote w:id="14">
-    <w:p>
-      <w:pPr>
-        <w:pStyle w:val="Textonotapie"/>
-        <w:ind w:left="567" w:hanging="567"/>
-        <w:jc w:val="both"/>
-        <w:rPr>
-          <w:rFonts w:ascii="Arial Narrow" w:eastAsia="Arial Narrow" w:hAnsi="Arial Narrow" w:cs="Arial Narrow"/>
-          <w:sz w:val="16"/>
-          <w:szCs w:val="16"/>
-        </w:rPr>
-      </w:pPr>
-      <w:r>
-        <w:rPr>
-          <w:rStyle w:val="Refdenotaalpie"/>
-          <w:rFonts w:ascii="Arial Narrow" w:eastAsia="Arial Narrow" w:hAnsi="Arial Narrow" w:cs="Arial Narrow"/>
-          <w:sz w:val="16"/>
-          <w:szCs w:val="16"/>
-          <w:vertAlign w:val="superscript"/>
-        </w:rPr>
-        <w:footnoteRef/>
-      </w:r>
-      <w:r>
-        <w:rPr>
-          <w:rFonts w:ascii="Arial Narrow" w:eastAsia="Arial Narrow" w:hAnsi="Arial Narrow" w:cs="Arial Narrow"/>
-          <w:sz w:val="16"/>
-          <w:szCs w:val="16"/>
-        </w:rPr>
-        <w:tab/>
-      </w:r>
-      <w:r>
-        <w:rPr>
-          <w:rFonts w:ascii="Arial Narrow" w:eastAsia="Arial Narrow" w:hAnsi="Arial Narrow" w:cs="Arial Narrow"/>
-          <w:b/>
-          <w:bCs/>
-          <w:sz w:val="16"/>
-          <w:szCs w:val="16"/>
-        </w:rPr>
-        <w:t xml:space="preserve">DECRETO SUPREMO 006-2026-JUS, TEXTO ÚNICO ORDENADO DE LA LEY 27444, LEY DEL PROCEDIMIENTO ADMINISTRATIVO GENERAL, publicado el 30 de abril de 2026</w:t>
-      </w:r>
-    </w:p>
-    <w:p>
-      <w:pPr>
-        <w:pStyle w:val="Textonotapie"/>
-        <w:ind w:left="567" w:hanging="567"/>
-        <w:jc w:val="both"/>
-        <w:rPr>
-          <w:rFonts w:ascii="Arial Narrow" w:eastAsia="Arial Narrow" w:hAnsi="Arial Narrow" w:cs="Arial Narrow"/>
-          <w:sz w:val="16"/>
-          <w:szCs w:val="16"/>
-        </w:rPr>
-      </w:pPr>
-      <w:r>
-        <w:rPr>
-          <w:rFonts w:ascii="Arial Narrow" w:eastAsia="Arial Narrow" w:hAnsi="Arial Narrow" w:cs="Arial Narrow"/>
-          <w:sz w:val="16"/>
-          <w:szCs w:val="16"/>
-        </w:rPr>
-        <w:tab/>
-      </w:r>
-      <w:r>
-        <w:rPr>
-          <w:rFonts w:ascii="Arial Narrow" w:eastAsia="Arial Narrow" w:hAnsi="Arial Narrow" w:cs="Arial Narrow"/>
-          <w:b/>
-          <w:bCs/>
-          <w:sz w:val="16"/>
-          <w:szCs w:val="16"/>
-        </w:rPr>
-        <w:t xml:space="preserve">Artículo 223.- Contestación de la reclamación</w:t>
-      </w:r>
-    </w:p>
-    <w:p>
-      <w:pPr>
-        <w:pStyle w:val="Textonotapie"/>
-        <w:ind w:left="567" w:hanging="567"/>
-        <w:jc w:val="both"/>
-        <w:rPr>
-          <w:rFonts w:ascii="Arial Narrow" w:eastAsia="Arial Narrow" w:hAnsi="Arial Narrow" w:cs="Arial Narrow"/>
-          <w:sz w:val="16"/>
-          <w:szCs w:val="16"/>
-        </w:rPr>
-      </w:pPr>
-      <w:r>
-        <w:rPr>
-          <w:rFonts w:ascii="Arial Narrow" w:eastAsia="Arial Narrow" w:hAnsi="Arial Narrow" w:cs="Arial Narrow"/>
-          <w:sz w:val="16"/>
-          <w:szCs w:val="16"/>
-        </w:rPr>
-        <w:tab/>
-      </w:r>
-      <w:r>
-        <w:rPr>
-          <w:rFonts w:ascii="Arial Narrow" w:eastAsia="Arial Narrow" w:hAnsi="Arial Narrow" w:cs="Arial Narrow"/>
-          <w:sz w:val="16"/>
-          <w:szCs w:val="16"/>
-        </w:rPr>
-        <w:t xml:space="preserve">223.1 El reclamado deberá presentar la contestación de la reclamación dentro de los quince (15) días posteriores a la notificación de ésta; vencido este plazo, la Administración declarará en rebeldía al reclamado que no la hubiera presentado. La contestación deberá contener los requisitos de los escritos previstos en el artículo 113 de la presente Ley, así como la absolución de todos los asuntos controvertidos de hecho y de derecho, Las alegaciones y los hechos relevantes de la reclamación, salvo que hayan sido específicamente negadas en la contestación, se tendrán por aceptadas o merituadas como ciertas.</w:t>
-      </w:r>
-    </w:p>
-    <w:p>
-      <w:pPr>
-        <w:pStyle w:val="Textonotapie"/>
-        <w:ind w:left="567" w:hanging="567"/>
-        <w:jc w:val="both"/>
-        <w:rPr>
-          <w:rFonts w:ascii="Arial Narrow" w:eastAsia="Arial Narrow" w:hAnsi="Arial Narrow" w:cs="Arial Narrow"/>
-          <w:sz w:val="16"/>
-          <w:szCs w:val="16"/>
-        </w:rPr>
-      </w:pPr>
-    </w:p>
-  </w:footnote>
-  <w:footnote w:id="8">
-    <w:p>
-      <w:pPr>
-        <w:spacing w:after="0" w:line="240" w:lineRule="auto"/>
-        <w:ind w:left="567" w:hanging="567"/>
-        <w:jc w:val="both"/>
-        <w:rPr>
-          <w:rFonts w:ascii="Arial Narrow" w:eastAsia="Arial Narrow" w:hAnsi="Arial Narrow" w:cs="Arial Narrow"/>
-          <w:sz w:val="16"/>
-          <w:szCs w:val="16"/>
-        </w:rPr>
-      </w:pPr>
-      <w:r>
-        <w:rPr>
-          <w:rStyle w:val="Refdenotaalpie"/>
-          <w:rFonts w:ascii="Arial Narrow" w:eastAsia="Arial Narrow" w:hAnsi="Arial Narrow" w:cs="Arial Narrow"/>
-          <w:sz w:val="16"/>
-          <w:szCs w:val="16"/>
-          <w:vertAlign w:val="superscript"/>
-        </w:rPr>
-        <w:footnoteRef/>
-      </w:r>
-      <w:r>
-        <w:rPr>
-          <w:rFonts w:ascii="Arial Narrow" w:eastAsia="Arial Narrow" w:hAnsi="Arial Narrow" w:cs="Arial Narrow"/>
-          <w:sz w:val="16"/>
-          <w:szCs w:val="16"/>
-          <w:vertAlign w:val="superscript"/>
-        </w:rPr>
-        <w:t xml:space="preserve"> </w:t>
-      </w:r>
-      <w:r>
-        <w:rPr>
-          <w:rFonts w:ascii="Arial Narrow" w:eastAsia="Arial Narrow" w:hAnsi="Arial Narrow" w:cs="Arial Narrow"/>
-          <w:sz w:val="16"/>
-          <w:szCs w:val="16"/>
-        </w:rPr>
-        <w:t xml:space="preserve"> </w:t>
-      </w:r>
-      <w:r>
-        <w:rPr>
-          <w:rFonts w:ascii="Arial Narrow" w:eastAsia="Arial Narrow" w:hAnsi="Arial Narrow" w:cs="Arial Narrow"/>
-          <w:sz w:val="16"/>
-          <w:szCs w:val="16"/>
-        </w:rPr>
-        <w:tab/>
-      </w:r>
-      <w:r>
-        <w:rPr>
-          <w:rFonts w:ascii="Arial Narrow" w:eastAsia="Arial Narrow" w:hAnsi="Arial Narrow" w:cs="Arial Narrow"/>
-          <w:b/>
-          <w:sz w:val="16"/>
-          <w:szCs w:val="16"/>
-        </w:rPr>
-        <w:t>LEY 29571, CÓDIGO DE PROTECCIÓN Y DEFENSA DEL CONSUMIDOR</w:t>
-      </w:r>
-      <w:r>
-        <w:rPr>
-          <w:rFonts w:ascii="Arial Narrow" w:eastAsia="Arial Narrow" w:hAnsi="Arial Narrow" w:cs="Arial Narrow"/>
-          <w:b/>
-          <w:bCs/>
-          <w:sz w:val="16"/>
-          <w:szCs w:val="16"/>
-        </w:rPr>
-        <w:t xml:space="preserve">, </w:t>
-      </w:r>
-      <w:r>
-        <w:rPr>
-          <w:rFonts w:ascii="Arial Narrow" w:eastAsia="Arial Narrow" w:hAnsi="Arial Narrow" w:cs="Arial Narrow"/>
-          <w:b/>
-          <w:sz w:val="16"/>
-          <w:szCs w:val="16"/>
-        </w:rPr>
-        <w:t>publicado el 2 de setiembre de 2010 y modificado por Decreto Legislativo 1308</w:t>
-      </w:r>
-    </w:p>
-    <w:p>
-      <w:pPr>
-        <w:spacing w:after="0" w:line="240" w:lineRule="auto"/>
-        <w:ind w:left="567" w:hanging="567"/>
-        <w:jc w:val="both"/>
-        <w:rPr>
-          <w:rFonts w:ascii="Arial Narrow" w:eastAsia="Arial Narrow" w:hAnsi="Arial Narrow" w:cs="Arial Narrow"/>
-          <w:b/>
-          <w:sz w:val="16"/>
-          <w:szCs w:val="16"/>
-        </w:rPr>
-      </w:pPr>
-      <w:r>
-        <w:rPr>
-          <w:rFonts w:ascii="Arial Narrow" w:eastAsia="Arial Narrow" w:hAnsi="Arial Narrow" w:cs="Arial Narrow"/>
-          <w:b/>
-          <w:sz w:val="16"/>
-          <w:szCs w:val="16"/>
-        </w:rPr>
-        <w:tab/>
-        <w:t>Artículo 110.- Sanciones administrativas</w:t>
-      </w:r>
-    </w:p>
-    <w:p>
-      <w:pPr>
-        <w:spacing w:after="0" w:line="240" w:lineRule="auto"/>
-        <w:ind w:left="567"/>
-        <w:jc w:val="both"/>
-        <w:rPr>
-          <w:rFonts w:ascii="Arial Narrow" w:eastAsia="Arial Narrow" w:hAnsi="Arial Narrow" w:cs="Arial Narrow"/>
-          <w:sz w:val="16"/>
-          <w:szCs w:val="16"/>
-        </w:rPr>
-      </w:pPr>
-      <w:r>
-        <w:rPr>
-          <w:rFonts w:ascii="Arial Narrow" w:eastAsia="Arial Narrow" w:hAnsi="Arial Narrow" w:cs="Arial Narrow"/>
-          <w:sz w:val="16"/>
-          <w:szCs w:val="16"/>
-        </w:rPr>
-        <w:t>El órgano resolutivo puede sancionar las infracciones administrativas a que se refiere el artículo 108 con amonestación y multas de hasta cuatrocientos cincuenta (450) Unidades Impositivas Tributarias (UIT), las cuales son calificadas de la siguiente manera:</w:t>
-      </w:r>
-    </w:p>
-    <w:p>
-      <w:pPr>
-        <w:numPr>
-          <w:ilvl w:val="0"/>
-          <w:numId w:val="2"/>
-        </w:numPr>
-        <w:spacing w:after="0" w:line="240" w:lineRule="auto"/>
-        <w:ind w:left="426" w:firstLine="141"/>
-        <w:jc w:val="both"/>
-        <w:rPr>
-          <w:rFonts w:ascii="Arial Narrow" w:eastAsia="Arial Narrow" w:hAnsi="Arial Narrow" w:cs="Arial Narrow"/>
-          <w:sz w:val="16"/>
-          <w:szCs w:val="16"/>
-        </w:rPr>
-      </w:pPr>
-      <w:r>
-        <w:rPr>
-          <w:rFonts w:ascii="Arial Narrow" w:eastAsia="Arial Narrow" w:hAnsi="Arial Narrow" w:cs="Arial Narrow"/>
-          <w:sz w:val="16"/>
-          <w:szCs w:val="16"/>
-        </w:rPr>
-        <w:t>Infracciones leves, con una amonestación o con una multa de hasta cincuenta (50) UIT.</w:t>
-      </w:r>
-    </w:p>
-    <w:p>
-      <w:pPr>
-        <w:numPr>
-          <w:ilvl w:val="0"/>
-          <w:numId w:val="2"/>
-        </w:numPr>
-        <w:spacing w:after="0" w:line="240" w:lineRule="auto"/>
-        <w:ind w:left="426" w:firstLine="141"/>
-        <w:jc w:val="both"/>
-        <w:rPr>
-          <w:rFonts w:ascii="Arial Narrow" w:eastAsia="Arial Narrow" w:hAnsi="Arial Narrow" w:cs="Arial Narrow"/>
-          <w:sz w:val="16"/>
-          <w:szCs w:val="16"/>
-        </w:rPr>
-      </w:pPr>
-      <w:r>
-        <w:rPr>
-          <w:rFonts w:ascii="Arial Narrow" w:eastAsia="Arial Narrow" w:hAnsi="Arial Narrow" w:cs="Arial Narrow"/>
-          <w:sz w:val="16"/>
-          <w:szCs w:val="16"/>
-        </w:rPr>
-        <w:t>Infracciones graves, con una multa de hasta ciento cincuenta (150) UIT.</w:t>
-      </w:r>
-    </w:p>
-    <w:p>
-      <w:pPr>
-        <w:numPr>
-          <w:ilvl w:val="0"/>
-          <w:numId w:val="2"/>
-        </w:numPr>
-        <w:spacing w:after="0" w:line="240" w:lineRule="auto"/>
-        <w:ind w:left="426" w:firstLine="141"/>
-        <w:jc w:val="both"/>
-        <w:rPr>
-          <w:rFonts w:ascii="Arial Narrow" w:eastAsia="Arial Narrow" w:hAnsi="Arial Narrow" w:cs="Arial Narrow"/>
-          <w:sz w:val="16"/>
-          <w:szCs w:val="16"/>
-        </w:rPr>
-      </w:pPr>
-      <w:r>
-        <w:rPr>
-          <w:rFonts w:ascii="Arial Narrow" w:eastAsia="Arial Narrow" w:hAnsi="Arial Narrow" w:cs="Arial Narrow"/>
-          <w:sz w:val="16"/>
-          <w:szCs w:val="16"/>
-        </w:rPr>
-        <w:t>Infracciones muy graves, con una multa de hasta cuatrocientos cincuenta (450) UIT.</w:t>
-      </w:r>
-    </w:p>
-    <w:p>
-      <w:pPr>
-        <w:spacing w:after="0" w:line="240" w:lineRule="auto"/>
-        <w:ind w:left="567"/>
-        <w:jc w:val="both"/>
-        <w:rPr>
-          <w:rFonts w:ascii="Arial Narrow" w:eastAsia="Arial Narrow" w:hAnsi="Arial Narrow" w:cs="Arial Narrow"/>
-          <w:sz w:val="16"/>
-          <w:szCs w:val="16"/>
-        </w:rPr>
-      </w:pPr>
-      <w:r>
-        <w:rPr>
-          <w:rFonts w:ascii="Arial Narrow" w:eastAsia="Arial Narrow" w:hAnsi="Arial Narrow" w:cs="Arial Narrow"/>
-          <w:sz w:val="16"/>
-          <w:szCs w:val="16"/>
-        </w:rPr>
-        <w:t>(…).</w:t>
-      </w:r>
-    </w:p>
-    <w:p>
-      <w:pPr>
-        <w:spacing w:after="0" w:line="240" w:lineRule="auto"/>
-        <w:ind w:left="567" w:hanging="567"/>
-        <w:jc w:val="both"/>
-        <w:rPr>
-          <w:rFonts w:ascii="Arial Narrow" w:eastAsia="Arial Narrow" w:hAnsi="Arial Narrow" w:cs="Arial Narrow"/>
-          <w:sz w:val="16"/>
-          <w:szCs w:val="16"/>
-        </w:rPr>
-      </w:pPr>
-    </w:p>
-  </w:footnote>
-  <w:footnote w:id="9">
-    <w:p>
-      <w:pPr>
-        <w:spacing w:after="0" w:line="240" w:lineRule="auto"/>
-        <w:ind w:left="567" w:hanging="567"/>
-        <w:jc w:val="both"/>
-        <w:rPr>
-          <w:rFonts w:ascii="Arial Narrow" w:eastAsia="Arial Narrow" w:hAnsi="Arial Narrow" w:cs="Arial Narrow"/>
-          <w:sz w:val="16"/>
-          <w:szCs w:val="16"/>
-        </w:rPr>
-      </w:pPr>
-      <w:r>
-        <w:rPr>
-          <w:rStyle w:val="Refdenotaalpie"/>
-          <w:rFonts w:ascii="Arial Narrow" w:eastAsia="Arial Narrow" w:hAnsi="Arial Narrow" w:cs="Arial Narrow"/>
-          <w:sz w:val="16"/>
-          <w:szCs w:val="16"/>
-          <w:vertAlign w:val="superscript"/>
-        </w:rPr>
-        <w:footnoteRef/>
-      </w:r>
-      <w:r>
-        <w:rPr>
-          <w:rFonts w:ascii="Arial Narrow" w:eastAsia="Arial Narrow" w:hAnsi="Arial Narrow" w:cs="Arial Narrow"/>
-          <w:sz w:val="16"/>
-          <w:szCs w:val="16"/>
-        </w:rPr>
-        <w:t xml:space="preserve"> </w:t>
-      </w:r>
-      <w:r>
-        <w:rPr>
-          <w:rFonts w:ascii="Arial Narrow" w:eastAsia="Arial Narrow" w:hAnsi="Arial Narrow" w:cs="Arial Narrow"/>
-          <w:sz w:val="16"/>
-          <w:szCs w:val="16"/>
-        </w:rPr>
-        <w:tab/>
+        <w:t xml:space="preserve"/>
       </w:r>
       <w:r>
         <w:rPr>
@@ -8898,18 +8999,6 @@
         <w:tab/>
         <w:t>Las medidas correctivas complementarias pueden dictarse de oficio o a pedido de parte.</w:t>
       </w:r>
-    </w:p>
-    <w:p>
-      <w:pPr>
-        <w:spacing w:after="0" w:line="240" w:lineRule="auto"/>
-        <w:ind w:left="567" w:hanging="567"/>
-        <w:jc w:val="both"/>
-        <w:rPr>
-          <w:rFonts w:ascii="Arial Narrow" w:eastAsia="Arial Narrow" w:hAnsi="Arial Narrow" w:cs="Arial Narrow"/>
-          <w:sz w:val="16"/>
-          <w:szCs w:val="16"/>
-        </w:rPr>
-      </w:pPr>
     </w:p>
     <w:p>
       <w:pPr>
@@ -9124,8 +9213,12 @@
     </w:p>
     <w:p>
       <w:pPr>
-        <w:pStyle w:val="Sinespaciado"/>
-        <w:ind w:firstLine="567"/>
+        <w:numPr>
+          <w:ilvl w:val="0"/>
+          <w:numId w:val="1"/>
+        </w:numPr>
+        <w:spacing w:after="0" w:line="240" w:lineRule="auto"/>
+        <w:ind w:left="567" w:firstLine="0"/>
         <w:jc w:val="both"/>
         <w:rPr>
           <w:rFonts w:ascii="Arial Narrow" w:eastAsia="Arial Narrow" w:hAnsi="Arial Narrow" w:cs="Arial Narrow"/>
@@ -9144,8 +9237,12 @@
     </w:p>
     <w:p>
       <w:pPr>
-        <w:pStyle w:val="Sinespaciado"/>
-        <w:ind w:firstLine="567"/>
+        <w:numPr>
+          <w:ilvl w:val="0"/>
+          <w:numId w:val="1"/>
+        </w:numPr>
+        <w:spacing w:after="0" w:line="240" w:lineRule="auto"/>
+        <w:ind w:left="567" w:firstLine="0"/>
         <w:jc w:val="both"/>
         <w:rPr>
           <w:rFonts w:ascii="Arial Narrow" w:eastAsia="Arial Narrow" w:hAnsi="Arial Narrow" w:cs="Arial Narrow"/>
@@ -9289,18 +9386,6 @@
         <w:jc w:val="both"/>
         <w:rPr>
           <w:rFonts w:ascii="Arial Narrow" w:eastAsia="Arial Narrow" w:hAnsi="Arial Narrow" w:cs="Arial Narrow"/>
-          <w:sz w:val="16"/>
-          <w:szCs w:val="16"/>
-        </w:rPr>
-      </w:pPr>
-    </w:p>
-    <w:p>
-      <w:pPr>
-        <w:spacing w:after="0" w:line="240" w:lineRule="auto"/>
-        <w:ind w:left="567"/>
-        <w:jc w:val="both"/>
-        <w:rPr>
-          <w:rFonts w:ascii="Arial Narrow" w:eastAsia="Arial Narrow" w:hAnsi="Arial Narrow" w:cs="Arial Narrow"/>
           <w:b/>
           <w:bCs/>
           <w:sz w:val="16"/>
@@ -9531,7 +9616,7 @@
       </w:pPr>
     </w:p>
   </w:footnote>
-  <w:footnote w:id="10">
+  <w:footnote w:id="12">
     <w:p>
       <w:pPr>
         <w:pStyle w:val="Textonotapie"/>
@@ -9563,7 +9648,8 @@
           <w:sz w:val="16"/>
           <w:szCs w:val="16"/>
         </w:rPr>
-        <w:t xml:space="preserve"> </w:t>
+        <w:tab/>
+        <w:t xml:space="preserve"/>
       </w:r>
       <w:r>
         <w:rPr>
@@ -9736,12 +9822,15 @@
       </w:pPr>
     </w:p>
   </w:footnote>
-  <w:footnote w:id="11">
+  <w:footnote w:id="13">
     <w:p>
       <w:pPr>
         <w:autoSpaceDE w:val="0"/>
         <w:autoSpaceDN w:val="0"/>
         <w:adjustRightInd w:val="0"/>
+        <w:tabs>
+          <w:tab w:val="left" w:pos="567"/>
+        </w:tabs>
         <w:spacing w:after="0" w:line="240" w:lineRule="auto"/>
         <w:ind w:left="567" w:hanging="567"/>
         <w:jc w:val="both"/>
@@ -9773,7 +9862,8 @@
           <w:sz w:val="16"/>
           <w:szCs w:val="16"/>
         </w:rPr>
-        <w:t xml:space="preserve"> </w:t>
+        <w:tab/>
+        <w:t xml:space="preserve"/>
       </w:r>
       <w:r>
         <w:rPr>
@@ -9837,10 +9927,13 @@
       </w:pPr>
     </w:p>
   </w:footnote>
-  <w:footnote w:id="12">
+  <w:footnote w:id="14">
     <w:p>
       <w:pPr>
         <w:pStyle w:val="Textonotapie"/>
+        <w:tabs>
+          <w:tab w:val="left" w:pos="567"/>
+        </w:tabs>
         <w:ind w:left="567" w:hanging="567"/>
         <w:jc w:val="both"/>
         <w:rPr>
@@ -9865,7 +9958,8 @@
           <w:sz w:val="16"/>
           <w:szCs w:val="16"/>
         </w:rPr>
-        <w:t xml:space="preserve"> </w:t>
+        <w:tab/>
+        <w:t xml:space="preserve"/>
       </w:r>
       <w:r>
         <w:rPr>

--- a/plantillas_maestras/02_seguro_vida/materia_general_asegurativa/2_o_mas_ddos_varios/mujer/TPL_1690_2025_SEGURO_VIDA_MATERIA_GENERAL_ASEGURATIVA_ASEGURADORA_MUJER_R2.docx
+++ b/plantillas_maestras/02_seguro_vida/materia_general_asegurativa/2_o_mas_ddos_varios/mujer/TPL_1690_2025_SEGURO_VIDA_MATERIA_GENERAL_ASEGURATIVA_ASEGURADORA_MUJER_R2.docx
@@ -514,7 +514,7 @@
     </w:p>
     <w:p>
       <w:pPr>
-        <w:spacing w:after="0" w:line="240" w:lineRule="auto"/>
+        <w:spacing w:before="0" w:after="0" w:line="240" w:lineRule="auto"/>
         <w:jc w:val="both"/>
         <w:rPr>
           <w:rFonts w:ascii="Arial Narrow" w:eastAsia="Arial Narrow" w:hAnsi="Arial Narrow" w:cs="Arial Narrow"/>
@@ -702,10 +702,10 @@
     </w:p>
     <w:p>
       <w:pPr>
+        <w:spacing w:before="0" w:after="0" w:line="240" w:lineRule="auto"/>
         <w:tabs>
           <w:tab w:val="left" w:pos="1134"/>
         </w:tabs>
-        <w:spacing w:after="0" w:line="240" w:lineRule="auto"/>
         <w:jc w:val="both"/>
         <w:rPr>
           <w:rFonts w:ascii="Arial Narrow" w:eastAsia="Arial Narrow" w:hAnsi="Arial Narrow" w:cs="Arial Narrow"/>
@@ -937,7 +937,7 @@
     <w:p>
       <w:pPr>
         <w:pStyle w:val="Prrafodelista"/>
-        <w:spacing w:after="0" w:line="240" w:lineRule="auto"/>
+        <w:spacing w:before="0" w:after="0" w:line="240" w:lineRule="auto"/>
         <w:ind w:left="1134"/>
         <w:jc w:val="both"/>
         <w:rPr>
@@ -1194,7 +1194,7 @@
     <w:p>
       <w:pPr>
         <w:pStyle w:val="Prrafodelista"/>
-        <w:spacing w:after="0" w:line="240" w:lineRule="auto"/>
+        <w:spacing w:before="0" w:after="0" w:line="240" w:lineRule="auto"/>
         <w:ind w:left="1134"/>
         <w:jc w:val="both"/>
         <w:rPr>
@@ -1391,7 +1391,7 @@
     <w:p>
       <w:pPr>
         <w:pStyle w:val="Prrafodelista"/>
-        <w:spacing w:after="0" w:line="240" w:lineRule="auto"/>
+        <w:spacing w:before="0" w:after="0" w:line="240" w:lineRule="auto"/>
         <w:ind w:left="1134"/>
         <w:jc w:val="both"/>
         <w:rPr>
@@ -1564,7 +1564,7 @@
     <w:p>
       <w:pPr>
         <w:pStyle w:val="Prrafodelista"/>
-        <w:spacing w:after="0" w:line="240" w:lineRule="auto"/>
+        <w:spacing w:before="0" w:after="0" w:line="240" w:lineRule="auto"/>
         <w:ind w:left="1134"/>
         <w:jc w:val="both"/>
         <w:rPr>
@@ -1640,7 +1640,7 @@
     </w:p>
     <w:p>
       <w:pPr>
-        <w:spacing w:after="0" w:line="240" w:lineRule="auto"/>
+        <w:spacing w:before="0" w:after="0" w:line="240" w:lineRule="auto"/>
         <w:jc w:val="both"/>
         <w:rPr>
           <w:rFonts w:ascii="Arial Narrow" w:eastAsia="Arial Narrow" w:hAnsi="Arial Narrow" w:cs="Arial Narrow"/>
@@ -1749,7 +1749,7 @@
     <w:p>
       <w:pPr>
         <w:pStyle w:val="Prrafodelista"/>
-        <w:spacing w:line="240" w:lineRule="auto"/>
+        <w:spacing w:before="0" w:after="0" w:line="240" w:lineRule="auto"/>
         <w:rPr>
           <w:rFonts w:ascii="Arial Narrow" w:eastAsia="Arial Narrow" w:hAnsi="Arial Narrow" w:cs="Arial Narrow"/>
           <w:color w:val="000000"/>
@@ -1870,7 +1870,7 @@
     <w:p>
       <w:pPr>
         <w:pStyle w:val="Prrafodelista"/>
-        <w:spacing w:line="240" w:lineRule="auto"/>
+        <w:spacing w:before="0" w:after="0" w:line="240" w:lineRule="auto"/>
         <w:rPr>
           <w:rFonts w:ascii="Arial Narrow" w:eastAsia="Arial Narrow" w:hAnsi="Arial Narrow" w:cs="Arial Narrow"/>
           <w:color w:val="000000"/>
@@ -2001,10 +2001,10 @@
     </w:p>
     <w:p>
       <w:pPr>
+        <w:spacing w:before="0" w:after="0" w:line="240" w:lineRule="auto"/>
         <w:tabs>
           <w:tab w:val="left" w:pos="1134"/>
         </w:tabs>
-        <w:spacing w:after="0" w:line="240" w:lineRule="auto"/>
         <w:jc w:val="both"/>
         <w:rPr>
           <w:rFonts w:ascii="Arial Narrow" w:eastAsia="Arial Narrow" w:hAnsi="Arial Narrow" w:cs="Arial Narrow"/>
@@ -2257,7 +2257,7 @@
     </w:p>
     <w:p>
       <w:pPr>
-        <w:spacing w:after="0" w:line="240" w:lineRule="auto"/>
+        <w:spacing w:before="0" w:after="0" w:line="240" w:lineRule="auto"/>
         <w:contextualSpacing/>
         <w:jc w:val="both"/>
         <w:rPr>
@@ -2313,7 +2313,7 @@
     </w:p>
     <w:p>
       <w:pPr>
-        <w:spacing w:after="0" w:line="240" w:lineRule="auto"/>
+        <w:spacing w:before="0" w:after="0" w:line="240" w:lineRule="auto"/>
         <w:ind w:left="567"/>
         <w:contextualSpacing/>
         <w:jc w:val="both"/>
@@ -2684,7 +2684,7 @@
     <w:p>
       <w:pPr>
         <w:pStyle w:val="Prrafodelista"/>
-        <w:spacing w:after="0" w:line="240" w:lineRule="auto"/>
+        <w:spacing w:before="0" w:after="0" w:line="240" w:lineRule="auto"/>
         <w:ind w:left="567"/>
         <w:jc w:val="both"/>
         <w:rPr>
@@ -2870,7 +2870,7 @@
     <w:p>
       <w:pPr>
         <w:pStyle w:val="Prrafodelista"/>
-        <w:spacing w:line="240" w:lineRule="auto"/>
+        <w:spacing w:before="0" w:after="0" w:line="240" w:lineRule="auto"/>
         <w:rPr>
           <w:rFonts w:ascii="Arial Narrow" w:eastAsia="Arial Narrow" w:hAnsi="Arial Narrow" w:cs="Arial Narrow"/>
           <w:kern w:val="0"/>
@@ -2998,7 +2998,7 @@
     <w:p>
       <w:pPr>
         <w:pStyle w:val="Prrafodelista"/>
-        <w:spacing w:line="240" w:lineRule="auto"/>
+        <w:spacing w:before="0" w:after="0" w:line="240" w:lineRule="auto"/>
         <w:rPr>
           <w:rFonts w:ascii="Arial Narrow" w:eastAsia="Arial Narrow" w:hAnsi="Arial Narrow" w:cs="Arial Narrow"/>
           <w:kern w:val="0"/>
@@ -3136,6 +3136,7 @@
     <w:p>
       <w:pPr>
         <w:pStyle w:val="Prrafodelista"/>
+        <w:spacing w:before="0" w:after="0" w:line="240" w:lineRule="auto"/>
         <w:rPr>
           <w:rFonts w:ascii="Arial Narrow" w:eastAsia="Arial Narrow" w:hAnsi="Arial Narrow" w:cs="Arial Narrow"/>
           <w:kern w:val="0"/>
@@ -3361,6 +3362,7 @@
     <w:p>
       <w:pPr>
         <w:pStyle w:val="Prrafodelista"/>
+        <w:spacing w:before="0" w:after="0" w:line="240" w:lineRule="auto"/>
         <w:rPr>
           <w:rFonts w:ascii="Arial Narrow" w:eastAsia="Arial Narrow" w:hAnsi="Arial Narrow" w:cs="Arial Narrow"/>
           <w:kern w:val="0"/>
@@ -3594,7 +3596,7 @@
     <w:p>
       <w:pPr>
         <w:pStyle w:val="Prrafodelista"/>
-        <w:spacing w:after="0" w:line="240" w:lineRule="auto"/>
+        <w:spacing w:before="0" w:after="0" w:line="240" w:lineRule="auto"/>
         <w:ind w:left="567"/>
         <w:jc w:val="both"/>
         <w:rPr>
@@ -3666,7 +3668,7 @@
     </w:p>
     <w:p>
       <w:pPr>
-        <w:spacing w:after="0" w:line="240" w:lineRule="auto"/>
+        <w:spacing w:before="0" w:after="0" w:line="240" w:lineRule="auto"/>
         <w:ind w:left="567"/>
         <w:contextualSpacing/>
         <w:jc w:val="both"/>
@@ -3748,7 +3750,7 @@
     </w:p>
     <w:p>
       <w:pPr>
-        <w:spacing w:after="0" w:line="240" w:lineRule="auto"/>
+        <w:spacing w:before="0" w:after="0" w:line="240" w:lineRule="auto"/>
         <w:jc w:val="both"/>
         <w:rPr>
           <w:rFonts w:ascii="Arial Narrow" w:eastAsia="Arial Narrow" w:hAnsi="Arial Narrow" w:cs="Arial Narrow"/>
@@ -3869,7 +3871,7 @@
     <w:p>
       <w:pPr>
         <w:pStyle w:val="Prrafodelista"/>
-        <w:spacing w:after="0" w:line="240" w:lineRule="auto"/>
+        <w:spacing w:before="0" w:after="0" w:line="240" w:lineRule="auto"/>
         <w:ind w:left="567"/>
         <w:jc w:val="both"/>
         <w:rPr>
@@ -3924,10 +3926,37 @@
     </w:p>
     <w:p>
       <w:pPr>
+        <w:spacing w:before="0" w:after="0" w:line="240" w:lineRule="auto"/>
+        <w:jc w:val="both"/>
+        <w:rPr>
+          <w:rFonts w:ascii="Arial Narrow" w:eastAsia="Arial Narrow" w:hAnsi="Arial Narrow" w:cs="Arial Narrow"/>
+          <w:b/>
+          <w:color w:val="000000"/>
+          <w:kern w:val="0"/>
+          <w:sz w:val="22"/>
+          <w:szCs w:val="22"/>
+          <w:lang w:eastAsia="es-PE"/>
+          <w14:ligatures w14:val="none"/>
+        </w:rPr>
+      </w:pPr>
+    </w:p>
+    <w:p>
+      <w:pPr>
         <w:spacing w:after="0" w:line="240" w:lineRule="auto"/>
         <w:jc w:val="both"/>
         <w:rPr>
           <w:rFonts w:ascii="Arial Narrow" w:eastAsia="Arial Narrow" w:hAnsi="Arial Narrow" w:cs="Arial Narrow"/>
+          <w:color w:val="000000"/>
+          <w:kern w:val="0"/>
+          <w:sz w:val="22"/>
+          <w:szCs w:val="22"/>
+          <w:lang w:eastAsia="es-PE"/>
+          <w14:ligatures w14:val="none"/>
+        </w:rPr>
+      </w:pPr>
+      <w:r>
+        <w:rPr>
+          <w:rFonts w:ascii="Arial Narrow" w:eastAsia="Arial Narrow" w:hAnsi="Arial Narrow" w:cs="Arial Narrow"/>
           <w:b/>
           <w:color w:val="000000"/>
           <w:kern w:val="0"/>
@@ -3936,33 +3965,6 @@
           <w:lang w:eastAsia="es-PE"/>
           <w14:ligatures w14:val="none"/>
         </w:rPr>
-      </w:pPr>
-    </w:p>
-    <w:p>
-      <w:pPr>
-        <w:spacing w:after="0" w:line="240" w:lineRule="auto"/>
-        <w:jc w:val="both"/>
-        <w:rPr>
-          <w:rFonts w:ascii="Arial Narrow" w:eastAsia="Arial Narrow" w:hAnsi="Arial Narrow" w:cs="Arial Narrow"/>
-          <w:color w:val="000000"/>
-          <w:kern w:val="0"/>
-          <w:sz w:val="22"/>
-          <w:szCs w:val="22"/>
-          <w:lang w:eastAsia="es-PE"/>
-          <w14:ligatures w14:val="none"/>
-        </w:rPr>
-      </w:pPr>
-      <w:r>
-        <w:rPr>
-          <w:rFonts w:ascii="Arial Narrow" w:eastAsia="Arial Narrow" w:hAnsi="Arial Narrow" w:cs="Arial Narrow"/>
-          <w:b/>
-          <w:color w:val="000000"/>
-          <w:kern w:val="0"/>
-          <w:sz w:val="22"/>
-          <w:szCs w:val="22"/>
-          <w:lang w:eastAsia="es-PE"/>
-          <w14:ligatures w14:val="none"/>
-        </w:rPr>
         <w:t xml:space="preserve">PRIMERO:</w:t>
       </w:r>
       <w:r>
@@ -4169,7 +4171,7 @@
     </w:p>
     <w:p>
       <w:pPr>
-        <w:spacing w:after="0" w:line="240" w:lineRule="auto"/>
+        <w:spacing w:before="0" w:after="0" w:line="240" w:lineRule="auto"/>
         <w:jc w:val="both"/>
         <w:rPr>
           <w:rFonts w:ascii="Arial Narrow" w:eastAsia="Arial Narrow" w:hAnsi="Arial Narrow" w:cs="Arial Narrow"/>
@@ -4320,7 +4322,7 @@
     <w:p>
       <w:pPr>
         <w:pStyle w:val="Prrafodelista"/>
-        <w:spacing w:after="0" w:line="240" w:lineRule="auto"/>
+        <w:spacing w:before="0" w:after="0" w:line="240" w:lineRule="auto"/>
         <w:ind w:left="567"/>
         <w:jc w:val="both"/>
         <w:rPr>
@@ -4483,7 +4485,7 @@
     <w:p>
       <w:pPr>
         <w:pStyle w:val="Prrafodelista"/>
-        <w:spacing w:line="240" w:lineRule="auto"/>
+        <w:spacing w:before="0" w:after="0" w:line="240" w:lineRule="auto"/>
         <w:rPr>
           <w:rFonts w:ascii="Arial Narrow" w:eastAsia="Arial Narrow" w:hAnsi="Arial Narrow" w:cs="Arial Narrow"/>
           <w:kern w:val="0"/>
@@ -4583,7 +4585,7 @@
     <w:p>
       <w:pPr>
         <w:pStyle w:val="Prrafodelista"/>
-        <w:spacing w:line="240" w:lineRule="auto"/>
+        <w:spacing w:before="0" w:after="0" w:line="240" w:lineRule="auto"/>
         <w:rPr>
           <w:rFonts w:ascii="Arial Narrow" w:eastAsia="Arial Narrow" w:hAnsi="Arial Narrow" w:cs="Arial Narrow"/>
           <w:kern w:val="0"/>
@@ -4683,7 +4685,7 @@
     <w:p>
       <w:pPr>
         <w:pStyle w:val="Prrafodelista"/>
-        <w:spacing w:line="240" w:lineRule="auto"/>
+        <w:spacing w:before="0" w:after="0" w:line="240" w:lineRule="auto"/>
         <w:rPr>
           <w:rFonts w:ascii="Arial Narrow" w:eastAsia="Arial Narrow" w:hAnsi="Arial Narrow" w:cs="Arial Narrow"/>
           <w:kern w:val="0"/>
@@ -4788,7 +4790,7 @@
     </w:p>
     <w:p>
       <w:pPr>
-        <w:spacing w:after="0" w:line="240" w:lineRule="auto"/>
+        <w:spacing w:before="0" w:after="0" w:line="240" w:lineRule="auto"/>
         <w:jc w:val="both"/>
         <w:rPr>
           <w:rFonts w:ascii="Arial Narrow" w:eastAsia="Arial Narrow" w:hAnsi="Arial Narrow" w:cs="Arial Narrow"/>
@@ -4960,7 +4962,7 @@
     </w:p>
     <w:p>
       <w:pPr>
-        <w:spacing w:after="0" w:line="240" w:lineRule="auto"/>
+        <w:spacing w:before="0" w:after="0" w:line="240" w:lineRule="auto"/>
         <w:jc w:val="both"/>
         <w:rPr>
           <w:rFonts w:ascii="Arial Narrow" w:eastAsia="Arial Narrow" w:hAnsi="Arial Narrow" w:cs="Arial Narrow"/>
@@ -5108,7 +5110,7 @@
     </w:p>
     <w:p>
       <w:pPr>
-        <w:spacing w:after="0" w:line="240" w:lineRule="auto"/>
+        <w:spacing w:before="0" w:after="0" w:line="240" w:lineRule="auto"/>
         <w:jc w:val="both"/>
         <w:rPr>
           <w:rFonts w:ascii="Arial Narrow" w:eastAsia="Arial Narrow" w:hAnsi="Arial Narrow" w:cs="Arial Narrow"/>
@@ -5206,7 +5208,7 @@
     </w:p>
     <w:p>
       <w:pPr>
-        <w:spacing w:line="240" w:lineRule="auto"/>
+        <w:spacing w:before="0" w:after="0" w:line="240" w:lineRule="auto"/>
         <w:contextualSpacing/>
         <w:jc w:val="both"/>
         <w:rPr>
@@ -5312,7 +5314,7 @@
     </w:p>
     <w:p>
       <w:pPr>
-        <w:spacing w:after="0" w:line="240" w:lineRule="auto"/>
+        <w:spacing w:before="0" w:after="0" w:line="240" w:lineRule="auto"/>
         <w:jc w:val="both"/>
         <w:rPr>
           <w:rFonts w:ascii="Arial Narrow" w:eastAsia="Arial Narrow" w:hAnsi="Arial Narrow" w:cs="Arial Narrow"/>
@@ -5605,7 +5607,7 @@
     </w:p>
     <w:p>
       <w:pPr>
-        <w:spacing w:after="0" w:line="240" w:lineRule="auto"/>
+        <w:spacing w:before="0" w:after="0" w:line="240" w:lineRule="auto"/>
         <w:ind w:left="567"/>
         <w:jc w:val="both"/>
         <w:rPr>
@@ -5706,6 +5708,21 @@
     </w:p>
     <w:p>
       <w:pPr>
+        <w:spacing w:before="0" w:after="0" w:line="240" w:lineRule="auto"/>
+        <w:jc w:val="both"/>
+        <w:rPr>
+          <w:rFonts w:ascii="Arial Narrow" w:eastAsia="Arial Narrow" w:hAnsi="Arial Narrow" w:cs="Arial Narrow"/>
+          <w:color w:val="000000"/>
+          <w:kern w:val="0"/>
+          <w:sz w:val="22"/>
+          <w:szCs w:val="22"/>
+          <w:lang w:eastAsia="es-PE"/>
+          <w14:ligatures w14:val="none"/>
+        </w:rPr>
+      </w:pPr>
+    </w:p>
+    <w:p>
+      <w:pPr>
         <w:spacing w:after="0" w:line="240" w:lineRule="auto"/>
         <w:jc w:val="both"/>
         <w:rPr>
@@ -5714,21 +5731,6 @@
           <w:kern w:val="0"/>
           <w:sz w:val="22"/>
           <w:szCs w:val="22"/>
-          <w:lang w:eastAsia="es-PE"/>
-          <w14:ligatures w14:val="none"/>
-        </w:rPr>
-      </w:pPr>
-    </w:p>
-    <w:p>
-      <w:pPr>
-        <w:spacing w:after="0" w:line="240" w:lineRule="auto"/>
-        <w:jc w:val="both"/>
-        <w:rPr>
-          <w:rFonts w:ascii="Arial Narrow" w:eastAsia="Arial Narrow" w:hAnsi="Arial Narrow" w:cs="Arial Narrow"/>
-          <w:color w:val="000000"/>
-          <w:kern w:val="0"/>
-          <w:sz w:val="22"/>
-          <w:szCs w:val="22"/>
           <w:lang w:val="es-ES" w:eastAsia="es-ES"/>
           <w14:ligatures w14:val="none"/>
         </w:rPr>
@@ -6054,7 +6056,7 @@
     </w:p>
     <w:p>
       <w:pPr>
-        <w:spacing w:after="0" w:line="240" w:lineRule="auto"/>
+        <w:spacing w:before="0" w:after="0" w:line="240" w:lineRule="auto"/>
         <w:jc w:val="both"/>
         <w:rPr>
           <w:rFonts w:ascii="Arial Narrow" w:eastAsia="Arial Narrow" w:hAnsi="Arial Narrow" w:cs="Arial Narrow"/>
@@ -6335,11 +6337,39 @@
     </w:p>
     <w:p>
       <w:pPr>
+        <w:spacing w:before="0" w:after="0" w:line="240" w:lineRule="auto"/>
+        <w:shd w:val="clear" w:color="auto" w:fill="FFFFFF"/>
+        <w:jc w:val="both"/>
+        <w:rPr>
+          <w:rFonts w:ascii="Arial Narrow" w:eastAsia="Arial Narrow" w:hAnsi="Arial Narrow" w:cs="Arial Narrow"/>
+          <w:b/>
+          <w:color w:val="000000"/>
+          <w:kern w:val="0"/>
+          <w:sz w:val="22"/>
+          <w:szCs w:val="22"/>
+          <w:lang w:eastAsia="es-PE"/>
+          <w14:ligatures w14:val="none"/>
+        </w:rPr>
+      </w:pPr>
+    </w:p>
+    <w:p>
+      <w:pPr>
         <w:shd w:val="clear" w:color="auto" w:fill="FFFFFF"/>
         <w:spacing w:after="0" w:line="240" w:lineRule="auto"/>
         <w:jc w:val="both"/>
         <w:rPr>
           <w:rFonts w:ascii="Arial Narrow" w:eastAsia="Arial Narrow" w:hAnsi="Arial Narrow" w:cs="Arial Narrow"/>
+          <w:color w:val="000000"/>
+          <w:kern w:val="0"/>
+          <w:sz w:val="22"/>
+          <w:szCs w:val="22"/>
+          <w:lang w:eastAsia="es-PE"/>
+          <w14:ligatures w14:val="none"/>
+        </w:rPr>
+      </w:pPr>
+      <w:r>
+        <w:rPr>
+          <w:rFonts w:ascii="Arial Narrow" w:eastAsia="Arial Narrow" w:hAnsi="Arial Narrow" w:cs="Arial Narrow"/>
           <w:b/>
           <w:color w:val="000000"/>
           <w:kern w:val="0"/>
@@ -6348,77 +6378,49 @@
           <w:lang w:eastAsia="es-PE"/>
           <w14:ligatures w14:val="none"/>
         </w:rPr>
-      </w:pPr>
-    </w:p>
-    <w:p>
-      <w:pPr>
+        <w:t>SÉTIMO:</w:t>
+      </w:r>
+      <w:r>
+        <w:rPr>
+          <w:rFonts w:ascii="Arial Narrow" w:eastAsia="Arial Narrow" w:hAnsi="Arial Narrow" w:cs="Arial Narrow"/>
+          <w:color w:val="000000"/>
+          <w:kern w:val="0"/>
+          <w:sz w:val="22"/>
+          <w:szCs w:val="22"/>
+          <w:lang w:eastAsia="es-PE"/>
+          <w14:ligatures w14:val="none"/>
+        </w:rPr>
+        <w:t xml:space="preserve"> informar a las partes que conforme a lo establecido en el artículo 39</w:t>
+      </w:r>
+      <w:r>
+        <w:rPr>
+          <w:rFonts w:ascii="Arial Narrow" w:eastAsia="Arial Narrow" w:hAnsi="Arial Narrow" w:cs="Arial Narrow"/>
+          <w:color w:val="000000"/>
+          <w:kern w:val="0"/>
+          <w:sz w:val="22"/>
+          <w:szCs w:val="22"/>
+          <w:lang w:eastAsia="es-PE"/>
+          <w14:ligatures w14:val="none"/>
+        </w:rPr>
+        <w:t/>
+      </w:r>
+      <w:r>
+        <w:rPr>
+          <w:rFonts w:ascii="Arial Narrow" w:eastAsia="Arial Narrow" w:hAnsi="Arial Narrow" w:cs="Arial Narrow"/>
+          <w:color w:val="000000"/>
+          <w:kern w:val="0"/>
+          <w:sz w:val="22"/>
+          <w:szCs w:val="22"/>
+          <w:lang w:eastAsia="es-PE"/>
+          <w14:ligatures w14:val="none"/>
+        </w:rPr>
+        <w:t xml:space="preserve"> de la Ley sobre Facultades, Normas y Organización del Indecopi, aprobada por Decreto Legislativo 807, los gastos por los peritajes realizados, actuación de pruebas, inspecciones y otros derivados de la tramitación del proceso serán de cargo de la parte que solicita la prueba, salvo pacto en contrario. En todos los casos, la resolución final determinará si los gastos deben ser asumidos por alguna de las partes, o reembolsados a la otra parte o al Indecopi, según sea el caso, de manera adicional a la sanción que haya podido imponerse. </w:t>
+      </w:r>
+    </w:p>
+    <w:p>
+      <w:pPr>
+        <w:spacing w:before="0" w:after="0" w:line="240" w:lineRule="auto"/>
         <w:shd w:val="clear" w:color="auto" w:fill="FFFFFF"/>
-        <w:spacing w:after="0" w:line="240" w:lineRule="auto"/>
-        <w:jc w:val="both"/>
-        <w:rPr>
-          <w:rFonts w:ascii="Arial Narrow" w:eastAsia="Arial Narrow" w:hAnsi="Arial Narrow" w:cs="Arial Narrow"/>
-          <w:color w:val="000000"/>
-          <w:kern w:val="0"/>
-          <w:sz w:val="22"/>
-          <w:szCs w:val="22"/>
-          <w:lang w:eastAsia="es-PE"/>
-          <w14:ligatures w14:val="none"/>
-        </w:rPr>
-      </w:pPr>
-      <w:r>
-        <w:rPr>
-          <w:rFonts w:ascii="Arial Narrow" w:eastAsia="Arial Narrow" w:hAnsi="Arial Narrow" w:cs="Arial Narrow"/>
-          <w:b/>
-          <w:color w:val="000000"/>
-          <w:kern w:val="0"/>
-          <w:sz w:val="22"/>
-          <w:szCs w:val="22"/>
-          <w:lang w:eastAsia="es-PE"/>
-          <w14:ligatures w14:val="none"/>
-        </w:rPr>
-        <w:t>SÉTIMO:</w:t>
-      </w:r>
-      <w:r>
-        <w:rPr>
-          <w:rFonts w:ascii="Arial Narrow" w:eastAsia="Arial Narrow" w:hAnsi="Arial Narrow" w:cs="Arial Narrow"/>
-          <w:color w:val="000000"/>
-          <w:kern w:val="0"/>
-          <w:sz w:val="22"/>
-          <w:szCs w:val="22"/>
-          <w:lang w:eastAsia="es-PE"/>
-          <w14:ligatures w14:val="none"/>
-        </w:rPr>
-        <w:t xml:space="preserve"> informar a las partes que conforme a lo establecido en el artículo 39</w:t>
-      </w:r>
-      <w:r>
-        <w:rPr>
-          <w:rFonts w:ascii="Arial Narrow" w:eastAsia="Arial Narrow" w:hAnsi="Arial Narrow" w:cs="Arial Narrow"/>
-          <w:color w:val="000000"/>
-          <w:kern w:val="0"/>
-          <w:sz w:val="22"/>
-          <w:szCs w:val="22"/>
-          <w:lang w:eastAsia="es-PE"/>
-          <w14:ligatures w14:val="none"/>
-        </w:rPr>
-        <w:t/>
-      </w:r>
-      <w:r>
-        <w:rPr>
-          <w:rFonts w:ascii="Arial Narrow" w:eastAsia="Arial Narrow" w:hAnsi="Arial Narrow" w:cs="Arial Narrow"/>
-          <w:color w:val="000000"/>
-          <w:kern w:val="0"/>
-          <w:sz w:val="22"/>
-          <w:szCs w:val="22"/>
-          <w:lang w:eastAsia="es-PE"/>
-          <w14:ligatures w14:val="none"/>
-        </w:rPr>
-        <w:t xml:space="preserve"> de la Ley sobre Facultades, Normas y Organización del Indecopi, aprobada por Decreto Legislativo 807, los gastos por los peritajes realizados, actuación de pruebas, inspecciones y otros derivados de la tramitación del proceso serán de cargo de la parte que solicita la prueba, salvo pacto en contrario. En todos los casos, la resolución final determinará si los gastos deben ser asumidos por alguna de las partes, o reembolsados a la otra parte o al Indecopi, según sea el caso, de manera adicional a la sanción que haya podido imponerse. </w:t>
-      </w:r>
-    </w:p>
-    <w:p>
-      <w:pPr>
-        <w:shd w:val="clear" w:color="auto" w:fill="FFFFFF"/>
-        <w:spacing w:after="0" w:line="240" w:lineRule="auto"/>
         <w:jc w:val="both"/>
         <w:rPr>
           <w:rFonts w:ascii="Arial Narrow" w:eastAsia="Arial Narrow" w:hAnsi="Arial Narrow" w:cs="Arial Narrow"/>
@@ -6565,26 +6567,26 @@
     </w:p>
     <w:p>
       <w:pPr>
+        <w:spacing w:before="0" w:after="0" w:line="240" w:lineRule="auto"/>
+        <w:suppressAutoHyphens/>
+        <w:jc w:val="both"/>
+        <w:rPr>
+          <w:rFonts w:ascii="Arial Narrow" w:eastAsia="Arial Narrow" w:hAnsi="Arial Narrow" w:cs="Arial Narrow"/>
+          <w:kern w:val="0"/>
+          <w:sz w:val="22"/>
+          <w:szCs w:val="22"/>
+          <w:u w:val="single"/>
+          <w14:ligatures w14:val="none"/>
+        </w:rPr>
+      </w:pPr>
+    </w:p>
+    <w:p>
+      <w:pPr>
         <w:suppressAutoHyphens/>
         <w:spacing w:after="0" w:line="240" w:lineRule="auto"/>
         <w:jc w:val="both"/>
         <w:rPr>
           <w:rFonts w:ascii="Arial Narrow" w:eastAsia="Arial Narrow" w:hAnsi="Arial Narrow" w:cs="Arial Narrow"/>
-          <w:kern w:val="0"/>
-          <w:sz w:val="22"/>
-          <w:szCs w:val="22"/>
-          <w:u w:val="single"/>
-          <w14:ligatures w14:val="none"/>
-        </w:rPr>
-      </w:pPr>
-    </w:p>
-    <w:p>
-      <w:pPr>
-        <w:suppressAutoHyphens/>
-        <w:spacing w:after="0" w:line="240" w:lineRule="auto"/>
-        <w:jc w:val="both"/>
-        <w:rPr>
-          <w:rFonts w:ascii="Arial Narrow" w:eastAsia="Arial Narrow" w:hAnsi="Arial Narrow" w:cs="Arial Narrow"/>
           <w:color w:val="000000"/>
           <w:kern w:val="0"/>
           <w:sz w:val="22"/>
@@ -6623,8 +6625,8 @@
     </w:p>
     <w:p>
       <w:pPr>
+        <w:spacing w:before="0" w:after="0" w:line="240" w:lineRule="auto"/>
         <w:suppressAutoHyphens/>
-        <w:spacing w:after="0" w:line="240" w:lineRule="auto"/>
         <w:jc w:val="both"/>
         <w:rPr>
           <w:rFonts w:ascii="Arial Narrow" w:eastAsia="Arial Narrow" w:hAnsi="Arial Narrow" w:cs="Arial Narrow"/>
@@ -7434,7 +7436,6 @@
           <w:sz w:val="16"/>
           <w:szCs w:val="16"/>
         </w:rPr>
-        <w:tab/>
         <w:t xml:space="preserve"/>
       </w:r>
       <w:r>
@@ -7510,7 +7511,6 @@
           <w:sz w:val="16"/>
           <w:szCs w:val="16"/>
         </w:rPr>
-        <w:tab/>
         <w:t xml:space="preserve"/>
       </w:r>
       <w:r>
@@ -7519,7 +7519,6 @@
           <w:sz w:val="16"/>
           <w:szCs w:val="16"/>
         </w:rPr>
-        <w:tab/>
       </w:r>
       <w:r>
         <w:rPr>
@@ -7529,6 +7528,7 @@
           <w:sz w:val="16"/>
           <w:szCs w:val="16"/>
         </w:rPr>
+        <w:tab/>
         <w:t xml:space="preserve">LEY 29571, CÓDIGO DE PROTECCIÓN Y DEFENSA DEL CONSUMIDOR, publicado el 2 de setiembre de 2010 y modificado por Decreto Legislativo 1308 </w:t>
       </w:r>
     </w:p>
@@ -7752,7 +7752,6 @@
           <w:sz w:val="16"/>
           <w:szCs w:val="16"/>
         </w:rPr>
-        <w:tab/>
         <w:t xml:space="preserve"/>
       </w:r>
       <w:r>
@@ -7761,7 +7760,6 @@
           <w:sz w:val="16"/>
           <w:szCs w:val="16"/>
         </w:rPr>
-        <w:tab/>
       </w:r>
       <w:r>
         <w:rPr>
@@ -7771,6 +7769,7 @@
           <w:sz w:val="16"/>
           <w:szCs w:val="16"/>
         </w:rPr>
+        <w:tab/>
         <w:t xml:space="preserve">LEY 29571, CÓDIGO DE PROTECCIÓN Y DEFENSA DEL CONSUMIDOR, publicado el 2 de setiembre de 2010 y modificado por Decreto Legislativo 1308 </w:t>
       </w:r>
     </w:p>
@@ -7931,7 +7930,6 @@
           <w:sz w:val="16"/>
           <w:szCs w:val="16"/>
         </w:rPr>
-        <w:tab/>
         <w:t xml:space="preserve"/>
       </w:r>
       <w:r>
@@ -7940,7 +7938,6 @@
           <w:sz w:val="16"/>
           <w:szCs w:val="16"/>
         </w:rPr>
-        <w:tab/>
       </w:r>
       <w:r>
         <w:rPr>
@@ -7950,6 +7947,7 @@
           <w:sz w:val="16"/>
           <w:szCs w:val="16"/>
         </w:rPr>
+        <w:tab/>
         <w:t xml:space="preserve">LEY 29571, CÓDIGO DE PROTECCIÓN Y DEFENSA DEL CONSUMIDOR, publicado el 2 de setiembre de 2010 y modificado por Decreto Legislativo 1308 </w:t>
       </w:r>
     </w:p>
@@ -8046,7 +8044,6 @@
           <w:sz w:val="16"/>
           <w:szCs w:val="16"/>
         </w:rPr>
-        <w:tab/>
         <w:t xml:space="preserve"/>
       </w:r>
       <w:r>
@@ -8055,7 +8052,6 @@
           <w:sz w:val="16"/>
           <w:szCs w:val="16"/>
         </w:rPr>
-        <w:tab/>
       </w:r>
       <w:r>
         <w:rPr>
@@ -8065,6 +8061,7 @@
           <w:sz w:val="16"/>
           <w:szCs w:val="16"/>
         </w:rPr>
+        <w:tab/>
         <w:t>LEY SOBRE FACULTADES, NORMAS Y ORGANIZACIÓN DEL INDECOPI, APROBADA POR DECRETO LEGISLATIVO 807 Artículo 24.-</w:t>
       </w:r>
       <w:r>
@@ -8195,7 +8192,6 @@
           <w:sz w:val="16"/>
           <w:szCs w:val="16"/>
         </w:rPr>
-        <w:tab/>
         <w:t xml:space="preserve"/>
       </w:r>
       <w:r>
@@ -8252,24 +8248,23 @@
           <w:sz w:val="16"/>
           <w:szCs w:val="16"/>
         </w:rPr>
+        <w:t xml:space="preserve"/>
+      </w:r>
+      <w:r>
+        <w:rPr>
+          <w:rFonts w:ascii="Arial Narrow" w:eastAsia="Arial Narrow" w:hAnsi="Arial Narrow" w:cs="Arial Narrow"/>
+          <w:sz w:val="16"/>
+          <w:szCs w:val="16"/>
+        </w:rPr>
+      </w:r>
+      <w:r>
+        <w:rPr>
+          <w:rFonts w:ascii="Arial Narrow" w:eastAsia="Arial Narrow" w:hAnsi="Arial Narrow" w:cs="Arial Narrow"/>
+          <w:b/>
+          <w:sz w:val="16"/>
+          <w:szCs w:val="16"/>
+        </w:rPr>
         <w:tab/>
-        <w:t xml:space="preserve"/>
-      </w:r>
-      <w:r>
-        <w:rPr>
-          <w:rFonts w:ascii="Arial Narrow" w:eastAsia="Arial Narrow" w:hAnsi="Arial Narrow" w:cs="Arial Narrow"/>
-          <w:sz w:val="16"/>
-          <w:szCs w:val="16"/>
-        </w:rPr>
-        <w:tab/>
-      </w:r>
-      <w:r>
-        <w:rPr>
-          <w:rFonts w:ascii="Arial Narrow" w:eastAsia="Arial Narrow" w:hAnsi="Arial Narrow" w:cs="Arial Narrow"/>
-          <w:b/>
-          <w:sz w:val="16"/>
-          <w:szCs w:val="16"/>
-        </w:rPr>
         <w:t>LEY 29571, CÓDIGO DE PROTECCIÓN Y DEFENSA DEL CONSUMIDOR</w:t>
       </w:r>
       <w:r>
@@ -8654,32 +8649,31 @@
           <w:szCs w:val="16"/>
           <w:vertAlign w:val="superscript"/>
         </w:rPr>
+        <w:t xml:space="preserve"/>
+      </w:r>
+      <w:r>
+        <w:rPr>
+          <w:rFonts w:ascii="Arial Narrow" w:eastAsia="Arial Narrow" w:hAnsi="Arial Narrow" w:cs="Arial Narrow"/>
+          <w:sz w:val="16"/>
+          <w:szCs w:val="16"/>
+        </w:rPr>
+        <w:t xml:space="preserve"/>
+      </w:r>
+      <w:r>
+        <w:rPr>
+          <w:rFonts w:ascii="Arial Narrow" w:eastAsia="Arial Narrow" w:hAnsi="Arial Narrow" w:cs="Arial Narrow"/>
+          <w:sz w:val="16"/>
+          <w:szCs w:val="16"/>
+        </w:rPr>
+      </w:r>
+      <w:r>
+        <w:rPr>
+          <w:rFonts w:ascii="Arial Narrow" w:eastAsia="Arial Narrow" w:hAnsi="Arial Narrow" w:cs="Arial Narrow"/>
+          <w:b/>
+          <w:sz w:val="16"/>
+          <w:szCs w:val="16"/>
+        </w:rPr>
         <w:tab/>
-        <w:t xml:space="preserve"/>
-      </w:r>
-      <w:r>
-        <w:rPr>
-          <w:rFonts w:ascii="Arial Narrow" w:eastAsia="Arial Narrow" w:hAnsi="Arial Narrow" w:cs="Arial Narrow"/>
-          <w:sz w:val="16"/>
-          <w:szCs w:val="16"/>
-        </w:rPr>
-        <w:t xml:space="preserve"> </w:t>
-      </w:r>
-      <w:r>
-        <w:rPr>
-          <w:rFonts w:ascii="Arial Narrow" w:eastAsia="Arial Narrow" w:hAnsi="Arial Narrow" w:cs="Arial Narrow"/>
-          <w:sz w:val="16"/>
-          <w:szCs w:val="16"/>
-        </w:rPr>
-        <w:tab/>
-      </w:r>
-      <w:r>
-        <w:rPr>
-          <w:rFonts w:ascii="Arial Narrow" w:eastAsia="Arial Narrow" w:hAnsi="Arial Narrow" w:cs="Arial Narrow"/>
-          <w:b/>
-          <w:sz w:val="16"/>
-          <w:szCs w:val="16"/>
-        </w:rPr>
         <w:t>LEY 29571, CÓDIGO DE PROTECCIÓN Y DEFENSA DEL CONSUMIDOR</w:t>
       </w:r>
       <w:r>
@@ -8883,7 +8877,6 @@
           <w:sz w:val="16"/>
           <w:szCs w:val="16"/>
         </w:rPr>
-        <w:tab/>
         <w:t xml:space="preserve"/>
       </w:r>
       <w:r>
@@ -8892,7 +8885,6 @@
           <w:sz w:val="16"/>
           <w:szCs w:val="16"/>
         </w:rPr>
-        <w:tab/>
       </w:r>
       <w:r>
         <w:rPr>
@@ -8902,6 +8894,7 @@
           <w:sz w:val="16"/>
           <w:szCs w:val="16"/>
         </w:rPr>
+        <w:tab/>
         <w:t xml:space="preserve">LEY 29571, CÓDIGO DE PROTECCIÓN Y DEFENSA DEL CONSUMIDOR, publicado el 2 de setiembre de 2010 y modificado por Decreto Legislativo 1308 </w:t>
       </w:r>
     </w:p>
@@ -9648,24 +9641,23 @@
           <w:sz w:val="16"/>
           <w:szCs w:val="16"/>
         </w:rPr>
+        <w:t xml:space="preserve"/>
+      </w:r>
+      <w:r>
+        <w:rPr>
+          <w:rFonts w:ascii="Arial Narrow" w:eastAsia="Arial Narrow" w:hAnsi="Arial Narrow" w:cs="Arial Narrow"/>
+          <w:sz w:val="16"/>
+          <w:szCs w:val="16"/>
+        </w:rPr>
+      </w:r>
+      <w:r>
+        <w:rPr>
+          <w:rFonts w:ascii="Arial Narrow" w:eastAsia="Arial Narrow" w:hAnsi="Arial Narrow" w:cs="Arial Narrow"/>
+          <w:b/>
+          <w:sz w:val="16"/>
+          <w:szCs w:val="16"/>
+        </w:rPr>
         <w:tab/>
-        <w:t xml:space="preserve"/>
-      </w:r>
-      <w:r>
-        <w:rPr>
-          <w:rFonts w:ascii="Arial Narrow" w:eastAsia="Arial Narrow" w:hAnsi="Arial Narrow" w:cs="Arial Narrow"/>
-          <w:sz w:val="16"/>
-          <w:szCs w:val="16"/>
-        </w:rPr>
-        <w:tab/>
-      </w:r>
-      <w:r>
-        <w:rPr>
-          <w:rFonts w:ascii="Arial Narrow" w:eastAsia="Arial Narrow" w:hAnsi="Arial Narrow" w:cs="Arial Narrow"/>
-          <w:b/>
-          <w:sz w:val="16"/>
-          <w:szCs w:val="16"/>
-        </w:rPr>
         <w:t>LEY 29571, CÓDIGO DE PROTECCIÓN Y DEFENSA DEL CONSUMIDOR</w:t>
       </w:r>
       <w:r>
@@ -9862,7 +9854,6 @@
           <w:sz w:val="16"/>
           <w:szCs w:val="16"/>
         </w:rPr>
-        <w:tab/>
         <w:t xml:space="preserve"/>
       </w:r>
       <w:r>
@@ -9958,31 +9949,30 @@
           <w:sz w:val="16"/>
           <w:szCs w:val="16"/>
         </w:rPr>
+        <w:t xml:space="preserve"/>
+      </w:r>
+      <w:r>
+        <w:rPr>
+          <w:rFonts w:ascii="Arial Narrow" w:eastAsia="Arial Narrow" w:hAnsi="Arial Narrow" w:cs="Arial Narrow"/>
+          <w:sz w:val="16"/>
+          <w:szCs w:val="16"/>
+        </w:rPr>
+      </w:r>
+      <w:r>
+        <w:rPr>
+          <w:rFonts w:ascii="Arial Narrow" w:eastAsia="Arial Narrow" w:hAnsi="Arial Narrow" w:cs="Arial Narrow"/>
+          <w:b/>
+          <w:sz w:val="16"/>
+          <w:szCs w:val="16"/>
+        </w:rPr>
         <w:tab/>
-        <w:t xml:space="preserve"/>
-      </w:r>
-      <w:r>
-        <w:rPr>
-          <w:rFonts w:ascii="Arial Narrow" w:eastAsia="Arial Narrow" w:hAnsi="Arial Narrow" w:cs="Arial Narrow"/>
-          <w:sz w:val="16"/>
-          <w:szCs w:val="16"/>
-        </w:rPr>
-        <w:tab/>
-      </w:r>
-      <w:r>
-        <w:rPr>
-          <w:rFonts w:ascii="Arial Narrow" w:eastAsia="Arial Narrow" w:hAnsi="Arial Narrow" w:cs="Arial Narrow"/>
-          <w:b/>
-          <w:sz w:val="16"/>
-          <w:szCs w:val="16"/>
-        </w:rPr>
         <w:t>TEXTO ÚNICO ORDENADO DE LA LEY DEL PROCEDIMIENTO ADMINISTRATIVO GENERAL, aprobado mediante Decreto Supremo 006-2026-JUS y publicado el 30 de abril de 2026</w:t>
       </w:r>
     </w:p>
     <w:p>
       <w:pPr>
         <w:pStyle w:val="Textonotapie"/>
-        <w:ind w:left="1134" w:hanging="567"/>
+        <w:ind w:left="1134"/>
         <w:jc w:val="both"/>
         <w:rPr>
           <w:rFonts w:ascii="Arial Narrow" w:eastAsia="Arial Narrow" w:hAnsi="Arial Narrow" w:cs="Arial Narrow"/>
@@ -10006,7 +9996,7 @@
     <w:p>
       <w:pPr>
         <w:pStyle w:val="Textonotapie"/>
-        <w:ind w:left="1134" w:hanging="567"/>
+        <w:ind w:left="1134" w:hanging="1134"/>
         <w:jc w:val="both"/>
         <w:rPr>
           <w:rFonts w:ascii="Arial Narrow" w:eastAsia="Arial Narrow" w:hAnsi="Arial Narrow" w:cs="Arial Narrow"/>

--- a/plantillas_maestras/02_seguro_vida/materia_general_asegurativa/2_o_mas_ddos_varios/mujer/TPL_1690_2025_SEGURO_VIDA_MATERIA_GENERAL_ASEGURATIVA_ASEGURADORA_MUJER_R2.docx
+++ b/plantillas_maestras/02_seguro_vida/materia_general_asegurativa/2_o_mas_ddos_varios/mujer/TPL_1690_2025_SEGURO_VIDA_MATERIA_GENERAL_ASEGURATIVA_ASEGURADORA_MUJER_R2.docx
@@ -2722,7 +2722,7 @@
           <w:sz w:val="22"/>
           <w:szCs w:val="22"/>
         </w:rPr>
-        <w:t>Además</w:t>
+        <w:t xml:space="preserve">Además</w:t>
       </w:r>
       <w:r>
         <w:rPr>
@@ -2754,7 +2754,7 @@
           <w:sz w:val="22"/>
           <w:szCs w:val="22"/>
         </w:rPr>
-        <w:t>que el hecho denunciado</w:t>
+        <w:t xml:space="preserve">que el hecho denunciado</w:t>
       </w:r>
       <w:r>
         <w:rPr>
@@ -2774,19 +2774,19 @@
           <w:sz w:val="22"/>
           <w:szCs w:val="22"/>
         </w:rPr>
-        <w:t>la compañía aseguradora habría brindado una respuesta inadecuada al reclamo presentado por el denunciante el 2 de julio de 2025</w:t>
-      </w:r>
-      <w:r>
-        <w:rPr>
-          <w:rFonts w:ascii="Arial Narrow" w:eastAsia="Arial Narrow" w:hAnsi="Arial Narrow" w:cs="Arial Narrow"/>
-          <w:color w:val="000000"/>
-          <w:kern w:val="0"/>
-          <w:sz w:val="22"/>
-          <w:szCs w:val="22"/>
-          <w:lang w:eastAsia="es-PE"/>
-          <w14:ligatures w14:val="none"/>
-        </w:rPr>
-        <w:t>.</w:t>
+        <w:t xml:space="preserve">la compañía aseguradora habría brindado una respuesta inadecuada al reclamo presentado por el denunciante el 2 de julio de 2025</w:t>
+      </w:r>
+      <w:r>
+        <w:rPr>
+          <w:rFonts w:ascii="Arial Narrow" w:eastAsia="Arial Narrow" w:hAnsi="Arial Narrow" w:cs="Arial Narrow"/>
+          <w:color w:val="000000"/>
+          <w:kern w:val="0"/>
+          <w:sz w:val="22"/>
+          <w:szCs w:val="22"/>
+          <w:lang w:eastAsia="es-PE"/>
+          <w14:ligatures w14:val="none"/>
+        </w:rPr>
+        <w:t xml:space="preserve">; involucraría una presunta afectación a su derecho de recibir respuestas adecuadas a los reclamos formulados.</w:t>
       </w:r>
       <w:r>
         <w:rPr>
@@ -2810,19 +2810,19 @@
           <w:lang w:eastAsia="es-PE"/>
           <w14:ligatures w14:val="none"/>
         </w:rPr>
-        <w:t>Por consiguiente</w:t>
-      </w:r>
-      <w:r>
-        <w:rPr>
-          <w:rFonts w:ascii="Arial Narrow" w:eastAsia="Arial Narrow" w:hAnsi="Arial Narrow" w:cs="Arial Narrow"/>
-          <w:color w:val="000000"/>
-          <w:kern w:val="0"/>
-          <w:sz w:val="22"/>
-          <w:szCs w:val="22"/>
-          <w:lang w:eastAsia="es-PE"/>
-          <w14:ligatures w14:val="none"/>
-        </w:rPr>
-        <w:t>, corresponde calificar el hecho materia de denuncia como una presunta infracción al</w:t>
+        <w:t xml:space="preserve">Por consiguiente</w:t>
+      </w:r>
+      <w:r>
+        <w:rPr>
+          <w:rFonts w:ascii="Arial Narrow" w:eastAsia="Arial Narrow" w:hAnsi="Arial Narrow" w:cs="Arial Narrow"/>
+          <w:color w:val="000000"/>
+          <w:kern w:val="0"/>
+          <w:sz w:val="22"/>
+          <w:szCs w:val="22"/>
+          <w:lang w:eastAsia="es-PE"/>
+          <w14:ligatures w14:val="none"/>
+        </w:rPr>
+        <w:t xml:space="preserve">, corresponde calificar el hecho materia de denuncia como una presunta infracción al</w:t>
       </w:r>
       <w:r>
         <w:rPr>
@@ -2842,7 +2842,7 @@
           <w:sz w:val="22"/>
           <w:szCs w:val="22"/>
         </w:rPr>
-        <w:t>numeral 88.1 del artículo 88 del Código</w:t>
+        <w:t xml:space="preserve">numeral 88.1 del artículo 88 del Código</w:t>
       </w:r>
       <w:r>
         <w:rPr>
@@ -2864,7 +2864,7 @@
           <w:sz w:val="22"/>
           <w:szCs w:val="22"/>
         </w:rPr>
-        <w:t>.</w:t>
+        <w:t xml:space="preserve">.</w:t>
       </w:r>
     </w:p>
     <w:p>
@@ -2928,7 +2928,7 @@
           <w:sz w:val="22"/>
           <w:szCs w:val="22"/>
         </w:rPr>
-        <w:t>que el hecho denunciado</w:t>
+        <w:t xml:space="preserve">que el hecho denunciado</w:t>
       </w:r>
       <w:r>
         <w:rPr>
@@ -2948,31 +2948,31 @@
           <w:sz w:val="22"/>
           <w:szCs w:val="22"/>
         </w:rPr>
-        <w:t>la compañía aseguradora habría brindado una respuesta inadecuada al reclamo presentado por el denunciante el 4 de julio de 2025</w:t>
-      </w:r>
-      <w:r>
-        <w:rPr>
-          <w:rFonts w:ascii="Arial Narrow" w:eastAsia="Arial Narrow" w:hAnsi="Arial Narrow" w:cs="Arial Narrow"/>
-          <w:color w:val="000000"/>
-          <w:kern w:val="0"/>
-          <w:sz w:val="22"/>
-          <w:szCs w:val="22"/>
-          <w:lang w:eastAsia="es-PE"/>
-          <w14:ligatures w14:val="none"/>
-        </w:rPr>
-        <w:t xml:space="preserve">. Por consiguiente, corresponde calificar el hecho </w:t>
-      </w:r>
-      <w:r>
-        <w:rPr>
-          <w:rFonts w:ascii="Arial Narrow" w:eastAsia="Arial Narrow" w:hAnsi="Arial Narrow" w:cs="Arial Narrow"/>
-          <w:color w:val="000000"/>
-          <w:kern w:val="0"/>
-          <w:sz w:val="22"/>
-          <w:szCs w:val="22"/>
-          <w:lang w:eastAsia="es-PE"/>
-          <w14:ligatures w14:val="none"/>
-        </w:rPr>
-        <w:t>materia de denuncia como una presunta infracción al</w:t>
+        <w:t xml:space="preserve">la compañía aseguradora habría brindado una respuesta inadecuada al reclamo presentado por el denunciante el 4 de julio de 2025</w:t>
+      </w:r>
+      <w:r>
+        <w:rPr>
+          <w:rFonts w:ascii="Arial Narrow" w:eastAsia="Arial Narrow" w:hAnsi="Arial Narrow" w:cs="Arial Narrow"/>
+          <w:color w:val="000000"/>
+          <w:kern w:val="0"/>
+          <w:sz w:val="22"/>
+          <w:szCs w:val="22"/>
+          <w:lang w:eastAsia="es-PE"/>
+          <w14:ligatures w14:val="none"/>
+        </w:rPr>
+        <w:t xml:space="preserve">; involucraría una presunta afectación a su derecho de recibir respuestas adecuadas a los reclamos formulados. Por consiguiente, corresponde calificar el hecho </w:t>
+      </w:r>
+      <w:r>
+        <w:rPr>
+          <w:rFonts w:ascii="Arial Narrow" w:eastAsia="Arial Narrow" w:hAnsi="Arial Narrow" w:cs="Arial Narrow"/>
+          <w:color w:val="000000"/>
+          <w:kern w:val="0"/>
+          <w:sz w:val="22"/>
+          <w:szCs w:val="22"/>
+          <w:lang w:eastAsia="es-PE"/>
+          <w14:ligatures w14:val="none"/>
+        </w:rPr>
+        <w:t xml:space="preserve">materia de denuncia como una presunta infracción al</w:t>
       </w:r>
       <w:r>
         <w:rPr>
@@ -2992,7 +2992,7 @@
           <w:sz w:val="22"/>
           <w:szCs w:val="22"/>
         </w:rPr>
-        <w:t>.</w:t>
+        <w:t xml:space="preserve">.</w:t>
       </w:r>
     </w:p>
     <w:p>
@@ -3066,7 +3066,7 @@
           <w:sz w:val="22"/>
           <w:szCs w:val="22"/>
         </w:rPr>
-        <w:t>que el hecho denunciado</w:t>
+        <w:t xml:space="preserve">que el hecho denunciado</w:t>
       </w:r>
       <w:r>
         <w:rPr>
@@ -3086,31 +3086,31 @@
           <w:sz w:val="22"/>
           <w:szCs w:val="22"/>
         </w:rPr>
-        <w:t>la compañía aseguradora habría brindado una respuesta inadecuada al reclamo presentado por el denunciante el 4 de agosto de 2025</w:t>
-      </w:r>
-      <w:r>
-        <w:rPr>
-          <w:rFonts w:ascii="Arial Narrow" w:eastAsia="Arial Narrow" w:hAnsi="Arial Narrow" w:cs="Arial Narrow"/>
-          <w:color w:val="000000"/>
-          <w:kern w:val="0"/>
-          <w:sz w:val="22"/>
-          <w:szCs w:val="22"/>
-          <w:lang w:eastAsia="es-PE"/>
-          <w14:ligatures w14:val="none"/>
-        </w:rPr>
-        <w:t xml:space="preserve">. Por consiguiente, corresponde calificar el hecho </w:t>
-      </w:r>
-      <w:r>
-        <w:rPr>
-          <w:rFonts w:ascii="Arial Narrow" w:eastAsia="Arial Narrow" w:hAnsi="Arial Narrow" w:cs="Arial Narrow"/>
-          <w:color w:val="000000"/>
-          <w:kern w:val="0"/>
-          <w:sz w:val="22"/>
-          <w:szCs w:val="22"/>
-          <w:lang w:eastAsia="es-PE"/>
-          <w14:ligatures w14:val="none"/>
-        </w:rPr>
-        <w:t>materia de denuncia como una presunta infracción al</w:t>
+        <w:t xml:space="preserve">la compañía aseguradora habría brindado una respuesta inadecuada al reclamo presentado por el denunciante el 4 de agosto de 2025</w:t>
+      </w:r>
+      <w:r>
+        <w:rPr>
+          <w:rFonts w:ascii="Arial Narrow" w:eastAsia="Arial Narrow" w:hAnsi="Arial Narrow" w:cs="Arial Narrow"/>
+          <w:color w:val="000000"/>
+          <w:kern w:val="0"/>
+          <w:sz w:val="22"/>
+          <w:szCs w:val="22"/>
+          <w:lang w:eastAsia="es-PE"/>
+          <w14:ligatures w14:val="none"/>
+        </w:rPr>
+        <w:t xml:space="preserve">; involucraría una presunta afectación a su derecho de recibir respuestas adecuadas a los reclamos formulados. Por consiguiente, corresponde calificar el hecho </w:t>
+      </w:r>
+      <w:r>
+        <w:rPr>
+          <w:rFonts w:ascii="Arial Narrow" w:eastAsia="Arial Narrow" w:hAnsi="Arial Narrow" w:cs="Arial Narrow"/>
+          <w:color w:val="000000"/>
+          <w:kern w:val="0"/>
+          <w:sz w:val="22"/>
+          <w:szCs w:val="22"/>
+          <w:lang w:eastAsia="es-PE"/>
+          <w14:ligatures w14:val="none"/>
+        </w:rPr>
+        <w:t xml:space="preserve">materia de denuncia como una presunta infracción al</w:t>
       </w:r>
       <w:r>
         <w:rPr>
@@ -3130,7 +3130,7 @@
           <w:sz w:val="22"/>
           <w:szCs w:val="22"/>
         </w:rPr>
-        <w:t>.</w:t>
+        <w:t xml:space="preserve">.</w:t>
       </w:r>
     </w:p>
     <w:p>
@@ -5659,7 +5659,7 @@
           <w:sz w:val="22"/>
           <w:szCs w:val="22"/>
         </w:rPr>
-        <w:t xml:space="preserve">correr traslado de la presente resolución a Rímac Seguros y Reaseguros S.A. para que, de conformidad con lo dispuesto por el artículo 26 de la Ley sobre Facultades, Normas y Organización del Indecopi, aprobada por Decreto Legislativo 807</w:t>
+        <w:t xml:space="preserve">correr traslado de la denuncia del 16 de julio de 2025, subsanado y complementado mediante dos escritos del 18 de agosto de 2025 a Rímac Seguros y Reaseguros S.A. para que, de conformidad con lo dispuesto por el artículo 26 de la Ley sobre Facultades, Normas y Organización del Indecopi, aprobada por Decreto Legislativo 807</w:t>
       </w:r>
       <w:r>
         <w:rPr>
